--- a/docs/BT_CW_15764609.docx
+++ b/docs/BT_CW_15764609.docx
@@ -520,6 +520,14 @@
     </w:p>
     <w:sdt>
       <w:sdtPr>
+        <w:rPr>
+          <w:rFonts w:asciiTheme="minorHAnsi" w:eastAsiaTheme="minorHAnsi" w:hAnsiTheme="minorHAnsi" w:cstheme="minorBidi"/>
+          <w:color w:val="auto"/>
+          <w:kern w:val="2"/>
+          <w:sz w:val="24"/>
+          <w:szCs w:val="24"/>
+          <w14:ligatures w14:val="standardContextual"/>
+        </w:rPr>
         <w:id w:val="1548796362"/>
         <w:docPartObj>
           <w:docPartGallery w:val="Table of Contents"/>
@@ -528,15 +536,9 @@
       </w:sdtPr>
       <w:sdtEndPr>
         <w:rPr>
-          <w:rFonts w:asciiTheme="minorHAnsi" w:eastAsiaTheme="minorHAnsi" w:hAnsiTheme="minorHAnsi" w:cstheme="minorBidi"/>
           <w:b/>
           <w:bCs/>
           <w:noProof/>
-          <w:color w:val="auto"/>
-          <w:kern w:val="2"/>
-          <w:sz w:val="24"/>
-          <w:szCs w:val="24"/>
-          <w14:ligatures w14:val="standardContextual"/>
         </w:rPr>
       </w:sdtEndPr>
       <w:sdtContent>
@@ -2334,7 +2336,15 @@
     </w:p>
     <w:p>
       <w:r>
-        <w:t>YARN ResourceManager UI (http://localhost:8088)</w:t>
+        <w:t xml:space="preserve">YARN </w:t>
+      </w:r>
+      <w:proofErr w:type="spellStart"/>
+      <w:r>
+        <w:t>ResourceManager</w:t>
+      </w:r>
+      <w:proofErr w:type="spellEnd"/>
+      <w:r>
+        <w:t xml:space="preserve"> UI (http://localhost:8088)</w:t>
       </w:r>
     </w:p>
     <w:p>
@@ -2343,7 +2353,7 @@
           <w:noProof/>
         </w:rPr>
         <w:drawing>
-          <wp:anchor distT="0" distB="0" distL="114300" distR="114300" simplePos="0" relativeHeight="251672576" behindDoc="1" locked="0" layoutInCell="1" allowOverlap="1" wp14:anchorId="7CF29EC3" wp14:editId="79FEBB17">
+          <wp:anchor distT="0" distB="0" distL="114300" distR="114300" simplePos="0" relativeHeight="251672576" behindDoc="1" locked="0" layoutInCell="1" allowOverlap="1" wp14:anchorId="7CF29EC3" wp14:editId="6EF078FD">
             <wp:simplePos x="0" y="0"/>
             <wp:positionH relativeFrom="column">
               <wp:posOffset>47625</wp:posOffset>
@@ -2604,7 +2614,15 @@
     <w:p>
       <w:r>
         <w:lastRenderedPageBreak/>
-        <w:t>HDFS NameNode UI (http://localhost:9870)</w:t>
+        <w:t xml:space="preserve">HDFS </w:t>
+      </w:r>
+      <w:proofErr w:type="spellStart"/>
+      <w:r>
+        <w:t>NameNode</w:t>
+      </w:r>
+      <w:proofErr w:type="spellEnd"/>
+      <w:r>
+        <w:t xml:space="preserve"> UI (http://localhost:9870)</w:t>
       </w:r>
     </w:p>
     <w:p>
@@ -3319,8 +3337,13 @@
         <w:t xml:space="preserve"> for </w:t>
       </w:r>
       <w:r>
-        <w:t>soc-Pokec</w:t>
-      </w:r>
+        <w:t>soc-</w:t>
+      </w:r>
+      <w:proofErr w:type="spellStart"/>
+      <w:r>
+        <w:t>Pokec</w:t>
+      </w:r>
+      <w:proofErr w:type="spellEnd"/>
       <w:r>
         <w:t xml:space="preserve"> dataset</w:t>
       </w:r>
@@ -4704,29 +4727,54 @@
                 <w:sz w:val="20"/>
                 <w:szCs w:val="20"/>
               </w:rPr>
-              <w:t>191,210 ms</w:t>
-            </w:r>
-          </w:p>
-        </w:tc>
-        <w:tc>
-          <w:tcPr>
-            <w:tcW w:w="0" w:type="auto"/>
-            <w:hideMark/>
-          </w:tcPr>
-          <w:p>
-            <w:pPr>
-              <w:spacing w:line="278" w:lineRule="auto"/>
-              <w:rPr>
-                <w:sz w:val="20"/>
-                <w:szCs w:val="20"/>
-              </w:rPr>
-            </w:pPr>
-            <w:r>
-              <w:rPr>
-                <w:sz w:val="20"/>
-                <w:szCs w:val="20"/>
-              </w:rPr>
-              <w:t>~94,000 ms (calculated)</w:t>
+              <w:t xml:space="preserve">191,210 </w:t>
+            </w:r>
+            <w:proofErr w:type="spellStart"/>
+            <w:r>
+              <w:rPr>
+                <w:sz w:val="20"/>
+                <w:szCs w:val="20"/>
+              </w:rPr>
+              <w:t>ms</w:t>
+            </w:r>
+            <w:proofErr w:type="spellEnd"/>
+          </w:p>
+        </w:tc>
+        <w:tc>
+          <w:tcPr>
+            <w:tcW w:w="0" w:type="auto"/>
+            <w:hideMark/>
+          </w:tcPr>
+          <w:p>
+            <w:pPr>
+              <w:spacing w:line="278" w:lineRule="auto"/>
+              <w:rPr>
+                <w:sz w:val="20"/>
+                <w:szCs w:val="20"/>
+              </w:rPr>
+            </w:pPr>
+            <w:r>
+              <w:rPr>
+                <w:sz w:val="20"/>
+                <w:szCs w:val="20"/>
+              </w:rPr>
+              <w:t xml:space="preserve">~94,000 </w:t>
+            </w:r>
+            <w:proofErr w:type="spellStart"/>
+            <w:r>
+              <w:rPr>
+                <w:sz w:val="20"/>
+                <w:szCs w:val="20"/>
+              </w:rPr>
+              <w:t>ms</w:t>
+            </w:r>
+            <w:proofErr w:type="spellEnd"/>
+            <w:r>
+              <w:rPr>
+                <w:sz w:val="20"/>
+                <w:szCs w:val="20"/>
+              </w:rPr>
+              <w:t xml:space="preserve"> (calculated)</w:t>
             </w:r>
           </w:p>
         </w:tc>
@@ -7005,7 +7053,15 @@
         <w:t>Performance Metrics Comparison</w:t>
       </w:r>
       <w:r>
-        <w:t xml:space="preserve"> for email-EuAll dataset</w:t>
+        <w:t xml:space="preserve"> for email-</w:t>
+      </w:r>
+      <w:proofErr w:type="spellStart"/>
+      <w:r>
+        <w:t>EuAll</w:t>
+      </w:r>
+      <w:proofErr w:type="spellEnd"/>
+      <w:r>
+        <w:t xml:space="preserve"> dataset</w:t>
       </w:r>
     </w:p>
     <w:p>
@@ -8389,29 +8445,54 @@
                 <w:sz w:val="20"/>
                 <w:szCs w:val="20"/>
               </w:rPr>
-              <w:t>10,980 ms</w:t>
-            </w:r>
-          </w:p>
-        </w:tc>
-        <w:tc>
-          <w:tcPr>
-            <w:tcW w:w="0" w:type="auto"/>
-            <w:hideMark/>
-          </w:tcPr>
-          <w:p>
-            <w:pPr>
-              <w:spacing w:line="278" w:lineRule="auto"/>
-              <w:rPr>
-                <w:sz w:val="20"/>
-                <w:szCs w:val="20"/>
-              </w:rPr>
-            </w:pPr>
-            <w:r>
-              <w:rPr>
-                <w:sz w:val="20"/>
-                <w:szCs w:val="20"/>
-              </w:rPr>
-              <w:t>~1,400 ms (calculated)</w:t>
+              <w:t xml:space="preserve">10,980 </w:t>
+            </w:r>
+            <w:proofErr w:type="spellStart"/>
+            <w:r>
+              <w:rPr>
+                <w:sz w:val="20"/>
+                <w:szCs w:val="20"/>
+              </w:rPr>
+              <w:t>ms</w:t>
+            </w:r>
+            <w:proofErr w:type="spellEnd"/>
+          </w:p>
+        </w:tc>
+        <w:tc>
+          <w:tcPr>
+            <w:tcW w:w="0" w:type="auto"/>
+            <w:hideMark/>
+          </w:tcPr>
+          <w:p>
+            <w:pPr>
+              <w:spacing w:line="278" w:lineRule="auto"/>
+              <w:rPr>
+                <w:sz w:val="20"/>
+                <w:szCs w:val="20"/>
+              </w:rPr>
+            </w:pPr>
+            <w:r>
+              <w:rPr>
+                <w:sz w:val="20"/>
+                <w:szCs w:val="20"/>
+              </w:rPr>
+              <w:t xml:space="preserve">~1,400 </w:t>
+            </w:r>
+            <w:proofErr w:type="spellStart"/>
+            <w:r>
+              <w:rPr>
+                <w:sz w:val="20"/>
+                <w:szCs w:val="20"/>
+              </w:rPr>
+              <w:t>ms</w:t>
+            </w:r>
+            <w:proofErr w:type="spellEnd"/>
+            <w:r>
+              <w:rPr>
+                <w:sz w:val="20"/>
+                <w:szCs w:val="20"/>
+              </w:rPr>
+              <w:t xml:space="preserve"> (calculated)</w:t>
             </w:r>
           </w:p>
         </w:tc>
@@ -9743,29 +9824,61 @@
                 <w:sz w:val="20"/>
                 <w:szCs w:val="20"/>
               </w:rPr>
-              <w:t>10,980 ms total</w:t>
-            </w:r>
-          </w:p>
-        </w:tc>
-        <w:tc>
-          <w:tcPr>
-            <w:tcW w:w="0" w:type="auto"/>
-            <w:hideMark/>
-          </w:tcPr>
-          <w:p>
-            <w:pPr>
-              <w:spacing w:line="278" w:lineRule="auto"/>
-              <w:rPr>
-                <w:sz w:val="20"/>
-                <w:szCs w:val="20"/>
-              </w:rPr>
-            </w:pPr>
-            <w:r>
-              <w:rPr>
-                <w:sz w:val="20"/>
-                <w:szCs w:val="20"/>
-              </w:rPr>
-              <w:t>~1,400 ms total</w:t>
+              <w:t xml:space="preserve">10,980 </w:t>
+            </w:r>
+            <w:proofErr w:type="spellStart"/>
+            <w:r>
+              <w:rPr>
+                <w:sz w:val="20"/>
+                <w:szCs w:val="20"/>
+              </w:rPr>
+              <w:t>ms</w:t>
+            </w:r>
+            <w:proofErr w:type="spellEnd"/>
+            <w:r>
+              <w:rPr>
+                <w:sz w:val="20"/>
+                <w:szCs w:val="20"/>
+              </w:rPr>
+              <w:t xml:space="preserve"> total</w:t>
+            </w:r>
+          </w:p>
+        </w:tc>
+        <w:tc>
+          <w:tcPr>
+            <w:tcW w:w="0" w:type="auto"/>
+            <w:hideMark/>
+          </w:tcPr>
+          <w:p>
+            <w:pPr>
+              <w:spacing w:line="278" w:lineRule="auto"/>
+              <w:rPr>
+                <w:sz w:val="20"/>
+                <w:szCs w:val="20"/>
+              </w:rPr>
+            </w:pPr>
+            <w:r>
+              <w:rPr>
+                <w:sz w:val="20"/>
+                <w:szCs w:val="20"/>
+              </w:rPr>
+              <w:t xml:space="preserve">~1,400 </w:t>
+            </w:r>
+            <w:proofErr w:type="spellStart"/>
+            <w:r>
+              <w:rPr>
+                <w:sz w:val="20"/>
+                <w:szCs w:val="20"/>
+              </w:rPr>
+              <w:t>ms</w:t>
+            </w:r>
+            <w:proofErr w:type="spellEnd"/>
+            <w:r>
+              <w:rPr>
+                <w:sz w:val="20"/>
+                <w:szCs w:val="20"/>
+              </w:rPr>
+              <w:t xml:space="preserve"> total</w:t>
             </w:r>
           </w:p>
         </w:tc>
@@ -10558,7 +10671,7 @@
           <w:noProof/>
         </w:rPr>
         <w:drawing>
-          <wp:anchor distT="0" distB="0" distL="114300" distR="114300" simplePos="0" relativeHeight="251676672" behindDoc="1" locked="0" layoutInCell="1" allowOverlap="1" wp14:anchorId="19F71410" wp14:editId="755FDF19">
+          <wp:anchor distT="0" distB="0" distL="114300" distR="114300" simplePos="0" relativeHeight="251676672" behindDoc="1" locked="0" layoutInCell="1" allowOverlap="1" wp14:anchorId="19F71410" wp14:editId="0BFC73BB">
             <wp:simplePos x="0" y="0"/>
             <wp:positionH relativeFrom="column">
               <wp:posOffset>643103</wp:posOffset>
@@ -10653,7 +10766,15 @@
         <w:t>Performance Metrics Comparison</w:t>
       </w:r>
       <w:r>
-        <w:t xml:space="preserve"> for web-BerkStan dataset</w:t>
+        <w:t xml:space="preserve"> for web-</w:t>
+      </w:r>
+      <w:proofErr w:type="spellStart"/>
+      <w:r>
+        <w:t>BerkStan</w:t>
+      </w:r>
+      <w:proofErr w:type="spellEnd"/>
+      <w:r>
+        <w:t xml:space="preserve"> dataset</w:t>
       </w:r>
     </w:p>
     <w:p>
@@ -12026,8 +12147,17 @@
                 <w:sz w:val="20"/>
                 <w:szCs w:val="20"/>
               </w:rPr>
-              <w:t>30,040 ms</w:t>
-            </w:r>
+              <w:t xml:space="preserve">30,040 </w:t>
+            </w:r>
+            <w:proofErr w:type="spellStart"/>
+            <w:r>
+              <w:rPr>
+                <w:sz w:val="20"/>
+                <w:szCs w:val="20"/>
+              </w:rPr>
+              <w:t>ms</w:t>
+            </w:r>
+            <w:proofErr w:type="spellEnd"/>
           </w:p>
         </w:tc>
         <w:tc>
@@ -12048,7 +12178,23 @@
                 <w:sz w:val="20"/>
                 <w:szCs w:val="20"/>
               </w:rPr>
-              <w:t>~4,500 ms (calculated)</w:t>
+              <w:t xml:space="preserve">~4,500 </w:t>
+            </w:r>
+            <w:proofErr w:type="spellStart"/>
+            <w:r>
+              <w:rPr>
+                <w:sz w:val="20"/>
+                <w:szCs w:val="20"/>
+              </w:rPr>
+              <w:t>ms</w:t>
+            </w:r>
+            <w:proofErr w:type="spellEnd"/>
+            <w:r>
+              <w:rPr>
+                <w:sz w:val="20"/>
+                <w:szCs w:val="20"/>
+              </w:rPr>
+              <w:t xml:space="preserve"> (calculated)</w:t>
             </w:r>
           </w:p>
         </w:tc>
@@ -13360,29 +13506,61 @@
                 <w:sz w:val="20"/>
                 <w:szCs w:val="20"/>
               </w:rPr>
-              <w:t>30,040 ms total</w:t>
-            </w:r>
-          </w:p>
-        </w:tc>
-        <w:tc>
-          <w:tcPr>
-            <w:tcW w:w="0" w:type="auto"/>
-            <w:hideMark/>
-          </w:tcPr>
-          <w:p>
-            <w:pPr>
-              <w:spacing w:line="278" w:lineRule="auto"/>
-              <w:rPr>
-                <w:sz w:val="20"/>
-                <w:szCs w:val="20"/>
-              </w:rPr>
-            </w:pPr>
-            <w:r>
-              <w:rPr>
-                <w:sz w:val="20"/>
-                <w:szCs w:val="20"/>
-              </w:rPr>
-              <w:t>~4,500 ms total</w:t>
+              <w:t xml:space="preserve">30,040 </w:t>
+            </w:r>
+            <w:proofErr w:type="spellStart"/>
+            <w:r>
+              <w:rPr>
+                <w:sz w:val="20"/>
+                <w:szCs w:val="20"/>
+              </w:rPr>
+              <w:t>ms</w:t>
+            </w:r>
+            <w:proofErr w:type="spellEnd"/>
+            <w:r>
+              <w:rPr>
+                <w:sz w:val="20"/>
+                <w:szCs w:val="20"/>
+              </w:rPr>
+              <w:t xml:space="preserve"> total</w:t>
+            </w:r>
+          </w:p>
+        </w:tc>
+        <w:tc>
+          <w:tcPr>
+            <w:tcW w:w="0" w:type="auto"/>
+            <w:hideMark/>
+          </w:tcPr>
+          <w:p>
+            <w:pPr>
+              <w:spacing w:line="278" w:lineRule="auto"/>
+              <w:rPr>
+                <w:sz w:val="20"/>
+                <w:szCs w:val="20"/>
+              </w:rPr>
+            </w:pPr>
+            <w:r>
+              <w:rPr>
+                <w:sz w:val="20"/>
+                <w:szCs w:val="20"/>
+              </w:rPr>
+              <w:t xml:space="preserve">~4,500 </w:t>
+            </w:r>
+            <w:proofErr w:type="spellStart"/>
+            <w:r>
+              <w:rPr>
+                <w:sz w:val="20"/>
+                <w:szCs w:val="20"/>
+              </w:rPr>
+              <w:t>ms</w:t>
+            </w:r>
+            <w:proofErr w:type="spellEnd"/>
+            <w:r>
+              <w:rPr>
+                <w:sz w:val="20"/>
+                <w:szCs w:val="20"/>
+              </w:rPr>
+              <w:t xml:space="preserve"> total</w:t>
             </w:r>
           </w:p>
         </w:tc>
@@ -16847,8 +17025,13 @@
         <w:spacing w:after="0"/>
       </w:pPr>
       <w:r>
-        <w:t>Tools: Grafana, Kafdrop</w:t>
-      </w:r>
+        <w:t xml:space="preserve">Tools: Grafana, </w:t>
+      </w:r>
+      <w:proofErr w:type="spellStart"/>
+      <w:r>
+        <w:t>Kafdrop</w:t>
+      </w:r>
+      <w:proofErr w:type="spellEnd"/>
     </w:p>
     <w:p/>
     <w:p>
@@ -16892,8 +17075,13 @@
         </w:numPr>
         <w:spacing w:after="0"/>
       </w:pPr>
-      <w:r>
-        <w:t>kafka-python - Kafka client library</w:t>
+      <w:proofErr w:type="spellStart"/>
+      <w:r>
+        <w:t>kafka</w:t>
+      </w:r>
+      <w:proofErr w:type="spellEnd"/>
+      <w:r>
+        <w:t>-python - Kafka client library</w:t>
       </w:r>
     </w:p>
     <w:p>
@@ -16904,8 +17092,13 @@
         </w:numPr>
         <w:spacing w:after="0"/>
       </w:pPr>
-      <w:r>
-        <w:t>pyyaml - YAML configuration parsing</w:t>
+      <w:proofErr w:type="spellStart"/>
+      <w:r>
+        <w:t>pyyaml</w:t>
+      </w:r>
+      <w:proofErr w:type="spellEnd"/>
+      <w:r>
+        <w:t xml:space="preserve"> - YAML configuration parsing</w:t>
       </w:r>
     </w:p>
     <w:p>
@@ -16928,8 +17121,13 @@
         </w:numPr>
         <w:spacing w:after="0"/>
       </w:pPr>
-      <w:r>
-        <w:t>sodapy - Socrata Open Data API client</w:t>
+      <w:proofErr w:type="spellStart"/>
+      <w:r>
+        <w:t>sodapy</w:t>
+      </w:r>
+      <w:proofErr w:type="spellEnd"/>
+      <w:r>
+        <w:t xml:space="preserve"> - Socrata Open Data API client</w:t>
       </w:r>
     </w:p>
     <w:p/>
@@ -16983,8 +17181,13 @@
         </w:numPr>
         <w:spacing w:after="0"/>
       </w:pPr>
-      <w:r>
-        <w:t>Kafdrop - Kafka Cluster Management &amp; Debugging</w:t>
+      <w:proofErr w:type="spellStart"/>
+      <w:r>
+        <w:t>Kafdrop</w:t>
+      </w:r>
+      <w:proofErr w:type="spellEnd"/>
+      <w:r>
+        <w:t xml:space="preserve"> - Kafka Cluster Management &amp; Debugging</w:t>
       </w:r>
     </w:p>
     <w:p>
@@ -17102,8 +17305,13 @@
         </w:numPr>
         <w:spacing w:after="0"/>
       </w:pPr>
-      <w:r>
-        <w:t>Kafdrop: 9000</w:t>
+      <w:proofErr w:type="spellStart"/>
+      <w:r>
+        <w:t>Kafdrop</w:t>
+      </w:r>
+      <w:proofErr w:type="spellEnd"/>
+      <w:r>
+        <w:t>: 9000</w:t>
       </w:r>
     </w:p>
     <w:p>
@@ -17177,7 +17385,15 @@
         <w:spacing w:after="0"/>
       </w:pPr>
       <w:r>
-        <w:t>Partitioning: By detector_id for load balancing</w:t>
+        <w:t xml:space="preserve">Partitioning: By </w:t>
+      </w:r>
+      <w:proofErr w:type="spellStart"/>
+      <w:r>
+        <w:t>detector_id</w:t>
+      </w:r>
+      <w:proofErr w:type="spellEnd"/>
+      <w:r>
+        <w:t xml:space="preserve"> for load balancing</w:t>
       </w:r>
     </w:p>
     <w:p>
@@ -17283,7 +17499,15 @@
         <w:spacing w:after="0"/>
       </w:pPr>
       <w:r>
-        <w:t>Retention: 90 days (7,776,000,000 ms)</w:t>
+        <w:t xml:space="preserve">Retention: 90 days (7,776,000,000 </w:t>
+      </w:r>
+      <w:proofErr w:type="spellStart"/>
+      <w:r>
+        <w:t>ms</w:t>
+      </w:r>
+      <w:proofErr w:type="spellEnd"/>
+      <w:r>
+        <w:t>)</w:t>
       </w:r>
     </w:p>
     <w:p>
@@ -17398,7 +17622,15 @@
         <w:t>kafka-topic-creation.sh</w:t>
       </w:r>
       <w:r>
-        <w:t xml:space="preserve"> contains the scripts to be run in bash in Ubuntu virtual box to create required kafka topics.</w:t>
+        <w:t xml:space="preserve"> contains the scripts to be run in bash in Ubuntu virtual box to create required </w:t>
+      </w:r>
+      <w:proofErr w:type="spellStart"/>
+      <w:r>
+        <w:t>kafka</w:t>
+      </w:r>
+      <w:proofErr w:type="spellEnd"/>
+      <w:r>
+        <w:t xml:space="preserve"> topics.</w:t>
       </w:r>
     </w:p>
     <w:p/>
@@ -17439,14 +17671,7 @@
           <w:b/>
           <w:bCs/>
         </w:rPr>
-        <w:t>Producer Architecture</w:t>
-      </w:r>
-      <w:r>
-        <w:rPr>
-          <w:b/>
-          <w:bCs/>
-        </w:rPr>
-        <w:t>:</w:t>
+        <w:t>Producer Architecture:</w:t>
       </w:r>
     </w:p>
     <w:p>
@@ -17585,7 +17810,15 @@
         <w:spacing w:after="0"/>
       </w:pPr>
       <w:r>
-        <w:t>Handles various boolean representations</w:t>
+        <w:t xml:space="preserve">Handles various </w:t>
+      </w:r>
+      <w:proofErr w:type="spellStart"/>
+      <w:r>
+        <w:t>boolean</w:t>
+      </w:r>
+      <w:proofErr w:type="spellEnd"/>
+      <w:r>
+        <w:t xml:space="preserve"> representations</w:t>
       </w:r>
     </w:p>
     <w:p>
@@ -17733,7 +17966,21 @@
         <w:rPr>
           <w:highlight w:val="yellow"/>
         </w:rPr>
-        <w:t>Monitors modified_date field changes</w:t>
+        <w:t xml:space="preserve">Monitors </w:t>
+      </w:r>
+      <w:proofErr w:type="spellStart"/>
+      <w:r>
+        <w:rPr>
+          <w:highlight w:val="yellow"/>
+        </w:rPr>
+        <w:t>modified_date</w:t>
+      </w:r>
+      <w:proofErr w:type="spellEnd"/>
+      <w:r>
+        <w:rPr>
+          <w:highlight w:val="yellow"/>
+        </w:rPr>
+        <w:t xml:space="preserve"> field changes</w:t>
       </w:r>
     </w:p>
     <w:p>
@@ -17975,7 +18222,15 @@
         <w:spacing w:after="0"/>
       </w:pPr>
       <w:r>
-        <w:t>Key: "date|hour|device_id"</w:t>
+        <w:t>Key: "</w:t>
+      </w:r>
+      <w:proofErr w:type="spellStart"/>
+      <w:r>
+        <w:t>date|hour|device_id</w:t>
+      </w:r>
+      <w:proofErr w:type="spellEnd"/>
+      <w:r>
+        <w:t>"</w:t>
       </w:r>
     </w:p>
     <w:p>
@@ -18674,8 +18929,13 @@
         <w:ind w:left="720"/>
       </w:pPr>
       <w:r>
-        <w:t>User: grafana</w:t>
-      </w:r>
+        <w:t xml:space="preserve">User: </w:t>
+      </w:r>
+      <w:proofErr w:type="spellStart"/>
+      <w:r>
+        <w:t>grafana</w:t>
+      </w:r>
+      <w:proofErr w:type="spellEnd"/>
     </w:p>
     <w:p>
       <w:pPr>
@@ -18683,8 +18943,13 @@
         <w:ind w:left="720"/>
       </w:pPr>
       <w:r>
-        <w:t>Password: grafana</w:t>
-      </w:r>
+        <w:t xml:space="preserve">Password: </w:t>
+      </w:r>
+      <w:proofErr w:type="spellStart"/>
+      <w:r>
+        <w:t>grafana</w:t>
+      </w:r>
+      <w:proofErr w:type="spellEnd"/>
     </w:p>
     <w:p>
       <w:pPr>
@@ -18730,9 +18995,11 @@
       <w:r>
         <w:t>‘</w:t>
       </w:r>
+      <w:proofErr w:type="spellStart"/>
       <w:r>
         <w:t>grafana</w:t>
       </w:r>
+      <w:proofErr w:type="spellEnd"/>
       <w:r>
         <w:t xml:space="preserve">’ </w:t>
       </w:r>
@@ -18795,19 +19062,34 @@
         <w:t>Select permission to</w:t>
       </w:r>
       <w:r>
-        <w:t xml:space="preserve"> hourly_sensor_metrics</w:t>
-      </w:r>
+        <w:t xml:space="preserve"> </w:t>
+      </w:r>
+      <w:proofErr w:type="spellStart"/>
+      <w:r>
+        <w:t>hourly_sensor_metrics</w:t>
+      </w:r>
+      <w:proofErr w:type="spellEnd"/>
       <w:r>
         <w:t xml:space="preserve">, </w:t>
       </w:r>
+      <w:proofErr w:type="spellStart"/>
       <w:r>
         <w:t>daily_peak_metrics</w:t>
       </w:r>
-      <w:r>
-        <w:t xml:space="preserve"> and s</w:t>
-      </w:r>
-      <w:r>
-        <w:t xml:space="preserve">ensor_availability_metrics </w:t>
+      <w:proofErr w:type="spellEnd"/>
+      <w:r>
+        <w:t xml:space="preserve"> and </w:t>
+      </w:r>
+      <w:proofErr w:type="spellStart"/>
+      <w:r>
+        <w:t>s</w:t>
+      </w:r>
+      <w:r>
+        <w:t>ensor_availability_metrics</w:t>
+      </w:r>
+      <w:proofErr w:type="spellEnd"/>
+      <w:r>
+        <w:t xml:space="preserve"> </w:t>
       </w:r>
       <w:r>
         <w:t>tables</w:t>
@@ -19452,61 +19734,61 @@
           <w:sz w:val="18"/>
           <w:szCs w:val="18"/>
         </w:rPr>
-        <w:t xml:space="preserve">  (a:User {name:'Dinuka', city:'Colombo', dob: date('1995-04-12')}),</w:t>
-      </w:r>
-    </w:p>
-    <w:p>
-      <w:pPr>
-        <w:spacing w:after="0"/>
+        <w:t xml:space="preserve">  (</w:t>
+      </w:r>
+      <w:proofErr w:type="spellStart"/>
+      <w:r>
         <w:rPr>
           <w:rFonts w:ascii="Consolas" w:hAnsi="Consolas"/>
           <w:sz w:val="18"/>
           <w:szCs w:val="18"/>
         </w:rPr>
-      </w:pPr>
+        <w:t>a:User</w:t>
+      </w:r>
+      <w:proofErr w:type="spellEnd"/>
       <w:r>
         <w:rPr>
           <w:rFonts w:ascii="Consolas" w:hAnsi="Consolas"/>
           <w:sz w:val="18"/>
           <w:szCs w:val="18"/>
         </w:rPr>
-        <w:t xml:space="preserve">  (b:User {name:'Kasun', city:'Kandy', dob: date('1996-08-23')}),</w:t>
-      </w:r>
-    </w:p>
-    <w:p>
-      <w:pPr>
-        <w:spacing w:after="0"/>
+        <w:t xml:space="preserve"> {name:'</w:t>
+      </w:r>
+      <w:proofErr w:type="spellStart"/>
+      <w:r>
         <w:rPr>
           <w:rFonts w:ascii="Consolas" w:hAnsi="Consolas"/>
           <w:sz w:val="18"/>
           <w:szCs w:val="18"/>
         </w:rPr>
-      </w:pPr>
+        <w:t>Dinuka</w:t>
+      </w:r>
+      <w:proofErr w:type="spellEnd"/>
       <w:r>
         <w:rPr>
           <w:rFonts w:ascii="Consolas" w:hAnsi="Consolas"/>
           <w:sz w:val="18"/>
           <w:szCs w:val="18"/>
         </w:rPr>
-        <w:t xml:space="preserve">  (c:User {name:'Rashmi', city:'Galle', dob: date('1997-03-15')}),</w:t>
-      </w:r>
-    </w:p>
-    <w:p>
-      <w:pPr>
-        <w:spacing w:after="0"/>
+        <w:t xml:space="preserve">', </w:t>
+      </w:r>
+      <w:proofErr w:type="spellStart"/>
+      <w:r>
         <w:rPr>
           <w:rFonts w:ascii="Consolas" w:hAnsi="Consolas"/>
           <w:sz w:val="18"/>
           <w:szCs w:val="18"/>
         </w:rPr>
-      </w:pPr>
+        <w:t>city:'Colombo</w:t>
+      </w:r>
+      <w:proofErr w:type="spellEnd"/>
       <w:r>
         <w:rPr>
           <w:rFonts w:ascii="Consolas" w:hAnsi="Consolas"/>
           <w:sz w:val="18"/>
           <w:szCs w:val="18"/>
         </w:rPr>
-        <w:t xml:space="preserve">  (d:User {name:'Tharindu', city:'Negombo', dob: date('1994-11-05')}),</w:t>
+        <w:t>', dob: date('1995-04-12')}),</w:t>
       </w:r>
     </w:p>
     <w:p>
@@ -19524,61 +19806,61 @@
           <w:sz w:val="18"/>
           <w:szCs w:val="18"/>
         </w:rPr>
-        <w:t xml:space="preserve">  (e:User {name:'Ishara', city:'Matara', dob: date('1995-12-30')}),</w:t>
-      </w:r>
-    </w:p>
-    <w:p>
-      <w:pPr>
-        <w:spacing w:after="0"/>
+        <w:t xml:space="preserve">  (</w:t>
+      </w:r>
+      <w:proofErr w:type="spellStart"/>
+      <w:r>
         <w:rPr>
           <w:rFonts w:ascii="Consolas" w:hAnsi="Consolas"/>
           <w:sz w:val="18"/>
           <w:szCs w:val="18"/>
         </w:rPr>
-      </w:pPr>
+        <w:t>b:User</w:t>
+      </w:r>
+      <w:proofErr w:type="spellEnd"/>
       <w:r>
         <w:rPr>
           <w:rFonts w:ascii="Consolas" w:hAnsi="Consolas"/>
           <w:sz w:val="18"/>
           <w:szCs w:val="18"/>
         </w:rPr>
-        <w:t xml:space="preserve">  (f:User {name:'Nuwan', city:'Kurunegala', dob: date('1996-07-18')}),</w:t>
-      </w:r>
-    </w:p>
-    <w:p>
-      <w:pPr>
-        <w:spacing w:after="0"/>
+        <w:t xml:space="preserve"> {</w:t>
+      </w:r>
+      <w:proofErr w:type="spellStart"/>
+      <w:r>
         <w:rPr>
           <w:rFonts w:ascii="Consolas" w:hAnsi="Consolas"/>
           <w:sz w:val="18"/>
           <w:szCs w:val="18"/>
         </w:rPr>
-      </w:pPr>
+        <w:t>name:'Kasun</w:t>
+      </w:r>
+      <w:proofErr w:type="spellEnd"/>
       <w:r>
         <w:rPr>
           <w:rFonts w:ascii="Consolas" w:hAnsi="Consolas"/>
           <w:sz w:val="18"/>
           <w:szCs w:val="18"/>
         </w:rPr>
-        <w:t xml:space="preserve">  (g:User {name:'Sajith', city:'Colombo', dob: date('1993-09-14')}),</w:t>
-      </w:r>
-    </w:p>
-    <w:p>
-      <w:pPr>
-        <w:spacing w:after="0"/>
+        <w:t xml:space="preserve">', </w:t>
+      </w:r>
+      <w:proofErr w:type="spellStart"/>
+      <w:r>
         <w:rPr>
           <w:rFonts w:ascii="Consolas" w:hAnsi="Consolas"/>
           <w:sz w:val="18"/>
           <w:szCs w:val="18"/>
         </w:rPr>
-      </w:pPr>
+        <w:t>city:'Kandy</w:t>
+      </w:r>
+      <w:proofErr w:type="spellEnd"/>
       <w:r>
         <w:rPr>
           <w:rFonts w:ascii="Consolas" w:hAnsi="Consolas"/>
           <w:sz w:val="18"/>
           <w:szCs w:val="18"/>
         </w:rPr>
-        <w:t xml:space="preserve">  (h:User {name:'Amali', city:'Kandy', dob: date('1998-02-05')}),</w:t>
+        <w:t>', dob: date('1996-08-23')}),</w:t>
       </w:r>
     </w:p>
     <w:p>
@@ -19596,61 +19878,61 @@
           <w:sz w:val="18"/>
           <w:szCs w:val="18"/>
         </w:rPr>
-        <w:t xml:space="preserve">  (i:User {name:'Gayan', city:'Galle', dob: date('1995-08-12')}),</w:t>
-      </w:r>
-    </w:p>
-    <w:p>
-      <w:pPr>
-        <w:spacing w:after="0"/>
+        <w:t xml:space="preserve">  (</w:t>
+      </w:r>
+      <w:proofErr w:type="spellStart"/>
+      <w:r>
         <w:rPr>
           <w:rFonts w:ascii="Consolas" w:hAnsi="Consolas"/>
           <w:sz w:val="18"/>
           <w:szCs w:val="18"/>
         </w:rPr>
-      </w:pPr>
+        <w:t>c:User</w:t>
+      </w:r>
+      <w:proofErr w:type="spellEnd"/>
       <w:r>
         <w:rPr>
           <w:rFonts w:ascii="Consolas" w:hAnsi="Consolas"/>
           <w:sz w:val="18"/>
           <w:szCs w:val="18"/>
         </w:rPr>
-        <w:t xml:space="preserve">  (j:User {name:'Bimali', city:'Matara', dob: date('1997-01-20')}),</w:t>
-      </w:r>
-    </w:p>
-    <w:p>
-      <w:pPr>
-        <w:spacing w:after="0"/>
+        <w:t xml:space="preserve"> {</w:t>
+      </w:r>
+      <w:proofErr w:type="spellStart"/>
+      <w:r>
         <w:rPr>
           <w:rFonts w:ascii="Consolas" w:hAnsi="Consolas"/>
           <w:sz w:val="18"/>
           <w:szCs w:val="18"/>
         </w:rPr>
-      </w:pPr>
+        <w:t>name:'Rashmi</w:t>
+      </w:r>
+      <w:proofErr w:type="spellEnd"/>
       <w:r>
         <w:rPr>
           <w:rFonts w:ascii="Consolas" w:hAnsi="Consolas"/>
           <w:sz w:val="18"/>
           <w:szCs w:val="18"/>
         </w:rPr>
-        <w:t xml:space="preserve">  (k:User {name:'Chathura', city:'Negombo', dob: date('1994-10-11')}),</w:t>
-      </w:r>
-    </w:p>
-    <w:p>
-      <w:pPr>
-        <w:spacing w:after="0"/>
+        <w:t xml:space="preserve">', </w:t>
+      </w:r>
+      <w:proofErr w:type="spellStart"/>
+      <w:r>
         <w:rPr>
           <w:rFonts w:ascii="Consolas" w:hAnsi="Consolas"/>
           <w:sz w:val="18"/>
           <w:szCs w:val="18"/>
         </w:rPr>
-      </w:pPr>
+        <w:t>city:'Galle</w:t>
+      </w:r>
+      <w:proofErr w:type="spellEnd"/>
       <w:r>
         <w:rPr>
           <w:rFonts w:ascii="Consolas" w:hAnsi="Consolas"/>
           <w:sz w:val="18"/>
           <w:szCs w:val="18"/>
         </w:rPr>
-        <w:t xml:space="preserve">  (l:User {name:'Dilani', city:'Kurunegala', dob: date('1996-05-22')}),</w:t>
+        <w:t>', dob: date('1997-03-15')}),</w:t>
       </w:r>
     </w:p>
     <w:p>
@@ -19668,61 +19950,61 @@
           <w:sz w:val="18"/>
           <w:szCs w:val="18"/>
         </w:rPr>
-        <w:t xml:space="preserve">  (m:User {name:'Ruwan', city:'Colombo', dob: date('1995-04-30')}),</w:t>
-      </w:r>
-    </w:p>
-    <w:p>
-      <w:pPr>
-        <w:spacing w:after="0"/>
+        <w:t xml:space="preserve">  (</w:t>
+      </w:r>
+      <w:proofErr w:type="spellStart"/>
+      <w:r>
         <w:rPr>
           <w:rFonts w:ascii="Consolas" w:hAnsi="Consolas"/>
           <w:sz w:val="18"/>
           <w:szCs w:val="18"/>
         </w:rPr>
-      </w:pPr>
+        <w:t>d:User</w:t>
+      </w:r>
+      <w:proofErr w:type="spellEnd"/>
       <w:r>
         <w:rPr>
           <w:rFonts w:ascii="Consolas" w:hAnsi="Consolas"/>
           <w:sz w:val="18"/>
           <w:szCs w:val="18"/>
         </w:rPr>
-        <w:t xml:space="preserve">  (n:User {name:'Kavindu', city:'Kandy', dob: date('1996-06-15')}),</w:t>
-      </w:r>
-    </w:p>
-    <w:p>
-      <w:pPr>
-        <w:spacing w:after="0"/>
+        <w:t xml:space="preserve"> {</w:t>
+      </w:r>
+      <w:proofErr w:type="spellStart"/>
+      <w:r>
         <w:rPr>
           <w:rFonts w:ascii="Consolas" w:hAnsi="Consolas"/>
           <w:sz w:val="18"/>
           <w:szCs w:val="18"/>
         </w:rPr>
-      </w:pPr>
+        <w:t>name:'Tharindu</w:t>
+      </w:r>
+      <w:proofErr w:type="spellEnd"/>
       <w:r>
         <w:rPr>
           <w:rFonts w:ascii="Consolas" w:hAnsi="Consolas"/>
           <w:sz w:val="18"/>
           <w:szCs w:val="18"/>
         </w:rPr>
-        <w:t xml:space="preserve">  (o:User {name:'Menaka', city:'Galle', dob: date('1995-07-09')}),</w:t>
-      </w:r>
-    </w:p>
-    <w:p>
-      <w:pPr>
-        <w:spacing w:after="0"/>
+        <w:t xml:space="preserve">', </w:t>
+      </w:r>
+      <w:proofErr w:type="spellStart"/>
+      <w:r>
         <w:rPr>
           <w:rFonts w:ascii="Consolas" w:hAnsi="Consolas"/>
           <w:sz w:val="18"/>
           <w:szCs w:val="18"/>
         </w:rPr>
-      </w:pPr>
+        <w:t>city:'Negombo</w:t>
+      </w:r>
+      <w:proofErr w:type="spellEnd"/>
       <w:r>
         <w:rPr>
           <w:rFonts w:ascii="Consolas" w:hAnsi="Consolas"/>
           <w:sz w:val="18"/>
           <w:szCs w:val="18"/>
         </w:rPr>
-        <w:t xml:space="preserve">  (p:User {name:'Prasanna', city:'Matara', dob: date('1993-12-03')}),</w:t>
+        <w:t>', dob: date('1994-11-05')}),</w:t>
       </w:r>
     </w:p>
     <w:p>
@@ -19740,61 +20022,61 @@
           <w:sz w:val="18"/>
           <w:szCs w:val="18"/>
         </w:rPr>
-        <w:t xml:space="preserve">  (q:User {name:'Nadeesha', city:'Colombo', dob: date('1998-03-18')}),</w:t>
-      </w:r>
-    </w:p>
-    <w:p>
-      <w:pPr>
-        <w:spacing w:after="0"/>
+        <w:t xml:space="preserve">  (</w:t>
+      </w:r>
+      <w:proofErr w:type="spellStart"/>
+      <w:r>
         <w:rPr>
           <w:rFonts w:ascii="Consolas" w:hAnsi="Consolas"/>
           <w:sz w:val="18"/>
           <w:szCs w:val="18"/>
         </w:rPr>
-      </w:pPr>
+        <w:t>e:User</w:t>
+      </w:r>
+      <w:proofErr w:type="spellEnd"/>
       <w:r>
         <w:rPr>
           <w:rFonts w:ascii="Consolas" w:hAnsi="Consolas"/>
           <w:sz w:val="18"/>
           <w:szCs w:val="18"/>
         </w:rPr>
-        <w:t xml:space="preserve">  (r:User {name:'Upeksha', city:'Negombo', dob: date('1997-08-25')}),</w:t>
-      </w:r>
-    </w:p>
-    <w:p>
-      <w:pPr>
-        <w:spacing w:after="0"/>
+        <w:t xml:space="preserve"> {</w:t>
+      </w:r>
+      <w:proofErr w:type="spellStart"/>
+      <w:r>
         <w:rPr>
           <w:rFonts w:ascii="Consolas" w:hAnsi="Consolas"/>
           <w:sz w:val="18"/>
           <w:szCs w:val="18"/>
         </w:rPr>
-      </w:pPr>
+        <w:t>name:'Ishara</w:t>
+      </w:r>
+      <w:proofErr w:type="spellEnd"/>
       <w:r>
         <w:rPr>
           <w:rFonts w:ascii="Consolas" w:hAnsi="Consolas"/>
           <w:sz w:val="18"/>
           <w:szCs w:val="18"/>
         </w:rPr>
-        <w:t xml:space="preserve">  (s:User {name:'Yasiru', city:'Kandy', dob: date('1994-05-16')}),</w:t>
-      </w:r>
-    </w:p>
-    <w:p>
-      <w:pPr>
-        <w:spacing w:after="0"/>
+        <w:t xml:space="preserve">', </w:t>
+      </w:r>
+      <w:proofErr w:type="spellStart"/>
+      <w:r>
         <w:rPr>
           <w:rFonts w:ascii="Consolas" w:hAnsi="Consolas"/>
           <w:sz w:val="18"/>
           <w:szCs w:val="18"/>
         </w:rPr>
-      </w:pPr>
+        <w:t>city:'Matara</w:t>
+      </w:r>
+      <w:proofErr w:type="spellEnd"/>
       <w:r>
         <w:rPr>
           <w:rFonts w:ascii="Consolas" w:hAnsi="Consolas"/>
           <w:sz w:val="18"/>
           <w:szCs w:val="18"/>
         </w:rPr>
-        <w:t xml:space="preserve">  (t:User {name:'Thilini', city:'Galle', dob: date('1996-11-21')}),</w:t>
+        <w:t>', dob: date('1995-12-30')}),</w:t>
       </w:r>
     </w:p>
     <w:p>
@@ -19806,69 +20088,67 @@
           <w:szCs w:val="18"/>
         </w:rPr>
       </w:pPr>
-    </w:p>
-    <w:p>
-      <w:pPr>
-        <w:spacing w:after="0"/>
+      <w:r>
         <w:rPr>
           <w:rFonts w:ascii="Consolas" w:hAnsi="Consolas"/>
           <w:sz w:val="18"/>
           <w:szCs w:val="18"/>
         </w:rPr>
-      </w:pPr>
+        <w:t xml:space="preserve">  (</w:t>
+      </w:r>
+      <w:proofErr w:type="spellStart"/>
       <w:r>
         <w:rPr>
           <w:rFonts w:ascii="Consolas" w:hAnsi="Consolas"/>
           <w:sz w:val="18"/>
           <w:szCs w:val="18"/>
         </w:rPr>
-        <w:t>// FOLLOWS relationships (directed)</w:t>
-      </w:r>
-    </w:p>
-    <w:p>
-      <w:pPr>
-        <w:spacing w:after="0"/>
+        <w:t>f:User</w:t>
+      </w:r>
+      <w:proofErr w:type="spellEnd"/>
+      <w:r>
         <w:rPr>
           <w:rFonts w:ascii="Consolas" w:hAnsi="Consolas"/>
           <w:sz w:val="18"/>
           <w:szCs w:val="18"/>
         </w:rPr>
-      </w:pPr>
-    </w:p>
-    <w:p>
-      <w:pPr>
-        <w:spacing w:after="0"/>
+        <w:t xml:space="preserve"> {</w:t>
+      </w:r>
+      <w:proofErr w:type="spellStart"/>
+      <w:r>
         <w:rPr>
           <w:rFonts w:ascii="Consolas" w:hAnsi="Consolas"/>
           <w:sz w:val="18"/>
           <w:szCs w:val="18"/>
         </w:rPr>
-      </w:pPr>
+        <w:t>name:'Nuwan</w:t>
+      </w:r>
+      <w:proofErr w:type="spellEnd"/>
       <w:r>
         <w:rPr>
           <w:rFonts w:ascii="Consolas" w:hAnsi="Consolas"/>
           <w:sz w:val="18"/>
           <w:szCs w:val="18"/>
         </w:rPr>
-        <w:t xml:space="preserve">  (a)-[:FOLLOWS]-&gt;(b),</w:t>
-      </w:r>
-    </w:p>
-    <w:p>
-      <w:pPr>
-        <w:spacing w:after="0"/>
+        <w:t xml:space="preserve">', </w:t>
+      </w:r>
+      <w:proofErr w:type="spellStart"/>
+      <w:r>
         <w:rPr>
           <w:rFonts w:ascii="Consolas" w:hAnsi="Consolas"/>
           <w:sz w:val="18"/>
           <w:szCs w:val="18"/>
         </w:rPr>
-      </w:pPr>
+        <w:t>city:'Kurunegala</w:t>
+      </w:r>
+      <w:proofErr w:type="spellEnd"/>
       <w:r>
         <w:rPr>
           <w:rFonts w:ascii="Consolas" w:hAnsi="Consolas"/>
           <w:sz w:val="18"/>
           <w:szCs w:val="18"/>
         </w:rPr>
-        <w:t xml:space="preserve">  (a)-[:FOLLOWS]-&gt;(c),</w:t>
+        <w:t>', dob: date('1996-07-18')}),</w:t>
       </w:r>
     </w:p>
     <w:p>
@@ -19886,61 +20166,61 @@
           <w:sz w:val="18"/>
           <w:szCs w:val="18"/>
         </w:rPr>
-        <w:t xml:space="preserve">  (a)-[:FOLLOWS]-&gt;(d),</w:t>
-      </w:r>
-    </w:p>
-    <w:p>
-      <w:pPr>
-        <w:spacing w:after="0"/>
+        <w:t xml:space="preserve">  (</w:t>
+      </w:r>
+      <w:proofErr w:type="spellStart"/>
+      <w:r>
         <w:rPr>
           <w:rFonts w:ascii="Consolas" w:hAnsi="Consolas"/>
           <w:sz w:val="18"/>
           <w:szCs w:val="18"/>
         </w:rPr>
-      </w:pPr>
+        <w:t>g:User</w:t>
+      </w:r>
+      <w:proofErr w:type="spellEnd"/>
       <w:r>
         <w:rPr>
           <w:rFonts w:ascii="Consolas" w:hAnsi="Consolas"/>
           <w:sz w:val="18"/>
           <w:szCs w:val="18"/>
         </w:rPr>
-        <w:t xml:space="preserve">  (b)-[:FOLLOWS]-&gt;(a),</w:t>
-      </w:r>
-    </w:p>
-    <w:p>
-      <w:pPr>
-        <w:spacing w:after="0"/>
+        <w:t xml:space="preserve"> {</w:t>
+      </w:r>
+      <w:proofErr w:type="spellStart"/>
+      <w:r>
         <w:rPr>
           <w:rFonts w:ascii="Consolas" w:hAnsi="Consolas"/>
           <w:sz w:val="18"/>
           <w:szCs w:val="18"/>
         </w:rPr>
-      </w:pPr>
+        <w:t>name:'Sajith</w:t>
+      </w:r>
+      <w:proofErr w:type="spellEnd"/>
       <w:r>
         <w:rPr>
           <w:rFonts w:ascii="Consolas" w:hAnsi="Consolas"/>
           <w:sz w:val="18"/>
           <w:szCs w:val="18"/>
         </w:rPr>
-        <w:t xml:space="preserve">  (b)-[:FOLLOWS]-&gt;(e),</w:t>
-      </w:r>
-    </w:p>
-    <w:p>
-      <w:pPr>
-        <w:spacing w:after="0"/>
+        <w:t xml:space="preserve">', </w:t>
+      </w:r>
+      <w:proofErr w:type="spellStart"/>
+      <w:r>
         <w:rPr>
           <w:rFonts w:ascii="Consolas" w:hAnsi="Consolas"/>
           <w:sz w:val="18"/>
           <w:szCs w:val="18"/>
         </w:rPr>
-      </w:pPr>
+        <w:t>city:'Colombo</w:t>
+      </w:r>
+      <w:proofErr w:type="spellEnd"/>
       <w:r>
         <w:rPr>
           <w:rFonts w:ascii="Consolas" w:hAnsi="Consolas"/>
           <w:sz w:val="18"/>
           <w:szCs w:val="18"/>
         </w:rPr>
-        <w:t xml:space="preserve">  (b)-[:FOLLOWS]-&gt;(f),</w:t>
+        <w:t>', dob: date('1993-09-14')}),</w:t>
       </w:r>
     </w:p>
     <w:p>
@@ -19958,61 +20238,61 @@
           <w:sz w:val="18"/>
           <w:szCs w:val="18"/>
         </w:rPr>
-        <w:t xml:space="preserve">  (c)-[:FOLLOWS]-&gt;(a),</w:t>
-      </w:r>
-    </w:p>
-    <w:p>
-      <w:pPr>
-        <w:spacing w:after="0"/>
+        <w:t xml:space="preserve">  (</w:t>
+      </w:r>
+      <w:proofErr w:type="spellStart"/>
+      <w:r>
         <w:rPr>
           <w:rFonts w:ascii="Consolas" w:hAnsi="Consolas"/>
           <w:sz w:val="18"/>
           <w:szCs w:val="18"/>
         </w:rPr>
-      </w:pPr>
+        <w:t>h:User</w:t>
+      </w:r>
+      <w:proofErr w:type="spellEnd"/>
       <w:r>
         <w:rPr>
           <w:rFonts w:ascii="Consolas" w:hAnsi="Consolas"/>
           <w:sz w:val="18"/>
           <w:szCs w:val="18"/>
         </w:rPr>
-        <w:t xml:space="preserve">  (c)-[:FOLLOWS]-&gt;(h),</w:t>
-      </w:r>
-    </w:p>
-    <w:p>
-      <w:pPr>
-        <w:spacing w:after="0"/>
+        <w:t xml:space="preserve"> {</w:t>
+      </w:r>
+      <w:proofErr w:type="spellStart"/>
+      <w:r>
         <w:rPr>
           <w:rFonts w:ascii="Consolas" w:hAnsi="Consolas"/>
           <w:sz w:val="18"/>
           <w:szCs w:val="18"/>
         </w:rPr>
-      </w:pPr>
+        <w:t>name:'Amali</w:t>
+      </w:r>
+      <w:proofErr w:type="spellEnd"/>
       <w:r>
         <w:rPr>
           <w:rFonts w:ascii="Consolas" w:hAnsi="Consolas"/>
           <w:sz w:val="18"/>
           <w:szCs w:val="18"/>
         </w:rPr>
-        <w:t xml:space="preserve">  (c)-[:FOLLOWS]-&gt;(j),</w:t>
-      </w:r>
-    </w:p>
-    <w:p>
-      <w:pPr>
-        <w:spacing w:after="0"/>
+        <w:t xml:space="preserve">', </w:t>
+      </w:r>
+      <w:proofErr w:type="spellStart"/>
+      <w:r>
         <w:rPr>
           <w:rFonts w:ascii="Consolas" w:hAnsi="Consolas"/>
           <w:sz w:val="18"/>
           <w:szCs w:val="18"/>
         </w:rPr>
-      </w:pPr>
+        <w:t>city:'Kandy</w:t>
+      </w:r>
+      <w:proofErr w:type="spellEnd"/>
       <w:r>
         <w:rPr>
           <w:rFonts w:ascii="Consolas" w:hAnsi="Consolas"/>
           <w:sz w:val="18"/>
           <w:szCs w:val="18"/>
         </w:rPr>
-        <w:t xml:space="preserve">  (d)-[:FOLLOWS]-&gt;(f),</w:t>
+        <w:t>', dob: date('1998-02-05')}),</w:t>
       </w:r>
     </w:p>
     <w:p>
@@ -20030,61 +20310,61 @@
           <w:sz w:val="18"/>
           <w:szCs w:val="18"/>
         </w:rPr>
-        <w:t xml:space="preserve">  (d)-[:FOLLOWS]-&gt;(g),</w:t>
-      </w:r>
-    </w:p>
-    <w:p>
-      <w:pPr>
-        <w:spacing w:after="0"/>
+        <w:t xml:space="preserve">  (</w:t>
+      </w:r>
+      <w:proofErr w:type="spellStart"/>
+      <w:r>
         <w:rPr>
           <w:rFonts w:ascii="Consolas" w:hAnsi="Consolas"/>
           <w:sz w:val="18"/>
           <w:szCs w:val="18"/>
         </w:rPr>
-      </w:pPr>
+        <w:t>i:User</w:t>
+      </w:r>
+      <w:proofErr w:type="spellEnd"/>
       <w:r>
         <w:rPr>
           <w:rFonts w:ascii="Consolas" w:hAnsi="Consolas"/>
           <w:sz w:val="18"/>
           <w:szCs w:val="18"/>
         </w:rPr>
-        <w:t xml:space="preserve">  (e)-[:FOLLOWS]-&gt;(c),</w:t>
-      </w:r>
-    </w:p>
-    <w:p>
-      <w:pPr>
-        <w:spacing w:after="0"/>
+        <w:t xml:space="preserve"> {</w:t>
+      </w:r>
+      <w:proofErr w:type="spellStart"/>
+      <w:r>
         <w:rPr>
           <w:rFonts w:ascii="Consolas" w:hAnsi="Consolas"/>
           <w:sz w:val="18"/>
           <w:szCs w:val="18"/>
         </w:rPr>
-      </w:pPr>
+        <w:t>name:'Gayan</w:t>
+      </w:r>
+      <w:proofErr w:type="spellEnd"/>
       <w:r>
         <w:rPr>
           <w:rFonts w:ascii="Consolas" w:hAnsi="Consolas"/>
           <w:sz w:val="18"/>
           <w:szCs w:val="18"/>
         </w:rPr>
-        <w:t xml:space="preserve">  (e)-[:FOLLOWS]-&gt;(i),</w:t>
-      </w:r>
-    </w:p>
-    <w:p>
-      <w:pPr>
-        <w:spacing w:after="0"/>
+        <w:t xml:space="preserve">', </w:t>
+      </w:r>
+      <w:proofErr w:type="spellStart"/>
+      <w:r>
         <w:rPr>
           <w:rFonts w:ascii="Consolas" w:hAnsi="Consolas"/>
           <w:sz w:val="18"/>
           <w:szCs w:val="18"/>
         </w:rPr>
-      </w:pPr>
+        <w:t>city:'Galle</w:t>
+      </w:r>
+      <w:proofErr w:type="spellEnd"/>
       <w:r>
         <w:rPr>
           <w:rFonts w:ascii="Consolas" w:hAnsi="Consolas"/>
           <w:sz w:val="18"/>
           <w:szCs w:val="18"/>
         </w:rPr>
-        <w:t xml:space="preserve">  (f)-[:FOLLOWS]-&gt;(j),</w:t>
+        <w:t>', dob: date('1995-08-12')}),</w:t>
       </w:r>
     </w:p>
     <w:p>
@@ -20102,61 +20382,61 @@
           <w:sz w:val="18"/>
           <w:szCs w:val="18"/>
         </w:rPr>
-        <w:t xml:space="preserve">  (f)-[:FOLLOWS]-&gt;(k),</w:t>
-      </w:r>
-    </w:p>
-    <w:p>
-      <w:pPr>
-        <w:spacing w:after="0"/>
+        <w:t xml:space="preserve">  (</w:t>
+      </w:r>
+      <w:proofErr w:type="spellStart"/>
+      <w:r>
         <w:rPr>
           <w:rFonts w:ascii="Consolas" w:hAnsi="Consolas"/>
           <w:sz w:val="18"/>
           <w:szCs w:val="18"/>
         </w:rPr>
-      </w:pPr>
+        <w:t>j:User</w:t>
+      </w:r>
+      <w:proofErr w:type="spellEnd"/>
       <w:r>
         <w:rPr>
           <w:rFonts w:ascii="Consolas" w:hAnsi="Consolas"/>
           <w:sz w:val="18"/>
           <w:szCs w:val="18"/>
         </w:rPr>
-        <w:t xml:space="preserve">  (g)-[:FOLLOWS]-&gt;(l),</w:t>
-      </w:r>
-    </w:p>
-    <w:p>
-      <w:pPr>
-        <w:spacing w:after="0"/>
+        <w:t xml:space="preserve"> {</w:t>
+      </w:r>
+      <w:proofErr w:type="spellStart"/>
+      <w:r>
         <w:rPr>
           <w:rFonts w:ascii="Consolas" w:hAnsi="Consolas"/>
           <w:sz w:val="18"/>
           <w:szCs w:val="18"/>
         </w:rPr>
-      </w:pPr>
+        <w:t>name:'Bimali</w:t>
+      </w:r>
+      <w:proofErr w:type="spellEnd"/>
       <w:r>
         <w:rPr>
           <w:rFonts w:ascii="Consolas" w:hAnsi="Consolas"/>
           <w:sz w:val="18"/>
           <w:szCs w:val="18"/>
         </w:rPr>
-        <w:t xml:space="preserve">  (h)-[:FOLLOWS]-&gt;(m),</w:t>
-      </w:r>
-    </w:p>
-    <w:p>
-      <w:pPr>
-        <w:spacing w:after="0"/>
+        <w:t xml:space="preserve">', </w:t>
+      </w:r>
+      <w:proofErr w:type="spellStart"/>
+      <w:r>
         <w:rPr>
           <w:rFonts w:ascii="Consolas" w:hAnsi="Consolas"/>
           <w:sz w:val="18"/>
           <w:szCs w:val="18"/>
         </w:rPr>
-      </w:pPr>
+        <w:t>city:'Matara</w:t>
+      </w:r>
+      <w:proofErr w:type="spellEnd"/>
       <w:r>
         <w:rPr>
           <w:rFonts w:ascii="Consolas" w:hAnsi="Consolas"/>
           <w:sz w:val="18"/>
           <w:szCs w:val="18"/>
         </w:rPr>
-        <w:t xml:space="preserve">  (i)-[:FOLLOWS]-&gt;(b),</w:t>
+        <w:t>', dob: date('1997-01-20')}),</w:t>
       </w:r>
     </w:p>
     <w:p>
@@ -20174,61 +20454,61 @@
           <w:sz w:val="18"/>
           <w:szCs w:val="18"/>
         </w:rPr>
-        <w:t xml:space="preserve">  (i)-[:FOLLOWS]-&gt;(c),</w:t>
-      </w:r>
-    </w:p>
-    <w:p>
-      <w:pPr>
-        <w:spacing w:after="0"/>
+        <w:t xml:space="preserve">  (</w:t>
+      </w:r>
+      <w:proofErr w:type="spellStart"/>
+      <w:r>
         <w:rPr>
           <w:rFonts w:ascii="Consolas" w:hAnsi="Consolas"/>
           <w:sz w:val="18"/>
           <w:szCs w:val="18"/>
         </w:rPr>
-      </w:pPr>
+        <w:t>k:User</w:t>
+      </w:r>
+      <w:proofErr w:type="spellEnd"/>
       <w:r>
         <w:rPr>
           <w:rFonts w:ascii="Consolas" w:hAnsi="Consolas"/>
           <w:sz w:val="18"/>
           <w:szCs w:val="18"/>
         </w:rPr>
-        <w:t xml:space="preserve">  (j)-[:FOLLOWS]-&gt;(a),</w:t>
-      </w:r>
-    </w:p>
-    <w:p>
-      <w:pPr>
-        <w:spacing w:after="0"/>
+        <w:t xml:space="preserve"> {</w:t>
+      </w:r>
+      <w:proofErr w:type="spellStart"/>
+      <w:r>
         <w:rPr>
           <w:rFonts w:ascii="Consolas" w:hAnsi="Consolas"/>
           <w:sz w:val="18"/>
           <w:szCs w:val="18"/>
         </w:rPr>
-      </w:pPr>
+        <w:t>name:'Chathura</w:t>
+      </w:r>
+      <w:proofErr w:type="spellEnd"/>
       <w:r>
         <w:rPr>
           <w:rFonts w:ascii="Consolas" w:hAnsi="Consolas"/>
           <w:sz w:val="18"/>
           <w:szCs w:val="18"/>
         </w:rPr>
-        <w:t xml:space="preserve">  (j)-[:FOLLOWS]-&gt;(n),</w:t>
-      </w:r>
-    </w:p>
-    <w:p>
-      <w:pPr>
-        <w:spacing w:after="0"/>
+        <w:t xml:space="preserve">', </w:t>
+      </w:r>
+      <w:proofErr w:type="spellStart"/>
+      <w:r>
         <w:rPr>
           <w:rFonts w:ascii="Consolas" w:hAnsi="Consolas"/>
           <w:sz w:val="18"/>
           <w:szCs w:val="18"/>
         </w:rPr>
-      </w:pPr>
+        <w:t>city:'Negombo</w:t>
+      </w:r>
+      <w:proofErr w:type="spellEnd"/>
       <w:r>
         <w:rPr>
           <w:rFonts w:ascii="Consolas" w:hAnsi="Consolas"/>
           <w:sz w:val="18"/>
           <w:szCs w:val="18"/>
         </w:rPr>
-        <w:t xml:space="preserve">  (k)-[:FOLLOWS]-&gt;(o),</w:t>
+        <w:t>', dob: date('1994-10-11')}),</w:t>
       </w:r>
     </w:p>
     <w:p>
@@ -20246,62 +20526,61 @@
           <w:sz w:val="18"/>
           <w:szCs w:val="18"/>
         </w:rPr>
-        <w:t xml:space="preserve">  (l)-[:FOLLOWS]-&gt;(p),</w:t>
-      </w:r>
-    </w:p>
-    <w:p>
-      <w:pPr>
-        <w:spacing w:after="0"/>
+        <w:t xml:space="preserve">  (</w:t>
+      </w:r>
+      <w:proofErr w:type="spellStart"/>
+      <w:r>
         <w:rPr>
           <w:rFonts w:ascii="Consolas" w:hAnsi="Consolas"/>
           <w:sz w:val="18"/>
           <w:szCs w:val="18"/>
         </w:rPr>
-      </w:pPr>
+        <w:t>l:User</w:t>
+      </w:r>
+      <w:proofErr w:type="spellEnd"/>
       <w:r>
         <w:rPr>
           <w:rFonts w:ascii="Consolas" w:hAnsi="Consolas"/>
           <w:sz w:val="18"/>
           <w:szCs w:val="18"/>
         </w:rPr>
-        <w:lastRenderedPageBreak/>
-        <w:t xml:space="preserve">  (m)-[:FOLLOWS]-&gt;(q),</w:t>
-      </w:r>
-    </w:p>
-    <w:p>
-      <w:pPr>
-        <w:spacing w:after="0"/>
+        <w:t xml:space="preserve"> {</w:t>
+      </w:r>
+      <w:proofErr w:type="spellStart"/>
+      <w:r>
         <w:rPr>
           <w:rFonts w:ascii="Consolas" w:hAnsi="Consolas"/>
           <w:sz w:val="18"/>
           <w:szCs w:val="18"/>
         </w:rPr>
-      </w:pPr>
+        <w:t>name:'Dilani</w:t>
+      </w:r>
+      <w:proofErr w:type="spellEnd"/>
       <w:r>
         <w:rPr>
           <w:rFonts w:ascii="Consolas" w:hAnsi="Consolas"/>
           <w:sz w:val="18"/>
           <w:szCs w:val="18"/>
         </w:rPr>
-        <w:t xml:space="preserve">  (n)-[:FOLLOWS]-&gt;(r),</w:t>
-      </w:r>
-    </w:p>
-    <w:p>
-      <w:pPr>
-        <w:spacing w:after="0"/>
+        <w:t xml:space="preserve">', </w:t>
+      </w:r>
+      <w:proofErr w:type="spellStart"/>
+      <w:r>
         <w:rPr>
           <w:rFonts w:ascii="Consolas" w:hAnsi="Consolas"/>
           <w:sz w:val="18"/>
           <w:szCs w:val="18"/>
         </w:rPr>
-      </w:pPr>
+        <w:t>city:'Kurunegala</w:t>
+      </w:r>
+      <w:proofErr w:type="spellEnd"/>
       <w:r>
         <w:rPr>
           <w:rFonts w:ascii="Consolas" w:hAnsi="Consolas"/>
           <w:sz w:val="18"/>
           <w:szCs w:val="18"/>
         </w:rPr>
-        <w:t xml:space="preserve">  (o)-[:FOLLOWS]-&gt;(s),</w:t>
+        <w:t>', dob: date('1996-05-22')}),</w:t>
       </w:r>
     </w:p>
     <w:p>
@@ -20319,61 +20598,61 @@
           <w:sz w:val="18"/>
           <w:szCs w:val="18"/>
         </w:rPr>
-        <w:t xml:space="preserve">  (p)-[:FOLLOWS]-&gt;(a),</w:t>
-      </w:r>
-    </w:p>
-    <w:p>
-      <w:pPr>
-        <w:spacing w:after="0"/>
+        <w:t xml:space="preserve">  (</w:t>
+      </w:r>
+      <w:proofErr w:type="spellStart"/>
+      <w:r>
         <w:rPr>
           <w:rFonts w:ascii="Consolas" w:hAnsi="Consolas"/>
           <w:sz w:val="18"/>
           <w:szCs w:val="18"/>
         </w:rPr>
-      </w:pPr>
+        <w:t>m:User</w:t>
+      </w:r>
+      <w:proofErr w:type="spellEnd"/>
       <w:r>
         <w:rPr>
           <w:rFonts w:ascii="Consolas" w:hAnsi="Consolas"/>
           <w:sz w:val="18"/>
           <w:szCs w:val="18"/>
         </w:rPr>
-        <w:t xml:space="preserve">  (p)-[:FOLLOWS]-&gt;(t),</w:t>
-      </w:r>
-    </w:p>
-    <w:p>
-      <w:pPr>
-        <w:spacing w:after="0"/>
+        <w:t xml:space="preserve"> {</w:t>
+      </w:r>
+      <w:proofErr w:type="spellStart"/>
+      <w:r>
         <w:rPr>
           <w:rFonts w:ascii="Consolas" w:hAnsi="Consolas"/>
           <w:sz w:val="18"/>
           <w:szCs w:val="18"/>
         </w:rPr>
-      </w:pPr>
+        <w:t>name:'Ruwan</w:t>
+      </w:r>
+      <w:proofErr w:type="spellEnd"/>
       <w:r>
         <w:rPr>
           <w:rFonts w:ascii="Consolas" w:hAnsi="Consolas"/>
           <w:sz w:val="18"/>
           <w:szCs w:val="18"/>
         </w:rPr>
-        <w:t xml:space="preserve">  (q)-[:FOLLOWS]-&gt;(a),</w:t>
-      </w:r>
-    </w:p>
-    <w:p>
-      <w:pPr>
-        <w:spacing w:after="0"/>
+        <w:t xml:space="preserve">', </w:t>
+      </w:r>
+      <w:proofErr w:type="spellStart"/>
+      <w:r>
         <w:rPr>
           <w:rFonts w:ascii="Consolas" w:hAnsi="Consolas"/>
           <w:sz w:val="18"/>
           <w:szCs w:val="18"/>
         </w:rPr>
-      </w:pPr>
+        <w:t>city:'Colombo</w:t>
+      </w:r>
+      <w:proofErr w:type="spellEnd"/>
       <w:r>
         <w:rPr>
           <w:rFonts w:ascii="Consolas" w:hAnsi="Consolas"/>
           <w:sz w:val="18"/>
           <w:szCs w:val="18"/>
         </w:rPr>
-        <w:t xml:space="preserve">  (r)-[:FOLLOWS]-&gt;(d),</w:t>
+        <w:t>', dob: date('1995-04-30')}),</w:t>
       </w:r>
     </w:p>
     <w:p>
@@ -20391,61 +20670,61 @@
           <w:sz w:val="18"/>
           <w:szCs w:val="18"/>
         </w:rPr>
-        <w:t xml:space="preserve">  (r)-[:FOLLOWS]-&gt;(g),</w:t>
-      </w:r>
-    </w:p>
-    <w:p>
-      <w:pPr>
-        <w:spacing w:after="0"/>
+        <w:t xml:space="preserve">  (</w:t>
+      </w:r>
+      <w:proofErr w:type="spellStart"/>
+      <w:r>
         <w:rPr>
           <w:rFonts w:ascii="Consolas" w:hAnsi="Consolas"/>
           <w:sz w:val="18"/>
           <w:szCs w:val="18"/>
         </w:rPr>
-      </w:pPr>
+        <w:t>n:User</w:t>
+      </w:r>
+      <w:proofErr w:type="spellEnd"/>
       <w:r>
         <w:rPr>
           <w:rFonts w:ascii="Consolas" w:hAnsi="Consolas"/>
           <w:sz w:val="18"/>
           <w:szCs w:val="18"/>
         </w:rPr>
-        <w:t xml:space="preserve">  (s)-[:FOLLOWS]-&gt;(h),</w:t>
-      </w:r>
-    </w:p>
-    <w:p>
-      <w:pPr>
-        <w:spacing w:after="0"/>
+        <w:t xml:space="preserve"> {name:'</w:t>
+      </w:r>
+      <w:proofErr w:type="spellStart"/>
+      <w:r>
         <w:rPr>
           <w:rFonts w:ascii="Consolas" w:hAnsi="Consolas"/>
           <w:sz w:val="18"/>
           <w:szCs w:val="18"/>
         </w:rPr>
-      </w:pPr>
+        <w:t>Kavindu</w:t>
+      </w:r>
+      <w:proofErr w:type="spellEnd"/>
       <w:r>
         <w:rPr>
           <w:rFonts w:ascii="Consolas" w:hAnsi="Consolas"/>
           <w:sz w:val="18"/>
           <w:szCs w:val="18"/>
         </w:rPr>
-        <w:t xml:space="preserve">  (s)-[:FOLLOWS]-&gt;(i),</w:t>
-      </w:r>
-    </w:p>
-    <w:p>
-      <w:pPr>
-        <w:spacing w:after="0"/>
+        <w:t xml:space="preserve">', </w:t>
+      </w:r>
+      <w:proofErr w:type="spellStart"/>
+      <w:r>
         <w:rPr>
           <w:rFonts w:ascii="Consolas" w:hAnsi="Consolas"/>
           <w:sz w:val="18"/>
           <w:szCs w:val="18"/>
         </w:rPr>
-      </w:pPr>
+        <w:t>city:'Kandy</w:t>
+      </w:r>
+      <w:proofErr w:type="spellEnd"/>
       <w:r>
         <w:rPr>
           <w:rFonts w:ascii="Consolas" w:hAnsi="Consolas"/>
           <w:sz w:val="18"/>
           <w:szCs w:val="18"/>
         </w:rPr>
-        <w:t xml:space="preserve">  (t)-[:FOLLOWS]-&gt;(b),</w:t>
+        <w:t>', dob: date('1996-06-15')}),</w:t>
       </w:r>
     </w:p>
     <w:p>
@@ -20463,135 +20742,133 @@
           <w:sz w:val="18"/>
           <w:szCs w:val="18"/>
         </w:rPr>
-        <w:t xml:space="preserve">  (t)-[:FOLLOWS]-&gt;(j),</w:t>
-      </w:r>
-    </w:p>
-    <w:p>
-      <w:pPr>
-        <w:spacing w:after="0"/>
+        <w:t xml:space="preserve">  (</w:t>
+      </w:r>
+      <w:proofErr w:type="spellStart"/>
+      <w:r>
         <w:rPr>
           <w:rFonts w:ascii="Consolas" w:hAnsi="Consolas"/>
           <w:sz w:val="18"/>
           <w:szCs w:val="18"/>
         </w:rPr>
-      </w:pPr>
+        <w:t>o:User</w:t>
+      </w:r>
+      <w:proofErr w:type="spellEnd"/>
       <w:r>
         <w:rPr>
           <w:rFonts w:ascii="Consolas" w:hAnsi="Consolas"/>
           <w:sz w:val="18"/>
           <w:szCs w:val="18"/>
         </w:rPr>
-        <w:t xml:space="preserve">  (t)-[:FOLLOWS]-&gt;(m),</w:t>
-      </w:r>
-    </w:p>
-    <w:p>
-      <w:pPr>
-        <w:spacing w:after="0"/>
+        <w:t xml:space="preserve"> {</w:t>
+      </w:r>
+      <w:proofErr w:type="spellStart"/>
+      <w:r>
         <w:rPr>
           <w:rFonts w:ascii="Consolas" w:hAnsi="Consolas"/>
           <w:sz w:val="18"/>
           <w:szCs w:val="18"/>
         </w:rPr>
-      </w:pPr>
+        <w:t>name:'Menaka</w:t>
+      </w:r>
+      <w:proofErr w:type="spellEnd"/>
       <w:r>
         <w:rPr>
           <w:rFonts w:ascii="Consolas" w:hAnsi="Consolas"/>
           <w:sz w:val="18"/>
           <w:szCs w:val="18"/>
         </w:rPr>
-        <w:t xml:space="preserve">  (n)-[:FOLLOWS]-&gt;(f),</w:t>
-      </w:r>
-    </w:p>
-    <w:p>
-      <w:pPr>
-        <w:spacing w:after="0"/>
+        <w:t xml:space="preserve">', </w:t>
+      </w:r>
+      <w:proofErr w:type="spellStart"/>
+      <w:r>
         <w:rPr>
           <w:rFonts w:ascii="Consolas" w:hAnsi="Consolas"/>
           <w:sz w:val="18"/>
           <w:szCs w:val="18"/>
         </w:rPr>
-      </w:pPr>
-    </w:p>
-    <w:p>
-      <w:pPr>
-        <w:spacing w:after="0"/>
+        <w:t>city:'Galle</w:t>
+      </w:r>
+      <w:proofErr w:type="spellEnd"/>
+      <w:r>
         <w:rPr>
           <w:rFonts w:ascii="Consolas" w:hAnsi="Consolas"/>
           <w:sz w:val="18"/>
           <w:szCs w:val="18"/>
         </w:rPr>
-      </w:pPr>
-      <w:r>
+        <w:t>', dob: date('1995-07-09')}),</w:t>
+      </w:r>
+    </w:p>
+    <w:p>
+      <w:pPr>
+        <w:spacing w:after="0"/>
         <w:rPr>
           <w:rFonts w:ascii="Consolas" w:hAnsi="Consolas"/>
           <w:sz w:val="18"/>
           <w:szCs w:val="18"/>
         </w:rPr>
-        <w:t>// FRIENDS_WITH relationships (bidirectional)</w:t>
-      </w:r>
-    </w:p>
-    <w:p>
-      <w:pPr>
-        <w:spacing w:after="0"/>
+      </w:pPr>
+      <w:r>
         <w:rPr>
           <w:rFonts w:ascii="Consolas" w:hAnsi="Consolas"/>
           <w:sz w:val="18"/>
           <w:szCs w:val="18"/>
         </w:rPr>
-      </w:pPr>
-    </w:p>
-    <w:p>
-      <w:pPr>
-        <w:spacing w:after="0"/>
+        <w:t xml:space="preserve">  (</w:t>
+      </w:r>
+      <w:proofErr w:type="spellStart"/>
+      <w:r>
         <w:rPr>
           <w:rFonts w:ascii="Consolas" w:hAnsi="Consolas"/>
           <w:sz w:val="18"/>
           <w:szCs w:val="18"/>
         </w:rPr>
-      </w:pPr>
+        <w:t>p:User</w:t>
+      </w:r>
+      <w:proofErr w:type="spellEnd"/>
       <w:r>
         <w:rPr>
           <w:rFonts w:ascii="Consolas" w:hAnsi="Consolas"/>
           <w:sz w:val="18"/>
           <w:szCs w:val="18"/>
         </w:rPr>
-        <w:t xml:space="preserve">  (a)-[:FRIENDS_WITH]-&gt;(d), (d)-[:FRIENDS_WITH]-&gt;(a),</w:t>
-      </w:r>
-    </w:p>
-    <w:p>
-      <w:pPr>
-        <w:spacing w:after="0"/>
+        <w:t xml:space="preserve"> {</w:t>
+      </w:r>
+      <w:proofErr w:type="spellStart"/>
+      <w:r>
         <w:rPr>
           <w:rFonts w:ascii="Consolas" w:hAnsi="Consolas"/>
           <w:sz w:val="18"/>
           <w:szCs w:val="18"/>
         </w:rPr>
-      </w:pPr>
+        <w:t>name:'Prasanna</w:t>
+      </w:r>
+      <w:proofErr w:type="spellEnd"/>
       <w:r>
         <w:rPr>
           <w:rFonts w:ascii="Consolas" w:hAnsi="Consolas"/>
           <w:sz w:val="18"/>
           <w:szCs w:val="18"/>
         </w:rPr>
-        <w:t xml:space="preserve">  (b)-[:FRIENDS_WITH]-&gt;(e), (e)-[:FRIENDS_WITH]-&gt;(b),</w:t>
-      </w:r>
-    </w:p>
-    <w:p>
-      <w:pPr>
-        <w:spacing w:after="0"/>
+        <w:t xml:space="preserve">', </w:t>
+      </w:r>
+      <w:proofErr w:type="spellStart"/>
+      <w:r>
         <w:rPr>
           <w:rFonts w:ascii="Consolas" w:hAnsi="Consolas"/>
           <w:sz w:val="18"/>
           <w:szCs w:val="18"/>
         </w:rPr>
-      </w:pPr>
+        <w:t>city:'Matara</w:t>
+      </w:r>
+      <w:proofErr w:type="spellEnd"/>
       <w:r>
         <w:rPr>
           <w:rFonts w:ascii="Consolas" w:hAnsi="Consolas"/>
           <w:sz w:val="18"/>
           <w:szCs w:val="18"/>
         </w:rPr>
-        <w:t xml:space="preserve">  (c)-[:FRIENDS_WITH]-&gt;(g), (g)-[:FRIENDS_WITH]-&gt;(c),</w:t>
+        <w:t>', dob: date('1993-12-03')}),</w:t>
       </w:r>
     </w:p>
     <w:p>
@@ -20609,7 +20886,1200 @@
           <w:sz w:val="18"/>
           <w:szCs w:val="18"/>
         </w:rPr>
-        <w:t xml:space="preserve">  (h)-[:FRIENDS_WITH]-&gt;(i), (i)-[:FRIENDS_WITH]-&gt;(h),</w:t>
+        <w:t xml:space="preserve">  (</w:t>
+      </w:r>
+      <w:proofErr w:type="spellStart"/>
+      <w:r>
+        <w:rPr>
+          <w:rFonts w:ascii="Consolas" w:hAnsi="Consolas"/>
+          <w:sz w:val="18"/>
+          <w:szCs w:val="18"/>
+        </w:rPr>
+        <w:t>q:User</w:t>
+      </w:r>
+      <w:proofErr w:type="spellEnd"/>
+      <w:r>
+        <w:rPr>
+          <w:rFonts w:ascii="Consolas" w:hAnsi="Consolas"/>
+          <w:sz w:val="18"/>
+          <w:szCs w:val="18"/>
+        </w:rPr>
+        <w:t xml:space="preserve"> {</w:t>
+      </w:r>
+      <w:proofErr w:type="spellStart"/>
+      <w:r>
+        <w:rPr>
+          <w:rFonts w:ascii="Consolas" w:hAnsi="Consolas"/>
+          <w:sz w:val="18"/>
+          <w:szCs w:val="18"/>
+        </w:rPr>
+        <w:t>name:'Nadeesha</w:t>
+      </w:r>
+      <w:proofErr w:type="spellEnd"/>
+      <w:r>
+        <w:rPr>
+          <w:rFonts w:ascii="Consolas" w:hAnsi="Consolas"/>
+          <w:sz w:val="18"/>
+          <w:szCs w:val="18"/>
+        </w:rPr>
+        <w:t xml:space="preserve">', </w:t>
+      </w:r>
+      <w:proofErr w:type="spellStart"/>
+      <w:r>
+        <w:rPr>
+          <w:rFonts w:ascii="Consolas" w:hAnsi="Consolas"/>
+          <w:sz w:val="18"/>
+          <w:szCs w:val="18"/>
+        </w:rPr>
+        <w:t>city:'Colombo</w:t>
+      </w:r>
+      <w:proofErr w:type="spellEnd"/>
+      <w:r>
+        <w:rPr>
+          <w:rFonts w:ascii="Consolas" w:hAnsi="Consolas"/>
+          <w:sz w:val="18"/>
+          <w:szCs w:val="18"/>
+        </w:rPr>
+        <w:t>', dob: date('1998-03-18')}),</w:t>
+      </w:r>
+    </w:p>
+    <w:p>
+      <w:pPr>
+        <w:spacing w:after="0"/>
+        <w:rPr>
+          <w:rFonts w:ascii="Consolas" w:hAnsi="Consolas"/>
+          <w:sz w:val="18"/>
+          <w:szCs w:val="18"/>
+        </w:rPr>
+      </w:pPr>
+      <w:r>
+        <w:rPr>
+          <w:rFonts w:ascii="Consolas" w:hAnsi="Consolas"/>
+          <w:sz w:val="18"/>
+          <w:szCs w:val="18"/>
+        </w:rPr>
+        <w:t xml:space="preserve">  (</w:t>
+      </w:r>
+      <w:proofErr w:type="spellStart"/>
+      <w:r>
+        <w:rPr>
+          <w:rFonts w:ascii="Consolas" w:hAnsi="Consolas"/>
+          <w:sz w:val="18"/>
+          <w:szCs w:val="18"/>
+        </w:rPr>
+        <w:t>r:User</w:t>
+      </w:r>
+      <w:proofErr w:type="spellEnd"/>
+      <w:r>
+        <w:rPr>
+          <w:rFonts w:ascii="Consolas" w:hAnsi="Consolas"/>
+          <w:sz w:val="18"/>
+          <w:szCs w:val="18"/>
+        </w:rPr>
+        <w:t xml:space="preserve"> {</w:t>
+      </w:r>
+      <w:proofErr w:type="spellStart"/>
+      <w:r>
+        <w:rPr>
+          <w:rFonts w:ascii="Consolas" w:hAnsi="Consolas"/>
+          <w:sz w:val="18"/>
+          <w:szCs w:val="18"/>
+        </w:rPr>
+        <w:t>name:'Upeksha</w:t>
+      </w:r>
+      <w:proofErr w:type="spellEnd"/>
+      <w:r>
+        <w:rPr>
+          <w:rFonts w:ascii="Consolas" w:hAnsi="Consolas"/>
+          <w:sz w:val="18"/>
+          <w:szCs w:val="18"/>
+        </w:rPr>
+        <w:t xml:space="preserve">', </w:t>
+      </w:r>
+      <w:proofErr w:type="spellStart"/>
+      <w:r>
+        <w:rPr>
+          <w:rFonts w:ascii="Consolas" w:hAnsi="Consolas"/>
+          <w:sz w:val="18"/>
+          <w:szCs w:val="18"/>
+        </w:rPr>
+        <w:t>city:'Negombo</w:t>
+      </w:r>
+      <w:proofErr w:type="spellEnd"/>
+      <w:r>
+        <w:rPr>
+          <w:rFonts w:ascii="Consolas" w:hAnsi="Consolas"/>
+          <w:sz w:val="18"/>
+          <w:szCs w:val="18"/>
+        </w:rPr>
+        <w:t>', dob: date('1997-08-25')}),</w:t>
+      </w:r>
+    </w:p>
+    <w:p>
+      <w:pPr>
+        <w:spacing w:after="0"/>
+        <w:rPr>
+          <w:rFonts w:ascii="Consolas" w:hAnsi="Consolas"/>
+          <w:sz w:val="18"/>
+          <w:szCs w:val="18"/>
+        </w:rPr>
+      </w:pPr>
+      <w:r>
+        <w:rPr>
+          <w:rFonts w:ascii="Consolas" w:hAnsi="Consolas"/>
+          <w:sz w:val="18"/>
+          <w:szCs w:val="18"/>
+        </w:rPr>
+        <w:t xml:space="preserve">  (</w:t>
+      </w:r>
+      <w:proofErr w:type="spellStart"/>
+      <w:r>
+        <w:rPr>
+          <w:rFonts w:ascii="Consolas" w:hAnsi="Consolas"/>
+          <w:sz w:val="18"/>
+          <w:szCs w:val="18"/>
+        </w:rPr>
+        <w:t>s:User</w:t>
+      </w:r>
+      <w:proofErr w:type="spellEnd"/>
+      <w:r>
+        <w:rPr>
+          <w:rFonts w:ascii="Consolas" w:hAnsi="Consolas"/>
+          <w:sz w:val="18"/>
+          <w:szCs w:val="18"/>
+        </w:rPr>
+        <w:t xml:space="preserve"> {name:'</w:t>
+      </w:r>
+      <w:proofErr w:type="spellStart"/>
+      <w:r>
+        <w:rPr>
+          <w:rFonts w:ascii="Consolas" w:hAnsi="Consolas"/>
+          <w:sz w:val="18"/>
+          <w:szCs w:val="18"/>
+        </w:rPr>
+        <w:t>Yasiru</w:t>
+      </w:r>
+      <w:proofErr w:type="spellEnd"/>
+      <w:r>
+        <w:rPr>
+          <w:rFonts w:ascii="Consolas" w:hAnsi="Consolas"/>
+          <w:sz w:val="18"/>
+          <w:szCs w:val="18"/>
+        </w:rPr>
+        <w:t xml:space="preserve">', </w:t>
+      </w:r>
+      <w:proofErr w:type="spellStart"/>
+      <w:r>
+        <w:rPr>
+          <w:rFonts w:ascii="Consolas" w:hAnsi="Consolas"/>
+          <w:sz w:val="18"/>
+          <w:szCs w:val="18"/>
+        </w:rPr>
+        <w:t>city:'Kandy</w:t>
+      </w:r>
+      <w:proofErr w:type="spellEnd"/>
+      <w:r>
+        <w:rPr>
+          <w:rFonts w:ascii="Consolas" w:hAnsi="Consolas"/>
+          <w:sz w:val="18"/>
+          <w:szCs w:val="18"/>
+        </w:rPr>
+        <w:t>', dob: date('1994-05-16')}),</w:t>
+      </w:r>
+    </w:p>
+    <w:p>
+      <w:pPr>
+        <w:spacing w:after="0"/>
+        <w:rPr>
+          <w:rFonts w:ascii="Consolas" w:hAnsi="Consolas"/>
+          <w:sz w:val="18"/>
+          <w:szCs w:val="18"/>
+        </w:rPr>
+      </w:pPr>
+      <w:r>
+        <w:rPr>
+          <w:rFonts w:ascii="Consolas" w:hAnsi="Consolas"/>
+          <w:sz w:val="18"/>
+          <w:szCs w:val="18"/>
+        </w:rPr>
+        <w:t xml:space="preserve">  (</w:t>
+      </w:r>
+      <w:proofErr w:type="spellStart"/>
+      <w:r>
+        <w:rPr>
+          <w:rFonts w:ascii="Consolas" w:hAnsi="Consolas"/>
+          <w:sz w:val="18"/>
+          <w:szCs w:val="18"/>
+        </w:rPr>
+        <w:t>t:User</w:t>
+      </w:r>
+      <w:proofErr w:type="spellEnd"/>
+      <w:r>
+        <w:rPr>
+          <w:rFonts w:ascii="Consolas" w:hAnsi="Consolas"/>
+          <w:sz w:val="18"/>
+          <w:szCs w:val="18"/>
+        </w:rPr>
+        <w:t xml:space="preserve"> {</w:t>
+      </w:r>
+      <w:proofErr w:type="spellStart"/>
+      <w:r>
+        <w:rPr>
+          <w:rFonts w:ascii="Consolas" w:hAnsi="Consolas"/>
+          <w:sz w:val="18"/>
+          <w:szCs w:val="18"/>
+        </w:rPr>
+        <w:t>name:'Thilini</w:t>
+      </w:r>
+      <w:proofErr w:type="spellEnd"/>
+      <w:r>
+        <w:rPr>
+          <w:rFonts w:ascii="Consolas" w:hAnsi="Consolas"/>
+          <w:sz w:val="18"/>
+          <w:szCs w:val="18"/>
+        </w:rPr>
+        <w:t xml:space="preserve">', </w:t>
+      </w:r>
+      <w:proofErr w:type="spellStart"/>
+      <w:r>
+        <w:rPr>
+          <w:rFonts w:ascii="Consolas" w:hAnsi="Consolas"/>
+          <w:sz w:val="18"/>
+          <w:szCs w:val="18"/>
+        </w:rPr>
+        <w:t>city:'Galle</w:t>
+      </w:r>
+      <w:proofErr w:type="spellEnd"/>
+      <w:r>
+        <w:rPr>
+          <w:rFonts w:ascii="Consolas" w:hAnsi="Consolas"/>
+          <w:sz w:val="18"/>
+          <w:szCs w:val="18"/>
+        </w:rPr>
+        <w:t>', dob: date('1996-11-21')}),</w:t>
+      </w:r>
+    </w:p>
+    <w:p>
+      <w:pPr>
+        <w:spacing w:after="0"/>
+        <w:rPr>
+          <w:rFonts w:ascii="Consolas" w:hAnsi="Consolas"/>
+          <w:sz w:val="18"/>
+          <w:szCs w:val="18"/>
+        </w:rPr>
+      </w:pPr>
+    </w:p>
+    <w:p>
+      <w:pPr>
+        <w:spacing w:after="0"/>
+        <w:rPr>
+          <w:rFonts w:ascii="Consolas" w:hAnsi="Consolas"/>
+          <w:sz w:val="18"/>
+          <w:szCs w:val="18"/>
+        </w:rPr>
+      </w:pPr>
+      <w:r>
+        <w:rPr>
+          <w:rFonts w:ascii="Consolas" w:hAnsi="Consolas"/>
+          <w:sz w:val="18"/>
+          <w:szCs w:val="18"/>
+        </w:rPr>
+        <w:t>// FOLLOWS relationships (directed)</w:t>
+      </w:r>
+    </w:p>
+    <w:p>
+      <w:pPr>
+        <w:spacing w:after="0"/>
+        <w:rPr>
+          <w:rFonts w:ascii="Consolas" w:hAnsi="Consolas"/>
+          <w:sz w:val="18"/>
+          <w:szCs w:val="18"/>
+        </w:rPr>
+      </w:pPr>
+    </w:p>
+    <w:p>
+      <w:pPr>
+        <w:spacing w:after="0"/>
+        <w:rPr>
+          <w:rFonts w:ascii="Consolas" w:hAnsi="Consolas"/>
+          <w:sz w:val="18"/>
+          <w:szCs w:val="18"/>
+        </w:rPr>
+      </w:pPr>
+      <w:r>
+        <w:rPr>
+          <w:rFonts w:ascii="Consolas" w:hAnsi="Consolas"/>
+          <w:sz w:val="18"/>
+          <w:szCs w:val="18"/>
+        </w:rPr>
+        <w:t xml:space="preserve">  (a)-[:FOLLOWS]-&gt;(b),</w:t>
+      </w:r>
+    </w:p>
+    <w:p>
+      <w:pPr>
+        <w:spacing w:after="0"/>
+        <w:rPr>
+          <w:rFonts w:ascii="Consolas" w:hAnsi="Consolas"/>
+          <w:sz w:val="18"/>
+          <w:szCs w:val="18"/>
+        </w:rPr>
+      </w:pPr>
+      <w:r>
+        <w:rPr>
+          <w:rFonts w:ascii="Consolas" w:hAnsi="Consolas"/>
+          <w:sz w:val="18"/>
+          <w:szCs w:val="18"/>
+        </w:rPr>
+        <w:t xml:space="preserve">  (a)-[:FOLLOWS]-&gt;(c),</w:t>
+      </w:r>
+    </w:p>
+    <w:p>
+      <w:pPr>
+        <w:spacing w:after="0"/>
+        <w:rPr>
+          <w:rFonts w:ascii="Consolas" w:hAnsi="Consolas"/>
+          <w:sz w:val="18"/>
+          <w:szCs w:val="18"/>
+        </w:rPr>
+      </w:pPr>
+      <w:r>
+        <w:rPr>
+          <w:rFonts w:ascii="Consolas" w:hAnsi="Consolas"/>
+          <w:sz w:val="18"/>
+          <w:szCs w:val="18"/>
+        </w:rPr>
+        <w:t xml:space="preserve">  (a)-[:FOLLOWS]-&gt;(d),</w:t>
+      </w:r>
+    </w:p>
+    <w:p>
+      <w:pPr>
+        <w:spacing w:after="0"/>
+        <w:rPr>
+          <w:rFonts w:ascii="Consolas" w:hAnsi="Consolas"/>
+          <w:sz w:val="18"/>
+          <w:szCs w:val="18"/>
+        </w:rPr>
+      </w:pPr>
+      <w:r>
+        <w:rPr>
+          <w:rFonts w:ascii="Consolas" w:hAnsi="Consolas"/>
+          <w:sz w:val="18"/>
+          <w:szCs w:val="18"/>
+        </w:rPr>
+        <w:t xml:space="preserve">  (b)-[:FOLLOWS]-&gt;(a),</w:t>
+      </w:r>
+    </w:p>
+    <w:p>
+      <w:pPr>
+        <w:spacing w:after="0"/>
+        <w:rPr>
+          <w:rFonts w:ascii="Consolas" w:hAnsi="Consolas"/>
+          <w:sz w:val="18"/>
+          <w:szCs w:val="18"/>
+        </w:rPr>
+      </w:pPr>
+      <w:r>
+        <w:rPr>
+          <w:rFonts w:ascii="Consolas" w:hAnsi="Consolas"/>
+          <w:sz w:val="18"/>
+          <w:szCs w:val="18"/>
+        </w:rPr>
+        <w:t xml:space="preserve">  (b)-[:FOLLOWS]-&gt;(e),</w:t>
+      </w:r>
+    </w:p>
+    <w:p>
+      <w:pPr>
+        <w:spacing w:after="0"/>
+        <w:rPr>
+          <w:rFonts w:ascii="Consolas" w:hAnsi="Consolas"/>
+          <w:sz w:val="18"/>
+          <w:szCs w:val="18"/>
+        </w:rPr>
+      </w:pPr>
+      <w:r>
+        <w:rPr>
+          <w:rFonts w:ascii="Consolas" w:hAnsi="Consolas"/>
+          <w:sz w:val="18"/>
+          <w:szCs w:val="18"/>
+        </w:rPr>
+        <w:t xml:space="preserve">  (b)-[:FOLLOWS]-&gt;(f),</w:t>
+      </w:r>
+    </w:p>
+    <w:p>
+      <w:pPr>
+        <w:spacing w:after="0"/>
+        <w:rPr>
+          <w:rFonts w:ascii="Consolas" w:hAnsi="Consolas"/>
+          <w:sz w:val="18"/>
+          <w:szCs w:val="18"/>
+        </w:rPr>
+      </w:pPr>
+      <w:r>
+        <w:rPr>
+          <w:rFonts w:ascii="Consolas" w:hAnsi="Consolas"/>
+          <w:sz w:val="18"/>
+          <w:szCs w:val="18"/>
+        </w:rPr>
+        <w:t xml:space="preserve">  (c)-[:FOLLOWS]-&gt;(a),</w:t>
+      </w:r>
+    </w:p>
+    <w:p>
+      <w:pPr>
+        <w:spacing w:after="0"/>
+        <w:rPr>
+          <w:rFonts w:ascii="Consolas" w:hAnsi="Consolas"/>
+          <w:sz w:val="18"/>
+          <w:szCs w:val="18"/>
+        </w:rPr>
+      </w:pPr>
+      <w:r>
+        <w:rPr>
+          <w:rFonts w:ascii="Consolas" w:hAnsi="Consolas"/>
+          <w:sz w:val="18"/>
+          <w:szCs w:val="18"/>
+        </w:rPr>
+        <w:t xml:space="preserve">  (c)-[:FOLLOWS]-&gt;(h),</w:t>
+      </w:r>
+    </w:p>
+    <w:p>
+      <w:pPr>
+        <w:spacing w:after="0"/>
+        <w:rPr>
+          <w:rFonts w:ascii="Consolas" w:hAnsi="Consolas"/>
+          <w:sz w:val="18"/>
+          <w:szCs w:val="18"/>
+        </w:rPr>
+      </w:pPr>
+      <w:r>
+        <w:rPr>
+          <w:rFonts w:ascii="Consolas" w:hAnsi="Consolas"/>
+          <w:sz w:val="18"/>
+          <w:szCs w:val="18"/>
+        </w:rPr>
+        <w:t xml:space="preserve">  (c)-[:FOLLOWS]-&gt;(j),</w:t>
+      </w:r>
+    </w:p>
+    <w:p>
+      <w:pPr>
+        <w:spacing w:after="0"/>
+        <w:rPr>
+          <w:rFonts w:ascii="Consolas" w:hAnsi="Consolas"/>
+          <w:sz w:val="18"/>
+          <w:szCs w:val="18"/>
+        </w:rPr>
+      </w:pPr>
+      <w:r>
+        <w:rPr>
+          <w:rFonts w:ascii="Consolas" w:hAnsi="Consolas"/>
+          <w:sz w:val="18"/>
+          <w:szCs w:val="18"/>
+        </w:rPr>
+        <w:t xml:space="preserve">  (d)-[:FOLLOWS]-&gt;(f),</w:t>
+      </w:r>
+    </w:p>
+    <w:p>
+      <w:pPr>
+        <w:spacing w:after="0"/>
+        <w:rPr>
+          <w:rFonts w:ascii="Consolas" w:hAnsi="Consolas"/>
+          <w:sz w:val="18"/>
+          <w:szCs w:val="18"/>
+        </w:rPr>
+      </w:pPr>
+      <w:r>
+        <w:rPr>
+          <w:rFonts w:ascii="Consolas" w:hAnsi="Consolas"/>
+          <w:sz w:val="18"/>
+          <w:szCs w:val="18"/>
+        </w:rPr>
+        <w:t xml:space="preserve">  (d)-[:FOLLOWS]-&gt;(g),</w:t>
+      </w:r>
+    </w:p>
+    <w:p>
+      <w:pPr>
+        <w:spacing w:after="0"/>
+        <w:rPr>
+          <w:rFonts w:ascii="Consolas" w:hAnsi="Consolas"/>
+          <w:sz w:val="18"/>
+          <w:szCs w:val="18"/>
+        </w:rPr>
+      </w:pPr>
+      <w:r>
+        <w:rPr>
+          <w:rFonts w:ascii="Consolas" w:hAnsi="Consolas"/>
+          <w:sz w:val="18"/>
+          <w:szCs w:val="18"/>
+        </w:rPr>
+        <w:t xml:space="preserve">  (e)-[:FOLLOWS]-&gt;(c),</w:t>
+      </w:r>
+    </w:p>
+    <w:p>
+      <w:pPr>
+        <w:spacing w:after="0"/>
+        <w:rPr>
+          <w:rFonts w:ascii="Consolas" w:hAnsi="Consolas"/>
+          <w:sz w:val="18"/>
+          <w:szCs w:val="18"/>
+        </w:rPr>
+      </w:pPr>
+      <w:r>
+        <w:rPr>
+          <w:rFonts w:ascii="Consolas" w:hAnsi="Consolas"/>
+          <w:sz w:val="18"/>
+          <w:szCs w:val="18"/>
+        </w:rPr>
+        <w:t xml:space="preserve">  (e)-[:FOLLOWS]-&gt;(</w:t>
+      </w:r>
+      <w:proofErr w:type="spellStart"/>
+      <w:r>
+        <w:rPr>
+          <w:rFonts w:ascii="Consolas" w:hAnsi="Consolas"/>
+          <w:sz w:val="18"/>
+          <w:szCs w:val="18"/>
+        </w:rPr>
+        <w:t>i</w:t>
+      </w:r>
+      <w:proofErr w:type="spellEnd"/>
+      <w:r>
+        <w:rPr>
+          <w:rFonts w:ascii="Consolas" w:hAnsi="Consolas"/>
+          <w:sz w:val="18"/>
+          <w:szCs w:val="18"/>
+        </w:rPr>
+        <w:t>),</w:t>
+      </w:r>
+    </w:p>
+    <w:p>
+      <w:pPr>
+        <w:spacing w:after="0"/>
+        <w:rPr>
+          <w:rFonts w:ascii="Consolas" w:hAnsi="Consolas"/>
+          <w:sz w:val="18"/>
+          <w:szCs w:val="18"/>
+        </w:rPr>
+      </w:pPr>
+      <w:r>
+        <w:rPr>
+          <w:rFonts w:ascii="Consolas" w:hAnsi="Consolas"/>
+          <w:sz w:val="18"/>
+          <w:szCs w:val="18"/>
+        </w:rPr>
+        <w:t xml:space="preserve">  (f)-[:FOLLOWS]-&gt;(j),</w:t>
+      </w:r>
+    </w:p>
+    <w:p>
+      <w:pPr>
+        <w:spacing w:after="0"/>
+        <w:rPr>
+          <w:rFonts w:ascii="Consolas" w:hAnsi="Consolas"/>
+          <w:sz w:val="18"/>
+          <w:szCs w:val="18"/>
+        </w:rPr>
+      </w:pPr>
+      <w:r>
+        <w:rPr>
+          <w:rFonts w:ascii="Consolas" w:hAnsi="Consolas"/>
+          <w:sz w:val="18"/>
+          <w:szCs w:val="18"/>
+        </w:rPr>
+        <w:t xml:space="preserve">  (f)-[:FOLLOWS]-&gt;(k),</w:t>
+      </w:r>
+    </w:p>
+    <w:p>
+      <w:pPr>
+        <w:spacing w:after="0"/>
+        <w:rPr>
+          <w:rFonts w:ascii="Consolas" w:hAnsi="Consolas"/>
+          <w:sz w:val="18"/>
+          <w:szCs w:val="18"/>
+        </w:rPr>
+      </w:pPr>
+      <w:r>
+        <w:rPr>
+          <w:rFonts w:ascii="Consolas" w:hAnsi="Consolas"/>
+          <w:sz w:val="18"/>
+          <w:szCs w:val="18"/>
+        </w:rPr>
+        <w:t xml:space="preserve">  (g)-[:FOLLOWS]-&gt;(l),</w:t>
+      </w:r>
+    </w:p>
+    <w:p>
+      <w:pPr>
+        <w:spacing w:after="0"/>
+        <w:rPr>
+          <w:rFonts w:ascii="Consolas" w:hAnsi="Consolas"/>
+          <w:sz w:val="18"/>
+          <w:szCs w:val="18"/>
+        </w:rPr>
+      </w:pPr>
+      <w:r>
+        <w:rPr>
+          <w:rFonts w:ascii="Consolas" w:hAnsi="Consolas"/>
+          <w:sz w:val="18"/>
+          <w:szCs w:val="18"/>
+        </w:rPr>
+        <w:t xml:space="preserve">  (h)-[:FOLLOWS]-&gt;(m),</w:t>
+      </w:r>
+    </w:p>
+    <w:p>
+      <w:pPr>
+        <w:spacing w:after="0"/>
+        <w:rPr>
+          <w:rFonts w:ascii="Consolas" w:hAnsi="Consolas"/>
+          <w:sz w:val="18"/>
+          <w:szCs w:val="18"/>
+        </w:rPr>
+      </w:pPr>
+      <w:r>
+        <w:rPr>
+          <w:rFonts w:ascii="Consolas" w:hAnsi="Consolas"/>
+          <w:sz w:val="18"/>
+          <w:szCs w:val="18"/>
+        </w:rPr>
+        <w:t xml:space="preserve">  (</w:t>
+      </w:r>
+      <w:proofErr w:type="spellStart"/>
+      <w:r>
+        <w:rPr>
+          <w:rFonts w:ascii="Consolas" w:hAnsi="Consolas"/>
+          <w:sz w:val="18"/>
+          <w:szCs w:val="18"/>
+        </w:rPr>
+        <w:t>i</w:t>
+      </w:r>
+      <w:proofErr w:type="spellEnd"/>
+      <w:r>
+        <w:rPr>
+          <w:rFonts w:ascii="Consolas" w:hAnsi="Consolas"/>
+          <w:sz w:val="18"/>
+          <w:szCs w:val="18"/>
+        </w:rPr>
+        <w:t>)-[:FOLLOWS]-&gt;(b),</w:t>
+      </w:r>
+    </w:p>
+    <w:p>
+      <w:pPr>
+        <w:spacing w:after="0"/>
+        <w:rPr>
+          <w:rFonts w:ascii="Consolas" w:hAnsi="Consolas"/>
+          <w:sz w:val="18"/>
+          <w:szCs w:val="18"/>
+        </w:rPr>
+      </w:pPr>
+      <w:r>
+        <w:rPr>
+          <w:rFonts w:ascii="Consolas" w:hAnsi="Consolas"/>
+          <w:sz w:val="18"/>
+          <w:szCs w:val="18"/>
+        </w:rPr>
+        <w:t xml:space="preserve">  (</w:t>
+      </w:r>
+      <w:proofErr w:type="spellStart"/>
+      <w:r>
+        <w:rPr>
+          <w:rFonts w:ascii="Consolas" w:hAnsi="Consolas"/>
+          <w:sz w:val="18"/>
+          <w:szCs w:val="18"/>
+        </w:rPr>
+        <w:t>i</w:t>
+      </w:r>
+      <w:proofErr w:type="spellEnd"/>
+      <w:r>
+        <w:rPr>
+          <w:rFonts w:ascii="Consolas" w:hAnsi="Consolas"/>
+          <w:sz w:val="18"/>
+          <w:szCs w:val="18"/>
+        </w:rPr>
+        <w:t>)-[:FOLLOWS]-&gt;(c),</w:t>
+      </w:r>
+    </w:p>
+    <w:p>
+      <w:pPr>
+        <w:spacing w:after="0"/>
+        <w:rPr>
+          <w:rFonts w:ascii="Consolas" w:hAnsi="Consolas"/>
+          <w:sz w:val="18"/>
+          <w:szCs w:val="18"/>
+        </w:rPr>
+      </w:pPr>
+      <w:r>
+        <w:rPr>
+          <w:rFonts w:ascii="Consolas" w:hAnsi="Consolas"/>
+          <w:sz w:val="18"/>
+          <w:szCs w:val="18"/>
+        </w:rPr>
+        <w:t xml:space="preserve">  (j)-[:FOLLOWS]-&gt;(a),</w:t>
+      </w:r>
+    </w:p>
+    <w:p>
+      <w:pPr>
+        <w:spacing w:after="0"/>
+        <w:rPr>
+          <w:rFonts w:ascii="Consolas" w:hAnsi="Consolas"/>
+          <w:sz w:val="18"/>
+          <w:szCs w:val="18"/>
+        </w:rPr>
+      </w:pPr>
+      <w:r>
+        <w:rPr>
+          <w:rFonts w:ascii="Consolas" w:hAnsi="Consolas"/>
+          <w:sz w:val="18"/>
+          <w:szCs w:val="18"/>
+        </w:rPr>
+        <w:t xml:space="preserve">  (j)-[:FOLLOWS]-&gt;(n),</w:t>
+      </w:r>
+    </w:p>
+    <w:p>
+      <w:pPr>
+        <w:spacing w:after="0"/>
+        <w:rPr>
+          <w:rFonts w:ascii="Consolas" w:hAnsi="Consolas"/>
+          <w:sz w:val="18"/>
+          <w:szCs w:val="18"/>
+        </w:rPr>
+      </w:pPr>
+      <w:r>
+        <w:rPr>
+          <w:rFonts w:ascii="Consolas" w:hAnsi="Consolas"/>
+          <w:sz w:val="18"/>
+          <w:szCs w:val="18"/>
+        </w:rPr>
+        <w:t xml:space="preserve">  (k)-[:FOLLOWS]-&gt;(o),</w:t>
+      </w:r>
+    </w:p>
+    <w:p>
+      <w:pPr>
+        <w:spacing w:after="0"/>
+        <w:rPr>
+          <w:rFonts w:ascii="Consolas" w:hAnsi="Consolas"/>
+          <w:sz w:val="18"/>
+          <w:szCs w:val="18"/>
+        </w:rPr>
+      </w:pPr>
+      <w:r>
+        <w:rPr>
+          <w:rFonts w:ascii="Consolas" w:hAnsi="Consolas"/>
+          <w:sz w:val="18"/>
+          <w:szCs w:val="18"/>
+        </w:rPr>
+        <w:t xml:space="preserve">  (l)-[:FOLLOWS]-&gt;(p),</w:t>
+      </w:r>
+    </w:p>
+    <w:p>
+      <w:pPr>
+        <w:spacing w:after="0"/>
+        <w:rPr>
+          <w:rFonts w:ascii="Consolas" w:hAnsi="Consolas"/>
+          <w:sz w:val="18"/>
+          <w:szCs w:val="18"/>
+        </w:rPr>
+      </w:pPr>
+      <w:r>
+        <w:rPr>
+          <w:rFonts w:ascii="Consolas" w:hAnsi="Consolas"/>
+          <w:sz w:val="18"/>
+          <w:szCs w:val="18"/>
+        </w:rPr>
+        <w:lastRenderedPageBreak/>
+        <w:t xml:space="preserve">  (m)-[:FOLLOWS]-&gt;(q),</w:t>
+      </w:r>
+    </w:p>
+    <w:p>
+      <w:pPr>
+        <w:spacing w:after="0"/>
+        <w:rPr>
+          <w:rFonts w:ascii="Consolas" w:hAnsi="Consolas"/>
+          <w:sz w:val="18"/>
+          <w:szCs w:val="18"/>
+        </w:rPr>
+      </w:pPr>
+      <w:r>
+        <w:rPr>
+          <w:rFonts w:ascii="Consolas" w:hAnsi="Consolas"/>
+          <w:sz w:val="18"/>
+          <w:szCs w:val="18"/>
+        </w:rPr>
+        <w:t xml:space="preserve">  (n)-[:FOLLOWS]-&gt;(r),</w:t>
+      </w:r>
+    </w:p>
+    <w:p>
+      <w:pPr>
+        <w:spacing w:after="0"/>
+        <w:rPr>
+          <w:rFonts w:ascii="Consolas" w:hAnsi="Consolas"/>
+          <w:sz w:val="18"/>
+          <w:szCs w:val="18"/>
+        </w:rPr>
+      </w:pPr>
+      <w:r>
+        <w:rPr>
+          <w:rFonts w:ascii="Consolas" w:hAnsi="Consolas"/>
+          <w:sz w:val="18"/>
+          <w:szCs w:val="18"/>
+        </w:rPr>
+        <w:t xml:space="preserve">  (o)-[:FOLLOWS]-&gt;(s),</w:t>
+      </w:r>
+    </w:p>
+    <w:p>
+      <w:pPr>
+        <w:spacing w:after="0"/>
+        <w:rPr>
+          <w:rFonts w:ascii="Consolas" w:hAnsi="Consolas"/>
+          <w:sz w:val="18"/>
+          <w:szCs w:val="18"/>
+        </w:rPr>
+      </w:pPr>
+      <w:r>
+        <w:rPr>
+          <w:rFonts w:ascii="Consolas" w:hAnsi="Consolas"/>
+          <w:sz w:val="18"/>
+          <w:szCs w:val="18"/>
+        </w:rPr>
+        <w:t xml:space="preserve">  (p)-[:FOLLOWS]-&gt;(a),</w:t>
+      </w:r>
+    </w:p>
+    <w:p>
+      <w:pPr>
+        <w:spacing w:after="0"/>
+        <w:rPr>
+          <w:rFonts w:ascii="Consolas" w:hAnsi="Consolas"/>
+          <w:sz w:val="18"/>
+          <w:szCs w:val="18"/>
+        </w:rPr>
+      </w:pPr>
+      <w:r>
+        <w:rPr>
+          <w:rFonts w:ascii="Consolas" w:hAnsi="Consolas"/>
+          <w:sz w:val="18"/>
+          <w:szCs w:val="18"/>
+        </w:rPr>
+        <w:t xml:space="preserve">  (p)-[:FOLLOWS]-&gt;(t),</w:t>
+      </w:r>
+    </w:p>
+    <w:p>
+      <w:pPr>
+        <w:spacing w:after="0"/>
+        <w:rPr>
+          <w:rFonts w:ascii="Consolas" w:hAnsi="Consolas"/>
+          <w:sz w:val="18"/>
+          <w:szCs w:val="18"/>
+        </w:rPr>
+      </w:pPr>
+      <w:r>
+        <w:rPr>
+          <w:rFonts w:ascii="Consolas" w:hAnsi="Consolas"/>
+          <w:sz w:val="18"/>
+          <w:szCs w:val="18"/>
+        </w:rPr>
+        <w:t xml:space="preserve">  (q)-[:FOLLOWS]-&gt;(a),</w:t>
+      </w:r>
+    </w:p>
+    <w:p>
+      <w:pPr>
+        <w:spacing w:after="0"/>
+        <w:rPr>
+          <w:rFonts w:ascii="Consolas" w:hAnsi="Consolas"/>
+          <w:sz w:val="18"/>
+          <w:szCs w:val="18"/>
+        </w:rPr>
+      </w:pPr>
+      <w:r>
+        <w:rPr>
+          <w:rFonts w:ascii="Consolas" w:hAnsi="Consolas"/>
+          <w:sz w:val="18"/>
+          <w:szCs w:val="18"/>
+        </w:rPr>
+        <w:t xml:space="preserve">  (r)-[:FOLLOWS]-&gt;(d),</w:t>
+      </w:r>
+    </w:p>
+    <w:p>
+      <w:pPr>
+        <w:spacing w:after="0"/>
+        <w:rPr>
+          <w:rFonts w:ascii="Consolas" w:hAnsi="Consolas"/>
+          <w:sz w:val="18"/>
+          <w:szCs w:val="18"/>
+        </w:rPr>
+      </w:pPr>
+      <w:r>
+        <w:rPr>
+          <w:rFonts w:ascii="Consolas" w:hAnsi="Consolas"/>
+          <w:sz w:val="18"/>
+          <w:szCs w:val="18"/>
+        </w:rPr>
+        <w:t xml:space="preserve">  (r)-[:FOLLOWS]-&gt;(g),</w:t>
+      </w:r>
+    </w:p>
+    <w:p>
+      <w:pPr>
+        <w:spacing w:after="0"/>
+        <w:rPr>
+          <w:rFonts w:ascii="Consolas" w:hAnsi="Consolas"/>
+          <w:sz w:val="18"/>
+          <w:szCs w:val="18"/>
+        </w:rPr>
+      </w:pPr>
+      <w:r>
+        <w:rPr>
+          <w:rFonts w:ascii="Consolas" w:hAnsi="Consolas"/>
+          <w:sz w:val="18"/>
+          <w:szCs w:val="18"/>
+        </w:rPr>
+        <w:t xml:space="preserve">  (s)-[:FOLLOWS]-&gt;(h),</w:t>
+      </w:r>
+    </w:p>
+    <w:p>
+      <w:pPr>
+        <w:spacing w:after="0"/>
+        <w:rPr>
+          <w:rFonts w:ascii="Consolas" w:hAnsi="Consolas"/>
+          <w:sz w:val="18"/>
+          <w:szCs w:val="18"/>
+        </w:rPr>
+      </w:pPr>
+      <w:r>
+        <w:rPr>
+          <w:rFonts w:ascii="Consolas" w:hAnsi="Consolas"/>
+          <w:sz w:val="18"/>
+          <w:szCs w:val="18"/>
+        </w:rPr>
+        <w:t xml:space="preserve">  (s)-[:FOLLOWS]-&gt;(</w:t>
+      </w:r>
+      <w:proofErr w:type="spellStart"/>
+      <w:r>
+        <w:rPr>
+          <w:rFonts w:ascii="Consolas" w:hAnsi="Consolas"/>
+          <w:sz w:val="18"/>
+          <w:szCs w:val="18"/>
+        </w:rPr>
+        <w:t>i</w:t>
+      </w:r>
+      <w:proofErr w:type="spellEnd"/>
+      <w:r>
+        <w:rPr>
+          <w:rFonts w:ascii="Consolas" w:hAnsi="Consolas"/>
+          <w:sz w:val="18"/>
+          <w:szCs w:val="18"/>
+        </w:rPr>
+        <w:t>),</w:t>
+      </w:r>
+    </w:p>
+    <w:p>
+      <w:pPr>
+        <w:spacing w:after="0"/>
+        <w:rPr>
+          <w:rFonts w:ascii="Consolas" w:hAnsi="Consolas"/>
+          <w:sz w:val="18"/>
+          <w:szCs w:val="18"/>
+        </w:rPr>
+      </w:pPr>
+      <w:r>
+        <w:rPr>
+          <w:rFonts w:ascii="Consolas" w:hAnsi="Consolas"/>
+          <w:sz w:val="18"/>
+          <w:szCs w:val="18"/>
+        </w:rPr>
+        <w:t xml:space="preserve">  (t)-[:FOLLOWS]-&gt;(b),</w:t>
+      </w:r>
+    </w:p>
+    <w:p>
+      <w:pPr>
+        <w:spacing w:after="0"/>
+        <w:rPr>
+          <w:rFonts w:ascii="Consolas" w:hAnsi="Consolas"/>
+          <w:sz w:val="18"/>
+          <w:szCs w:val="18"/>
+        </w:rPr>
+      </w:pPr>
+      <w:r>
+        <w:rPr>
+          <w:rFonts w:ascii="Consolas" w:hAnsi="Consolas"/>
+          <w:sz w:val="18"/>
+          <w:szCs w:val="18"/>
+        </w:rPr>
+        <w:t xml:space="preserve">  (t)-[:FOLLOWS]-&gt;(j),</w:t>
+      </w:r>
+    </w:p>
+    <w:p>
+      <w:pPr>
+        <w:spacing w:after="0"/>
+        <w:rPr>
+          <w:rFonts w:ascii="Consolas" w:hAnsi="Consolas"/>
+          <w:sz w:val="18"/>
+          <w:szCs w:val="18"/>
+        </w:rPr>
+      </w:pPr>
+      <w:r>
+        <w:rPr>
+          <w:rFonts w:ascii="Consolas" w:hAnsi="Consolas"/>
+          <w:sz w:val="18"/>
+          <w:szCs w:val="18"/>
+        </w:rPr>
+        <w:t xml:space="preserve">  (t)-[:FOLLOWS]-&gt;(m),</w:t>
+      </w:r>
+    </w:p>
+    <w:p>
+      <w:pPr>
+        <w:spacing w:after="0"/>
+        <w:rPr>
+          <w:rFonts w:ascii="Consolas" w:hAnsi="Consolas"/>
+          <w:sz w:val="18"/>
+          <w:szCs w:val="18"/>
+        </w:rPr>
+      </w:pPr>
+      <w:r>
+        <w:rPr>
+          <w:rFonts w:ascii="Consolas" w:hAnsi="Consolas"/>
+          <w:sz w:val="18"/>
+          <w:szCs w:val="18"/>
+        </w:rPr>
+        <w:t xml:space="preserve">  (n)-[:FOLLOWS]-&gt;(f),</w:t>
+      </w:r>
+    </w:p>
+    <w:p>
+      <w:pPr>
+        <w:spacing w:after="0"/>
+        <w:rPr>
+          <w:rFonts w:ascii="Consolas" w:hAnsi="Consolas"/>
+          <w:sz w:val="18"/>
+          <w:szCs w:val="18"/>
+        </w:rPr>
+      </w:pPr>
+    </w:p>
+    <w:p>
+      <w:pPr>
+        <w:spacing w:after="0"/>
+        <w:rPr>
+          <w:rFonts w:ascii="Consolas" w:hAnsi="Consolas"/>
+          <w:sz w:val="18"/>
+          <w:szCs w:val="18"/>
+        </w:rPr>
+      </w:pPr>
+      <w:r>
+        <w:rPr>
+          <w:rFonts w:ascii="Consolas" w:hAnsi="Consolas"/>
+          <w:sz w:val="18"/>
+          <w:szCs w:val="18"/>
+        </w:rPr>
+        <w:t>// FRIENDS_WITH relationships (bidirectional)</w:t>
+      </w:r>
+    </w:p>
+    <w:p>
+      <w:pPr>
+        <w:spacing w:after="0"/>
+        <w:rPr>
+          <w:rFonts w:ascii="Consolas" w:hAnsi="Consolas"/>
+          <w:sz w:val="18"/>
+          <w:szCs w:val="18"/>
+        </w:rPr>
+      </w:pPr>
+    </w:p>
+    <w:p>
+      <w:pPr>
+        <w:spacing w:after="0"/>
+        <w:rPr>
+          <w:rFonts w:ascii="Consolas" w:hAnsi="Consolas"/>
+          <w:sz w:val="18"/>
+          <w:szCs w:val="18"/>
+        </w:rPr>
+      </w:pPr>
+      <w:r>
+        <w:rPr>
+          <w:rFonts w:ascii="Consolas" w:hAnsi="Consolas"/>
+          <w:sz w:val="18"/>
+          <w:szCs w:val="18"/>
+        </w:rPr>
+        <w:t xml:space="preserve">  (a)-[:FRIENDS_WITH]-&gt;(d), (d)-[:FRIENDS_WITH]-&gt;(a),</w:t>
+      </w:r>
+    </w:p>
+    <w:p>
+      <w:pPr>
+        <w:spacing w:after="0"/>
+        <w:rPr>
+          <w:rFonts w:ascii="Consolas" w:hAnsi="Consolas"/>
+          <w:sz w:val="18"/>
+          <w:szCs w:val="18"/>
+        </w:rPr>
+      </w:pPr>
+      <w:r>
+        <w:rPr>
+          <w:rFonts w:ascii="Consolas" w:hAnsi="Consolas"/>
+          <w:sz w:val="18"/>
+          <w:szCs w:val="18"/>
+        </w:rPr>
+        <w:t xml:space="preserve">  (b)-[:FRIENDS_WITH]-&gt;(e), (e)-[:FRIENDS_WITH]-&gt;(b),</w:t>
+      </w:r>
+    </w:p>
+    <w:p>
+      <w:pPr>
+        <w:spacing w:after="0"/>
+        <w:rPr>
+          <w:rFonts w:ascii="Consolas" w:hAnsi="Consolas"/>
+          <w:sz w:val="18"/>
+          <w:szCs w:val="18"/>
+        </w:rPr>
+      </w:pPr>
+      <w:r>
+        <w:rPr>
+          <w:rFonts w:ascii="Consolas" w:hAnsi="Consolas"/>
+          <w:sz w:val="18"/>
+          <w:szCs w:val="18"/>
+        </w:rPr>
+        <w:t xml:space="preserve">  (c)-[:FRIENDS_WITH]-&gt;(g), (g)-[:FRIENDS_WITH]-&gt;(c),</w:t>
+      </w:r>
+    </w:p>
+    <w:p>
+      <w:pPr>
+        <w:spacing w:after="0"/>
+        <w:rPr>
+          <w:rFonts w:ascii="Consolas" w:hAnsi="Consolas"/>
+          <w:sz w:val="18"/>
+          <w:szCs w:val="18"/>
+        </w:rPr>
+      </w:pPr>
+      <w:r>
+        <w:rPr>
+          <w:rFonts w:ascii="Consolas" w:hAnsi="Consolas"/>
+          <w:sz w:val="18"/>
+          <w:szCs w:val="18"/>
+        </w:rPr>
+        <w:t xml:space="preserve">  (h)-[:FRIENDS_WITH]-&gt;(</w:t>
+      </w:r>
+      <w:proofErr w:type="spellStart"/>
+      <w:r>
+        <w:rPr>
+          <w:rFonts w:ascii="Consolas" w:hAnsi="Consolas"/>
+          <w:sz w:val="18"/>
+          <w:szCs w:val="18"/>
+        </w:rPr>
+        <w:t>i</w:t>
+      </w:r>
+      <w:proofErr w:type="spellEnd"/>
+      <w:r>
+        <w:rPr>
+          <w:rFonts w:ascii="Consolas" w:hAnsi="Consolas"/>
+          <w:sz w:val="18"/>
+          <w:szCs w:val="18"/>
+        </w:rPr>
+        <w:t>), (</w:t>
+      </w:r>
+      <w:proofErr w:type="spellStart"/>
+      <w:r>
+        <w:rPr>
+          <w:rFonts w:ascii="Consolas" w:hAnsi="Consolas"/>
+          <w:sz w:val="18"/>
+          <w:szCs w:val="18"/>
+        </w:rPr>
+        <w:t>i</w:t>
+      </w:r>
+      <w:proofErr w:type="spellEnd"/>
+      <w:r>
+        <w:rPr>
+          <w:rFonts w:ascii="Consolas" w:hAnsi="Consolas"/>
+          <w:sz w:val="18"/>
+          <w:szCs w:val="18"/>
+        </w:rPr>
+        <w:t>)-[:FRIENDS_WITH]-&gt;(h),</w:t>
       </w:r>
     </w:p>
     <w:p>
@@ -20719,7 +22189,7 @@
           <w:noProof/>
         </w:rPr>
         <w:drawing>
-          <wp:anchor distT="0" distB="0" distL="114300" distR="114300" simplePos="0" relativeHeight="251665408" behindDoc="1" locked="0" layoutInCell="1" allowOverlap="1" wp14:anchorId="20E09602" wp14:editId="78AF3A63">
+          <wp:anchor distT="0" distB="0" distL="114300" distR="114300" simplePos="0" relativeHeight="251665408" behindDoc="1" locked="0" layoutInCell="1" allowOverlap="1" wp14:anchorId="20E09602" wp14:editId="264DA695">
             <wp:simplePos x="0" y="0"/>
             <wp:positionH relativeFrom="column">
               <wp:posOffset>0</wp:posOffset>
@@ -20992,7 +22462,15 @@
         <w:t xml:space="preserve">User </w:t>
       </w:r>
       <w:r>
-        <w:t>‘Dinuka’</w:t>
+        <w:t>‘</w:t>
+      </w:r>
+      <w:proofErr w:type="spellStart"/>
+      <w:r>
+        <w:t>Dinuka</w:t>
+      </w:r>
+      <w:proofErr w:type="spellEnd"/>
+      <w:r>
+        <w:t>’</w:t>
       </w:r>
       <w:r>
         <w:t xml:space="preserve"> </w:t>
@@ -21034,15 +22512,47 @@
         <w:spacing w:after="0"/>
       </w:pPr>
       <w:r>
-        <w:t>MATCH (a:User {name:'Dinuka'})--(u:User)</w:t>
-      </w:r>
-    </w:p>
-    <w:p>
-      <w:pPr>
-        <w:spacing w:after="0"/>
-      </w:pPr>
-      <w:r>
-        <w:t>RETURN DISTINCT u.name AS Connected_To_Dinuka;</w:t>
+        <w:t>MATCH (</w:t>
+      </w:r>
+      <w:proofErr w:type="spellStart"/>
+      <w:r>
+        <w:t>a:User</w:t>
+      </w:r>
+      <w:proofErr w:type="spellEnd"/>
+      <w:r>
+        <w:t xml:space="preserve"> {name:'</w:t>
+      </w:r>
+      <w:proofErr w:type="spellStart"/>
+      <w:r>
+        <w:t>Dinuka</w:t>
+      </w:r>
+      <w:proofErr w:type="spellEnd"/>
+      <w:r>
+        <w:t>'})--(</w:t>
+      </w:r>
+      <w:proofErr w:type="spellStart"/>
+      <w:r>
+        <w:t>u:User</w:t>
+      </w:r>
+      <w:proofErr w:type="spellEnd"/>
+      <w:r>
+        <w:t>)</w:t>
+      </w:r>
+    </w:p>
+    <w:p>
+      <w:pPr>
+        <w:spacing w:after="0"/>
+      </w:pPr>
+      <w:r>
+        <w:t xml:space="preserve">RETURN DISTINCT u.name AS </w:t>
+      </w:r>
+      <w:proofErr w:type="spellStart"/>
+      <w:r>
+        <w:t>Connected_To_Dinuka</w:t>
+      </w:r>
+      <w:proofErr w:type="spellEnd"/>
+      <w:r>
+        <w:t>;</w:t>
       </w:r>
     </w:p>
     <w:p>
@@ -21082,7 +22592,7 @@
           <w:noProof/>
         </w:rPr>
         <w:drawing>
-          <wp:anchor distT="0" distB="0" distL="114300" distR="114300" simplePos="0" relativeHeight="251668480" behindDoc="1" locked="0" layoutInCell="1" allowOverlap="1" wp14:anchorId="12850A8E" wp14:editId="36B5D4BD">
+          <wp:anchor distT="0" distB="0" distL="114300" distR="114300" simplePos="0" relativeHeight="251668480" behindDoc="1" locked="0" layoutInCell="1" allowOverlap="1" wp14:anchorId="12850A8E" wp14:editId="1F9806E8">
             <wp:simplePos x="0" y="0"/>
             <wp:positionH relativeFrom="column">
               <wp:posOffset>205740</wp:posOffset>
@@ -21228,7 +22738,23 @@
         </w:rPr>
       </w:pPr>
       <w:r>
-        <w:t xml:space="preserve">(a:User {name:'Dinuka'}) means </w:t>
+        <w:t>(</w:t>
+      </w:r>
+      <w:proofErr w:type="spellStart"/>
+      <w:r>
+        <w:t>a:User</w:t>
+      </w:r>
+      <w:proofErr w:type="spellEnd"/>
+      <w:r>
+        <w:t xml:space="preserve"> {name:'</w:t>
+      </w:r>
+      <w:proofErr w:type="spellStart"/>
+      <w:r>
+        <w:t>Dinuka</w:t>
+      </w:r>
+      <w:proofErr w:type="spellEnd"/>
+      <w:r>
+        <w:t xml:space="preserve">'}) means </w:t>
       </w:r>
       <w:r>
         <w:t xml:space="preserve">start by finding a </w:t>
@@ -21255,7 +22781,27 @@
           <w:i/>
           <w:iCs/>
         </w:rPr>
-        <w:t>'Dinuka'</w:t>
+        <w:t>'</w:t>
+      </w:r>
+      <w:proofErr w:type="spellStart"/>
+      <w:r>
+        <w:rPr>
+          <w:b/>
+          <w:bCs/>
+          <w:i/>
+          <w:iCs/>
+        </w:rPr>
+        <w:t>Dinuka</w:t>
+      </w:r>
+      <w:proofErr w:type="spellEnd"/>
+      <w:r>
+        <w:rPr>
+          <w:b/>
+          <w:bCs/>
+          <w:i/>
+          <w:iCs/>
+        </w:rPr>
+        <w:t>'</w:t>
       </w:r>
     </w:p>
     <w:p>
@@ -21379,8 +22925,13 @@
         <w:t>S</w:t>
       </w:r>
       <w:r>
-        <w:t xml:space="preserve"> Connected_To_Dinuka</w:t>
-      </w:r>
+        <w:t xml:space="preserve"> </w:t>
+      </w:r>
+      <w:proofErr w:type="spellStart"/>
+      <w:r>
+        <w:t>Connected_To_Dinuka</w:t>
+      </w:r>
+      <w:proofErr w:type="spellEnd"/>
       <w:r>
         <w:t xml:space="preserve"> gives the column a readable name in the results</w:t>
       </w:r>
@@ -21452,7 +23003,15 @@
         <w:spacing w:after="0"/>
       </w:pPr>
       <w:r>
-        <w:t>MATCH (u:User)</w:t>
+        <w:t>MATCH (</w:t>
+      </w:r>
+      <w:proofErr w:type="spellStart"/>
+      <w:r>
+        <w:t>u:User</w:t>
+      </w:r>
+      <w:proofErr w:type="spellEnd"/>
+      <w:r>
+        <w:t>)</w:t>
       </w:r>
     </w:p>
     <w:p>
@@ -21476,23 +23035,41 @@
         <w:spacing w:after="0"/>
       </w:pPr>
       <w:r>
-        <w:t>WITH u, COUNT(DISTINCT out) + COUNT(DISTINCT in) AS TotalConnections</w:t>
-      </w:r>
-    </w:p>
-    <w:p>
-      <w:pPr>
-        <w:spacing w:after="0"/>
-      </w:pPr>
-      <w:r>
-        <w:t>RETURN u.name AS User, TotalConnections</w:t>
-      </w:r>
-    </w:p>
-    <w:p>
-      <w:pPr>
-        <w:spacing w:after="0"/>
-      </w:pPr>
-      <w:r>
-        <w:t>ORDER BY TotalConnections DESC</w:t>
+        <w:t xml:space="preserve">WITH u, COUNT(DISTINCT out) + COUNT(DISTINCT in) AS </w:t>
+      </w:r>
+      <w:proofErr w:type="spellStart"/>
+      <w:r>
+        <w:t>TotalConnections</w:t>
+      </w:r>
+      <w:proofErr w:type="spellEnd"/>
+    </w:p>
+    <w:p>
+      <w:pPr>
+        <w:spacing w:after="0"/>
+      </w:pPr>
+      <w:r>
+        <w:t xml:space="preserve">RETURN u.name AS User, </w:t>
+      </w:r>
+      <w:proofErr w:type="spellStart"/>
+      <w:r>
+        <w:t>TotalConnections</w:t>
+      </w:r>
+      <w:proofErr w:type="spellEnd"/>
+    </w:p>
+    <w:p>
+      <w:pPr>
+        <w:spacing w:after="0"/>
+      </w:pPr>
+      <w:r>
+        <w:t xml:space="preserve">ORDER BY </w:t>
+      </w:r>
+      <w:proofErr w:type="spellStart"/>
+      <w:r>
+        <w:t>TotalConnections</w:t>
+      </w:r>
+      <w:proofErr w:type="spellEnd"/>
+      <w:r>
+        <w:t xml:space="preserve"> DESC</w:t>
       </w:r>
     </w:p>
     <w:p>
@@ -21676,7 +23253,15 @@
         <w:t xml:space="preserve">ndirect connections </w:t>
       </w:r>
       <w:r>
-        <w:t>of ‘Dinuka’</w:t>
+        <w:t>of ‘</w:t>
+      </w:r>
+      <w:proofErr w:type="spellStart"/>
+      <w:r>
+        <w:t>Dinuka</w:t>
+      </w:r>
+      <w:proofErr w:type="spellEnd"/>
+      <w:r>
+        <w:t>’</w:t>
       </w:r>
     </w:p>
     <w:p>
@@ -21722,15 +23307,47 @@
         <w:spacing w:after="0"/>
       </w:pPr>
       <w:r>
-        <w:t>MATCH (a:User {name:'Dinuka'})-[:FOLLOWS*2..3]-&gt;(b:User)</w:t>
-      </w:r>
-    </w:p>
-    <w:p>
-      <w:pPr>
-        <w:spacing w:after="0"/>
-      </w:pPr>
-      <w:r>
-        <w:t>RETURN DISTINCT b.name AS IndirectConnections;</w:t>
+        <w:t>MATCH (</w:t>
+      </w:r>
+      <w:proofErr w:type="spellStart"/>
+      <w:r>
+        <w:t>a:User</w:t>
+      </w:r>
+      <w:proofErr w:type="spellEnd"/>
+      <w:r>
+        <w:t xml:space="preserve"> {name:'</w:t>
+      </w:r>
+      <w:proofErr w:type="spellStart"/>
+      <w:r>
+        <w:t>Dinuka</w:t>
+      </w:r>
+      <w:proofErr w:type="spellEnd"/>
+      <w:r>
+        <w:t>'})-[:FOLLOWS*2..3]-&gt;(</w:t>
+      </w:r>
+      <w:proofErr w:type="spellStart"/>
+      <w:r>
+        <w:t>b:User</w:t>
+      </w:r>
+      <w:proofErr w:type="spellEnd"/>
+      <w:r>
+        <w:t>)</w:t>
+      </w:r>
+    </w:p>
+    <w:p>
+      <w:pPr>
+        <w:spacing w:after="0"/>
+      </w:pPr>
+      <w:r>
+        <w:t xml:space="preserve">RETURN DISTINCT b.name AS </w:t>
+      </w:r>
+      <w:proofErr w:type="spellStart"/>
+      <w:r>
+        <w:t>IndirectConnections</w:t>
+      </w:r>
+      <w:proofErr w:type="spellEnd"/>
+      <w:r>
+        <w:t>;</w:t>
       </w:r>
     </w:p>
     <w:p>
@@ -21912,10 +23529,456 @@
       </w:r>
     </w:p>
     <w:p>
-      <w:pPr>
-        <w:spacing w:after="0"/>
-      </w:pPr>
-    </w:p>
+      <w:r>
+        <w:br w:type="page"/>
+      </w:r>
+    </w:p>
+    <w:p>
+      <w:pPr>
+        <w:pStyle w:val="Heading1"/>
+      </w:pPr>
+      <w:r>
+        <w:lastRenderedPageBreak/>
+        <w:t>Task 5: Self Study – Big Data Technologies in Large Language Model Development</w:t>
+      </w:r>
+    </w:p>
+    <w:p>
+      <w:pPr>
+        <w:pStyle w:val="Heading3"/>
+      </w:pPr>
+      <w:r>
+        <w:t>Abstract</w:t>
+      </w:r>
+    </w:p>
+    <w:p>
+      <w:pPr>
+        <w:ind w:firstLine="720"/>
+        <w:jc w:val="both"/>
+      </w:pPr>
+      <w:r>
+        <w:t>This comprehensive survey looks into big data technologies that have been integrated in the development, verification, and deployment of Large Language Models based on international research from 2024-2025. We analyze research from the leading institutions in the United States, Europe, Canada, and other regions to understand how big data concepts and technologies are transforming the LLM lifecycle.</w:t>
+      </w:r>
+    </w:p>
+    <w:p>
+      <w:pPr>
+        <w:pStyle w:val="Heading3"/>
+      </w:pPr>
+      <w:r>
+        <w:t xml:space="preserve">5.1 </w:t>
+      </w:r>
+      <w:r>
+        <w:t>Development</w:t>
+      </w:r>
+    </w:p>
+    <w:p>
+      <w:pPr>
+        <w:spacing w:after="0"/>
+        <w:ind w:firstLine="720"/>
+        <w:jc w:val="both"/>
+      </w:pPr>
+      <w:r>
+        <w:t xml:space="preserve">Big data technologies are crucial because training </w:t>
+      </w:r>
+      <w:r>
+        <w:t>modern</w:t>
+      </w:r>
+      <w:r>
+        <w:t xml:space="preserve"> large language models like ChatGPT requires massive amounts of data and processing power. The first step in the process is gathering enormous text datasets which frequently contain trillions of words and billions of documents from books, the internet, and other sources. Singh et al. (2024) from</w:t>
+      </w:r>
+      <w:r>
+        <w:t xml:space="preserve"> t</w:t>
+      </w:r>
+      <w:r>
+        <w:t xml:space="preserve">he University of Maryland created the </w:t>
+      </w:r>
+      <w:proofErr w:type="spellStart"/>
+      <w:r>
+        <w:rPr>
+          <w:b/>
+          <w:bCs/>
+          <w:i/>
+          <w:iCs/>
+        </w:rPr>
+        <w:t>AxoNN</w:t>
+      </w:r>
+      <w:proofErr w:type="spellEnd"/>
+      <w:r>
+        <w:t xml:space="preserve"> system, which uses tens of thousands of interconnected computer processors to train AI models with up to one trillion parameters [1]. This is one of the biggest attempts at AI training that academic researchers have ever made. The main difficulty is that no single computer can handle these enormous models, so researchers must divide the work among thousands of machines in a coordinated manner.</w:t>
+      </w:r>
+    </w:p>
+    <w:p>
+      <w:pPr>
+        <w:spacing w:after="0"/>
+        <w:ind w:firstLine="720"/>
+        <w:jc w:val="both"/>
+      </w:pPr>
+      <w:r>
+        <w:t xml:space="preserve">Data preprocessing is equally important and complex. Terabytes of raw text data need to be cleaned and organized by researchers before the actual training can begin by removing duplicates, filtering low-quality content, and checking for harmful material. For that, sophisticated big data processing systems are needed to train billions of documents at once. Liu et al. (2025) of European research institutions developed a system named </w:t>
+      </w:r>
+      <w:r>
+        <w:rPr>
+          <w:b/>
+          <w:bCs/>
+          <w:i/>
+          <w:iCs/>
+        </w:rPr>
+        <w:t>"Mist"</w:t>
+      </w:r>
+      <w:r>
+        <w:t xml:space="preserve"> that optimizes how computer memory is used during training, allowing larger models to be trained more efficiently [2]. Their approach reduces memory usage up to 40%, without impacting training speed, which is critical when working with limited computing resources.</w:t>
+      </w:r>
+    </w:p>
+    <w:p>
+      <w:pPr>
+        <w:spacing w:after="0"/>
+        <w:ind w:firstLine="720"/>
+        <w:jc w:val="both"/>
+      </w:pPr>
+      <w:r>
+        <w:t xml:space="preserve">The actual training consists of feeding this preprocessed data to the AI model millions of times, with each training step requiring complex mathematical calculations across all the model's parameters. Duan et al. (2024) conducted an extensive survey of distributed training methods and found that if properly tuned, modern systems can reach efficiencies above 90%, meaning most of the computing power is actually used for learning rather than being wasted on the coordination between machines [3]. Researchers at Amazon Web Services have also made critical contributions by designing specialized computer chips called </w:t>
+      </w:r>
+      <w:proofErr w:type="spellStart"/>
+      <w:r>
+        <w:rPr>
+          <w:b/>
+          <w:bCs/>
+          <w:i/>
+          <w:iCs/>
+        </w:rPr>
+        <w:t>Trainium</w:t>
+      </w:r>
+      <w:proofErr w:type="spellEnd"/>
+      <w:r>
+        <w:t>, which are tailor-made for AI training and offer better performance per dollar compared to traditional graphics cards [4]. These advances in both software coordination and hardware design have made it possible to train increasingly powerful language models while managing the enormous computational and data processing tasks that would have been impossible just a few years ago.</w:t>
+      </w:r>
+    </w:p>
+    <w:p>
+      <w:pPr>
+        <w:pStyle w:val="Heading3"/>
+      </w:pPr>
+      <w:r>
+        <w:lastRenderedPageBreak/>
+        <w:t xml:space="preserve">5.2 </w:t>
+      </w:r>
+      <w:r>
+        <w:t>Verification</w:t>
+      </w:r>
+    </w:p>
+    <w:p>
+      <w:pPr>
+        <w:ind w:firstLine="720"/>
+        <w:jc w:val="both"/>
+      </w:pPr>
+      <w:r>
+        <w:rPr>
+          <w:highlight w:val="yellow"/>
+        </w:rPr>
+        <w:t>Large language models pose a unique set of challenges when it comes to assessing whether or not they work correctly, challenges that traditional testing methods cannot handle effectively. While you can check if certain functions produce a specific output in conventional software, language models create creative text that can be correct in many different ways, making evaluation much more complex. Traditional metrics, such as BLEU scores, which are based on counting matching words between model outputs and reference answers, have proven inadequate for assessing modern AI language capabilities.</w:t>
+      </w:r>
+      <w:r>
+        <w:t xml:space="preserve"> This limitation has driven researchers to devise innovative evaluation methodologies using AI itself to judge the performances of artificial intelligence.</w:t>
+      </w:r>
+    </w:p>
+    <w:p>
+      <w:pPr>
+        <w:ind w:firstLine="720"/>
+        <w:jc w:val="both"/>
+      </w:pPr>
+      <w:r>
+        <w:t>The most significant breakthrough in the evaluation of LLMs has been the development of "LLM-as-a-Judge" systems, where other advanced language models are used to evaluate AI responses across many dimensions including accuracy, helpfulness, safety, and coherence. Recent research has shown that these AI judges can achieve more than 80% agreement with human evaluators while processing millions of test cases in a fraction of the time needed for human review [5]. This allows researchers to do comprehensive evaluations that would be impossibly expensive and time-consuming with human evaluators. The key insight is that the advanced language models have developed enough understanding of language quality and correctness to serve as reliable assessments of other models' performance.</w:t>
+      </w:r>
+    </w:p>
+    <w:p>
+      <w:pPr>
+        <w:ind w:firstLine="720"/>
+        <w:jc w:val="both"/>
+      </w:pPr>
+      <w:r>
+        <w:t>But AI-based evaluation systems also present several challenges, especially in respect to bias and consistency. For example, researchers have found that AI judges may suffer from position bias (a preference for positions of the answer), length bias-a preference for longer responses-and cultural biases inherited from their training data. In response, international research teams have developed a range of sophisticated approaches, including multi-judge systems, bias detection algorithms, and calibration methods that ensure fair evaluation across different types of content and cultural contexts. Another critical innovation has been dynamic benchmark creation, whereby evaluation tests are continually updated and changed to prevent models from simply memorizing answers to static test questions. This ensures that evaluation remains meaningful in a world of rapidly improving AI capabilities and provides reliable measures of true language understanding rather than pattern matching.</w:t>
+      </w:r>
+    </w:p>
+    <w:p>
+      <w:pPr>
+        <w:ind w:firstLine="720"/>
+        <w:jc w:val="both"/>
+      </w:pPr>
+    </w:p>
+    <w:p>
+      <w:pPr>
+        <w:pStyle w:val="Heading3"/>
+      </w:pPr>
+      <w:r>
+        <w:t xml:space="preserve">5.3 </w:t>
+      </w:r>
+      <w:r>
+        <w:t>Deployment</w:t>
+      </w:r>
+    </w:p>
+    <w:p>
+      <w:pPr>
+        <w:ind w:firstLine="720"/>
+        <w:jc w:val="both"/>
+      </w:pPr>
+      <w:r>
+        <w:t>Large language models require sophisticated infrastructure when deployed in real-world applications to serve millions of users simultaneously with fast response times and reasonable cost. The requirements for inferenc</w:t>
+      </w:r>
+      <w:r>
+        <w:t>ing</w:t>
+      </w:r>
+      <w:r>
+        <w:t xml:space="preserve"> </w:t>
+      </w:r>
+      <w:r>
+        <w:t>basically</w:t>
+      </w:r>
+      <w:r>
+        <w:t xml:space="preserve"> </w:t>
+      </w:r>
+      <w:r>
+        <w:t>differ</w:t>
+      </w:r>
+      <w:r>
+        <w:t xml:space="preserve"> from training and </w:t>
+      </w:r>
+      <w:r>
+        <w:t>have</w:t>
+      </w:r>
+      <w:r>
+        <w:t xml:space="preserve"> unique engineering challenges. In particular, during inference, the system needs to process the user inputs quickly while managing enormous model parameters, which can take hundreds of gigabytes of memory. </w:t>
+      </w:r>
+      <w:r>
+        <w:rPr>
+          <w:b/>
+          <w:bCs/>
+          <w:i/>
+          <w:iCs/>
+        </w:rPr>
+        <w:t>Meta's</w:t>
+      </w:r>
+      <w:r>
+        <w:t xml:space="preserve"> research teams have led the development of techniques for inference optimization, building methods that can serve their largest models to billions of Facebook users with response </w:t>
+      </w:r>
+      <w:r>
+        <w:lastRenderedPageBreak/>
+        <w:t>times under one second [6]. Their approach relies on three types of parallelism: dividing model computations across many processors, dividing different parts of long conversations between machines, and optimizing how different model components communicate with each other.</w:t>
+      </w:r>
+    </w:p>
+    <w:p>
+      <w:pPr>
+        <w:ind w:firstLine="720"/>
+        <w:jc w:val="both"/>
+      </w:pPr>
+      <w:r>
+        <w:t>As a result, edge computing integration has emerged as an essential factor in minimizing latency and increasing privacy in the deployment of LLMs. Researchers are working out methods to operate smaller, optimized versions of language models on devices closer to users, such as smartphones and local servers, rather than running all requests through centralized data centers. This involves model compression techniques including quantization or decreasing the precision of mathematical calculations, pruning or removal of redundant components of the model, and knowledge distillation or training smaller models to act like their larger counterparts. In the last few years, this has become possible: running billion-parameter models on consumer devices without sacrificing most of their original capabilities.</w:t>
+      </w:r>
+    </w:p>
+    <w:p>
+      <w:pPr>
+        <w:ind w:firstLine="720"/>
+        <w:jc w:val="both"/>
+        <w:rPr>
+          <w:highlight w:val="yellow"/>
+        </w:rPr>
+      </w:pPr>
+      <w:r>
+        <w:t>Big data system integrations have allowed for newer applications where the language models can analyze and generate insights from large databases in real time. Databricks researchers have developed systems capable of processing more than 400 billion text tokens in batch operations, enabling companies to apply AI analysis to their entire document collections efficiently [7</w:t>
+      </w:r>
+      <w:r>
+        <w:rPr>
+          <w:highlight w:val="yellow"/>
+        </w:rPr>
+        <w:t>]. These systems put together traditional big data processing frameworks like Apache Spark and modern AI inference engines to form unified platforms where data preprocessing, AI analysis, and result generation happen seamlessly. Treating the inference of language models as another step in big data processing pipelines, rather than as a different system, forms the key innovation that dramatically simplifies deployment and reduces operational complexity for organizations wanting to integrate AI capabilities into their existing data infrastructure.</w:t>
+      </w:r>
+    </w:p>
+    <w:p>
+      <w:pPr>
+        <w:ind w:firstLine="720"/>
+        <w:jc w:val="both"/>
+        <w:rPr>
+          <w:highlight w:val="yellow"/>
+        </w:rPr>
+      </w:pPr>
+    </w:p>
+    <w:p>
+      <w:pPr>
+        <w:pStyle w:val="Heading3"/>
+      </w:pPr>
+      <w:r>
+        <w:t>References</w:t>
+      </w:r>
+    </w:p>
+    <w:p>
+      <w:r>
+        <w:t xml:space="preserve">[1] Singh, S., Singhania, P., Ranjan, A., Kirchenbauer, J., </w:t>
+      </w:r>
+      <w:proofErr w:type="spellStart"/>
+      <w:r>
+        <w:t>Geiping</w:t>
+      </w:r>
+      <w:proofErr w:type="spellEnd"/>
+      <w:r>
+        <w:t xml:space="preserve">, J., Wen, Y., Jain, N., Hans, A., Shu, M., Tomar, A., Goldstein, T., &amp; </w:t>
+      </w:r>
+      <w:proofErr w:type="spellStart"/>
+      <w:r>
+        <w:t>Bhatele</w:t>
+      </w:r>
+      <w:proofErr w:type="spellEnd"/>
+      <w:r>
+        <w:t xml:space="preserve">, A. (2024). Democratizing AI: Open-source Scalable LLM Training on GPU-based Supercomputers. </w:t>
+      </w:r>
+      <w:r>
+        <w:rPr>
+          <w:i/>
+          <w:iCs/>
+        </w:rPr>
+        <w:t>Proceedings of the International Conference for High Performance Computing, Networking, Storage, and Analysis (SC '24)</w:t>
+      </w:r>
+      <w:r>
+        <w:t>. DOI: 10.1109/SC41406.2024.00010</w:t>
+      </w:r>
+    </w:p>
+    <w:p>
+      <w:r>
+        <w:t xml:space="preserve">[2] Liu, G., Miao, Y., Lin, Z., Shi, X., Maleki, S., Yang, F., Bao, Y., &amp; Wang, S. (2025). Mist: Efficient Distributed Training of Large Language Models via Memory-Parallelism Co-Optimization. </w:t>
+      </w:r>
+      <w:r>
+        <w:rPr>
+          <w:i/>
+          <w:iCs/>
+        </w:rPr>
+        <w:t>Proceedings of the Twentieth European Conference on Computer Systems (</w:t>
+      </w:r>
+      <w:proofErr w:type="spellStart"/>
+      <w:r>
+        <w:rPr>
+          <w:i/>
+          <w:iCs/>
+        </w:rPr>
+        <w:t>EuroSys</w:t>
+      </w:r>
+      <w:proofErr w:type="spellEnd"/>
+      <w:r>
+        <w:rPr>
+          <w:i/>
+          <w:iCs/>
+        </w:rPr>
+        <w:t xml:space="preserve"> '25)</w:t>
+      </w:r>
+      <w:r>
+        <w:t>. DOI: 10.1145/3689031.3717461</w:t>
+      </w:r>
+    </w:p>
+    <w:p>
+      <w:r>
+        <w:t xml:space="preserve">[3] Duan, J., Zhang, S., Wang, Z., Jiang, L., Qu, W., Hu, Q., Wang, G., et al. (2024). Efficient Training of Large Language Models on Distributed Infrastructures: A Survey. </w:t>
+      </w:r>
+      <w:proofErr w:type="spellStart"/>
+      <w:r>
+        <w:rPr>
+          <w:i/>
+          <w:iCs/>
+        </w:rPr>
+        <w:t>arXiv</w:t>
+      </w:r>
+      <w:proofErr w:type="spellEnd"/>
+      <w:r>
+        <w:rPr>
+          <w:i/>
+          <w:iCs/>
+        </w:rPr>
+        <w:t xml:space="preserve"> preprint arXiv:2407.20018</w:t>
+      </w:r>
+      <w:r>
+        <w:t>.</w:t>
+      </w:r>
+    </w:p>
+    <w:p>
+      <w:r>
+        <w:lastRenderedPageBreak/>
+        <w:t xml:space="preserve">[4] Fan, H., Zhou, H., Huang, G., Raman, P., Fu, X., Gupta, G., Ram, D., Wang, Y., &amp; Huan, J. (2024). Distributed Training of Large Language Models on AWS </w:t>
+      </w:r>
+      <w:proofErr w:type="spellStart"/>
+      <w:r>
+        <w:t>Trainium</w:t>
+      </w:r>
+      <w:proofErr w:type="spellEnd"/>
+      <w:r>
+        <w:t xml:space="preserve">. </w:t>
+      </w:r>
+      <w:r>
+        <w:rPr>
+          <w:i/>
+          <w:iCs/>
+        </w:rPr>
+        <w:t>Proceedings of the 2024 ACM Symposium on Cloud Computing (SOCC '24)</w:t>
+      </w:r>
+      <w:r>
+        <w:t>. DOI: 10.1145/3698038.3698535</w:t>
+      </w:r>
+    </w:p>
+    <w:p>
+      <w:r>
+        <w:t xml:space="preserve">[5] Gu, Y., et al. (2025). LLM-as-a-Judge: Automated Evaluation of Search Query Parsing Using Large Language Models. </w:t>
+      </w:r>
+      <w:r>
+        <w:rPr>
+          <w:i/>
+          <w:iCs/>
+        </w:rPr>
+        <w:t>Frontiers in Big Data</w:t>
+      </w:r>
+      <w:r>
+        <w:t>, 2025. DOI: 10.3389/fdata.2025.1611389</w:t>
+      </w:r>
+    </w:p>
+    <w:p>
+      <w:r>
+        <w:t xml:space="preserve">[6] Meta AI Engineering Team (2024). Scaling LLM Inference: Innovations in Tensor Parallelism, Context Parallelism, and Expert Parallelism. </w:t>
+      </w:r>
+      <w:r>
+        <w:rPr>
+          <w:i/>
+          <w:iCs/>
+        </w:rPr>
+        <w:t>Engineering at Meta Technical Blog</w:t>
+      </w:r>
+      <w:r>
+        <w:t xml:space="preserve">. Available: </w:t>
+      </w:r>
+      <w:hyperlink r:id="rId28" w:history="1">
+        <w:r>
+          <w:rPr>
+            <w:rStyle w:val="Hyperlink"/>
+          </w:rPr>
+          <w:t>https://engineering.fb.com/2025/10/17/ai-research/scaling-llm-inference-innovations-tensor-parallelism-context-parallelism-expert-parallelism/</w:t>
+        </w:r>
+      </w:hyperlink>
+    </w:p>
+    <w:p>
+      <w:r>
+        <w:t xml:space="preserve">[7] Databricks Research Team (2024). Introducing Simple, Fast, and Scalable Batch LLM Inference on Mosaic AI Model Serving. </w:t>
+      </w:r>
+      <w:r>
+        <w:rPr>
+          <w:i/>
+          <w:iCs/>
+        </w:rPr>
+        <w:t>Databricks Technical Blog</w:t>
+      </w:r>
+      <w:r>
+        <w:t xml:space="preserve">. Available: </w:t>
+      </w:r>
+      <w:hyperlink r:id="rId29" w:history="1">
+        <w:r>
+          <w:rPr>
+            <w:rStyle w:val="Hyperlink"/>
+          </w:rPr>
+          <w:t>https://www.databricks.com/blog/introducing-simple-fast-and-scalable-batch-llm-inference-mosaic-ai-model-serving</w:t>
+        </w:r>
+      </w:hyperlink>
+    </w:p>
+    <w:p/>
     <w:sectPr>
       <w:pgSz w:w="12240" w:h="15840"/>
       <w:pgMar w:top="810" w:right="900" w:bottom="900" w:left="1440" w:header="720" w:footer="720" w:gutter="0"/>
@@ -29579,6 +31642,18 @@
       <w:u w:val="single"/>
     </w:rPr>
   </w:style>
+  <w:style w:type="character" w:styleId="UnresolvedMention">
+    <w:name w:val="Unresolved Mention"/>
+    <w:basedOn w:val="DefaultParagraphFont"/>
+    <w:uiPriority w:val="99"/>
+    <w:semiHidden/>
+    <w:unhideWhenUsed/>
+    <w:rsid w:val="007F7C98"/>
+    <w:rPr>
+      <w:color w:val="605E5C"/>
+      <w:shd w:val="clear" w:color="auto" w:fill="E1DFDD"/>
+    </w:rPr>
+  </w:style>
 </w:styles>
 </file>
 
@@ -29651,6 +31726,7 @@
     <w:sig w:usb0="00000000" w:usb1="10000000" w:usb2="00000000" w:usb3="00000000" w:csb0="80000000" w:csb1="00000000"/>
   </w:font>
   <w:font w:name="Times New Roman">
+    <w:altName w:val="Times New Roman PS"/>
     <w:panose1 w:val="02020603050405020304"/>
     <w:charset w:val="00"/>
     <w:family w:val="roman"/>
@@ -29731,9 +31807,12 @@
   </w:compat>
   <w:rsids>
     <w:rsidRoot w:val="00A909C5"/>
+    <w:rsid w:val="00020AB8"/>
     <w:rsid w:val="0008293B"/>
+    <w:rsid w:val="000962B5"/>
     <w:rsid w:val="001A5D21"/>
     <w:rsid w:val="00A909C5"/>
+    <w:rsid w:val="00E46351"/>
   </w:rsids>
   <m:mathPr>
     <m:mathFont m:val="Cambria Math"/>

--- a/docs/BT_CW_15764609.docx
+++ b/docs/BT_CW_15764609.docx
@@ -2353,7 +2353,7 @@
           <w:noProof/>
         </w:rPr>
         <w:drawing>
-          <wp:anchor distT="0" distB="0" distL="114300" distR="114300" simplePos="0" relativeHeight="251672576" behindDoc="1" locked="0" layoutInCell="1" allowOverlap="1" wp14:anchorId="7CF29EC3" wp14:editId="6EF078FD">
+          <wp:anchor distT="0" distB="0" distL="114300" distR="114300" simplePos="0" relativeHeight="251672576" behindDoc="1" locked="0" layoutInCell="1" allowOverlap="1" wp14:anchorId="7CF29EC3" wp14:editId="493534D7">
             <wp:simplePos x="0" y="0"/>
             <wp:positionH relativeFrom="column">
               <wp:posOffset>47625</wp:posOffset>
@@ -3336,8 +3336,13 @@
       <w:r>
         <w:t xml:space="preserve"> for </w:t>
       </w:r>
-      <w:r>
-        <w:t>soc-</w:t>
+      <w:proofErr w:type="gramStart"/>
+      <w:r>
+        <w:t>soc</w:t>
+      </w:r>
+      <w:proofErr w:type="gramEnd"/>
+      <w:r>
+        <w:t>-</w:t>
       </w:r>
       <w:proofErr w:type="spellStart"/>
       <w:r>
@@ -10671,7 +10676,7 @@
           <w:noProof/>
         </w:rPr>
         <w:drawing>
-          <wp:anchor distT="0" distB="0" distL="114300" distR="114300" simplePos="0" relativeHeight="251676672" behindDoc="1" locked="0" layoutInCell="1" allowOverlap="1" wp14:anchorId="19F71410" wp14:editId="0BFC73BB">
+          <wp:anchor distT="0" distB="0" distL="114300" distR="114300" simplePos="0" relativeHeight="251676672" behindDoc="1" locked="0" layoutInCell="1" allowOverlap="1" wp14:anchorId="19F71410" wp14:editId="419D438C">
             <wp:simplePos x="0" y="0"/>
             <wp:positionH relativeFrom="column">
               <wp:posOffset>643103</wp:posOffset>
@@ -15701,7 +15706,27 @@
           <w:sz w:val="22"/>
           <w:szCs w:val="22"/>
         </w:rPr>
-        <w:t>"The Hadoop optimization presents a classic example of optimization trade-offs. The compression component successfully reduced shuffle overhead by 41% (207MB → 121MB), directly addressing the identified network bottleneck. However, the memory optimization inadvertently caused task proliferation (8 → 33 tasks), creating coordination overhead that exceeded the shuffle savings. The net result was a 6% performance decrease, demonstrating that aggressive optimization can have unintended consequences when system components interact in complex ways."</w:t>
+        <w:t xml:space="preserve">"The Hadoop optimization presents a classic example of optimization trade-offs. The compression component successfully reduced shuffle overhead by 41% (207MB → 121MB), directly addressing the identified network bottleneck. However, </w:t>
+      </w:r>
+      <w:proofErr w:type="gramStart"/>
+      <w:r>
+        <w:rPr>
+          <w:i/>
+          <w:iCs/>
+          <w:sz w:val="22"/>
+          <w:szCs w:val="22"/>
+        </w:rPr>
+        <w:t>the memory</w:t>
+      </w:r>
+      <w:proofErr w:type="gramEnd"/>
+      <w:r>
+        <w:rPr>
+          <w:i/>
+          <w:iCs/>
+          <w:sz w:val="22"/>
+          <w:szCs w:val="22"/>
+        </w:rPr>
+        <w:t xml:space="preserve"> optimization inadvertently caused task proliferation (8 → 33 tasks), creating coordination overhead that exceeded the shuffle savings. The net result was a 6% performance decrease, demonstrating that aggressive optimization can have unintended consequences when system components interact in complex ways."</w:t>
       </w:r>
     </w:p>
     <w:p>
@@ -18066,11 +18091,19 @@
           <w:highlight w:val="yellow"/>
         </w:rPr>
       </w:pPr>
+      <w:proofErr w:type="gramStart"/>
       <w:r>
         <w:rPr>
           <w:highlight w:val="yellow"/>
         </w:rPr>
-        <w:t>Calculates daily traffic volumes</w:t>
+        <w:t>Calculates</w:t>
+      </w:r>
+      <w:proofErr w:type="gramEnd"/>
+      <w:r>
+        <w:rPr>
+          <w:highlight w:val="yellow"/>
+        </w:rPr>
+        <w:t xml:space="preserve"> daily traffic volumes</w:t>
       </w:r>
     </w:p>
     <w:p>
@@ -18920,8 +18953,13 @@
         <w:ind w:left="720"/>
       </w:pPr>
       <w:r>
-        <w:t>Database: traffic-sensor</w:t>
-      </w:r>
+        <w:t xml:space="preserve">Database: </w:t>
+      </w:r>
+      <w:proofErr w:type="gramStart"/>
+      <w:r>
+        <w:t>traffic-sensor</w:t>
+      </w:r>
+      <w:proofErr w:type="gramEnd"/>
     </w:p>
     <w:p>
       <w:pPr>
@@ -19023,10 +19061,18 @@
         <w:t>Connected only to ‘</w:t>
       </w:r>
       <w:r>
-        <w:t>traffic-sensor</w:t>
-      </w:r>
-      <w:r>
-        <w:t>’ database</w:t>
+        <w:t>traffic-</w:t>
+      </w:r>
+      <w:proofErr w:type="gramStart"/>
+      <w:r>
+        <w:t>sensor</w:t>
+      </w:r>
+      <w:r>
+        <w:t>’</w:t>
+      </w:r>
+      <w:proofErr w:type="gramEnd"/>
+      <w:r>
+        <w:t xml:space="preserve"> database</w:t>
       </w:r>
     </w:p>
     <w:p>
@@ -19135,7 +19181,15 @@
         <w:spacing w:after="0"/>
       </w:pPr>
       <w:r>
-        <w:t>Query 3: Overall Sensor Health - Today</w:t>
+        <w:t xml:space="preserve">Query 3: </w:t>
+      </w:r>
+      <w:proofErr w:type="gramStart"/>
+      <w:r>
+        <w:t>Overall</w:t>
+      </w:r>
+      <w:proofErr w:type="gramEnd"/>
+      <w:r>
+        <w:t xml:space="preserve"> Sensor Health - Today</w:t>
       </w:r>
     </w:p>
     <w:p>
@@ -19549,7 +19603,21 @@
         <w:rPr>
           <w:highlight w:val="yellow"/>
         </w:rPr>
-        <w:t>Check time logs in producer and consumer</w:t>
+        <w:t xml:space="preserve">Check time logs </w:t>
+      </w:r>
+      <w:proofErr w:type="gramStart"/>
+      <w:r>
+        <w:rPr>
+          <w:highlight w:val="yellow"/>
+        </w:rPr>
+        <w:t>in</w:t>
+      </w:r>
+      <w:proofErr w:type="gramEnd"/>
+      <w:r>
+        <w:rPr>
+          <w:highlight w:val="yellow"/>
+        </w:rPr>
+        <w:t xml:space="preserve"> producer and consumer</w:t>
       </w:r>
     </w:p>
     <w:p>
@@ -19788,43 +19856,43 @@
           <w:sz w:val="18"/>
           <w:szCs w:val="18"/>
         </w:rPr>
-        <w:t>', dob: date('1995-04-12')}),</w:t>
-      </w:r>
-    </w:p>
-    <w:p>
-      <w:pPr>
-        <w:spacing w:after="0"/>
+        <w:t xml:space="preserve">', </w:t>
+      </w:r>
+      <w:proofErr w:type="gramStart"/>
+      <w:r>
         <w:rPr>
           <w:rFonts w:ascii="Consolas" w:hAnsi="Consolas"/>
           <w:sz w:val="18"/>
           <w:szCs w:val="18"/>
         </w:rPr>
-      </w:pPr>
+        <w:t>dob:</w:t>
+      </w:r>
+      <w:proofErr w:type="gramEnd"/>
       <w:r>
         <w:rPr>
           <w:rFonts w:ascii="Consolas" w:hAnsi="Consolas"/>
           <w:sz w:val="18"/>
           <w:szCs w:val="18"/>
         </w:rPr>
-        <w:t xml:space="preserve">  (</w:t>
-      </w:r>
-      <w:proofErr w:type="spellStart"/>
-      <w:r>
+        <w:t xml:space="preserve"> date('1995-04-12')}),</w:t>
+      </w:r>
+    </w:p>
+    <w:p>
+      <w:pPr>
+        <w:spacing w:after="0"/>
         <w:rPr>
           <w:rFonts w:ascii="Consolas" w:hAnsi="Consolas"/>
           <w:sz w:val="18"/>
           <w:szCs w:val="18"/>
         </w:rPr>
-        <w:t>b:User</w:t>
-      </w:r>
-      <w:proofErr w:type="spellEnd"/>
+      </w:pPr>
       <w:r>
         <w:rPr>
           <w:rFonts w:ascii="Consolas" w:hAnsi="Consolas"/>
           <w:sz w:val="18"/>
           <w:szCs w:val="18"/>
         </w:rPr>
-        <w:t xml:space="preserve"> {</w:t>
+        <w:t xml:space="preserve">  (</w:t>
       </w:r>
       <w:proofErr w:type="spellStart"/>
       <w:r>
@@ -19833,7 +19901,7 @@
           <w:sz w:val="18"/>
           <w:szCs w:val="18"/>
         </w:rPr>
-        <w:t>name:'Kasun</w:t>
+        <w:t>b:User</w:t>
       </w:r>
       <w:proofErr w:type="spellEnd"/>
       <w:r>
@@ -19842,7 +19910,7 @@
           <w:sz w:val="18"/>
           <w:szCs w:val="18"/>
         </w:rPr>
-        <w:t xml:space="preserve">', </w:t>
+        <w:t xml:space="preserve"> {</w:t>
       </w:r>
       <w:proofErr w:type="spellStart"/>
       <w:r>
@@ -19851,7 +19919,7 @@
           <w:sz w:val="18"/>
           <w:szCs w:val="18"/>
         </w:rPr>
-        <w:t>city:'Kandy</w:t>
+        <w:t>name:'Kasun</w:t>
       </w:r>
       <w:proofErr w:type="spellEnd"/>
       <w:r>
@@ -19860,61 +19928,61 @@
           <w:sz w:val="18"/>
           <w:szCs w:val="18"/>
         </w:rPr>
-        <w:t>', dob: date('1996-08-23')}),</w:t>
-      </w:r>
-    </w:p>
-    <w:p>
-      <w:pPr>
-        <w:spacing w:after="0"/>
+        <w:t xml:space="preserve">', </w:t>
+      </w:r>
+      <w:proofErr w:type="spellStart"/>
+      <w:r>
         <w:rPr>
           <w:rFonts w:ascii="Consolas" w:hAnsi="Consolas"/>
           <w:sz w:val="18"/>
           <w:szCs w:val="18"/>
         </w:rPr>
-      </w:pPr>
+        <w:t>city:'Kandy</w:t>
+      </w:r>
+      <w:proofErr w:type="spellEnd"/>
       <w:r>
         <w:rPr>
           <w:rFonts w:ascii="Consolas" w:hAnsi="Consolas"/>
           <w:sz w:val="18"/>
           <w:szCs w:val="18"/>
         </w:rPr>
-        <w:t xml:space="preserve">  (</w:t>
-      </w:r>
-      <w:proofErr w:type="spellStart"/>
+        <w:t xml:space="preserve">', </w:t>
+      </w:r>
+      <w:proofErr w:type="gramStart"/>
       <w:r>
         <w:rPr>
           <w:rFonts w:ascii="Consolas" w:hAnsi="Consolas"/>
           <w:sz w:val="18"/>
           <w:szCs w:val="18"/>
         </w:rPr>
-        <w:t>c:User</w:t>
-      </w:r>
-      <w:proofErr w:type="spellEnd"/>
+        <w:t>dob:</w:t>
+      </w:r>
+      <w:proofErr w:type="gramEnd"/>
       <w:r>
         <w:rPr>
           <w:rFonts w:ascii="Consolas" w:hAnsi="Consolas"/>
           <w:sz w:val="18"/>
           <w:szCs w:val="18"/>
         </w:rPr>
-        <w:t xml:space="preserve"> {</w:t>
-      </w:r>
-      <w:proofErr w:type="spellStart"/>
-      <w:r>
+        <w:t xml:space="preserve"> date('1996-08-23')}),</w:t>
+      </w:r>
+    </w:p>
+    <w:p>
+      <w:pPr>
+        <w:spacing w:after="0"/>
         <w:rPr>
           <w:rFonts w:ascii="Consolas" w:hAnsi="Consolas"/>
           <w:sz w:val="18"/>
           <w:szCs w:val="18"/>
         </w:rPr>
-        <w:t>name:'Rashmi</w:t>
-      </w:r>
-      <w:proofErr w:type="spellEnd"/>
+      </w:pPr>
       <w:r>
         <w:rPr>
           <w:rFonts w:ascii="Consolas" w:hAnsi="Consolas"/>
           <w:sz w:val="18"/>
           <w:szCs w:val="18"/>
         </w:rPr>
-        <w:t xml:space="preserve">', </w:t>
+        <w:t xml:space="preserve">  (</w:t>
       </w:r>
       <w:proofErr w:type="spellStart"/>
       <w:r>
@@ -19923,7 +19991,7 @@
           <w:sz w:val="18"/>
           <w:szCs w:val="18"/>
         </w:rPr>
-        <w:t>city:'Galle</w:t>
+        <w:t>c:User</w:t>
       </w:r>
       <w:proofErr w:type="spellEnd"/>
       <w:r>
@@ -19932,25 +20000,25 @@
           <w:sz w:val="18"/>
           <w:szCs w:val="18"/>
         </w:rPr>
-        <w:t>', dob: date('1997-03-15')}),</w:t>
-      </w:r>
-    </w:p>
-    <w:p>
-      <w:pPr>
-        <w:spacing w:after="0"/>
+        <w:t xml:space="preserve"> {</w:t>
+      </w:r>
+      <w:proofErr w:type="spellStart"/>
+      <w:r>
         <w:rPr>
           <w:rFonts w:ascii="Consolas" w:hAnsi="Consolas"/>
           <w:sz w:val="18"/>
           <w:szCs w:val="18"/>
         </w:rPr>
-      </w:pPr>
+        <w:t>name:'Rashmi</w:t>
+      </w:r>
+      <w:proofErr w:type="spellEnd"/>
       <w:r>
         <w:rPr>
           <w:rFonts w:ascii="Consolas" w:hAnsi="Consolas"/>
           <w:sz w:val="18"/>
           <w:szCs w:val="18"/>
         </w:rPr>
-        <w:t xml:space="preserve">  (</w:t>
+        <w:t xml:space="preserve">', </w:t>
       </w:r>
       <w:proofErr w:type="spellStart"/>
       <w:r>
@@ -19959,7 +20027,7 @@
           <w:sz w:val="18"/>
           <w:szCs w:val="18"/>
         </w:rPr>
-        <w:t>d:User</w:t>
+        <w:t>city:'Galle</w:t>
       </w:r>
       <w:proofErr w:type="spellEnd"/>
       <w:r>
@@ -19968,61 +20036,61 @@
           <w:sz w:val="18"/>
           <w:szCs w:val="18"/>
         </w:rPr>
-        <w:t xml:space="preserve"> {</w:t>
-      </w:r>
-      <w:proofErr w:type="spellStart"/>
+        <w:t xml:space="preserve">', </w:t>
+      </w:r>
+      <w:proofErr w:type="gramStart"/>
       <w:r>
         <w:rPr>
           <w:rFonts w:ascii="Consolas" w:hAnsi="Consolas"/>
           <w:sz w:val="18"/>
           <w:szCs w:val="18"/>
         </w:rPr>
-        <w:t>name:'Tharindu</w:t>
-      </w:r>
-      <w:proofErr w:type="spellEnd"/>
+        <w:t>dob:</w:t>
+      </w:r>
+      <w:proofErr w:type="gramEnd"/>
       <w:r>
         <w:rPr>
           <w:rFonts w:ascii="Consolas" w:hAnsi="Consolas"/>
           <w:sz w:val="18"/>
           <w:szCs w:val="18"/>
         </w:rPr>
-        <w:t xml:space="preserve">', </w:t>
-      </w:r>
-      <w:proofErr w:type="spellStart"/>
-      <w:r>
+        <w:t xml:space="preserve"> date('1997-03-15')}),</w:t>
+      </w:r>
+    </w:p>
+    <w:p>
+      <w:pPr>
+        <w:spacing w:after="0"/>
         <w:rPr>
           <w:rFonts w:ascii="Consolas" w:hAnsi="Consolas"/>
           <w:sz w:val="18"/>
           <w:szCs w:val="18"/>
         </w:rPr>
-        <w:t>city:'Negombo</w:t>
-      </w:r>
-      <w:proofErr w:type="spellEnd"/>
+      </w:pPr>
       <w:r>
         <w:rPr>
           <w:rFonts w:ascii="Consolas" w:hAnsi="Consolas"/>
           <w:sz w:val="18"/>
           <w:szCs w:val="18"/>
         </w:rPr>
-        <w:t>', dob: date('1994-11-05')}),</w:t>
-      </w:r>
-    </w:p>
-    <w:p>
-      <w:pPr>
-        <w:spacing w:after="0"/>
+        <w:t xml:space="preserve">  (</w:t>
+      </w:r>
+      <w:proofErr w:type="spellStart"/>
+      <w:r>
         <w:rPr>
           <w:rFonts w:ascii="Consolas" w:hAnsi="Consolas"/>
           <w:sz w:val="18"/>
           <w:szCs w:val="18"/>
         </w:rPr>
-      </w:pPr>
+        <w:t>d:User</w:t>
+      </w:r>
+      <w:proofErr w:type="spellEnd"/>
       <w:r>
         <w:rPr>
           <w:rFonts w:ascii="Consolas" w:hAnsi="Consolas"/>
           <w:sz w:val="18"/>
           <w:szCs w:val="18"/>
         </w:rPr>
-        <w:t xml:space="preserve">  (</w:t>
+        <w:t xml:space="preserve"> {</w:t>
       </w:r>
       <w:proofErr w:type="spellStart"/>
       <w:r>
@@ -20031,7 +20099,7 @@
           <w:sz w:val="18"/>
           <w:szCs w:val="18"/>
         </w:rPr>
-        <w:t>e:User</w:t>
+        <w:t>name:'Tharindu</w:t>
       </w:r>
       <w:proofErr w:type="spellEnd"/>
       <w:r>
@@ -20040,7 +20108,7 @@
           <w:sz w:val="18"/>
           <w:szCs w:val="18"/>
         </w:rPr>
-        <w:t xml:space="preserve"> {</w:t>
+        <w:t xml:space="preserve">', </w:t>
       </w:r>
       <w:proofErr w:type="spellStart"/>
       <w:r>
@@ -20049,7 +20117,7 @@
           <w:sz w:val="18"/>
           <w:szCs w:val="18"/>
         </w:rPr>
-        <w:t>name:'Ishara</w:t>
+        <w:t>city:'Negombo</w:t>
       </w:r>
       <w:proofErr w:type="spellEnd"/>
       <w:r>
@@ -20060,23 +20128,23 @@
         </w:rPr>
         <w:t xml:space="preserve">', </w:t>
       </w:r>
-      <w:proofErr w:type="spellStart"/>
+      <w:proofErr w:type="gramStart"/>
       <w:r>
         <w:rPr>
           <w:rFonts w:ascii="Consolas" w:hAnsi="Consolas"/>
           <w:sz w:val="18"/>
           <w:szCs w:val="18"/>
         </w:rPr>
-        <w:t>city:'Matara</w:t>
-      </w:r>
-      <w:proofErr w:type="spellEnd"/>
+        <w:t>dob:</w:t>
+      </w:r>
+      <w:proofErr w:type="gramEnd"/>
       <w:r>
         <w:rPr>
           <w:rFonts w:ascii="Consolas" w:hAnsi="Consolas"/>
           <w:sz w:val="18"/>
           <w:szCs w:val="18"/>
         </w:rPr>
-        <w:t>', dob: date('1995-12-30')}),</w:t>
+        <w:t xml:space="preserve"> date('1994-11-05')}),</w:t>
       </w:r>
     </w:p>
     <w:p>
@@ -20103,7 +20171,7 @@
           <w:sz w:val="18"/>
           <w:szCs w:val="18"/>
         </w:rPr>
-        <w:t>f:User</w:t>
+        <w:t>e:User</w:t>
       </w:r>
       <w:proofErr w:type="spellEnd"/>
       <w:r>
@@ -20121,7 +20189,7 @@
           <w:sz w:val="18"/>
           <w:szCs w:val="18"/>
         </w:rPr>
-        <w:t>name:'Nuwan</w:t>
+        <w:t>name:'Ishara</w:t>
       </w:r>
       <w:proofErr w:type="spellEnd"/>
       <w:r>
@@ -20139,7 +20207,7 @@
           <w:sz w:val="18"/>
           <w:szCs w:val="18"/>
         </w:rPr>
-        <w:t>city:'Kurunegala</w:t>
+        <w:t>city:'Matara</w:t>
       </w:r>
       <w:proofErr w:type="spellEnd"/>
       <w:r>
@@ -20148,43 +20216,43 @@
           <w:sz w:val="18"/>
           <w:szCs w:val="18"/>
         </w:rPr>
-        <w:t>', dob: date('1996-07-18')}),</w:t>
-      </w:r>
-    </w:p>
-    <w:p>
-      <w:pPr>
-        <w:spacing w:after="0"/>
+        <w:t xml:space="preserve">', </w:t>
+      </w:r>
+      <w:proofErr w:type="gramStart"/>
+      <w:r>
         <w:rPr>
           <w:rFonts w:ascii="Consolas" w:hAnsi="Consolas"/>
           <w:sz w:val="18"/>
           <w:szCs w:val="18"/>
         </w:rPr>
-      </w:pPr>
+        <w:t>dob:</w:t>
+      </w:r>
+      <w:proofErr w:type="gramEnd"/>
       <w:r>
         <w:rPr>
           <w:rFonts w:ascii="Consolas" w:hAnsi="Consolas"/>
           <w:sz w:val="18"/>
           <w:szCs w:val="18"/>
         </w:rPr>
-        <w:t xml:space="preserve">  (</w:t>
-      </w:r>
-      <w:proofErr w:type="spellStart"/>
-      <w:r>
+        <w:t xml:space="preserve"> date('1995-12-30')}),</w:t>
+      </w:r>
+    </w:p>
+    <w:p>
+      <w:pPr>
+        <w:spacing w:after="0"/>
         <w:rPr>
           <w:rFonts w:ascii="Consolas" w:hAnsi="Consolas"/>
           <w:sz w:val="18"/>
           <w:szCs w:val="18"/>
         </w:rPr>
-        <w:t>g:User</w:t>
-      </w:r>
-      <w:proofErr w:type="spellEnd"/>
+      </w:pPr>
       <w:r>
         <w:rPr>
           <w:rFonts w:ascii="Consolas" w:hAnsi="Consolas"/>
           <w:sz w:val="18"/>
           <w:szCs w:val="18"/>
         </w:rPr>
-        <w:t xml:space="preserve"> {</w:t>
+        <w:t xml:space="preserve">  (</w:t>
       </w:r>
       <w:proofErr w:type="spellStart"/>
       <w:r>
@@ -20193,7 +20261,7 @@
           <w:sz w:val="18"/>
           <w:szCs w:val="18"/>
         </w:rPr>
-        <w:t>name:'Sajith</w:t>
+        <w:t>f:User</w:t>
       </w:r>
       <w:proofErr w:type="spellEnd"/>
       <w:r>
@@ -20202,7 +20270,7 @@
           <w:sz w:val="18"/>
           <w:szCs w:val="18"/>
         </w:rPr>
-        <w:t xml:space="preserve">', </w:t>
+        <w:t xml:space="preserve"> {</w:t>
       </w:r>
       <w:proofErr w:type="spellStart"/>
       <w:r>
@@ -20211,7 +20279,7 @@
           <w:sz w:val="18"/>
           <w:szCs w:val="18"/>
         </w:rPr>
-        <w:t>city:'Colombo</w:t>
+        <w:t>name:'Nuwan</w:t>
       </w:r>
       <w:proofErr w:type="spellEnd"/>
       <w:r>
@@ -20220,61 +20288,61 @@
           <w:sz w:val="18"/>
           <w:szCs w:val="18"/>
         </w:rPr>
-        <w:t>', dob: date('1993-09-14')}),</w:t>
-      </w:r>
-    </w:p>
-    <w:p>
-      <w:pPr>
-        <w:spacing w:after="0"/>
+        <w:t xml:space="preserve">', </w:t>
+      </w:r>
+      <w:proofErr w:type="spellStart"/>
+      <w:r>
         <w:rPr>
           <w:rFonts w:ascii="Consolas" w:hAnsi="Consolas"/>
           <w:sz w:val="18"/>
           <w:szCs w:val="18"/>
         </w:rPr>
-      </w:pPr>
+        <w:t>city:'Kurunegala</w:t>
+      </w:r>
+      <w:proofErr w:type="spellEnd"/>
       <w:r>
         <w:rPr>
           <w:rFonts w:ascii="Consolas" w:hAnsi="Consolas"/>
           <w:sz w:val="18"/>
           <w:szCs w:val="18"/>
         </w:rPr>
-        <w:t xml:space="preserve">  (</w:t>
-      </w:r>
-      <w:proofErr w:type="spellStart"/>
+        <w:t xml:space="preserve">', </w:t>
+      </w:r>
+      <w:proofErr w:type="gramStart"/>
       <w:r>
         <w:rPr>
           <w:rFonts w:ascii="Consolas" w:hAnsi="Consolas"/>
           <w:sz w:val="18"/>
           <w:szCs w:val="18"/>
         </w:rPr>
-        <w:t>h:User</w:t>
-      </w:r>
-      <w:proofErr w:type="spellEnd"/>
+        <w:t>dob:</w:t>
+      </w:r>
+      <w:proofErr w:type="gramEnd"/>
       <w:r>
         <w:rPr>
           <w:rFonts w:ascii="Consolas" w:hAnsi="Consolas"/>
           <w:sz w:val="18"/>
           <w:szCs w:val="18"/>
         </w:rPr>
-        <w:t xml:space="preserve"> {</w:t>
-      </w:r>
-      <w:proofErr w:type="spellStart"/>
-      <w:r>
+        <w:t xml:space="preserve"> date('1996-07-18')}),</w:t>
+      </w:r>
+    </w:p>
+    <w:p>
+      <w:pPr>
+        <w:spacing w:after="0"/>
         <w:rPr>
           <w:rFonts w:ascii="Consolas" w:hAnsi="Consolas"/>
           <w:sz w:val="18"/>
           <w:szCs w:val="18"/>
         </w:rPr>
-        <w:t>name:'Amali</w:t>
-      </w:r>
-      <w:proofErr w:type="spellEnd"/>
+      </w:pPr>
       <w:r>
         <w:rPr>
           <w:rFonts w:ascii="Consolas" w:hAnsi="Consolas"/>
           <w:sz w:val="18"/>
           <w:szCs w:val="18"/>
         </w:rPr>
-        <w:t xml:space="preserve">', </w:t>
+        <w:t xml:space="preserve">  (</w:t>
       </w:r>
       <w:proofErr w:type="spellStart"/>
       <w:r>
@@ -20283,7 +20351,7 @@
           <w:sz w:val="18"/>
           <w:szCs w:val="18"/>
         </w:rPr>
-        <w:t>city:'Kandy</w:t>
+        <w:t>g:User</w:t>
       </w:r>
       <w:proofErr w:type="spellEnd"/>
       <w:r>
@@ -20292,25 +20360,25 @@
           <w:sz w:val="18"/>
           <w:szCs w:val="18"/>
         </w:rPr>
-        <w:t>', dob: date('1998-02-05')}),</w:t>
-      </w:r>
-    </w:p>
-    <w:p>
-      <w:pPr>
-        <w:spacing w:after="0"/>
+        <w:t xml:space="preserve"> {</w:t>
+      </w:r>
+      <w:proofErr w:type="spellStart"/>
+      <w:r>
         <w:rPr>
           <w:rFonts w:ascii="Consolas" w:hAnsi="Consolas"/>
           <w:sz w:val="18"/>
           <w:szCs w:val="18"/>
         </w:rPr>
-      </w:pPr>
+        <w:t>name:'Sajith</w:t>
+      </w:r>
+      <w:proofErr w:type="spellEnd"/>
       <w:r>
         <w:rPr>
           <w:rFonts w:ascii="Consolas" w:hAnsi="Consolas"/>
           <w:sz w:val="18"/>
           <w:szCs w:val="18"/>
         </w:rPr>
-        <w:t xml:space="preserve">  (</w:t>
+        <w:t xml:space="preserve">', </w:t>
       </w:r>
       <w:proofErr w:type="spellStart"/>
       <w:r>
@@ -20319,7 +20387,7 @@
           <w:sz w:val="18"/>
           <w:szCs w:val="18"/>
         </w:rPr>
-        <w:t>i:User</w:t>
+        <w:t>city:'Colombo</w:t>
       </w:r>
       <w:proofErr w:type="spellEnd"/>
       <w:r>
@@ -20328,61 +20396,61 @@
           <w:sz w:val="18"/>
           <w:szCs w:val="18"/>
         </w:rPr>
-        <w:t xml:space="preserve"> {</w:t>
-      </w:r>
-      <w:proofErr w:type="spellStart"/>
+        <w:t xml:space="preserve">', </w:t>
+      </w:r>
+      <w:proofErr w:type="gramStart"/>
       <w:r>
         <w:rPr>
           <w:rFonts w:ascii="Consolas" w:hAnsi="Consolas"/>
           <w:sz w:val="18"/>
           <w:szCs w:val="18"/>
         </w:rPr>
-        <w:t>name:'Gayan</w:t>
-      </w:r>
-      <w:proofErr w:type="spellEnd"/>
+        <w:t>dob:</w:t>
+      </w:r>
+      <w:proofErr w:type="gramEnd"/>
       <w:r>
         <w:rPr>
           <w:rFonts w:ascii="Consolas" w:hAnsi="Consolas"/>
           <w:sz w:val="18"/>
           <w:szCs w:val="18"/>
         </w:rPr>
-        <w:t xml:space="preserve">', </w:t>
-      </w:r>
-      <w:proofErr w:type="spellStart"/>
-      <w:r>
+        <w:t xml:space="preserve"> date('1993-09-14')}),</w:t>
+      </w:r>
+    </w:p>
+    <w:p>
+      <w:pPr>
+        <w:spacing w:after="0"/>
         <w:rPr>
           <w:rFonts w:ascii="Consolas" w:hAnsi="Consolas"/>
           <w:sz w:val="18"/>
           <w:szCs w:val="18"/>
         </w:rPr>
-        <w:t>city:'Galle</w:t>
-      </w:r>
-      <w:proofErr w:type="spellEnd"/>
+      </w:pPr>
       <w:r>
         <w:rPr>
           <w:rFonts w:ascii="Consolas" w:hAnsi="Consolas"/>
           <w:sz w:val="18"/>
           <w:szCs w:val="18"/>
         </w:rPr>
-        <w:t>', dob: date('1995-08-12')}),</w:t>
-      </w:r>
-    </w:p>
-    <w:p>
-      <w:pPr>
-        <w:spacing w:after="0"/>
+        <w:t xml:space="preserve">  (</w:t>
+      </w:r>
+      <w:proofErr w:type="spellStart"/>
+      <w:r>
         <w:rPr>
           <w:rFonts w:ascii="Consolas" w:hAnsi="Consolas"/>
           <w:sz w:val="18"/>
           <w:szCs w:val="18"/>
         </w:rPr>
-      </w:pPr>
+        <w:t>h:User</w:t>
+      </w:r>
+      <w:proofErr w:type="spellEnd"/>
       <w:r>
         <w:rPr>
           <w:rFonts w:ascii="Consolas" w:hAnsi="Consolas"/>
           <w:sz w:val="18"/>
           <w:szCs w:val="18"/>
         </w:rPr>
-        <w:t xml:space="preserve">  (</w:t>
+        <w:t xml:space="preserve"> {</w:t>
       </w:r>
       <w:proofErr w:type="spellStart"/>
       <w:r>
@@ -20391,7 +20459,7 @@
           <w:sz w:val="18"/>
           <w:szCs w:val="18"/>
         </w:rPr>
-        <w:t>j:User</w:t>
+        <w:t>name:'Amali</w:t>
       </w:r>
       <w:proofErr w:type="spellEnd"/>
       <w:r>
@@ -20400,7 +20468,7 @@
           <w:sz w:val="18"/>
           <w:szCs w:val="18"/>
         </w:rPr>
-        <w:t xml:space="preserve"> {</w:t>
+        <w:t xml:space="preserve">', </w:t>
       </w:r>
       <w:proofErr w:type="spellStart"/>
       <w:r>
@@ -20409,7 +20477,7 @@
           <w:sz w:val="18"/>
           <w:szCs w:val="18"/>
         </w:rPr>
-        <w:t>name:'Bimali</w:t>
+        <w:t>city:'Kandy</w:t>
       </w:r>
       <w:proofErr w:type="spellEnd"/>
       <w:r>
@@ -20420,23 +20488,23 @@
         </w:rPr>
         <w:t xml:space="preserve">', </w:t>
       </w:r>
-      <w:proofErr w:type="spellStart"/>
+      <w:proofErr w:type="gramStart"/>
       <w:r>
         <w:rPr>
           <w:rFonts w:ascii="Consolas" w:hAnsi="Consolas"/>
           <w:sz w:val="18"/>
           <w:szCs w:val="18"/>
         </w:rPr>
-        <w:t>city:'Matara</w:t>
-      </w:r>
-      <w:proofErr w:type="spellEnd"/>
+        <w:t>dob:</w:t>
+      </w:r>
+      <w:proofErr w:type="gramEnd"/>
       <w:r>
         <w:rPr>
           <w:rFonts w:ascii="Consolas" w:hAnsi="Consolas"/>
           <w:sz w:val="18"/>
           <w:szCs w:val="18"/>
         </w:rPr>
-        <w:t>', dob: date('1997-01-20')}),</w:t>
+        <w:t xml:space="preserve"> date('1998-02-05')}),</w:t>
       </w:r>
     </w:p>
     <w:p>
@@ -20463,7 +20531,7 @@
           <w:sz w:val="18"/>
           <w:szCs w:val="18"/>
         </w:rPr>
-        <w:t>k:User</w:t>
+        <w:t>i:User</w:t>
       </w:r>
       <w:proofErr w:type="spellEnd"/>
       <w:r>
@@ -20481,7 +20549,7 @@
           <w:sz w:val="18"/>
           <w:szCs w:val="18"/>
         </w:rPr>
-        <w:t>name:'Chathura</w:t>
+        <w:t>name:'Gayan</w:t>
       </w:r>
       <w:proofErr w:type="spellEnd"/>
       <w:r>
@@ -20499,7 +20567,7 @@
           <w:sz w:val="18"/>
           <w:szCs w:val="18"/>
         </w:rPr>
-        <w:t>city:'Negombo</w:t>
+        <w:t>city:'Galle</w:t>
       </w:r>
       <w:proofErr w:type="spellEnd"/>
       <w:r>
@@ -20508,7 +20576,7 @@
           <w:sz w:val="18"/>
           <w:szCs w:val="18"/>
         </w:rPr>
-        <w:t>', dob: date('1994-10-11')}),</w:t>
+        <w:t>', dob: date('1995-08-12')}),</w:t>
       </w:r>
     </w:p>
     <w:p>
@@ -20535,7 +20603,7 @@
           <w:sz w:val="18"/>
           <w:szCs w:val="18"/>
         </w:rPr>
-        <w:t>l:User</w:t>
+        <w:t>j:User</w:t>
       </w:r>
       <w:proofErr w:type="spellEnd"/>
       <w:r>
@@ -20553,7 +20621,7 @@
           <w:sz w:val="18"/>
           <w:szCs w:val="18"/>
         </w:rPr>
-        <w:t>name:'Dilani</w:t>
+        <w:t>name:'Bimali</w:t>
       </w:r>
       <w:proofErr w:type="spellEnd"/>
       <w:r>
@@ -20571,7 +20639,7 @@
           <w:sz w:val="18"/>
           <w:szCs w:val="18"/>
         </w:rPr>
-        <w:t>city:'Kurunegala</w:t>
+        <w:t>city:'Matara</w:t>
       </w:r>
       <w:proofErr w:type="spellEnd"/>
       <w:r>
@@ -20580,43 +20648,43 @@
           <w:sz w:val="18"/>
           <w:szCs w:val="18"/>
         </w:rPr>
-        <w:t>', dob: date('1996-05-22')}),</w:t>
-      </w:r>
-    </w:p>
-    <w:p>
-      <w:pPr>
-        <w:spacing w:after="0"/>
+        <w:t xml:space="preserve">', </w:t>
+      </w:r>
+      <w:proofErr w:type="gramStart"/>
+      <w:r>
         <w:rPr>
           <w:rFonts w:ascii="Consolas" w:hAnsi="Consolas"/>
           <w:sz w:val="18"/>
           <w:szCs w:val="18"/>
         </w:rPr>
-      </w:pPr>
+        <w:t>dob:</w:t>
+      </w:r>
+      <w:proofErr w:type="gramEnd"/>
       <w:r>
         <w:rPr>
           <w:rFonts w:ascii="Consolas" w:hAnsi="Consolas"/>
           <w:sz w:val="18"/>
           <w:szCs w:val="18"/>
         </w:rPr>
-        <w:t xml:space="preserve">  (</w:t>
-      </w:r>
-      <w:proofErr w:type="spellStart"/>
-      <w:r>
+        <w:t xml:space="preserve"> date('1997-01-20')}),</w:t>
+      </w:r>
+    </w:p>
+    <w:p>
+      <w:pPr>
+        <w:spacing w:after="0"/>
         <w:rPr>
           <w:rFonts w:ascii="Consolas" w:hAnsi="Consolas"/>
           <w:sz w:val="18"/>
           <w:szCs w:val="18"/>
         </w:rPr>
-        <w:t>m:User</w:t>
-      </w:r>
-      <w:proofErr w:type="spellEnd"/>
+      </w:pPr>
       <w:r>
         <w:rPr>
           <w:rFonts w:ascii="Consolas" w:hAnsi="Consolas"/>
           <w:sz w:val="18"/>
           <w:szCs w:val="18"/>
         </w:rPr>
-        <w:t xml:space="preserve"> {</w:t>
+        <w:t xml:space="preserve">  (</w:t>
       </w:r>
       <w:proofErr w:type="spellStart"/>
       <w:r>
@@ -20625,7 +20693,7 @@
           <w:sz w:val="18"/>
           <w:szCs w:val="18"/>
         </w:rPr>
-        <w:t>name:'Ruwan</w:t>
+        <w:t>k:User</w:t>
       </w:r>
       <w:proofErr w:type="spellEnd"/>
       <w:r>
@@ -20634,7 +20702,7 @@
           <w:sz w:val="18"/>
           <w:szCs w:val="18"/>
         </w:rPr>
-        <w:t xml:space="preserve">', </w:t>
+        <w:t xml:space="preserve"> {</w:t>
       </w:r>
       <w:proofErr w:type="spellStart"/>
       <w:r>
@@ -20643,7 +20711,7 @@
           <w:sz w:val="18"/>
           <w:szCs w:val="18"/>
         </w:rPr>
-        <w:t>city:'Colombo</w:t>
+        <w:t>name:'Chathura</w:t>
       </w:r>
       <w:proofErr w:type="spellEnd"/>
       <w:r>
@@ -20652,61 +20720,61 @@
           <w:sz w:val="18"/>
           <w:szCs w:val="18"/>
         </w:rPr>
-        <w:t>', dob: date('1995-04-30')}),</w:t>
-      </w:r>
-    </w:p>
-    <w:p>
-      <w:pPr>
-        <w:spacing w:after="0"/>
+        <w:t xml:space="preserve">', </w:t>
+      </w:r>
+      <w:proofErr w:type="spellStart"/>
+      <w:r>
         <w:rPr>
           <w:rFonts w:ascii="Consolas" w:hAnsi="Consolas"/>
           <w:sz w:val="18"/>
           <w:szCs w:val="18"/>
         </w:rPr>
-      </w:pPr>
+        <w:t>city:'Negombo</w:t>
+      </w:r>
+      <w:proofErr w:type="spellEnd"/>
       <w:r>
         <w:rPr>
           <w:rFonts w:ascii="Consolas" w:hAnsi="Consolas"/>
           <w:sz w:val="18"/>
           <w:szCs w:val="18"/>
         </w:rPr>
-        <w:t xml:space="preserve">  (</w:t>
-      </w:r>
-      <w:proofErr w:type="spellStart"/>
+        <w:t xml:space="preserve">', </w:t>
+      </w:r>
+      <w:proofErr w:type="gramStart"/>
       <w:r>
         <w:rPr>
           <w:rFonts w:ascii="Consolas" w:hAnsi="Consolas"/>
           <w:sz w:val="18"/>
           <w:szCs w:val="18"/>
         </w:rPr>
-        <w:t>n:User</w:t>
-      </w:r>
-      <w:proofErr w:type="spellEnd"/>
+        <w:t>dob:</w:t>
+      </w:r>
+      <w:proofErr w:type="gramEnd"/>
       <w:r>
         <w:rPr>
           <w:rFonts w:ascii="Consolas" w:hAnsi="Consolas"/>
           <w:sz w:val="18"/>
           <w:szCs w:val="18"/>
         </w:rPr>
-        <w:t xml:space="preserve"> {name:'</w:t>
-      </w:r>
-      <w:proofErr w:type="spellStart"/>
-      <w:r>
+        <w:t xml:space="preserve"> date('1994-10-11')}),</w:t>
+      </w:r>
+    </w:p>
+    <w:p>
+      <w:pPr>
+        <w:spacing w:after="0"/>
         <w:rPr>
           <w:rFonts w:ascii="Consolas" w:hAnsi="Consolas"/>
           <w:sz w:val="18"/>
           <w:szCs w:val="18"/>
         </w:rPr>
-        <w:t>Kavindu</w:t>
-      </w:r>
-      <w:proofErr w:type="spellEnd"/>
+      </w:pPr>
       <w:r>
         <w:rPr>
           <w:rFonts w:ascii="Consolas" w:hAnsi="Consolas"/>
           <w:sz w:val="18"/>
           <w:szCs w:val="18"/>
         </w:rPr>
-        <w:t xml:space="preserve">', </w:t>
+        <w:t xml:space="preserve">  (</w:t>
       </w:r>
       <w:proofErr w:type="spellStart"/>
       <w:r>
@@ -20715,7 +20783,7 @@
           <w:sz w:val="18"/>
           <w:szCs w:val="18"/>
         </w:rPr>
-        <w:t>city:'Kandy</w:t>
+        <w:t>l:User</w:t>
       </w:r>
       <w:proofErr w:type="spellEnd"/>
       <w:r>
@@ -20724,25 +20792,25 @@
           <w:sz w:val="18"/>
           <w:szCs w:val="18"/>
         </w:rPr>
-        <w:t>', dob: date('1996-06-15')}),</w:t>
-      </w:r>
-    </w:p>
-    <w:p>
-      <w:pPr>
-        <w:spacing w:after="0"/>
+        <w:t xml:space="preserve"> {</w:t>
+      </w:r>
+      <w:proofErr w:type="spellStart"/>
+      <w:r>
         <w:rPr>
           <w:rFonts w:ascii="Consolas" w:hAnsi="Consolas"/>
           <w:sz w:val="18"/>
           <w:szCs w:val="18"/>
         </w:rPr>
-      </w:pPr>
+        <w:t>name:'Dilani</w:t>
+      </w:r>
+      <w:proofErr w:type="spellEnd"/>
       <w:r>
         <w:rPr>
           <w:rFonts w:ascii="Consolas" w:hAnsi="Consolas"/>
           <w:sz w:val="18"/>
           <w:szCs w:val="18"/>
         </w:rPr>
-        <w:t xml:space="preserve">  (</w:t>
+        <w:t xml:space="preserve">', </w:t>
       </w:r>
       <w:proofErr w:type="spellStart"/>
       <w:r>
@@ -20751,7 +20819,7 @@
           <w:sz w:val="18"/>
           <w:szCs w:val="18"/>
         </w:rPr>
-        <w:t>o:User</w:t>
+        <w:t>city:'Kurunegala</w:t>
       </w:r>
       <w:proofErr w:type="spellEnd"/>
       <w:r>
@@ -20760,61 +20828,61 @@
           <w:sz w:val="18"/>
           <w:szCs w:val="18"/>
         </w:rPr>
-        <w:t xml:space="preserve"> {</w:t>
-      </w:r>
-      <w:proofErr w:type="spellStart"/>
+        <w:t xml:space="preserve">', </w:t>
+      </w:r>
+      <w:proofErr w:type="gramStart"/>
       <w:r>
         <w:rPr>
           <w:rFonts w:ascii="Consolas" w:hAnsi="Consolas"/>
           <w:sz w:val="18"/>
           <w:szCs w:val="18"/>
         </w:rPr>
-        <w:t>name:'Menaka</w:t>
-      </w:r>
-      <w:proofErr w:type="spellEnd"/>
+        <w:t>dob:</w:t>
+      </w:r>
+      <w:proofErr w:type="gramEnd"/>
       <w:r>
         <w:rPr>
           <w:rFonts w:ascii="Consolas" w:hAnsi="Consolas"/>
           <w:sz w:val="18"/>
           <w:szCs w:val="18"/>
         </w:rPr>
-        <w:t xml:space="preserve">', </w:t>
-      </w:r>
-      <w:proofErr w:type="spellStart"/>
-      <w:r>
+        <w:t xml:space="preserve"> date('1996-05-22')}),</w:t>
+      </w:r>
+    </w:p>
+    <w:p>
+      <w:pPr>
+        <w:spacing w:after="0"/>
         <w:rPr>
           <w:rFonts w:ascii="Consolas" w:hAnsi="Consolas"/>
           <w:sz w:val="18"/>
           <w:szCs w:val="18"/>
         </w:rPr>
-        <w:t>city:'Galle</w:t>
-      </w:r>
-      <w:proofErr w:type="spellEnd"/>
+      </w:pPr>
       <w:r>
         <w:rPr>
           <w:rFonts w:ascii="Consolas" w:hAnsi="Consolas"/>
           <w:sz w:val="18"/>
           <w:szCs w:val="18"/>
         </w:rPr>
-        <w:t>', dob: date('1995-07-09')}),</w:t>
-      </w:r>
-    </w:p>
-    <w:p>
-      <w:pPr>
-        <w:spacing w:after="0"/>
+        <w:t xml:space="preserve">  (</w:t>
+      </w:r>
+      <w:proofErr w:type="spellStart"/>
+      <w:r>
         <w:rPr>
           <w:rFonts w:ascii="Consolas" w:hAnsi="Consolas"/>
           <w:sz w:val="18"/>
           <w:szCs w:val="18"/>
         </w:rPr>
-      </w:pPr>
+        <w:t>m:User</w:t>
+      </w:r>
+      <w:proofErr w:type="spellEnd"/>
       <w:r>
         <w:rPr>
           <w:rFonts w:ascii="Consolas" w:hAnsi="Consolas"/>
           <w:sz w:val="18"/>
           <w:szCs w:val="18"/>
         </w:rPr>
-        <w:t xml:space="preserve">  (</w:t>
+        <w:t xml:space="preserve"> {</w:t>
       </w:r>
       <w:proofErr w:type="spellStart"/>
       <w:r>
@@ -20823,7 +20891,7 @@
           <w:sz w:val="18"/>
           <w:szCs w:val="18"/>
         </w:rPr>
-        <w:t>p:User</w:t>
+        <w:t>name:'Ruwan</w:t>
       </w:r>
       <w:proofErr w:type="spellEnd"/>
       <w:r>
@@ -20832,7 +20900,7 @@
           <w:sz w:val="18"/>
           <w:szCs w:val="18"/>
         </w:rPr>
-        <w:t xml:space="preserve"> {</w:t>
+        <w:t xml:space="preserve">', </w:t>
       </w:r>
       <w:proofErr w:type="spellStart"/>
       <w:r>
@@ -20841,7 +20909,7 @@
           <w:sz w:val="18"/>
           <w:szCs w:val="18"/>
         </w:rPr>
-        <w:t>name:'Prasanna</w:t>
+        <w:t>city:'Colombo</w:t>
       </w:r>
       <w:proofErr w:type="spellEnd"/>
       <w:r>
@@ -20852,23 +20920,23 @@
         </w:rPr>
         <w:t xml:space="preserve">', </w:t>
       </w:r>
-      <w:proofErr w:type="spellStart"/>
+      <w:proofErr w:type="gramStart"/>
       <w:r>
         <w:rPr>
           <w:rFonts w:ascii="Consolas" w:hAnsi="Consolas"/>
           <w:sz w:val="18"/>
           <w:szCs w:val="18"/>
         </w:rPr>
-        <w:t>city:'Matara</w:t>
-      </w:r>
-      <w:proofErr w:type="spellEnd"/>
+        <w:t>dob:</w:t>
+      </w:r>
+      <w:proofErr w:type="gramEnd"/>
       <w:r>
         <w:rPr>
           <w:rFonts w:ascii="Consolas" w:hAnsi="Consolas"/>
           <w:sz w:val="18"/>
           <w:szCs w:val="18"/>
         </w:rPr>
-        <w:t>', dob: date('1993-12-03')}),</w:t>
+        <w:t xml:space="preserve"> date('1995-04-30')}),</w:t>
       </w:r>
     </w:p>
     <w:p>
@@ -20895,7 +20963,7 @@
           <w:sz w:val="18"/>
           <w:szCs w:val="18"/>
         </w:rPr>
-        <w:t>q:User</w:t>
+        <w:t>n:User</w:t>
       </w:r>
       <w:proofErr w:type="spellEnd"/>
       <w:r>
@@ -20904,7 +20972,7 @@
           <w:sz w:val="18"/>
           <w:szCs w:val="18"/>
         </w:rPr>
-        <w:t xml:space="preserve"> {</w:t>
+        <w:t xml:space="preserve"> {name:'</w:t>
       </w:r>
       <w:proofErr w:type="spellStart"/>
       <w:r>
@@ -20913,7 +20981,7 @@
           <w:sz w:val="18"/>
           <w:szCs w:val="18"/>
         </w:rPr>
-        <w:t>name:'Nadeesha</w:t>
+        <w:t>Kavindu</w:t>
       </w:r>
       <w:proofErr w:type="spellEnd"/>
       <w:r>
@@ -20931,7 +20999,7 @@
           <w:sz w:val="18"/>
           <w:szCs w:val="18"/>
         </w:rPr>
-        <w:t>city:'Colombo</w:t>
+        <w:t>city:'Kandy</w:t>
       </w:r>
       <w:proofErr w:type="spellEnd"/>
       <w:r>
@@ -20940,43 +21008,43 @@
           <w:sz w:val="18"/>
           <w:szCs w:val="18"/>
         </w:rPr>
-        <w:t>', dob: date('1998-03-18')}),</w:t>
-      </w:r>
-    </w:p>
-    <w:p>
-      <w:pPr>
-        <w:spacing w:after="0"/>
+        <w:t xml:space="preserve">', </w:t>
+      </w:r>
+      <w:proofErr w:type="gramStart"/>
+      <w:r>
         <w:rPr>
           <w:rFonts w:ascii="Consolas" w:hAnsi="Consolas"/>
           <w:sz w:val="18"/>
           <w:szCs w:val="18"/>
         </w:rPr>
-      </w:pPr>
+        <w:t>dob:</w:t>
+      </w:r>
+      <w:proofErr w:type="gramEnd"/>
       <w:r>
         <w:rPr>
           <w:rFonts w:ascii="Consolas" w:hAnsi="Consolas"/>
           <w:sz w:val="18"/>
           <w:szCs w:val="18"/>
         </w:rPr>
-        <w:t xml:space="preserve">  (</w:t>
-      </w:r>
-      <w:proofErr w:type="spellStart"/>
-      <w:r>
+        <w:t xml:space="preserve"> date('1996-06-15')}),</w:t>
+      </w:r>
+    </w:p>
+    <w:p>
+      <w:pPr>
+        <w:spacing w:after="0"/>
         <w:rPr>
           <w:rFonts w:ascii="Consolas" w:hAnsi="Consolas"/>
           <w:sz w:val="18"/>
           <w:szCs w:val="18"/>
         </w:rPr>
-        <w:t>r:User</w:t>
-      </w:r>
-      <w:proofErr w:type="spellEnd"/>
+      </w:pPr>
       <w:r>
         <w:rPr>
           <w:rFonts w:ascii="Consolas" w:hAnsi="Consolas"/>
           <w:sz w:val="18"/>
           <w:szCs w:val="18"/>
         </w:rPr>
-        <w:t xml:space="preserve"> {</w:t>
+        <w:t xml:space="preserve">  (</w:t>
       </w:r>
       <w:proofErr w:type="spellStart"/>
       <w:r>
@@ -20985,7 +21053,7 @@
           <w:sz w:val="18"/>
           <w:szCs w:val="18"/>
         </w:rPr>
-        <w:t>name:'Upeksha</w:t>
+        <w:t>o:User</w:t>
       </w:r>
       <w:proofErr w:type="spellEnd"/>
       <w:r>
@@ -20994,7 +21062,7 @@
           <w:sz w:val="18"/>
           <w:szCs w:val="18"/>
         </w:rPr>
-        <w:t xml:space="preserve">', </w:t>
+        <w:t xml:space="preserve"> {</w:t>
       </w:r>
       <w:proofErr w:type="spellStart"/>
       <w:r>
@@ -21003,7 +21071,7 @@
           <w:sz w:val="18"/>
           <w:szCs w:val="18"/>
         </w:rPr>
-        <w:t>city:'Negombo</w:t>
+        <w:t>name:'Menaka</w:t>
       </w:r>
       <w:proofErr w:type="spellEnd"/>
       <w:r>
@@ -21012,61 +21080,61 @@
           <w:sz w:val="18"/>
           <w:szCs w:val="18"/>
         </w:rPr>
-        <w:t>', dob: date('1997-08-25')}),</w:t>
-      </w:r>
-    </w:p>
-    <w:p>
-      <w:pPr>
-        <w:spacing w:after="0"/>
+        <w:t xml:space="preserve">', </w:t>
+      </w:r>
+      <w:proofErr w:type="spellStart"/>
+      <w:r>
         <w:rPr>
           <w:rFonts w:ascii="Consolas" w:hAnsi="Consolas"/>
           <w:sz w:val="18"/>
           <w:szCs w:val="18"/>
         </w:rPr>
-      </w:pPr>
+        <w:t>city:'Galle</w:t>
+      </w:r>
+      <w:proofErr w:type="spellEnd"/>
       <w:r>
         <w:rPr>
           <w:rFonts w:ascii="Consolas" w:hAnsi="Consolas"/>
           <w:sz w:val="18"/>
           <w:szCs w:val="18"/>
         </w:rPr>
-        <w:t xml:space="preserve">  (</w:t>
-      </w:r>
-      <w:proofErr w:type="spellStart"/>
+        <w:t xml:space="preserve">', </w:t>
+      </w:r>
+      <w:proofErr w:type="gramStart"/>
       <w:r>
         <w:rPr>
           <w:rFonts w:ascii="Consolas" w:hAnsi="Consolas"/>
           <w:sz w:val="18"/>
           <w:szCs w:val="18"/>
         </w:rPr>
-        <w:t>s:User</w:t>
-      </w:r>
-      <w:proofErr w:type="spellEnd"/>
+        <w:t>dob:</w:t>
+      </w:r>
+      <w:proofErr w:type="gramEnd"/>
       <w:r>
         <w:rPr>
           <w:rFonts w:ascii="Consolas" w:hAnsi="Consolas"/>
           <w:sz w:val="18"/>
           <w:szCs w:val="18"/>
         </w:rPr>
-        <w:t xml:space="preserve"> {name:'</w:t>
-      </w:r>
-      <w:proofErr w:type="spellStart"/>
-      <w:r>
+        <w:t xml:space="preserve"> date('1995-07-09')}),</w:t>
+      </w:r>
+    </w:p>
+    <w:p>
+      <w:pPr>
+        <w:spacing w:after="0"/>
         <w:rPr>
           <w:rFonts w:ascii="Consolas" w:hAnsi="Consolas"/>
           <w:sz w:val="18"/>
           <w:szCs w:val="18"/>
         </w:rPr>
-        <w:t>Yasiru</w:t>
-      </w:r>
-      <w:proofErr w:type="spellEnd"/>
+      </w:pPr>
       <w:r>
         <w:rPr>
           <w:rFonts w:ascii="Consolas" w:hAnsi="Consolas"/>
           <w:sz w:val="18"/>
           <w:szCs w:val="18"/>
         </w:rPr>
-        <w:t xml:space="preserve">', </w:t>
+        <w:t xml:space="preserve">  (</w:t>
       </w:r>
       <w:proofErr w:type="spellStart"/>
       <w:r>
@@ -21075,7 +21143,7 @@
           <w:sz w:val="18"/>
           <w:szCs w:val="18"/>
         </w:rPr>
-        <w:t>city:'Kandy</w:t>
+        <w:t>p:User</w:t>
       </w:r>
       <w:proofErr w:type="spellEnd"/>
       <w:r>
@@ -21084,25 +21152,25 @@
           <w:sz w:val="18"/>
           <w:szCs w:val="18"/>
         </w:rPr>
-        <w:t>', dob: date('1994-05-16')}),</w:t>
-      </w:r>
-    </w:p>
-    <w:p>
-      <w:pPr>
-        <w:spacing w:after="0"/>
+        <w:t xml:space="preserve"> {</w:t>
+      </w:r>
+      <w:proofErr w:type="spellStart"/>
+      <w:r>
         <w:rPr>
           <w:rFonts w:ascii="Consolas" w:hAnsi="Consolas"/>
           <w:sz w:val="18"/>
           <w:szCs w:val="18"/>
         </w:rPr>
-      </w:pPr>
+        <w:t>name:'Prasanna</w:t>
+      </w:r>
+      <w:proofErr w:type="spellEnd"/>
       <w:r>
         <w:rPr>
           <w:rFonts w:ascii="Consolas" w:hAnsi="Consolas"/>
           <w:sz w:val="18"/>
           <w:szCs w:val="18"/>
         </w:rPr>
-        <w:t xml:space="preserve">  (</w:t>
+        <w:t xml:space="preserve">', </w:t>
       </w:r>
       <w:proofErr w:type="spellStart"/>
       <w:r>
@@ -21111,7 +21179,7 @@
           <w:sz w:val="18"/>
           <w:szCs w:val="18"/>
         </w:rPr>
-        <w:t>t:User</w:t>
+        <w:t>city:'Matara</w:t>
       </w:r>
       <w:proofErr w:type="spellEnd"/>
       <w:r>
@@ -21120,117 +21188,115 @@
           <w:sz w:val="18"/>
           <w:szCs w:val="18"/>
         </w:rPr>
-        <w:t xml:space="preserve"> {</w:t>
-      </w:r>
-      <w:proofErr w:type="spellStart"/>
+        <w:t xml:space="preserve">', </w:t>
+      </w:r>
+      <w:proofErr w:type="gramStart"/>
       <w:r>
         <w:rPr>
           <w:rFonts w:ascii="Consolas" w:hAnsi="Consolas"/>
           <w:sz w:val="18"/>
           <w:szCs w:val="18"/>
         </w:rPr>
-        <w:t>name:'Thilini</w:t>
-      </w:r>
-      <w:proofErr w:type="spellEnd"/>
+        <w:t>dob:</w:t>
+      </w:r>
+      <w:proofErr w:type="gramEnd"/>
       <w:r>
         <w:rPr>
           <w:rFonts w:ascii="Consolas" w:hAnsi="Consolas"/>
           <w:sz w:val="18"/>
           <w:szCs w:val="18"/>
         </w:rPr>
-        <w:t xml:space="preserve">', </w:t>
-      </w:r>
-      <w:proofErr w:type="spellStart"/>
-      <w:r>
+        <w:t xml:space="preserve"> date('1993-12-03')}),</w:t>
+      </w:r>
+    </w:p>
+    <w:p>
+      <w:pPr>
+        <w:spacing w:after="0"/>
         <w:rPr>
           <w:rFonts w:ascii="Consolas" w:hAnsi="Consolas"/>
           <w:sz w:val="18"/>
           <w:szCs w:val="18"/>
         </w:rPr>
-        <w:t>city:'Galle</w:t>
-      </w:r>
-      <w:proofErr w:type="spellEnd"/>
+      </w:pPr>
       <w:r>
         <w:rPr>
           <w:rFonts w:ascii="Consolas" w:hAnsi="Consolas"/>
           <w:sz w:val="18"/>
           <w:szCs w:val="18"/>
         </w:rPr>
-        <w:t>', dob: date('1996-11-21')}),</w:t>
-      </w:r>
-    </w:p>
-    <w:p>
-      <w:pPr>
-        <w:spacing w:after="0"/>
+        <w:t xml:space="preserve">  (</w:t>
+      </w:r>
+      <w:proofErr w:type="spellStart"/>
+      <w:r>
         <w:rPr>
           <w:rFonts w:ascii="Consolas" w:hAnsi="Consolas"/>
           <w:sz w:val="18"/>
           <w:szCs w:val="18"/>
         </w:rPr>
-      </w:pPr>
-    </w:p>
-    <w:p>
-      <w:pPr>
-        <w:spacing w:after="0"/>
+        <w:t>q:User</w:t>
+      </w:r>
+      <w:proofErr w:type="spellEnd"/>
+      <w:r>
         <w:rPr>
           <w:rFonts w:ascii="Consolas" w:hAnsi="Consolas"/>
           <w:sz w:val="18"/>
           <w:szCs w:val="18"/>
         </w:rPr>
-      </w:pPr>
+        <w:t xml:space="preserve"> {</w:t>
+      </w:r>
+      <w:proofErr w:type="spellStart"/>
       <w:r>
         <w:rPr>
           <w:rFonts w:ascii="Consolas" w:hAnsi="Consolas"/>
           <w:sz w:val="18"/>
           <w:szCs w:val="18"/>
         </w:rPr>
-        <w:t>// FOLLOWS relationships (directed)</w:t>
-      </w:r>
-    </w:p>
-    <w:p>
-      <w:pPr>
-        <w:spacing w:after="0"/>
+        <w:t>name:'Nadeesha</w:t>
+      </w:r>
+      <w:proofErr w:type="spellEnd"/>
+      <w:r>
         <w:rPr>
           <w:rFonts w:ascii="Consolas" w:hAnsi="Consolas"/>
           <w:sz w:val="18"/>
           <w:szCs w:val="18"/>
         </w:rPr>
-      </w:pPr>
-    </w:p>
-    <w:p>
-      <w:pPr>
-        <w:spacing w:after="0"/>
+        <w:t xml:space="preserve">', </w:t>
+      </w:r>
+      <w:proofErr w:type="spellStart"/>
+      <w:r>
         <w:rPr>
           <w:rFonts w:ascii="Consolas" w:hAnsi="Consolas"/>
           <w:sz w:val="18"/>
           <w:szCs w:val="18"/>
         </w:rPr>
-      </w:pPr>
+        <w:t>city:'Colombo</w:t>
+      </w:r>
+      <w:proofErr w:type="spellEnd"/>
       <w:r>
         <w:rPr>
           <w:rFonts w:ascii="Consolas" w:hAnsi="Consolas"/>
           <w:sz w:val="18"/>
           <w:szCs w:val="18"/>
         </w:rPr>
-        <w:t xml:space="preserve">  (a)-[:FOLLOWS]-&gt;(b),</w:t>
-      </w:r>
-    </w:p>
-    <w:p>
-      <w:pPr>
-        <w:spacing w:after="0"/>
+        <w:t xml:space="preserve">', </w:t>
+      </w:r>
+      <w:proofErr w:type="gramStart"/>
+      <w:r>
         <w:rPr>
           <w:rFonts w:ascii="Consolas" w:hAnsi="Consolas"/>
           <w:sz w:val="18"/>
           <w:szCs w:val="18"/>
         </w:rPr>
-      </w:pPr>
+        <w:t>dob:</w:t>
+      </w:r>
+      <w:proofErr w:type="gramEnd"/>
       <w:r>
         <w:rPr>
           <w:rFonts w:ascii="Consolas" w:hAnsi="Consolas"/>
           <w:sz w:val="18"/>
           <w:szCs w:val="18"/>
         </w:rPr>
-        <w:t xml:space="preserve">  (a)-[:FOLLOWS]-&gt;(c),</w:t>
+        <w:t xml:space="preserve"> date('1998-03-18')}),</w:t>
       </w:r>
     </w:p>
     <w:p>
@@ -21248,79 +21314,79 @@
           <w:sz w:val="18"/>
           <w:szCs w:val="18"/>
         </w:rPr>
-        <w:t xml:space="preserve">  (a)-[:FOLLOWS]-&gt;(d),</w:t>
-      </w:r>
-    </w:p>
-    <w:p>
-      <w:pPr>
-        <w:spacing w:after="0"/>
+        <w:t xml:space="preserve">  (</w:t>
+      </w:r>
+      <w:proofErr w:type="spellStart"/>
+      <w:r>
         <w:rPr>
           <w:rFonts w:ascii="Consolas" w:hAnsi="Consolas"/>
           <w:sz w:val="18"/>
           <w:szCs w:val="18"/>
         </w:rPr>
-      </w:pPr>
+        <w:t>r:User</w:t>
+      </w:r>
+      <w:proofErr w:type="spellEnd"/>
       <w:r>
         <w:rPr>
           <w:rFonts w:ascii="Consolas" w:hAnsi="Consolas"/>
           <w:sz w:val="18"/>
           <w:szCs w:val="18"/>
         </w:rPr>
-        <w:t xml:space="preserve">  (b)-[:FOLLOWS]-&gt;(a),</w:t>
-      </w:r>
-    </w:p>
-    <w:p>
-      <w:pPr>
-        <w:spacing w:after="0"/>
+        <w:t xml:space="preserve"> {</w:t>
+      </w:r>
+      <w:proofErr w:type="spellStart"/>
+      <w:r>
         <w:rPr>
           <w:rFonts w:ascii="Consolas" w:hAnsi="Consolas"/>
           <w:sz w:val="18"/>
           <w:szCs w:val="18"/>
         </w:rPr>
-      </w:pPr>
+        <w:t>name:'Upeksha</w:t>
+      </w:r>
+      <w:proofErr w:type="spellEnd"/>
       <w:r>
         <w:rPr>
           <w:rFonts w:ascii="Consolas" w:hAnsi="Consolas"/>
           <w:sz w:val="18"/>
           <w:szCs w:val="18"/>
         </w:rPr>
-        <w:t xml:space="preserve">  (b)-[:FOLLOWS]-&gt;(e),</w:t>
-      </w:r>
-    </w:p>
-    <w:p>
-      <w:pPr>
-        <w:spacing w:after="0"/>
+        <w:t xml:space="preserve">', </w:t>
+      </w:r>
+      <w:proofErr w:type="spellStart"/>
+      <w:r>
         <w:rPr>
           <w:rFonts w:ascii="Consolas" w:hAnsi="Consolas"/>
           <w:sz w:val="18"/>
           <w:szCs w:val="18"/>
         </w:rPr>
-      </w:pPr>
+        <w:t>city:'Negombo</w:t>
+      </w:r>
+      <w:proofErr w:type="spellEnd"/>
       <w:r>
         <w:rPr>
           <w:rFonts w:ascii="Consolas" w:hAnsi="Consolas"/>
           <w:sz w:val="18"/>
           <w:szCs w:val="18"/>
         </w:rPr>
-        <w:t xml:space="preserve">  (b)-[:FOLLOWS]-&gt;(f),</w:t>
-      </w:r>
-    </w:p>
-    <w:p>
-      <w:pPr>
-        <w:spacing w:after="0"/>
+        <w:t xml:space="preserve">', </w:t>
+      </w:r>
+      <w:proofErr w:type="gramStart"/>
+      <w:r>
         <w:rPr>
           <w:rFonts w:ascii="Consolas" w:hAnsi="Consolas"/>
           <w:sz w:val="18"/>
           <w:szCs w:val="18"/>
         </w:rPr>
-      </w:pPr>
+        <w:t>dob:</w:t>
+      </w:r>
+      <w:proofErr w:type="gramEnd"/>
       <w:r>
         <w:rPr>
           <w:rFonts w:ascii="Consolas" w:hAnsi="Consolas"/>
           <w:sz w:val="18"/>
           <w:szCs w:val="18"/>
         </w:rPr>
-        <w:t xml:space="preserve">  (c)-[:FOLLOWS]-&gt;(a),</w:t>
+        <w:t xml:space="preserve"> date('1997-08-25')}),</w:t>
       </w:r>
     </w:p>
     <w:p>
@@ -21338,79 +21404,79 @@
           <w:sz w:val="18"/>
           <w:szCs w:val="18"/>
         </w:rPr>
-        <w:t xml:space="preserve">  (c)-[:FOLLOWS]-&gt;(h),</w:t>
-      </w:r>
-    </w:p>
-    <w:p>
-      <w:pPr>
-        <w:spacing w:after="0"/>
+        <w:t xml:space="preserve">  (</w:t>
+      </w:r>
+      <w:proofErr w:type="spellStart"/>
+      <w:r>
         <w:rPr>
           <w:rFonts w:ascii="Consolas" w:hAnsi="Consolas"/>
           <w:sz w:val="18"/>
           <w:szCs w:val="18"/>
         </w:rPr>
-      </w:pPr>
+        <w:t>s:User</w:t>
+      </w:r>
+      <w:proofErr w:type="spellEnd"/>
       <w:r>
         <w:rPr>
           <w:rFonts w:ascii="Consolas" w:hAnsi="Consolas"/>
           <w:sz w:val="18"/>
           <w:szCs w:val="18"/>
         </w:rPr>
-        <w:t xml:space="preserve">  (c)-[:FOLLOWS]-&gt;(j),</w:t>
-      </w:r>
-    </w:p>
-    <w:p>
-      <w:pPr>
-        <w:spacing w:after="0"/>
+        <w:t xml:space="preserve"> {name:'</w:t>
+      </w:r>
+      <w:proofErr w:type="spellStart"/>
+      <w:r>
         <w:rPr>
           <w:rFonts w:ascii="Consolas" w:hAnsi="Consolas"/>
           <w:sz w:val="18"/>
           <w:szCs w:val="18"/>
         </w:rPr>
-      </w:pPr>
+        <w:t>Yasiru</w:t>
+      </w:r>
+      <w:proofErr w:type="spellEnd"/>
       <w:r>
         <w:rPr>
           <w:rFonts w:ascii="Consolas" w:hAnsi="Consolas"/>
           <w:sz w:val="18"/>
           <w:szCs w:val="18"/>
         </w:rPr>
-        <w:t xml:space="preserve">  (d)-[:FOLLOWS]-&gt;(f),</w:t>
-      </w:r>
-    </w:p>
-    <w:p>
-      <w:pPr>
-        <w:spacing w:after="0"/>
+        <w:t xml:space="preserve">', </w:t>
+      </w:r>
+      <w:proofErr w:type="spellStart"/>
+      <w:r>
         <w:rPr>
           <w:rFonts w:ascii="Consolas" w:hAnsi="Consolas"/>
           <w:sz w:val="18"/>
           <w:szCs w:val="18"/>
         </w:rPr>
-      </w:pPr>
+        <w:t>city:'Kandy</w:t>
+      </w:r>
+      <w:proofErr w:type="spellEnd"/>
       <w:r>
         <w:rPr>
           <w:rFonts w:ascii="Consolas" w:hAnsi="Consolas"/>
           <w:sz w:val="18"/>
           <w:szCs w:val="18"/>
         </w:rPr>
-        <w:t xml:space="preserve">  (d)-[:FOLLOWS]-&gt;(g),</w:t>
-      </w:r>
-    </w:p>
-    <w:p>
-      <w:pPr>
-        <w:spacing w:after="0"/>
+        <w:t xml:space="preserve">', </w:t>
+      </w:r>
+      <w:proofErr w:type="gramStart"/>
+      <w:r>
         <w:rPr>
           <w:rFonts w:ascii="Consolas" w:hAnsi="Consolas"/>
           <w:sz w:val="18"/>
           <w:szCs w:val="18"/>
         </w:rPr>
-      </w:pPr>
+        <w:t>dob:</w:t>
+      </w:r>
+      <w:proofErr w:type="gramEnd"/>
       <w:r>
         <w:rPr>
           <w:rFonts w:ascii="Consolas" w:hAnsi="Consolas"/>
           <w:sz w:val="18"/>
           <w:szCs w:val="18"/>
         </w:rPr>
-        <w:t xml:space="preserve">  (e)-[:FOLLOWS]-&gt;(c),</w:t>
+        <w:t xml:space="preserve"> date('1994-05-16')}),</w:t>
       </w:r>
     </w:p>
     <w:p>
@@ -21428,7 +21494,7 @@
           <w:sz w:val="18"/>
           <w:szCs w:val="18"/>
         </w:rPr>
-        <w:t xml:space="preserve">  (e)-[:FOLLOWS]-&gt;(</w:t>
+        <w:t xml:space="preserve">  (</w:t>
       </w:r>
       <w:proofErr w:type="spellStart"/>
       <w:r>
@@ -21437,7 +21503,7 @@
           <w:sz w:val="18"/>
           <w:szCs w:val="18"/>
         </w:rPr>
-        <w:t>i</w:t>
+        <w:t>t:User</w:t>
       </w:r>
       <w:proofErr w:type="spellEnd"/>
       <w:r>
@@ -21446,61 +21512,61 @@
           <w:sz w:val="18"/>
           <w:szCs w:val="18"/>
         </w:rPr>
-        <w:t>),</w:t>
-      </w:r>
-    </w:p>
-    <w:p>
-      <w:pPr>
-        <w:spacing w:after="0"/>
+        <w:t xml:space="preserve"> {</w:t>
+      </w:r>
+      <w:proofErr w:type="spellStart"/>
+      <w:r>
         <w:rPr>
           <w:rFonts w:ascii="Consolas" w:hAnsi="Consolas"/>
           <w:sz w:val="18"/>
           <w:szCs w:val="18"/>
         </w:rPr>
-      </w:pPr>
+        <w:t>name:'Thilini</w:t>
+      </w:r>
+      <w:proofErr w:type="spellEnd"/>
       <w:r>
         <w:rPr>
           <w:rFonts w:ascii="Consolas" w:hAnsi="Consolas"/>
           <w:sz w:val="18"/>
           <w:szCs w:val="18"/>
         </w:rPr>
-        <w:t xml:space="preserve">  (f)-[:FOLLOWS]-&gt;(j),</w:t>
-      </w:r>
-    </w:p>
-    <w:p>
-      <w:pPr>
-        <w:spacing w:after="0"/>
+        <w:t xml:space="preserve">', </w:t>
+      </w:r>
+      <w:proofErr w:type="spellStart"/>
+      <w:r>
         <w:rPr>
           <w:rFonts w:ascii="Consolas" w:hAnsi="Consolas"/>
           <w:sz w:val="18"/>
           <w:szCs w:val="18"/>
         </w:rPr>
-      </w:pPr>
+        <w:t>city:'Galle</w:t>
+      </w:r>
+      <w:proofErr w:type="spellEnd"/>
       <w:r>
         <w:rPr>
           <w:rFonts w:ascii="Consolas" w:hAnsi="Consolas"/>
           <w:sz w:val="18"/>
           <w:szCs w:val="18"/>
         </w:rPr>
-        <w:t xml:space="preserve">  (f)-[:FOLLOWS]-&gt;(k),</w:t>
-      </w:r>
-    </w:p>
-    <w:p>
-      <w:pPr>
-        <w:spacing w:after="0"/>
+        <w:t xml:space="preserve">', </w:t>
+      </w:r>
+      <w:proofErr w:type="gramStart"/>
+      <w:r>
         <w:rPr>
           <w:rFonts w:ascii="Consolas" w:hAnsi="Consolas"/>
           <w:sz w:val="18"/>
           <w:szCs w:val="18"/>
         </w:rPr>
-      </w:pPr>
+        <w:t>dob:</w:t>
+      </w:r>
+      <w:proofErr w:type="gramEnd"/>
       <w:r>
         <w:rPr>
           <w:rFonts w:ascii="Consolas" w:hAnsi="Consolas"/>
           <w:sz w:val="18"/>
           <w:szCs w:val="18"/>
         </w:rPr>
-        <w:t xml:space="preserve">  (g)-[:FOLLOWS]-&gt;(l),</w:t>
+        <w:t xml:space="preserve"> date('1996-11-21')}),</w:t>
       </w:r>
     </w:p>
     <w:p>
@@ -21512,49 +21578,51 @@
           <w:szCs w:val="18"/>
         </w:rPr>
       </w:pPr>
-      <w:r>
+    </w:p>
+    <w:p>
+      <w:pPr>
+        <w:spacing w:after="0"/>
         <w:rPr>
           <w:rFonts w:ascii="Consolas" w:hAnsi="Consolas"/>
           <w:sz w:val="18"/>
           <w:szCs w:val="18"/>
         </w:rPr>
-        <w:t xml:space="preserve">  (h)-[:FOLLOWS]-&gt;(m),</w:t>
-      </w:r>
-    </w:p>
-    <w:p>
-      <w:pPr>
-        <w:spacing w:after="0"/>
+      </w:pPr>
+      <w:r>
         <w:rPr>
           <w:rFonts w:ascii="Consolas" w:hAnsi="Consolas"/>
           <w:sz w:val="18"/>
           <w:szCs w:val="18"/>
         </w:rPr>
-      </w:pPr>
-      <w:r>
+        <w:t>// FOLLOWS relationships (directed)</w:t>
+      </w:r>
+    </w:p>
+    <w:p>
+      <w:pPr>
+        <w:spacing w:after="0"/>
         <w:rPr>
           <w:rFonts w:ascii="Consolas" w:hAnsi="Consolas"/>
           <w:sz w:val="18"/>
           <w:szCs w:val="18"/>
         </w:rPr>
-        <w:t xml:space="preserve">  (</w:t>
-      </w:r>
-      <w:proofErr w:type="spellStart"/>
-      <w:r>
+      </w:pPr>
+    </w:p>
+    <w:p>
+      <w:pPr>
+        <w:spacing w:after="0"/>
         <w:rPr>
           <w:rFonts w:ascii="Consolas" w:hAnsi="Consolas"/>
           <w:sz w:val="18"/>
           <w:szCs w:val="18"/>
         </w:rPr>
-        <w:t>i</w:t>
-      </w:r>
-      <w:proofErr w:type="spellEnd"/>
+      </w:pPr>
       <w:r>
         <w:rPr>
           <w:rFonts w:ascii="Consolas" w:hAnsi="Consolas"/>
           <w:sz w:val="18"/>
           <w:szCs w:val="18"/>
         </w:rPr>
-        <w:t>)-[:FOLLOWS]-&gt;(b),</w:t>
+        <w:t xml:space="preserve">  (a)-[:FOLLOWS]-&gt;(b),</w:t>
       </w:r>
     </w:p>
     <w:p>
@@ -21572,25 +21640,25 @@
           <w:sz w:val="18"/>
           <w:szCs w:val="18"/>
         </w:rPr>
-        <w:t xml:space="preserve">  (</w:t>
-      </w:r>
-      <w:proofErr w:type="spellStart"/>
-      <w:r>
+        <w:t xml:space="preserve">  (a)-[:FOLLOWS]-&gt;(c),</w:t>
+      </w:r>
+    </w:p>
+    <w:p>
+      <w:pPr>
+        <w:spacing w:after="0"/>
         <w:rPr>
           <w:rFonts w:ascii="Consolas" w:hAnsi="Consolas"/>
           <w:sz w:val="18"/>
           <w:szCs w:val="18"/>
         </w:rPr>
-        <w:t>i</w:t>
-      </w:r>
-      <w:proofErr w:type="spellEnd"/>
+      </w:pPr>
       <w:r>
         <w:rPr>
           <w:rFonts w:ascii="Consolas" w:hAnsi="Consolas"/>
           <w:sz w:val="18"/>
           <w:szCs w:val="18"/>
         </w:rPr>
-        <w:t>)-[:FOLLOWS]-&gt;(c),</w:t>
+        <w:t xml:space="preserve">  (a)-[:FOLLOWS]-&gt;(d),</w:t>
       </w:r>
     </w:p>
     <w:p>
@@ -21608,7 +21676,7 @@
           <w:sz w:val="18"/>
           <w:szCs w:val="18"/>
         </w:rPr>
-        <w:t xml:space="preserve">  (j)-[:FOLLOWS]-&gt;(a),</w:t>
+        <w:t xml:space="preserve">  (b)-[:FOLLOWS]-&gt;(a),</w:t>
       </w:r>
     </w:p>
     <w:p>
@@ -21626,7 +21694,7 @@
           <w:sz w:val="18"/>
           <w:szCs w:val="18"/>
         </w:rPr>
-        <w:t xml:space="preserve">  (j)-[:FOLLOWS]-&gt;(n),</w:t>
+        <w:t xml:space="preserve">  (b)-[:FOLLOWS]-&gt;(e),</w:t>
       </w:r>
     </w:p>
     <w:p>
@@ -21644,7 +21712,7 @@
           <w:sz w:val="18"/>
           <w:szCs w:val="18"/>
         </w:rPr>
-        <w:t xml:space="preserve">  (k)-[:FOLLOWS]-&gt;(o),</w:t>
+        <w:t xml:space="preserve">  (b)-[:FOLLOWS]-&gt;(f),</w:t>
       </w:r>
     </w:p>
     <w:p>
@@ -21662,7 +21730,7 @@
           <w:sz w:val="18"/>
           <w:szCs w:val="18"/>
         </w:rPr>
-        <w:t xml:space="preserve">  (l)-[:FOLLOWS]-&gt;(p),</w:t>
+        <w:t xml:space="preserve">  (c)-[:FOLLOWS]-&gt;(a),</w:t>
       </w:r>
     </w:p>
     <w:p>
@@ -21680,8 +21748,7 @@
           <w:sz w:val="18"/>
           <w:szCs w:val="18"/>
         </w:rPr>
-        <w:lastRenderedPageBreak/>
-        <w:t xml:space="preserve">  (m)-[:FOLLOWS]-&gt;(q),</w:t>
+        <w:t xml:space="preserve">  (c)-[:FOLLOWS]-&gt;(h),</w:t>
       </w:r>
     </w:p>
     <w:p>
@@ -21699,7 +21766,7 @@
           <w:sz w:val="18"/>
           <w:szCs w:val="18"/>
         </w:rPr>
-        <w:t xml:space="preserve">  (n)-[:FOLLOWS]-&gt;(r),</w:t>
+        <w:t xml:space="preserve">  (c)-[:FOLLOWS]-&gt;(j),</w:t>
       </w:r>
     </w:p>
     <w:p>
@@ -21717,7 +21784,7 @@
           <w:sz w:val="18"/>
           <w:szCs w:val="18"/>
         </w:rPr>
-        <w:t xml:space="preserve">  (o)-[:FOLLOWS]-&gt;(s),</w:t>
+        <w:t xml:space="preserve">  (d)-[:FOLLOWS]-&gt;(f),</w:t>
       </w:r>
     </w:p>
     <w:p>
@@ -21735,7 +21802,7 @@
           <w:sz w:val="18"/>
           <w:szCs w:val="18"/>
         </w:rPr>
-        <w:t xml:space="preserve">  (p)-[:FOLLOWS]-&gt;(a),</w:t>
+        <w:t xml:space="preserve">  (d)-[:FOLLOWS]-&gt;(g),</w:t>
       </w:r>
     </w:p>
     <w:p>
@@ -21753,7 +21820,7 @@
           <w:sz w:val="18"/>
           <w:szCs w:val="18"/>
         </w:rPr>
-        <w:t xml:space="preserve">  (p)-[:FOLLOWS]-&gt;(t),</w:t>
+        <w:t xml:space="preserve">  (e)-[:FOLLOWS]-&gt;(c),</w:t>
       </w:r>
     </w:p>
     <w:p>
@@ -21771,25 +21838,25 @@
           <w:sz w:val="18"/>
           <w:szCs w:val="18"/>
         </w:rPr>
-        <w:t xml:space="preserve">  (q)-[:FOLLOWS]-&gt;(a),</w:t>
-      </w:r>
-    </w:p>
-    <w:p>
-      <w:pPr>
-        <w:spacing w:after="0"/>
+        <w:t xml:space="preserve">  (e)-[:FOLLOWS]-&gt;(</w:t>
+      </w:r>
+      <w:proofErr w:type="spellStart"/>
+      <w:r>
         <w:rPr>
           <w:rFonts w:ascii="Consolas" w:hAnsi="Consolas"/>
           <w:sz w:val="18"/>
           <w:szCs w:val="18"/>
         </w:rPr>
-      </w:pPr>
+        <w:t>i</w:t>
+      </w:r>
+      <w:proofErr w:type="spellEnd"/>
       <w:r>
         <w:rPr>
           <w:rFonts w:ascii="Consolas" w:hAnsi="Consolas"/>
           <w:sz w:val="18"/>
           <w:szCs w:val="18"/>
         </w:rPr>
-        <w:t xml:space="preserve">  (r)-[:FOLLOWS]-&gt;(d),</w:t>
+        <w:t>),</w:t>
       </w:r>
     </w:p>
     <w:p>
@@ -21807,7 +21874,7 @@
           <w:sz w:val="18"/>
           <w:szCs w:val="18"/>
         </w:rPr>
-        <w:t xml:space="preserve">  (r)-[:FOLLOWS]-&gt;(g),</w:t>
+        <w:t xml:space="preserve">  (f)-[:FOLLOWS]-&gt;(j),</w:t>
       </w:r>
     </w:p>
     <w:p>
@@ -21825,7 +21892,7 @@
           <w:sz w:val="18"/>
           <w:szCs w:val="18"/>
         </w:rPr>
-        <w:t xml:space="preserve">  (s)-[:FOLLOWS]-&gt;(h),</w:t>
+        <w:t xml:space="preserve">  (f)-[:FOLLOWS]-&gt;(k),</w:t>
       </w:r>
     </w:p>
     <w:p>
@@ -21843,25 +21910,25 @@
           <w:sz w:val="18"/>
           <w:szCs w:val="18"/>
         </w:rPr>
-        <w:t xml:space="preserve">  (s)-[:FOLLOWS]-&gt;(</w:t>
-      </w:r>
-      <w:proofErr w:type="spellStart"/>
-      <w:r>
+        <w:t xml:space="preserve">  (g)-[:FOLLOWS]-&gt;(l),</w:t>
+      </w:r>
+    </w:p>
+    <w:p>
+      <w:pPr>
+        <w:spacing w:after="0"/>
         <w:rPr>
           <w:rFonts w:ascii="Consolas" w:hAnsi="Consolas"/>
           <w:sz w:val="18"/>
           <w:szCs w:val="18"/>
         </w:rPr>
-        <w:t>i</w:t>
-      </w:r>
-      <w:proofErr w:type="spellEnd"/>
+      </w:pPr>
       <w:r>
         <w:rPr>
           <w:rFonts w:ascii="Consolas" w:hAnsi="Consolas"/>
           <w:sz w:val="18"/>
           <w:szCs w:val="18"/>
         </w:rPr>
-        <w:t>),</w:t>
+        <w:t xml:space="preserve">  (h)-[:FOLLOWS]-&gt;(m),</w:t>
       </w:r>
     </w:p>
     <w:p>
@@ -21879,25 +21946,25 @@
           <w:sz w:val="18"/>
           <w:szCs w:val="18"/>
         </w:rPr>
-        <w:t xml:space="preserve">  (t)-[:FOLLOWS]-&gt;(b),</w:t>
-      </w:r>
-    </w:p>
-    <w:p>
-      <w:pPr>
-        <w:spacing w:after="0"/>
+        <w:t xml:space="preserve">  (</w:t>
+      </w:r>
+      <w:proofErr w:type="spellStart"/>
+      <w:r>
         <w:rPr>
           <w:rFonts w:ascii="Consolas" w:hAnsi="Consolas"/>
           <w:sz w:val="18"/>
           <w:szCs w:val="18"/>
         </w:rPr>
-      </w:pPr>
+        <w:t>i</w:t>
+      </w:r>
+      <w:proofErr w:type="spellEnd"/>
       <w:r>
         <w:rPr>
           <w:rFonts w:ascii="Consolas" w:hAnsi="Consolas"/>
           <w:sz w:val="18"/>
           <w:szCs w:val="18"/>
         </w:rPr>
-        <w:t xml:space="preserve">  (t)-[:FOLLOWS]-&gt;(j),</w:t>
+        <w:t>)-[:FOLLOWS]-&gt;(b),</w:t>
       </w:r>
     </w:p>
     <w:p>
@@ -21915,25 +21982,25 @@
           <w:sz w:val="18"/>
           <w:szCs w:val="18"/>
         </w:rPr>
-        <w:t xml:space="preserve">  (t)-[:FOLLOWS]-&gt;(m),</w:t>
-      </w:r>
-    </w:p>
-    <w:p>
-      <w:pPr>
-        <w:spacing w:after="0"/>
+        <w:t xml:space="preserve">  (</w:t>
+      </w:r>
+      <w:proofErr w:type="spellStart"/>
+      <w:r>
         <w:rPr>
           <w:rFonts w:ascii="Consolas" w:hAnsi="Consolas"/>
           <w:sz w:val="18"/>
           <w:szCs w:val="18"/>
         </w:rPr>
-      </w:pPr>
+        <w:t>i</w:t>
+      </w:r>
+      <w:proofErr w:type="spellEnd"/>
       <w:r>
         <w:rPr>
           <w:rFonts w:ascii="Consolas" w:hAnsi="Consolas"/>
           <w:sz w:val="18"/>
           <w:szCs w:val="18"/>
         </w:rPr>
-        <w:t xml:space="preserve">  (n)-[:FOLLOWS]-&gt;(f),</w:t>
+        <w:t>)-[:FOLLOWS]-&gt;(c),</w:t>
       </w:r>
     </w:p>
     <w:p>
@@ -21945,34 +22012,32 @@
           <w:szCs w:val="18"/>
         </w:rPr>
       </w:pPr>
-    </w:p>
-    <w:p>
-      <w:pPr>
-        <w:spacing w:after="0"/>
+      <w:r>
         <w:rPr>
           <w:rFonts w:ascii="Consolas" w:hAnsi="Consolas"/>
           <w:sz w:val="18"/>
           <w:szCs w:val="18"/>
         </w:rPr>
-      </w:pPr>
-      <w:r>
+        <w:t xml:space="preserve">  (j)-[:FOLLOWS]-&gt;(a),</w:t>
+      </w:r>
+    </w:p>
+    <w:p>
+      <w:pPr>
+        <w:spacing w:after="0"/>
         <w:rPr>
           <w:rFonts w:ascii="Consolas" w:hAnsi="Consolas"/>
           <w:sz w:val="18"/>
           <w:szCs w:val="18"/>
         </w:rPr>
-        <w:t>// FRIENDS_WITH relationships (bidirectional)</w:t>
-      </w:r>
-    </w:p>
-    <w:p>
-      <w:pPr>
-        <w:spacing w:after="0"/>
+      </w:pPr>
+      <w:r>
         <w:rPr>
           <w:rFonts w:ascii="Consolas" w:hAnsi="Consolas"/>
           <w:sz w:val="18"/>
           <w:szCs w:val="18"/>
         </w:rPr>
-      </w:pPr>
+        <w:t xml:space="preserve">  (j)-[:FOLLOWS]-&gt;(n),</w:t>
+      </w:r>
     </w:p>
     <w:p>
       <w:pPr>
@@ -21989,7 +22054,7 @@
           <w:sz w:val="18"/>
           <w:szCs w:val="18"/>
         </w:rPr>
-        <w:t xml:space="preserve">  (a)-[:FRIENDS_WITH]-&gt;(d), (d)-[:FRIENDS_WITH]-&gt;(a),</w:t>
+        <w:t xml:space="preserve">  (k)-[:FOLLOWS]-&gt;(o),</w:t>
       </w:r>
     </w:p>
     <w:p>
@@ -22007,7 +22072,7 @@
           <w:sz w:val="18"/>
           <w:szCs w:val="18"/>
         </w:rPr>
-        <w:t xml:space="preserve">  (b)-[:FRIENDS_WITH]-&gt;(e), (e)-[:FRIENDS_WITH]-&gt;(b),</w:t>
+        <w:t xml:space="preserve">  (l)-[:FOLLOWS]-&gt;(p),</w:t>
       </w:r>
     </w:p>
     <w:p>
@@ -22025,7 +22090,8 @@
           <w:sz w:val="18"/>
           <w:szCs w:val="18"/>
         </w:rPr>
-        <w:t xml:space="preserve">  (c)-[:FRIENDS_WITH]-&gt;(g), (g)-[:FRIENDS_WITH]-&gt;(c),</w:t>
+        <w:lastRenderedPageBreak/>
+        <w:t xml:space="preserve">  (m)-[:FOLLOWS]-&gt;(q),</w:t>
       </w:r>
     </w:p>
     <w:p>
@@ -22043,43 +22109,43 @@
           <w:sz w:val="18"/>
           <w:szCs w:val="18"/>
         </w:rPr>
-        <w:t xml:space="preserve">  (h)-[:FRIENDS_WITH]-&gt;(</w:t>
-      </w:r>
-      <w:proofErr w:type="spellStart"/>
-      <w:r>
+        <w:t xml:space="preserve">  (n)-[:FOLLOWS]-&gt;(r),</w:t>
+      </w:r>
+    </w:p>
+    <w:p>
+      <w:pPr>
+        <w:spacing w:after="0"/>
         <w:rPr>
           <w:rFonts w:ascii="Consolas" w:hAnsi="Consolas"/>
           <w:sz w:val="18"/>
           <w:szCs w:val="18"/>
         </w:rPr>
-        <w:t>i</w:t>
-      </w:r>
-      <w:proofErr w:type="spellEnd"/>
+      </w:pPr>
       <w:r>
         <w:rPr>
           <w:rFonts w:ascii="Consolas" w:hAnsi="Consolas"/>
           <w:sz w:val="18"/>
           <w:szCs w:val="18"/>
         </w:rPr>
-        <w:t>), (</w:t>
-      </w:r>
-      <w:proofErr w:type="spellStart"/>
-      <w:r>
+        <w:t xml:space="preserve">  (o)-[:FOLLOWS]-&gt;(s),</w:t>
+      </w:r>
+    </w:p>
+    <w:p>
+      <w:pPr>
+        <w:spacing w:after="0"/>
         <w:rPr>
           <w:rFonts w:ascii="Consolas" w:hAnsi="Consolas"/>
           <w:sz w:val="18"/>
           <w:szCs w:val="18"/>
         </w:rPr>
-        <w:t>i</w:t>
-      </w:r>
-      <w:proofErr w:type="spellEnd"/>
+      </w:pPr>
       <w:r>
         <w:rPr>
           <w:rFonts w:ascii="Consolas" w:hAnsi="Consolas"/>
           <w:sz w:val="18"/>
           <w:szCs w:val="18"/>
         </w:rPr>
-        <w:t>)-[:FRIENDS_WITH]-&gt;(h),</w:t>
+        <w:t xml:space="preserve">  (p)-[:FOLLOWS]-&gt;(a),</w:t>
       </w:r>
     </w:p>
     <w:p>
@@ -22097,7 +22163,7 @@
           <w:sz w:val="18"/>
           <w:szCs w:val="18"/>
         </w:rPr>
-        <w:t xml:space="preserve">  (k)-[:FRIENDS_WITH]-&gt;(l), (l)-[:FRIENDS_WITH]-&gt;(k),</w:t>
+        <w:t xml:space="preserve">  (p)-[:FOLLOWS]-&gt;(t),</w:t>
       </w:r>
     </w:p>
     <w:p>
@@ -22115,7 +22181,7 @@
           <w:sz w:val="18"/>
           <w:szCs w:val="18"/>
         </w:rPr>
-        <w:t xml:space="preserve">  (m)-[:FRIENDS_WITH]-&gt;(n), (n)-[:FRIENDS_WITH]-&gt;(m),</w:t>
+        <w:t xml:space="preserve">  (q)-[:FOLLOWS]-&gt;(a),</w:t>
       </w:r>
     </w:p>
     <w:p>
@@ -22133,7 +22199,7 @@
           <w:sz w:val="18"/>
           <w:szCs w:val="18"/>
         </w:rPr>
-        <w:t xml:space="preserve">  (o)-[:FRIENDS_WITH]-&gt;(p), (p)-[:FRIENDS_WITH]-&gt;(o),</w:t>
+        <w:t xml:space="preserve">  (r)-[:FOLLOWS]-&gt;(d),</w:t>
       </w:r>
     </w:p>
     <w:p>
@@ -22151,25 +22217,379 @@
           <w:sz w:val="18"/>
           <w:szCs w:val="18"/>
         </w:rPr>
-        <w:t xml:space="preserve">  (q)-[:FRIENDS_WITH]-&gt;(r), (r)-[:FRIENDS_WITH]-&gt;(q),</w:t>
-      </w:r>
-    </w:p>
-    <w:p>
-      <w:pPr>
-        <w:spacing w:after="0"/>
-        <w:rPr>
-          <w:sz w:val="18"/>
-          <w:szCs w:val="18"/>
-        </w:rPr>
-      </w:pPr>
-      <w:r>
+        <w:t xml:space="preserve">  (r)-[:FOLLOWS]-&gt;(g),</w:t>
+      </w:r>
+    </w:p>
+    <w:p>
+      <w:pPr>
+        <w:spacing w:after="0"/>
         <w:rPr>
           <w:rFonts w:ascii="Consolas" w:hAnsi="Consolas"/>
           <w:sz w:val="18"/>
           <w:szCs w:val="18"/>
         </w:rPr>
-        <w:t xml:space="preserve">  (s)-[:FRIENDS_WITH]-&gt;(t), (t)-[:FRIENDS_WITH]-&gt;(s);</w:t>
-      </w:r>
+      </w:pPr>
+      <w:r>
+        <w:rPr>
+          <w:rFonts w:ascii="Consolas" w:hAnsi="Consolas"/>
+          <w:sz w:val="18"/>
+          <w:szCs w:val="18"/>
+        </w:rPr>
+        <w:t xml:space="preserve">  (s)-[:FOLLOWS]-&gt;(h),</w:t>
+      </w:r>
+    </w:p>
+    <w:p>
+      <w:pPr>
+        <w:spacing w:after="0"/>
+        <w:rPr>
+          <w:rFonts w:ascii="Consolas" w:hAnsi="Consolas"/>
+          <w:sz w:val="18"/>
+          <w:szCs w:val="18"/>
+        </w:rPr>
+      </w:pPr>
+      <w:r>
+        <w:rPr>
+          <w:rFonts w:ascii="Consolas" w:hAnsi="Consolas"/>
+          <w:sz w:val="18"/>
+          <w:szCs w:val="18"/>
+        </w:rPr>
+        <w:t xml:space="preserve">  (s)-[:FOLLOWS]-&gt;(</w:t>
+      </w:r>
+      <w:proofErr w:type="spellStart"/>
+      <w:r>
+        <w:rPr>
+          <w:rFonts w:ascii="Consolas" w:hAnsi="Consolas"/>
+          <w:sz w:val="18"/>
+          <w:szCs w:val="18"/>
+        </w:rPr>
+        <w:t>i</w:t>
+      </w:r>
+      <w:proofErr w:type="spellEnd"/>
+      <w:r>
+        <w:rPr>
+          <w:rFonts w:ascii="Consolas" w:hAnsi="Consolas"/>
+          <w:sz w:val="18"/>
+          <w:szCs w:val="18"/>
+        </w:rPr>
+        <w:t>),</w:t>
+      </w:r>
+    </w:p>
+    <w:p>
+      <w:pPr>
+        <w:spacing w:after="0"/>
+        <w:rPr>
+          <w:rFonts w:ascii="Consolas" w:hAnsi="Consolas"/>
+          <w:sz w:val="18"/>
+          <w:szCs w:val="18"/>
+        </w:rPr>
+      </w:pPr>
+      <w:r>
+        <w:rPr>
+          <w:rFonts w:ascii="Consolas" w:hAnsi="Consolas"/>
+          <w:sz w:val="18"/>
+          <w:szCs w:val="18"/>
+        </w:rPr>
+        <w:t xml:space="preserve">  (t)-[:FOLLOWS]-&gt;(b),</w:t>
+      </w:r>
+    </w:p>
+    <w:p>
+      <w:pPr>
+        <w:spacing w:after="0"/>
+        <w:rPr>
+          <w:rFonts w:ascii="Consolas" w:hAnsi="Consolas"/>
+          <w:sz w:val="18"/>
+          <w:szCs w:val="18"/>
+        </w:rPr>
+      </w:pPr>
+      <w:r>
+        <w:rPr>
+          <w:rFonts w:ascii="Consolas" w:hAnsi="Consolas"/>
+          <w:sz w:val="18"/>
+          <w:szCs w:val="18"/>
+        </w:rPr>
+        <w:t xml:space="preserve">  (t)-[:FOLLOWS]-&gt;(j),</w:t>
+      </w:r>
+    </w:p>
+    <w:p>
+      <w:pPr>
+        <w:spacing w:after="0"/>
+        <w:rPr>
+          <w:rFonts w:ascii="Consolas" w:hAnsi="Consolas"/>
+          <w:sz w:val="18"/>
+          <w:szCs w:val="18"/>
+        </w:rPr>
+      </w:pPr>
+      <w:r>
+        <w:rPr>
+          <w:rFonts w:ascii="Consolas" w:hAnsi="Consolas"/>
+          <w:sz w:val="18"/>
+          <w:szCs w:val="18"/>
+        </w:rPr>
+        <w:t xml:space="preserve">  (t)-[:FOLLOWS]-&gt;(m),</w:t>
+      </w:r>
+    </w:p>
+    <w:p>
+      <w:pPr>
+        <w:spacing w:after="0"/>
+        <w:rPr>
+          <w:rFonts w:ascii="Consolas" w:hAnsi="Consolas"/>
+          <w:sz w:val="18"/>
+          <w:szCs w:val="18"/>
+        </w:rPr>
+      </w:pPr>
+      <w:r>
+        <w:rPr>
+          <w:rFonts w:ascii="Consolas" w:hAnsi="Consolas"/>
+          <w:sz w:val="18"/>
+          <w:szCs w:val="18"/>
+        </w:rPr>
+        <w:t xml:space="preserve">  (n)-[:FOLLOWS]-&gt;(f),</w:t>
+      </w:r>
+    </w:p>
+    <w:p>
+      <w:pPr>
+        <w:spacing w:after="0"/>
+        <w:rPr>
+          <w:rFonts w:ascii="Consolas" w:hAnsi="Consolas"/>
+          <w:sz w:val="18"/>
+          <w:szCs w:val="18"/>
+        </w:rPr>
+      </w:pPr>
+    </w:p>
+    <w:p>
+      <w:pPr>
+        <w:spacing w:after="0"/>
+        <w:rPr>
+          <w:rFonts w:ascii="Consolas" w:hAnsi="Consolas"/>
+          <w:sz w:val="18"/>
+          <w:szCs w:val="18"/>
+        </w:rPr>
+      </w:pPr>
+      <w:r>
+        <w:rPr>
+          <w:rFonts w:ascii="Consolas" w:hAnsi="Consolas"/>
+          <w:sz w:val="18"/>
+          <w:szCs w:val="18"/>
+        </w:rPr>
+        <w:t>// FRIENDS_WITH relationships (bidirectional)</w:t>
+      </w:r>
+    </w:p>
+    <w:p>
+      <w:pPr>
+        <w:spacing w:after="0"/>
+        <w:rPr>
+          <w:rFonts w:ascii="Consolas" w:hAnsi="Consolas"/>
+          <w:sz w:val="18"/>
+          <w:szCs w:val="18"/>
+        </w:rPr>
+      </w:pPr>
+    </w:p>
+    <w:p>
+      <w:pPr>
+        <w:spacing w:after="0"/>
+        <w:rPr>
+          <w:rFonts w:ascii="Consolas" w:hAnsi="Consolas"/>
+          <w:sz w:val="18"/>
+          <w:szCs w:val="18"/>
+        </w:rPr>
+      </w:pPr>
+      <w:r>
+        <w:rPr>
+          <w:rFonts w:ascii="Consolas" w:hAnsi="Consolas"/>
+          <w:sz w:val="18"/>
+          <w:szCs w:val="18"/>
+        </w:rPr>
+        <w:t xml:space="preserve">  (a)-[:FRIENDS_WITH]-&gt;(d), (d)-[:FRIENDS_WITH]-&gt;(a),</w:t>
+      </w:r>
+    </w:p>
+    <w:p>
+      <w:pPr>
+        <w:spacing w:after="0"/>
+        <w:rPr>
+          <w:rFonts w:ascii="Consolas" w:hAnsi="Consolas"/>
+          <w:sz w:val="18"/>
+          <w:szCs w:val="18"/>
+        </w:rPr>
+      </w:pPr>
+      <w:r>
+        <w:rPr>
+          <w:rFonts w:ascii="Consolas" w:hAnsi="Consolas"/>
+          <w:sz w:val="18"/>
+          <w:szCs w:val="18"/>
+        </w:rPr>
+        <w:t xml:space="preserve">  (b)-[:FRIENDS_WITH]-&gt;(e), (e)-[:FRIENDS_WITH]-&gt;(b),</w:t>
+      </w:r>
+    </w:p>
+    <w:p>
+      <w:pPr>
+        <w:spacing w:after="0"/>
+        <w:rPr>
+          <w:rFonts w:ascii="Consolas" w:hAnsi="Consolas"/>
+          <w:sz w:val="18"/>
+          <w:szCs w:val="18"/>
+        </w:rPr>
+      </w:pPr>
+      <w:r>
+        <w:rPr>
+          <w:rFonts w:ascii="Consolas" w:hAnsi="Consolas"/>
+          <w:sz w:val="18"/>
+          <w:szCs w:val="18"/>
+        </w:rPr>
+        <w:t xml:space="preserve">  (c)-[:FRIENDS_WITH]-&gt;(g), (g)-[:FRIENDS_WITH]-&gt;(c),</w:t>
+      </w:r>
+    </w:p>
+    <w:p>
+      <w:pPr>
+        <w:spacing w:after="0"/>
+        <w:rPr>
+          <w:rFonts w:ascii="Consolas" w:hAnsi="Consolas"/>
+          <w:sz w:val="18"/>
+          <w:szCs w:val="18"/>
+        </w:rPr>
+      </w:pPr>
+      <w:r>
+        <w:rPr>
+          <w:rFonts w:ascii="Consolas" w:hAnsi="Consolas"/>
+          <w:sz w:val="18"/>
+          <w:szCs w:val="18"/>
+        </w:rPr>
+        <w:t xml:space="preserve">  (h)-[:FRIENDS_WITH]-&gt;(</w:t>
+      </w:r>
+      <w:proofErr w:type="spellStart"/>
+      <w:r>
+        <w:rPr>
+          <w:rFonts w:ascii="Consolas" w:hAnsi="Consolas"/>
+          <w:sz w:val="18"/>
+          <w:szCs w:val="18"/>
+        </w:rPr>
+        <w:t>i</w:t>
+      </w:r>
+      <w:proofErr w:type="spellEnd"/>
+      <w:r>
+        <w:rPr>
+          <w:rFonts w:ascii="Consolas" w:hAnsi="Consolas"/>
+          <w:sz w:val="18"/>
+          <w:szCs w:val="18"/>
+        </w:rPr>
+        <w:t>), (</w:t>
+      </w:r>
+      <w:proofErr w:type="spellStart"/>
+      <w:r>
+        <w:rPr>
+          <w:rFonts w:ascii="Consolas" w:hAnsi="Consolas"/>
+          <w:sz w:val="18"/>
+          <w:szCs w:val="18"/>
+        </w:rPr>
+        <w:t>i</w:t>
+      </w:r>
+      <w:proofErr w:type="spellEnd"/>
+      <w:r>
+        <w:rPr>
+          <w:rFonts w:ascii="Consolas" w:hAnsi="Consolas"/>
+          <w:sz w:val="18"/>
+          <w:szCs w:val="18"/>
+        </w:rPr>
+        <w:t>)-[:FRIENDS_WITH]-&gt;(h),</w:t>
+      </w:r>
+    </w:p>
+    <w:p>
+      <w:pPr>
+        <w:spacing w:after="0"/>
+        <w:rPr>
+          <w:rFonts w:ascii="Consolas" w:hAnsi="Consolas"/>
+          <w:sz w:val="18"/>
+          <w:szCs w:val="18"/>
+        </w:rPr>
+      </w:pPr>
+      <w:r>
+        <w:rPr>
+          <w:rFonts w:ascii="Consolas" w:hAnsi="Consolas"/>
+          <w:sz w:val="18"/>
+          <w:szCs w:val="18"/>
+        </w:rPr>
+        <w:t xml:space="preserve">  (k)-[:FRIENDS_WITH]-&gt;(l), (l)-[:FRIENDS_WITH]-&gt;(k),</w:t>
+      </w:r>
+    </w:p>
+    <w:p>
+      <w:pPr>
+        <w:spacing w:after="0"/>
+        <w:rPr>
+          <w:rFonts w:ascii="Consolas" w:hAnsi="Consolas"/>
+          <w:sz w:val="18"/>
+          <w:szCs w:val="18"/>
+        </w:rPr>
+      </w:pPr>
+      <w:r>
+        <w:rPr>
+          <w:rFonts w:ascii="Consolas" w:hAnsi="Consolas"/>
+          <w:sz w:val="18"/>
+          <w:szCs w:val="18"/>
+        </w:rPr>
+        <w:t xml:space="preserve">  (m)-[:FRIENDS_WITH]-&gt;(n), (n)-[:FRIENDS_WITH]-&gt;(m),</w:t>
+      </w:r>
+    </w:p>
+    <w:p>
+      <w:pPr>
+        <w:spacing w:after="0"/>
+        <w:rPr>
+          <w:rFonts w:ascii="Consolas" w:hAnsi="Consolas"/>
+          <w:sz w:val="18"/>
+          <w:szCs w:val="18"/>
+        </w:rPr>
+      </w:pPr>
+      <w:r>
+        <w:rPr>
+          <w:rFonts w:ascii="Consolas" w:hAnsi="Consolas"/>
+          <w:sz w:val="18"/>
+          <w:szCs w:val="18"/>
+        </w:rPr>
+        <w:t xml:space="preserve">  (o)-[:FRIENDS_WITH]-&gt;(p), (p)-[:FRIENDS_WITH]-&gt;(o),</w:t>
+      </w:r>
+    </w:p>
+    <w:p>
+      <w:pPr>
+        <w:spacing w:after="0"/>
+        <w:rPr>
+          <w:rFonts w:ascii="Consolas" w:hAnsi="Consolas"/>
+          <w:sz w:val="18"/>
+          <w:szCs w:val="18"/>
+        </w:rPr>
+      </w:pPr>
+      <w:r>
+        <w:rPr>
+          <w:rFonts w:ascii="Consolas" w:hAnsi="Consolas"/>
+          <w:sz w:val="18"/>
+          <w:szCs w:val="18"/>
+        </w:rPr>
+        <w:t xml:space="preserve">  (q)-[:FRIENDS_WITH]-&gt;(r), (r)-[:FRIENDS_WITH]-&gt;(q),</w:t>
+      </w:r>
+    </w:p>
+    <w:p>
+      <w:pPr>
+        <w:spacing w:after="0"/>
+        <w:rPr>
+          <w:sz w:val="18"/>
+          <w:szCs w:val="18"/>
+        </w:rPr>
+      </w:pPr>
+      <w:r>
+        <w:rPr>
+          <w:rFonts w:ascii="Consolas" w:hAnsi="Consolas"/>
+          <w:sz w:val="18"/>
+          <w:szCs w:val="18"/>
+        </w:rPr>
+        <w:t xml:space="preserve">  (s)-[:FRIENDS_WITH]-&gt;(t), (t)-[:FRIENDS_WITH]-&gt;(s</w:t>
+      </w:r>
+      <w:proofErr w:type="gramStart"/>
+      <w:r>
+        <w:rPr>
+          <w:rFonts w:ascii="Consolas" w:hAnsi="Consolas"/>
+          <w:sz w:val="18"/>
+          <w:szCs w:val="18"/>
+        </w:rPr>
+        <w:t>);</w:t>
+      </w:r>
+      <w:proofErr w:type="gramEnd"/>
     </w:p>
     <w:p>
       <w:pPr>
@@ -22189,7 +22609,7 @@
           <w:noProof/>
         </w:rPr>
         <w:drawing>
-          <wp:anchor distT="0" distB="0" distL="114300" distR="114300" simplePos="0" relativeHeight="251665408" behindDoc="1" locked="0" layoutInCell="1" allowOverlap="1" wp14:anchorId="20E09602" wp14:editId="264DA695">
+          <wp:anchor distT="0" distB="0" distL="114300" distR="114300" simplePos="0" relativeHeight="251665408" behindDoc="1" locked="0" layoutInCell="1" allowOverlap="1" wp14:anchorId="20E09602" wp14:editId="6563D2DD">
             <wp:simplePos x="0" y="0"/>
             <wp:positionH relativeFrom="column">
               <wp:posOffset>0</wp:posOffset>
@@ -22548,12 +22968,17 @@
       </w:r>
       <w:proofErr w:type="spellStart"/>
       <w:r>
-        <w:t>Connected_To_Dinuka</w:t>
+        <w:t>Connected_To_</w:t>
+      </w:r>
+      <w:proofErr w:type="gramStart"/>
+      <w:r>
+        <w:t>Dinuka</w:t>
       </w:r>
       <w:proofErr w:type="spellEnd"/>
       <w:r>
         <w:t>;</w:t>
       </w:r>
+      <w:proofErr w:type="gramEnd"/>
     </w:p>
     <w:p>
       <w:pPr>
@@ -22592,7 +23017,7 @@
           <w:noProof/>
         </w:rPr>
         <w:drawing>
-          <wp:anchor distT="0" distB="0" distL="114300" distR="114300" simplePos="0" relativeHeight="251668480" behindDoc="1" locked="0" layoutInCell="1" allowOverlap="1" wp14:anchorId="12850A8E" wp14:editId="1F9806E8">
+          <wp:anchor distT="0" distB="0" distL="114300" distR="114300" simplePos="0" relativeHeight="251668480" behindDoc="1" locked="0" layoutInCell="1" allowOverlap="1" wp14:anchorId="12850A8E" wp14:editId="1F74F83C">
             <wp:simplePos x="0" y="0"/>
             <wp:positionH relativeFrom="column">
               <wp:posOffset>205740</wp:posOffset>
@@ -22713,7 +23138,15 @@
         <w:spacing w:after="0"/>
       </w:pPr>
       <w:r>
-        <w:t xml:space="preserve">MATCH key word is used to find </w:t>
+        <w:t xml:space="preserve">MATCH key </w:t>
+      </w:r>
+      <w:proofErr w:type="gramStart"/>
+      <w:r>
+        <w:t>word is</w:t>
+      </w:r>
+      <w:proofErr w:type="gramEnd"/>
+      <w:r>
+        <w:t xml:space="preserve"> used to find </w:t>
       </w:r>
       <w:r>
         <w:t>patterns</w:t>
@@ -23003,11 +23436,19 @@
         <w:spacing w:after="0"/>
       </w:pPr>
       <w:r>
-        <w:t>MATCH (</w:t>
+        <w:t xml:space="preserve">MATCH </w:t>
+      </w:r>
+      <w:proofErr w:type="gramStart"/>
+      <w:r>
+        <w:t>(</w:t>
       </w:r>
       <w:proofErr w:type="spellStart"/>
       <w:r>
-        <w:t>u:User</w:t>
+        <w:t>u:</w:t>
+      </w:r>
+      <w:proofErr w:type="gramEnd"/>
+      <w:r>
+        <w:t>User</w:t>
       </w:r>
       <w:proofErr w:type="spellEnd"/>
       <w:r>
@@ -23047,8 +23488,13 @@
       <w:pPr>
         <w:spacing w:after="0"/>
       </w:pPr>
-      <w:r>
-        <w:t xml:space="preserve">RETURN u.name AS User, </w:t>
+      <w:proofErr w:type="gramStart"/>
+      <w:r>
+        <w:t>RETURN u</w:t>
+      </w:r>
+      <w:proofErr w:type="gramEnd"/>
+      <w:r>
+        <w:t xml:space="preserve">.name AS User, </w:t>
       </w:r>
       <w:proofErr w:type="spellStart"/>
       <w:r>
@@ -23077,8 +23523,13 @@
         <w:spacing w:after="0"/>
       </w:pPr>
       <w:r>
-        <w:t>LIMIT 1;</w:t>
-      </w:r>
+        <w:t xml:space="preserve">LIMIT </w:t>
+      </w:r>
+      <w:proofErr w:type="gramStart"/>
+      <w:r>
+        <w:t>1;</w:t>
+      </w:r>
+      <w:proofErr w:type="gramEnd"/>
     </w:p>
     <w:p>
       <w:pPr>
@@ -23342,6 +23793,7 @@
         <w:t xml:space="preserve">RETURN DISTINCT b.name AS </w:t>
       </w:r>
       <w:proofErr w:type="spellStart"/>
+      <w:proofErr w:type="gramStart"/>
       <w:r>
         <w:t>IndirectConnections</w:t>
       </w:r>
@@ -23349,6 +23801,7 @@
       <w:r>
         <w:t>;</w:t>
       </w:r>
+      <w:proofErr w:type="gramEnd"/>
     </w:p>
     <w:p>
       <w:pPr>
@@ -23529,69 +23982,53 @@
       </w:r>
     </w:p>
     <w:p>
+      <w:pPr>
+        <w:pStyle w:val="Heading1"/>
+      </w:pPr>
       <w:r>
         <w:br w:type="page"/>
       </w:r>
-    </w:p>
-    <w:p>
-      <w:pPr>
-        <w:pStyle w:val="Heading1"/>
-      </w:pPr>
       <w:r>
         <w:lastRenderedPageBreak/>
-        <w:t>Task 5: Self Study – Big Data Technologies in Large Language Model Development</w:t>
-      </w:r>
-    </w:p>
-    <w:p>
-      <w:pPr>
-        <w:pStyle w:val="Heading3"/>
-      </w:pPr>
-      <w:r>
-        <w:t>Abstract</w:t>
-      </w:r>
-    </w:p>
-    <w:p>
-      <w:pPr>
-        <w:ind w:firstLine="720"/>
+        <w:t xml:space="preserve">Task </w:t>
+      </w:r>
+      <w:r>
+        <w:t>4</w:t>
+      </w:r>
+      <w:r>
+        <w:t xml:space="preserve">: </w:t>
+      </w:r>
+      <w:r>
+        <w:t>Watermarks in Real-Time Stream Processing using Apache Kafka and Apache Flink (Docker Setup)</w:t>
+      </w:r>
+    </w:p>
+    <w:p>
+      <w:pPr>
+        <w:pStyle w:val="Heading2"/>
+      </w:pPr>
+      <w:r>
+        <w:t xml:space="preserve">Part </w:t>
+      </w:r>
+      <w:r>
+        <w:t>1</w:t>
+      </w:r>
+      <w:r>
+        <w:t xml:space="preserve"> - </w:t>
+      </w:r>
+      <w:r>
+        <w:t xml:space="preserve">Understanding Watermarks </w:t>
+      </w:r>
+    </w:p>
+    <w:p>
+      <w:pPr>
+        <w:pStyle w:val="ListParagraph"/>
+        <w:numPr>
+          <w:ilvl w:val="1"/>
+          <w:numId w:val="44"/>
+        </w:numPr>
+        <w:ind w:left="270" w:hanging="270"/>
         <w:jc w:val="both"/>
       </w:pPr>
-      <w:r>
-        <w:t>This comprehensive survey looks into big data technologies that have been integrated in the development, verification, and deployment of Large Language Models based on international research from 2024-2025. We analyze research from the leading institutions in the United States, Europe, Canada, and other regions to understand how big data concepts and technologies are transforming the LLM lifecycle.</w:t>
-      </w:r>
-    </w:p>
-    <w:p>
-      <w:pPr>
-        <w:pStyle w:val="Heading3"/>
-      </w:pPr>
-      <w:r>
-        <w:t xml:space="preserve">5.1 </w:t>
-      </w:r>
-      <w:r>
-        <w:t>Development</w:t>
-      </w:r>
-    </w:p>
-    <w:p>
-      <w:pPr>
-        <w:spacing w:after="0"/>
-        <w:ind w:firstLine="720"/>
-        <w:jc w:val="both"/>
-      </w:pPr>
-      <w:r>
-        <w:t xml:space="preserve">Big data technologies are crucial because training </w:t>
-      </w:r>
-      <w:r>
-        <w:t>modern</w:t>
-      </w:r>
-      <w:r>
-        <w:t xml:space="preserve"> large language models like ChatGPT requires massive amounts of data and processing power. The first step in the process is gathering enormous text datasets which frequently contain trillions of words and billions of documents from books, the internet, and other sources. Singh et al. (2024) from</w:t>
-      </w:r>
-      <w:r>
-        <w:t xml:space="preserve"> t</w:t>
-      </w:r>
-      <w:r>
-        <w:t xml:space="preserve">he University of Maryland created the </w:t>
-      </w:r>
-      <w:proofErr w:type="spellStart"/>
       <w:r>
         <w:rPr>
           <w:b/>
@@ -23599,21 +24036,7 @@
           <w:i/>
           <w:iCs/>
         </w:rPr>
-        <w:t>AxoNN</w:t>
-      </w:r>
-      <w:proofErr w:type="spellEnd"/>
-      <w:r>
-        <w:t xml:space="preserve"> system, which uses tens of thousands of interconnected computer processors to train AI models with up to one trillion parameters [1]. This is one of the biggest attempts at AI training that academic researchers have ever made. The main difficulty is that no single computer can handle these enormous models, so researchers must divide the work among thousands of machines in a coordinated manner.</w:t>
-      </w:r>
-    </w:p>
-    <w:p>
-      <w:pPr>
-        <w:spacing w:after="0"/>
-        <w:ind w:firstLine="720"/>
-        <w:jc w:val="both"/>
-      </w:pPr>
-      <w:r>
-        <w:t xml:space="preserve">Data preprocessing is equally important and complex. Terabytes of raw text data need to be cleaned and organized by researchers before the actual training can begin by removing duplicates, filtering low-quality content, and checking for harmful material. For that, sophisticated big data processing systems are needed to train billions of documents at once. Liu et al. (2025) of European research institutions developed a system named </w:t>
+        <w:t xml:space="preserve">What are watermarks in stream processing </w:t>
       </w:r>
       <w:r>
         <w:rPr>
@@ -23622,130 +24045,163 @@
           <w:i/>
           <w:iCs/>
         </w:rPr>
-        <w:t>"Mist"</w:t>
-      </w:r>
-      <w:r>
-        <w:t xml:space="preserve"> that optimizes how computer memory is used during training, allowing larger models to be trained more efficiently [2]. Their approach reduces memory usage up to 40%, without impacting training speed, which is critical when working with limited computing resources.</w:t>
-      </w:r>
-    </w:p>
-    <w:p>
-      <w:pPr>
-        <w:spacing w:after="0"/>
-        <w:ind w:firstLine="720"/>
+        <w:t>?</w:t>
+      </w:r>
+    </w:p>
+    <w:p>
+      <w:pPr>
         <w:jc w:val="both"/>
       </w:pPr>
       <w:r>
-        <w:t xml:space="preserve">The actual training consists of feeding this preprocessed data to the AI model millions of times, with each training step requiring complex mathematical calculations across all the model's parameters. Duan et al. (2024) conducted an extensive survey of distributed training methods and found that if properly tuned, modern systems can reach efficiencies above 90%, meaning most of the computing power is actually used for learning rather than being wasted on the coordination between machines [3]. Researchers at Amazon Web Services have also made critical contributions by designing specialized computer chips called </w:t>
-      </w:r>
-      <w:proofErr w:type="spellStart"/>
-      <w:r>
+        <w:t xml:space="preserve">Watermarks are timestamps that instruct a streaming system when it is safe to </w:t>
+      </w:r>
+      <w:r>
+        <w:t>stop</w:t>
+      </w:r>
+      <w:r>
+        <w:t xml:space="preserve"> waiting for </w:t>
+      </w:r>
+      <w:r>
+        <w:t xml:space="preserve">more </w:t>
+      </w:r>
+      <w:r>
+        <w:t xml:space="preserve">data </w:t>
+      </w:r>
+      <w:r>
+        <w:t xml:space="preserve">to receive </w:t>
+      </w:r>
+      <w:r>
+        <w:t xml:space="preserve">and create </w:t>
+      </w:r>
+      <w:proofErr w:type="gramStart"/>
+      <w:r>
+        <w:t>final results</w:t>
+      </w:r>
+      <w:proofErr w:type="gramEnd"/>
+      <w:r>
+        <w:t xml:space="preserve"> for a time window.</w:t>
+      </w:r>
+    </w:p>
+    <w:p>
+      <w:pPr>
+        <w:jc w:val="both"/>
+      </w:pPr>
+      <w:r>
+        <w:t>Example</w:t>
+      </w:r>
+      <w:r>
+        <w:t>:</w:t>
+      </w:r>
+    </w:p>
+    <w:p>
+      <w:pPr>
+        <w:jc w:val="both"/>
+      </w:pPr>
+      <w:r>
+        <w:t xml:space="preserve">Imagine counting tweets </w:t>
+      </w:r>
+      <w:proofErr w:type="gramStart"/>
+      <w:r>
+        <w:t>in</w:t>
+      </w:r>
+      <w:proofErr w:type="gramEnd"/>
+      <w:r>
+        <w:t xml:space="preserve"> a</w:t>
+      </w:r>
+      <w:r>
+        <w:t xml:space="preserve"> social media platform in a</w:t>
+      </w:r>
+      <w:r>
+        <w:t xml:space="preserve"> 1</w:t>
+      </w:r>
+      <w:r>
+        <w:t xml:space="preserve"> </w:t>
+      </w:r>
+      <w:r>
+        <w:t xml:space="preserve">minute window </w:t>
+      </w:r>
+      <w:r>
+        <w:t>from</w:t>
+      </w:r>
+      <w:r>
+        <w:t xml:space="preserve"> 2:00</w:t>
+      </w:r>
+      <w:r>
+        <w:t xml:space="preserve"> to </w:t>
+      </w:r>
+      <w:r>
+        <w:t xml:space="preserve">2:01 PM. </w:t>
+      </w:r>
+      <w:r>
+        <w:t xml:space="preserve">It is impossible to exactly </w:t>
+      </w:r>
+      <w:r>
+        <w:t>know when to stop counting and show results without watermarks.</w:t>
+      </w:r>
+      <w:r>
+        <w:t xml:space="preserve"> </w:t>
+      </w:r>
+      <w:r>
+        <w:t>With a watermark set to "5 seconds delay"</w:t>
+      </w:r>
+      <w:r>
+        <w:t xml:space="preserve"> t</w:t>
+      </w:r>
+      <w:r>
+        <w:t xml:space="preserve">he watermark at 2:01:05 PM </w:t>
+      </w:r>
+      <w:r>
+        <w:t xml:space="preserve">is </w:t>
+      </w:r>
+      <w:r>
+        <w:t xml:space="preserve">confident </w:t>
+      </w:r>
+      <w:r>
+        <w:t xml:space="preserve">that </w:t>
+      </w:r>
+      <w:r>
+        <w:t>all tweets from 2:00-2:01 PM have arrived</w:t>
+      </w:r>
+      <w:r>
+        <w:t xml:space="preserve"> by then. Then the</w:t>
+      </w:r>
+      <w:r>
+        <w:t xml:space="preserve"> system closes this window and prints to the console </w:t>
+      </w:r>
+      <w:r>
+        <w:t xml:space="preserve">like </w:t>
+      </w:r>
+      <w:r>
+        <w:t>"Final count: 847 tweets"</w:t>
+      </w:r>
+      <w:r>
+        <w:t xml:space="preserve">. </w:t>
+      </w:r>
+      <w:r>
+        <w:t xml:space="preserve">Any tweets from that </w:t>
+      </w:r>
+      <w:proofErr w:type="gramStart"/>
+      <w:r>
+        <w:t>time period</w:t>
+      </w:r>
+      <w:proofErr w:type="gramEnd"/>
+      <w:r>
+        <w:t xml:space="preserve"> arriving after 2:01:05 PM are considered "late"</w:t>
+      </w:r>
+      <w:r>
+        <w:t>.</w:t>
+      </w:r>
+    </w:p>
+    <w:p>
+      <w:pPr>
+        <w:jc w:val="both"/>
         <w:rPr>
           <w:b/>
           <w:bCs/>
           <w:i/>
           <w:iCs/>
         </w:rPr>
-        <w:t>Trainium</w:t>
-      </w:r>
-      <w:proofErr w:type="spellEnd"/>
-      <w:r>
-        <w:t>, which are tailor-made for AI training and offer better performance per dollar compared to traditional graphics cards [4]. These advances in both software coordination and hardware design have made it possible to train increasingly powerful language models while managing the enormous computational and data processing tasks that would have been impossible just a few years ago.</w:t>
-      </w:r>
-    </w:p>
-    <w:p>
-      <w:pPr>
-        <w:pStyle w:val="Heading3"/>
-      </w:pPr>
-      <w:r>
-        <w:lastRenderedPageBreak/>
-        <w:t xml:space="preserve">5.2 </w:t>
-      </w:r>
-      <w:r>
-        <w:t>Verification</w:t>
-      </w:r>
-    </w:p>
-    <w:p>
-      <w:pPr>
-        <w:ind w:firstLine="720"/>
-        <w:jc w:val="both"/>
-      </w:pPr>
-      <w:r>
-        <w:rPr>
-          <w:highlight w:val="yellow"/>
-        </w:rPr>
-        <w:t>Large language models pose a unique set of challenges when it comes to assessing whether or not they work correctly, challenges that traditional testing methods cannot handle effectively. While you can check if certain functions produce a specific output in conventional software, language models create creative text that can be correct in many different ways, making evaluation much more complex. Traditional metrics, such as BLEU scores, which are based on counting matching words between model outputs and reference answers, have proven inadequate for assessing modern AI language capabilities.</w:t>
-      </w:r>
-      <w:r>
-        <w:t xml:space="preserve"> This limitation has driven researchers to devise innovative evaluation methodologies using AI itself to judge the performances of artificial intelligence.</w:t>
-      </w:r>
-    </w:p>
-    <w:p>
-      <w:pPr>
-        <w:ind w:firstLine="720"/>
-        <w:jc w:val="both"/>
-      </w:pPr>
-      <w:r>
-        <w:t>The most significant breakthrough in the evaluation of LLMs has been the development of "LLM-as-a-Judge" systems, where other advanced language models are used to evaluate AI responses across many dimensions including accuracy, helpfulness, safety, and coherence. Recent research has shown that these AI judges can achieve more than 80% agreement with human evaluators while processing millions of test cases in a fraction of the time needed for human review [5]. This allows researchers to do comprehensive evaluations that would be impossibly expensive and time-consuming with human evaluators. The key insight is that the advanced language models have developed enough understanding of language quality and correctness to serve as reliable assessments of other models' performance.</w:t>
-      </w:r>
-    </w:p>
-    <w:p>
-      <w:pPr>
-        <w:ind w:firstLine="720"/>
-        <w:jc w:val="both"/>
-      </w:pPr>
-      <w:r>
-        <w:t>But AI-based evaluation systems also present several challenges, especially in respect to bias and consistency. For example, researchers have found that AI judges may suffer from position bias (a preference for positions of the answer), length bias-a preference for longer responses-and cultural biases inherited from their training data. In response, international research teams have developed a range of sophisticated approaches, including multi-judge systems, bias detection algorithms, and calibration methods that ensure fair evaluation across different types of content and cultural contexts. Another critical innovation has been dynamic benchmark creation, whereby evaluation tests are continually updated and changed to prevent models from simply memorizing answers to static test questions. This ensures that evaluation remains meaningful in a world of rapidly improving AI capabilities and provides reliable measures of true language understanding rather than pattern matching.</w:t>
-      </w:r>
-    </w:p>
-    <w:p>
-      <w:pPr>
-        <w:ind w:firstLine="720"/>
-        <w:jc w:val="both"/>
-      </w:pPr>
-    </w:p>
-    <w:p>
-      <w:pPr>
-        <w:pStyle w:val="Heading3"/>
-      </w:pPr>
-      <w:r>
-        <w:t xml:space="preserve">5.3 </w:t>
-      </w:r>
-      <w:r>
-        <w:t>Deployment</w:t>
-      </w:r>
-    </w:p>
-    <w:p>
-      <w:pPr>
-        <w:ind w:firstLine="720"/>
-        <w:jc w:val="both"/>
-      </w:pPr>
-      <w:r>
-        <w:t>Large language models require sophisticated infrastructure when deployed in real-world applications to serve millions of users simultaneously with fast response times and reasonable cost. The requirements for inferenc</w:t>
-      </w:r>
-      <w:r>
-        <w:t>ing</w:t>
-      </w:r>
-      <w:r>
-        <w:t xml:space="preserve"> </w:t>
-      </w:r>
-      <w:r>
-        <w:t>basically</w:t>
-      </w:r>
-      <w:r>
-        <w:t xml:space="preserve"> </w:t>
-      </w:r>
-      <w:r>
-        <w:t>differ</w:t>
-      </w:r>
-      <w:r>
-        <w:t xml:space="preserve"> from training and </w:t>
-      </w:r>
-      <w:r>
-        <w:t>have</w:t>
-      </w:r>
-      <w:r>
-        <w:t xml:space="preserve"> unique engineering challenges. In particular, during inference, the system needs to process the user inputs quickly while managing enormous model parameters, which can take hundreds of gigabytes of memory. </w:t>
-      </w:r>
+      </w:pPr>
       <w:r>
         <w:rPr>
           <w:b/>
@@ -23753,140 +24209,1218 @@
           <w:i/>
           <w:iCs/>
         </w:rPr>
-        <w:t>Meta's</w:t>
-      </w:r>
-      <w:r>
-        <w:t xml:space="preserve"> research teams have led the development of techniques for inference optimization, building methods that can serve their largest models to billions of Facebook users with response </w:t>
-      </w:r>
-      <w:r>
+        <w:t xml:space="preserve">Why are they needed when processing real-time event streams (such as social media data)? </w:t>
+      </w:r>
+    </w:p>
+    <w:p>
+      <w:pPr>
+        <w:numPr>
+          <w:ilvl w:val="6"/>
+          <w:numId w:val="51"/>
+        </w:numPr>
+        <w:spacing w:after="0"/>
+        <w:jc w:val="both"/>
+      </w:pPr>
+      <w:r>
+        <w:t>When processing social media data such as Facebook or Twitter streams, several timing challenges arise:</w:t>
+      </w:r>
+      <w:r>
+        <w:br/>
+        <w:t>Network delays:</w:t>
+      </w:r>
+      <w:r>
+        <w:t xml:space="preserve"> For </w:t>
+      </w:r>
+      <w:r>
+        <w:t>example,</w:t>
+      </w:r>
+      <w:r>
+        <w:t xml:space="preserve"> a</w:t>
+      </w:r>
+      <w:r>
+        <w:t xml:space="preserve"> tweet published at 2:00 PM could be delayed due to network latency until it arrives in </w:t>
+      </w:r>
+      <w:r>
+        <w:t>the streaming application</w:t>
+      </w:r>
+      <w:r>
+        <w:t xml:space="preserve"> at 2:01 PM.</w:t>
+      </w:r>
+    </w:p>
+    <w:p>
+      <w:pPr>
+        <w:numPr>
+          <w:ilvl w:val="6"/>
+          <w:numId w:val="51"/>
+        </w:numPr>
+        <w:spacing w:after="0"/>
+        <w:jc w:val="both"/>
+      </w:pPr>
+      <w:r>
+        <w:br/>
+        <w:t xml:space="preserve">Out-of-order arrival: Posts by different users can arrive in </w:t>
+      </w:r>
+      <w:r>
+        <w:t>the</w:t>
+      </w:r>
+      <w:r>
+        <w:t xml:space="preserve"> system out of order, especially if data is coming from multiple sources or geographic regions.</w:t>
+      </w:r>
+    </w:p>
+    <w:p>
+      <w:pPr>
+        <w:numPr>
+          <w:ilvl w:val="6"/>
+          <w:numId w:val="51"/>
+        </w:numPr>
+        <w:spacing w:after="0"/>
+        <w:jc w:val="both"/>
+      </w:pPr>
+      <w:r>
+        <w:br/>
+        <w:t>System delays in processing: Various mobile applications may cache posts and send them in bulk when connectivity gets better.</w:t>
+      </w:r>
+    </w:p>
+    <w:p>
+      <w:pPr>
+        <w:numPr>
+          <w:ilvl w:val="6"/>
+          <w:numId w:val="51"/>
+        </w:numPr>
+        <w:spacing w:after="0"/>
+        <w:jc w:val="both"/>
+      </w:pPr>
+      <w:r>
+        <w:br/>
+        <w:t>Clock skew : Different devices and servers could hold different system times.</w:t>
+      </w:r>
+    </w:p>
+    <w:p>
+      <w:pPr>
+        <w:numPr>
+          <w:ilvl w:val="6"/>
+          <w:numId w:val="51"/>
+        </w:numPr>
+        <w:spacing w:after="0"/>
+        <w:jc w:val="both"/>
+      </w:pPr>
+    </w:p>
+    <w:p>
+      <w:pPr>
+        <w:numPr>
+          <w:ilvl w:val="8"/>
+          <w:numId w:val="51"/>
+        </w:numPr>
+        <w:spacing w:after="0"/>
+        <w:jc w:val="both"/>
+      </w:pPr>
+      <w:r>
+        <w:t xml:space="preserve">Without watermarks, </w:t>
+      </w:r>
+      <w:r>
+        <w:t>the</w:t>
+      </w:r>
+      <w:r>
+        <w:t xml:space="preserve"> windowed aggregations</w:t>
+      </w:r>
+      <w:r>
+        <w:t xml:space="preserve"> </w:t>
+      </w:r>
+      <w:r>
+        <w:t xml:space="preserve">wouldn't have any idea at which point to close a window and emit results. Should </w:t>
+      </w:r>
+      <w:r>
+        <w:t>it</w:t>
+      </w:r>
+      <w:r>
+        <w:t xml:space="preserve"> wait forever for events that are potentially late? Watermarks offer a </w:t>
+      </w:r>
+      <w:r>
+        <w:t>practical</w:t>
+      </w:r>
+      <w:r>
+        <w:t xml:space="preserve"> approach by establishing a "cutoff point."</w:t>
+      </w:r>
+    </w:p>
+    <w:p/>
+    <w:p/>
+    <w:p/>
+    <w:p/>
+    <w:p/>
+    <w:p>
+      <w:pPr>
+        <w:pStyle w:val="ListParagraph"/>
+        <w:numPr>
+          <w:ilvl w:val="1"/>
+          <w:numId w:val="44"/>
+        </w:numPr>
+        <w:ind w:left="360"/>
+      </w:pPr>
+      <w:r>
+        <w:rPr>
+          <w:b/>
+          <w:bCs/>
+          <w:i/>
+          <w:iCs/>
+        </w:rPr>
         <w:lastRenderedPageBreak/>
-        <w:t>times under one second [6]. Their approach relies on three types of parallelism: dividing model computations across many processors, dividing different parts of long conversations between machines, and optimizing how different model components communicate with each other.</w:t>
-      </w:r>
-    </w:p>
-    <w:p>
-      <w:pPr>
+        <w:t>T</w:t>
+      </w:r>
+      <w:r>
+        <w:rPr>
+          <w:b/>
+          <w:bCs/>
+          <w:i/>
+          <w:iCs/>
+        </w:rPr>
+        <w:t>hree main types of watermark generation strategies</w:t>
+      </w:r>
+    </w:p>
+    <w:p>
+      <w:pPr>
+        <w:spacing w:after="0"/>
+      </w:pPr>
+      <w:r>
+        <w:t>(a)</w:t>
+      </w:r>
+      <w:r>
+        <w:t xml:space="preserve"> Periodic Watermarks</w:t>
+      </w:r>
+    </w:p>
+    <w:p>
+      <w:pPr>
+        <w:ind w:firstLine="720"/>
+      </w:pPr>
+      <w:r>
+        <w:t>T</w:t>
+      </w:r>
+      <w:r>
+        <w:t>he system generates watermarks periodically, such as every 1000ms, regardless of the incoming data.</w:t>
+      </w:r>
+      <w:r>
+        <w:t xml:space="preserve"> </w:t>
+      </w:r>
+      <w:r>
+        <w:t>Flink generates these automatically either based on processing time or the maximum event time so far seen.</w:t>
+      </w:r>
+    </w:p>
+    <w:p>
+      <w:pPr>
+        <w:spacing w:after="0"/>
+        <w:jc w:val="both"/>
+      </w:pPr>
+      <w:r>
+        <w:t>Pros:</w:t>
+      </w:r>
+    </w:p>
+    <w:p>
+      <w:pPr>
+        <w:pStyle w:val="ListParagraph"/>
+        <w:numPr>
+          <w:ilvl w:val="0"/>
+          <w:numId w:val="53"/>
+        </w:numPr>
+        <w:spacing w:after="0"/>
+        <w:jc w:val="both"/>
+      </w:pPr>
+      <w:r>
+        <w:t>Low overhead since watermarks are generated infrequently</w:t>
+      </w:r>
+    </w:p>
+    <w:p>
+      <w:pPr>
+        <w:pStyle w:val="ListParagraph"/>
+        <w:numPr>
+          <w:ilvl w:val="0"/>
+          <w:numId w:val="53"/>
+        </w:numPr>
+        <w:spacing w:after="0"/>
+        <w:jc w:val="both"/>
+      </w:pPr>
+      <w:r>
+        <w:t>Predictable watermark advancement</w:t>
+      </w:r>
+    </w:p>
+    <w:p>
+      <w:pPr>
+        <w:pStyle w:val="ListParagraph"/>
+        <w:numPr>
+          <w:ilvl w:val="0"/>
+          <w:numId w:val="53"/>
+        </w:numPr>
+        <w:spacing w:after="0"/>
+        <w:jc w:val="both"/>
+      </w:pPr>
+      <w:r>
+        <w:t>Good for high</w:t>
+      </w:r>
+      <w:r>
+        <w:t xml:space="preserve"> </w:t>
+      </w:r>
+      <w:r>
+        <w:t>throughput streams</w:t>
+      </w:r>
+    </w:p>
+    <w:p>
+      <w:pPr>
+        <w:spacing w:after="0"/>
+        <w:jc w:val="both"/>
+      </w:pPr>
+      <w:r>
+        <w:t>Cons:</w:t>
+      </w:r>
+    </w:p>
+    <w:p>
+      <w:pPr>
+        <w:pStyle w:val="ListParagraph"/>
+        <w:numPr>
+          <w:ilvl w:val="0"/>
+          <w:numId w:val="54"/>
+        </w:numPr>
+        <w:spacing w:after="0"/>
+        <w:jc w:val="both"/>
+      </w:pPr>
+      <w:r>
+        <w:t>Less precise timing control</w:t>
+      </w:r>
+    </w:p>
+    <w:p>
+      <w:pPr>
+        <w:pStyle w:val="ListParagraph"/>
+        <w:numPr>
+          <w:ilvl w:val="0"/>
+          <w:numId w:val="54"/>
+        </w:numPr>
+        <w:spacing w:after="0"/>
+        <w:jc w:val="both"/>
+      </w:pPr>
+      <w:r>
+        <w:t>May delay results longer than necessary if events occur only occasionally</w:t>
+      </w:r>
+    </w:p>
+    <w:p>
+      <w:pPr>
+        <w:spacing w:after="0"/>
+        <w:jc w:val="both"/>
+      </w:pPr>
+    </w:p>
+    <w:p>
+      <w:pPr>
+        <w:spacing w:after="0"/>
+        <w:jc w:val="both"/>
+      </w:pPr>
+      <w:r>
+        <w:t>(b)</w:t>
+      </w:r>
+      <w:r>
+        <w:t xml:space="preserve"> Punctuated Watermarks</w:t>
+      </w:r>
+    </w:p>
+    <w:p>
+      <w:pPr>
+        <w:spacing w:after="0"/>
         <w:ind w:firstLine="720"/>
         <w:jc w:val="both"/>
       </w:pPr>
       <w:r>
-        <w:t>As a result, edge computing integration has emerged as an essential factor in minimizing latency and increasing privacy in the deployment of LLMs. Researchers are working out methods to operate smaller, optimized versions of language models on devices closer to users, such as smartphones and local servers, rather than running all requests through centralized data centers. This involves model compression techniques including quantization or decreasing the precision of mathematical calculations, pruning or removal of redundant components of the model, and knowledge distillation or training smaller models to act like their larger counterparts. In the last few years, this has become possible: running billion-parameter models on consumer devices without sacrificing most of their original capabilities.</w:t>
-      </w:r>
-    </w:p>
-    <w:p>
-      <w:pPr>
+        <w:t xml:space="preserve">Watermarks are generated based on specific conditions in the data stream itself. For instance, </w:t>
+      </w:r>
+      <w:r>
+        <w:t>it</w:t>
+      </w:r>
+      <w:r>
+        <w:t xml:space="preserve"> might embed special "watermark events" into </w:t>
+      </w:r>
+      <w:r>
+        <w:t>the</w:t>
+      </w:r>
+      <w:r>
+        <w:t xml:space="preserve"> </w:t>
+      </w:r>
+      <w:r>
+        <w:t>stream or</w:t>
+      </w:r>
+      <w:r>
+        <w:t xml:space="preserve"> generate watermarks when certain patterns in the data are detected. Custom logic examines each record and decides whether to emit a watermark.</w:t>
+      </w:r>
+    </w:p>
+    <w:p>
+      <w:pPr>
+        <w:spacing w:after="0"/>
+        <w:jc w:val="both"/>
+      </w:pPr>
+      <w:r>
+        <w:t>Pros:</w:t>
+      </w:r>
+    </w:p>
+    <w:p>
+      <w:pPr>
+        <w:pStyle w:val="ListParagraph"/>
+        <w:numPr>
+          <w:ilvl w:val="0"/>
+          <w:numId w:val="55"/>
+        </w:numPr>
+        <w:spacing w:after="0"/>
+        <w:jc w:val="both"/>
+      </w:pPr>
+      <w:r>
+        <w:t>Very precise control over watermark timing</w:t>
+      </w:r>
+    </w:p>
+    <w:p>
+      <w:pPr>
+        <w:pStyle w:val="ListParagraph"/>
+        <w:numPr>
+          <w:ilvl w:val="0"/>
+          <w:numId w:val="55"/>
+        </w:numPr>
+        <w:spacing w:after="0"/>
+        <w:jc w:val="both"/>
+      </w:pPr>
+      <w:r>
+        <w:t>Can be tailored to specific data characteristics</w:t>
+      </w:r>
+    </w:p>
+    <w:p>
+      <w:pPr>
+        <w:pStyle w:val="ListParagraph"/>
+        <w:numPr>
+          <w:ilvl w:val="0"/>
+          <w:numId w:val="55"/>
+        </w:numPr>
+        <w:spacing w:after="0"/>
+        <w:jc w:val="both"/>
+      </w:pPr>
+      <w:r>
+        <w:t>Best suitable for streams with forecastable patterns</w:t>
+      </w:r>
+    </w:p>
+    <w:p>
+      <w:pPr>
+        <w:spacing w:after="0"/>
+        <w:jc w:val="both"/>
+      </w:pPr>
+      <w:r>
+        <w:t>Cons:</w:t>
+      </w:r>
+    </w:p>
+    <w:p>
+      <w:pPr>
+        <w:pStyle w:val="ListParagraph"/>
+        <w:numPr>
+          <w:ilvl w:val="0"/>
+          <w:numId w:val="56"/>
+        </w:numPr>
+        <w:spacing w:after="0"/>
+        <w:jc w:val="both"/>
+      </w:pPr>
+      <w:r>
+        <w:t>Higher computational overhead</w:t>
+      </w:r>
+      <w:r>
+        <w:t xml:space="preserve"> as</w:t>
+      </w:r>
+      <w:r>
+        <w:t xml:space="preserve"> every record is examined.</w:t>
+      </w:r>
+    </w:p>
+    <w:p>
+      <w:pPr>
+        <w:pStyle w:val="ListParagraph"/>
+        <w:numPr>
+          <w:ilvl w:val="0"/>
+          <w:numId w:val="56"/>
+        </w:numPr>
+        <w:spacing w:after="0"/>
+        <w:jc w:val="both"/>
+      </w:pPr>
+      <w:r>
+        <w:t>Complex to implement correctly</w:t>
+      </w:r>
+    </w:p>
+    <w:p>
+      <w:pPr>
+        <w:pStyle w:val="ListParagraph"/>
+        <w:numPr>
+          <w:ilvl w:val="0"/>
+          <w:numId w:val="56"/>
+        </w:numPr>
+        <w:spacing w:after="0"/>
+        <w:jc w:val="both"/>
+      </w:pPr>
+      <w:r>
+        <w:t>Watermark stagnation if the conditions are not satisfied.</w:t>
+      </w:r>
+    </w:p>
+    <w:p>
+      <w:pPr>
+        <w:spacing w:after="0"/>
+        <w:jc w:val="both"/>
+      </w:pPr>
+    </w:p>
+    <w:p>
+      <w:pPr>
+        <w:spacing w:after="0"/>
+        <w:jc w:val="both"/>
+      </w:pPr>
+      <w:r>
+        <w:t xml:space="preserve">(c) </w:t>
+      </w:r>
+      <w:r>
+        <w:t xml:space="preserve">Event Time </w:t>
+      </w:r>
+      <w:r>
+        <w:t xml:space="preserve">Based </w:t>
+      </w:r>
+      <w:r>
+        <w:t>Watermarks</w:t>
+      </w:r>
+    </w:p>
+    <w:p>
+      <w:pPr>
+        <w:spacing w:after="0"/>
         <w:ind w:firstLine="720"/>
         <w:jc w:val="both"/>
-        <w:rPr>
-          <w:highlight w:val="yellow"/>
-        </w:rPr>
-      </w:pPr>
-      <w:r>
-        <w:t>Big data system integrations have allowed for newer applications where the language models can analyze and generate insights from large databases in real time. Databricks researchers have developed systems capable of processing more than 400 billion text tokens in batch operations, enabling companies to apply AI analysis to their entire document collections efficiently [7</w:t>
-      </w:r>
-      <w:r>
-        <w:rPr>
-          <w:highlight w:val="yellow"/>
-        </w:rPr>
-        <w:t>]. These systems put together traditional big data processing frameworks like Apache Spark and modern AI inference engines to form unified platforms where data preprocessing, AI analysis, and result generation happen seamlessly. Treating the inference of language models as another step in big data processing pipelines, rather than as a different system, forms the key innovation that dramatically simplifies deployment and reduces operational complexity for organizations wanting to integrate AI capabilities into their existing data infrastructure.</w:t>
+      </w:pPr>
+      <w:r>
+        <w:t xml:space="preserve">Watermarks are produced using </w:t>
+      </w:r>
+      <w:r>
+        <w:t>actual</w:t>
+      </w:r>
+      <w:r>
+        <w:t xml:space="preserve"> timestamps of the events in the stream. The watermark usually </w:t>
+      </w:r>
+      <w:proofErr w:type="gramStart"/>
+      <w:r>
+        <w:t>lags behind</w:t>
+      </w:r>
+      <w:proofErr w:type="gramEnd"/>
+      <w:r>
+        <w:t xml:space="preserve"> the maximum event time by a fixed duration. </w:t>
+      </w:r>
+    </w:p>
+    <w:p>
+      <w:pPr>
+        <w:spacing w:after="0"/>
+        <w:jc w:val="both"/>
+      </w:pPr>
+      <w:r>
+        <w:t xml:space="preserve">Pros: </w:t>
+      </w:r>
+    </w:p>
+    <w:p>
+      <w:pPr>
+        <w:pStyle w:val="ListParagraph"/>
+        <w:numPr>
+          <w:ilvl w:val="0"/>
+          <w:numId w:val="58"/>
+        </w:numPr>
+        <w:spacing w:after="0"/>
+        <w:jc w:val="both"/>
+      </w:pPr>
+      <w:r>
+        <w:t xml:space="preserve">Tied directly to actual event times. </w:t>
+      </w:r>
+    </w:p>
+    <w:p>
+      <w:pPr>
+        <w:pStyle w:val="ListParagraph"/>
+        <w:numPr>
+          <w:ilvl w:val="0"/>
+          <w:numId w:val="58"/>
+        </w:numPr>
+        <w:spacing w:after="0"/>
+        <w:jc w:val="both"/>
+      </w:pPr>
+      <w:r>
+        <w:t xml:space="preserve">Handles out-of-order events gracefully Balance between accuracy and practicality </w:t>
+      </w:r>
+    </w:p>
+    <w:p>
+      <w:pPr>
+        <w:spacing w:after="0"/>
+        <w:jc w:val="both"/>
+      </w:pPr>
+      <w:r>
+        <w:t xml:space="preserve">Cons: </w:t>
+      </w:r>
+    </w:p>
+    <w:p>
+      <w:pPr>
+        <w:pStyle w:val="ListParagraph"/>
+        <w:numPr>
+          <w:ilvl w:val="0"/>
+          <w:numId w:val="57"/>
+        </w:numPr>
+        <w:spacing w:after="0"/>
+        <w:jc w:val="both"/>
+      </w:pPr>
+      <w:r>
+        <w:t>Watermarks may not progress if no new events arrive</w:t>
+      </w:r>
+      <w:r>
+        <w:t>.</w:t>
+      </w:r>
+    </w:p>
+    <w:p>
+      <w:pPr>
+        <w:pStyle w:val="ListParagraph"/>
+        <w:numPr>
+          <w:ilvl w:val="0"/>
+          <w:numId w:val="57"/>
+        </w:numPr>
+        <w:spacing w:after="0"/>
+        <w:jc w:val="both"/>
+      </w:pPr>
+      <w:r>
+        <w:t>Requires tuning of the "bounded out-of-</w:t>
+      </w:r>
+      <w:proofErr w:type="spellStart"/>
+      <w:r>
+        <w:t>orderness</w:t>
+      </w:r>
+      <w:proofErr w:type="spellEnd"/>
+      <w:r>
+        <w:t>" parameter</w:t>
+      </w:r>
+    </w:p>
+    <w:p>
+      <w:pPr>
+        <w:spacing w:after="0"/>
+        <w:jc w:val="both"/>
+      </w:pPr>
+    </w:p>
+    <w:p>
+      <w:pPr>
+        <w:spacing w:after="0"/>
+        <w:jc w:val="both"/>
+      </w:pPr>
+    </w:p>
+    <w:p>
+      <w:pPr>
+        <w:spacing w:after="0"/>
+        <w:jc w:val="both"/>
+      </w:pPr>
+    </w:p>
+    <w:p>
+      <w:pPr>
+        <w:pStyle w:val="ListParagraph"/>
+        <w:spacing w:after="0"/>
+        <w:ind w:left="0"/>
+        <w:jc w:val="both"/>
+        <w:rPr>
+          <w:b/>
+          <w:bCs/>
+          <w:i/>
+          <w:iCs/>
+        </w:rPr>
+      </w:pPr>
+      <w:r>
+        <w:lastRenderedPageBreak/>
+        <w:t>3.</w:t>
+      </w:r>
+      <w:r>
+        <w:t xml:space="preserve"> </w:t>
+      </w:r>
+      <w:r>
+        <w:rPr>
+          <w:b/>
+          <w:bCs/>
+          <w:i/>
+          <w:iCs/>
+        </w:rPr>
+        <w:t>B</w:t>
+      </w:r>
+      <w:r>
+        <w:rPr>
+          <w:b/>
+          <w:bCs/>
+          <w:i/>
+          <w:iCs/>
+        </w:rPr>
+        <w:t>rief</w:t>
+      </w:r>
+      <w:r>
+        <w:rPr>
+          <w:b/>
+          <w:bCs/>
+          <w:i/>
+          <w:iCs/>
+        </w:rPr>
+        <w:t xml:space="preserve"> description of how</w:t>
+      </w:r>
+      <w:r>
+        <w:rPr>
+          <w:b/>
+          <w:bCs/>
+          <w:i/>
+          <w:iCs/>
+        </w:rPr>
+        <w:t xml:space="preserve"> each method handles late or out-of-order events, and which method might be best for real-world social media streams</w:t>
+      </w:r>
+      <w:r>
+        <w:rPr>
+          <w:b/>
+          <w:bCs/>
+          <w:i/>
+          <w:iCs/>
+        </w:rPr>
+        <w:t>.</w:t>
+      </w:r>
+    </w:p>
+    <w:p>
+      <w:pPr>
+        <w:pStyle w:val="ListParagraph"/>
+        <w:spacing w:after="0"/>
+        <w:ind w:left="0"/>
+        <w:jc w:val="both"/>
+      </w:pPr>
+    </w:p>
+    <w:p>
+      <w:pPr>
+        <w:pStyle w:val="ListParagraph"/>
+        <w:spacing w:after="0"/>
+        <w:ind w:left="0"/>
+        <w:jc w:val="both"/>
+      </w:pPr>
+      <w:r>
+        <w:t xml:space="preserve">Periodic Watermarks: If the periodic interval is set correctly, periodic watermarks handle late events reasonably well. Events that arrive after the watermark for their time window are usually either </w:t>
+      </w:r>
+      <w:proofErr w:type="gramStart"/>
+      <w:r>
+        <w:t>dropped, or</w:t>
+      </w:r>
+      <w:proofErr w:type="gramEnd"/>
+      <w:r>
+        <w:t xml:space="preserve"> sent to a side output.</w:t>
+      </w:r>
+    </w:p>
+    <w:p>
+      <w:pPr>
+        <w:pStyle w:val="ListParagraph"/>
+        <w:spacing w:after="0"/>
+        <w:ind w:left="0"/>
+        <w:jc w:val="both"/>
+      </w:pPr>
+      <w:r>
+        <w:t>Punctuated Watermarks: Can be designed to handle late events very precisely, requiring careful implementation to make sure watermarks still progress even when late events arrive.</w:t>
+      </w:r>
+    </w:p>
+    <w:p>
+      <w:pPr>
+        <w:pStyle w:val="ListParagraph"/>
+        <w:spacing w:after="0"/>
+        <w:ind w:left="0"/>
+        <w:jc w:val="both"/>
+      </w:pPr>
+      <w:r>
+        <w:t xml:space="preserve">Event-time-based Watermarks: These are designed to deal with a bounded amount of lateness. The </w:t>
+      </w:r>
+      <w:proofErr w:type="spellStart"/>
+      <w:r>
+        <w:t>watermarkDelaySeconds</w:t>
+      </w:r>
+      <w:proofErr w:type="spellEnd"/>
+      <w:r>
+        <w:t xml:space="preserve"> parameter in your configuration - your Java code sets it to 5 seconds, while your config sets it to 20 seconds - specifies how much out-of-</w:t>
+      </w:r>
+      <w:proofErr w:type="spellStart"/>
+      <w:r>
+        <w:t>orderness</w:t>
+      </w:r>
+      <w:proofErr w:type="spellEnd"/>
+      <w:r>
+        <w:t xml:space="preserve"> is expected.</w:t>
+      </w:r>
+    </w:p>
+    <w:p>
+      <w:pPr>
+        <w:pStyle w:val="ListParagraph"/>
+        <w:spacing w:after="0"/>
+        <w:ind w:left="0"/>
+        <w:jc w:val="both"/>
+      </w:pPr>
+    </w:p>
+    <w:p>
+      <w:pPr>
+        <w:pStyle w:val="ListParagraph"/>
+        <w:spacing w:after="0"/>
+        <w:ind w:left="0"/>
+        <w:jc w:val="both"/>
+      </w:pPr>
+      <w:r>
+        <w:t>Event time-based watermarks-which you are already using-are the most suitable for your social media streaming application because</w:t>
+      </w:r>
+    </w:p>
+    <w:p>
+      <w:pPr>
+        <w:pStyle w:val="ListParagraph"/>
+        <w:spacing w:after="0"/>
+        <w:ind w:left="0"/>
+        <w:jc w:val="both"/>
+      </w:pPr>
+      <w:r>
+        <w:t>Predictable lateness patterns: Social media posts usually exhibit bounded lateness - most postings come in within seconds, while some mobile users may have several-minute delays.</w:t>
+      </w:r>
+    </w:p>
+    <w:p>
+      <w:pPr>
+        <w:pStyle w:val="ListParagraph"/>
+        <w:spacing w:after="0"/>
+        <w:ind w:left="0"/>
+        <w:jc w:val="both"/>
+      </w:pPr>
+      <w:r>
+        <w:t xml:space="preserve">Balance of accuracy and performance: You can tune the </w:t>
+      </w:r>
+      <w:proofErr w:type="spellStart"/>
+      <w:r>
+        <w:t>watermarkDelaySeconds</w:t>
+      </w:r>
+      <w:proofErr w:type="spellEnd"/>
+      <w:r>
+        <w:t xml:space="preserve"> based on your observed lateness patterns without excessive computational overhead.</w:t>
+      </w:r>
+    </w:p>
+    <w:p>
+      <w:pPr>
+        <w:pStyle w:val="ListParagraph"/>
+        <w:spacing w:after="0"/>
+        <w:ind w:left="0"/>
+        <w:jc w:val="both"/>
+      </w:pPr>
+      <w:r>
+        <w:t>Robust handling of network issues: If your Kafka connection has temporary issues, then the watermarks will still advance based on the event times of the data that does arrive. Window Semantics: You want the results of hashtag counting over tumbling windows to reflect the actual time periods when posts were created, not when they were processed.</w:t>
+      </w:r>
+    </w:p>
+    <w:p/>
+    <w:p>
+      <w:pPr>
+        <w:pStyle w:val="Heading2"/>
+      </w:pPr>
+      <w:r>
+        <w:t xml:space="preserve">Part 2 </w:t>
+      </w:r>
+      <w:r>
+        <w:t xml:space="preserve">- </w:t>
+      </w:r>
+      <w:r>
+        <w:t xml:space="preserve">Implementation using Docker (Kafka + Flink) </w:t>
+      </w:r>
+    </w:p>
+    <w:p>
+      <w:pPr>
+        <w:pStyle w:val="Heading2"/>
+      </w:pPr>
+      <w:r>
+        <w:br w:type="page"/>
+      </w:r>
+    </w:p>
+    <w:p/>
+    <w:p>
+      <w:pPr>
+        <w:pStyle w:val="Heading1"/>
+      </w:pPr>
+      <w:r>
+        <w:t>Task 5: Self Study – Big Data Technologies in Large Language Model Development</w:t>
+      </w:r>
+    </w:p>
+    <w:p>
+      <w:pPr>
+        <w:pStyle w:val="Heading3"/>
+      </w:pPr>
+      <w:r>
+        <w:t>Abstract</w:t>
       </w:r>
     </w:p>
     <w:p>
       <w:pPr>
         <w:ind w:firstLine="720"/>
         <w:jc w:val="both"/>
-        <w:rPr>
-          <w:highlight w:val="yellow"/>
-        </w:rPr>
-      </w:pPr>
+      </w:pPr>
+      <w:r>
+        <w:t xml:space="preserve">This comprehensive survey </w:t>
+      </w:r>
+      <w:proofErr w:type="gramStart"/>
+      <w:r>
+        <w:t>looks into</w:t>
+      </w:r>
+      <w:proofErr w:type="gramEnd"/>
+      <w:r>
+        <w:t xml:space="preserve"> big data technologies that have been integrated in the development, verification, and deployment of Large Language Models based on international research from 2024-2025. We analyze research from the leading institutions in the United States, Europe, Canada, and other regions to understand how big data concepts and technologies are transforming the LLM lifecycle.</w:t>
+      </w:r>
     </w:p>
     <w:p>
       <w:pPr>
         <w:pStyle w:val="Heading3"/>
       </w:pPr>
       <w:r>
-        <w:t>References</w:t>
-      </w:r>
-    </w:p>
-    <w:p>
-      <w:r>
-        <w:t xml:space="preserve">[1] Singh, S., Singhania, P., Ranjan, A., Kirchenbauer, J., </w:t>
+        <w:t xml:space="preserve">5.1 </w:t>
+      </w:r>
+      <w:r>
+        <w:t>Development</w:t>
+      </w:r>
+    </w:p>
+    <w:p>
+      <w:pPr>
+        <w:spacing w:after="0"/>
+        <w:ind w:firstLine="720"/>
+        <w:jc w:val="both"/>
+      </w:pPr>
+      <w:r>
+        <w:t>Big data technologies are crucial because training modern large language models like ChatGPT requires massive amounts of data and processing power. The first step in the process is gathering enormous text datasets which frequently contain trillions of words and billions of documents from books, the internet, and other sources. Singh et al. (2024) from</w:t>
+      </w:r>
+      <w:r>
+        <w:t xml:space="preserve"> t</w:t>
+      </w:r>
+      <w:r>
+        <w:t xml:space="preserve">he University of Maryland created the </w:t>
       </w:r>
       <w:proofErr w:type="spellStart"/>
       <w:r>
-        <w:t>Geiping</w:t>
-      </w:r>
-      <w:proofErr w:type="spellEnd"/>
-      <w:r>
-        <w:t xml:space="preserve">, J., Wen, Y., Jain, N., Hans, A., Shu, M., Tomar, A., Goldstein, T., &amp; </w:t>
-      </w:r>
-      <w:proofErr w:type="spellStart"/>
-      <w:r>
-        <w:t>Bhatele</w:t>
-      </w:r>
-      <w:proofErr w:type="spellEnd"/>
-      <w:r>
-        <w:t xml:space="preserve">, A. (2024). Democratizing AI: Open-source Scalable LLM Training on GPU-based Supercomputers. </w:t>
-      </w:r>
-      <w:r>
-        <w:rPr>
+        <w:rPr>
+          <w:b/>
+          <w:bCs/>
           <w:i/>
           <w:iCs/>
         </w:rPr>
-        <w:t>Proceedings of the International Conference for High Performance Computing, Networking, Storage, and Analysis (SC '24)</w:t>
-      </w:r>
-      <w:r>
-        <w:t>. DOI: 10.1109/SC41406.2024.00010</w:t>
-      </w:r>
-    </w:p>
-    <w:p>
-      <w:r>
-        <w:t xml:space="preserve">[2] Liu, G., Miao, Y., Lin, Z., Shi, X., Maleki, S., Yang, F., Bao, Y., &amp; Wang, S. (2025). Mist: Efficient Distributed Training of Large Language Models via Memory-Parallelism Co-Optimization. </w:t>
-      </w:r>
-      <w:r>
-        <w:rPr>
+        <w:t>AxoNN</w:t>
+      </w:r>
+      <w:proofErr w:type="spellEnd"/>
+      <w:r>
+        <w:t xml:space="preserve"> system, which uses tens of thousands of interconnected computer processors to train AI models with up to one trillion parameters [1]. This is one of the biggest attempts at AI training that academic researchers have ever made. The main difficulty is that no single computer can handle these enormous models, so researchers must divide the work among thousands of machines in a coordinated manner.</w:t>
+      </w:r>
+    </w:p>
+    <w:p>
+      <w:pPr>
+        <w:spacing w:after="0"/>
+        <w:ind w:firstLine="720"/>
+        <w:jc w:val="both"/>
+      </w:pPr>
+      <w:r>
+        <w:t xml:space="preserve">Data preprocessing is equally important and complex. Terabytes of raw text data need to be cleaned and organized by researchers before the actual training can begin by removing duplicates, filtering low-quality content, and checking for harmful material. For that, sophisticated big data processing systems are needed to train billions of documents at once. Liu et al. (2025) of European research institutions developed a system named </w:t>
+      </w:r>
+      <w:r>
+        <w:rPr>
+          <w:b/>
+          <w:bCs/>
           <w:i/>
           <w:iCs/>
         </w:rPr>
-        <w:t>Proceedings of the Twentieth European Conference on Computer Systems (</w:t>
+        <w:t>"Mist"</w:t>
+      </w:r>
+      <w:r>
+        <w:t xml:space="preserve"> that optimizes how computer memory is used during training, allowing larger models to be trained more efficiently [2]. Their approach reduces memory usage up to 40%, without impacting training speed, which is critical when working with limited computing resources.</w:t>
+      </w:r>
+    </w:p>
+    <w:p>
+      <w:pPr>
+        <w:spacing w:after="0"/>
+        <w:ind w:firstLine="720"/>
+        <w:jc w:val="both"/>
+      </w:pPr>
+      <w:r>
+        <w:t xml:space="preserve">The actual training consists of feeding this preprocessed data to the AI model millions of times, with each training step requiring complex mathematical calculations across all the model's parameters. Duan et al. (2024) conducted an extensive survey of distributed training methods and found that if properly tuned, modern systems can reach efficiencies above 90%, meaning most of the computing power is </w:t>
+      </w:r>
+      <w:proofErr w:type="gramStart"/>
+      <w:r>
+        <w:t>actually used</w:t>
+      </w:r>
+      <w:proofErr w:type="gramEnd"/>
+      <w:r>
+        <w:t xml:space="preserve"> for learning rather than being wasted on the coordination between machines [3]. Researchers at Amazon Web Services have also made critical contributions by designing specialized computer chips called </w:t>
       </w:r>
       <w:proofErr w:type="spellStart"/>
       <w:r>
         <w:rPr>
+          <w:b/>
+          <w:bCs/>
           <w:i/>
           <w:iCs/>
         </w:rPr>
-        <w:t>EuroSys</w:t>
+        <w:t>Trainium</w:t>
       </w:r>
       <w:proofErr w:type="spellEnd"/>
       <w:r>
-        <w:rPr>
+        <w:t xml:space="preserve">, which are tailor-made for AI training and offer better performance per dollar compared to traditional graphics cards [4]. These advances in both software coordination and hardware design have made it possible to train </w:t>
+      </w:r>
+      <w:r>
+        <w:lastRenderedPageBreak/>
+        <w:t>increasingly powerful language models while managing the enormous computational and data processing tasks that would have been impossible just a few years ago.</w:t>
+      </w:r>
+    </w:p>
+    <w:p>
+      <w:pPr>
+        <w:pStyle w:val="Heading3"/>
+      </w:pPr>
+      <w:r>
+        <w:t xml:space="preserve">5.2 </w:t>
+      </w:r>
+      <w:r>
+        <w:t>Verification</w:t>
+      </w:r>
+    </w:p>
+    <w:p>
+      <w:pPr>
+        <w:ind w:firstLine="720"/>
+        <w:jc w:val="both"/>
+      </w:pPr>
+      <w:r>
+        <w:rPr>
+          <w:highlight w:val="yellow"/>
+        </w:rPr>
+        <w:t xml:space="preserve">Large language models pose a unique set of challenges when it comes to assessing </w:t>
+      </w:r>
+      <w:proofErr w:type="gramStart"/>
+      <w:r>
+        <w:rPr>
+          <w:highlight w:val="yellow"/>
+        </w:rPr>
+        <w:t>whether or not</w:t>
+      </w:r>
+      <w:proofErr w:type="gramEnd"/>
+      <w:r>
+        <w:rPr>
+          <w:highlight w:val="yellow"/>
+        </w:rPr>
+        <w:t xml:space="preserve"> they work correctly, challenges that traditional testing methods cannot handle effectively. While you can check if certain functions produce a specific output in conventional software, language models create creative text that can be correct in </w:t>
+      </w:r>
+      <w:proofErr w:type="gramStart"/>
+      <w:r>
+        <w:rPr>
+          <w:highlight w:val="yellow"/>
+        </w:rPr>
+        <w:t>many different ways</w:t>
+      </w:r>
+      <w:proofErr w:type="gramEnd"/>
+      <w:r>
+        <w:rPr>
+          <w:highlight w:val="yellow"/>
+        </w:rPr>
+        <w:t>, making evaluation much more complex. Traditional metrics, such as BLEU scores, which are based on counting matching words between model outputs and reference answers, have proven inadequate for assessing modern AI language capabilities.</w:t>
+      </w:r>
+      <w:r>
+        <w:t xml:space="preserve"> This limitation has driven researchers to devise innovative evaluation methodologies using AI itself to judge the performances of artificial intelligence.</w:t>
+      </w:r>
+    </w:p>
+    <w:p>
+      <w:pPr>
+        <w:ind w:firstLine="720"/>
+        <w:jc w:val="both"/>
+      </w:pPr>
+      <w:r>
+        <w:t>The most significant breakthrough in the evaluation of LLMs has been the development of "LLM-as-a-Judge" systems, where other advanced language models are used to evaluate AI responses across many dimensions including accuracy, helpfulness, safety, and coherence. Recent research has shown that these AI judges can achieve more than 80% agreement with human evaluators while processing millions of test cases in a fraction of the time needed for human review [5]. This allows researchers to do comprehensive evaluations that would be impossibly expensive and time-consuming with human evaluators. The key insight is that the advanced language models have developed enough understanding of language quality and correctness to serve as reliable assessments of other models' performance.</w:t>
+      </w:r>
+    </w:p>
+    <w:p>
+      <w:pPr>
+        <w:ind w:firstLine="720"/>
+        <w:jc w:val="both"/>
+      </w:pPr>
+      <w:r>
+        <w:t>But AI-based evaluation systems also present several challenges, especially in respect to bias and consistency. For example, researchers have found that AI judges may suffer from position bias (a preference for positions of the answer), length bias-a preference for longer responses-and cultural biases inherited from their training data. In response, international research teams have developed a range of sophisticated approaches, including multi-judge systems, bias detection algorithms, and calibration methods that ensure fair evaluation across different types of content and cultural contexts. Another critical innovation has been dynamic benchmark creation, whereby evaluation tests are continually updated and changed to prevent models from simply memorizing answers to static test questions. This ensures that evaluation remains meaningful in a world of rapidly improving AI capabilities and provides reliable measures of true language understanding rather than pattern matching.</w:t>
+      </w:r>
+    </w:p>
+    <w:p>
+      <w:pPr>
+        <w:ind w:firstLine="720"/>
+        <w:jc w:val="both"/>
+      </w:pPr>
+    </w:p>
+    <w:p>
+      <w:pPr>
+        <w:pStyle w:val="Heading3"/>
+      </w:pPr>
+      <w:r>
+        <w:t xml:space="preserve">5.3 </w:t>
+      </w:r>
+      <w:r>
+        <w:t>Deployment</w:t>
+      </w:r>
+    </w:p>
+    <w:p>
+      <w:pPr>
+        <w:ind w:firstLine="720"/>
+        <w:jc w:val="both"/>
+      </w:pPr>
+      <w:r>
+        <w:t>Large language models require sophisticated infrastructure when deployed in real-world applications to serve millions of users simultaneously with fast response times and reasonable cost. The requirements for inferenc</w:t>
+      </w:r>
+      <w:r>
+        <w:t>ing</w:t>
+      </w:r>
+      <w:r>
+        <w:t xml:space="preserve"> </w:t>
+      </w:r>
+      <w:r>
+        <w:t>basically</w:t>
+      </w:r>
+      <w:r>
+        <w:t xml:space="preserve"> </w:t>
+      </w:r>
+      <w:r>
+        <w:t>differ</w:t>
+      </w:r>
+      <w:r>
+        <w:t xml:space="preserve"> from training and </w:t>
+      </w:r>
+      <w:r>
+        <w:t>have</w:t>
+      </w:r>
+      <w:r>
+        <w:t xml:space="preserve"> unique engineering challenges. </w:t>
+      </w:r>
+      <w:proofErr w:type="gramStart"/>
+      <w:r>
+        <w:t>In particular, during</w:t>
+      </w:r>
+      <w:proofErr w:type="gramEnd"/>
+      <w:r>
+        <w:t xml:space="preserve"> inference, the system needs to process the user inputs quickly </w:t>
+      </w:r>
+      <w:r>
+        <w:lastRenderedPageBreak/>
+        <w:t xml:space="preserve">while managing enormous model parameters, which can take hundreds of gigabytes of memory. </w:t>
+      </w:r>
+      <w:r>
+        <w:rPr>
+          <w:b/>
+          <w:bCs/>
           <w:i/>
           <w:iCs/>
         </w:rPr>
-        <w:t xml:space="preserve"> '25)</w:t>
-      </w:r>
-      <w:r>
-        <w:t>. DOI: 10.1145/3689031.3717461</w:t>
-      </w:r>
-    </w:p>
-    <w:p>
-      <w:r>
-        <w:t xml:space="preserve">[3] Duan, J., Zhang, S., Wang, Z., Jiang, L., Qu, W., Hu, Q., Wang, G., et al. (2024). Efficient Training of Large Language Models on Distributed Infrastructures: A Survey. </w:t>
+        <w:t>Meta's</w:t>
+      </w:r>
+      <w:r>
+        <w:t xml:space="preserve"> research teams have led the development of techniques for inference optimization, building methods that can serve their largest models to billions of Facebook users with response times under one second [6]. Their approach relies on three types of parallelism: dividing model computations across many processors, dividing different parts of long conversations between machines, and optimizing how different model components communicate with each other.</w:t>
+      </w:r>
+    </w:p>
+    <w:p>
+      <w:pPr>
+        <w:ind w:firstLine="720"/>
+        <w:jc w:val="both"/>
+      </w:pPr>
+      <w:r>
+        <w:t>As a result, edge computing integration has emerged as an essential factor in minimizing latency and increasing privacy in the deployment of LLMs. Researchers are working out methods to operate smaller, optimized versions of language models on devices closer to users, such as smartphones and local servers, rather than running all requests through centralized data centers. This involves model compression techniques including quantization or decreasing the precision of mathematical calculations, pruning or removal of redundant components of the model, and knowledge distillation or training smaller models to act like their larger counterparts. In the last few years, this has become possible: running billion-parameter models on consumer devices without sacrificing most of their original capabilities.</w:t>
+      </w:r>
+    </w:p>
+    <w:p>
+      <w:pPr>
+        <w:ind w:firstLine="720"/>
+        <w:jc w:val="both"/>
+        <w:rPr>
+          <w:highlight w:val="yellow"/>
+        </w:rPr>
+      </w:pPr>
+      <w:r>
+        <w:t>Big data system integrations have allowed for newer applications where the language models can analyze and generate insights from large databases in real time. Databricks researchers have developed systems capable of processing more than 400 billion text tokens in batch operations, enabling companies to apply AI analysis to their entire document collections efficiently [7</w:t>
+      </w:r>
+      <w:r>
+        <w:rPr>
+          <w:highlight w:val="yellow"/>
+        </w:rPr>
+        <w:t>]. These systems put together traditional big data processing frameworks like Apache Spark and modern AI inference engines to form unified platforms where data preprocessing, AI analysis, and result generation happen seamlessly. Treating the inference of language models as another step in big data processing pipelines, rather than as a different system, forms the key innovation that dramatically simplifies deployment and reduces operational complexity for organizations wanting to integrate AI capabilities into their existing data infrastructure.</w:t>
+      </w:r>
+    </w:p>
+    <w:p>
+      <w:pPr>
+        <w:ind w:firstLine="720"/>
+        <w:jc w:val="both"/>
+        <w:rPr>
+          <w:highlight w:val="yellow"/>
+        </w:rPr>
+      </w:pPr>
+    </w:p>
+    <w:p>
+      <w:pPr>
+        <w:pStyle w:val="Heading3"/>
+      </w:pPr>
+      <w:r>
+        <w:t>References</w:t>
+      </w:r>
+    </w:p>
+    <w:p>
+      <w:r>
+        <w:t xml:space="preserve">[1] Singh, S., Singhania, P., Ranjan, A., Kirchenbauer, J., </w:t>
       </w:r>
       <w:proofErr w:type="spellStart"/>
+      <w:r>
+        <w:t>Geiping</w:t>
+      </w:r>
+      <w:proofErr w:type="spellEnd"/>
+      <w:r>
+        <w:t xml:space="preserve">, J., Wen, Y., Jain, N., Hans, A., Shu, M., Tomar, A., Goldstein, T., &amp; </w:t>
+      </w:r>
+      <w:proofErr w:type="spellStart"/>
+      <w:r>
+        <w:t>Bhatele</w:t>
+      </w:r>
+      <w:proofErr w:type="spellEnd"/>
+      <w:r>
+        <w:t xml:space="preserve">, A. (2024). Democratizing AI: Open-source Scalable LLM Training on GPU-based Supercomputers. </w:t>
+      </w:r>
       <w:r>
         <w:rPr>
           <w:i/>
           <w:iCs/>
         </w:rPr>
-        <w:t>arXiv</w:t>
-      </w:r>
-      <w:proofErr w:type="spellEnd"/>
+        <w:t>Proceedings of the International Conference for High Performance Computing, Networking, Storage, and Analysis (SC '24)</w:t>
+      </w:r>
+      <w:r>
+        <w:t>. DOI: 10.1109/SC41406.2024.00010</w:t>
+      </w:r>
+    </w:p>
+    <w:p>
+      <w:r>
+        <w:t xml:space="preserve">[2] Liu, G., Miao, Y., Lin, Z., Shi, X., Maleki, S., Yang, F., Bao, Y., &amp; Wang, S. (2025). Mist: Efficient Distributed Training of Large Language Models via Memory-Parallelism Co-Optimization. </w:t>
+      </w:r>
       <w:r>
         <w:rPr>
           <w:i/>
           <w:iCs/>
         </w:rPr>
+        <w:t>Proceedings of the Twentieth European Conference on Computer Systems (</w:t>
+      </w:r>
+      <w:proofErr w:type="spellStart"/>
+      <w:r>
+        <w:rPr>
+          <w:i/>
+          <w:iCs/>
+        </w:rPr>
+        <w:t>EuroSys</w:t>
+      </w:r>
+      <w:proofErr w:type="spellEnd"/>
+      <w:r>
+        <w:rPr>
+          <w:i/>
+          <w:iCs/>
+        </w:rPr>
+        <w:t xml:space="preserve"> '25)</w:t>
+      </w:r>
+      <w:r>
+        <w:t>. DOI: 10.1145/3689031.3717461</w:t>
+      </w:r>
+    </w:p>
+    <w:p>
+      <w:r>
+        <w:lastRenderedPageBreak/>
+        <w:t xml:space="preserve">[3] Duan, J., Zhang, S., Wang, Z., Jiang, L., Qu, W., Hu, Q., Wang, G., et al. (2024). Efficient Training of Large Language Models on Distributed Infrastructures: A Survey. </w:t>
+      </w:r>
+      <w:proofErr w:type="spellStart"/>
+      <w:r>
+        <w:rPr>
+          <w:i/>
+          <w:iCs/>
+        </w:rPr>
+        <w:t>arXiv</w:t>
+      </w:r>
+      <w:proofErr w:type="spellEnd"/>
+      <w:r>
+        <w:rPr>
+          <w:i/>
+          <w:iCs/>
+        </w:rPr>
         <w:t xml:space="preserve"> preprint arXiv:2407.20018</w:t>
       </w:r>
       <w:r>
@@ -23895,7 +25429,6 @@
     </w:p>
     <w:p>
       <w:r>
-        <w:lastRenderedPageBreak/>
         <w:t xml:space="preserve">[4] Fan, H., Zhou, H., Huang, G., Raman, P., Fu, X., Gupta, G., Ram, D., Wang, Y., &amp; Huan, J. (2024). Distributed Training of Large Language Models on AWS </w:t>
       </w:r>
       <w:proofErr w:type="spellStart"/>
@@ -24096,6 +25629,57 @@
     </w:lvl>
   </w:abstractNum>
   <w:abstractNum w:abstractNumId="2" w15:restartNumberingAfterBreak="0">
+    <w:nsid w:val="A3D16A95"/>
+    <w:multiLevelType w:val="hybridMultilevel"/>
+    <w:tmpl w:val="FFFFFFFF"/>
+    <w:lvl w:ilvl="0" w:tplc="FFFFFFFF">
+      <w:start w:val="1"/>
+      <w:numFmt w:val="decimal"/>
+      <w:lvlText w:val="%1."/>
+      <w:lvlJc w:val="left"/>
+    </w:lvl>
+    <w:lvl w:ilvl="1" w:tplc="FFFFFFFF">
+      <w:numFmt w:val="decimal"/>
+      <w:lvlText w:val=""/>
+      <w:lvlJc w:val="left"/>
+    </w:lvl>
+    <w:lvl w:ilvl="2" w:tplc="FFFFFFFF">
+      <w:numFmt w:val="decimal"/>
+      <w:lvlText w:val=""/>
+      <w:lvlJc w:val="left"/>
+    </w:lvl>
+    <w:lvl w:ilvl="3" w:tplc="FFFFFFFF">
+      <w:numFmt w:val="decimal"/>
+      <w:lvlText w:val=""/>
+      <w:lvlJc w:val="left"/>
+    </w:lvl>
+    <w:lvl w:ilvl="4" w:tplc="FFFFFFFF">
+      <w:numFmt w:val="decimal"/>
+      <w:lvlText w:val=""/>
+      <w:lvlJc w:val="left"/>
+    </w:lvl>
+    <w:lvl w:ilvl="5" w:tplc="FFFFFFFF">
+      <w:numFmt w:val="decimal"/>
+      <w:lvlText w:val=""/>
+      <w:lvlJc w:val="left"/>
+    </w:lvl>
+    <w:lvl w:ilvl="6" w:tplc="FFFFFFFF">
+      <w:numFmt w:val="decimal"/>
+      <w:lvlText w:val=""/>
+      <w:lvlJc w:val="left"/>
+    </w:lvl>
+    <w:lvl w:ilvl="7" w:tplc="FFFFFFFF">
+      <w:numFmt w:val="decimal"/>
+      <w:lvlText w:val=""/>
+      <w:lvlJc w:val="left"/>
+    </w:lvl>
+    <w:lvl w:ilvl="8" w:tplc="FFFFFFFF">
+      <w:numFmt w:val="decimal"/>
+      <w:lvlText w:val=""/>
+      <w:lvlJc w:val="left"/>
+    </w:lvl>
+  </w:abstractNum>
+  <w:abstractNum w:abstractNumId="3" w15:restartNumberingAfterBreak="0">
     <w:nsid w:val="D03A71F4"/>
     <w:multiLevelType w:val="hybridMultilevel"/>
     <w:tmpl w:val="FFFFFFFF"/>
@@ -24146,7 +25730,171 @@
       <w:lvlJc w:val="left"/>
     </w:lvl>
   </w:abstractNum>
-  <w:abstractNum w:abstractNumId="3" w15:restartNumberingAfterBreak="0">
+  <w:abstractNum w:abstractNumId="4" w15:restartNumberingAfterBreak="0">
+    <w:nsid w:val="F41ED196"/>
+    <w:multiLevelType w:val="hybridMultilevel"/>
+    <w:tmpl w:val="FFFFFFFF"/>
+    <w:lvl w:ilvl="0" w:tplc="FFFFFFFF">
+      <w:start w:val="1"/>
+      <w:numFmt w:val="ideographDigital"/>
+      <w:lvlText w:val=""/>
+      <w:lvlJc w:val="left"/>
+    </w:lvl>
+    <w:lvl w:ilvl="1" w:tplc="FFFFFFFF">
+      <w:numFmt w:val="decimal"/>
+      <w:lvlText w:val=""/>
+      <w:lvlJc w:val="left"/>
+    </w:lvl>
+    <w:lvl w:ilvl="2" w:tplc="FFFFFFFF">
+      <w:numFmt w:val="decimal"/>
+      <w:lvlText w:val=""/>
+      <w:lvlJc w:val="left"/>
+    </w:lvl>
+    <w:lvl w:ilvl="3" w:tplc="FFFFFFFF">
+      <w:numFmt w:val="decimal"/>
+      <w:lvlText w:val=""/>
+      <w:lvlJc w:val="left"/>
+    </w:lvl>
+    <w:lvl w:ilvl="4" w:tplc="FFFFFFFF">
+      <w:numFmt w:val="decimal"/>
+      <w:lvlText w:val=""/>
+      <w:lvlJc w:val="left"/>
+    </w:lvl>
+    <w:lvl w:ilvl="5" w:tplc="FFFFFFFF">
+      <w:numFmt w:val="decimal"/>
+      <w:lvlText w:val=""/>
+      <w:lvlJc w:val="left"/>
+    </w:lvl>
+    <w:lvl w:ilvl="6" w:tplc="FFFFFFFF">
+      <w:numFmt w:val="decimal"/>
+      <w:lvlText w:val=""/>
+      <w:lvlJc w:val="left"/>
+    </w:lvl>
+    <w:lvl w:ilvl="7" w:tplc="FFFFFFFF">
+      <w:numFmt w:val="decimal"/>
+      <w:lvlText w:val=""/>
+      <w:lvlJc w:val="left"/>
+    </w:lvl>
+    <w:lvl w:ilvl="8" w:tplc="FFFFFFFF">
+      <w:numFmt w:val="decimal"/>
+      <w:lvlText w:val=""/>
+      <w:lvlJc w:val="left"/>
+    </w:lvl>
+  </w:abstractNum>
+  <w:abstractNum w:abstractNumId="5" w15:restartNumberingAfterBreak="0">
+    <w:nsid w:val="01734048"/>
+    <w:multiLevelType w:val="hybridMultilevel"/>
+    <w:tmpl w:val="B1744AA6"/>
+    <w:lvl w:ilvl="0" w:tplc="04090001">
+      <w:start w:val="1"/>
+      <w:numFmt w:val="bullet"/>
+      <w:lvlText w:val=""/>
+      <w:lvlJc w:val="left"/>
+      <w:pPr>
+        <w:ind w:left="720" w:hanging="360"/>
+      </w:pPr>
+      <w:rPr>
+        <w:rFonts w:ascii="Symbol" w:hAnsi="Symbol" w:hint="default"/>
+      </w:rPr>
+    </w:lvl>
+    <w:lvl w:ilvl="1" w:tplc="04090003" w:tentative="1">
+      <w:start w:val="1"/>
+      <w:numFmt w:val="bullet"/>
+      <w:lvlText w:val="o"/>
+      <w:lvlJc w:val="left"/>
+      <w:pPr>
+        <w:ind w:left="1440" w:hanging="360"/>
+      </w:pPr>
+      <w:rPr>
+        <w:rFonts w:ascii="Courier New" w:hAnsi="Courier New" w:cs="Courier New" w:hint="default"/>
+      </w:rPr>
+    </w:lvl>
+    <w:lvl w:ilvl="2" w:tplc="04090005" w:tentative="1">
+      <w:start w:val="1"/>
+      <w:numFmt w:val="bullet"/>
+      <w:lvlText w:val=""/>
+      <w:lvlJc w:val="left"/>
+      <w:pPr>
+        <w:ind w:left="2160" w:hanging="360"/>
+      </w:pPr>
+      <w:rPr>
+        <w:rFonts w:ascii="Wingdings" w:hAnsi="Wingdings" w:hint="default"/>
+      </w:rPr>
+    </w:lvl>
+    <w:lvl w:ilvl="3" w:tplc="04090001" w:tentative="1">
+      <w:start w:val="1"/>
+      <w:numFmt w:val="bullet"/>
+      <w:lvlText w:val=""/>
+      <w:lvlJc w:val="left"/>
+      <w:pPr>
+        <w:ind w:left="2880" w:hanging="360"/>
+      </w:pPr>
+      <w:rPr>
+        <w:rFonts w:ascii="Symbol" w:hAnsi="Symbol" w:hint="default"/>
+      </w:rPr>
+    </w:lvl>
+    <w:lvl w:ilvl="4" w:tplc="04090003" w:tentative="1">
+      <w:start w:val="1"/>
+      <w:numFmt w:val="bullet"/>
+      <w:lvlText w:val="o"/>
+      <w:lvlJc w:val="left"/>
+      <w:pPr>
+        <w:ind w:left="3600" w:hanging="360"/>
+      </w:pPr>
+      <w:rPr>
+        <w:rFonts w:ascii="Courier New" w:hAnsi="Courier New" w:cs="Courier New" w:hint="default"/>
+      </w:rPr>
+    </w:lvl>
+    <w:lvl w:ilvl="5" w:tplc="04090005" w:tentative="1">
+      <w:start w:val="1"/>
+      <w:numFmt w:val="bullet"/>
+      <w:lvlText w:val=""/>
+      <w:lvlJc w:val="left"/>
+      <w:pPr>
+        <w:ind w:left="4320" w:hanging="360"/>
+      </w:pPr>
+      <w:rPr>
+        <w:rFonts w:ascii="Wingdings" w:hAnsi="Wingdings" w:hint="default"/>
+      </w:rPr>
+    </w:lvl>
+    <w:lvl w:ilvl="6" w:tplc="04090001" w:tentative="1">
+      <w:start w:val="1"/>
+      <w:numFmt w:val="bullet"/>
+      <w:lvlText w:val=""/>
+      <w:lvlJc w:val="left"/>
+      <w:pPr>
+        <w:ind w:left="5040" w:hanging="360"/>
+      </w:pPr>
+      <w:rPr>
+        <w:rFonts w:ascii="Symbol" w:hAnsi="Symbol" w:hint="default"/>
+      </w:rPr>
+    </w:lvl>
+    <w:lvl w:ilvl="7" w:tplc="04090003" w:tentative="1">
+      <w:start w:val="1"/>
+      <w:numFmt w:val="bullet"/>
+      <w:lvlText w:val="o"/>
+      <w:lvlJc w:val="left"/>
+      <w:pPr>
+        <w:ind w:left="5760" w:hanging="360"/>
+      </w:pPr>
+      <w:rPr>
+        <w:rFonts w:ascii="Courier New" w:hAnsi="Courier New" w:cs="Courier New" w:hint="default"/>
+      </w:rPr>
+    </w:lvl>
+    <w:lvl w:ilvl="8" w:tplc="04090005" w:tentative="1">
+      <w:start w:val="1"/>
+      <w:numFmt w:val="bullet"/>
+      <w:lvlText w:val=""/>
+      <w:lvlJc w:val="left"/>
+      <w:pPr>
+        <w:ind w:left="6480" w:hanging="360"/>
+      </w:pPr>
+      <w:rPr>
+        <w:rFonts w:ascii="Wingdings" w:hAnsi="Wingdings" w:hint="default"/>
+      </w:rPr>
+    </w:lvl>
+  </w:abstractNum>
+  <w:abstractNum w:abstractNumId="6" w15:restartNumberingAfterBreak="0">
     <w:nsid w:val="04991035"/>
     <w:multiLevelType w:val="multilevel"/>
     <w:tmpl w:val="07CC6F82"/>
@@ -24295,7 +26043,7 @@
       </w:rPr>
     </w:lvl>
   </w:abstractNum>
-  <w:abstractNum w:abstractNumId="4" w15:restartNumberingAfterBreak="0">
+  <w:abstractNum w:abstractNumId="7" w15:restartNumberingAfterBreak="0">
     <w:nsid w:val="09AA6E52"/>
     <w:multiLevelType w:val="hybridMultilevel"/>
     <w:tmpl w:val="FFF628CE"/>
@@ -24408,7 +26156,7 @@
       </w:rPr>
     </w:lvl>
   </w:abstractNum>
-  <w:abstractNum w:abstractNumId="5" w15:restartNumberingAfterBreak="0">
+  <w:abstractNum w:abstractNumId="8" w15:restartNumberingAfterBreak="0">
     <w:nsid w:val="0E7676D5"/>
     <w:multiLevelType w:val="hybridMultilevel"/>
     <w:tmpl w:val="174AF1CE"/>
@@ -24520,7 +26268,7 @@
       </w:rPr>
     </w:lvl>
   </w:abstractNum>
-  <w:abstractNum w:abstractNumId="6" w15:restartNumberingAfterBreak="0">
+  <w:abstractNum w:abstractNumId="9" w15:restartNumberingAfterBreak="0">
     <w:nsid w:val="10BF1EA1"/>
     <w:multiLevelType w:val="multilevel"/>
     <w:tmpl w:val="9196D4A6"/>
@@ -24669,7 +26417,7 @@
       </w:rPr>
     </w:lvl>
   </w:abstractNum>
-  <w:abstractNum w:abstractNumId="7" w15:restartNumberingAfterBreak="0">
+  <w:abstractNum w:abstractNumId="10" w15:restartNumberingAfterBreak="0">
     <w:nsid w:val="10C344A1"/>
     <w:multiLevelType w:val="multilevel"/>
     <w:tmpl w:val="112E67F4"/>
@@ -24818,7 +26566,7 @@
       </w:rPr>
     </w:lvl>
   </w:abstractNum>
-  <w:abstractNum w:abstractNumId="8" w15:restartNumberingAfterBreak="0">
+  <w:abstractNum w:abstractNumId="11" w15:restartNumberingAfterBreak="0">
     <w:nsid w:val="16852721"/>
     <w:multiLevelType w:val="multilevel"/>
     <w:tmpl w:val="BE50A554"/>
@@ -24967,7 +26715,7 @@
       </w:rPr>
     </w:lvl>
   </w:abstractNum>
-  <w:abstractNum w:abstractNumId="9" w15:restartNumberingAfterBreak="0">
+  <w:abstractNum w:abstractNumId="12" w15:restartNumberingAfterBreak="0">
     <w:nsid w:val="18436D8A"/>
     <w:multiLevelType w:val="multilevel"/>
     <w:tmpl w:val="4DA2D6A2"/>
@@ -25116,7 +26864,7 @@
       </w:rPr>
     </w:lvl>
   </w:abstractNum>
-  <w:abstractNum w:abstractNumId="10" w15:restartNumberingAfterBreak="0">
+  <w:abstractNum w:abstractNumId="13" w15:restartNumberingAfterBreak="0">
     <w:nsid w:val="1BE015B9"/>
     <w:multiLevelType w:val="multilevel"/>
     <w:tmpl w:val="3A984B9E"/>
@@ -25265,7 +27013,7 @@
       </w:rPr>
     </w:lvl>
   </w:abstractNum>
-  <w:abstractNum w:abstractNumId="11" w15:restartNumberingAfterBreak="0">
+  <w:abstractNum w:abstractNumId="14" w15:restartNumberingAfterBreak="0">
     <w:nsid w:val="1FCD4467"/>
     <w:multiLevelType w:val="multilevel"/>
     <w:tmpl w:val="D138062C"/>
@@ -25414,7 +27162,7 @@
       </w:rPr>
     </w:lvl>
   </w:abstractNum>
-  <w:abstractNum w:abstractNumId="12" w15:restartNumberingAfterBreak="0">
+  <w:abstractNum w:abstractNumId="15" w15:restartNumberingAfterBreak="0">
     <w:nsid w:val="20F80A41"/>
     <w:multiLevelType w:val="multilevel"/>
     <w:tmpl w:val="34225D2E"/>
@@ -25563,7 +27311,7 @@
       </w:rPr>
     </w:lvl>
   </w:abstractNum>
-  <w:abstractNum w:abstractNumId="13" w15:restartNumberingAfterBreak="0">
+  <w:abstractNum w:abstractNumId="16" w15:restartNumberingAfterBreak="0">
     <w:nsid w:val="21CD5E73"/>
     <w:multiLevelType w:val="hybridMultilevel"/>
     <w:tmpl w:val="4E4C48BC"/>
@@ -25676,7 +27424,7 @@
       </w:rPr>
     </w:lvl>
   </w:abstractNum>
-  <w:abstractNum w:abstractNumId="14" w15:restartNumberingAfterBreak="0">
+  <w:abstractNum w:abstractNumId="17" w15:restartNumberingAfterBreak="0">
     <w:nsid w:val="22135834"/>
     <w:multiLevelType w:val="multilevel"/>
     <w:tmpl w:val="051EBBFA"/>
@@ -25825,7 +27573,7 @@
       </w:rPr>
     </w:lvl>
   </w:abstractNum>
-  <w:abstractNum w:abstractNumId="15" w15:restartNumberingAfterBreak="0">
+  <w:abstractNum w:abstractNumId="18" w15:restartNumberingAfterBreak="0">
     <w:nsid w:val="23885B4B"/>
     <w:multiLevelType w:val="multilevel"/>
     <w:tmpl w:val="4D9227A2"/>
@@ -25974,7 +27722,120 @@
       </w:rPr>
     </w:lvl>
   </w:abstractNum>
-  <w:abstractNum w:abstractNumId="16" w15:restartNumberingAfterBreak="0">
+  <w:abstractNum w:abstractNumId="19" w15:restartNumberingAfterBreak="0">
+    <w:nsid w:val="2A9F5985"/>
+    <w:multiLevelType w:val="hybridMultilevel"/>
+    <w:tmpl w:val="1BB671E4"/>
+    <w:lvl w:ilvl="0" w:tplc="04090001">
+      <w:start w:val="1"/>
+      <w:numFmt w:val="bullet"/>
+      <w:lvlText w:val=""/>
+      <w:lvlJc w:val="left"/>
+      <w:pPr>
+        <w:ind w:left="720" w:hanging="360"/>
+      </w:pPr>
+      <w:rPr>
+        <w:rFonts w:ascii="Symbol" w:hAnsi="Symbol" w:hint="default"/>
+      </w:rPr>
+    </w:lvl>
+    <w:lvl w:ilvl="1" w:tplc="04090003" w:tentative="1">
+      <w:start w:val="1"/>
+      <w:numFmt w:val="bullet"/>
+      <w:lvlText w:val="o"/>
+      <w:lvlJc w:val="left"/>
+      <w:pPr>
+        <w:ind w:left="1440" w:hanging="360"/>
+      </w:pPr>
+      <w:rPr>
+        <w:rFonts w:ascii="Courier New" w:hAnsi="Courier New" w:cs="Courier New" w:hint="default"/>
+      </w:rPr>
+    </w:lvl>
+    <w:lvl w:ilvl="2" w:tplc="04090005" w:tentative="1">
+      <w:start w:val="1"/>
+      <w:numFmt w:val="bullet"/>
+      <w:lvlText w:val=""/>
+      <w:lvlJc w:val="left"/>
+      <w:pPr>
+        <w:ind w:left="2160" w:hanging="360"/>
+      </w:pPr>
+      <w:rPr>
+        <w:rFonts w:ascii="Wingdings" w:hAnsi="Wingdings" w:hint="default"/>
+      </w:rPr>
+    </w:lvl>
+    <w:lvl w:ilvl="3" w:tplc="04090001" w:tentative="1">
+      <w:start w:val="1"/>
+      <w:numFmt w:val="bullet"/>
+      <w:lvlText w:val=""/>
+      <w:lvlJc w:val="left"/>
+      <w:pPr>
+        <w:ind w:left="2880" w:hanging="360"/>
+      </w:pPr>
+      <w:rPr>
+        <w:rFonts w:ascii="Symbol" w:hAnsi="Symbol" w:hint="default"/>
+      </w:rPr>
+    </w:lvl>
+    <w:lvl w:ilvl="4" w:tplc="04090003" w:tentative="1">
+      <w:start w:val="1"/>
+      <w:numFmt w:val="bullet"/>
+      <w:lvlText w:val="o"/>
+      <w:lvlJc w:val="left"/>
+      <w:pPr>
+        <w:ind w:left="3600" w:hanging="360"/>
+      </w:pPr>
+      <w:rPr>
+        <w:rFonts w:ascii="Courier New" w:hAnsi="Courier New" w:cs="Courier New" w:hint="default"/>
+      </w:rPr>
+    </w:lvl>
+    <w:lvl w:ilvl="5" w:tplc="04090005" w:tentative="1">
+      <w:start w:val="1"/>
+      <w:numFmt w:val="bullet"/>
+      <w:lvlText w:val=""/>
+      <w:lvlJc w:val="left"/>
+      <w:pPr>
+        <w:ind w:left="4320" w:hanging="360"/>
+      </w:pPr>
+      <w:rPr>
+        <w:rFonts w:ascii="Wingdings" w:hAnsi="Wingdings" w:hint="default"/>
+      </w:rPr>
+    </w:lvl>
+    <w:lvl w:ilvl="6" w:tplc="04090001" w:tentative="1">
+      <w:start w:val="1"/>
+      <w:numFmt w:val="bullet"/>
+      <w:lvlText w:val=""/>
+      <w:lvlJc w:val="left"/>
+      <w:pPr>
+        <w:ind w:left="5040" w:hanging="360"/>
+      </w:pPr>
+      <w:rPr>
+        <w:rFonts w:ascii="Symbol" w:hAnsi="Symbol" w:hint="default"/>
+      </w:rPr>
+    </w:lvl>
+    <w:lvl w:ilvl="7" w:tplc="04090003" w:tentative="1">
+      <w:start w:val="1"/>
+      <w:numFmt w:val="bullet"/>
+      <w:lvlText w:val="o"/>
+      <w:lvlJc w:val="left"/>
+      <w:pPr>
+        <w:ind w:left="5760" w:hanging="360"/>
+      </w:pPr>
+      <w:rPr>
+        <w:rFonts w:ascii="Courier New" w:hAnsi="Courier New" w:cs="Courier New" w:hint="default"/>
+      </w:rPr>
+    </w:lvl>
+    <w:lvl w:ilvl="8" w:tplc="04090005" w:tentative="1">
+      <w:start w:val="1"/>
+      <w:numFmt w:val="bullet"/>
+      <w:lvlText w:val=""/>
+      <w:lvlJc w:val="left"/>
+      <w:pPr>
+        <w:ind w:left="6480" w:hanging="360"/>
+      </w:pPr>
+      <w:rPr>
+        <w:rFonts w:ascii="Wingdings" w:hAnsi="Wingdings" w:hint="default"/>
+      </w:rPr>
+    </w:lvl>
+  </w:abstractNum>
+  <w:abstractNum w:abstractNumId="20" w15:restartNumberingAfterBreak="0">
     <w:nsid w:val="2AF77CBF"/>
     <w:multiLevelType w:val="multilevel"/>
     <w:tmpl w:val="FE7EC02E"/>
@@ -26123,7 +27984,7 @@
       </w:rPr>
     </w:lvl>
   </w:abstractNum>
-  <w:abstractNum w:abstractNumId="17" w15:restartNumberingAfterBreak="0">
+  <w:abstractNum w:abstractNumId="21" w15:restartNumberingAfterBreak="0">
     <w:nsid w:val="2D0B3C44"/>
     <w:multiLevelType w:val="multilevel"/>
     <w:tmpl w:val="6376006C"/>
@@ -26272,7 +28133,7 @@
       </w:rPr>
     </w:lvl>
   </w:abstractNum>
-  <w:abstractNum w:abstractNumId="18" w15:restartNumberingAfterBreak="0">
+  <w:abstractNum w:abstractNumId="22" w15:restartNumberingAfterBreak="0">
     <w:nsid w:val="2FB87079"/>
     <w:multiLevelType w:val="hybridMultilevel"/>
     <w:tmpl w:val="691E01F4"/>
@@ -26385,7 +28246,7 @@
       </w:rPr>
     </w:lvl>
   </w:abstractNum>
-  <w:abstractNum w:abstractNumId="19" w15:restartNumberingAfterBreak="0">
+  <w:abstractNum w:abstractNumId="23" w15:restartNumberingAfterBreak="0">
     <w:nsid w:val="30D17A4D"/>
     <w:multiLevelType w:val="multilevel"/>
     <w:tmpl w:val="43D847F4"/>
@@ -26530,7 +28391,7 @@
       </w:rPr>
     </w:lvl>
   </w:abstractNum>
-  <w:abstractNum w:abstractNumId="20" w15:restartNumberingAfterBreak="0">
+  <w:abstractNum w:abstractNumId="24" w15:restartNumberingAfterBreak="0">
     <w:nsid w:val="339B76D1"/>
     <w:multiLevelType w:val="multilevel"/>
     <w:tmpl w:val="FE3E4168"/>
@@ -26679,7 +28540,7 @@
       </w:rPr>
     </w:lvl>
   </w:abstractNum>
-  <w:abstractNum w:abstractNumId="21" w15:restartNumberingAfterBreak="0">
+  <w:abstractNum w:abstractNumId="25" w15:restartNumberingAfterBreak="0">
     <w:nsid w:val="34997FE0"/>
     <w:multiLevelType w:val="multilevel"/>
     <w:tmpl w:val="37286DAC"/>
@@ -26828,7 +28689,120 @@
       </w:rPr>
     </w:lvl>
   </w:abstractNum>
-  <w:abstractNum w:abstractNumId="22" w15:restartNumberingAfterBreak="0">
+  <w:abstractNum w:abstractNumId="26" w15:restartNumberingAfterBreak="0">
+    <w:nsid w:val="349E614C"/>
+    <w:multiLevelType w:val="hybridMultilevel"/>
+    <w:tmpl w:val="BE72A984"/>
+    <w:lvl w:ilvl="0" w:tplc="04090001">
+      <w:start w:val="1"/>
+      <w:numFmt w:val="bullet"/>
+      <w:lvlText w:val=""/>
+      <w:lvlJc w:val="left"/>
+      <w:pPr>
+        <w:ind w:left="720" w:hanging="360"/>
+      </w:pPr>
+      <w:rPr>
+        <w:rFonts w:ascii="Symbol" w:hAnsi="Symbol" w:hint="default"/>
+      </w:rPr>
+    </w:lvl>
+    <w:lvl w:ilvl="1" w:tplc="04090003" w:tentative="1">
+      <w:start w:val="1"/>
+      <w:numFmt w:val="bullet"/>
+      <w:lvlText w:val="o"/>
+      <w:lvlJc w:val="left"/>
+      <w:pPr>
+        <w:ind w:left="1440" w:hanging="360"/>
+      </w:pPr>
+      <w:rPr>
+        <w:rFonts w:ascii="Courier New" w:hAnsi="Courier New" w:cs="Courier New" w:hint="default"/>
+      </w:rPr>
+    </w:lvl>
+    <w:lvl w:ilvl="2" w:tplc="04090005" w:tentative="1">
+      <w:start w:val="1"/>
+      <w:numFmt w:val="bullet"/>
+      <w:lvlText w:val=""/>
+      <w:lvlJc w:val="left"/>
+      <w:pPr>
+        <w:ind w:left="2160" w:hanging="360"/>
+      </w:pPr>
+      <w:rPr>
+        <w:rFonts w:ascii="Wingdings" w:hAnsi="Wingdings" w:hint="default"/>
+      </w:rPr>
+    </w:lvl>
+    <w:lvl w:ilvl="3" w:tplc="04090001" w:tentative="1">
+      <w:start w:val="1"/>
+      <w:numFmt w:val="bullet"/>
+      <w:lvlText w:val=""/>
+      <w:lvlJc w:val="left"/>
+      <w:pPr>
+        <w:ind w:left="2880" w:hanging="360"/>
+      </w:pPr>
+      <w:rPr>
+        <w:rFonts w:ascii="Symbol" w:hAnsi="Symbol" w:hint="default"/>
+      </w:rPr>
+    </w:lvl>
+    <w:lvl w:ilvl="4" w:tplc="04090003" w:tentative="1">
+      <w:start w:val="1"/>
+      <w:numFmt w:val="bullet"/>
+      <w:lvlText w:val="o"/>
+      <w:lvlJc w:val="left"/>
+      <w:pPr>
+        <w:ind w:left="3600" w:hanging="360"/>
+      </w:pPr>
+      <w:rPr>
+        <w:rFonts w:ascii="Courier New" w:hAnsi="Courier New" w:cs="Courier New" w:hint="default"/>
+      </w:rPr>
+    </w:lvl>
+    <w:lvl w:ilvl="5" w:tplc="04090005" w:tentative="1">
+      <w:start w:val="1"/>
+      <w:numFmt w:val="bullet"/>
+      <w:lvlText w:val=""/>
+      <w:lvlJc w:val="left"/>
+      <w:pPr>
+        <w:ind w:left="4320" w:hanging="360"/>
+      </w:pPr>
+      <w:rPr>
+        <w:rFonts w:ascii="Wingdings" w:hAnsi="Wingdings" w:hint="default"/>
+      </w:rPr>
+    </w:lvl>
+    <w:lvl w:ilvl="6" w:tplc="04090001" w:tentative="1">
+      <w:start w:val="1"/>
+      <w:numFmt w:val="bullet"/>
+      <w:lvlText w:val=""/>
+      <w:lvlJc w:val="left"/>
+      <w:pPr>
+        <w:ind w:left="5040" w:hanging="360"/>
+      </w:pPr>
+      <w:rPr>
+        <w:rFonts w:ascii="Symbol" w:hAnsi="Symbol" w:hint="default"/>
+      </w:rPr>
+    </w:lvl>
+    <w:lvl w:ilvl="7" w:tplc="04090003" w:tentative="1">
+      <w:start w:val="1"/>
+      <w:numFmt w:val="bullet"/>
+      <w:lvlText w:val="o"/>
+      <w:lvlJc w:val="left"/>
+      <w:pPr>
+        <w:ind w:left="5760" w:hanging="360"/>
+      </w:pPr>
+      <w:rPr>
+        <w:rFonts w:ascii="Courier New" w:hAnsi="Courier New" w:cs="Courier New" w:hint="default"/>
+      </w:rPr>
+    </w:lvl>
+    <w:lvl w:ilvl="8" w:tplc="04090005" w:tentative="1">
+      <w:start w:val="1"/>
+      <w:numFmt w:val="bullet"/>
+      <w:lvlText w:val=""/>
+      <w:lvlJc w:val="left"/>
+      <w:pPr>
+        <w:ind w:left="6480" w:hanging="360"/>
+      </w:pPr>
+      <w:rPr>
+        <w:rFonts w:ascii="Wingdings" w:hAnsi="Wingdings" w:hint="default"/>
+      </w:rPr>
+    </w:lvl>
+  </w:abstractNum>
+  <w:abstractNum w:abstractNumId="27" w15:restartNumberingAfterBreak="0">
     <w:nsid w:val="3CBF39B0"/>
     <w:multiLevelType w:val="multilevel"/>
     <w:tmpl w:val="A37A04E2"/>
@@ -26977,7 +28951,7 @@
       </w:rPr>
     </w:lvl>
   </w:abstractNum>
-  <w:abstractNum w:abstractNumId="23" w15:restartNumberingAfterBreak="0">
+  <w:abstractNum w:abstractNumId="28" w15:restartNumberingAfterBreak="0">
     <w:nsid w:val="3F3807CB"/>
     <w:multiLevelType w:val="multilevel"/>
     <w:tmpl w:val="39C6D524"/>
@@ -27126,7 +29100,7 @@
       </w:rPr>
     </w:lvl>
   </w:abstractNum>
-  <w:abstractNum w:abstractNumId="24" w15:restartNumberingAfterBreak="0">
+  <w:abstractNum w:abstractNumId="29" w15:restartNumberingAfterBreak="0">
     <w:nsid w:val="3FB42BC7"/>
     <w:multiLevelType w:val="hybridMultilevel"/>
     <w:tmpl w:val="386CD190"/>
@@ -27239,7 +29213,7 @@
       </w:rPr>
     </w:lvl>
   </w:abstractNum>
-  <w:abstractNum w:abstractNumId="25" w15:restartNumberingAfterBreak="0">
+  <w:abstractNum w:abstractNumId="30" w15:restartNumberingAfterBreak="0">
     <w:nsid w:val="4563300C"/>
     <w:multiLevelType w:val="multilevel"/>
     <w:tmpl w:val="EA149940"/>
@@ -27388,7 +29362,7 @@
       </w:rPr>
     </w:lvl>
   </w:abstractNum>
-  <w:abstractNum w:abstractNumId="26" w15:restartNumberingAfterBreak="0">
+  <w:abstractNum w:abstractNumId="31" w15:restartNumberingAfterBreak="0">
     <w:nsid w:val="45E80F8F"/>
     <w:multiLevelType w:val="multilevel"/>
     <w:tmpl w:val="3BC8CC48"/>
@@ -27537,7 +29511,7 @@
       </w:rPr>
     </w:lvl>
   </w:abstractNum>
-  <w:abstractNum w:abstractNumId="27" w15:restartNumberingAfterBreak="0">
+  <w:abstractNum w:abstractNumId="32" w15:restartNumberingAfterBreak="0">
     <w:nsid w:val="46FD0CD9"/>
     <w:multiLevelType w:val="multilevel"/>
     <w:tmpl w:val="3AA4106C"/>
@@ -27650,7 +29624,7 @@
       </w:pPr>
     </w:lvl>
   </w:abstractNum>
-  <w:abstractNum w:abstractNumId="28" w15:restartNumberingAfterBreak="0">
+  <w:abstractNum w:abstractNumId="33" w15:restartNumberingAfterBreak="0">
     <w:nsid w:val="4AD468E3"/>
     <w:multiLevelType w:val="multilevel"/>
     <w:tmpl w:val="13BC5CA4"/>
@@ -27799,7 +29773,7 @@
       </w:rPr>
     </w:lvl>
   </w:abstractNum>
-  <w:abstractNum w:abstractNumId="29" w15:restartNumberingAfterBreak="0">
+  <w:abstractNum w:abstractNumId="34" w15:restartNumberingAfterBreak="0">
     <w:nsid w:val="4ADD4019"/>
     <w:multiLevelType w:val="multilevel"/>
     <w:tmpl w:val="9FFAD752"/>
@@ -27948,7 +29922,7 @@
       </w:rPr>
     </w:lvl>
   </w:abstractNum>
-  <w:abstractNum w:abstractNumId="30" w15:restartNumberingAfterBreak="0">
+  <w:abstractNum w:abstractNumId="35" w15:restartNumberingAfterBreak="0">
     <w:nsid w:val="4C983906"/>
     <w:multiLevelType w:val="multilevel"/>
     <w:tmpl w:val="BF0CAD24"/>
@@ -28097,7 +30071,7 @@
       </w:rPr>
     </w:lvl>
   </w:abstractNum>
-  <w:abstractNum w:abstractNumId="31" w15:restartNumberingAfterBreak="0">
+  <w:abstractNum w:abstractNumId="36" w15:restartNumberingAfterBreak="0">
     <w:nsid w:val="4CF765A3"/>
     <w:multiLevelType w:val="multilevel"/>
     <w:tmpl w:val="EA101CD2"/>
@@ -28246,7 +30220,120 @@
       </w:rPr>
     </w:lvl>
   </w:abstractNum>
-  <w:abstractNum w:abstractNumId="32" w15:restartNumberingAfterBreak="0">
+  <w:abstractNum w:abstractNumId="37" w15:restartNumberingAfterBreak="0">
+    <w:nsid w:val="55C81284"/>
+    <w:multiLevelType w:val="hybridMultilevel"/>
+    <w:tmpl w:val="E77AF874"/>
+    <w:lvl w:ilvl="0" w:tplc="04090001">
+      <w:start w:val="1"/>
+      <w:numFmt w:val="bullet"/>
+      <w:lvlText w:val=""/>
+      <w:lvlJc w:val="left"/>
+      <w:pPr>
+        <w:ind w:left="720" w:hanging="360"/>
+      </w:pPr>
+      <w:rPr>
+        <w:rFonts w:ascii="Symbol" w:hAnsi="Symbol" w:hint="default"/>
+      </w:rPr>
+    </w:lvl>
+    <w:lvl w:ilvl="1" w:tplc="04090003" w:tentative="1">
+      <w:start w:val="1"/>
+      <w:numFmt w:val="bullet"/>
+      <w:lvlText w:val="o"/>
+      <w:lvlJc w:val="left"/>
+      <w:pPr>
+        <w:ind w:left="1440" w:hanging="360"/>
+      </w:pPr>
+      <w:rPr>
+        <w:rFonts w:ascii="Courier New" w:hAnsi="Courier New" w:cs="Courier New" w:hint="default"/>
+      </w:rPr>
+    </w:lvl>
+    <w:lvl w:ilvl="2" w:tplc="04090005" w:tentative="1">
+      <w:start w:val="1"/>
+      <w:numFmt w:val="bullet"/>
+      <w:lvlText w:val=""/>
+      <w:lvlJc w:val="left"/>
+      <w:pPr>
+        <w:ind w:left="2160" w:hanging="360"/>
+      </w:pPr>
+      <w:rPr>
+        <w:rFonts w:ascii="Wingdings" w:hAnsi="Wingdings" w:hint="default"/>
+      </w:rPr>
+    </w:lvl>
+    <w:lvl w:ilvl="3" w:tplc="04090001" w:tentative="1">
+      <w:start w:val="1"/>
+      <w:numFmt w:val="bullet"/>
+      <w:lvlText w:val=""/>
+      <w:lvlJc w:val="left"/>
+      <w:pPr>
+        <w:ind w:left="2880" w:hanging="360"/>
+      </w:pPr>
+      <w:rPr>
+        <w:rFonts w:ascii="Symbol" w:hAnsi="Symbol" w:hint="default"/>
+      </w:rPr>
+    </w:lvl>
+    <w:lvl w:ilvl="4" w:tplc="04090003" w:tentative="1">
+      <w:start w:val="1"/>
+      <w:numFmt w:val="bullet"/>
+      <w:lvlText w:val="o"/>
+      <w:lvlJc w:val="left"/>
+      <w:pPr>
+        <w:ind w:left="3600" w:hanging="360"/>
+      </w:pPr>
+      <w:rPr>
+        <w:rFonts w:ascii="Courier New" w:hAnsi="Courier New" w:cs="Courier New" w:hint="default"/>
+      </w:rPr>
+    </w:lvl>
+    <w:lvl w:ilvl="5" w:tplc="04090005" w:tentative="1">
+      <w:start w:val="1"/>
+      <w:numFmt w:val="bullet"/>
+      <w:lvlText w:val=""/>
+      <w:lvlJc w:val="left"/>
+      <w:pPr>
+        <w:ind w:left="4320" w:hanging="360"/>
+      </w:pPr>
+      <w:rPr>
+        <w:rFonts w:ascii="Wingdings" w:hAnsi="Wingdings" w:hint="default"/>
+      </w:rPr>
+    </w:lvl>
+    <w:lvl w:ilvl="6" w:tplc="04090001" w:tentative="1">
+      <w:start w:val="1"/>
+      <w:numFmt w:val="bullet"/>
+      <w:lvlText w:val=""/>
+      <w:lvlJc w:val="left"/>
+      <w:pPr>
+        <w:ind w:left="5040" w:hanging="360"/>
+      </w:pPr>
+      <w:rPr>
+        <w:rFonts w:ascii="Symbol" w:hAnsi="Symbol" w:hint="default"/>
+      </w:rPr>
+    </w:lvl>
+    <w:lvl w:ilvl="7" w:tplc="04090003" w:tentative="1">
+      <w:start w:val="1"/>
+      <w:numFmt w:val="bullet"/>
+      <w:lvlText w:val="o"/>
+      <w:lvlJc w:val="left"/>
+      <w:pPr>
+        <w:ind w:left="5760" w:hanging="360"/>
+      </w:pPr>
+      <w:rPr>
+        <w:rFonts w:ascii="Courier New" w:hAnsi="Courier New" w:cs="Courier New" w:hint="default"/>
+      </w:rPr>
+    </w:lvl>
+    <w:lvl w:ilvl="8" w:tplc="04090005" w:tentative="1">
+      <w:start w:val="1"/>
+      <w:numFmt w:val="bullet"/>
+      <w:lvlText w:val=""/>
+      <w:lvlJc w:val="left"/>
+      <w:pPr>
+        <w:ind w:left="6480" w:hanging="360"/>
+      </w:pPr>
+      <w:rPr>
+        <w:rFonts w:ascii="Wingdings" w:hAnsi="Wingdings" w:hint="default"/>
+      </w:rPr>
+    </w:lvl>
+  </w:abstractNum>
+  <w:abstractNum w:abstractNumId="38" w15:restartNumberingAfterBreak="0">
     <w:nsid w:val="57FB0F12"/>
     <w:multiLevelType w:val="multilevel"/>
     <w:tmpl w:val="92F8C3AC"/>
@@ -28395,7 +30482,7 @@
       </w:rPr>
     </w:lvl>
   </w:abstractNum>
-  <w:abstractNum w:abstractNumId="33" w15:restartNumberingAfterBreak="0">
+  <w:abstractNum w:abstractNumId="39" w15:restartNumberingAfterBreak="0">
     <w:nsid w:val="586269B9"/>
     <w:multiLevelType w:val="multilevel"/>
     <w:tmpl w:val="567C65E2"/>
@@ -28512,7 +30599,7 @@
       </w:pPr>
     </w:lvl>
   </w:abstractNum>
-  <w:abstractNum w:abstractNumId="34" w15:restartNumberingAfterBreak="0">
+  <w:abstractNum w:abstractNumId="40" w15:restartNumberingAfterBreak="0">
     <w:nsid w:val="59705A36"/>
     <w:multiLevelType w:val="multilevel"/>
     <w:tmpl w:val="204A2E6A"/>
@@ -28661,7 +30748,7 @@
       </w:rPr>
     </w:lvl>
   </w:abstractNum>
-  <w:abstractNum w:abstractNumId="35" w15:restartNumberingAfterBreak="0">
+  <w:abstractNum w:abstractNumId="41" w15:restartNumberingAfterBreak="0">
     <w:nsid w:val="5E12188B"/>
     <w:multiLevelType w:val="hybridMultilevel"/>
     <w:tmpl w:val="7374A2B0"/>
@@ -28774,10 +30861,123 @@
       </w:rPr>
     </w:lvl>
   </w:abstractNum>
-  <w:abstractNum w:abstractNumId="36" w15:restartNumberingAfterBreak="0">
+  <w:abstractNum w:abstractNumId="42" w15:restartNumberingAfterBreak="0">
+    <w:nsid w:val="5EBC102D"/>
+    <w:multiLevelType w:val="hybridMultilevel"/>
+    <w:tmpl w:val="65F84774"/>
+    <w:lvl w:ilvl="0" w:tplc="04090001">
+      <w:start w:val="1"/>
+      <w:numFmt w:val="bullet"/>
+      <w:lvlText w:val=""/>
+      <w:lvlJc w:val="left"/>
+      <w:pPr>
+        <w:ind w:left="720" w:hanging="360"/>
+      </w:pPr>
+      <w:rPr>
+        <w:rFonts w:ascii="Symbol" w:hAnsi="Symbol" w:hint="default"/>
+      </w:rPr>
+    </w:lvl>
+    <w:lvl w:ilvl="1" w:tplc="04090003" w:tentative="1">
+      <w:start w:val="1"/>
+      <w:numFmt w:val="bullet"/>
+      <w:lvlText w:val="o"/>
+      <w:lvlJc w:val="left"/>
+      <w:pPr>
+        <w:ind w:left="1440" w:hanging="360"/>
+      </w:pPr>
+      <w:rPr>
+        <w:rFonts w:ascii="Courier New" w:hAnsi="Courier New" w:cs="Courier New" w:hint="default"/>
+      </w:rPr>
+    </w:lvl>
+    <w:lvl w:ilvl="2" w:tplc="04090005" w:tentative="1">
+      <w:start w:val="1"/>
+      <w:numFmt w:val="bullet"/>
+      <w:lvlText w:val=""/>
+      <w:lvlJc w:val="left"/>
+      <w:pPr>
+        <w:ind w:left="2160" w:hanging="360"/>
+      </w:pPr>
+      <w:rPr>
+        <w:rFonts w:ascii="Wingdings" w:hAnsi="Wingdings" w:hint="default"/>
+      </w:rPr>
+    </w:lvl>
+    <w:lvl w:ilvl="3" w:tplc="04090001" w:tentative="1">
+      <w:start w:val="1"/>
+      <w:numFmt w:val="bullet"/>
+      <w:lvlText w:val=""/>
+      <w:lvlJc w:val="left"/>
+      <w:pPr>
+        <w:ind w:left="2880" w:hanging="360"/>
+      </w:pPr>
+      <w:rPr>
+        <w:rFonts w:ascii="Symbol" w:hAnsi="Symbol" w:hint="default"/>
+      </w:rPr>
+    </w:lvl>
+    <w:lvl w:ilvl="4" w:tplc="04090003" w:tentative="1">
+      <w:start w:val="1"/>
+      <w:numFmt w:val="bullet"/>
+      <w:lvlText w:val="o"/>
+      <w:lvlJc w:val="left"/>
+      <w:pPr>
+        <w:ind w:left="3600" w:hanging="360"/>
+      </w:pPr>
+      <w:rPr>
+        <w:rFonts w:ascii="Courier New" w:hAnsi="Courier New" w:cs="Courier New" w:hint="default"/>
+      </w:rPr>
+    </w:lvl>
+    <w:lvl w:ilvl="5" w:tplc="04090005" w:tentative="1">
+      <w:start w:val="1"/>
+      <w:numFmt w:val="bullet"/>
+      <w:lvlText w:val=""/>
+      <w:lvlJc w:val="left"/>
+      <w:pPr>
+        <w:ind w:left="4320" w:hanging="360"/>
+      </w:pPr>
+      <w:rPr>
+        <w:rFonts w:ascii="Wingdings" w:hAnsi="Wingdings" w:hint="default"/>
+      </w:rPr>
+    </w:lvl>
+    <w:lvl w:ilvl="6" w:tplc="04090001" w:tentative="1">
+      <w:start w:val="1"/>
+      <w:numFmt w:val="bullet"/>
+      <w:lvlText w:val=""/>
+      <w:lvlJc w:val="left"/>
+      <w:pPr>
+        <w:ind w:left="5040" w:hanging="360"/>
+      </w:pPr>
+      <w:rPr>
+        <w:rFonts w:ascii="Symbol" w:hAnsi="Symbol" w:hint="default"/>
+      </w:rPr>
+    </w:lvl>
+    <w:lvl w:ilvl="7" w:tplc="04090003" w:tentative="1">
+      <w:start w:val="1"/>
+      <w:numFmt w:val="bullet"/>
+      <w:lvlText w:val="o"/>
+      <w:lvlJc w:val="left"/>
+      <w:pPr>
+        <w:ind w:left="5760" w:hanging="360"/>
+      </w:pPr>
+      <w:rPr>
+        <w:rFonts w:ascii="Courier New" w:hAnsi="Courier New" w:cs="Courier New" w:hint="default"/>
+      </w:rPr>
+    </w:lvl>
+    <w:lvl w:ilvl="8" w:tplc="04090005" w:tentative="1">
+      <w:start w:val="1"/>
+      <w:numFmt w:val="bullet"/>
+      <w:lvlText w:val=""/>
+      <w:lvlJc w:val="left"/>
+      <w:pPr>
+        <w:ind w:left="6480" w:hanging="360"/>
+      </w:pPr>
+      <w:rPr>
+        <w:rFonts w:ascii="Wingdings" w:hAnsi="Wingdings" w:hint="default"/>
+      </w:rPr>
+    </w:lvl>
+  </w:abstractNum>
+  <w:abstractNum w:abstractNumId="43" w15:restartNumberingAfterBreak="0">
     <w:nsid w:val="629D72D8"/>
     <w:multiLevelType w:val="multilevel"/>
-    <w:tmpl w:val="2C7884C2"/>
+    <w:tmpl w:val="BD142EFE"/>
     <w:lvl w:ilvl="0">
       <w:start w:val="1"/>
       <w:numFmt w:val="bullet"/>
@@ -28794,6 +30994,264 @@
         <w:sz w:val="20"/>
       </w:rPr>
     </w:lvl>
+    <w:lvl w:ilvl="1">
+      <w:start w:val="1"/>
+      <w:numFmt w:val="decimal"/>
+      <w:lvlText w:val="%2."/>
+      <w:lvlJc w:val="left"/>
+      <w:pPr>
+        <w:ind w:left="1440" w:hanging="360"/>
+      </w:pPr>
+      <w:rPr>
+        <w:rFonts w:hint="default"/>
+      </w:rPr>
+    </w:lvl>
+    <w:lvl w:ilvl="2" w:tentative="1">
+      <w:start w:val="1"/>
+      <w:numFmt w:val="bullet"/>
+      <w:lvlText w:val=""/>
+      <w:lvlJc w:val="left"/>
+      <w:pPr>
+        <w:tabs>
+          <w:tab w:val="num" w:pos="2160"/>
+        </w:tabs>
+        <w:ind w:left="2160" w:hanging="360"/>
+      </w:pPr>
+      <w:rPr>
+        <w:rFonts w:ascii="Wingdings" w:hAnsi="Wingdings" w:hint="default"/>
+        <w:sz w:val="20"/>
+      </w:rPr>
+    </w:lvl>
+    <w:lvl w:ilvl="3" w:tentative="1">
+      <w:start w:val="1"/>
+      <w:numFmt w:val="bullet"/>
+      <w:lvlText w:val=""/>
+      <w:lvlJc w:val="left"/>
+      <w:pPr>
+        <w:tabs>
+          <w:tab w:val="num" w:pos="2880"/>
+        </w:tabs>
+        <w:ind w:left="2880" w:hanging="360"/>
+      </w:pPr>
+      <w:rPr>
+        <w:rFonts w:ascii="Wingdings" w:hAnsi="Wingdings" w:hint="default"/>
+        <w:sz w:val="20"/>
+      </w:rPr>
+    </w:lvl>
+    <w:lvl w:ilvl="4" w:tentative="1">
+      <w:start w:val="1"/>
+      <w:numFmt w:val="bullet"/>
+      <w:lvlText w:val=""/>
+      <w:lvlJc w:val="left"/>
+      <w:pPr>
+        <w:tabs>
+          <w:tab w:val="num" w:pos="3600"/>
+        </w:tabs>
+        <w:ind w:left="3600" w:hanging="360"/>
+      </w:pPr>
+      <w:rPr>
+        <w:rFonts w:ascii="Wingdings" w:hAnsi="Wingdings" w:hint="default"/>
+        <w:sz w:val="20"/>
+      </w:rPr>
+    </w:lvl>
+    <w:lvl w:ilvl="5" w:tentative="1">
+      <w:start w:val="1"/>
+      <w:numFmt w:val="bullet"/>
+      <w:lvlText w:val=""/>
+      <w:lvlJc w:val="left"/>
+      <w:pPr>
+        <w:tabs>
+          <w:tab w:val="num" w:pos="4320"/>
+        </w:tabs>
+        <w:ind w:left="4320" w:hanging="360"/>
+      </w:pPr>
+      <w:rPr>
+        <w:rFonts w:ascii="Wingdings" w:hAnsi="Wingdings" w:hint="default"/>
+        <w:sz w:val="20"/>
+      </w:rPr>
+    </w:lvl>
+    <w:lvl w:ilvl="6" w:tentative="1">
+      <w:start w:val="1"/>
+      <w:numFmt w:val="bullet"/>
+      <w:lvlText w:val=""/>
+      <w:lvlJc w:val="left"/>
+      <w:pPr>
+        <w:tabs>
+          <w:tab w:val="num" w:pos="5040"/>
+        </w:tabs>
+        <w:ind w:left="5040" w:hanging="360"/>
+      </w:pPr>
+      <w:rPr>
+        <w:rFonts w:ascii="Wingdings" w:hAnsi="Wingdings" w:hint="default"/>
+        <w:sz w:val="20"/>
+      </w:rPr>
+    </w:lvl>
+    <w:lvl w:ilvl="7" w:tentative="1">
+      <w:start w:val="1"/>
+      <w:numFmt w:val="bullet"/>
+      <w:lvlText w:val=""/>
+      <w:lvlJc w:val="left"/>
+      <w:pPr>
+        <w:tabs>
+          <w:tab w:val="num" w:pos="5760"/>
+        </w:tabs>
+        <w:ind w:left="5760" w:hanging="360"/>
+      </w:pPr>
+      <w:rPr>
+        <w:rFonts w:ascii="Wingdings" w:hAnsi="Wingdings" w:hint="default"/>
+        <w:sz w:val="20"/>
+      </w:rPr>
+    </w:lvl>
+    <w:lvl w:ilvl="8" w:tentative="1">
+      <w:start w:val="1"/>
+      <w:numFmt w:val="bullet"/>
+      <w:lvlText w:val=""/>
+      <w:lvlJc w:val="left"/>
+      <w:pPr>
+        <w:tabs>
+          <w:tab w:val="num" w:pos="6480"/>
+        </w:tabs>
+        <w:ind w:left="6480" w:hanging="360"/>
+      </w:pPr>
+      <w:rPr>
+        <w:rFonts w:ascii="Wingdings" w:hAnsi="Wingdings" w:hint="default"/>
+        <w:sz w:val="20"/>
+      </w:rPr>
+    </w:lvl>
+  </w:abstractNum>
+  <w:abstractNum w:abstractNumId="44" w15:restartNumberingAfterBreak="0">
+    <w:nsid w:val="650A6A97"/>
+    <w:multiLevelType w:val="hybridMultilevel"/>
+    <w:tmpl w:val="D4A8DD36"/>
+    <w:lvl w:ilvl="0" w:tplc="04090001">
+      <w:start w:val="1"/>
+      <w:numFmt w:val="bullet"/>
+      <w:lvlText w:val=""/>
+      <w:lvlJc w:val="left"/>
+      <w:pPr>
+        <w:ind w:left="720" w:hanging="360"/>
+      </w:pPr>
+      <w:rPr>
+        <w:rFonts w:ascii="Symbol" w:hAnsi="Symbol" w:hint="default"/>
+      </w:rPr>
+    </w:lvl>
+    <w:lvl w:ilvl="1" w:tplc="04090003" w:tentative="1">
+      <w:start w:val="1"/>
+      <w:numFmt w:val="bullet"/>
+      <w:lvlText w:val="o"/>
+      <w:lvlJc w:val="left"/>
+      <w:pPr>
+        <w:ind w:left="1440" w:hanging="360"/>
+      </w:pPr>
+      <w:rPr>
+        <w:rFonts w:ascii="Courier New" w:hAnsi="Courier New" w:cs="Courier New" w:hint="default"/>
+      </w:rPr>
+    </w:lvl>
+    <w:lvl w:ilvl="2" w:tplc="04090005" w:tentative="1">
+      <w:start w:val="1"/>
+      <w:numFmt w:val="bullet"/>
+      <w:lvlText w:val=""/>
+      <w:lvlJc w:val="left"/>
+      <w:pPr>
+        <w:ind w:left="2160" w:hanging="360"/>
+      </w:pPr>
+      <w:rPr>
+        <w:rFonts w:ascii="Wingdings" w:hAnsi="Wingdings" w:hint="default"/>
+      </w:rPr>
+    </w:lvl>
+    <w:lvl w:ilvl="3" w:tplc="04090001" w:tentative="1">
+      <w:start w:val="1"/>
+      <w:numFmt w:val="bullet"/>
+      <w:lvlText w:val=""/>
+      <w:lvlJc w:val="left"/>
+      <w:pPr>
+        <w:ind w:left="2880" w:hanging="360"/>
+      </w:pPr>
+      <w:rPr>
+        <w:rFonts w:ascii="Symbol" w:hAnsi="Symbol" w:hint="default"/>
+      </w:rPr>
+    </w:lvl>
+    <w:lvl w:ilvl="4" w:tplc="04090003" w:tentative="1">
+      <w:start w:val="1"/>
+      <w:numFmt w:val="bullet"/>
+      <w:lvlText w:val="o"/>
+      <w:lvlJc w:val="left"/>
+      <w:pPr>
+        <w:ind w:left="3600" w:hanging="360"/>
+      </w:pPr>
+      <w:rPr>
+        <w:rFonts w:ascii="Courier New" w:hAnsi="Courier New" w:cs="Courier New" w:hint="default"/>
+      </w:rPr>
+    </w:lvl>
+    <w:lvl w:ilvl="5" w:tplc="04090005" w:tentative="1">
+      <w:start w:val="1"/>
+      <w:numFmt w:val="bullet"/>
+      <w:lvlText w:val=""/>
+      <w:lvlJc w:val="left"/>
+      <w:pPr>
+        <w:ind w:left="4320" w:hanging="360"/>
+      </w:pPr>
+      <w:rPr>
+        <w:rFonts w:ascii="Wingdings" w:hAnsi="Wingdings" w:hint="default"/>
+      </w:rPr>
+    </w:lvl>
+    <w:lvl w:ilvl="6" w:tplc="04090001" w:tentative="1">
+      <w:start w:val="1"/>
+      <w:numFmt w:val="bullet"/>
+      <w:lvlText w:val=""/>
+      <w:lvlJc w:val="left"/>
+      <w:pPr>
+        <w:ind w:left="5040" w:hanging="360"/>
+      </w:pPr>
+      <w:rPr>
+        <w:rFonts w:ascii="Symbol" w:hAnsi="Symbol" w:hint="default"/>
+      </w:rPr>
+    </w:lvl>
+    <w:lvl w:ilvl="7" w:tplc="04090003" w:tentative="1">
+      <w:start w:val="1"/>
+      <w:numFmt w:val="bullet"/>
+      <w:lvlText w:val="o"/>
+      <w:lvlJc w:val="left"/>
+      <w:pPr>
+        <w:ind w:left="5760" w:hanging="360"/>
+      </w:pPr>
+      <w:rPr>
+        <w:rFonts w:ascii="Courier New" w:hAnsi="Courier New" w:cs="Courier New" w:hint="default"/>
+      </w:rPr>
+    </w:lvl>
+    <w:lvl w:ilvl="8" w:tplc="04090005" w:tentative="1">
+      <w:start w:val="1"/>
+      <w:numFmt w:val="bullet"/>
+      <w:lvlText w:val=""/>
+      <w:lvlJc w:val="left"/>
+      <w:pPr>
+        <w:ind w:left="6480" w:hanging="360"/>
+      </w:pPr>
+      <w:rPr>
+        <w:rFonts w:ascii="Wingdings" w:hAnsi="Wingdings" w:hint="default"/>
+      </w:rPr>
+    </w:lvl>
+  </w:abstractNum>
+  <w:abstractNum w:abstractNumId="45" w15:restartNumberingAfterBreak="0">
+    <w:nsid w:val="68222871"/>
+    <w:multiLevelType w:val="multilevel"/>
+    <w:tmpl w:val="50B25380"/>
+    <w:lvl w:ilvl="0">
+      <w:start w:val="1"/>
+      <w:numFmt w:val="bullet"/>
+      <w:lvlText w:val=""/>
+      <w:lvlJc w:val="left"/>
+      <w:pPr>
+        <w:tabs>
+          <w:tab w:val="num" w:pos="720"/>
+        </w:tabs>
+        <w:ind w:left="720" w:hanging="360"/>
+      </w:pPr>
+      <w:rPr>
+        <w:rFonts w:ascii="Symbol" w:hAnsi="Symbol" w:hint="default"/>
+        <w:sz w:val="20"/>
+      </w:rPr>
+    </w:lvl>
     <w:lvl w:ilvl="1" w:tentative="1">
       <w:start w:val="1"/>
       <w:numFmt w:val="bullet"/>
@@ -28923,123 +31381,10 @@
       </w:rPr>
     </w:lvl>
   </w:abstractNum>
-  <w:abstractNum w:abstractNumId="37" w15:restartNumberingAfterBreak="0">
-    <w:nsid w:val="650A6A97"/>
-    <w:multiLevelType w:val="hybridMultilevel"/>
-    <w:tmpl w:val="D4A8DD36"/>
-    <w:lvl w:ilvl="0" w:tplc="04090001">
-      <w:start w:val="1"/>
-      <w:numFmt w:val="bullet"/>
-      <w:lvlText w:val=""/>
-      <w:lvlJc w:val="left"/>
-      <w:pPr>
-        <w:ind w:left="720" w:hanging="360"/>
-      </w:pPr>
-      <w:rPr>
-        <w:rFonts w:ascii="Symbol" w:hAnsi="Symbol" w:hint="default"/>
-      </w:rPr>
-    </w:lvl>
-    <w:lvl w:ilvl="1" w:tplc="04090003" w:tentative="1">
-      <w:start w:val="1"/>
-      <w:numFmt w:val="bullet"/>
-      <w:lvlText w:val="o"/>
-      <w:lvlJc w:val="left"/>
-      <w:pPr>
-        <w:ind w:left="1440" w:hanging="360"/>
-      </w:pPr>
-      <w:rPr>
-        <w:rFonts w:ascii="Courier New" w:hAnsi="Courier New" w:cs="Courier New" w:hint="default"/>
-      </w:rPr>
-    </w:lvl>
-    <w:lvl w:ilvl="2" w:tplc="04090005" w:tentative="1">
-      <w:start w:val="1"/>
-      <w:numFmt w:val="bullet"/>
-      <w:lvlText w:val=""/>
-      <w:lvlJc w:val="left"/>
-      <w:pPr>
-        <w:ind w:left="2160" w:hanging="360"/>
-      </w:pPr>
-      <w:rPr>
-        <w:rFonts w:ascii="Wingdings" w:hAnsi="Wingdings" w:hint="default"/>
-      </w:rPr>
-    </w:lvl>
-    <w:lvl w:ilvl="3" w:tplc="04090001" w:tentative="1">
-      <w:start w:val="1"/>
-      <w:numFmt w:val="bullet"/>
-      <w:lvlText w:val=""/>
-      <w:lvlJc w:val="left"/>
-      <w:pPr>
-        <w:ind w:left="2880" w:hanging="360"/>
-      </w:pPr>
-      <w:rPr>
-        <w:rFonts w:ascii="Symbol" w:hAnsi="Symbol" w:hint="default"/>
-      </w:rPr>
-    </w:lvl>
-    <w:lvl w:ilvl="4" w:tplc="04090003" w:tentative="1">
-      <w:start w:val="1"/>
-      <w:numFmt w:val="bullet"/>
-      <w:lvlText w:val="o"/>
-      <w:lvlJc w:val="left"/>
-      <w:pPr>
-        <w:ind w:left="3600" w:hanging="360"/>
-      </w:pPr>
-      <w:rPr>
-        <w:rFonts w:ascii="Courier New" w:hAnsi="Courier New" w:cs="Courier New" w:hint="default"/>
-      </w:rPr>
-    </w:lvl>
-    <w:lvl w:ilvl="5" w:tplc="04090005" w:tentative="1">
-      <w:start w:val="1"/>
-      <w:numFmt w:val="bullet"/>
-      <w:lvlText w:val=""/>
-      <w:lvlJc w:val="left"/>
-      <w:pPr>
-        <w:ind w:left="4320" w:hanging="360"/>
-      </w:pPr>
-      <w:rPr>
-        <w:rFonts w:ascii="Wingdings" w:hAnsi="Wingdings" w:hint="default"/>
-      </w:rPr>
-    </w:lvl>
-    <w:lvl w:ilvl="6" w:tplc="04090001" w:tentative="1">
-      <w:start w:val="1"/>
-      <w:numFmt w:val="bullet"/>
-      <w:lvlText w:val=""/>
-      <w:lvlJc w:val="left"/>
-      <w:pPr>
-        <w:ind w:left="5040" w:hanging="360"/>
-      </w:pPr>
-      <w:rPr>
-        <w:rFonts w:ascii="Symbol" w:hAnsi="Symbol" w:hint="default"/>
-      </w:rPr>
-    </w:lvl>
-    <w:lvl w:ilvl="7" w:tplc="04090003" w:tentative="1">
-      <w:start w:val="1"/>
-      <w:numFmt w:val="bullet"/>
-      <w:lvlText w:val="o"/>
-      <w:lvlJc w:val="left"/>
-      <w:pPr>
-        <w:ind w:left="5760" w:hanging="360"/>
-      </w:pPr>
-      <w:rPr>
-        <w:rFonts w:ascii="Courier New" w:hAnsi="Courier New" w:cs="Courier New" w:hint="default"/>
-      </w:rPr>
-    </w:lvl>
-    <w:lvl w:ilvl="8" w:tplc="04090005" w:tentative="1">
-      <w:start w:val="1"/>
-      <w:numFmt w:val="bullet"/>
-      <w:lvlText w:val=""/>
-      <w:lvlJc w:val="left"/>
-      <w:pPr>
-        <w:ind w:left="6480" w:hanging="360"/>
-      </w:pPr>
-      <w:rPr>
-        <w:rFonts w:ascii="Wingdings" w:hAnsi="Wingdings" w:hint="default"/>
-      </w:rPr>
-    </w:lvl>
-  </w:abstractNum>
-  <w:abstractNum w:abstractNumId="38" w15:restartNumberingAfterBreak="0">
-    <w:nsid w:val="68222871"/>
+  <w:abstractNum w:abstractNumId="46" w15:restartNumberingAfterBreak="0">
+    <w:nsid w:val="689E4E1B"/>
     <w:multiLevelType w:val="multilevel"/>
-    <w:tmpl w:val="50B25380"/>
+    <w:tmpl w:val="5E40190A"/>
     <w:lvl w:ilvl="0">
       <w:start w:val="1"/>
       <w:numFmt w:val="bullet"/>
@@ -29185,10 +31530,236 @@
       </w:rPr>
     </w:lvl>
   </w:abstractNum>
-  <w:abstractNum w:abstractNumId="39" w15:restartNumberingAfterBreak="0">
-    <w:nsid w:val="689E4E1B"/>
+  <w:abstractNum w:abstractNumId="47" w15:restartNumberingAfterBreak="0">
+    <w:nsid w:val="6C350E1F"/>
+    <w:multiLevelType w:val="hybridMultilevel"/>
+    <w:tmpl w:val="F93409C2"/>
+    <w:lvl w:ilvl="0" w:tplc="04090001">
+      <w:start w:val="1"/>
+      <w:numFmt w:val="bullet"/>
+      <w:lvlText w:val=""/>
+      <w:lvlJc w:val="left"/>
+      <w:pPr>
+        <w:ind w:left="720" w:hanging="360"/>
+      </w:pPr>
+      <w:rPr>
+        <w:rFonts w:ascii="Symbol" w:hAnsi="Symbol" w:hint="default"/>
+      </w:rPr>
+    </w:lvl>
+    <w:lvl w:ilvl="1" w:tplc="04090003" w:tentative="1">
+      <w:start w:val="1"/>
+      <w:numFmt w:val="bullet"/>
+      <w:lvlText w:val="o"/>
+      <w:lvlJc w:val="left"/>
+      <w:pPr>
+        <w:ind w:left="1440" w:hanging="360"/>
+      </w:pPr>
+      <w:rPr>
+        <w:rFonts w:ascii="Courier New" w:hAnsi="Courier New" w:cs="Courier New" w:hint="default"/>
+      </w:rPr>
+    </w:lvl>
+    <w:lvl w:ilvl="2" w:tplc="04090005" w:tentative="1">
+      <w:start w:val="1"/>
+      <w:numFmt w:val="bullet"/>
+      <w:lvlText w:val=""/>
+      <w:lvlJc w:val="left"/>
+      <w:pPr>
+        <w:ind w:left="2160" w:hanging="360"/>
+      </w:pPr>
+      <w:rPr>
+        <w:rFonts w:ascii="Wingdings" w:hAnsi="Wingdings" w:hint="default"/>
+      </w:rPr>
+    </w:lvl>
+    <w:lvl w:ilvl="3" w:tplc="04090001" w:tentative="1">
+      <w:start w:val="1"/>
+      <w:numFmt w:val="bullet"/>
+      <w:lvlText w:val=""/>
+      <w:lvlJc w:val="left"/>
+      <w:pPr>
+        <w:ind w:left="2880" w:hanging="360"/>
+      </w:pPr>
+      <w:rPr>
+        <w:rFonts w:ascii="Symbol" w:hAnsi="Symbol" w:hint="default"/>
+      </w:rPr>
+    </w:lvl>
+    <w:lvl w:ilvl="4" w:tplc="04090003" w:tentative="1">
+      <w:start w:val="1"/>
+      <w:numFmt w:val="bullet"/>
+      <w:lvlText w:val="o"/>
+      <w:lvlJc w:val="left"/>
+      <w:pPr>
+        <w:ind w:left="3600" w:hanging="360"/>
+      </w:pPr>
+      <w:rPr>
+        <w:rFonts w:ascii="Courier New" w:hAnsi="Courier New" w:cs="Courier New" w:hint="default"/>
+      </w:rPr>
+    </w:lvl>
+    <w:lvl w:ilvl="5" w:tplc="04090005" w:tentative="1">
+      <w:start w:val="1"/>
+      <w:numFmt w:val="bullet"/>
+      <w:lvlText w:val=""/>
+      <w:lvlJc w:val="left"/>
+      <w:pPr>
+        <w:ind w:left="4320" w:hanging="360"/>
+      </w:pPr>
+      <w:rPr>
+        <w:rFonts w:ascii="Wingdings" w:hAnsi="Wingdings" w:hint="default"/>
+      </w:rPr>
+    </w:lvl>
+    <w:lvl w:ilvl="6" w:tplc="04090001" w:tentative="1">
+      <w:start w:val="1"/>
+      <w:numFmt w:val="bullet"/>
+      <w:lvlText w:val=""/>
+      <w:lvlJc w:val="left"/>
+      <w:pPr>
+        <w:ind w:left="5040" w:hanging="360"/>
+      </w:pPr>
+      <w:rPr>
+        <w:rFonts w:ascii="Symbol" w:hAnsi="Symbol" w:hint="default"/>
+      </w:rPr>
+    </w:lvl>
+    <w:lvl w:ilvl="7" w:tplc="04090003" w:tentative="1">
+      <w:start w:val="1"/>
+      <w:numFmt w:val="bullet"/>
+      <w:lvlText w:val="o"/>
+      <w:lvlJc w:val="left"/>
+      <w:pPr>
+        <w:ind w:left="5760" w:hanging="360"/>
+      </w:pPr>
+      <w:rPr>
+        <w:rFonts w:ascii="Courier New" w:hAnsi="Courier New" w:cs="Courier New" w:hint="default"/>
+      </w:rPr>
+    </w:lvl>
+    <w:lvl w:ilvl="8" w:tplc="04090005" w:tentative="1">
+      <w:start w:val="1"/>
+      <w:numFmt w:val="bullet"/>
+      <w:lvlText w:val=""/>
+      <w:lvlJc w:val="left"/>
+      <w:pPr>
+        <w:ind w:left="6480" w:hanging="360"/>
+      </w:pPr>
+      <w:rPr>
+        <w:rFonts w:ascii="Wingdings" w:hAnsi="Wingdings" w:hint="default"/>
+      </w:rPr>
+    </w:lvl>
+  </w:abstractNum>
+  <w:abstractNum w:abstractNumId="48" w15:restartNumberingAfterBreak="0">
+    <w:nsid w:val="6C5252D6"/>
+    <w:multiLevelType w:val="hybridMultilevel"/>
+    <w:tmpl w:val="3E78D6C0"/>
+    <w:lvl w:ilvl="0" w:tplc="04090001">
+      <w:start w:val="1"/>
+      <w:numFmt w:val="bullet"/>
+      <w:lvlText w:val=""/>
+      <w:lvlJc w:val="left"/>
+      <w:pPr>
+        <w:ind w:left="720" w:hanging="360"/>
+      </w:pPr>
+      <w:rPr>
+        <w:rFonts w:ascii="Symbol" w:hAnsi="Symbol" w:hint="default"/>
+      </w:rPr>
+    </w:lvl>
+    <w:lvl w:ilvl="1" w:tplc="04090003" w:tentative="1">
+      <w:start w:val="1"/>
+      <w:numFmt w:val="bullet"/>
+      <w:lvlText w:val="o"/>
+      <w:lvlJc w:val="left"/>
+      <w:pPr>
+        <w:ind w:left="1440" w:hanging="360"/>
+      </w:pPr>
+      <w:rPr>
+        <w:rFonts w:ascii="Courier New" w:hAnsi="Courier New" w:cs="Courier New" w:hint="default"/>
+      </w:rPr>
+    </w:lvl>
+    <w:lvl w:ilvl="2" w:tplc="04090005" w:tentative="1">
+      <w:start w:val="1"/>
+      <w:numFmt w:val="bullet"/>
+      <w:lvlText w:val=""/>
+      <w:lvlJc w:val="left"/>
+      <w:pPr>
+        <w:ind w:left="2160" w:hanging="360"/>
+      </w:pPr>
+      <w:rPr>
+        <w:rFonts w:ascii="Wingdings" w:hAnsi="Wingdings" w:hint="default"/>
+      </w:rPr>
+    </w:lvl>
+    <w:lvl w:ilvl="3" w:tplc="04090001" w:tentative="1">
+      <w:start w:val="1"/>
+      <w:numFmt w:val="bullet"/>
+      <w:lvlText w:val=""/>
+      <w:lvlJc w:val="left"/>
+      <w:pPr>
+        <w:ind w:left="2880" w:hanging="360"/>
+      </w:pPr>
+      <w:rPr>
+        <w:rFonts w:ascii="Symbol" w:hAnsi="Symbol" w:hint="default"/>
+      </w:rPr>
+    </w:lvl>
+    <w:lvl w:ilvl="4" w:tplc="04090003" w:tentative="1">
+      <w:start w:val="1"/>
+      <w:numFmt w:val="bullet"/>
+      <w:lvlText w:val="o"/>
+      <w:lvlJc w:val="left"/>
+      <w:pPr>
+        <w:ind w:left="3600" w:hanging="360"/>
+      </w:pPr>
+      <w:rPr>
+        <w:rFonts w:ascii="Courier New" w:hAnsi="Courier New" w:cs="Courier New" w:hint="default"/>
+      </w:rPr>
+    </w:lvl>
+    <w:lvl w:ilvl="5" w:tplc="04090005" w:tentative="1">
+      <w:start w:val="1"/>
+      <w:numFmt w:val="bullet"/>
+      <w:lvlText w:val=""/>
+      <w:lvlJc w:val="left"/>
+      <w:pPr>
+        <w:ind w:left="4320" w:hanging="360"/>
+      </w:pPr>
+      <w:rPr>
+        <w:rFonts w:ascii="Wingdings" w:hAnsi="Wingdings" w:hint="default"/>
+      </w:rPr>
+    </w:lvl>
+    <w:lvl w:ilvl="6" w:tplc="04090001" w:tentative="1">
+      <w:start w:val="1"/>
+      <w:numFmt w:val="bullet"/>
+      <w:lvlText w:val=""/>
+      <w:lvlJc w:val="left"/>
+      <w:pPr>
+        <w:ind w:left="5040" w:hanging="360"/>
+      </w:pPr>
+      <w:rPr>
+        <w:rFonts w:ascii="Symbol" w:hAnsi="Symbol" w:hint="default"/>
+      </w:rPr>
+    </w:lvl>
+    <w:lvl w:ilvl="7" w:tplc="04090003" w:tentative="1">
+      <w:start w:val="1"/>
+      <w:numFmt w:val="bullet"/>
+      <w:lvlText w:val="o"/>
+      <w:lvlJc w:val="left"/>
+      <w:pPr>
+        <w:ind w:left="5760" w:hanging="360"/>
+      </w:pPr>
+      <w:rPr>
+        <w:rFonts w:ascii="Courier New" w:hAnsi="Courier New" w:cs="Courier New" w:hint="default"/>
+      </w:rPr>
+    </w:lvl>
+    <w:lvl w:ilvl="8" w:tplc="04090005" w:tentative="1">
+      <w:start w:val="1"/>
+      <w:numFmt w:val="bullet"/>
+      <w:lvlText w:val=""/>
+      <w:lvlJc w:val="left"/>
+      <w:pPr>
+        <w:ind w:left="6480" w:hanging="360"/>
+      </w:pPr>
+      <w:rPr>
+        <w:rFonts w:ascii="Wingdings" w:hAnsi="Wingdings" w:hint="default"/>
+      </w:rPr>
+    </w:lvl>
+  </w:abstractNum>
+  <w:abstractNum w:abstractNumId="49" w15:restartNumberingAfterBreak="0">
+    <w:nsid w:val="6CD45672"/>
     <w:multiLevelType w:val="multilevel"/>
-    <w:tmpl w:val="5E40190A"/>
+    <w:tmpl w:val="4F26EAF8"/>
     <w:lvl w:ilvl="0">
       <w:start w:val="1"/>
       <w:numFmt w:val="bullet"/>
@@ -29334,10 +31905,10 @@
       </w:rPr>
     </w:lvl>
   </w:abstractNum>
-  <w:abstractNum w:abstractNumId="40" w15:restartNumberingAfterBreak="0">
-    <w:nsid w:val="6C350E1F"/>
+  <w:abstractNum w:abstractNumId="50" w15:restartNumberingAfterBreak="0">
+    <w:nsid w:val="6FE43CEA"/>
     <w:multiLevelType w:val="hybridMultilevel"/>
-    <w:tmpl w:val="F93409C2"/>
+    <w:tmpl w:val="334A1A9A"/>
     <w:lvl w:ilvl="0" w:tplc="04090001">
       <w:start w:val="1"/>
       <w:numFmt w:val="bullet"/>
@@ -29447,10 +32018,10 @@
       </w:rPr>
     </w:lvl>
   </w:abstractNum>
-  <w:abstractNum w:abstractNumId="41" w15:restartNumberingAfterBreak="0">
-    <w:nsid w:val="6C5252D6"/>
+  <w:abstractNum w:abstractNumId="51" w15:restartNumberingAfterBreak="0">
+    <w:nsid w:val="718129BB"/>
     <w:multiLevelType w:val="hybridMultilevel"/>
-    <w:tmpl w:val="3E78D6C0"/>
+    <w:tmpl w:val="6944E590"/>
     <w:lvl w:ilvl="0" w:tplc="04090001">
       <w:start w:val="1"/>
       <w:numFmt w:val="bullet"/>
@@ -29560,10 +32131,123 @@
       </w:rPr>
     </w:lvl>
   </w:abstractNum>
-  <w:abstractNum w:abstractNumId="42" w15:restartNumberingAfterBreak="0">
-    <w:nsid w:val="6CD45672"/>
+  <w:abstractNum w:abstractNumId="52" w15:restartNumberingAfterBreak="0">
+    <w:nsid w:val="73B65D2C"/>
+    <w:multiLevelType w:val="hybridMultilevel"/>
+    <w:tmpl w:val="7210463A"/>
+    <w:lvl w:ilvl="0" w:tplc="04090001">
+      <w:start w:val="1"/>
+      <w:numFmt w:val="bullet"/>
+      <w:lvlText w:val=""/>
+      <w:lvlJc w:val="left"/>
+      <w:pPr>
+        <w:ind w:left="720" w:hanging="360"/>
+      </w:pPr>
+      <w:rPr>
+        <w:rFonts w:ascii="Symbol" w:hAnsi="Symbol" w:hint="default"/>
+      </w:rPr>
+    </w:lvl>
+    <w:lvl w:ilvl="1" w:tplc="04090003" w:tentative="1">
+      <w:start w:val="1"/>
+      <w:numFmt w:val="bullet"/>
+      <w:lvlText w:val="o"/>
+      <w:lvlJc w:val="left"/>
+      <w:pPr>
+        <w:ind w:left="1440" w:hanging="360"/>
+      </w:pPr>
+      <w:rPr>
+        <w:rFonts w:ascii="Courier New" w:hAnsi="Courier New" w:cs="Courier New" w:hint="default"/>
+      </w:rPr>
+    </w:lvl>
+    <w:lvl w:ilvl="2" w:tplc="04090005" w:tentative="1">
+      <w:start w:val="1"/>
+      <w:numFmt w:val="bullet"/>
+      <w:lvlText w:val=""/>
+      <w:lvlJc w:val="left"/>
+      <w:pPr>
+        <w:ind w:left="2160" w:hanging="360"/>
+      </w:pPr>
+      <w:rPr>
+        <w:rFonts w:ascii="Wingdings" w:hAnsi="Wingdings" w:hint="default"/>
+      </w:rPr>
+    </w:lvl>
+    <w:lvl w:ilvl="3" w:tplc="04090001" w:tentative="1">
+      <w:start w:val="1"/>
+      <w:numFmt w:val="bullet"/>
+      <w:lvlText w:val=""/>
+      <w:lvlJc w:val="left"/>
+      <w:pPr>
+        <w:ind w:left="2880" w:hanging="360"/>
+      </w:pPr>
+      <w:rPr>
+        <w:rFonts w:ascii="Symbol" w:hAnsi="Symbol" w:hint="default"/>
+      </w:rPr>
+    </w:lvl>
+    <w:lvl w:ilvl="4" w:tplc="04090003" w:tentative="1">
+      <w:start w:val="1"/>
+      <w:numFmt w:val="bullet"/>
+      <w:lvlText w:val="o"/>
+      <w:lvlJc w:val="left"/>
+      <w:pPr>
+        <w:ind w:left="3600" w:hanging="360"/>
+      </w:pPr>
+      <w:rPr>
+        <w:rFonts w:ascii="Courier New" w:hAnsi="Courier New" w:cs="Courier New" w:hint="default"/>
+      </w:rPr>
+    </w:lvl>
+    <w:lvl w:ilvl="5" w:tplc="04090005" w:tentative="1">
+      <w:start w:val="1"/>
+      <w:numFmt w:val="bullet"/>
+      <w:lvlText w:val=""/>
+      <w:lvlJc w:val="left"/>
+      <w:pPr>
+        <w:ind w:left="4320" w:hanging="360"/>
+      </w:pPr>
+      <w:rPr>
+        <w:rFonts w:ascii="Wingdings" w:hAnsi="Wingdings" w:hint="default"/>
+      </w:rPr>
+    </w:lvl>
+    <w:lvl w:ilvl="6" w:tplc="04090001" w:tentative="1">
+      <w:start w:val="1"/>
+      <w:numFmt w:val="bullet"/>
+      <w:lvlText w:val=""/>
+      <w:lvlJc w:val="left"/>
+      <w:pPr>
+        <w:ind w:left="5040" w:hanging="360"/>
+      </w:pPr>
+      <w:rPr>
+        <w:rFonts w:ascii="Symbol" w:hAnsi="Symbol" w:hint="default"/>
+      </w:rPr>
+    </w:lvl>
+    <w:lvl w:ilvl="7" w:tplc="04090003" w:tentative="1">
+      <w:start w:val="1"/>
+      <w:numFmt w:val="bullet"/>
+      <w:lvlText w:val="o"/>
+      <w:lvlJc w:val="left"/>
+      <w:pPr>
+        <w:ind w:left="5760" w:hanging="360"/>
+      </w:pPr>
+      <w:rPr>
+        <w:rFonts w:ascii="Courier New" w:hAnsi="Courier New" w:cs="Courier New" w:hint="default"/>
+      </w:rPr>
+    </w:lvl>
+    <w:lvl w:ilvl="8" w:tplc="04090005" w:tentative="1">
+      <w:start w:val="1"/>
+      <w:numFmt w:val="bullet"/>
+      <w:lvlText w:val=""/>
+      <w:lvlJc w:val="left"/>
+      <w:pPr>
+        <w:ind w:left="6480" w:hanging="360"/>
+      </w:pPr>
+      <w:rPr>
+        <w:rFonts w:ascii="Wingdings" w:hAnsi="Wingdings" w:hint="default"/>
+      </w:rPr>
+    </w:lvl>
+  </w:abstractNum>
+  <w:abstractNum w:abstractNumId="53" w15:restartNumberingAfterBreak="0">
+    <w:nsid w:val="73BD72E7"/>
     <w:multiLevelType w:val="multilevel"/>
-    <w:tmpl w:val="4F26EAF8"/>
+    <w:tmpl w:val="B504CD60"/>
     <w:lvl w:ilvl="0">
       <w:start w:val="1"/>
       <w:numFmt w:val="bullet"/>
@@ -29709,236 +32393,61 @@
       </w:rPr>
     </w:lvl>
   </w:abstractNum>
-  <w:abstractNum w:abstractNumId="43" w15:restartNumberingAfterBreak="0">
-    <w:nsid w:val="718129BB"/>
+  <w:abstractNum w:abstractNumId="54" w15:restartNumberingAfterBreak="0">
+    <w:nsid w:val="74CE8C27"/>
     <w:multiLevelType w:val="hybridMultilevel"/>
-    <w:tmpl w:val="6944E590"/>
-    <w:lvl w:ilvl="0" w:tplc="04090001">
-      <w:start w:val="1"/>
-      <w:numFmt w:val="bullet"/>
-      <w:lvlText w:val=""/>
-      <w:lvlJc w:val="left"/>
-      <w:pPr>
-        <w:ind w:left="720" w:hanging="360"/>
-      </w:pPr>
-      <w:rPr>
-        <w:rFonts w:ascii="Symbol" w:hAnsi="Symbol" w:hint="default"/>
-      </w:rPr>
-    </w:lvl>
-    <w:lvl w:ilvl="1" w:tplc="04090003" w:tentative="1">
-      <w:start w:val="1"/>
-      <w:numFmt w:val="bullet"/>
-      <w:lvlText w:val="o"/>
-      <w:lvlJc w:val="left"/>
-      <w:pPr>
-        <w:ind w:left="1440" w:hanging="360"/>
-      </w:pPr>
-      <w:rPr>
-        <w:rFonts w:ascii="Courier New" w:hAnsi="Courier New" w:cs="Courier New" w:hint="default"/>
-      </w:rPr>
-    </w:lvl>
-    <w:lvl w:ilvl="2" w:tplc="04090005" w:tentative="1">
-      <w:start w:val="1"/>
-      <w:numFmt w:val="bullet"/>
-      <w:lvlText w:val=""/>
-      <w:lvlJc w:val="left"/>
-      <w:pPr>
-        <w:ind w:left="2160" w:hanging="360"/>
-      </w:pPr>
-      <w:rPr>
-        <w:rFonts w:ascii="Wingdings" w:hAnsi="Wingdings" w:hint="default"/>
-      </w:rPr>
-    </w:lvl>
-    <w:lvl w:ilvl="3" w:tplc="04090001" w:tentative="1">
-      <w:start w:val="1"/>
-      <w:numFmt w:val="bullet"/>
-      <w:lvlText w:val=""/>
-      <w:lvlJc w:val="left"/>
-      <w:pPr>
-        <w:ind w:left="2880" w:hanging="360"/>
-      </w:pPr>
-      <w:rPr>
-        <w:rFonts w:ascii="Symbol" w:hAnsi="Symbol" w:hint="default"/>
-      </w:rPr>
-    </w:lvl>
-    <w:lvl w:ilvl="4" w:tplc="04090003" w:tentative="1">
-      <w:start w:val="1"/>
-      <w:numFmt w:val="bullet"/>
-      <w:lvlText w:val="o"/>
-      <w:lvlJc w:val="left"/>
-      <w:pPr>
-        <w:ind w:left="3600" w:hanging="360"/>
-      </w:pPr>
-      <w:rPr>
-        <w:rFonts w:ascii="Courier New" w:hAnsi="Courier New" w:cs="Courier New" w:hint="default"/>
-      </w:rPr>
-    </w:lvl>
-    <w:lvl w:ilvl="5" w:tplc="04090005" w:tentative="1">
-      <w:start w:val="1"/>
-      <w:numFmt w:val="bullet"/>
-      <w:lvlText w:val=""/>
-      <w:lvlJc w:val="left"/>
-      <w:pPr>
-        <w:ind w:left="4320" w:hanging="360"/>
-      </w:pPr>
-      <w:rPr>
-        <w:rFonts w:ascii="Wingdings" w:hAnsi="Wingdings" w:hint="default"/>
-      </w:rPr>
-    </w:lvl>
-    <w:lvl w:ilvl="6" w:tplc="04090001" w:tentative="1">
-      <w:start w:val="1"/>
-      <w:numFmt w:val="bullet"/>
-      <w:lvlText w:val=""/>
-      <w:lvlJc w:val="left"/>
-      <w:pPr>
-        <w:ind w:left="5040" w:hanging="360"/>
-      </w:pPr>
-      <w:rPr>
-        <w:rFonts w:ascii="Symbol" w:hAnsi="Symbol" w:hint="default"/>
-      </w:rPr>
-    </w:lvl>
-    <w:lvl w:ilvl="7" w:tplc="04090003" w:tentative="1">
-      <w:start w:val="1"/>
-      <w:numFmt w:val="bullet"/>
-      <w:lvlText w:val="o"/>
-      <w:lvlJc w:val="left"/>
-      <w:pPr>
-        <w:ind w:left="5760" w:hanging="360"/>
-      </w:pPr>
-      <w:rPr>
-        <w:rFonts w:ascii="Courier New" w:hAnsi="Courier New" w:cs="Courier New" w:hint="default"/>
-      </w:rPr>
-    </w:lvl>
-    <w:lvl w:ilvl="8" w:tplc="04090005" w:tentative="1">
-      <w:start w:val="1"/>
-      <w:numFmt w:val="bullet"/>
-      <w:lvlText w:val=""/>
-      <w:lvlJc w:val="left"/>
-      <w:pPr>
-        <w:ind w:left="6480" w:hanging="360"/>
-      </w:pPr>
-      <w:rPr>
-        <w:rFonts w:ascii="Wingdings" w:hAnsi="Wingdings" w:hint="default"/>
-      </w:rPr>
+    <w:tmpl w:val="FFFFFFFF"/>
+    <w:lvl w:ilvl="0" w:tplc="FFFFFFFF">
+      <w:start w:val="1"/>
+      <w:numFmt w:val="ideographDigital"/>
+      <w:lvlText w:val=""/>
+      <w:lvlJc w:val="left"/>
+    </w:lvl>
+    <w:lvl w:ilvl="1" w:tplc="FFFFFFFF">
+      <w:numFmt w:val="decimal"/>
+      <w:lvlText w:val=""/>
+      <w:lvlJc w:val="left"/>
+    </w:lvl>
+    <w:lvl w:ilvl="2" w:tplc="FFFFFFFF">
+      <w:numFmt w:val="decimal"/>
+      <w:lvlText w:val=""/>
+      <w:lvlJc w:val="left"/>
+    </w:lvl>
+    <w:lvl w:ilvl="3" w:tplc="FFFFFFFF">
+      <w:numFmt w:val="decimal"/>
+      <w:lvlText w:val=""/>
+      <w:lvlJc w:val="left"/>
+    </w:lvl>
+    <w:lvl w:ilvl="4" w:tplc="FFFFFFFF">
+      <w:numFmt w:val="decimal"/>
+      <w:lvlText w:val=""/>
+      <w:lvlJc w:val="left"/>
+    </w:lvl>
+    <w:lvl w:ilvl="5" w:tplc="FFFFFFFF">
+      <w:numFmt w:val="decimal"/>
+      <w:lvlText w:val=""/>
+      <w:lvlJc w:val="left"/>
+    </w:lvl>
+    <w:lvl w:ilvl="6" w:tplc="FFFFFFFF">
+      <w:numFmt w:val="decimal"/>
+      <w:lvlText w:val=""/>
+      <w:lvlJc w:val="left"/>
+    </w:lvl>
+    <w:lvl w:ilvl="7" w:tplc="FFFFFFFF">
+      <w:numFmt w:val="decimal"/>
+      <w:lvlText w:val=""/>
+      <w:lvlJc w:val="left"/>
+    </w:lvl>
+    <w:lvl w:ilvl="8" w:tplc="FFFFFFFF">
+      <w:numFmt w:val="decimal"/>
+      <w:lvlText w:val=""/>
+      <w:lvlJc w:val="left"/>
     </w:lvl>
   </w:abstractNum>
-  <w:abstractNum w:abstractNumId="44" w15:restartNumberingAfterBreak="0">
-    <w:nsid w:val="73B65D2C"/>
-    <w:multiLevelType w:val="hybridMultilevel"/>
-    <w:tmpl w:val="7210463A"/>
-    <w:lvl w:ilvl="0" w:tplc="04090001">
-      <w:start w:val="1"/>
-      <w:numFmt w:val="bullet"/>
-      <w:lvlText w:val=""/>
-      <w:lvlJc w:val="left"/>
-      <w:pPr>
-        <w:ind w:left="720" w:hanging="360"/>
-      </w:pPr>
-      <w:rPr>
-        <w:rFonts w:ascii="Symbol" w:hAnsi="Symbol" w:hint="default"/>
-      </w:rPr>
-    </w:lvl>
-    <w:lvl w:ilvl="1" w:tplc="04090003" w:tentative="1">
-      <w:start w:val="1"/>
-      <w:numFmt w:val="bullet"/>
-      <w:lvlText w:val="o"/>
-      <w:lvlJc w:val="left"/>
-      <w:pPr>
-        <w:ind w:left="1440" w:hanging="360"/>
-      </w:pPr>
-      <w:rPr>
-        <w:rFonts w:ascii="Courier New" w:hAnsi="Courier New" w:cs="Courier New" w:hint="default"/>
-      </w:rPr>
-    </w:lvl>
-    <w:lvl w:ilvl="2" w:tplc="04090005" w:tentative="1">
-      <w:start w:val="1"/>
-      <w:numFmt w:val="bullet"/>
-      <w:lvlText w:val=""/>
-      <w:lvlJc w:val="left"/>
-      <w:pPr>
-        <w:ind w:left="2160" w:hanging="360"/>
-      </w:pPr>
-      <w:rPr>
-        <w:rFonts w:ascii="Wingdings" w:hAnsi="Wingdings" w:hint="default"/>
-      </w:rPr>
-    </w:lvl>
-    <w:lvl w:ilvl="3" w:tplc="04090001" w:tentative="1">
-      <w:start w:val="1"/>
-      <w:numFmt w:val="bullet"/>
-      <w:lvlText w:val=""/>
-      <w:lvlJc w:val="left"/>
-      <w:pPr>
-        <w:ind w:left="2880" w:hanging="360"/>
-      </w:pPr>
-      <w:rPr>
-        <w:rFonts w:ascii="Symbol" w:hAnsi="Symbol" w:hint="default"/>
-      </w:rPr>
-    </w:lvl>
-    <w:lvl w:ilvl="4" w:tplc="04090003" w:tentative="1">
-      <w:start w:val="1"/>
-      <w:numFmt w:val="bullet"/>
-      <w:lvlText w:val="o"/>
-      <w:lvlJc w:val="left"/>
-      <w:pPr>
-        <w:ind w:left="3600" w:hanging="360"/>
-      </w:pPr>
-      <w:rPr>
-        <w:rFonts w:ascii="Courier New" w:hAnsi="Courier New" w:cs="Courier New" w:hint="default"/>
-      </w:rPr>
-    </w:lvl>
-    <w:lvl w:ilvl="5" w:tplc="04090005" w:tentative="1">
-      <w:start w:val="1"/>
-      <w:numFmt w:val="bullet"/>
-      <w:lvlText w:val=""/>
-      <w:lvlJc w:val="left"/>
-      <w:pPr>
-        <w:ind w:left="4320" w:hanging="360"/>
-      </w:pPr>
-      <w:rPr>
-        <w:rFonts w:ascii="Wingdings" w:hAnsi="Wingdings" w:hint="default"/>
-      </w:rPr>
-    </w:lvl>
-    <w:lvl w:ilvl="6" w:tplc="04090001" w:tentative="1">
-      <w:start w:val="1"/>
-      <w:numFmt w:val="bullet"/>
-      <w:lvlText w:val=""/>
-      <w:lvlJc w:val="left"/>
-      <w:pPr>
-        <w:ind w:left="5040" w:hanging="360"/>
-      </w:pPr>
-      <w:rPr>
-        <w:rFonts w:ascii="Symbol" w:hAnsi="Symbol" w:hint="default"/>
-      </w:rPr>
-    </w:lvl>
-    <w:lvl w:ilvl="7" w:tplc="04090003" w:tentative="1">
-      <w:start w:val="1"/>
-      <w:numFmt w:val="bullet"/>
-      <w:lvlText w:val="o"/>
-      <w:lvlJc w:val="left"/>
-      <w:pPr>
-        <w:ind w:left="5760" w:hanging="360"/>
-      </w:pPr>
-      <w:rPr>
-        <w:rFonts w:ascii="Courier New" w:hAnsi="Courier New" w:cs="Courier New" w:hint="default"/>
-      </w:rPr>
-    </w:lvl>
-    <w:lvl w:ilvl="8" w:tplc="04090005" w:tentative="1">
-      <w:start w:val="1"/>
-      <w:numFmt w:val="bullet"/>
-      <w:lvlText w:val=""/>
-      <w:lvlJc w:val="left"/>
-      <w:pPr>
-        <w:ind w:left="6480" w:hanging="360"/>
-      </w:pPr>
-      <w:rPr>
-        <w:rFonts w:ascii="Wingdings" w:hAnsi="Wingdings" w:hint="default"/>
-      </w:rPr>
-    </w:lvl>
-  </w:abstractNum>
-  <w:abstractNum w:abstractNumId="45" w15:restartNumberingAfterBreak="0">
-    <w:nsid w:val="73BD72E7"/>
+  <w:abstractNum w:abstractNumId="55" w15:restartNumberingAfterBreak="0">
+    <w:nsid w:val="75B5726C"/>
     <w:multiLevelType w:val="multilevel"/>
-    <w:tmpl w:val="B504CD60"/>
+    <w:tmpl w:val="F6F474CE"/>
     <w:lvl w:ilvl="0">
       <w:start w:val="1"/>
       <w:numFmt w:val="bullet"/>
@@ -30084,8 +32593,8 @@
       </w:rPr>
     </w:lvl>
   </w:abstractNum>
-  <w:abstractNum w:abstractNumId="46" w15:restartNumberingAfterBreak="0">
-    <w:nsid w:val="74CE8C27"/>
+  <w:abstractNum w:abstractNumId="56" w15:restartNumberingAfterBreak="0">
+    <w:nsid w:val="7D130C24"/>
     <w:multiLevelType w:val="hybridMultilevel"/>
     <w:tmpl w:val="FFFFFFFF"/>
     <w:lvl w:ilvl="0" w:tplc="FFFFFFFF">
@@ -30135,10 +32644,10 @@
       <w:lvlJc w:val="left"/>
     </w:lvl>
   </w:abstractNum>
-  <w:abstractNum w:abstractNumId="47" w15:restartNumberingAfterBreak="0">
-    <w:nsid w:val="75B5726C"/>
+  <w:abstractNum w:abstractNumId="57" w15:restartNumberingAfterBreak="0">
+    <w:nsid w:val="7D783F53"/>
     <w:multiLevelType w:val="multilevel"/>
-    <w:tmpl w:val="F6F474CE"/>
+    <w:tmpl w:val="3822DFE4"/>
     <w:lvl w:ilvl="0">
       <w:start w:val="1"/>
       <w:numFmt w:val="bullet"/>
@@ -30284,301 +32793,179 @@
       </w:rPr>
     </w:lvl>
   </w:abstractNum>
-  <w:abstractNum w:abstractNumId="48" w15:restartNumberingAfterBreak="0">
-    <w:nsid w:val="7D783F53"/>
-    <w:multiLevelType w:val="multilevel"/>
-    <w:tmpl w:val="3822DFE4"/>
-    <w:lvl w:ilvl="0">
-      <w:start w:val="1"/>
-      <w:numFmt w:val="bullet"/>
-      <w:lvlText w:val=""/>
-      <w:lvlJc w:val="left"/>
-      <w:pPr>
-        <w:tabs>
-          <w:tab w:val="num" w:pos="720"/>
-        </w:tabs>
-        <w:ind w:left="720" w:hanging="360"/>
-      </w:pPr>
-      <w:rPr>
-        <w:rFonts w:ascii="Symbol" w:hAnsi="Symbol" w:hint="default"/>
-        <w:sz w:val="20"/>
-      </w:rPr>
-    </w:lvl>
-    <w:lvl w:ilvl="1" w:tentative="1">
-      <w:start w:val="1"/>
-      <w:numFmt w:val="bullet"/>
-      <w:lvlText w:val="o"/>
-      <w:lvlJc w:val="left"/>
-      <w:pPr>
-        <w:tabs>
-          <w:tab w:val="num" w:pos="1440"/>
-        </w:tabs>
-        <w:ind w:left="1440" w:hanging="360"/>
-      </w:pPr>
-      <w:rPr>
-        <w:rFonts w:ascii="Courier New" w:hAnsi="Courier New" w:hint="default"/>
-        <w:sz w:val="20"/>
-      </w:rPr>
-    </w:lvl>
-    <w:lvl w:ilvl="2" w:tentative="1">
-      <w:start w:val="1"/>
-      <w:numFmt w:val="bullet"/>
-      <w:lvlText w:val=""/>
-      <w:lvlJc w:val="left"/>
-      <w:pPr>
-        <w:tabs>
-          <w:tab w:val="num" w:pos="2160"/>
-        </w:tabs>
-        <w:ind w:left="2160" w:hanging="360"/>
-      </w:pPr>
-      <w:rPr>
-        <w:rFonts w:ascii="Wingdings" w:hAnsi="Wingdings" w:hint="default"/>
-        <w:sz w:val="20"/>
-      </w:rPr>
-    </w:lvl>
-    <w:lvl w:ilvl="3" w:tentative="1">
-      <w:start w:val="1"/>
-      <w:numFmt w:val="bullet"/>
-      <w:lvlText w:val=""/>
-      <w:lvlJc w:val="left"/>
-      <w:pPr>
-        <w:tabs>
-          <w:tab w:val="num" w:pos="2880"/>
-        </w:tabs>
-        <w:ind w:left="2880" w:hanging="360"/>
-      </w:pPr>
-      <w:rPr>
-        <w:rFonts w:ascii="Wingdings" w:hAnsi="Wingdings" w:hint="default"/>
-        <w:sz w:val="20"/>
-      </w:rPr>
-    </w:lvl>
-    <w:lvl w:ilvl="4" w:tentative="1">
-      <w:start w:val="1"/>
-      <w:numFmt w:val="bullet"/>
-      <w:lvlText w:val=""/>
-      <w:lvlJc w:val="left"/>
-      <w:pPr>
-        <w:tabs>
-          <w:tab w:val="num" w:pos="3600"/>
-        </w:tabs>
-        <w:ind w:left="3600" w:hanging="360"/>
-      </w:pPr>
-      <w:rPr>
-        <w:rFonts w:ascii="Wingdings" w:hAnsi="Wingdings" w:hint="default"/>
-        <w:sz w:val="20"/>
-      </w:rPr>
-    </w:lvl>
-    <w:lvl w:ilvl="5" w:tentative="1">
-      <w:start w:val="1"/>
-      <w:numFmt w:val="bullet"/>
-      <w:lvlText w:val=""/>
-      <w:lvlJc w:val="left"/>
-      <w:pPr>
-        <w:tabs>
-          <w:tab w:val="num" w:pos="4320"/>
-        </w:tabs>
-        <w:ind w:left="4320" w:hanging="360"/>
-      </w:pPr>
-      <w:rPr>
-        <w:rFonts w:ascii="Wingdings" w:hAnsi="Wingdings" w:hint="default"/>
-        <w:sz w:val="20"/>
-      </w:rPr>
-    </w:lvl>
-    <w:lvl w:ilvl="6" w:tentative="1">
-      <w:start w:val="1"/>
-      <w:numFmt w:val="bullet"/>
-      <w:lvlText w:val=""/>
-      <w:lvlJc w:val="left"/>
-      <w:pPr>
-        <w:tabs>
-          <w:tab w:val="num" w:pos="5040"/>
-        </w:tabs>
-        <w:ind w:left="5040" w:hanging="360"/>
-      </w:pPr>
-      <w:rPr>
-        <w:rFonts w:ascii="Wingdings" w:hAnsi="Wingdings" w:hint="default"/>
-        <w:sz w:val="20"/>
-      </w:rPr>
-    </w:lvl>
-    <w:lvl w:ilvl="7" w:tentative="1">
-      <w:start w:val="1"/>
-      <w:numFmt w:val="bullet"/>
-      <w:lvlText w:val=""/>
-      <w:lvlJc w:val="left"/>
-      <w:pPr>
-        <w:tabs>
-          <w:tab w:val="num" w:pos="5760"/>
-        </w:tabs>
-        <w:ind w:left="5760" w:hanging="360"/>
-      </w:pPr>
-      <w:rPr>
-        <w:rFonts w:ascii="Wingdings" w:hAnsi="Wingdings" w:hint="default"/>
-        <w:sz w:val="20"/>
-      </w:rPr>
-    </w:lvl>
-    <w:lvl w:ilvl="8" w:tentative="1">
-      <w:start w:val="1"/>
-      <w:numFmt w:val="bullet"/>
-      <w:lvlText w:val=""/>
-      <w:lvlJc w:val="left"/>
-      <w:pPr>
-        <w:tabs>
-          <w:tab w:val="num" w:pos="6480"/>
-        </w:tabs>
-        <w:ind w:left="6480" w:hanging="360"/>
-      </w:pPr>
-      <w:rPr>
-        <w:rFonts w:ascii="Wingdings" w:hAnsi="Wingdings" w:hint="default"/>
-        <w:sz w:val="20"/>
-      </w:rPr>
-    </w:lvl>
-  </w:abstractNum>
   <w:num w:numId="1" w16cid:durableId="1923174247">
-    <w:abstractNumId w:val="2"/>
+    <w:abstractNumId w:val="3"/>
   </w:num>
   <w:num w:numId="2" w16cid:durableId="860362764">
     <w:abstractNumId w:val="1"/>
   </w:num>
   <w:num w:numId="3" w16cid:durableId="430929122">
-    <w:abstractNumId w:val="46"/>
+    <w:abstractNumId w:val="54"/>
   </w:num>
   <w:num w:numId="4" w16cid:durableId="196352041">
-    <w:abstractNumId w:val="5"/>
+    <w:abstractNumId w:val="8"/>
   </w:num>
   <w:num w:numId="5" w16cid:durableId="561722466">
-    <w:abstractNumId w:val="24"/>
+    <w:abstractNumId w:val="29"/>
   </w:num>
   <w:num w:numId="6" w16cid:durableId="786629000">
     <w:abstractNumId w:val="0"/>
   </w:num>
   <w:num w:numId="7" w16cid:durableId="1304964866">
+    <w:abstractNumId w:val="53"/>
+  </w:num>
+  <w:num w:numId="8" w16cid:durableId="1042441140">
+    <w:abstractNumId w:val="21"/>
+  </w:num>
+  <w:num w:numId="9" w16cid:durableId="594631006">
+    <w:abstractNumId w:val="16"/>
+  </w:num>
+  <w:num w:numId="10" w16cid:durableId="1115444363">
+    <w:abstractNumId w:val="22"/>
+  </w:num>
+  <w:num w:numId="11" w16cid:durableId="2113470923">
+    <w:abstractNumId w:val="11"/>
+  </w:num>
+  <w:num w:numId="12" w16cid:durableId="945426716">
+    <w:abstractNumId w:val="6"/>
+  </w:num>
+  <w:num w:numId="13" w16cid:durableId="31271996">
+    <w:abstractNumId w:val="14"/>
+  </w:num>
+  <w:num w:numId="14" w16cid:durableId="699354938">
+    <w:abstractNumId w:val="23"/>
+  </w:num>
+  <w:num w:numId="15" w16cid:durableId="1690057188">
+    <w:abstractNumId w:val="27"/>
+  </w:num>
+  <w:num w:numId="16" w16cid:durableId="1068383669">
+    <w:abstractNumId w:val="7"/>
+  </w:num>
+  <w:num w:numId="17" w16cid:durableId="1410887590">
+    <w:abstractNumId w:val="51"/>
+  </w:num>
+  <w:num w:numId="18" w16cid:durableId="1452937763">
+    <w:abstractNumId w:val="52"/>
+  </w:num>
+  <w:num w:numId="19" w16cid:durableId="1195731079">
+    <w:abstractNumId w:val="41"/>
+  </w:num>
+  <w:num w:numId="20" w16cid:durableId="2018262986">
+    <w:abstractNumId w:val="39"/>
+  </w:num>
+  <w:num w:numId="21" w16cid:durableId="447509763">
+    <w:abstractNumId w:val="15"/>
+  </w:num>
+  <w:num w:numId="22" w16cid:durableId="2016418272">
+    <w:abstractNumId w:val="34"/>
+  </w:num>
+  <w:num w:numId="23" w16cid:durableId="1111314379">
+    <w:abstractNumId w:val="33"/>
+  </w:num>
+  <w:num w:numId="24" w16cid:durableId="1424254972">
     <w:abstractNumId w:val="45"/>
   </w:num>
-  <w:num w:numId="8" w16cid:durableId="1042441140">
+  <w:num w:numId="25" w16cid:durableId="932594481">
+    <w:abstractNumId w:val="31"/>
+  </w:num>
+  <w:num w:numId="26" w16cid:durableId="1423650795">
+    <w:abstractNumId w:val="57"/>
+  </w:num>
+  <w:num w:numId="27" w16cid:durableId="829909529">
+    <w:abstractNumId w:val="55"/>
+  </w:num>
+  <w:num w:numId="28" w16cid:durableId="805660370">
+    <w:abstractNumId w:val="9"/>
+  </w:num>
+  <w:num w:numId="29" w16cid:durableId="1858960855">
+    <w:abstractNumId w:val="25"/>
+  </w:num>
+  <w:num w:numId="30" w16cid:durableId="2043167225">
+    <w:abstractNumId w:val="46"/>
+  </w:num>
+  <w:num w:numId="31" w16cid:durableId="1319963901">
+    <w:abstractNumId w:val="44"/>
+  </w:num>
+  <w:num w:numId="32" w16cid:durableId="186258823">
+    <w:abstractNumId w:val="36"/>
+  </w:num>
+  <w:num w:numId="33" w16cid:durableId="28529486">
+    <w:abstractNumId w:val="40"/>
+  </w:num>
+  <w:num w:numId="34" w16cid:durableId="1007176542">
+    <w:abstractNumId w:val="28"/>
+  </w:num>
+  <w:num w:numId="35" w16cid:durableId="332730701">
+    <w:abstractNumId w:val="20"/>
+  </w:num>
+  <w:num w:numId="36" w16cid:durableId="1942300252">
+    <w:abstractNumId w:val="35"/>
+  </w:num>
+  <w:num w:numId="37" w16cid:durableId="1459832691">
+    <w:abstractNumId w:val="30"/>
+  </w:num>
+  <w:num w:numId="38" w16cid:durableId="485322947">
+    <w:abstractNumId w:val="13"/>
+  </w:num>
+  <w:num w:numId="39" w16cid:durableId="628584928">
+    <w:abstractNumId w:val="32"/>
+  </w:num>
+  <w:num w:numId="40" w16cid:durableId="1634678357">
+    <w:abstractNumId w:val="49"/>
+  </w:num>
+  <w:num w:numId="41" w16cid:durableId="1193882282">
+    <w:abstractNumId w:val="10"/>
+  </w:num>
+  <w:num w:numId="42" w16cid:durableId="196089670">
+    <w:abstractNumId w:val="38"/>
+  </w:num>
+  <w:num w:numId="43" w16cid:durableId="1347747891">
+    <w:abstractNumId w:val="12"/>
+  </w:num>
+  <w:num w:numId="44" w16cid:durableId="1429736574">
+    <w:abstractNumId w:val="43"/>
+  </w:num>
+  <w:num w:numId="45" w16cid:durableId="1638947733">
+    <w:abstractNumId w:val="18"/>
+  </w:num>
+  <w:num w:numId="46" w16cid:durableId="1307734964">
+    <w:abstractNumId w:val="24"/>
+  </w:num>
+  <w:num w:numId="47" w16cid:durableId="2140302081">
     <w:abstractNumId w:val="17"/>
   </w:num>
-  <w:num w:numId="9" w16cid:durableId="594631006">
-    <w:abstractNumId w:val="13"/>
+  <w:num w:numId="48" w16cid:durableId="2042974359">
+    <w:abstractNumId w:val="48"/>
   </w:num>
-  <w:num w:numId="10" w16cid:durableId="1115444363">
-    <w:abstractNumId w:val="18"/>
+  <w:num w:numId="49" w16cid:durableId="930897845">
+    <w:abstractNumId w:val="47"/>
   </w:num>
-  <w:num w:numId="11" w16cid:durableId="2113470923">
-    <w:abstractNumId w:val="8"/>
+  <w:num w:numId="50" w16cid:durableId="447435227">
+    <w:abstractNumId w:val="56"/>
   </w:num>
-  <w:num w:numId="12" w16cid:durableId="945426716">
-    <w:abstractNumId w:val="3"/>
+  <w:num w:numId="51" w16cid:durableId="257253072">
+    <w:abstractNumId w:val="4"/>
   </w:num>
-  <w:num w:numId="13" w16cid:durableId="31271996">
-    <w:abstractNumId w:val="11"/>
+  <w:num w:numId="52" w16cid:durableId="1159073312">
+    <w:abstractNumId w:val="2"/>
   </w:num>
-  <w:num w:numId="14" w16cid:durableId="699354938">
+  <w:num w:numId="53" w16cid:durableId="369888138">
+    <w:abstractNumId w:val="42"/>
+  </w:num>
+  <w:num w:numId="54" w16cid:durableId="42676421">
+    <w:abstractNumId w:val="26"/>
+  </w:num>
+  <w:num w:numId="55" w16cid:durableId="1457795204">
+    <w:abstractNumId w:val="5"/>
+  </w:num>
+  <w:num w:numId="56" w16cid:durableId="831918425">
     <w:abstractNumId w:val="19"/>
   </w:num>
-  <w:num w:numId="15" w16cid:durableId="1690057188">
-    <w:abstractNumId w:val="22"/>
+  <w:num w:numId="57" w16cid:durableId="1799176428">
+    <w:abstractNumId w:val="50"/>
   </w:num>
-  <w:num w:numId="16" w16cid:durableId="1068383669">
-    <w:abstractNumId w:val="4"/>
-  </w:num>
-  <w:num w:numId="17" w16cid:durableId="1410887590">
-    <w:abstractNumId w:val="43"/>
-  </w:num>
-  <w:num w:numId="18" w16cid:durableId="1452937763">
-    <w:abstractNumId w:val="44"/>
-  </w:num>
-  <w:num w:numId="19" w16cid:durableId="1195731079">
-    <w:abstractNumId w:val="35"/>
-  </w:num>
-  <w:num w:numId="20" w16cid:durableId="2018262986">
-    <w:abstractNumId w:val="33"/>
-  </w:num>
-  <w:num w:numId="21" w16cid:durableId="447509763">
-    <w:abstractNumId w:val="12"/>
-  </w:num>
-  <w:num w:numId="22" w16cid:durableId="2016418272">
-    <w:abstractNumId w:val="29"/>
-  </w:num>
-  <w:num w:numId="23" w16cid:durableId="1111314379">
-    <w:abstractNumId w:val="28"/>
-  </w:num>
-  <w:num w:numId="24" w16cid:durableId="1424254972">
-    <w:abstractNumId w:val="38"/>
-  </w:num>
-  <w:num w:numId="25" w16cid:durableId="932594481">
-    <w:abstractNumId w:val="26"/>
-  </w:num>
-  <w:num w:numId="26" w16cid:durableId="1423650795">
-    <w:abstractNumId w:val="48"/>
-  </w:num>
-  <w:num w:numId="27" w16cid:durableId="829909529">
-    <w:abstractNumId w:val="47"/>
-  </w:num>
-  <w:num w:numId="28" w16cid:durableId="805660370">
-    <w:abstractNumId w:val="6"/>
-  </w:num>
-  <w:num w:numId="29" w16cid:durableId="1858960855">
-    <w:abstractNumId w:val="21"/>
-  </w:num>
-  <w:num w:numId="30" w16cid:durableId="2043167225">
-    <w:abstractNumId w:val="39"/>
-  </w:num>
-  <w:num w:numId="31" w16cid:durableId="1319963901">
+  <w:num w:numId="58" w16cid:durableId="200290829">
     <w:abstractNumId w:val="37"/>
-  </w:num>
-  <w:num w:numId="32" w16cid:durableId="186258823">
-    <w:abstractNumId w:val="31"/>
-  </w:num>
-  <w:num w:numId="33" w16cid:durableId="28529486">
-    <w:abstractNumId w:val="34"/>
-  </w:num>
-  <w:num w:numId="34" w16cid:durableId="1007176542">
-    <w:abstractNumId w:val="23"/>
-  </w:num>
-  <w:num w:numId="35" w16cid:durableId="332730701">
-    <w:abstractNumId w:val="16"/>
-  </w:num>
-  <w:num w:numId="36" w16cid:durableId="1942300252">
-    <w:abstractNumId w:val="30"/>
-  </w:num>
-  <w:num w:numId="37" w16cid:durableId="1459832691">
-    <w:abstractNumId w:val="25"/>
-  </w:num>
-  <w:num w:numId="38" w16cid:durableId="485322947">
-    <w:abstractNumId w:val="10"/>
-  </w:num>
-  <w:num w:numId="39" w16cid:durableId="628584928">
-    <w:abstractNumId w:val="27"/>
-  </w:num>
-  <w:num w:numId="40" w16cid:durableId="1634678357">
-    <w:abstractNumId w:val="42"/>
-  </w:num>
-  <w:num w:numId="41" w16cid:durableId="1193882282">
-    <w:abstractNumId w:val="7"/>
-  </w:num>
-  <w:num w:numId="42" w16cid:durableId="196089670">
-    <w:abstractNumId w:val="32"/>
-  </w:num>
-  <w:num w:numId="43" w16cid:durableId="1347747891">
-    <w:abstractNumId w:val="9"/>
-  </w:num>
-  <w:num w:numId="44" w16cid:durableId="1429736574">
-    <w:abstractNumId w:val="36"/>
-  </w:num>
-  <w:num w:numId="45" w16cid:durableId="1638947733">
-    <w:abstractNumId w:val="15"/>
-  </w:num>
-  <w:num w:numId="46" w16cid:durableId="1307734964">
-    <w:abstractNumId w:val="20"/>
-  </w:num>
-  <w:num w:numId="47" w16cid:durableId="2140302081">
-    <w:abstractNumId w:val="14"/>
-  </w:num>
-  <w:num w:numId="48" w16cid:durableId="2042974359">
-    <w:abstractNumId w:val="41"/>
-  </w:num>
-  <w:num w:numId="49" w16cid:durableId="930897845">
-    <w:abstractNumId w:val="40"/>
   </w:num>
 </w:numbering>
 </file>
@@ -31811,7 +34198,10 @@
     <w:rsid w:val="0008293B"/>
     <w:rsid w:val="000962B5"/>
     <w:rsid w:val="001A5D21"/>
+    <w:rsid w:val="003C1A44"/>
     <w:rsid w:val="00A909C5"/>
+    <w:rsid w:val="00B771AC"/>
+    <w:rsid w:val="00C22AB3"/>
     <w:rsid w:val="00E46351"/>
   </w:rsids>
   <m:mathPr>

--- a/docs/BT_CW_15764609.docx
+++ b/docs/BT_CW_15764609.docx
@@ -2338,7 +2338,15 @@
     </w:p>
     <w:p>
       <w:r>
-        <w:t>YARN ResourceManager UI (http://localhost:8088)</w:t>
+        <w:t xml:space="preserve">YARN </w:t>
+      </w:r>
+      <w:proofErr w:type="spellStart"/>
+      <w:r>
+        <w:t>ResourceManager</w:t>
+      </w:r>
+      <w:proofErr w:type="spellEnd"/>
+      <w:r>
+        <w:t xml:space="preserve"> UI (http://localhost:8088)</w:t>
       </w:r>
     </w:p>
     <w:p>
@@ -2347,7 +2355,7 @@
           <w:noProof/>
         </w:rPr>
         <w:drawing>
-          <wp:anchor distT="0" distB="0" distL="114300" distR="114300" simplePos="0" relativeHeight="251672576" behindDoc="1" locked="0" layoutInCell="1" allowOverlap="1" wp14:anchorId="7CF29EC3" wp14:editId="2E2C239C">
+          <wp:anchor distT="0" distB="0" distL="114300" distR="114300" simplePos="0" relativeHeight="251672576" behindDoc="1" locked="0" layoutInCell="1" allowOverlap="1" wp14:anchorId="7CF29EC3" wp14:editId="61D41F02">
             <wp:simplePos x="0" y="0"/>
             <wp:positionH relativeFrom="column">
               <wp:posOffset>47625</wp:posOffset>
@@ -2608,7 +2616,15 @@
     <w:p>
       <w:r>
         <w:lastRenderedPageBreak/>
-        <w:t>HDFS NameNode UI (http://localhost:9870)</w:t>
+        <w:t xml:space="preserve">HDFS </w:t>
+      </w:r>
+      <w:proofErr w:type="spellStart"/>
+      <w:r>
+        <w:t>NameNode</w:t>
+      </w:r>
+      <w:proofErr w:type="spellEnd"/>
+      <w:r>
+        <w:t xml:space="preserve"> UI (http://localhost:9870)</w:t>
       </w:r>
     </w:p>
     <w:p>
@@ -3322,9 +3338,19 @@
       <w:r>
         <w:t xml:space="preserve"> for </w:t>
       </w:r>
-      <w:r>
-        <w:t>soc-Pokec</w:t>
-      </w:r>
+      <w:proofErr w:type="gramStart"/>
+      <w:r>
+        <w:t>soc</w:t>
+      </w:r>
+      <w:proofErr w:type="gramEnd"/>
+      <w:r>
+        <w:t>-</w:t>
+      </w:r>
+      <w:proofErr w:type="spellStart"/>
+      <w:r>
+        <w:t>Pokec</w:t>
+      </w:r>
+      <w:proofErr w:type="spellEnd"/>
       <w:r>
         <w:t xml:space="preserve"> dataset</w:t>
       </w:r>
@@ -4708,29 +4734,54 @@
                 <w:sz w:val="20"/>
                 <w:szCs w:val="20"/>
               </w:rPr>
-              <w:t>191,210 ms</w:t>
-            </w:r>
-          </w:p>
-        </w:tc>
-        <w:tc>
-          <w:tcPr>
-            <w:tcW w:w="0" w:type="auto"/>
-            <w:hideMark/>
-          </w:tcPr>
-          <w:p>
-            <w:pPr>
-              <w:spacing w:line="278" w:lineRule="auto"/>
-              <w:rPr>
-                <w:sz w:val="20"/>
-                <w:szCs w:val="20"/>
-              </w:rPr>
-            </w:pPr>
-            <w:r>
-              <w:rPr>
-                <w:sz w:val="20"/>
-                <w:szCs w:val="20"/>
-              </w:rPr>
-              <w:t>~94,000 ms (calculated)</w:t>
+              <w:t xml:space="preserve">191,210 </w:t>
+            </w:r>
+            <w:proofErr w:type="spellStart"/>
+            <w:r>
+              <w:rPr>
+                <w:sz w:val="20"/>
+                <w:szCs w:val="20"/>
+              </w:rPr>
+              <w:t>ms</w:t>
+            </w:r>
+            <w:proofErr w:type="spellEnd"/>
+          </w:p>
+        </w:tc>
+        <w:tc>
+          <w:tcPr>
+            <w:tcW w:w="0" w:type="auto"/>
+            <w:hideMark/>
+          </w:tcPr>
+          <w:p>
+            <w:pPr>
+              <w:spacing w:line="278" w:lineRule="auto"/>
+              <w:rPr>
+                <w:sz w:val="20"/>
+                <w:szCs w:val="20"/>
+              </w:rPr>
+            </w:pPr>
+            <w:r>
+              <w:rPr>
+                <w:sz w:val="20"/>
+                <w:szCs w:val="20"/>
+              </w:rPr>
+              <w:t xml:space="preserve">~94,000 </w:t>
+            </w:r>
+            <w:proofErr w:type="spellStart"/>
+            <w:r>
+              <w:rPr>
+                <w:sz w:val="20"/>
+                <w:szCs w:val="20"/>
+              </w:rPr>
+              <w:t>ms</w:t>
+            </w:r>
+            <w:proofErr w:type="spellEnd"/>
+            <w:r>
+              <w:rPr>
+                <w:sz w:val="20"/>
+                <w:szCs w:val="20"/>
+              </w:rPr>
+              <w:t xml:space="preserve"> (calculated)</w:t>
             </w:r>
           </w:p>
         </w:tc>
@@ -7009,7 +7060,15 @@
         <w:t>Performance Metrics Comparison</w:t>
       </w:r>
       <w:r>
-        <w:t xml:space="preserve"> for email-EuAll dataset</w:t>
+        <w:t xml:space="preserve"> for email-</w:t>
+      </w:r>
+      <w:proofErr w:type="spellStart"/>
+      <w:r>
+        <w:t>EuAll</w:t>
+      </w:r>
+      <w:proofErr w:type="spellEnd"/>
+      <w:r>
+        <w:t xml:space="preserve"> dataset</w:t>
       </w:r>
     </w:p>
     <w:p>
@@ -8393,29 +8452,54 @@
                 <w:sz w:val="20"/>
                 <w:szCs w:val="20"/>
               </w:rPr>
-              <w:t>10,980 ms</w:t>
-            </w:r>
-          </w:p>
-        </w:tc>
-        <w:tc>
-          <w:tcPr>
-            <w:tcW w:w="0" w:type="auto"/>
-            <w:hideMark/>
-          </w:tcPr>
-          <w:p>
-            <w:pPr>
-              <w:spacing w:line="278" w:lineRule="auto"/>
-              <w:rPr>
-                <w:sz w:val="20"/>
-                <w:szCs w:val="20"/>
-              </w:rPr>
-            </w:pPr>
-            <w:r>
-              <w:rPr>
-                <w:sz w:val="20"/>
-                <w:szCs w:val="20"/>
-              </w:rPr>
-              <w:t>~1,400 ms (calculated)</w:t>
+              <w:t xml:space="preserve">10,980 </w:t>
+            </w:r>
+            <w:proofErr w:type="spellStart"/>
+            <w:r>
+              <w:rPr>
+                <w:sz w:val="20"/>
+                <w:szCs w:val="20"/>
+              </w:rPr>
+              <w:t>ms</w:t>
+            </w:r>
+            <w:proofErr w:type="spellEnd"/>
+          </w:p>
+        </w:tc>
+        <w:tc>
+          <w:tcPr>
+            <w:tcW w:w="0" w:type="auto"/>
+            <w:hideMark/>
+          </w:tcPr>
+          <w:p>
+            <w:pPr>
+              <w:spacing w:line="278" w:lineRule="auto"/>
+              <w:rPr>
+                <w:sz w:val="20"/>
+                <w:szCs w:val="20"/>
+              </w:rPr>
+            </w:pPr>
+            <w:r>
+              <w:rPr>
+                <w:sz w:val="20"/>
+                <w:szCs w:val="20"/>
+              </w:rPr>
+              <w:t xml:space="preserve">~1,400 </w:t>
+            </w:r>
+            <w:proofErr w:type="spellStart"/>
+            <w:r>
+              <w:rPr>
+                <w:sz w:val="20"/>
+                <w:szCs w:val="20"/>
+              </w:rPr>
+              <w:t>ms</w:t>
+            </w:r>
+            <w:proofErr w:type="spellEnd"/>
+            <w:r>
+              <w:rPr>
+                <w:sz w:val="20"/>
+                <w:szCs w:val="20"/>
+              </w:rPr>
+              <w:t xml:space="preserve"> (calculated)</w:t>
             </w:r>
           </w:p>
         </w:tc>
@@ -9747,29 +9831,61 @@
                 <w:sz w:val="20"/>
                 <w:szCs w:val="20"/>
               </w:rPr>
-              <w:t>10,980 ms total</w:t>
-            </w:r>
-          </w:p>
-        </w:tc>
-        <w:tc>
-          <w:tcPr>
-            <w:tcW w:w="0" w:type="auto"/>
-            <w:hideMark/>
-          </w:tcPr>
-          <w:p>
-            <w:pPr>
-              <w:spacing w:line="278" w:lineRule="auto"/>
-              <w:rPr>
-                <w:sz w:val="20"/>
-                <w:szCs w:val="20"/>
-              </w:rPr>
-            </w:pPr>
-            <w:r>
-              <w:rPr>
-                <w:sz w:val="20"/>
-                <w:szCs w:val="20"/>
-              </w:rPr>
-              <w:t>~1,400 ms total</w:t>
+              <w:t xml:space="preserve">10,980 </w:t>
+            </w:r>
+            <w:proofErr w:type="spellStart"/>
+            <w:r>
+              <w:rPr>
+                <w:sz w:val="20"/>
+                <w:szCs w:val="20"/>
+              </w:rPr>
+              <w:t>ms</w:t>
+            </w:r>
+            <w:proofErr w:type="spellEnd"/>
+            <w:r>
+              <w:rPr>
+                <w:sz w:val="20"/>
+                <w:szCs w:val="20"/>
+              </w:rPr>
+              <w:t xml:space="preserve"> total</w:t>
+            </w:r>
+          </w:p>
+        </w:tc>
+        <w:tc>
+          <w:tcPr>
+            <w:tcW w:w="0" w:type="auto"/>
+            <w:hideMark/>
+          </w:tcPr>
+          <w:p>
+            <w:pPr>
+              <w:spacing w:line="278" w:lineRule="auto"/>
+              <w:rPr>
+                <w:sz w:val="20"/>
+                <w:szCs w:val="20"/>
+              </w:rPr>
+            </w:pPr>
+            <w:r>
+              <w:rPr>
+                <w:sz w:val="20"/>
+                <w:szCs w:val="20"/>
+              </w:rPr>
+              <w:t xml:space="preserve">~1,400 </w:t>
+            </w:r>
+            <w:proofErr w:type="spellStart"/>
+            <w:r>
+              <w:rPr>
+                <w:sz w:val="20"/>
+                <w:szCs w:val="20"/>
+              </w:rPr>
+              <w:t>ms</w:t>
+            </w:r>
+            <w:proofErr w:type="spellEnd"/>
+            <w:r>
+              <w:rPr>
+                <w:sz w:val="20"/>
+                <w:szCs w:val="20"/>
+              </w:rPr>
+              <w:t xml:space="preserve"> total</w:t>
             </w:r>
           </w:p>
         </w:tc>
@@ -10562,7 +10678,7 @@
           <w:noProof/>
         </w:rPr>
         <w:drawing>
-          <wp:anchor distT="0" distB="0" distL="114300" distR="114300" simplePos="0" relativeHeight="251676672" behindDoc="1" locked="0" layoutInCell="1" allowOverlap="1" wp14:anchorId="19F71410" wp14:editId="1FCD9DD1">
+          <wp:anchor distT="0" distB="0" distL="114300" distR="114300" simplePos="0" relativeHeight="251676672" behindDoc="1" locked="0" layoutInCell="1" allowOverlap="1" wp14:anchorId="19F71410" wp14:editId="2A6AE4B1">
             <wp:simplePos x="0" y="0"/>
             <wp:positionH relativeFrom="column">
               <wp:posOffset>643103</wp:posOffset>
@@ -10657,7 +10773,15 @@
         <w:t>Performance Metrics Comparison</w:t>
       </w:r>
       <w:r>
-        <w:t xml:space="preserve"> for web-BerkStan dataset</w:t>
+        <w:t xml:space="preserve"> for web-</w:t>
+      </w:r>
+      <w:proofErr w:type="spellStart"/>
+      <w:r>
+        <w:t>BerkStan</w:t>
+      </w:r>
+      <w:proofErr w:type="spellEnd"/>
+      <w:r>
+        <w:t xml:space="preserve"> dataset</w:t>
       </w:r>
     </w:p>
     <w:p>
@@ -12030,8 +12154,17 @@
                 <w:sz w:val="20"/>
                 <w:szCs w:val="20"/>
               </w:rPr>
-              <w:t>30,040 ms</w:t>
-            </w:r>
+              <w:t xml:space="preserve">30,040 </w:t>
+            </w:r>
+            <w:proofErr w:type="spellStart"/>
+            <w:r>
+              <w:rPr>
+                <w:sz w:val="20"/>
+                <w:szCs w:val="20"/>
+              </w:rPr>
+              <w:t>ms</w:t>
+            </w:r>
+            <w:proofErr w:type="spellEnd"/>
           </w:p>
         </w:tc>
         <w:tc>
@@ -12052,7 +12185,23 @@
                 <w:sz w:val="20"/>
                 <w:szCs w:val="20"/>
               </w:rPr>
-              <w:t>~4,500 ms (calculated)</w:t>
+              <w:t xml:space="preserve">~4,500 </w:t>
+            </w:r>
+            <w:proofErr w:type="spellStart"/>
+            <w:r>
+              <w:rPr>
+                <w:sz w:val="20"/>
+                <w:szCs w:val="20"/>
+              </w:rPr>
+              <w:t>ms</w:t>
+            </w:r>
+            <w:proofErr w:type="spellEnd"/>
+            <w:r>
+              <w:rPr>
+                <w:sz w:val="20"/>
+                <w:szCs w:val="20"/>
+              </w:rPr>
+              <w:t xml:space="preserve"> (calculated)</w:t>
             </w:r>
           </w:p>
         </w:tc>
@@ -13364,29 +13513,61 @@
                 <w:sz w:val="20"/>
                 <w:szCs w:val="20"/>
               </w:rPr>
-              <w:t>30,040 ms total</w:t>
-            </w:r>
-          </w:p>
-        </w:tc>
-        <w:tc>
-          <w:tcPr>
-            <w:tcW w:w="0" w:type="auto"/>
-            <w:hideMark/>
-          </w:tcPr>
-          <w:p>
-            <w:pPr>
-              <w:spacing w:line="278" w:lineRule="auto"/>
-              <w:rPr>
-                <w:sz w:val="20"/>
-                <w:szCs w:val="20"/>
-              </w:rPr>
-            </w:pPr>
-            <w:r>
-              <w:rPr>
-                <w:sz w:val="20"/>
-                <w:szCs w:val="20"/>
-              </w:rPr>
-              <w:t>~4,500 ms total</w:t>
+              <w:t xml:space="preserve">30,040 </w:t>
+            </w:r>
+            <w:proofErr w:type="spellStart"/>
+            <w:r>
+              <w:rPr>
+                <w:sz w:val="20"/>
+                <w:szCs w:val="20"/>
+              </w:rPr>
+              <w:t>ms</w:t>
+            </w:r>
+            <w:proofErr w:type="spellEnd"/>
+            <w:r>
+              <w:rPr>
+                <w:sz w:val="20"/>
+                <w:szCs w:val="20"/>
+              </w:rPr>
+              <w:t xml:space="preserve"> total</w:t>
+            </w:r>
+          </w:p>
+        </w:tc>
+        <w:tc>
+          <w:tcPr>
+            <w:tcW w:w="0" w:type="auto"/>
+            <w:hideMark/>
+          </w:tcPr>
+          <w:p>
+            <w:pPr>
+              <w:spacing w:line="278" w:lineRule="auto"/>
+              <w:rPr>
+                <w:sz w:val="20"/>
+                <w:szCs w:val="20"/>
+              </w:rPr>
+            </w:pPr>
+            <w:r>
+              <w:rPr>
+                <w:sz w:val="20"/>
+                <w:szCs w:val="20"/>
+              </w:rPr>
+              <w:t xml:space="preserve">~4,500 </w:t>
+            </w:r>
+            <w:proofErr w:type="spellStart"/>
+            <w:r>
+              <w:rPr>
+                <w:sz w:val="20"/>
+                <w:szCs w:val="20"/>
+              </w:rPr>
+              <w:t>ms</w:t>
+            </w:r>
+            <w:proofErr w:type="spellEnd"/>
+            <w:r>
+              <w:rPr>
+                <w:sz w:val="20"/>
+                <w:szCs w:val="20"/>
+              </w:rPr>
+              <w:t xml:space="preserve"> total</w:t>
             </w:r>
           </w:p>
         </w:tc>
@@ -15527,7 +15708,27 @@
           <w:sz w:val="22"/>
           <w:szCs w:val="22"/>
         </w:rPr>
-        <w:t>"The Hadoop optimization presents a classic example of optimization trade-offs. The compression component successfully reduced shuffle overhead by 41% (207MB → 121MB), directly addressing the identified network bottleneck. However, the memory optimization inadvertently caused task proliferation (8 → 33 tasks), creating coordination overhead that exceeded the shuffle savings. The net result was a 6% performance decrease, demonstrating that aggressive optimization can have unintended consequences when system components interact in complex ways."</w:t>
+        <w:t xml:space="preserve">"The Hadoop optimization presents a classic example of optimization trade-offs. The compression component successfully reduced shuffle overhead by 41% (207MB → 121MB), directly addressing the identified network bottleneck. However, </w:t>
+      </w:r>
+      <w:proofErr w:type="gramStart"/>
+      <w:r>
+        <w:rPr>
+          <w:i/>
+          <w:iCs/>
+          <w:sz w:val="22"/>
+          <w:szCs w:val="22"/>
+        </w:rPr>
+        <w:t>the memory</w:t>
+      </w:r>
+      <w:proofErr w:type="gramEnd"/>
+      <w:r>
+        <w:rPr>
+          <w:i/>
+          <w:iCs/>
+          <w:sz w:val="22"/>
+          <w:szCs w:val="22"/>
+        </w:rPr>
+        <w:t xml:space="preserve"> optimization inadvertently caused task proliferation (8 → 33 tasks), creating coordination overhead that exceeded the shuffle savings. The net result was a 6% performance decrease, demonstrating that aggressive optimization can have unintended consequences when system components interact in complex ways."</w:t>
       </w:r>
     </w:p>
     <w:p>
@@ -16851,8 +17052,13 @@
         <w:spacing w:after="0"/>
       </w:pPr>
       <w:r>
-        <w:t>Tools: Grafana, Kafdrop</w:t>
-      </w:r>
+        <w:t xml:space="preserve">Tools: Grafana, </w:t>
+      </w:r>
+      <w:proofErr w:type="spellStart"/>
+      <w:r>
+        <w:t>Kafdrop</w:t>
+      </w:r>
+      <w:proofErr w:type="spellEnd"/>
     </w:p>
     <w:p/>
     <w:p>
@@ -16896,8 +17102,13 @@
         </w:numPr>
         <w:spacing w:after="0"/>
       </w:pPr>
-      <w:r>
-        <w:t>kafka-python - Kafka client library</w:t>
+      <w:proofErr w:type="spellStart"/>
+      <w:r>
+        <w:t>kafka</w:t>
+      </w:r>
+      <w:proofErr w:type="spellEnd"/>
+      <w:r>
+        <w:t>-python - Kafka client library</w:t>
       </w:r>
     </w:p>
     <w:p>
@@ -16908,8 +17119,13 @@
         </w:numPr>
         <w:spacing w:after="0"/>
       </w:pPr>
-      <w:r>
-        <w:t>pyyaml - YAML configuration parsing</w:t>
+      <w:proofErr w:type="spellStart"/>
+      <w:r>
+        <w:t>pyyaml</w:t>
+      </w:r>
+      <w:proofErr w:type="spellEnd"/>
+      <w:r>
+        <w:t xml:space="preserve"> - YAML configuration parsing</w:t>
       </w:r>
     </w:p>
     <w:p>
@@ -16932,8 +17148,13 @@
         </w:numPr>
         <w:spacing w:after="0"/>
       </w:pPr>
-      <w:r>
-        <w:t>sodapy - Socrata Open Data API client</w:t>
+      <w:proofErr w:type="spellStart"/>
+      <w:r>
+        <w:t>sodapy</w:t>
+      </w:r>
+      <w:proofErr w:type="spellEnd"/>
+      <w:r>
+        <w:t xml:space="preserve"> - Socrata Open Data API client</w:t>
       </w:r>
     </w:p>
     <w:p/>
@@ -16987,8 +17208,13 @@
         </w:numPr>
         <w:spacing w:after="0"/>
       </w:pPr>
-      <w:r>
-        <w:t>Kafdrop - Kafka Cluster Management &amp; Debugging</w:t>
+      <w:proofErr w:type="spellStart"/>
+      <w:r>
+        <w:t>Kafdrop</w:t>
+      </w:r>
+      <w:proofErr w:type="spellEnd"/>
+      <w:r>
+        <w:t xml:space="preserve"> - Kafka Cluster Management &amp; Debugging</w:t>
       </w:r>
     </w:p>
     <w:p>
@@ -17106,8 +17332,13 @@
         </w:numPr>
         <w:spacing w:after="0"/>
       </w:pPr>
-      <w:r>
-        <w:t>Kafdrop: 9000</w:t>
+      <w:proofErr w:type="spellStart"/>
+      <w:r>
+        <w:t>Kafdrop</w:t>
+      </w:r>
+      <w:proofErr w:type="spellEnd"/>
+      <w:r>
+        <w:t>: 9000</w:t>
       </w:r>
     </w:p>
     <w:p>
@@ -17181,7 +17412,15 @@
         <w:spacing w:after="0"/>
       </w:pPr>
       <w:r>
-        <w:t>Partitioning: By detector_id for load balancing</w:t>
+        <w:t xml:space="preserve">Partitioning: By </w:t>
+      </w:r>
+      <w:proofErr w:type="spellStart"/>
+      <w:r>
+        <w:t>detector_id</w:t>
+      </w:r>
+      <w:proofErr w:type="spellEnd"/>
+      <w:r>
+        <w:t xml:space="preserve"> for load balancing</w:t>
       </w:r>
     </w:p>
     <w:p>
@@ -17287,7 +17526,15 @@
         <w:spacing w:after="0"/>
       </w:pPr>
       <w:r>
-        <w:t>Retention: 90 days (7,776,000,000 ms)</w:t>
+        <w:t xml:space="preserve">Retention: 90 days (7,776,000,000 </w:t>
+      </w:r>
+      <w:proofErr w:type="spellStart"/>
+      <w:r>
+        <w:t>ms</w:t>
+      </w:r>
+      <w:proofErr w:type="spellEnd"/>
+      <w:r>
+        <w:t>)</w:t>
       </w:r>
     </w:p>
     <w:p>
@@ -17402,7 +17649,15 @@
         <w:t>kafka-topic-creation.sh</w:t>
       </w:r>
       <w:r>
-        <w:t xml:space="preserve"> contains the scripts to be run in bash in Ubuntu virtual box to create required kafka topics.</w:t>
+        <w:t xml:space="preserve"> contains the scripts to be run in bash in Ubuntu virtual box to create required </w:t>
+      </w:r>
+      <w:proofErr w:type="spellStart"/>
+      <w:r>
+        <w:t>kafka</w:t>
+      </w:r>
+      <w:proofErr w:type="spellEnd"/>
+      <w:r>
+        <w:t xml:space="preserve"> topics.</w:t>
       </w:r>
     </w:p>
     <w:p/>
@@ -17582,7 +17837,15 @@
         <w:spacing w:after="0"/>
       </w:pPr>
       <w:r>
-        <w:t>Handles various boolean representations</w:t>
+        <w:t xml:space="preserve">Handles various </w:t>
+      </w:r>
+      <w:proofErr w:type="spellStart"/>
+      <w:r>
+        <w:t>boolean</w:t>
+      </w:r>
+      <w:proofErr w:type="spellEnd"/>
+      <w:r>
+        <w:t xml:space="preserve"> representations</w:t>
       </w:r>
     </w:p>
     <w:p>
@@ -17730,7 +17993,21 @@
         <w:rPr>
           <w:highlight w:val="yellow"/>
         </w:rPr>
-        <w:t>Monitors modified_date field changes</w:t>
+        <w:t xml:space="preserve">Monitors </w:t>
+      </w:r>
+      <w:proofErr w:type="spellStart"/>
+      <w:r>
+        <w:rPr>
+          <w:highlight w:val="yellow"/>
+        </w:rPr>
+        <w:t>modified_date</w:t>
+      </w:r>
+      <w:proofErr w:type="spellEnd"/>
+      <w:r>
+        <w:rPr>
+          <w:highlight w:val="yellow"/>
+        </w:rPr>
+        <w:t xml:space="preserve"> field changes</w:t>
       </w:r>
     </w:p>
     <w:p>
@@ -17816,11 +18093,19 @@
           <w:highlight w:val="yellow"/>
         </w:rPr>
       </w:pPr>
+      <w:proofErr w:type="gramStart"/>
       <w:r>
         <w:rPr>
           <w:highlight w:val="yellow"/>
         </w:rPr>
-        <w:t>Calculates daily traffic volumes</w:t>
+        <w:t>Calculates</w:t>
+      </w:r>
+      <w:proofErr w:type="gramEnd"/>
+      <w:r>
+        <w:rPr>
+          <w:highlight w:val="yellow"/>
+        </w:rPr>
+        <w:t xml:space="preserve"> daily traffic volumes</w:t>
       </w:r>
     </w:p>
     <w:p>
@@ -17972,7 +18257,15 @@
         <w:spacing w:after="0"/>
       </w:pPr>
       <w:r>
-        <w:t>Key: "date|hour|device_id"</w:t>
+        <w:t>Key: "</w:t>
+      </w:r>
+      <w:proofErr w:type="spellStart"/>
+      <w:r>
+        <w:t>date|hour|device_id</w:t>
+      </w:r>
+      <w:proofErr w:type="spellEnd"/>
+      <w:r>
+        <w:t>"</w:t>
       </w:r>
     </w:p>
     <w:p>
@@ -18662,8 +18955,13 @@
         <w:ind w:left="720"/>
       </w:pPr>
       <w:r>
-        <w:t>Database: traffic-sensor</w:t>
-      </w:r>
+        <w:t xml:space="preserve">Database: </w:t>
+      </w:r>
+      <w:proofErr w:type="gramStart"/>
+      <w:r>
+        <w:t>traffic-sensor</w:t>
+      </w:r>
+      <w:proofErr w:type="gramEnd"/>
     </w:p>
     <w:p>
       <w:pPr>
@@ -18671,8 +18969,13 @@
         <w:ind w:left="720"/>
       </w:pPr>
       <w:r>
-        <w:t>User: grafana</w:t>
-      </w:r>
+        <w:t xml:space="preserve">User: </w:t>
+      </w:r>
+      <w:proofErr w:type="spellStart"/>
+      <w:r>
+        <w:t>grafana</w:t>
+      </w:r>
+      <w:proofErr w:type="spellEnd"/>
     </w:p>
     <w:p>
       <w:pPr>
@@ -18680,8 +18983,13 @@
         <w:ind w:left="720"/>
       </w:pPr>
       <w:r>
-        <w:t>Password: grafana</w:t>
-      </w:r>
+        <w:t xml:space="preserve">Password: </w:t>
+      </w:r>
+      <w:proofErr w:type="spellStart"/>
+      <w:r>
+        <w:t>grafana</w:t>
+      </w:r>
+      <w:proofErr w:type="spellEnd"/>
     </w:p>
     <w:p>
       <w:pPr>
@@ -18727,9 +19035,11 @@
       <w:r>
         <w:t>‘</w:t>
       </w:r>
+      <w:proofErr w:type="spellStart"/>
       <w:r>
         <w:t>grafana</w:t>
       </w:r>
+      <w:proofErr w:type="spellEnd"/>
       <w:r>
         <w:t xml:space="preserve">’ </w:t>
       </w:r>
@@ -18753,10 +19063,18 @@
         <w:t>Connected only to ‘</w:t>
       </w:r>
       <w:r>
-        <w:t>traffic-sensor</w:t>
-      </w:r>
-      <w:r>
-        <w:t>’ database</w:t>
+        <w:t>traffic-</w:t>
+      </w:r>
+      <w:proofErr w:type="gramStart"/>
+      <w:r>
+        <w:t>sensor</w:t>
+      </w:r>
+      <w:r>
+        <w:t>’</w:t>
+      </w:r>
+      <w:proofErr w:type="gramEnd"/>
+      <w:r>
+        <w:t xml:space="preserve"> database</w:t>
       </w:r>
     </w:p>
     <w:p>
@@ -18792,19 +19110,34 @@
         <w:t>Select permission to</w:t>
       </w:r>
       <w:r>
-        <w:t xml:space="preserve"> hourly_sensor_metrics</w:t>
-      </w:r>
+        <w:t xml:space="preserve"> </w:t>
+      </w:r>
+      <w:proofErr w:type="spellStart"/>
+      <w:r>
+        <w:t>hourly_sensor_metrics</w:t>
+      </w:r>
+      <w:proofErr w:type="spellEnd"/>
       <w:r>
         <w:t xml:space="preserve">, </w:t>
       </w:r>
+      <w:proofErr w:type="spellStart"/>
       <w:r>
         <w:t>daily_peak_metrics</w:t>
       </w:r>
-      <w:r>
-        <w:t xml:space="preserve"> and s</w:t>
-      </w:r>
-      <w:r>
-        <w:t xml:space="preserve">ensor_availability_metrics </w:t>
+      <w:proofErr w:type="spellEnd"/>
+      <w:r>
+        <w:t xml:space="preserve"> and </w:t>
+      </w:r>
+      <w:proofErr w:type="spellStart"/>
+      <w:r>
+        <w:t>s</w:t>
+      </w:r>
+      <w:r>
+        <w:t>ensor_availability_metrics</w:t>
+      </w:r>
+      <w:proofErr w:type="spellEnd"/>
+      <w:r>
+        <w:t xml:space="preserve"> </w:t>
       </w:r>
       <w:r>
         <w:t>tables</w:t>
@@ -18850,7 +19183,15 @@
         <w:spacing w:after="0"/>
       </w:pPr>
       <w:r>
-        <w:t>Query 3: Overall Sensor Health - Today</w:t>
+        <w:t xml:space="preserve">Query 3: </w:t>
+      </w:r>
+      <w:proofErr w:type="gramStart"/>
+      <w:r>
+        <w:t>Overall</w:t>
+      </w:r>
+      <w:proofErr w:type="gramEnd"/>
+      <w:r>
+        <w:t xml:space="preserve"> Sensor Health - Today</w:t>
       </w:r>
     </w:p>
     <w:p>
@@ -19264,7 +19605,21 @@
         <w:rPr>
           <w:highlight w:val="yellow"/>
         </w:rPr>
-        <w:t>Check time logs in producer and consumer</w:t>
+        <w:t xml:space="preserve">Check time logs </w:t>
+      </w:r>
+      <w:proofErr w:type="gramStart"/>
+      <w:r>
+        <w:rPr>
+          <w:highlight w:val="yellow"/>
+        </w:rPr>
+        <w:t>in</w:t>
+      </w:r>
+      <w:proofErr w:type="gramEnd"/>
+      <w:r>
+        <w:rPr>
+          <w:highlight w:val="yellow"/>
+        </w:rPr>
+        <w:t xml:space="preserve"> producer and consumer</w:t>
       </w:r>
     </w:p>
     <w:p>
@@ -19307,20 +19662,13 @@
     <w:p/>
     <w:p/>
     <w:p/>
-    <w:p/>
-    <w:p/>
-    <w:p/>
-    <w:p/>
-    <w:p/>
-    <w:p/>
-    <w:p/>
-    <w:p/>
     <w:p>
       <w:pPr>
         <w:pStyle w:val="Heading1"/>
       </w:pPr>
       <w:bookmarkStart w:id="28" w:name="_Toc214293402"/>
       <w:r>
+        <w:lastRenderedPageBreak/>
         <w:t>Task 3: Graph Databases using Neo4j and Docker</w:t>
       </w:r>
       <w:bookmarkEnd w:id="28"/>
@@ -19336,6 +19684,74 @@
       <w:bookmarkEnd w:id="29"/>
     </w:p>
     <w:p>
+      <w:pPr>
+        <w:jc w:val="both"/>
+      </w:pPr>
+      <w:r>
+        <w:t>Social Network Connections</w:t>
+      </w:r>
+    </w:p>
+    <w:p>
+      <w:pPr>
+        <w:jc w:val="both"/>
+      </w:pPr>
+      <w:r>
+        <w:t xml:space="preserve">Graph databases are </w:t>
+      </w:r>
+      <w:r>
+        <w:t>useful</w:t>
+      </w:r>
+      <w:r>
+        <w:t xml:space="preserve"> in use cases that require the ability to navigate relationships between people, such as finding </w:t>
+      </w:r>
+      <w:proofErr w:type="gramStart"/>
+      <w:r>
+        <w:t>friends of friends</w:t>
+      </w:r>
+      <w:proofErr w:type="gramEnd"/>
+      <w:r>
+        <w:t xml:space="preserve"> or analyzing social circles. In a relational database, discovering indirect connections requires many expensive JOIN operations, which can get much slower as the network grows. Graph databases navigate these relationships natively, by following the links connecting the nodes, making questions about the degree of separation or proximity in the network extremely fast, regardless of the network size.</w:t>
+      </w:r>
+    </w:p>
+    <w:p>
+      <w:pPr>
+        <w:jc w:val="both"/>
+      </w:pPr>
+      <w:r>
+        <w:t>Recommendation Engines</w:t>
+      </w:r>
+    </w:p>
+    <w:p>
+      <w:pPr>
+        <w:jc w:val="both"/>
+      </w:pPr>
+      <w:r>
+        <w:t xml:space="preserve">Graph databases are much better at handling this complexity when it comes to building systems that make recommendations around products, content, and connections based on patterns of behavior and preference. The </w:t>
+      </w:r>
+      <w:proofErr w:type="spellStart"/>
+      <w:r>
+        <w:t>multi dimensional</w:t>
+      </w:r>
+      <w:proofErr w:type="spellEnd"/>
+      <w:r>
+        <w:t xml:space="preserve"> relationships between users, items, ratings, and behaviors pose a difficult challenge in relational databases. Graph databases natively represent these kinds of interconnected patterns, allowing you to quickly traverse from one user through their preferences to similar users and their choices, which makes pattern discovery and recommendation generation so much more efficient.</w:t>
+      </w:r>
+    </w:p>
+    <w:p>
+      <w:pPr>
+        <w:jc w:val="both"/>
+      </w:pPr>
+      <w:r>
+        <w:t>Fraud Detection</w:t>
+      </w:r>
+    </w:p>
+    <w:p>
+      <w:pPr>
+        <w:jc w:val="both"/>
+      </w:pPr>
+      <w:r>
+        <w:t>To identify fraudulent activity, one often needs to uncover the linkages in accounts, transactions, devices, and contact information. Relational databases require complex queries with many JOINs to uncover these indirect relationships. Graph databases make it straightforward to trace networks of suspicious connections, identify fraud rings, and spot patterns when several accounts share overlapping attributes. Having this ability to quickly explore and visualize these connection networks in real time is key in effectively dealing with fraud.</w:t>
+      </w:r>
       <w:r>
         <w:br w:type="page"/>
       </w:r>
@@ -19449,79 +19865,79 @@
           <w:sz w:val="18"/>
           <w:szCs w:val="18"/>
         </w:rPr>
-        <w:t xml:space="preserve">  (a:User {name:'Dinuka', city:'Colombo', dob: date('1995-04-12')}),</w:t>
-      </w:r>
-    </w:p>
-    <w:p>
-      <w:pPr>
-        <w:spacing w:after="0"/>
+        <w:t xml:space="preserve">  (</w:t>
+      </w:r>
+      <w:proofErr w:type="spellStart"/>
+      <w:r>
         <w:rPr>
           <w:rFonts w:ascii="Consolas" w:hAnsi="Consolas"/>
           <w:sz w:val="18"/>
           <w:szCs w:val="18"/>
         </w:rPr>
-      </w:pPr>
+        <w:t>a:User</w:t>
+      </w:r>
+      <w:proofErr w:type="spellEnd"/>
       <w:r>
         <w:rPr>
           <w:rFonts w:ascii="Consolas" w:hAnsi="Consolas"/>
           <w:sz w:val="18"/>
           <w:szCs w:val="18"/>
         </w:rPr>
-        <w:t xml:space="preserve">  (b:User {name:'Kasun', city:'Kandy', dob: date('1996-08-23')}),</w:t>
-      </w:r>
-    </w:p>
-    <w:p>
-      <w:pPr>
-        <w:spacing w:after="0"/>
+        <w:t xml:space="preserve"> {name:'</w:t>
+      </w:r>
+      <w:proofErr w:type="spellStart"/>
+      <w:r>
         <w:rPr>
           <w:rFonts w:ascii="Consolas" w:hAnsi="Consolas"/>
           <w:sz w:val="18"/>
           <w:szCs w:val="18"/>
         </w:rPr>
-      </w:pPr>
+        <w:t>Dinuka</w:t>
+      </w:r>
+      <w:proofErr w:type="spellEnd"/>
       <w:r>
         <w:rPr>
           <w:rFonts w:ascii="Consolas" w:hAnsi="Consolas"/>
           <w:sz w:val="18"/>
           <w:szCs w:val="18"/>
         </w:rPr>
-        <w:t xml:space="preserve">  (c:User {name:'Rashmi', city:'Galle', dob: date('1997-03-15')}),</w:t>
-      </w:r>
-    </w:p>
-    <w:p>
-      <w:pPr>
-        <w:spacing w:after="0"/>
+        <w:t xml:space="preserve">', </w:t>
+      </w:r>
+      <w:proofErr w:type="spellStart"/>
+      <w:r>
         <w:rPr>
           <w:rFonts w:ascii="Consolas" w:hAnsi="Consolas"/>
           <w:sz w:val="18"/>
           <w:szCs w:val="18"/>
         </w:rPr>
-      </w:pPr>
+        <w:t>city:'Colombo</w:t>
+      </w:r>
+      <w:proofErr w:type="spellEnd"/>
       <w:r>
         <w:rPr>
           <w:rFonts w:ascii="Consolas" w:hAnsi="Consolas"/>
           <w:sz w:val="18"/>
           <w:szCs w:val="18"/>
         </w:rPr>
-        <w:t xml:space="preserve">  (d:User {name:'Tharindu', city:'Negombo', dob: date('1994-11-05')}),</w:t>
-      </w:r>
-    </w:p>
-    <w:p>
-      <w:pPr>
-        <w:spacing w:after="0"/>
+        <w:t xml:space="preserve">', </w:t>
+      </w:r>
+      <w:proofErr w:type="gramStart"/>
+      <w:r>
         <w:rPr>
           <w:rFonts w:ascii="Consolas" w:hAnsi="Consolas"/>
           <w:sz w:val="18"/>
           <w:szCs w:val="18"/>
         </w:rPr>
-      </w:pPr>
+        <w:t>dob:</w:t>
+      </w:r>
+      <w:proofErr w:type="gramEnd"/>
       <w:r>
         <w:rPr>
           <w:rFonts w:ascii="Consolas" w:hAnsi="Consolas"/>
           <w:sz w:val="18"/>
           <w:szCs w:val="18"/>
         </w:rPr>
-        <w:t xml:space="preserve">  (e:User {name:'Ishara', city:'Matara', dob: date('1995-12-30')}),</w:t>
+        <w:t xml:space="preserve"> date('1995-04-12')}),</w:t>
       </w:r>
     </w:p>
     <w:p>
@@ -19539,79 +19955,79 @@
           <w:sz w:val="18"/>
           <w:szCs w:val="18"/>
         </w:rPr>
-        <w:t xml:space="preserve">  (f:User {name:'Nuwan', city:'Kurunegala', dob: date('1996-07-18')}),</w:t>
-      </w:r>
-    </w:p>
-    <w:p>
-      <w:pPr>
-        <w:spacing w:after="0"/>
+        <w:t xml:space="preserve">  (</w:t>
+      </w:r>
+      <w:proofErr w:type="spellStart"/>
+      <w:r>
         <w:rPr>
           <w:rFonts w:ascii="Consolas" w:hAnsi="Consolas"/>
           <w:sz w:val="18"/>
           <w:szCs w:val="18"/>
         </w:rPr>
-      </w:pPr>
+        <w:t>b:User</w:t>
+      </w:r>
+      <w:proofErr w:type="spellEnd"/>
       <w:r>
         <w:rPr>
           <w:rFonts w:ascii="Consolas" w:hAnsi="Consolas"/>
           <w:sz w:val="18"/>
           <w:szCs w:val="18"/>
         </w:rPr>
-        <w:t xml:space="preserve">  (g:User {name:'Sajith', city:'Colombo', dob: date('1993-09-14')}),</w:t>
-      </w:r>
-    </w:p>
-    <w:p>
-      <w:pPr>
-        <w:spacing w:after="0"/>
+        <w:t xml:space="preserve"> {</w:t>
+      </w:r>
+      <w:proofErr w:type="spellStart"/>
+      <w:r>
         <w:rPr>
           <w:rFonts w:ascii="Consolas" w:hAnsi="Consolas"/>
           <w:sz w:val="18"/>
           <w:szCs w:val="18"/>
         </w:rPr>
-      </w:pPr>
+        <w:t>name:'Kasun</w:t>
+      </w:r>
+      <w:proofErr w:type="spellEnd"/>
       <w:r>
         <w:rPr>
           <w:rFonts w:ascii="Consolas" w:hAnsi="Consolas"/>
           <w:sz w:val="18"/>
           <w:szCs w:val="18"/>
         </w:rPr>
-        <w:t xml:space="preserve">  (h:User {name:'Amali', city:'Kandy', dob: date('1998-02-05')}),</w:t>
-      </w:r>
-    </w:p>
-    <w:p>
-      <w:pPr>
-        <w:spacing w:after="0"/>
+        <w:t xml:space="preserve">', </w:t>
+      </w:r>
+      <w:proofErr w:type="spellStart"/>
+      <w:r>
         <w:rPr>
           <w:rFonts w:ascii="Consolas" w:hAnsi="Consolas"/>
           <w:sz w:val="18"/>
           <w:szCs w:val="18"/>
         </w:rPr>
-      </w:pPr>
+        <w:t>city:'Kandy</w:t>
+      </w:r>
+      <w:proofErr w:type="spellEnd"/>
       <w:r>
         <w:rPr>
           <w:rFonts w:ascii="Consolas" w:hAnsi="Consolas"/>
           <w:sz w:val="18"/>
           <w:szCs w:val="18"/>
         </w:rPr>
-        <w:t xml:space="preserve">  (i:User {name:'Gayan', city:'Galle', dob: date('1995-08-12')}),</w:t>
-      </w:r>
-    </w:p>
-    <w:p>
-      <w:pPr>
-        <w:spacing w:after="0"/>
+        <w:t xml:space="preserve">', </w:t>
+      </w:r>
+      <w:proofErr w:type="gramStart"/>
+      <w:r>
         <w:rPr>
           <w:rFonts w:ascii="Consolas" w:hAnsi="Consolas"/>
           <w:sz w:val="18"/>
           <w:szCs w:val="18"/>
         </w:rPr>
-      </w:pPr>
+        <w:t>dob:</w:t>
+      </w:r>
+      <w:proofErr w:type="gramEnd"/>
       <w:r>
         <w:rPr>
           <w:rFonts w:ascii="Consolas" w:hAnsi="Consolas"/>
           <w:sz w:val="18"/>
           <w:szCs w:val="18"/>
         </w:rPr>
-        <w:t xml:space="preserve">  (j:User {name:'Bimali', city:'Matara', dob: date('1997-01-20')}),</w:t>
+        <w:t xml:space="preserve"> date('1996-08-23')}),</w:t>
       </w:r>
     </w:p>
     <w:p>
@@ -19629,79 +20045,79 @@
           <w:sz w:val="18"/>
           <w:szCs w:val="18"/>
         </w:rPr>
-        <w:t xml:space="preserve">  (k:User {name:'Chathura', city:'Negombo', dob: date('1994-10-11')}),</w:t>
-      </w:r>
-    </w:p>
-    <w:p>
-      <w:pPr>
-        <w:spacing w:after="0"/>
+        <w:t xml:space="preserve">  (</w:t>
+      </w:r>
+      <w:proofErr w:type="spellStart"/>
+      <w:r>
         <w:rPr>
           <w:rFonts w:ascii="Consolas" w:hAnsi="Consolas"/>
           <w:sz w:val="18"/>
           <w:szCs w:val="18"/>
         </w:rPr>
-      </w:pPr>
+        <w:t>c:User</w:t>
+      </w:r>
+      <w:proofErr w:type="spellEnd"/>
       <w:r>
         <w:rPr>
           <w:rFonts w:ascii="Consolas" w:hAnsi="Consolas"/>
           <w:sz w:val="18"/>
           <w:szCs w:val="18"/>
         </w:rPr>
-        <w:t xml:space="preserve">  (l:User {name:'Dilani', city:'Kurunegala', dob: date('1996-05-22')}),</w:t>
-      </w:r>
-    </w:p>
-    <w:p>
-      <w:pPr>
-        <w:spacing w:after="0"/>
+        <w:t xml:space="preserve"> {</w:t>
+      </w:r>
+      <w:proofErr w:type="spellStart"/>
+      <w:r>
         <w:rPr>
           <w:rFonts w:ascii="Consolas" w:hAnsi="Consolas"/>
           <w:sz w:val="18"/>
           <w:szCs w:val="18"/>
         </w:rPr>
-      </w:pPr>
+        <w:t>name:'Rashmi</w:t>
+      </w:r>
+      <w:proofErr w:type="spellEnd"/>
       <w:r>
         <w:rPr>
           <w:rFonts w:ascii="Consolas" w:hAnsi="Consolas"/>
           <w:sz w:val="18"/>
           <w:szCs w:val="18"/>
         </w:rPr>
-        <w:t xml:space="preserve">  (m:User {name:'Ruwan', city:'Colombo', dob: date('1995-04-30')}),</w:t>
-      </w:r>
-    </w:p>
-    <w:p>
-      <w:pPr>
-        <w:spacing w:after="0"/>
+        <w:t xml:space="preserve">', </w:t>
+      </w:r>
+      <w:proofErr w:type="spellStart"/>
+      <w:r>
         <w:rPr>
           <w:rFonts w:ascii="Consolas" w:hAnsi="Consolas"/>
           <w:sz w:val="18"/>
           <w:szCs w:val="18"/>
         </w:rPr>
-      </w:pPr>
+        <w:t>city:'Galle</w:t>
+      </w:r>
+      <w:proofErr w:type="spellEnd"/>
       <w:r>
         <w:rPr>
           <w:rFonts w:ascii="Consolas" w:hAnsi="Consolas"/>
           <w:sz w:val="18"/>
           <w:szCs w:val="18"/>
         </w:rPr>
-        <w:t xml:space="preserve">  (n:User {name:'Kavindu', city:'Kandy', dob: date('1996-06-15')}),</w:t>
-      </w:r>
-    </w:p>
-    <w:p>
-      <w:pPr>
-        <w:spacing w:after="0"/>
+        <w:t xml:space="preserve">', </w:t>
+      </w:r>
+      <w:proofErr w:type="gramStart"/>
+      <w:r>
         <w:rPr>
           <w:rFonts w:ascii="Consolas" w:hAnsi="Consolas"/>
           <w:sz w:val="18"/>
           <w:szCs w:val="18"/>
         </w:rPr>
-      </w:pPr>
+        <w:t>dob:</w:t>
+      </w:r>
+      <w:proofErr w:type="gramEnd"/>
       <w:r>
         <w:rPr>
           <w:rFonts w:ascii="Consolas" w:hAnsi="Consolas"/>
           <w:sz w:val="18"/>
           <w:szCs w:val="18"/>
         </w:rPr>
-        <w:t xml:space="preserve">  (o:User {name:'Menaka', city:'Galle', dob: date('1995-07-09')}),</w:t>
+        <w:t xml:space="preserve"> date('1997-03-15')}),</w:t>
       </w:r>
     </w:p>
     <w:p>
@@ -19719,79 +20135,79 @@
           <w:sz w:val="18"/>
           <w:szCs w:val="18"/>
         </w:rPr>
-        <w:t xml:space="preserve">  (p:User {name:'Prasanna', city:'Matara', dob: date('1993-12-03')}),</w:t>
-      </w:r>
-    </w:p>
-    <w:p>
-      <w:pPr>
-        <w:spacing w:after="0"/>
+        <w:t xml:space="preserve">  (</w:t>
+      </w:r>
+      <w:proofErr w:type="spellStart"/>
+      <w:r>
         <w:rPr>
           <w:rFonts w:ascii="Consolas" w:hAnsi="Consolas"/>
           <w:sz w:val="18"/>
           <w:szCs w:val="18"/>
         </w:rPr>
-      </w:pPr>
+        <w:t>d:User</w:t>
+      </w:r>
+      <w:proofErr w:type="spellEnd"/>
       <w:r>
         <w:rPr>
           <w:rFonts w:ascii="Consolas" w:hAnsi="Consolas"/>
           <w:sz w:val="18"/>
           <w:szCs w:val="18"/>
         </w:rPr>
-        <w:t xml:space="preserve">  (q:User {name:'Nadeesha', city:'Colombo', dob: date('1998-03-18')}),</w:t>
-      </w:r>
-    </w:p>
-    <w:p>
-      <w:pPr>
-        <w:spacing w:after="0"/>
+        <w:t xml:space="preserve"> {</w:t>
+      </w:r>
+      <w:proofErr w:type="spellStart"/>
+      <w:r>
         <w:rPr>
           <w:rFonts w:ascii="Consolas" w:hAnsi="Consolas"/>
           <w:sz w:val="18"/>
           <w:szCs w:val="18"/>
         </w:rPr>
-      </w:pPr>
+        <w:t>name:'Tharindu</w:t>
+      </w:r>
+      <w:proofErr w:type="spellEnd"/>
       <w:r>
         <w:rPr>
           <w:rFonts w:ascii="Consolas" w:hAnsi="Consolas"/>
           <w:sz w:val="18"/>
           <w:szCs w:val="18"/>
         </w:rPr>
-        <w:t xml:space="preserve">  (r:User {name:'Upeksha', city:'Negombo', dob: date('1997-08-25')}),</w:t>
-      </w:r>
-    </w:p>
-    <w:p>
-      <w:pPr>
-        <w:spacing w:after="0"/>
+        <w:t xml:space="preserve">', </w:t>
+      </w:r>
+      <w:proofErr w:type="spellStart"/>
+      <w:r>
         <w:rPr>
           <w:rFonts w:ascii="Consolas" w:hAnsi="Consolas"/>
           <w:sz w:val="18"/>
           <w:szCs w:val="18"/>
         </w:rPr>
-      </w:pPr>
+        <w:t>city:'Negombo</w:t>
+      </w:r>
+      <w:proofErr w:type="spellEnd"/>
       <w:r>
         <w:rPr>
           <w:rFonts w:ascii="Consolas" w:hAnsi="Consolas"/>
           <w:sz w:val="18"/>
           <w:szCs w:val="18"/>
         </w:rPr>
-        <w:t xml:space="preserve">  (s:User {name:'Yasiru', city:'Kandy', dob: date('1994-05-16')}),</w:t>
-      </w:r>
-    </w:p>
-    <w:p>
-      <w:pPr>
-        <w:spacing w:after="0"/>
+        <w:t xml:space="preserve">', </w:t>
+      </w:r>
+      <w:proofErr w:type="gramStart"/>
+      <w:r>
         <w:rPr>
           <w:rFonts w:ascii="Consolas" w:hAnsi="Consolas"/>
           <w:sz w:val="18"/>
           <w:szCs w:val="18"/>
         </w:rPr>
-      </w:pPr>
+        <w:t>dob:</w:t>
+      </w:r>
+      <w:proofErr w:type="gramEnd"/>
       <w:r>
         <w:rPr>
           <w:rFonts w:ascii="Consolas" w:hAnsi="Consolas"/>
           <w:sz w:val="18"/>
           <w:szCs w:val="18"/>
         </w:rPr>
-        <w:t xml:space="preserve">  (t:User {name:'Thilini', city:'Galle', dob: date('1996-11-21')}),</w:t>
+        <w:t xml:space="preserve"> date('1994-11-05')}),</w:t>
       </w:r>
     </w:p>
     <w:p>
@@ -19803,87 +20219,85 @@
           <w:szCs w:val="18"/>
         </w:rPr>
       </w:pPr>
-    </w:p>
-    <w:p>
-      <w:pPr>
-        <w:spacing w:after="0"/>
+      <w:r>
         <w:rPr>
           <w:rFonts w:ascii="Consolas" w:hAnsi="Consolas"/>
           <w:sz w:val="18"/>
           <w:szCs w:val="18"/>
         </w:rPr>
-      </w:pPr>
+        <w:t xml:space="preserve">  (</w:t>
+      </w:r>
+      <w:proofErr w:type="spellStart"/>
       <w:r>
         <w:rPr>
           <w:rFonts w:ascii="Consolas" w:hAnsi="Consolas"/>
           <w:sz w:val="18"/>
           <w:szCs w:val="18"/>
         </w:rPr>
-        <w:t>// FOLLOWS relationships (directed)</w:t>
-      </w:r>
-    </w:p>
-    <w:p>
-      <w:pPr>
-        <w:spacing w:after="0"/>
+        <w:t>e:User</w:t>
+      </w:r>
+      <w:proofErr w:type="spellEnd"/>
+      <w:r>
         <w:rPr>
           <w:rFonts w:ascii="Consolas" w:hAnsi="Consolas"/>
           <w:sz w:val="18"/>
           <w:szCs w:val="18"/>
         </w:rPr>
-      </w:pPr>
-    </w:p>
-    <w:p>
-      <w:pPr>
-        <w:spacing w:after="0"/>
+        <w:t xml:space="preserve"> {</w:t>
+      </w:r>
+      <w:proofErr w:type="spellStart"/>
+      <w:r>
         <w:rPr>
           <w:rFonts w:ascii="Consolas" w:hAnsi="Consolas"/>
           <w:sz w:val="18"/>
           <w:szCs w:val="18"/>
         </w:rPr>
-      </w:pPr>
+        <w:t>name:'Ishara</w:t>
+      </w:r>
+      <w:proofErr w:type="spellEnd"/>
       <w:r>
         <w:rPr>
           <w:rFonts w:ascii="Consolas" w:hAnsi="Consolas"/>
           <w:sz w:val="18"/>
           <w:szCs w:val="18"/>
         </w:rPr>
-        <w:t xml:space="preserve">  (a)-[:FOLLOWS]-&gt;(b),</w:t>
-      </w:r>
-    </w:p>
-    <w:p>
-      <w:pPr>
-        <w:spacing w:after="0"/>
+        <w:t xml:space="preserve">', </w:t>
+      </w:r>
+      <w:proofErr w:type="spellStart"/>
+      <w:r>
         <w:rPr>
           <w:rFonts w:ascii="Consolas" w:hAnsi="Consolas"/>
           <w:sz w:val="18"/>
           <w:szCs w:val="18"/>
         </w:rPr>
-      </w:pPr>
+        <w:t>city:'Matara</w:t>
+      </w:r>
+      <w:proofErr w:type="spellEnd"/>
       <w:r>
         <w:rPr>
           <w:rFonts w:ascii="Consolas" w:hAnsi="Consolas"/>
           <w:sz w:val="18"/>
           <w:szCs w:val="18"/>
         </w:rPr>
-        <w:t xml:space="preserve">  (a)-[:FOLLOWS]-&gt;(c),</w:t>
-      </w:r>
-    </w:p>
-    <w:p>
-      <w:pPr>
-        <w:spacing w:after="0"/>
+        <w:t xml:space="preserve">', </w:t>
+      </w:r>
+      <w:proofErr w:type="gramStart"/>
+      <w:r>
         <w:rPr>
           <w:rFonts w:ascii="Consolas" w:hAnsi="Consolas"/>
           <w:sz w:val="18"/>
           <w:szCs w:val="18"/>
         </w:rPr>
-      </w:pPr>
+        <w:t>dob:</w:t>
+      </w:r>
+      <w:proofErr w:type="gramEnd"/>
       <w:r>
         <w:rPr>
           <w:rFonts w:ascii="Consolas" w:hAnsi="Consolas"/>
           <w:sz w:val="18"/>
           <w:szCs w:val="18"/>
         </w:rPr>
-        <w:t xml:space="preserve">  (a)-[:FOLLOWS]-&gt;(d),</w:t>
+        <w:t xml:space="preserve"> date('1995-12-30')}),</w:t>
       </w:r>
     </w:p>
     <w:p>
@@ -19901,79 +20315,79 @@
           <w:sz w:val="18"/>
           <w:szCs w:val="18"/>
         </w:rPr>
-        <w:t xml:space="preserve">  (b)-[:FOLLOWS]-&gt;(a),</w:t>
-      </w:r>
-    </w:p>
-    <w:p>
-      <w:pPr>
-        <w:spacing w:after="0"/>
+        <w:t xml:space="preserve">  (</w:t>
+      </w:r>
+      <w:proofErr w:type="spellStart"/>
+      <w:r>
         <w:rPr>
           <w:rFonts w:ascii="Consolas" w:hAnsi="Consolas"/>
           <w:sz w:val="18"/>
           <w:szCs w:val="18"/>
         </w:rPr>
-      </w:pPr>
+        <w:t>f:User</w:t>
+      </w:r>
+      <w:proofErr w:type="spellEnd"/>
       <w:r>
         <w:rPr>
           <w:rFonts w:ascii="Consolas" w:hAnsi="Consolas"/>
           <w:sz w:val="18"/>
           <w:szCs w:val="18"/>
         </w:rPr>
-        <w:t xml:space="preserve">  (b)-[:FOLLOWS]-&gt;(e),</w:t>
-      </w:r>
-    </w:p>
-    <w:p>
-      <w:pPr>
-        <w:spacing w:after="0"/>
+        <w:t xml:space="preserve"> {</w:t>
+      </w:r>
+      <w:proofErr w:type="spellStart"/>
+      <w:r>
         <w:rPr>
           <w:rFonts w:ascii="Consolas" w:hAnsi="Consolas"/>
           <w:sz w:val="18"/>
           <w:szCs w:val="18"/>
         </w:rPr>
-      </w:pPr>
+        <w:t>name:'Nuwan</w:t>
+      </w:r>
+      <w:proofErr w:type="spellEnd"/>
       <w:r>
         <w:rPr>
           <w:rFonts w:ascii="Consolas" w:hAnsi="Consolas"/>
           <w:sz w:val="18"/>
           <w:szCs w:val="18"/>
         </w:rPr>
-        <w:t xml:space="preserve">  (b)-[:FOLLOWS]-&gt;(f),</w:t>
-      </w:r>
-    </w:p>
-    <w:p>
-      <w:pPr>
-        <w:spacing w:after="0"/>
+        <w:t xml:space="preserve">', </w:t>
+      </w:r>
+      <w:proofErr w:type="spellStart"/>
+      <w:r>
         <w:rPr>
           <w:rFonts w:ascii="Consolas" w:hAnsi="Consolas"/>
           <w:sz w:val="18"/>
           <w:szCs w:val="18"/>
         </w:rPr>
-      </w:pPr>
+        <w:t>city:'Kurunegala</w:t>
+      </w:r>
+      <w:proofErr w:type="spellEnd"/>
       <w:r>
         <w:rPr>
           <w:rFonts w:ascii="Consolas" w:hAnsi="Consolas"/>
           <w:sz w:val="18"/>
           <w:szCs w:val="18"/>
         </w:rPr>
-        <w:t xml:space="preserve">  (c)-[:FOLLOWS]-&gt;(a),</w:t>
-      </w:r>
-    </w:p>
-    <w:p>
-      <w:pPr>
-        <w:spacing w:after="0"/>
+        <w:t xml:space="preserve">', </w:t>
+      </w:r>
+      <w:proofErr w:type="gramStart"/>
+      <w:r>
         <w:rPr>
           <w:rFonts w:ascii="Consolas" w:hAnsi="Consolas"/>
           <w:sz w:val="18"/>
           <w:szCs w:val="18"/>
         </w:rPr>
-      </w:pPr>
+        <w:t>dob:</w:t>
+      </w:r>
+      <w:proofErr w:type="gramEnd"/>
       <w:r>
         <w:rPr>
           <w:rFonts w:ascii="Consolas" w:hAnsi="Consolas"/>
           <w:sz w:val="18"/>
           <w:szCs w:val="18"/>
         </w:rPr>
-        <w:t xml:space="preserve">  (c)-[:FOLLOWS]-&gt;(h),</w:t>
+        <w:t xml:space="preserve"> date('1996-07-18')}),</w:t>
       </w:r>
     </w:p>
     <w:p>
@@ -19991,79 +20405,79 @@
           <w:sz w:val="18"/>
           <w:szCs w:val="18"/>
         </w:rPr>
-        <w:t xml:space="preserve">  (c)-[:FOLLOWS]-&gt;(j),</w:t>
-      </w:r>
-    </w:p>
-    <w:p>
-      <w:pPr>
-        <w:spacing w:after="0"/>
+        <w:t xml:space="preserve">  (</w:t>
+      </w:r>
+      <w:proofErr w:type="spellStart"/>
+      <w:r>
         <w:rPr>
           <w:rFonts w:ascii="Consolas" w:hAnsi="Consolas"/>
           <w:sz w:val="18"/>
           <w:szCs w:val="18"/>
         </w:rPr>
-      </w:pPr>
+        <w:t>g:User</w:t>
+      </w:r>
+      <w:proofErr w:type="spellEnd"/>
       <w:r>
         <w:rPr>
           <w:rFonts w:ascii="Consolas" w:hAnsi="Consolas"/>
           <w:sz w:val="18"/>
           <w:szCs w:val="18"/>
         </w:rPr>
-        <w:t xml:space="preserve">  (d)-[:FOLLOWS]-&gt;(f),</w:t>
-      </w:r>
-    </w:p>
-    <w:p>
-      <w:pPr>
-        <w:spacing w:after="0"/>
+        <w:t xml:space="preserve"> {</w:t>
+      </w:r>
+      <w:proofErr w:type="spellStart"/>
+      <w:r>
         <w:rPr>
           <w:rFonts w:ascii="Consolas" w:hAnsi="Consolas"/>
           <w:sz w:val="18"/>
           <w:szCs w:val="18"/>
         </w:rPr>
-      </w:pPr>
+        <w:t>name:'Sajith</w:t>
+      </w:r>
+      <w:proofErr w:type="spellEnd"/>
       <w:r>
         <w:rPr>
           <w:rFonts w:ascii="Consolas" w:hAnsi="Consolas"/>
           <w:sz w:val="18"/>
           <w:szCs w:val="18"/>
         </w:rPr>
-        <w:t xml:space="preserve">  (d)-[:FOLLOWS]-&gt;(g),</w:t>
-      </w:r>
-    </w:p>
-    <w:p>
-      <w:pPr>
-        <w:spacing w:after="0"/>
+        <w:t xml:space="preserve">', </w:t>
+      </w:r>
+      <w:proofErr w:type="spellStart"/>
+      <w:r>
         <w:rPr>
           <w:rFonts w:ascii="Consolas" w:hAnsi="Consolas"/>
           <w:sz w:val="18"/>
           <w:szCs w:val="18"/>
         </w:rPr>
-      </w:pPr>
+        <w:t>city:'Colombo</w:t>
+      </w:r>
+      <w:proofErr w:type="spellEnd"/>
       <w:r>
         <w:rPr>
           <w:rFonts w:ascii="Consolas" w:hAnsi="Consolas"/>
           <w:sz w:val="18"/>
           <w:szCs w:val="18"/>
         </w:rPr>
-        <w:t xml:space="preserve">  (e)-[:FOLLOWS]-&gt;(c),</w:t>
-      </w:r>
-    </w:p>
-    <w:p>
-      <w:pPr>
-        <w:spacing w:after="0"/>
+        <w:t xml:space="preserve">', </w:t>
+      </w:r>
+      <w:proofErr w:type="gramStart"/>
+      <w:r>
         <w:rPr>
           <w:rFonts w:ascii="Consolas" w:hAnsi="Consolas"/>
           <w:sz w:val="18"/>
           <w:szCs w:val="18"/>
         </w:rPr>
-      </w:pPr>
+        <w:t>dob:</w:t>
+      </w:r>
+      <w:proofErr w:type="gramEnd"/>
       <w:r>
         <w:rPr>
           <w:rFonts w:ascii="Consolas" w:hAnsi="Consolas"/>
           <w:sz w:val="18"/>
           <w:szCs w:val="18"/>
         </w:rPr>
-        <w:t xml:space="preserve">  (e)-[:FOLLOWS]-&gt;(i),</w:t>
+        <w:t xml:space="preserve"> date('1993-09-14')}),</w:t>
       </w:r>
     </w:p>
     <w:p>
@@ -20081,79 +20495,79 @@
           <w:sz w:val="18"/>
           <w:szCs w:val="18"/>
         </w:rPr>
-        <w:t xml:space="preserve">  (f)-[:FOLLOWS]-&gt;(j),</w:t>
-      </w:r>
-    </w:p>
-    <w:p>
-      <w:pPr>
-        <w:spacing w:after="0"/>
+        <w:t xml:space="preserve">  (</w:t>
+      </w:r>
+      <w:proofErr w:type="spellStart"/>
+      <w:r>
         <w:rPr>
           <w:rFonts w:ascii="Consolas" w:hAnsi="Consolas"/>
           <w:sz w:val="18"/>
           <w:szCs w:val="18"/>
         </w:rPr>
-      </w:pPr>
+        <w:t>h:User</w:t>
+      </w:r>
+      <w:proofErr w:type="spellEnd"/>
       <w:r>
         <w:rPr>
           <w:rFonts w:ascii="Consolas" w:hAnsi="Consolas"/>
           <w:sz w:val="18"/>
           <w:szCs w:val="18"/>
         </w:rPr>
-        <w:t xml:space="preserve">  (f)-[:FOLLOWS]-&gt;(k),</w:t>
-      </w:r>
-    </w:p>
-    <w:p>
-      <w:pPr>
-        <w:spacing w:after="0"/>
+        <w:t xml:space="preserve"> {</w:t>
+      </w:r>
+      <w:proofErr w:type="spellStart"/>
+      <w:r>
         <w:rPr>
           <w:rFonts w:ascii="Consolas" w:hAnsi="Consolas"/>
           <w:sz w:val="18"/>
           <w:szCs w:val="18"/>
         </w:rPr>
-      </w:pPr>
+        <w:t>name:'Amali</w:t>
+      </w:r>
+      <w:proofErr w:type="spellEnd"/>
       <w:r>
         <w:rPr>
           <w:rFonts w:ascii="Consolas" w:hAnsi="Consolas"/>
           <w:sz w:val="18"/>
           <w:szCs w:val="18"/>
         </w:rPr>
-        <w:t xml:space="preserve">  (g)-[:FOLLOWS]-&gt;(l),</w:t>
-      </w:r>
-    </w:p>
-    <w:p>
-      <w:pPr>
-        <w:spacing w:after="0"/>
+        <w:t xml:space="preserve">', </w:t>
+      </w:r>
+      <w:proofErr w:type="spellStart"/>
+      <w:r>
         <w:rPr>
           <w:rFonts w:ascii="Consolas" w:hAnsi="Consolas"/>
           <w:sz w:val="18"/>
           <w:szCs w:val="18"/>
         </w:rPr>
-      </w:pPr>
+        <w:t>city:'Kandy</w:t>
+      </w:r>
+      <w:proofErr w:type="spellEnd"/>
       <w:r>
         <w:rPr>
           <w:rFonts w:ascii="Consolas" w:hAnsi="Consolas"/>
           <w:sz w:val="18"/>
           <w:szCs w:val="18"/>
         </w:rPr>
-        <w:t xml:space="preserve">  (h)-[:FOLLOWS]-&gt;(m),</w:t>
-      </w:r>
-    </w:p>
-    <w:p>
-      <w:pPr>
-        <w:spacing w:after="0"/>
+        <w:t xml:space="preserve">', </w:t>
+      </w:r>
+      <w:proofErr w:type="gramStart"/>
+      <w:r>
         <w:rPr>
           <w:rFonts w:ascii="Consolas" w:hAnsi="Consolas"/>
           <w:sz w:val="18"/>
           <w:szCs w:val="18"/>
         </w:rPr>
-      </w:pPr>
+        <w:t>dob:</w:t>
+      </w:r>
+      <w:proofErr w:type="gramEnd"/>
       <w:r>
         <w:rPr>
           <w:rFonts w:ascii="Consolas" w:hAnsi="Consolas"/>
           <w:sz w:val="18"/>
           <w:szCs w:val="18"/>
         </w:rPr>
-        <w:t xml:space="preserve">  (i)-[:FOLLOWS]-&gt;(b),</w:t>
+        <w:t xml:space="preserve"> date('1998-02-05')}),</w:t>
       </w:r>
     </w:p>
     <w:p>
@@ -20171,61 +20585,61 @@
           <w:sz w:val="18"/>
           <w:szCs w:val="18"/>
         </w:rPr>
-        <w:t xml:space="preserve">  (i)-[:FOLLOWS]-&gt;(c),</w:t>
-      </w:r>
-    </w:p>
-    <w:p>
-      <w:pPr>
-        <w:spacing w:after="0"/>
+        <w:t xml:space="preserve">  (</w:t>
+      </w:r>
+      <w:proofErr w:type="spellStart"/>
+      <w:r>
         <w:rPr>
           <w:rFonts w:ascii="Consolas" w:hAnsi="Consolas"/>
           <w:sz w:val="18"/>
           <w:szCs w:val="18"/>
         </w:rPr>
-      </w:pPr>
+        <w:t>i:User</w:t>
+      </w:r>
+      <w:proofErr w:type="spellEnd"/>
       <w:r>
         <w:rPr>
           <w:rFonts w:ascii="Consolas" w:hAnsi="Consolas"/>
           <w:sz w:val="18"/>
           <w:szCs w:val="18"/>
         </w:rPr>
-        <w:t xml:space="preserve">  (j)-[:FOLLOWS]-&gt;(a),</w:t>
-      </w:r>
-    </w:p>
-    <w:p>
-      <w:pPr>
-        <w:spacing w:after="0"/>
+        <w:t xml:space="preserve"> {</w:t>
+      </w:r>
+      <w:proofErr w:type="spellStart"/>
+      <w:r>
         <w:rPr>
           <w:rFonts w:ascii="Consolas" w:hAnsi="Consolas"/>
           <w:sz w:val="18"/>
           <w:szCs w:val="18"/>
         </w:rPr>
-      </w:pPr>
+        <w:t>name:'Gayan</w:t>
+      </w:r>
+      <w:proofErr w:type="spellEnd"/>
       <w:r>
         <w:rPr>
           <w:rFonts w:ascii="Consolas" w:hAnsi="Consolas"/>
           <w:sz w:val="18"/>
           <w:szCs w:val="18"/>
         </w:rPr>
-        <w:t xml:space="preserve">  (j)-[:FOLLOWS]-&gt;(n),</w:t>
-      </w:r>
-    </w:p>
-    <w:p>
-      <w:pPr>
-        <w:spacing w:after="0"/>
+        <w:t xml:space="preserve">', </w:t>
+      </w:r>
+      <w:proofErr w:type="spellStart"/>
+      <w:r>
         <w:rPr>
           <w:rFonts w:ascii="Consolas" w:hAnsi="Consolas"/>
           <w:sz w:val="18"/>
           <w:szCs w:val="18"/>
         </w:rPr>
-      </w:pPr>
+        <w:t>city:'Galle</w:t>
+      </w:r>
+      <w:proofErr w:type="spellEnd"/>
       <w:r>
         <w:rPr>
           <w:rFonts w:ascii="Consolas" w:hAnsi="Consolas"/>
           <w:sz w:val="18"/>
           <w:szCs w:val="18"/>
         </w:rPr>
-        <w:t xml:space="preserve">  (k)-[:FOLLOWS]-&gt;(o),</w:t>
+        <w:t>', dob: date('1995-08-12')}),</w:t>
       </w:r>
     </w:p>
     <w:p>
@@ -20243,80 +20657,79 @@
           <w:sz w:val="18"/>
           <w:szCs w:val="18"/>
         </w:rPr>
-        <w:t xml:space="preserve">  (l)-[:FOLLOWS]-&gt;(p),</w:t>
-      </w:r>
-    </w:p>
-    <w:p>
-      <w:pPr>
-        <w:spacing w:after="0"/>
+        <w:t xml:space="preserve">  (</w:t>
+      </w:r>
+      <w:proofErr w:type="spellStart"/>
+      <w:r>
         <w:rPr>
           <w:rFonts w:ascii="Consolas" w:hAnsi="Consolas"/>
           <w:sz w:val="18"/>
           <w:szCs w:val="18"/>
         </w:rPr>
-      </w:pPr>
+        <w:t>j:User</w:t>
+      </w:r>
+      <w:proofErr w:type="spellEnd"/>
       <w:r>
         <w:rPr>
           <w:rFonts w:ascii="Consolas" w:hAnsi="Consolas"/>
           <w:sz w:val="18"/>
           <w:szCs w:val="18"/>
         </w:rPr>
-        <w:lastRenderedPageBreak/>
-        <w:t xml:space="preserve">  (m)-[:FOLLOWS]-&gt;(q),</w:t>
-      </w:r>
-    </w:p>
-    <w:p>
-      <w:pPr>
-        <w:spacing w:after="0"/>
+        <w:t xml:space="preserve"> {</w:t>
+      </w:r>
+      <w:proofErr w:type="spellStart"/>
+      <w:r>
         <w:rPr>
           <w:rFonts w:ascii="Consolas" w:hAnsi="Consolas"/>
           <w:sz w:val="18"/>
           <w:szCs w:val="18"/>
         </w:rPr>
-      </w:pPr>
+        <w:t>name:'Bimali</w:t>
+      </w:r>
+      <w:proofErr w:type="spellEnd"/>
       <w:r>
         <w:rPr>
           <w:rFonts w:ascii="Consolas" w:hAnsi="Consolas"/>
           <w:sz w:val="18"/>
           <w:szCs w:val="18"/>
         </w:rPr>
-        <w:t xml:space="preserve">  (n)-[:FOLLOWS]-&gt;(r),</w:t>
-      </w:r>
-    </w:p>
-    <w:p>
-      <w:pPr>
-        <w:spacing w:after="0"/>
+        <w:t xml:space="preserve">', </w:t>
+      </w:r>
+      <w:proofErr w:type="spellStart"/>
+      <w:r>
         <w:rPr>
           <w:rFonts w:ascii="Consolas" w:hAnsi="Consolas"/>
           <w:sz w:val="18"/>
           <w:szCs w:val="18"/>
         </w:rPr>
-      </w:pPr>
+        <w:t>city:'Matara</w:t>
+      </w:r>
+      <w:proofErr w:type="spellEnd"/>
       <w:r>
         <w:rPr>
           <w:rFonts w:ascii="Consolas" w:hAnsi="Consolas"/>
           <w:sz w:val="18"/>
           <w:szCs w:val="18"/>
         </w:rPr>
-        <w:t xml:space="preserve">  (o)-[:FOLLOWS]-&gt;(s),</w:t>
-      </w:r>
-    </w:p>
-    <w:p>
-      <w:pPr>
-        <w:spacing w:after="0"/>
+        <w:t xml:space="preserve">', </w:t>
+      </w:r>
+      <w:proofErr w:type="gramStart"/>
+      <w:r>
         <w:rPr>
           <w:rFonts w:ascii="Consolas" w:hAnsi="Consolas"/>
           <w:sz w:val="18"/>
           <w:szCs w:val="18"/>
         </w:rPr>
-      </w:pPr>
+        <w:t>dob:</w:t>
+      </w:r>
+      <w:proofErr w:type="gramEnd"/>
       <w:r>
         <w:rPr>
           <w:rFonts w:ascii="Consolas" w:hAnsi="Consolas"/>
           <w:sz w:val="18"/>
           <w:szCs w:val="18"/>
         </w:rPr>
-        <w:t xml:space="preserve">  (p)-[:FOLLOWS]-&gt;(a),</w:t>
+        <w:t xml:space="preserve"> date('1997-01-20')}),</w:t>
       </w:r>
     </w:p>
     <w:p>
@@ -20334,79 +20747,79 @@
           <w:sz w:val="18"/>
           <w:szCs w:val="18"/>
         </w:rPr>
-        <w:t xml:space="preserve">  (p)-[:FOLLOWS]-&gt;(t),</w:t>
-      </w:r>
-    </w:p>
-    <w:p>
-      <w:pPr>
-        <w:spacing w:after="0"/>
+        <w:t xml:space="preserve">  (</w:t>
+      </w:r>
+      <w:proofErr w:type="spellStart"/>
+      <w:r>
         <w:rPr>
           <w:rFonts w:ascii="Consolas" w:hAnsi="Consolas"/>
           <w:sz w:val="18"/>
           <w:szCs w:val="18"/>
         </w:rPr>
-      </w:pPr>
+        <w:t>k:User</w:t>
+      </w:r>
+      <w:proofErr w:type="spellEnd"/>
       <w:r>
         <w:rPr>
           <w:rFonts w:ascii="Consolas" w:hAnsi="Consolas"/>
           <w:sz w:val="18"/>
           <w:szCs w:val="18"/>
         </w:rPr>
-        <w:t xml:space="preserve">  (q)-[:FOLLOWS]-&gt;(a),</w:t>
-      </w:r>
-    </w:p>
-    <w:p>
-      <w:pPr>
-        <w:spacing w:after="0"/>
+        <w:t xml:space="preserve"> {</w:t>
+      </w:r>
+      <w:proofErr w:type="spellStart"/>
+      <w:r>
         <w:rPr>
           <w:rFonts w:ascii="Consolas" w:hAnsi="Consolas"/>
           <w:sz w:val="18"/>
           <w:szCs w:val="18"/>
         </w:rPr>
-      </w:pPr>
+        <w:t>name:'Chathura</w:t>
+      </w:r>
+      <w:proofErr w:type="spellEnd"/>
       <w:r>
         <w:rPr>
           <w:rFonts w:ascii="Consolas" w:hAnsi="Consolas"/>
           <w:sz w:val="18"/>
           <w:szCs w:val="18"/>
         </w:rPr>
-        <w:t xml:space="preserve">  (r)-[:FOLLOWS]-&gt;(d),</w:t>
-      </w:r>
-    </w:p>
-    <w:p>
-      <w:pPr>
-        <w:spacing w:after="0"/>
+        <w:t xml:space="preserve">', </w:t>
+      </w:r>
+      <w:proofErr w:type="spellStart"/>
+      <w:r>
         <w:rPr>
           <w:rFonts w:ascii="Consolas" w:hAnsi="Consolas"/>
           <w:sz w:val="18"/>
           <w:szCs w:val="18"/>
         </w:rPr>
-      </w:pPr>
+        <w:t>city:'Negombo</w:t>
+      </w:r>
+      <w:proofErr w:type="spellEnd"/>
       <w:r>
         <w:rPr>
           <w:rFonts w:ascii="Consolas" w:hAnsi="Consolas"/>
           <w:sz w:val="18"/>
           <w:szCs w:val="18"/>
         </w:rPr>
-        <w:t xml:space="preserve">  (r)-[:FOLLOWS]-&gt;(g),</w:t>
-      </w:r>
-    </w:p>
-    <w:p>
-      <w:pPr>
-        <w:spacing w:after="0"/>
+        <w:t xml:space="preserve">', </w:t>
+      </w:r>
+      <w:proofErr w:type="gramStart"/>
+      <w:r>
         <w:rPr>
           <w:rFonts w:ascii="Consolas" w:hAnsi="Consolas"/>
           <w:sz w:val="18"/>
           <w:szCs w:val="18"/>
         </w:rPr>
-      </w:pPr>
+        <w:t>dob:</w:t>
+      </w:r>
+      <w:proofErr w:type="gramEnd"/>
       <w:r>
         <w:rPr>
           <w:rFonts w:ascii="Consolas" w:hAnsi="Consolas"/>
           <w:sz w:val="18"/>
           <w:szCs w:val="18"/>
         </w:rPr>
-        <w:t xml:space="preserve">  (s)-[:FOLLOWS]-&gt;(h),</w:t>
+        <w:t xml:space="preserve"> date('1994-10-11')}),</w:t>
       </w:r>
     </w:p>
     <w:p>
@@ -20424,79 +20837,79 @@
           <w:sz w:val="18"/>
           <w:szCs w:val="18"/>
         </w:rPr>
-        <w:t xml:space="preserve">  (s)-[:FOLLOWS]-&gt;(i),</w:t>
-      </w:r>
-    </w:p>
-    <w:p>
-      <w:pPr>
-        <w:spacing w:after="0"/>
+        <w:t xml:space="preserve">  (</w:t>
+      </w:r>
+      <w:proofErr w:type="spellStart"/>
+      <w:r>
         <w:rPr>
           <w:rFonts w:ascii="Consolas" w:hAnsi="Consolas"/>
           <w:sz w:val="18"/>
           <w:szCs w:val="18"/>
         </w:rPr>
-      </w:pPr>
+        <w:t>l:User</w:t>
+      </w:r>
+      <w:proofErr w:type="spellEnd"/>
       <w:r>
         <w:rPr>
           <w:rFonts w:ascii="Consolas" w:hAnsi="Consolas"/>
           <w:sz w:val="18"/>
           <w:szCs w:val="18"/>
         </w:rPr>
-        <w:t xml:space="preserve">  (t)-[:FOLLOWS]-&gt;(b),</w:t>
-      </w:r>
-    </w:p>
-    <w:p>
-      <w:pPr>
-        <w:spacing w:after="0"/>
+        <w:t xml:space="preserve"> {</w:t>
+      </w:r>
+      <w:proofErr w:type="spellStart"/>
+      <w:r>
         <w:rPr>
           <w:rFonts w:ascii="Consolas" w:hAnsi="Consolas"/>
           <w:sz w:val="18"/>
           <w:szCs w:val="18"/>
         </w:rPr>
-      </w:pPr>
+        <w:t>name:'Dilani</w:t>
+      </w:r>
+      <w:proofErr w:type="spellEnd"/>
       <w:r>
         <w:rPr>
           <w:rFonts w:ascii="Consolas" w:hAnsi="Consolas"/>
           <w:sz w:val="18"/>
           <w:szCs w:val="18"/>
         </w:rPr>
-        <w:t xml:space="preserve">  (t)-[:FOLLOWS]-&gt;(j),</w:t>
-      </w:r>
-    </w:p>
-    <w:p>
-      <w:pPr>
-        <w:spacing w:after="0"/>
+        <w:t xml:space="preserve">', </w:t>
+      </w:r>
+      <w:proofErr w:type="spellStart"/>
+      <w:r>
         <w:rPr>
           <w:rFonts w:ascii="Consolas" w:hAnsi="Consolas"/>
           <w:sz w:val="18"/>
           <w:szCs w:val="18"/>
         </w:rPr>
-      </w:pPr>
+        <w:t>city:'Kurunegala</w:t>
+      </w:r>
+      <w:proofErr w:type="spellEnd"/>
       <w:r>
         <w:rPr>
           <w:rFonts w:ascii="Consolas" w:hAnsi="Consolas"/>
           <w:sz w:val="18"/>
           <w:szCs w:val="18"/>
         </w:rPr>
-        <w:t xml:space="preserve">  (t)-[:FOLLOWS]-&gt;(m),</w:t>
-      </w:r>
-    </w:p>
-    <w:p>
-      <w:pPr>
-        <w:spacing w:after="0"/>
+        <w:t xml:space="preserve">', </w:t>
+      </w:r>
+      <w:proofErr w:type="gramStart"/>
+      <w:r>
         <w:rPr>
           <w:rFonts w:ascii="Consolas" w:hAnsi="Consolas"/>
           <w:sz w:val="18"/>
           <w:szCs w:val="18"/>
         </w:rPr>
-      </w:pPr>
+        <w:t>dob:</w:t>
+      </w:r>
+      <w:proofErr w:type="gramEnd"/>
       <w:r>
         <w:rPr>
           <w:rFonts w:ascii="Consolas" w:hAnsi="Consolas"/>
           <w:sz w:val="18"/>
           <w:szCs w:val="18"/>
         </w:rPr>
-        <w:t xml:space="preserve">  (n)-[:FOLLOWS]-&gt;(f),</w:t>
+        <w:t xml:space="preserve"> date('1996-05-22')}),</w:t>
       </w:r>
     </w:p>
     <w:p>
@@ -20508,87 +20921,85 @@
           <w:szCs w:val="18"/>
         </w:rPr>
       </w:pPr>
-    </w:p>
-    <w:p>
-      <w:pPr>
-        <w:spacing w:after="0"/>
+      <w:r>
         <w:rPr>
           <w:rFonts w:ascii="Consolas" w:hAnsi="Consolas"/>
           <w:sz w:val="18"/>
           <w:szCs w:val="18"/>
         </w:rPr>
-      </w:pPr>
+        <w:t xml:space="preserve">  (</w:t>
+      </w:r>
+      <w:proofErr w:type="spellStart"/>
       <w:r>
         <w:rPr>
           <w:rFonts w:ascii="Consolas" w:hAnsi="Consolas"/>
           <w:sz w:val="18"/>
           <w:szCs w:val="18"/>
         </w:rPr>
-        <w:t>// FRIENDS_WITH relationships (bidirectional)</w:t>
-      </w:r>
-    </w:p>
-    <w:p>
-      <w:pPr>
-        <w:spacing w:after="0"/>
+        <w:t>m:User</w:t>
+      </w:r>
+      <w:proofErr w:type="spellEnd"/>
+      <w:r>
         <w:rPr>
           <w:rFonts w:ascii="Consolas" w:hAnsi="Consolas"/>
           <w:sz w:val="18"/>
           <w:szCs w:val="18"/>
         </w:rPr>
-      </w:pPr>
-    </w:p>
-    <w:p>
-      <w:pPr>
-        <w:spacing w:after="0"/>
+        <w:t xml:space="preserve"> {</w:t>
+      </w:r>
+      <w:proofErr w:type="spellStart"/>
+      <w:r>
         <w:rPr>
           <w:rFonts w:ascii="Consolas" w:hAnsi="Consolas"/>
           <w:sz w:val="18"/>
           <w:szCs w:val="18"/>
         </w:rPr>
-      </w:pPr>
+        <w:t>name:'Ruwan</w:t>
+      </w:r>
+      <w:proofErr w:type="spellEnd"/>
       <w:r>
         <w:rPr>
           <w:rFonts w:ascii="Consolas" w:hAnsi="Consolas"/>
           <w:sz w:val="18"/>
           <w:szCs w:val="18"/>
         </w:rPr>
-        <w:t xml:space="preserve">  (a)-[:FRIENDS_WITH]-&gt;(d), (d)-[:FRIENDS_WITH]-&gt;(a),</w:t>
-      </w:r>
-    </w:p>
-    <w:p>
-      <w:pPr>
-        <w:spacing w:after="0"/>
+        <w:t xml:space="preserve">', </w:t>
+      </w:r>
+      <w:proofErr w:type="spellStart"/>
+      <w:r>
         <w:rPr>
           <w:rFonts w:ascii="Consolas" w:hAnsi="Consolas"/>
           <w:sz w:val="18"/>
           <w:szCs w:val="18"/>
         </w:rPr>
-      </w:pPr>
+        <w:t>city:'Colombo</w:t>
+      </w:r>
+      <w:proofErr w:type="spellEnd"/>
       <w:r>
         <w:rPr>
           <w:rFonts w:ascii="Consolas" w:hAnsi="Consolas"/>
           <w:sz w:val="18"/>
           <w:szCs w:val="18"/>
         </w:rPr>
-        <w:t xml:space="preserve">  (b)-[:FRIENDS_WITH]-&gt;(e), (e)-[:FRIENDS_WITH]-&gt;(b),</w:t>
-      </w:r>
-    </w:p>
-    <w:p>
-      <w:pPr>
-        <w:spacing w:after="0"/>
+        <w:t xml:space="preserve">', </w:t>
+      </w:r>
+      <w:proofErr w:type="gramStart"/>
+      <w:r>
         <w:rPr>
           <w:rFonts w:ascii="Consolas" w:hAnsi="Consolas"/>
           <w:sz w:val="18"/>
           <w:szCs w:val="18"/>
         </w:rPr>
-      </w:pPr>
+        <w:t>dob:</w:t>
+      </w:r>
+      <w:proofErr w:type="gramEnd"/>
       <w:r>
         <w:rPr>
           <w:rFonts w:ascii="Consolas" w:hAnsi="Consolas"/>
           <w:sz w:val="18"/>
           <w:szCs w:val="18"/>
         </w:rPr>
-        <w:t xml:space="preserve">  (c)-[:FRIENDS_WITH]-&gt;(g), (g)-[:FRIENDS_WITH]-&gt;(c),</w:t>
+        <w:t xml:space="preserve"> date('1995-04-30')}),</w:t>
       </w:r>
     </w:p>
     <w:p>
@@ -20606,97 +21017,1642 @@
           <w:sz w:val="18"/>
           <w:szCs w:val="18"/>
         </w:rPr>
-        <w:t xml:space="preserve">  (h)-[:FRIENDS_WITH]-&gt;(i), (i)-[:FRIENDS_WITH]-&gt;(h),</w:t>
-      </w:r>
-    </w:p>
-    <w:p>
-      <w:pPr>
-        <w:spacing w:after="0"/>
+        <w:t xml:space="preserve">  (</w:t>
+      </w:r>
+      <w:proofErr w:type="spellStart"/>
+      <w:r>
         <w:rPr>
           <w:rFonts w:ascii="Consolas" w:hAnsi="Consolas"/>
           <w:sz w:val="18"/>
           <w:szCs w:val="18"/>
         </w:rPr>
-      </w:pPr>
+        <w:t>n:User</w:t>
+      </w:r>
+      <w:proofErr w:type="spellEnd"/>
       <w:r>
         <w:rPr>
           <w:rFonts w:ascii="Consolas" w:hAnsi="Consolas"/>
           <w:sz w:val="18"/>
           <w:szCs w:val="18"/>
         </w:rPr>
-        <w:t xml:space="preserve">  (k)-[:FRIENDS_WITH]-&gt;(l), (l)-[:FRIENDS_WITH]-&gt;(k),</w:t>
-      </w:r>
-    </w:p>
-    <w:p>
-      <w:pPr>
-        <w:spacing w:after="0"/>
+        <w:t xml:space="preserve"> {name:'</w:t>
+      </w:r>
+      <w:proofErr w:type="spellStart"/>
+      <w:r>
         <w:rPr>
           <w:rFonts w:ascii="Consolas" w:hAnsi="Consolas"/>
           <w:sz w:val="18"/>
           <w:szCs w:val="18"/>
         </w:rPr>
-      </w:pPr>
+        <w:t>Kavindu</w:t>
+      </w:r>
+      <w:proofErr w:type="spellEnd"/>
       <w:r>
         <w:rPr>
           <w:rFonts w:ascii="Consolas" w:hAnsi="Consolas"/>
           <w:sz w:val="18"/>
           <w:szCs w:val="18"/>
         </w:rPr>
-        <w:t xml:space="preserve">  (m)-[:FRIENDS_WITH]-&gt;(n), (n)-[:FRIENDS_WITH]-&gt;(m),</w:t>
-      </w:r>
-    </w:p>
-    <w:p>
-      <w:pPr>
-        <w:spacing w:after="0"/>
+        <w:t xml:space="preserve">', </w:t>
+      </w:r>
+      <w:proofErr w:type="spellStart"/>
+      <w:r>
         <w:rPr>
           <w:rFonts w:ascii="Consolas" w:hAnsi="Consolas"/>
           <w:sz w:val="18"/>
           <w:szCs w:val="18"/>
         </w:rPr>
-      </w:pPr>
+        <w:t>city:'Kandy</w:t>
+      </w:r>
+      <w:proofErr w:type="spellEnd"/>
       <w:r>
         <w:rPr>
           <w:rFonts w:ascii="Consolas" w:hAnsi="Consolas"/>
           <w:sz w:val="18"/>
           <w:szCs w:val="18"/>
         </w:rPr>
-        <w:t xml:space="preserve">  (o)-[:FRIENDS_WITH]-&gt;(p), (p)-[:FRIENDS_WITH]-&gt;(o),</w:t>
-      </w:r>
-    </w:p>
-    <w:p>
-      <w:pPr>
-        <w:spacing w:after="0"/>
+        <w:t xml:space="preserve">', </w:t>
+      </w:r>
+      <w:proofErr w:type="gramStart"/>
+      <w:r>
         <w:rPr>
           <w:rFonts w:ascii="Consolas" w:hAnsi="Consolas"/>
           <w:sz w:val="18"/>
           <w:szCs w:val="18"/>
         </w:rPr>
-      </w:pPr>
+        <w:t>dob:</w:t>
+      </w:r>
+      <w:proofErr w:type="gramEnd"/>
       <w:r>
         <w:rPr>
           <w:rFonts w:ascii="Consolas" w:hAnsi="Consolas"/>
           <w:sz w:val="18"/>
           <w:szCs w:val="18"/>
         </w:rPr>
-        <w:t xml:space="preserve">  (q)-[:FRIENDS_WITH]-&gt;(r), (r)-[:FRIENDS_WITH]-&gt;(q),</w:t>
-      </w:r>
-    </w:p>
-    <w:p>
-      <w:pPr>
-        <w:spacing w:after="0"/>
-        <w:rPr>
-          <w:sz w:val="18"/>
-          <w:szCs w:val="18"/>
-        </w:rPr>
-      </w:pPr>
-      <w:r>
+        <w:t xml:space="preserve"> date('1996-06-15')}),</w:t>
+      </w:r>
+    </w:p>
+    <w:p>
+      <w:pPr>
+        <w:spacing w:after="0"/>
         <w:rPr>
           <w:rFonts w:ascii="Consolas" w:hAnsi="Consolas"/>
           <w:sz w:val="18"/>
           <w:szCs w:val="18"/>
         </w:rPr>
-        <w:t xml:space="preserve">  (s)-[:FRIENDS_WITH]-&gt;(t), (t)-[:FRIENDS_WITH]-&gt;(s);</w:t>
-      </w:r>
+      </w:pPr>
+      <w:r>
+        <w:rPr>
+          <w:rFonts w:ascii="Consolas" w:hAnsi="Consolas"/>
+          <w:sz w:val="18"/>
+          <w:szCs w:val="18"/>
+        </w:rPr>
+        <w:t xml:space="preserve">  (</w:t>
+      </w:r>
+      <w:proofErr w:type="spellStart"/>
+      <w:r>
+        <w:rPr>
+          <w:rFonts w:ascii="Consolas" w:hAnsi="Consolas"/>
+          <w:sz w:val="18"/>
+          <w:szCs w:val="18"/>
+        </w:rPr>
+        <w:t>o:User</w:t>
+      </w:r>
+      <w:proofErr w:type="spellEnd"/>
+      <w:r>
+        <w:rPr>
+          <w:rFonts w:ascii="Consolas" w:hAnsi="Consolas"/>
+          <w:sz w:val="18"/>
+          <w:szCs w:val="18"/>
+        </w:rPr>
+        <w:t xml:space="preserve"> {</w:t>
+      </w:r>
+      <w:proofErr w:type="spellStart"/>
+      <w:r>
+        <w:rPr>
+          <w:rFonts w:ascii="Consolas" w:hAnsi="Consolas"/>
+          <w:sz w:val="18"/>
+          <w:szCs w:val="18"/>
+        </w:rPr>
+        <w:t>name:'Menaka</w:t>
+      </w:r>
+      <w:proofErr w:type="spellEnd"/>
+      <w:r>
+        <w:rPr>
+          <w:rFonts w:ascii="Consolas" w:hAnsi="Consolas"/>
+          <w:sz w:val="18"/>
+          <w:szCs w:val="18"/>
+        </w:rPr>
+        <w:t xml:space="preserve">', </w:t>
+      </w:r>
+      <w:proofErr w:type="spellStart"/>
+      <w:r>
+        <w:rPr>
+          <w:rFonts w:ascii="Consolas" w:hAnsi="Consolas"/>
+          <w:sz w:val="18"/>
+          <w:szCs w:val="18"/>
+        </w:rPr>
+        <w:t>city:'Galle</w:t>
+      </w:r>
+      <w:proofErr w:type="spellEnd"/>
+      <w:r>
+        <w:rPr>
+          <w:rFonts w:ascii="Consolas" w:hAnsi="Consolas"/>
+          <w:sz w:val="18"/>
+          <w:szCs w:val="18"/>
+        </w:rPr>
+        <w:t xml:space="preserve">', </w:t>
+      </w:r>
+      <w:proofErr w:type="gramStart"/>
+      <w:r>
+        <w:rPr>
+          <w:rFonts w:ascii="Consolas" w:hAnsi="Consolas"/>
+          <w:sz w:val="18"/>
+          <w:szCs w:val="18"/>
+        </w:rPr>
+        <w:t>dob:</w:t>
+      </w:r>
+      <w:proofErr w:type="gramEnd"/>
+      <w:r>
+        <w:rPr>
+          <w:rFonts w:ascii="Consolas" w:hAnsi="Consolas"/>
+          <w:sz w:val="18"/>
+          <w:szCs w:val="18"/>
+        </w:rPr>
+        <w:t xml:space="preserve"> date('1995-07-09')}),</w:t>
+      </w:r>
+    </w:p>
+    <w:p>
+      <w:pPr>
+        <w:spacing w:after="0"/>
+        <w:rPr>
+          <w:rFonts w:ascii="Consolas" w:hAnsi="Consolas"/>
+          <w:sz w:val="18"/>
+          <w:szCs w:val="18"/>
+        </w:rPr>
+      </w:pPr>
+      <w:r>
+        <w:rPr>
+          <w:rFonts w:ascii="Consolas" w:hAnsi="Consolas"/>
+          <w:sz w:val="18"/>
+          <w:szCs w:val="18"/>
+        </w:rPr>
+        <w:t xml:space="preserve">  (</w:t>
+      </w:r>
+      <w:proofErr w:type="spellStart"/>
+      <w:r>
+        <w:rPr>
+          <w:rFonts w:ascii="Consolas" w:hAnsi="Consolas"/>
+          <w:sz w:val="18"/>
+          <w:szCs w:val="18"/>
+        </w:rPr>
+        <w:t>p:User</w:t>
+      </w:r>
+      <w:proofErr w:type="spellEnd"/>
+      <w:r>
+        <w:rPr>
+          <w:rFonts w:ascii="Consolas" w:hAnsi="Consolas"/>
+          <w:sz w:val="18"/>
+          <w:szCs w:val="18"/>
+        </w:rPr>
+        <w:t xml:space="preserve"> {</w:t>
+      </w:r>
+      <w:proofErr w:type="spellStart"/>
+      <w:r>
+        <w:rPr>
+          <w:rFonts w:ascii="Consolas" w:hAnsi="Consolas"/>
+          <w:sz w:val="18"/>
+          <w:szCs w:val="18"/>
+        </w:rPr>
+        <w:t>name:'Prasanna</w:t>
+      </w:r>
+      <w:proofErr w:type="spellEnd"/>
+      <w:r>
+        <w:rPr>
+          <w:rFonts w:ascii="Consolas" w:hAnsi="Consolas"/>
+          <w:sz w:val="18"/>
+          <w:szCs w:val="18"/>
+        </w:rPr>
+        <w:t xml:space="preserve">', </w:t>
+      </w:r>
+      <w:proofErr w:type="spellStart"/>
+      <w:r>
+        <w:rPr>
+          <w:rFonts w:ascii="Consolas" w:hAnsi="Consolas"/>
+          <w:sz w:val="18"/>
+          <w:szCs w:val="18"/>
+        </w:rPr>
+        <w:t>city:'Matara</w:t>
+      </w:r>
+      <w:proofErr w:type="spellEnd"/>
+      <w:r>
+        <w:rPr>
+          <w:rFonts w:ascii="Consolas" w:hAnsi="Consolas"/>
+          <w:sz w:val="18"/>
+          <w:szCs w:val="18"/>
+        </w:rPr>
+        <w:t xml:space="preserve">', </w:t>
+      </w:r>
+      <w:proofErr w:type="gramStart"/>
+      <w:r>
+        <w:rPr>
+          <w:rFonts w:ascii="Consolas" w:hAnsi="Consolas"/>
+          <w:sz w:val="18"/>
+          <w:szCs w:val="18"/>
+        </w:rPr>
+        <w:t>dob:</w:t>
+      </w:r>
+      <w:proofErr w:type="gramEnd"/>
+      <w:r>
+        <w:rPr>
+          <w:rFonts w:ascii="Consolas" w:hAnsi="Consolas"/>
+          <w:sz w:val="18"/>
+          <w:szCs w:val="18"/>
+        </w:rPr>
+        <w:t xml:space="preserve"> date('1993-12-03')}),</w:t>
+      </w:r>
+    </w:p>
+    <w:p>
+      <w:pPr>
+        <w:spacing w:after="0"/>
+        <w:rPr>
+          <w:rFonts w:ascii="Consolas" w:hAnsi="Consolas"/>
+          <w:sz w:val="18"/>
+          <w:szCs w:val="18"/>
+        </w:rPr>
+      </w:pPr>
+      <w:r>
+        <w:rPr>
+          <w:rFonts w:ascii="Consolas" w:hAnsi="Consolas"/>
+          <w:sz w:val="18"/>
+          <w:szCs w:val="18"/>
+        </w:rPr>
+        <w:t xml:space="preserve">  (</w:t>
+      </w:r>
+      <w:proofErr w:type="spellStart"/>
+      <w:r>
+        <w:rPr>
+          <w:rFonts w:ascii="Consolas" w:hAnsi="Consolas"/>
+          <w:sz w:val="18"/>
+          <w:szCs w:val="18"/>
+        </w:rPr>
+        <w:t>q:User</w:t>
+      </w:r>
+      <w:proofErr w:type="spellEnd"/>
+      <w:r>
+        <w:rPr>
+          <w:rFonts w:ascii="Consolas" w:hAnsi="Consolas"/>
+          <w:sz w:val="18"/>
+          <w:szCs w:val="18"/>
+        </w:rPr>
+        <w:t xml:space="preserve"> {</w:t>
+      </w:r>
+      <w:proofErr w:type="spellStart"/>
+      <w:r>
+        <w:rPr>
+          <w:rFonts w:ascii="Consolas" w:hAnsi="Consolas"/>
+          <w:sz w:val="18"/>
+          <w:szCs w:val="18"/>
+        </w:rPr>
+        <w:t>name:'Nadeesha</w:t>
+      </w:r>
+      <w:proofErr w:type="spellEnd"/>
+      <w:r>
+        <w:rPr>
+          <w:rFonts w:ascii="Consolas" w:hAnsi="Consolas"/>
+          <w:sz w:val="18"/>
+          <w:szCs w:val="18"/>
+        </w:rPr>
+        <w:t xml:space="preserve">', </w:t>
+      </w:r>
+      <w:proofErr w:type="spellStart"/>
+      <w:r>
+        <w:rPr>
+          <w:rFonts w:ascii="Consolas" w:hAnsi="Consolas"/>
+          <w:sz w:val="18"/>
+          <w:szCs w:val="18"/>
+        </w:rPr>
+        <w:t>city:'Colombo</w:t>
+      </w:r>
+      <w:proofErr w:type="spellEnd"/>
+      <w:r>
+        <w:rPr>
+          <w:rFonts w:ascii="Consolas" w:hAnsi="Consolas"/>
+          <w:sz w:val="18"/>
+          <w:szCs w:val="18"/>
+        </w:rPr>
+        <w:t xml:space="preserve">', </w:t>
+      </w:r>
+      <w:proofErr w:type="gramStart"/>
+      <w:r>
+        <w:rPr>
+          <w:rFonts w:ascii="Consolas" w:hAnsi="Consolas"/>
+          <w:sz w:val="18"/>
+          <w:szCs w:val="18"/>
+        </w:rPr>
+        <w:t>dob:</w:t>
+      </w:r>
+      <w:proofErr w:type="gramEnd"/>
+      <w:r>
+        <w:rPr>
+          <w:rFonts w:ascii="Consolas" w:hAnsi="Consolas"/>
+          <w:sz w:val="18"/>
+          <w:szCs w:val="18"/>
+        </w:rPr>
+        <w:t xml:space="preserve"> date('1998-03-18')}),</w:t>
+      </w:r>
+    </w:p>
+    <w:p>
+      <w:pPr>
+        <w:spacing w:after="0"/>
+        <w:rPr>
+          <w:rFonts w:ascii="Consolas" w:hAnsi="Consolas"/>
+          <w:sz w:val="18"/>
+          <w:szCs w:val="18"/>
+        </w:rPr>
+      </w:pPr>
+      <w:r>
+        <w:rPr>
+          <w:rFonts w:ascii="Consolas" w:hAnsi="Consolas"/>
+          <w:sz w:val="18"/>
+          <w:szCs w:val="18"/>
+        </w:rPr>
+        <w:t xml:space="preserve">  (</w:t>
+      </w:r>
+      <w:proofErr w:type="spellStart"/>
+      <w:r>
+        <w:rPr>
+          <w:rFonts w:ascii="Consolas" w:hAnsi="Consolas"/>
+          <w:sz w:val="18"/>
+          <w:szCs w:val="18"/>
+        </w:rPr>
+        <w:t>r:User</w:t>
+      </w:r>
+      <w:proofErr w:type="spellEnd"/>
+      <w:r>
+        <w:rPr>
+          <w:rFonts w:ascii="Consolas" w:hAnsi="Consolas"/>
+          <w:sz w:val="18"/>
+          <w:szCs w:val="18"/>
+        </w:rPr>
+        <w:t xml:space="preserve"> {</w:t>
+      </w:r>
+      <w:proofErr w:type="spellStart"/>
+      <w:r>
+        <w:rPr>
+          <w:rFonts w:ascii="Consolas" w:hAnsi="Consolas"/>
+          <w:sz w:val="18"/>
+          <w:szCs w:val="18"/>
+        </w:rPr>
+        <w:t>name:'Upeksha</w:t>
+      </w:r>
+      <w:proofErr w:type="spellEnd"/>
+      <w:r>
+        <w:rPr>
+          <w:rFonts w:ascii="Consolas" w:hAnsi="Consolas"/>
+          <w:sz w:val="18"/>
+          <w:szCs w:val="18"/>
+        </w:rPr>
+        <w:t xml:space="preserve">', </w:t>
+      </w:r>
+      <w:proofErr w:type="spellStart"/>
+      <w:r>
+        <w:rPr>
+          <w:rFonts w:ascii="Consolas" w:hAnsi="Consolas"/>
+          <w:sz w:val="18"/>
+          <w:szCs w:val="18"/>
+        </w:rPr>
+        <w:t>city:'Negombo</w:t>
+      </w:r>
+      <w:proofErr w:type="spellEnd"/>
+      <w:r>
+        <w:rPr>
+          <w:rFonts w:ascii="Consolas" w:hAnsi="Consolas"/>
+          <w:sz w:val="18"/>
+          <w:szCs w:val="18"/>
+        </w:rPr>
+        <w:t xml:space="preserve">', </w:t>
+      </w:r>
+      <w:proofErr w:type="gramStart"/>
+      <w:r>
+        <w:rPr>
+          <w:rFonts w:ascii="Consolas" w:hAnsi="Consolas"/>
+          <w:sz w:val="18"/>
+          <w:szCs w:val="18"/>
+        </w:rPr>
+        <w:t>dob:</w:t>
+      </w:r>
+      <w:proofErr w:type="gramEnd"/>
+      <w:r>
+        <w:rPr>
+          <w:rFonts w:ascii="Consolas" w:hAnsi="Consolas"/>
+          <w:sz w:val="18"/>
+          <w:szCs w:val="18"/>
+        </w:rPr>
+        <w:t xml:space="preserve"> date('1997-08-25')}),</w:t>
+      </w:r>
+    </w:p>
+    <w:p>
+      <w:pPr>
+        <w:spacing w:after="0"/>
+        <w:rPr>
+          <w:rFonts w:ascii="Consolas" w:hAnsi="Consolas"/>
+          <w:sz w:val="18"/>
+          <w:szCs w:val="18"/>
+        </w:rPr>
+      </w:pPr>
+      <w:r>
+        <w:rPr>
+          <w:rFonts w:ascii="Consolas" w:hAnsi="Consolas"/>
+          <w:sz w:val="18"/>
+          <w:szCs w:val="18"/>
+        </w:rPr>
+        <w:t xml:space="preserve">  (</w:t>
+      </w:r>
+      <w:proofErr w:type="spellStart"/>
+      <w:r>
+        <w:rPr>
+          <w:rFonts w:ascii="Consolas" w:hAnsi="Consolas"/>
+          <w:sz w:val="18"/>
+          <w:szCs w:val="18"/>
+        </w:rPr>
+        <w:t>s:User</w:t>
+      </w:r>
+      <w:proofErr w:type="spellEnd"/>
+      <w:r>
+        <w:rPr>
+          <w:rFonts w:ascii="Consolas" w:hAnsi="Consolas"/>
+          <w:sz w:val="18"/>
+          <w:szCs w:val="18"/>
+        </w:rPr>
+        <w:t xml:space="preserve"> {name:'</w:t>
+      </w:r>
+      <w:proofErr w:type="spellStart"/>
+      <w:r>
+        <w:rPr>
+          <w:rFonts w:ascii="Consolas" w:hAnsi="Consolas"/>
+          <w:sz w:val="18"/>
+          <w:szCs w:val="18"/>
+        </w:rPr>
+        <w:t>Yasiru</w:t>
+      </w:r>
+      <w:proofErr w:type="spellEnd"/>
+      <w:r>
+        <w:rPr>
+          <w:rFonts w:ascii="Consolas" w:hAnsi="Consolas"/>
+          <w:sz w:val="18"/>
+          <w:szCs w:val="18"/>
+        </w:rPr>
+        <w:t xml:space="preserve">', </w:t>
+      </w:r>
+      <w:proofErr w:type="spellStart"/>
+      <w:r>
+        <w:rPr>
+          <w:rFonts w:ascii="Consolas" w:hAnsi="Consolas"/>
+          <w:sz w:val="18"/>
+          <w:szCs w:val="18"/>
+        </w:rPr>
+        <w:t>city:'Kandy</w:t>
+      </w:r>
+      <w:proofErr w:type="spellEnd"/>
+      <w:r>
+        <w:rPr>
+          <w:rFonts w:ascii="Consolas" w:hAnsi="Consolas"/>
+          <w:sz w:val="18"/>
+          <w:szCs w:val="18"/>
+        </w:rPr>
+        <w:t xml:space="preserve">', </w:t>
+      </w:r>
+      <w:proofErr w:type="gramStart"/>
+      <w:r>
+        <w:rPr>
+          <w:rFonts w:ascii="Consolas" w:hAnsi="Consolas"/>
+          <w:sz w:val="18"/>
+          <w:szCs w:val="18"/>
+        </w:rPr>
+        <w:t>dob:</w:t>
+      </w:r>
+      <w:proofErr w:type="gramEnd"/>
+      <w:r>
+        <w:rPr>
+          <w:rFonts w:ascii="Consolas" w:hAnsi="Consolas"/>
+          <w:sz w:val="18"/>
+          <w:szCs w:val="18"/>
+        </w:rPr>
+        <w:t xml:space="preserve"> date('1994-05-16')}),</w:t>
+      </w:r>
+    </w:p>
+    <w:p>
+      <w:pPr>
+        <w:spacing w:after="0"/>
+        <w:rPr>
+          <w:rFonts w:ascii="Consolas" w:hAnsi="Consolas"/>
+          <w:sz w:val="18"/>
+          <w:szCs w:val="18"/>
+        </w:rPr>
+      </w:pPr>
+      <w:r>
+        <w:rPr>
+          <w:rFonts w:ascii="Consolas" w:hAnsi="Consolas"/>
+          <w:sz w:val="18"/>
+          <w:szCs w:val="18"/>
+        </w:rPr>
+        <w:t xml:space="preserve">  (</w:t>
+      </w:r>
+      <w:proofErr w:type="spellStart"/>
+      <w:r>
+        <w:rPr>
+          <w:rFonts w:ascii="Consolas" w:hAnsi="Consolas"/>
+          <w:sz w:val="18"/>
+          <w:szCs w:val="18"/>
+        </w:rPr>
+        <w:t>t:User</w:t>
+      </w:r>
+      <w:proofErr w:type="spellEnd"/>
+      <w:r>
+        <w:rPr>
+          <w:rFonts w:ascii="Consolas" w:hAnsi="Consolas"/>
+          <w:sz w:val="18"/>
+          <w:szCs w:val="18"/>
+        </w:rPr>
+        <w:t xml:space="preserve"> {</w:t>
+      </w:r>
+      <w:proofErr w:type="spellStart"/>
+      <w:r>
+        <w:rPr>
+          <w:rFonts w:ascii="Consolas" w:hAnsi="Consolas"/>
+          <w:sz w:val="18"/>
+          <w:szCs w:val="18"/>
+        </w:rPr>
+        <w:t>name:'Thilini</w:t>
+      </w:r>
+      <w:proofErr w:type="spellEnd"/>
+      <w:r>
+        <w:rPr>
+          <w:rFonts w:ascii="Consolas" w:hAnsi="Consolas"/>
+          <w:sz w:val="18"/>
+          <w:szCs w:val="18"/>
+        </w:rPr>
+        <w:t xml:space="preserve">', </w:t>
+      </w:r>
+      <w:proofErr w:type="spellStart"/>
+      <w:r>
+        <w:rPr>
+          <w:rFonts w:ascii="Consolas" w:hAnsi="Consolas"/>
+          <w:sz w:val="18"/>
+          <w:szCs w:val="18"/>
+        </w:rPr>
+        <w:t>city:'Galle</w:t>
+      </w:r>
+      <w:proofErr w:type="spellEnd"/>
+      <w:r>
+        <w:rPr>
+          <w:rFonts w:ascii="Consolas" w:hAnsi="Consolas"/>
+          <w:sz w:val="18"/>
+          <w:szCs w:val="18"/>
+        </w:rPr>
+        <w:t xml:space="preserve">', </w:t>
+      </w:r>
+      <w:proofErr w:type="gramStart"/>
+      <w:r>
+        <w:rPr>
+          <w:rFonts w:ascii="Consolas" w:hAnsi="Consolas"/>
+          <w:sz w:val="18"/>
+          <w:szCs w:val="18"/>
+        </w:rPr>
+        <w:t>dob:</w:t>
+      </w:r>
+      <w:proofErr w:type="gramEnd"/>
+      <w:r>
+        <w:rPr>
+          <w:rFonts w:ascii="Consolas" w:hAnsi="Consolas"/>
+          <w:sz w:val="18"/>
+          <w:szCs w:val="18"/>
+        </w:rPr>
+        <w:t xml:space="preserve"> date('1996-11-21')}),</w:t>
+      </w:r>
+    </w:p>
+    <w:p>
+      <w:pPr>
+        <w:spacing w:after="0"/>
+        <w:rPr>
+          <w:rFonts w:ascii="Consolas" w:hAnsi="Consolas"/>
+          <w:sz w:val="18"/>
+          <w:szCs w:val="18"/>
+        </w:rPr>
+      </w:pPr>
+    </w:p>
+    <w:p>
+      <w:pPr>
+        <w:spacing w:after="0"/>
+        <w:rPr>
+          <w:rFonts w:ascii="Consolas" w:hAnsi="Consolas"/>
+          <w:sz w:val="18"/>
+          <w:szCs w:val="18"/>
+        </w:rPr>
+      </w:pPr>
+      <w:r>
+        <w:rPr>
+          <w:rFonts w:ascii="Consolas" w:hAnsi="Consolas"/>
+          <w:sz w:val="18"/>
+          <w:szCs w:val="18"/>
+        </w:rPr>
+        <w:t>// FOLLOWS relationships (directed)</w:t>
+      </w:r>
+    </w:p>
+    <w:p>
+      <w:pPr>
+        <w:spacing w:after="0"/>
+        <w:rPr>
+          <w:rFonts w:ascii="Consolas" w:hAnsi="Consolas"/>
+          <w:sz w:val="18"/>
+          <w:szCs w:val="18"/>
+        </w:rPr>
+      </w:pPr>
+    </w:p>
+    <w:p>
+      <w:pPr>
+        <w:spacing w:after="0"/>
+        <w:rPr>
+          <w:rFonts w:ascii="Consolas" w:hAnsi="Consolas"/>
+          <w:sz w:val="18"/>
+          <w:szCs w:val="18"/>
+        </w:rPr>
+      </w:pPr>
+      <w:r>
+        <w:rPr>
+          <w:rFonts w:ascii="Consolas" w:hAnsi="Consolas"/>
+          <w:sz w:val="18"/>
+          <w:szCs w:val="18"/>
+        </w:rPr>
+        <w:t xml:space="preserve">  (a)-[:FOLLOWS]-&gt;(b),</w:t>
+      </w:r>
+    </w:p>
+    <w:p>
+      <w:pPr>
+        <w:spacing w:after="0"/>
+        <w:rPr>
+          <w:rFonts w:ascii="Consolas" w:hAnsi="Consolas"/>
+          <w:sz w:val="18"/>
+          <w:szCs w:val="18"/>
+        </w:rPr>
+      </w:pPr>
+      <w:r>
+        <w:rPr>
+          <w:rFonts w:ascii="Consolas" w:hAnsi="Consolas"/>
+          <w:sz w:val="18"/>
+          <w:szCs w:val="18"/>
+        </w:rPr>
+        <w:t xml:space="preserve">  (a)-[:FOLLOWS]-&gt;(c),</w:t>
+      </w:r>
+    </w:p>
+    <w:p>
+      <w:pPr>
+        <w:spacing w:after="0"/>
+        <w:rPr>
+          <w:rFonts w:ascii="Consolas" w:hAnsi="Consolas"/>
+          <w:sz w:val="18"/>
+          <w:szCs w:val="18"/>
+        </w:rPr>
+      </w:pPr>
+      <w:r>
+        <w:rPr>
+          <w:rFonts w:ascii="Consolas" w:hAnsi="Consolas"/>
+          <w:sz w:val="18"/>
+          <w:szCs w:val="18"/>
+        </w:rPr>
+        <w:t xml:space="preserve">  (a)-[:FOLLOWS]-&gt;(d),</w:t>
+      </w:r>
+    </w:p>
+    <w:p>
+      <w:pPr>
+        <w:spacing w:after="0"/>
+        <w:rPr>
+          <w:rFonts w:ascii="Consolas" w:hAnsi="Consolas"/>
+          <w:sz w:val="18"/>
+          <w:szCs w:val="18"/>
+        </w:rPr>
+      </w:pPr>
+      <w:r>
+        <w:rPr>
+          <w:rFonts w:ascii="Consolas" w:hAnsi="Consolas"/>
+          <w:sz w:val="18"/>
+          <w:szCs w:val="18"/>
+        </w:rPr>
+        <w:t xml:space="preserve">  (b)-[:FOLLOWS]-&gt;(a),</w:t>
+      </w:r>
+    </w:p>
+    <w:p>
+      <w:pPr>
+        <w:spacing w:after="0"/>
+        <w:rPr>
+          <w:rFonts w:ascii="Consolas" w:hAnsi="Consolas"/>
+          <w:sz w:val="18"/>
+          <w:szCs w:val="18"/>
+        </w:rPr>
+      </w:pPr>
+      <w:r>
+        <w:rPr>
+          <w:rFonts w:ascii="Consolas" w:hAnsi="Consolas"/>
+          <w:sz w:val="18"/>
+          <w:szCs w:val="18"/>
+        </w:rPr>
+        <w:t xml:space="preserve">  (b)-[:FOLLOWS]-&gt;(e),</w:t>
+      </w:r>
+    </w:p>
+    <w:p>
+      <w:pPr>
+        <w:spacing w:after="0"/>
+        <w:rPr>
+          <w:rFonts w:ascii="Consolas" w:hAnsi="Consolas"/>
+          <w:sz w:val="18"/>
+          <w:szCs w:val="18"/>
+        </w:rPr>
+      </w:pPr>
+      <w:r>
+        <w:rPr>
+          <w:rFonts w:ascii="Consolas" w:hAnsi="Consolas"/>
+          <w:sz w:val="18"/>
+          <w:szCs w:val="18"/>
+        </w:rPr>
+        <w:t xml:space="preserve">  (b)-[:FOLLOWS]-&gt;(f),</w:t>
+      </w:r>
+    </w:p>
+    <w:p>
+      <w:pPr>
+        <w:spacing w:after="0"/>
+        <w:rPr>
+          <w:rFonts w:ascii="Consolas" w:hAnsi="Consolas"/>
+          <w:sz w:val="18"/>
+          <w:szCs w:val="18"/>
+        </w:rPr>
+      </w:pPr>
+      <w:r>
+        <w:rPr>
+          <w:rFonts w:ascii="Consolas" w:hAnsi="Consolas"/>
+          <w:sz w:val="18"/>
+          <w:szCs w:val="18"/>
+        </w:rPr>
+        <w:t xml:space="preserve">  (c)-[:FOLLOWS]-&gt;(a),</w:t>
+      </w:r>
+    </w:p>
+    <w:p>
+      <w:pPr>
+        <w:spacing w:after="0"/>
+        <w:rPr>
+          <w:rFonts w:ascii="Consolas" w:hAnsi="Consolas"/>
+          <w:sz w:val="18"/>
+          <w:szCs w:val="18"/>
+        </w:rPr>
+      </w:pPr>
+      <w:r>
+        <w:rPr>
+          <w:rFonts w:ascii="Consolas" w:hAnsi="Consolas"/>
+          <w:sz w:val="18"/>
+          <w:szCs w:val="18"/>
+        </w:rPr>
+        <w:t xml:space="preserve">  (c)-[:FOLLOWS]-&gt;(h),</w:t>
+      </w:r>
+    </w:p>
+    <w:p>
+      <w:pPr>
+        <w:spacing w:after="0"/>
+        <w:rPr>
+          <w:rFonts w:ascii="Consolas" w:hAnsi="Consolas"/>
+          <w:sz w:val="18"/>
+          <w:szCs w:val="18"/>
+        </w:rPr>
+      </w:pPr>
+      <w:r>
+        <w:rPr>
+          <w:rFonts w:ascii="Consolas" w:hAnsi="Consolas"/>
+          <w:sz w:val="18"/>
+          <w:szCs w:val="18"/>
+        </w:rPr>
+        <w:t xml:space="preserve">  (c)-[:FOLLOWS]-&gt;(j),</w:t>
+      </w:r>
+    </w:p>
+    <w:p>
+      <w:pPr>
+        <w:spacing w:after="0"/>
+        <w:rPr>
+          <w:rFonts w:ascii="Consolas" w:hAnsi="Consolas"/>
+          <w:sz w:val="18"/>
+          <w:szCs w:val="18"/>
+        </w:rPr>
+      </w:pPr>
+      <w:r>
+        <w:rPr>
+          <w:rFonts w:ascii="Consolas" w:hAnsi="Consolas"/>
+          <w:sz w:val="18"/>
+          <w:szCs w:val="18"/>
+        </w:rPr>
+        <w:t xml:space="preserve">  (d)-[:FOLLOWS]-&gt;(f),</w:t>
+      </w:r>
+    </w:p>
+    <w:p>
+      <w:pPr>
+        <w:spacing w:after="0"/>
+        <w:rPr>
+          <w:rFonts w:ascii="Consolas" w:hAnsi="Consolas"/>
+          <w:sz w:val="18"/>
+          <w:szCs w:val="18"/>
+        </w:rPr>
+      </w:pPr>
+      <w:r>
+        <w:rPr>
+          <w:rFonts w:ascii="Consolas" w:hAnsi="Consolas"/>
+          <w:sz w:val="18"/>
+          <w:szCs w:val="18"/>
+        </w:rPr>
+        <w:t xml:space="preserve">  (d)-[:FOLLOWS]-&gt;(g),</w:t>
+      </w:r>
+    </w:p>
+    <w:p>
+      <w:pPr>
+        <w:spacing w:after="0"/>
+        <w:rPr>
+          <w:rFonts w:ascii="Consolas" w:hAnsi="Consolas"/>
+          <w:sz w:val="18"/>
+          <w:szCs w:val="18"/>
+        </w:rPr>
+      </w:pPr>
+      <w:r>
+        <w:rPr>
+          <w:rFonts w:ascii="Consolas" w:hAnsi="Consolas"/>
+          <w:sz w:val="18"/>
+          <w:szCs w:val="18"/>
+        </w:rPr>
+        <w:t xml:space="preserve">  (e)-[:FOLLOWS]-&gt;(c),</w:t>
+      </w:r>
+    </w:p>
+    <w:p>
+      <w:pPr>
+        <w:spacing w:after="0"/>
+        <w:rPr>
+          <w:rFonts w:ascii="Consolas" w:hAnsi="Consolas"/>
+          <w:sz w:val="18"/>
+          <w:szCs w:val="18"/>
+        </w:rPr>
+      </w:pPr>
+      <w:r>
+        <w:rPr>
+          <w:rFonts w:ascii="Consolas" w:hAnsi="Consolas"/>
+          <w:sz w:val="18"/>
+          <w:szCs w:val="18"/>
+        </w:rPr>
+        <w:t xml:space="preserve">  (e)-[:FOLLOWS]-&gt;(</w:t>
+      </w:r>
+      <w:proofErr w:type="spellStart"/>
+      <w:r>
+        <w:rPr>
+          <w:rFonts w:ascii="Consolas" w:hAnsi="Consolas"/>
+          <w:sz w:val="18"/>
+          <w:szCs w:val="18"/>
+        </w:rPr>
+        <w:t>i</w:t>
+      </w:r>
+      <w:proofErr w:type="spellEnd"/>
+      <w:r>
+        <w:rPr>
+          <w:rFonts w:ascii="Consolas" w:hAnsi="Consolas"/>
+          <w:sz w:val="18"/>
+          <w:szCs w:val="18"/>
+        </w:rPr>
+        <w:t>),</w:t>
+      </w:r>
+    </w:p>
+    <w:p>
+      <w:pPr>
+        <w:spacing w:after="0"/>
+        <w:rPr>
+          <w:rFonts w:ascii="Consolas" w:hAnsi="Consolas"/>
+          <w:sz w:val="18"/>
+          <w:szCs w:val="18"/>
+        </w:rPr>
+      </w:pPr>
+      <w:r>
+        <w:rPr>
+          <w:rFonts w:ascii="Consolas" w:hAnsi="Consolas"/>
+          <w:sz w:val="18"/>
+          <w:szCs w:val="18"/>
+        </w:rPr>
+        <w:t xml:space="preserve">  (f)-[:FOLLOWS]-&gt;(j),</w:t>
+      </w:r>
+    </w:p>
+    <w:p>
+      <w:pPr>
+        <w:spacing w:after="0"/>
+        <w:rPr>
+          <w:rFonts w:ascii="Consolas" w:hAnsi="Consolas"/>
+          <w:sz w:val="18"/>
+          <w:szCs w:val="18"/>
+        </w:rPr>
+      </w:pPr>
+      <w:r>
+        <w:rPr>
+          <w:rFonts w:ascii="Consolas" w:hAnsi="Consolas"/>
+          <w:sz w:val="18"/>
+          <w:szCs w:val="18"/>
+        </w:rPr>
+        <w:t xml:space="preserve">  (f)-[:FOLLOWS]-&gt;(k),</w:t>
+      </w:r>
+    </w:p>
+    <w:p>
+      <w:pPr>
+        <w:spacing w:after="0"/>
+        <w:rPr>
+          <w:rFonts w:ascii="Consolas" w:hAnsi="Consolas"/>
+          <w:sz w:val="18"/>
+          <w:szCs w:val="18"/>
+        </w:rPr>
+      </w:pPr>
+      <w:r>
+        <w:rPr>
+          <w:rFonts w:ascii="Consolas" w:hAnsi="Consolas"/>
+          <w:sz w:val="18"/>
+          <w:szCs w:val="18"/>
+        </w:rPr>
+        <w:t xml:space="preserve">  (g)-[:FOLLOWS]-&gt;(l),</w:t>
+      </w:r>
+    </w:p>
+    <w:p>
+      <w:pPr>
+        <w:spacing w:after="0"/>
+        <w:rPr>
+          <w:rFonts w:ascii="Consolas" w:hAnsi="Consolas"/>
+          <w:sz w:val="18"/>
+          <w:szCs w:val="18"/>
+        </w:rPr>
+      </w:pPr>
+      <w:r>
+        <w:rPr>
+          <w:rFonts w:ascii="Consolas" w:hAnsi="Consolas"/>
+          <w:sz w:val="18"/>
+          <w:szCs w:val="18"/>
+        </w:rPr>
+        <w:t xml:space="preserve">  (h)-[:FOLLOWS]-&gt;(m),</w:t>
+      </w:r>
+    </w:p>
+    <w:p>
+      <w:pPr>
+        <w:spacing w:after="0"/>
+        <w:rPr>
+          <w:rFonts w:ascii="Consolas" w:hAnsi="Consolas"/>
+          <w:sz w:val="18"/>
+          <w:szCs w:val="18"/>
+        </w:rPr>
+      </w:pPr>
+      <w:r>
+        <w:rPr>
+          <w:rFonts w:ascii="Consolas" w:hAnsi="Consolas"/>
+          <w:sz w:val="18"/>
+          <w:szCs w:val="18"/>
+        </w:rPr>
+        <w:t xml:space="preserve">  (</w:t>
+      </w:r>
+      <w:proofErr w:type="spellStart"/>
+      <w:r>
+        <w:rPr>
+          <w:rFonts w:ascii="Consolas" w:hAnsi="Consolas"/>
+          <w:sz w:val="18"/>
+          <w:szCs w:val="18"/>
+        </w:rPr>
+        <w:t>i</w:t>
+      </w:r>
+      <w:proofErr w:type="spellEnd"/>
+      <w:r>
+        <w:rPr>
+          <w:rFonts w:ascii="Consolas" w:hAnsi="Consolas"/>
+          <w:sz w:val="18"/>
+          <w:szCs w:val="18"/>
+        </w:rPr>
+        <w:t>)-[:FOLLOWS]-&gt;(b),</w:t>
+      </w:r>
+    </w:p>
+    <w:p>
+      <w:pPr>
+        <w:spacing w:after="0"/>
+        <w:rPr>
+          <w:rFonts w:ascii="Consolas" w:hAnsi="Consolas"/>
+          <w:sz w:val="18"/>
+          <w:szCs w:val="18"/>
+        </w:rPr>
+      </w:pPr>
+      <w:r>
+        <w:rPr>
+          <w:rFonts w:ascii="Consolas" w:hAnsi="Consolas"/>
+          <w:sz w:val="18"/>
+          <w:szCs w:val="18"/>
+        </w:rPr>
+        <w:t xml:space="preserve">  (</w:t>
+      </w:r>
+      <w:proofErr w:type="spellStart"/>
+      <w:r>
+        <w:rPr>
+          <w:rFonts w:ascii="Consolas" w:hAnsi="Consolas"/>
+          <w:sz w:val="18"/>
+          <w:szCs w:val="18"/>
+        </w:rPr>
+        <w:t>i</w:t>
+      </w:r>
+      <w:proofErr w:type="spellEnd"/>
+      <w:r>
+        <w:rPr>
+          <w:rFonts w:ascii="Consolas" w:hAnsi="Consolas"/>
+          <w:sz w:val="18"/>
+          <w:szCs w:val="18"/>
+        </w:rPr>
+        <w:t>)-[:FOLLOWS]-&gt;(c),</w:t>
+      </w:r>
+    </w:p>
+    <w:p>
+      <w:pPr>
+        <w:spacing w:after="0"/>
+        <w:rPr>
+          <w:rFonts w:ascii="Consolas" w:hAnsi="Consolas"/>
+          <w:sz w:val="18"/>
+          <w:szCs w:val="18"/>
+        </w:rPr>
+      </w:pPr>
+      <w:r>
+        <w:rPr>
+          <w:rFonts w:ascii="Consolas" w:hAnsi="Consolas"/>
+          <w:sz w:val="18"/>
+          <w:szCs w:val="18"/>
+        </w:rPr>
+        <w:t xml:space="preserve">  (j)-[:FOLLOWS]-&gt;(a),</w:t>
+      </w:r>
+    </w:p>
+    <w:p>
+      <w:pPr>
+        <w:spacing w:after="0"/>
+        <w:rPr>
+          <w:rFonts w:ascii="Consolas" w:hAnsi="Consolas"/>
+          <w:sz w:val="18"/>
+          <w:szCs w:val="18"/>
+        </w:rPr>
+      </w:pPr>
+      <w:r>
+        <w:rPr>
+          <w:rFonts w:ascii="Consolas" w:hAnsi="Consolas"/>
+          <w:sz w:val="18"/>
+          <w:szCs w:val="18"/>
+        </w:rPr>
+        <w:t xml:space="preserve">  (j)-[:FOLLOWS]-&gt;(n),</w:t>
+      </w:r>
+    </w:p>
+    <w:p>
+      <w:pPr>
+        <w:spacing w:after="0"/>
+        <w:rPr>
+          <w:rFonts w:ascii="Consolas" w:hAnsi="Consolas"/>
+          <w:sz w:val="18"/>
+          <w:szCs w:val="18"/>
+        </w:rPr>
+      </w:pPr>
+      <w:r>
+        <w:rPr>
+          <w:rFonts w:ascii="Consolas" w:hAnsi="Consolas"/>
+          <w:sz w:val="18"/>
+          <w:szCs w:val="18"/>
+        </w:rPr>
+        <w:t xml:space="preserve">  (k)-[:FOLLOWS]-&gt;(o),</w:t>
+      </w:r>
+    </w:p>
+    <w:p>
+      <w:pPr>
+        <w:spacing w:after="0"/>
+        <w:rPr>
+          <w:rFonts w:ascii="Consolas" w:hAnsi="Consolas"/>
+          <w:sz w:val="18"/>
+          <w:szCs w:val="18"/>
+        </w:rPr>
+      </w:pPr>
+      <w:r>
+        <w:rPr>
+          <w:rFonts w:ascii="Consolas" w:hAnsi="Consolas"/>
+          <w:sz w:val="18"/>
+          <w:szCs w:val="18"/>
+        </w:rPr>
+        <w:t xml:space="preserve">  (l)-[:FOLLOWS]-&gt;(p),</w:t>
+      </w:r>
+    </w:p>
+    <w:p>
+      <w:pPr>
+        <w:spacing w:after="0"/>
+        <w:rPr>
+          <w:rFonts w:ascii="Consolas" w:hAnsi="Consolas"/>
+          <w:sz w:val="18"/>
+          <w:szCs w:val="18"/>
+        </w:rPr>
+      </w:pPr>
+      <w:r>
+        <w:rPr>
+          <w:rFonts w:ascii="Consolas" w:hAnsi="Consolas"/>
+          <w:sz w:val="18"/>
+          <w:szCs w:val="18"/>
+        </w:rPr>
+        <w:lastRenderedPageBreak/>
+        <w:t xml:space="preserve">  (m)-[:FOLLOWS]-&gt;(q),</w:t>
+      </w:r>
+    </w:p>
+    <w:p>
+      <w:pPr>
+        <w:spacing w:after="0"/>
+        <w:rPr>
+          <w:rFonts w:ascii="Consolas" w:hAnsi="Consolas"/>
+          <w:sz w:val="18"/>
+          <w:szCs w:val="18"/>
+        </w:rPr>
+      </w:pPr>
+      <w:r>
+        <w:rPr>
+          <w:rFonts w:ascii="Consolas" w:hAnsi="Consolas"/>
+          <w:sz w:val="18"/>
+          <w:szCs w:val="18"/>
+        </w:rPr>
+        <w:t xml:space="preserve">  (n)-[:FOLLOWS]-&gt;(r),</w:t>
+      </w:r>
+    </w:p>
+    <w:p>
+      <w:pPr>
+        <w:spacing w:after="0"/>
+        <w:rPr>
+          <w:rFonts w:ascii="Consolas" w:hAnsi="Consolas"/>
+          <w:sz w:val="18"/>
+          <w:szCs w:val="18"/>
+        </w:rPr>
+      </w:pPr>
+      <w:r>
+        <w:rPr>
+          <w:rFonts w:ascii="Consolas" w:hAnsi="Consolas"/>
+          <w:sz w:val="18"/>
+          <w:szCs w:val="18"/>
+        </w:rPr>
+        <w:t xml:space="preserve">  (o)-[:FOLLOWS]-&gt;(s),</w:t>
+      </w:r>
+    </w:p>
+    <w:p>
+      <w:pPr>
+        <w:spacing w:after="0"/>
+        <w:rPr>
+          <w:rFonts w:ascii="Consolas" w:hAnsi="Consolas"/>
+          <w:sz w:val="18"/>
+          <w:szCs w:val="18"/>
+        </w:rPr>
+      </w:pPr>
+      <w:r>
+        <w:rPr>
+          <w:rFonts w:ascii="Consolas" w:hAnsi="Consolas"/>
+          <w:sz w:val="18"/>
+          <w:szCs w:val="18"/>
+        </w:rPr>
+        <w:t xml:space="preserve">  (p)-[:FOLLOWS]-&gt;(a),</w:t>
+      </w:r>
+    </w:p>
+    <w:p>
+      <w:pPr>
+        <w:spacing w:after="0"/>
+        <w:rPr>
+          <w:rFonts w:ascii="Consolas" w:hAnsi="Consolas"/>
+          <w:sz w:val="18"/>
+          <w:szCs w:val="18"/>
+        </w:rPr>
+      </w:pPr>
+      <w:r>
+        <w:rPr>
+          <w:rFonts w:ascii="Consolas" w:hAnsi="Consolas"/>
+          <w:sz w:val="18"/>
+          <w:szCs w:val="18"/>
+        </w:rPr>
+        <w:t xml:space="preserve">  (p)-[:FOLLOWS]-&gt;(t),</w:t>
+      </w:r>
+    </w:p>
+    <w:p>
+      <w:pPr>
+        <w:spacing w:after="0"/>
+        <w:rPr>
+          <w:rFonts w:ascii="Consolas" w:hAnsi="Consolas"/>
+          <w:sz w:val="18"/>
+          <w:szCs w:val="18"/>
+        </w:rPr>
+      </w:pPr>
+      <w:r>
+        <w:rPr>
+          <w:rFonts w:ascii="Consolas" w:hAnsi="Consolas"/>
+          <w:sz w:val="18"/>
+          <w:szCs w:val="18"/>
+        </w:rPr>
+        <w:t xml:space="preserve">  (q)-[:FOLLOWS]-&gt;(a),</w:t>
+      </w:r>
+    </w:p>
+    <w:p>
+      <w:pPr>
+        <w:spacing w:after="0"/>
+        <w:rPr>
+          <w:rFonts w:ascii="Consolas" w:hAnsi="Consolas"/>
+          <w:sz w:val="18"/>
+          <w:szCs w:val="18"/>
+        </w:rPr>
+      </w:pPr>
+      <w:r>
+        <w:rPr>
+          <w:rFonts w:ascii="Consolas" w:hAnsi="Consolas"/>
+          <w:sz w:val="18"/>
+          <w:szCs w:val="18"/>
+        </w:rPr>
+        <w:t xml:space="preserve">  (r)-[:FOLLOWS]-&gt;(d),</w:t>
+      </w:r>
+    </w:p>
+    <w:p>
+      <w:pPr>
+        <w:spacing w:after="0"/>
+        <w:rPr>
+          <w:rFonts w:ascii="Consolas" w:hAnsi="Consolas"/>
+          <w:sz w:val="18"/>
+          <w:szCs w:val="18"/>
+        </w:rPr>
+      </w:pPr>
+      <w:r>
+        <w:rPr>
+          <w:rFonts w:ascii="Consolas" w:hAnsi="Consolas"/>
+          <w:sz w:val="18"/>
+          <w:szCs w:val="18"/>
+        </w:rPr>
+        <w:t xml:space="preserve">  (r)-[:FOLLOWS]-&gt;(g),</w:t>
+      </w:r>
+    </w:p>
+    <w:p>
+      <w:pPr>
+        <w:spacing w:after="0"/>
+        <w:rPr>
+          <w:rFonts w:ascii="Consolas" w:hAnsi="Consolas"/>
+          <w:sz w:val="18"/>
+          <w:szCs w:val="18"/>
+        </w:rPr>
+      </w:pPr>
+      <w:r>
+        <w:rPr>
+          <w:rFonts w:ascii="Consolas" w:hAnsi="Consolas"/>
+          <w:sz w:val="18"/>
+          <w:szCs w:val="18"/>
+        </w:rPr>
+        <w:t xml:space="preserve">  (s)-[:FOLLOWS]-&gt;(h),</w:t>
+      </w:r>
+    </w:p>
+    <w:p>
+      <w:pPr>
+        <w:spacing w:after="0"/>
+        <w:rPr>
+          <w:rFonts w:ascii="Consolas" w:hAnsi="Consolas"/>
+          <w:sz w:val="18"/>
+          <w:szCs w:val="18"/>
+        </w:rPr>
+      </w:pPr>
+      <w:r>
+        <w:rPr>
+          <w:rFonts w:ascii="Consolas" w:hAnsi="Consolas"/>
+          <w:sz w:val="18"/>
+          <w:szCs w:val="18"/>
+        </w:rPr>
+        <w:t xml:space="preserve">  (s)-[:FOLLOWS]-&gt;(</w:t>
+      </w:r>
+      <w:proofErr w:type="spellStart"/>
+      <w:r>
+        <w:rPr>
+          <w:rFonts w:ascii="Consolas" w:hAnsi="Consolas"/>
+          <w:sz w:val="18"/>
+          <w:szCs w:val="18"/>
+        </w:rPr>
+        <w:t>i</w:t>
+      </w:r>
+      <w:proofErr w:type="spellEnd"/>
+      <w:r>
+        <w:rPr>
+          <w:rFonts w:ascii="Consolas" w:hAnsi="Consolas"/>
+          <w:sz w:val="18"/>
+          <w:szCs w:val="18"/>
+        </w:rPr>
+        <w:t>),</w:t>
+      </w:r>
+    </w:p>
+    <w:p>
+      <w:pPr>
+        <w:spacing w:after="0"/>
+        <w:rPr>
+          <w:rFonts w:ascii="Consolas" w:hAnsi="Consolas"/>
+          <w:sz w:val="18"/>
+          <w:szCs w:val="18"/>
+        </w:rPr>
+      </w:pPr>
+      <w:r>
+        <w:rPr>
+          <w:rFonts w:ascii="Consolas" w:hAnsi="Consolas"/>
+          <w:sz w:val="18"/>
+          <w:szCs w:val="18"/>
+        </w:rPr>
+        <w:t xml:space="preserve">  (t)-[:FOLLOWS]-&gt;(b),</w:t>
+      </w:r>
+    </w:p>
+    <w:p>
+      <w:pPr>
+        <w:spacing w:after="0"/>
+        <w:rPr>
+          <w:rFonts w:ascii="Consolas" w:hAnsi="Consolas"/>
+          <w:sz w:val="18"/>
+          <w:szCs w:val="18"/>
+        </w:rPr>
+      </w:pPr>
+      <w:r>
+        <w:rPr>
+          <w:rFonts w:ascii="Consolas" w:hAnsi="Consolas"/>
+          <w:sz w:val="18"/>
+          <w:szCs w:val="18"/>
+        </w:rPr>
+        <w:t xml:space="preserve">  (t)-[:FOLLOWS]-&gt;(j),</w:t>
+      </w:r>
+    </w:p>
+    <w:p>
+      <w:pPr>
+        <w:spacing w:after="0"/>
+        <w:rPr>
+          <w:rFonts w:ascii="Consolas" w:hAnsi="Consolas"/>
+          <w:sz w:val="18"/>
+          <w:szCs w:val="18"/>
+        </w:rPr>
+      </w:pPr>
+      <w:r>
+        <w:rPr>
+          <w:rFonts w:ascii="Consolas" w:hAnsi="Consolas"/>
+          <w:sz w:val="18"/>
+          <w:szCs w:val="18"/>
+        </w:rPr>
+        <w:t xml:space="preserve">  (t)-[:FOLLOWS]-&gt;(m),</w:t>
+      </w:r>
+    </w:p>
+    <w:p>
+      <w:pPr>
+        <w:spacing w:after="0"/>
+        <w:rPr>
+          <w:rFonts w:ascii="Consolas" w:hAnsi="Consolas"/>
+          <w:sz w:val="18"/>
+          <w:szCs w:val="18"/>
+        </w:rPr>
+      </w:pPr>
+      <w:r>
+        <w:rPr>
+          <w:rFonts w:ascii="Consolas" w:hAnsi="Consolas"/>
+          <w:sz w:val="18"/>
+          <w:szCs w:val="18"/>
+        </w:rPr>
+        <w:t xml:space="preserve">  (n)-[:FOLLOWS]-&gt;(f),</w:t>
+      </w:r>
+    </w:p>
+    <w:p>
+      <w:pPr>
+        <w:spacing w:after="0"/>
+        <w:rPr>
+          <w:rFonts w:ascii="Consolas" w:hAnsi="Consolas"/>
+          <w:sz w:val="18"/>
+          <w:szCs w:val="18"/>
+        </w:rPr>
+      </w:pPr>
+    </w:p>
+    <w:p>
+      <w:pPr>
+        <w:spacing w:after="0"/>
+        <w:rPr>
+          <w:rFonts w:ascii="Consolas" w:hAnsi="Consolas"/>
+          <w:sz w:val="18"/>
+          <w:szCs w:val="18"/>
+        </w:rPr>
+      </w:pPr>
+      <w:r>
+        <w:rPr>
+          <w:rFonts w:ascii="Consolas" w:hAnsi="Consolas"/>
+          <w:sz w:val="18"/>
+          <w:szCs w:val="18"/>
+        </w:rPr>
+        <w:t>// FRIENDS_WITH relationships (bidirectional)</w:t>
+      </w:r>
+    </w:p>
+    <w:p>
+      <w:pPr>
+        <w:spacing w:after="0"/>
+        <w:rPr>
+          <w:rFonts w:ascii="Consolas" w:hAnsi="Consolas"/>
+          <w:sz w:val="18"/>
+          <w:szCs w:val="18"/>
+        </w:rPr>
+      </w:pPr>
+    </w:p>
+    <w:p>
+      <w:pPr>
+        <w:spacing w:after="0"/>
+        <w:rPr>
+          <w:rFonts w:ascii="Consolas" w:hAnsi="Consolas"/>
+          <w:sz w:val="18"/>
+          <w:szCs w:val="18"/>
+        </w:rPr>
+      </w:pPr>
+      <w:r>
+        <w:rPr>
+          <w:rFonts w:ascii="Consolas" w:hAnsi="Consolas"/>
+          <w:sz w:val="18"/>
+          <w:szCs w:val="18"/>
+        </w:rPr>
+        <w:t xml:space="preserve">  (a)-[:FRIENDS_WITH]-&gt;(d), (d)-[:FRIENDS_WITH]-&gt;(a),</w:t>
+      </w:r>
+    </w:p>
+    <w:p>
+      <w:pPr>
+        <w:spacing w:after="0"/>
+        <w:rPr>
+          <w:rFonts w:ascii="Consolas" w:hAnsi="Consolas"/>
+          <w:sz w:val="18"/>
+          <w:szCs w:val="18"/>
+        </w:rPr>
+      </w:pPr>
+      <w:r>
+        <w:rPr>
+          <w:rFonts w:ascii="Consolas" w:hAnsi="Consolas"/>
+          <w:sz w:val="18"/>
+          <w:szCs w:val="18"/>
+        </w:rPr>
+        <w:t xml:space="preserve">  (b)-[:FRIENDS_WITH]-&gt;(e), (e)-[:FRIENDS_WITH]-&gt;(b),</w:t>
+      </w:r>
+    </w:p>
+    <w:p>
+      <w:pPr>
+        <w:spacing w:after="0"/>
+        <w:rPr>
+          <w:rFonts w:ascii="Consolas" w:hAnsi="Consolas"/>
+          <w:sz w:val="18"/>
+          <w:szCs w:val="18"/>
+        </w:rPr>
+      </w:pPr>
+      <w:r>
+        <w:rPr>
+          <w:rFonts w:ascii="Consolas" w:hAnsi="Consolas"/>
+          <w:sz w:val="18"/>
+          <w:szCs w:val="18"/>
+        </w:rPr>
+        <w:t xml:space="preserve">  (c)-[:FRIENDS_WITH]-&gt;(g), (g)-[:FRIENDS_WITH]-&gt;(c),</w:t>
+      </w:r>
+    </w:p>
+    <w:p>
+      <w:pPr>
+        <w:spacing w:after="0"/>
+        <w:rPr>
+          <w:rFonts w:ascii="Consolas" w:hAnsi="Consolas"/>
+          <w:sz w:val="18"/>
+          <w:szCs w:val="18"/>
+        </w:rPr>
+      </w:pPr>
+      <w:r>
+        <w:rPr>
+          <w:rFonts w:ascii="Consolas" w:hAnsi="Consolas"/>
+          <w:sz w:val="18"/>
+          <w:szCs w:val="18"/>
+        </w:rPr>
+        <w:t xml:space="preserve">  (h)-[:FRIENDS_WITH]-&gt;(</w:t>
+      </w:r>
+      <w:proofErr w:type="spellStart"/>
+      <w:r>
+        <w:rPr>
+          <w:rFonts w:ascii="Consolas" w:hAnsi="Consolas"/>
+          <w:sz w:val="18"/>
+          <w:szCs w:val="18"/>
+        </w:rPr>
+        <w:t>i</w:t>
+      </w:r>
+      <w:proofErr w:type="spellEnd"/>
+      <w:r>
+        <w:rPr>
+          <w:rFonts w:ascii="Consolas" w:hAnsi="Consolas"/>
+          <w:sz w:val="18"/>
+          <w:szCs w:val="18"/>
+        </w:rPr>
+        <w:t>), (</w:t>
+      </w:r>
+      <w:proofErr w:type="spellStart"/>
+      <w:r>
+        <w:rPr>
+          <w:rFonts w:ascii="Consolas" w:hAnsi="Consolas"/>
+          <w:sz w:val="18"/>
+          <w:szCs w:val="18"/>
+        </w:rPr>
+        <w:t>i</w:t>
+      </w:r>
+      <w:proofErr w:type="spellEnd"/>
+      <w:r>
+        <w:rPr>
+          <w:rFonts w:ascii="Consolas" w:hAnsi="Consolas"/>
+          <w:sz w:val="18"/>
+          <w:szCs w:val="18"/>
+        </w:rPr>
+        <w:t>)-[:FRIENDS_WITH]-&gt;(h),</w:t>
+      </w:r>
+    </w:p>
+    <w:p>
+      <w:pPr>
+        <w:spacing w:after="0"/>
+        <w:rPr>
+          <w:rFonts w:ascii="Consolas" w:hAnsi="Consolas"/>
+          <w:sz w:val="18"/>
+          <w:szCs w:val="18"/>
+        </w:rPr>
+      </w:pPr>
+      <w:r>
+        <w:rPr>
+          <w:rFonts w:ascii="Consolas" w:hAnsi="Consolas"/>
+          <w:sz w:val="18"/>
+          <w:szCs w:val="18"/>
+        </w:rPr>
+        <w:t xml:space="preserve">  (k)-[:FRIENDS_WITH]-&gt;(l), (l)-[:FRIENDS_WITH]-&gt;(k),</w:t>
+      </w:r>
+    </w:p>
+    <w:p>
+      <w:pPr>
+        <w:spacing w:after="0"/>
+        <w:rPr>
+          <w:rFonts w:ascii="Consolas" w:hAnsi="Consolas"/>
+          <w:sz w:val="18"/>
+          <w:szCs w:val="18"/>
+        </w:rPr>
+      </w:pPr>
+      <w:r>
+        <w:rPr>
+          <w:rFonts w:ascii="Consolas" w:hAnsi="Consolas"/>
+          <w:sz w:val="18"/>
+          <w:szCs w:val="18"/>
+        </w:rPr>
+        <w:t xml:space="preserve">  (m)-[:FRIENDS_WITH]-&gt;(n), (n)-[:FRIENDS_WITH]-&gt;(m),</w:t>
+      </w:r>
+    </w:p>
+    <w:p>
+      <w:pPr>
+        <w:spacing w:after="0"/>
+        <w:rPr>
+          <w:rFonts w:ascii="Consolas" w:hAnsi="Consolas"/>
+          <w:sz w:val="18"/>
+          <w:szCs w:val="18"/>
+        </w:rPr>
+      </w:pPr>
+      <w:r>
+        <w:rPr>
+          <w:rFonts w:ascii="Consolas" w:hAnsi="Consolas"/>
+          <w:sz w:val="18"/>
+          <w:szCs w:val="18"/>
+        </w:rPr>
+        <w:t xml:space="preserve">  (o)-[:FRIENDS_WITH]-&gt;(p), (p)-[:FRIENDS_WITH]-&gt;(o),</w:t>
+      </w:r>
+    </w:p>
+    <w:p>
+      <w:pPr>
+        <w:spacing w:after="0"/>
+        <w:rPr>
+          <w:rFonts w:ascii="Consolas" w:hAnsi="Consolas"/>
+          <w:sz w:val="18"/>
+          <w:szCs w:val="18"/>
+        </w:rPr>
+      </w:pPr>
+      <w:r>
+        <w:rPr>
+          <w:rFonts w:ascii="Consolas" w:hAnsi="Consolas"/>
+          <w:sz w:val="18"/>
+          <w:szCs w:val="18"/>
+        </w:rPr>
+        <w:t xml:space="preserve">  (q)-[:FRIENDS_WITH]-&gt;(r), (r)-[:FRIENDS_WITH]-&gt;(q),</w:t>
+      </w:r>
+    </w:p>
+    <w:p>
+      <w:pPr>
+        <w:spacing w:after="0"/>
+        <w:rPr>
+          <w:sz w:val="18"/>
+          <w:szCs w:val="18"/>
+        </w:rPr>
+      </w:pPr>
+      <w:r>
+        <w:rPr>
+          <w:rFonts w:ascii="Consolas" w:hAnsi="Consolas"/>
+          <w:sz w:val="18"/>
+          <w:szCs w:val="18"/>
+        </w:rPr>
+        <w:t xml:space="preserve">  (s)-[:FRIENDS_WITH]-&gt;(t), (t)-[:FRIENDS_WITH]-&gt;(s</w:t>
+      </w:r>
+      <w:proofErr w:type="gramStart"/>
+      <w:r>
+        <w:rPr>
+          <w:rFonts w:ascii="Consolas" w:hAnsi="Consolas"/>
+          <w:sz w:val="18"/>
+          <w:szCs w:val="18"/>
+        </w:rPr>
+        <w:t>);</w:t>
+      </w:r>
+      <w:proofErr w:type="gramEnd"/>
     </w:p>
     <w:p>
       <w:pPr>
@@ -20716,7 +22672,7 @@
           <w:noProof/>
         </w:rPr>
         <w:drawing>
-          <wp:anchor distT="0" distB="0" distL="114300" distR="114300" simplePos="0" relativeHeight="251665408" behindDoc="1" locked="0" layoutInCell="1" allowOverlap="1" wp14:anchorId="20E09602" wp14:editId="46BB703D">
+          <wp:anchor distT="0" distB="0" distL="114300" distR="114300" simplePos="0" relativeHeight="251665408" behindDoc="1" locked="0" layoutInCell="1" allowOverlap="1" wp14:anchorId="20E09602" wp14:editId="58A0C322">
             <wp:simplePos x="0" y="0"/>
             <wp:positionH relativeFrom="column">
               <wp:posOffset>0</wp:posOffset>
@@ -20989,7 +22945,15 @@
         <w:t xml:space="preserve">User </w:t>
       </w:r>
       <w:r>
-        <w:t>‘Dinuka’</w:t>
+        <w:t>‘</w:t>
+      </w:r>
+      <w:proofErr w:type="spellStart"/>
+      <w:r>
+        <w:t>Dinuka</w:t>
+      </w:r>
+      <w:proofErr w:type="spellEnd"/>
+      <w:r>
+        <w:t>’</w:t>
       </w:r>
       <w:r>
         <w:t xml:space="preserve"> </w:t>
@@ -21031,16 +22995,53 @@
         <w:spacing w:after="0"/>
       </w:pPr>
       <w:r>
-        <w:t>MATCH (a:User {name:'Dinuka'})--(u:User)</w:t>
-      </w:r>
-    </w:p>
-    <w:p>
-      <w:pPr>
-        <w:spacing w:after="0"/>
-      </w:pPr>
-      <w:r>
-        <w:t>RETURN DISTINCT u.name AS Connected_To_Dinuka;</w:t>
-      </w:r>
+        <w:t>MATCH (</w:t>
+      </w:r>
+      <w:proofErr w:type="spellStart"/>
+      <w:r>
+        <w:t>a:User</w:t>
+      </w:r>
+      <w:proofErr w:type="spellEnd"/>
+      <w:r>
+        <w:t xml:space="preserve"> {name:'</w:t>
+      </w:r>
+      <w:proofErr w:type="spellStart"/>
+      <w:r>
+        <w:t>Dinuka</w:t>
+      </w:r>
+      <w:proofErr w:type="spellEnd"/>
+      <w:r>
+        <w:t>'})--(</w:t>
+      </w:r>
+      <w:proofErr w:type="spellStart"/>
+      <w:r>
+        <w:t>u:User</w:t>
+      </w:r>
+      <w:proofErr w:type="spellEnd"/>
+      <w:r>
+        <w:t>)</w:t>
+      </w:r>
+    </w:p>
+    <w:p>
+      <w:pPr>
+        <w:spacing w:after="0"/>
+      </w:pPr>
+      <w:r>
+        <w:t xml:space="preserve">RETURN DISTINCT u.name AS </w:t>
+      </w:r>
+      <w:proofErr w:type="spellStart"/>
+      <w:r>
+        <w:t>Connected_To_</w:t>
+      </w:r>
+      <w:proofErr w:type="gramStart"/>
+      <w:r>
+        <w:t>Dinuka</w:t>
+      </w:r>
+      <w:proofErr w:type="spellEnd"/>
+      <w:r>
+        <w:t>;</w:t>
+      </w:r>
+      <w:proofErr w:type="gramEnd"/>
     </w:p>
     <w:p>
       <w:pPr>
@@ -21079,7 +23080,7 @@
           <w:noProof/>
         </w:rPr>
         <w:drawing>
-          <wp:anchor distT="0" distB="0" distL="114300" distR="114300" simplePos="0" relativeHeight="251668480" behindDoc="1" locked="0" layoutInCell="1" allowOverlap="1" wp14:anchorId="12850A8E" wp14:editId="71E058CC">
+          <wp:anchor distT="0" distB="0" distL="114300" distR="114300" simplePos="0" relativeHeight="251668480" behindDoc="1" locked="0" layoutInCell="1" allowOverlap="1" wp14:anchorId="12850A8E" wp14:editId="5CDB0020">
             <wp:simplePos x="0" y="0"/>
             <wp:positionH relativeFrom="column">
               <wp:posOffset>205740</wp:posOffset>
@@ -21200,7 +23201,15 @@
         <w:spacing w:after="0"/>
       </w:pPr>
       <w:r>
-        <w:t xml:space="preserve">MATCH key word is used to find </w:t>
+        <w:t xml:space="preserve">MATCH key </w:t>
+      </w:r>
+      <w:proofErr w:type="gramStart"/>
+      <w:r>
+        <w:t>word is</w:t>
+      </w:r>
+      <w:proofErr w:type="gramEnd"/>
+      <w:r>
+        <w:t xml:space="preserve"> used to find </w:t>
       </w:r>
       <w:r>
         <w:t>patterns</w:t>
@@ -21225,7 +23234,23 @@
         </w:rPr>
       </w:pPr>
       <w:r>
-        <w:t xml:space="preserve">(a:User {name:'Dinuka'}) means </w:t>
+        <w:t>(</w:t>
+      </w:r>
+      <w:proofErr w:type="spellStart"/>
+      <w:r>
+        <w:t>a:User</w:t>
+      </w:r>
+      <w:proofErr w:type="spellEnd"/>
+      <w:r>
+        <w:t xml:space="preserve"> {name:'</w:t>
+      </w:r>
+      <w:proofErr w:type="spellStart"/>
+      <w:r>
+        <w:t>Dinuka</w:t>
+      </w:r>
+      <w:proofErr w:type="spellEnd"/>
+      <w:r>
+        <w:t xml:space="preserve">'}) means </w:t>
       </w:r>
       <w:r>
         <w:t xml:space="preserve">start by finding a </w:t>
@@ -21252,7 +23277,27 @@
           <w:i/>
           <w:iCs/>
         </w:rPr>
-        <w:t>'Dinuka'</w:t>
+        <w:t>'</w:t>
+      </w:r>
+      <w:proofErr w:type="spellStart"/>
+      <w:r>
+        <w:rPr>
+          <w:b/>
+          <w:bCs/>
+          <w:i/>
+          <w:iCs/>
+        </w:rPr>
+        <w:t>Dinuka</w:t>
+      </w:r>
+      <w:proofErr w:type="spellEnd"/>
+      <w:r>
+        <w:rPr>
+          <w:b/>
+          <w:bCs/>
+          <w:i/>
+          <w:iCs/>
+        </w:rPr>
+        <w:t>'</w:t>
       </w:r>
     </w:p>
     <w:p>
@@ -21310,16 +23355,16 @@
         <w:t>So,</w:t>
       </w:r>
       <w:r>
-        <w:t xml:space="preserve"> direction could be either a</w:t>
-      </w:r>
-      <w:r>
-        <w:sym w:font="Wingdings" w:char="F0E0"/>
+        <w:t xml:space="preserve"> direction could be either </w:t>
+      </w:r>
+      <w:r>
+        <w:t xml:space="preserve">a -- &gt;  </w:t>
       </w:r>
       <w:r>
         <w:t>u or a</w:t>
       </w:r>
       <w:r>
-        <w:sym w:font="Wingdings" w:char="F0DF"/>
+        <w:t xml:space="preserve"> &lt; -- </w:t>
       </w:r>
       <w:r>
         <w:t>u.</w:t>
@@ -21376,8 +23421,13 @@
         <w:t>S</w:t>
       </w:r>
       <w:r>
-        <w:t xml:space="preserve"> Connected_To_Dinuka</w:t>
-      </w:r>
+        <w:t xml:space="preserve"> </w:t>
+      </w:r>
+      <w:proofErr w:type="spellStart"/>
+      <w:r>
+        <w:t>Connected_To_Dinuka</w:t>
+      </w:r>
+      <w:proofErr w:type="spellEnd"/>
       <w:r>
         <w:t xml:space="preserve"> gives the column a readable name in the results</w:t>
       </w:r>
@@ -21449,7 +23499,23 @@
         <w:spacing w:after="0"/>
       </w:pPr>
       <w:r>
-        <w:t>MATCH (u:User)</w:t>
+        <w:t xml:space="preserve">MATCH </w:t>
+      </w:r>
+      <w:proofErr w:type="gramStart"/>
+      <w:r>
+        <w:t>(</w:t>
+      </w:r>
+      <w:proofErr w:type="spellStart"/>
+      <w:r>
+        <w:t>u:</w:t>
+      </w:r>
+      <w:proofErr w:type="gramEnd"/>
+      <w:r>
+        <w:t>User</w:t>
+      </w:r>
+      <w:proofErr w:type="spellEnd"/>
+      <w:r>
+        <w:t>)</w:t>
       </w:r>
     </w:p>
     <w:p>
@@ -21473,32 +23539,60 @@
         <w:spacing w:after="0"/>
       </w:pPr>
       <w:r>
-        <w:t>WITH u, COUNT(DISTINCT out) + COUNT(DISTINCT in) AS TotalConnections</w:t>
-      </w:r>
-    </w:p>
-    <w:p>
-      <w:pPr>
-        <w:spacing w:after="0"/>
-      </w:pPr>
-      <w:r>
-        <w:t>RETURN u.name AS User, TotalConnections</w:t>
-      </w:r>
-    </w:p>
-    <w:p>
-      <w:pPr>
-        <w:spacing w:after="0"/>
-      </w:pPr>
-      <w:r>
-        <w:t>ORDER BY TotalConnections DESC</w:t>
-      </w:r>
-    </w:p>
-    <w:p>
-      <w:pPr>
-        <w:spacing w:after="0"/>
-      </w:pPr>
-      <w:r>
-        <w:t>LIMIT 1;</w:t>
-      </w:r>
+        <w:t xml:space="preserve">WITH u, COUNT(DISTINCT out) + COUNT(DISTINCT in) AS </w:t>
+      </w:r>
+      <w:proofErr w:type="spellStart"/>
+      <w:r>
+        <w:t>TotalConnections</w:t>
+      </w:r>
+      <w:proofErr w:type="spellEnd"/>
+    </w:p>
+    <w:p>
+      <w:pPr>
+        <w:spacing w:after="0"/>
+      </w:pPr>
+      <w:proofErr w:type="gramStart"/>
+      <w:r>
+        <w:t>RETURN u</w:t>
+      </w:r>
+      <w:proofErr w:type="gramEnd"/>
+      <w:r>
+        <w:t xml:space="preserve">.name AS User, </w:t>
+      </w:r>
+      <w:proofErr w:type="spellStart"/>
+      <w:r>
+        <w:t>TotalConnections</w:t>
+      </w:r>
+      <w:proofErr w:type="spellEnd"/>
+    </w:p>
+    <w:p>
+      <w:pPr>
+        <w:spacing w:after="0"/>
+      </w:pPr>
+      <w:r>
+        <w:t xml:space="preserve">ORDER BY </w:t>
+      </w:r>
+      <w:proofErr w:type="spellStart"/>
+      <w:r>
+        <w:t>TotalConnections</w:t>
+      </w:r>
+      <w:proofErr w:type="spellEnd"/>
+      <w:r>
+        <w:t xml:space="preserve"> DESC</w:t>
+      </w:r>
+    </w:p>
+    <w:p>
+      <w:pPr>
+        <w:spacing w:after="0"/>
+      </w:pPr>
+      <w:r>
+        <w:t xml:space="preserve">LIMIT </w:t>
+      </w:r>
+      <w:proofErr w:type="gramStart"/>
+      <w:r>
+        <w:t>1;</w:t>
+      </w:r>
+      <w:proofErr w:type="gramEnd"/>
     </w:p>
     <w:p>
       <w:pPr>
@@ -21609,61 +23703,304 @@
       <w:pPr>
         <w:spacing w:after="0"/>
       </w:pPr>
-    </w:p>
-    <w:p>
-      <w:pPr>
-        <w:spacing w:after="0"/>
-      </w:pPr>
-    </w:p>
-    <w:p>
-      <w:pPr>
-        <w:spacing w:after="0"/>
-      </w:pPr>
-    </w:p>
-    <w:p>
-      <w:pPr>
-        <w:spacing w:after="0"/>
-      </w:pPr>
-    </w:p>
-    <w:p>
-      <w:pPr>
-        <w:spacing w:after="0"/>
-      </w:pPr>
-    </w:p>
-    <w:p>
-      <w:pPr>
-        <w:spacing w:after="0"/>
-      </w:pPr>
-    </w:p>
-    <w:p>
-      <w:pPr>
-        <w:spacing w:after="0"/>
-      </w:pPr>
-    </w:p>
-    <w:p>
-      <w:pPr>
-        <w:spacing w:after="0"/>
-      </w:pPr>
-    </w:p>
-    <w:p>
-      <w:pPr>
-        <w:spacing w:after="0"/>
-      </w:pPr>
-    </w:p>
-    <w:p>
-      <w:pPr>
-        <w:spacing w:after="0"/>
-      </w:pPr>
+      <w:proofErr w:type="gramStart"/>
+      <w:r>
+        <w:t>• (</w:t>
+      </w:r>
+      <w:proofErr w:type="spellStart"/>
+      <w:r>
+        <w:t>u:</w:t>
+      </w:r>
+      <w:proofErr w:type="gramEnd"/>
+      <w:r>
+        <w:t>User</w:t>
+      </w:r>
+      <w:proofErr w:type="spellEnd"/>
+      <w:r>
+        <w:t>)</w:t>
+      </w:r>
+      <w:r>
+        <w:br/>
+        <w:t>This matches all nodes in the graph that have the label User, assigning each one to the variable u.</w:t>
+      </w:r>
+    </w:p>
+    <w:p>
+      <w:pPr>
+        <w:spacing w:after="0"/>
+      </w:pPr>
+      <w:r>
+        <w:t>• OPTIONAL MATCH (u)-[:FOLLOWS]-&gt;(out)</w:t>
+      </w:r>
+      <w:r>
+        <w:br/>
+        <w:t>This tries to find all outgoing FOLLOWS relationships from user u to other users.</w:t>
+      </w:r>
     </w:p>
     <w:p>
       <w:pPr>
         <w:numPr>
-          <w:ilvl w:val="1"/>
-          <w:numId w:val="3"/>
+          <w:ilvl w:val="0"/>
+          <w:numId w:val="82"/>
         </w:numPr>
         <w:spacing w:after="0"/>
       </w:pPr>
       <w:r>
+        <w:t>out represents users that u follows.</w:t>
+      </w:r>
+    </w:p>
+    <w:p>
+      <w:pPr>
+        <w:numPr>
+          <w:ilvl w:val="0"/>
+          <w:numId w:val="82"/>
+        </w:numPr>
+        <w:spacing w:after="0"/>
+      </w:pPr>
+      <w:r>
+        <w:t xml:space="preserve">OPTIONAL MATCH means that if no such relationships exist, the query will still </w:t>
+      </w:r>
+      <w:proofErr w:type="gramStart"/>
+      <w:r>
+        <w:t>return</w:t>
+      </w:r>
+      <w:proofErr w:type="gramEnd"/>
+      <w:r>
+        <w:t xml:space="preserve"> the user with a null value instead of excluding them.</w:t>
+      </w:r>
+    </w:p>
+    <w:p>
+      <w:pPr>
+        <w:spacing w:after="0"/>
+      </w:pPr>
+      <w:r>
+        <w:t>• OPTIONAL MATCH (u)&lt;-[:FOLLOWS]-(in)</w:t>
+      </w:r>
+      <w:r>
+        <w:br/>
+        <w:t>This tries to find all incoming FOLLOWS relationships to user u.</w:t>
+      </w:r>
+    </w:p>
+    <w:p>
+      <w:pPr>
+        <w:numPr>
+          <w:ilvl w:val="0"/>
+          <w:numId w:val="83"/>
+        </w:numPr>
+        <w:spacing w:after="0"/>
+      </w:pPr>
+      <w:r>
+        <w:t>in represents users who follow u.</w:t>
+      </w:r>
+    </w:p>
+    <w:p>
+      <w:pPr>
+        <w:numPr>
+          <w:ilvl w:val="0"/>
+          <w:numId w:val="83"/>
+        </w:numPr>
+        <w:spacing w:after="0"/>
+      </w:pPr>
+      <w:r>
+        <w:t>Again, OPTIONAL MATCH keeps users who have no followers.</w:t>
+      </w:r>
+    </w:p>
+    <w:p>
+      <w:pPr>
+        <w:spacing w:after="0"/>
+      </w:pPr>
+      <w:r>
+        <w:t xml:space="preserve">• WITH u, COUNT(DISTINCT out) + COUNT(DISTINCT in) AS </w:t>
+      </w:r>
+      <w:proofErr w:type="spellStart"/>
+      <w:r>
+        <w:t>TotalConnections</w:t>
+      </w:r>
+      <w:proofErr w:type="spellEnd"/>
+      <w:r>
+        <w:br/>
+        <w:t>This collects the two previous matches and computes:</w:t>
+      </w:r>
+    </w:p>
+    <w:p>
+      <w:pPr>
+        <w:numPr>
+          <w:ilvl w:val="0"/>
+          <w:numId w:val="84"/>
+        </w:numPr>
+        <w:spacing w:after="0"/>
+      </w:pPr>
+      <w:r>
+        <w:t>COUNT(DISTINCT out) → number of unique users u follows</w:t>
+      </w:r>
+    </w:p>
+    <w:p>
+      <w:pPr>
+        <w:numPr>
+          <w:ilvl w:val="0"/>
+          <w:numId w:val="84"/>
+        </w:numPr>
+        <w:spacing w:after="0"/>
+      </w:pPr>
+      <w:r>
+        <w:t>COUNT(DISTINCT in) → number of unique users who follow u</w:t>
+      </w:r>
+    </w:p>
+    <w:p>
+      <w:pPr>
+        <w:spacing w:after="0"/>
+      </w:pPr>
+      <w:r>
+        <w:t>These two counts are added to get the user's total connections (both followers and followings).</w:t>
+      </w:r>
+    </w:p>
+    <w:p>
+      <w:pPr>
+        <w:spacing w:after="0"/>
+      </w:pPr>
+      <w:r>
+        <w:t xml:space="preserve">• RETURN u.name AS User, </w:t>
+      </w:r>
+      <w:proofErr w:type="spellStart"/>
+      <w:r>
+        <w:t>TotalConnections</w:t>
+      </w:r>
+      <w:proofErr w:type="spellEnd"/>
+      <w:r>
+        <w:br/>
+        <w:t xml:space="preserve">This outputs each user’s name and their total number of </w:t>
+      </w:r>
+      <w:proofErr w:type="spellStart"/>
+      <w:proofErr w:type="gramStart"/>
+      <w:r>
+        <w:t>follower</w:t>
+      </w:r>
+      <w:proofErr w:type="gramEnd"/>
+      <w:r>
+        <w:t>+following</w:t>
+      </w:r>
+      <w:proofErr w:type="spellEnd"/>
+      <w:r>
+        <w:t xml:space="preserve"> connections.</w:t>
+      </w:r>
+    </w:p>
+    <w:p>
+      <w:pPr>
+        <w:spacing w:after="0"/>
+      </w:pPr>
+      <w:r>
+        <w:t xml:space="preserve">• ORDER BY </w:t>
+      </w:r>
+      <w:proofErr w:type="spellStart"/>
+      <w:r>
+        <w:t>TotalConnections</w:t>
+      </w:r>
+      <w:proofErr w:type="spellEnd"/>
+      <w:r>
+        <w:t xml:space="preserve"> DESC</w:t>
+      </w:r>
+      <w:r>
+        <w:br/>
+        <w:t>Sorts the users from highest total connections to lowest.</w:t>
+      </w:r>
+    </w:p>
+    <w:p>
+      <w:pPr>
+        <w:spacing w:after="0"/>
+      </w:pPr>
+      <w:r>
+        <w:t>• LIMIT 1</w:t>
+      </w:r>
+      <w:r>
+        <w:br/>
+        <w:t>Returns only the user with the most total FOLLOWS connections.</w:t>
+      </w:r>
+    </w:p>
+    <w:p>
+      <w:pPr>
+        <w:spacing w:after="0"/>
+      </w:pPr>
+    </w:p>
+    <w:p>
+      <w:pPr>
+        <w:spacing w:after="0"/>
+      </w:pPr>
+    </w:p>
+    <w:p>
+      <w:pPr>
+        <w:spacing w:after="0"/>
+      </w:pPr>
+    </w:p>
+    <w:p>
+      <w:pPr>
+        <w:spacing w:after="0"/>
+      </w:pPr>
+    </w:p>
+    <w:p>
+      <w:pPr>
+        <w:spacing w:after="0"/>
+      </w:pPr>
+    </w:p>
+    <w:p>
+      <w:pPr>
+        <w:spacing w:after="0"/>
+      </w:pPr>
+    </w:p>
+    <w:p>
+      <w:pPr>
+        <w:spacing w:after="0"/>
+      </w:pPr>
+    </w:p>
+    <w:p>
+      <w:pPr>
+        <w:spacing w:after="0"/>
+      </w:pPr>
+    </w:p>
+    <w:p>
+      <w:pPr>
+        <w:spacing w:after="0"/>
+      </w:pPr>
+    </w:p>
+    <w:p>
+      <w:pPr>
+        <w:spacing w:after="0"/>
+      </w:pPr>
+    </w:p>
+    <w:p>
+      <w:pPr>
+        <w:spacing w:after="0"/>
+      </w:pPr>
+    </w:p>
+    <w:p>
+      <w:pPr>
+        <w:spacing w:after="0"/>
+      </w:pPr>
+    </w:p>
+    <w:p>
+      <w:pPr>
+        <w:spacing w:after="0"/>
+      </w:pPr>
+    </w:p>
+    <w:p>
+      <w:pPr>
+        <w:spacing w:after="0"/>
+      </w:pPr>
+    </w:p>
+    <w:p>
+      <w:pPr>
+        <w:spacing w:after="0"/>
+      </w:pPr>
+    </w:p>
+    <w:p>
+      <w:pPr>
+        <w:spacing w:after="0"/>
+      </w:pPr>
+    </w:p>
+    <w:p>
+      <w:pPr>
+        <w:spacing w:after="0"/>
+      </w:pPr>
+      <w:r>
+        <w:lastRenderedPageBreak/>
         <w:t xml:space="preserve">3. </w:t>
       </w:r>
       <w:r>
@@ -21673,7 +24010,15 @@
         <w:t xml:space="preserve">ndirect connections </w:t>
       </w:r>
       <w:r>
-        <w:t>of ‘Dinuka’</w:t>
+        <w:t>of ‘</w:t>
+      </w:r>
+      <w:proofErr w:type="spellStart"/>
+      <w:r>
+        <w:t>Dinuka</w:t>
+      </w:r>
+      <w:proofErr w:type="spellEnd"/>
+      <w:r>
+        <w:t>’</w:t>
       </w:r>
     </w:p>
     <w:p>
@@ -21719,16 +24064,50 @@
         <w:spacing w:after="0"/>
       </w:pPr>
       <w:r>
-        <w:t>MATCH (a:User {name:'Dinuka'})-[:FOLLOWS*2..3]-&gt;(b:User)</w:t>
-      </w:r>
-    </w:p>
-    <w:p>
-      <w:pPr>
-        <w:spacing w:after="0"/>
-      </w:pPr>
-      <w:r>
-        <w:t>RETURN DISTINCT b.name AS IndirectConnections;</w:t>
-      </w:r>
+        <w:t>MATCH (</w:t>
+      </w:r>
+      <w:proofErr w:type="spellStart"/>
+      <w:r>
+        <w:t>a:User</w:t>
+      </w:r>
+      <w:proofErr w:type="spellEnd"/>
+      <w:r>
+        <w:t xml:space="preserve"> {name:'</w:t>
+      </w:r>
+      <w:proofErr w:type="spellStart"/>
+      <w:r>
+        <w:t>Dinuka</w:t>
+      </w:r>
+      <w:proofErr w:type="spellEnd"/>
+      <w:r>
+        <w:t>'})-[:FOLLOWS*2..3]-&gt;(</w:t>
+      </w:r>
+      <w:proofErr w:type="spellStart"/>
+      <w:r>
+        <w:t>b:User</w:t>
+      </w:r>
+      <w:proofErr w:type="spellEnd"/>
+      <w:r>
+        <w:t>)</w:t>
+      </w:r>
+    </w:p>
+    <w:p>
+      <w:pPr>
+        <w:spacing w:after="0"/>
+      </w:pPr>
+      <w:r>
+        <w:t xml:space="preserve">RETURN DISTINCT b.name AS </w:t>
+      </w:r>
+      <w:proofErr w:type="spellStart"/>
+      <w:proofErr w:type="gramStart"/>
+      <w:r>
+        <w:t>IndirectConnections</w:t>
+      </w:r>
+      <w:proofErr w:type="spellEnd"/>
+      <w:r>
+        <w:t>;</w:t>
+      </w:r>
+      <w:proofErr w:type="gramEnd"/>
     </w:p>
     <w:p>
       <w:pPr>
@@ -21910,6 +24289,224 @@
     </w:p>
     <w:p>
       <w:pPr>
+        <w:spacing w:after="0"/>
+        <w:rPr>
+          <w:i/>
+          <w:iCs/>
+          <w:u w:val="single"/>
+        </w:rPr>
+      </w:pPr>
+    </w:p>
+    <w:p>
+      <w:pPr>
+        <w:spacing w:after="0"/>
+      </w:pPr>
+      <w:r>
+        <w:t>• (</w:t>
+      </w:r>
+      <w:proofErr w:type="spellStart"/>
+      <w:r>
+        <w:t>a:User</w:t>
+      </w:r>
+      <w:proofErr w:type="spellEnd"/>
+      <w:r>
+        <w:t xml:space="preserve"> {name:'</w:t>
+      </w:r>
+      <w:proofErr w:type="spellStart"/>
+      <w:r>
+        <w:t>Dinuka</w:t>
+      </w:r>
+      <w:proofErr w:type="spellEnd"/>
+      <w:r>
+        <w:t>'})</w:t>
+      </w:r>
+    </w:p>
+    <w:p>
+      <w:pPr>
+        <w:spacing w:after="0"/>
+      </w:pPr>
+      <w:r>
+        <w:t>This query will match the user node with label User and property name = '</w:t>
+      </w:r>
+      <w:proofErr w:type="spellStart"/>
+      <w:r>
+        <w:t>Dinuka</w:t>
+      </w:r>
+      <w:proofErr w:type="spellEnd"/>
+      <w:r>
+        <w:t>', assigning it to the variable a.</w:t>
+      </w:r>
+    </w:p>
+    <w:p>
+      <w:pPr>
+        <w:spacing w:after="0"/>
+      </w:pPr>
+    </w:p>
+    <w:p>
+      <w:pPr>
+        <w:spacing w:after="0"/>
+      </w:pPr>
+      <w:r>
+        <w:t>• -[:FOLLOWS*2..3]-&gt;(</w:t>
+      </w:r>
+      <w:proofErr w:type="spellStart"/>
+      <w:r>
+        <w:t>b:User</w:t>
+      </w:r>
+      <w:proofErr w:type="spellEnd"/>
+      <w:r>
+        <w:t>)</w:t>
+      </w:r>
+    </w:p>
+    <w:p>
+      <w:pPr>
+        <w:spacing w:after="0"/>
+      </w:pPr>
+      <w:r>
+        <w:t>This pattern matches paths of FOLLOWS relationships that:</w:t>
+      </w:r>
+    </w:p>
+    <w:p>
+      <w:pPr>
+        <w:pStyle w:val="ListParagraph"/>
+        <w:numPr>
+          <w:ilvl w:val="0"/>
+          <w:numId w:val="86"/>
+        </w:numPr>
+        <w:spacing w:after="0"/>
+      </w:pPr>
+      <w:r>
+        <w:t>use the FOLLOWS relationship type</w:t>
+      </w:r>
+    </w:p>
+    <w:p>
+      <w:pPr>
+        <w:pStyle w:val="ListParagraph"/>
+        <w:numPr>
+          <w:ilvl w:val="0"/>
+          <w:numId w:val="86"/>
+        </w:numPr>
+        <w:spacing w:after="0"/>
+      </w:pPr>
+      <w:r>
+        <w:t>move in the outgoing direction (from a to b)</w:t>
+      </w:r>
+    </w:p>
+    <w:p>
+      <w:pPr>
+        <w:pStyle w:val="ListParagraph"/>
+        <w:numPr>
+          <w:ilvl w:val="0"/>
+          <w:numId w:val="86"/>
+        </w:numPr>
+        <w:spacing w:after="0"/>
+      </w:pPr>
+      <w:r>
+        <w:t>have a length between 2 and 3 hops, meaning:</w:t>
+      </w:r>
+    </w:p>
+    <w:p>
+      <w:pPr>
+        <w:pStyle w:val="ListParagraph"/>
+        <w:numPr>
+          <w:ilvl w:val="1"/>
+          <w:numId w:val="86"/>
+        </w:numPr>
+        <w:spacing w:after="0"/>
+      </w:pPr>
+      <w:r>
+        <w:t>2 hops: a → x → b</w:t>
+      </w:r>
+    </w:p>
+    <w:p>
+      <w:pPr>
+        <w:pStyle w:val="ListParagraph"/>
+        <w:numPr>
+          <w:ilvl w:val="1"/>
+          <w:numId w:val="86"/>
+        </w:numPr>
+        <w:spacing w:after="0"/>
+      </w:pPr>
+      <w:r>
+        <w:t>3 hops: a → x → y → b</w:t>
+      </w:r>
+    </w:p>
+    <w:p>
+      <w:pPr>
+        <w:spacing w:after="0"/>
+      </w:pPr>
+      <w:r>
+        <w:t xml:space="preserve">So, b is a user who is 2 or 3 steps away from </w:t>
+      </w:r>
+      <w:proofErr w:type="spellStart"/>
+      <w:r>
+        <w:t>Dinuka</w:t>
+      </w:r>
+      <w:proofErr w:type="spellEnd"/>
+      <w:r>
+        <w:t xml:space="preserve"> through outgoing FOLLOWS links. These are indirect relationships, not friends but friends-of-friends, or friends-of-friends-of-friends.</w:t>
+      </w:r>
+    </w:p>
+    <w:p>
+      <w:pPr>
+        <w:spacing w:after="0"/>
+      </w:pPr>
+    </w:p>
+    <w:p>
+      <w:pPr>
+        <w:spacing w:after="0"/>
+      </w:pPr>
+    </w:p>
+    <w:p>
+      <w:pPr>
+        <w:spacing w:after="0"/>
+      </w:pPr>
+    </w:p>
+    <w:p>
+      <w:pPr>
+        <w:spacing w:after="0"/>
+      </w:pPr>
+      <w:r>
+        <w:lastRenderedPageBreak/>
+        <w:t>• DISTINCT</w:t>
+      </w:r>
+    </w:p>
+    <w:p>
+      <w:pPr>
+        <w:spacing w:after="0"/>
+      </w:pPr>
+      <w:r>
+        <w:t>Ensures that each user b appears only once, even if there are multiple different paths of length 2 or 3 leading to them.</w:t>
+      </w:r>
+    </w:p>
+    <w:p>
+      <w:pPr>
+        <w:spacing w:after="0"/>
+      </w:pPr>
+    </w:p>
+    <w:p>
+      <w:pPr>
+        <w:spacing w:after="0"/>
+      </w:pPr>
+      <w:r>
+        <w:t xml:space="preserve">• AS </w:t>
+      </w:r>
+      <w:proofErr w:type="spellStart"/>
+      <w:r>
+        <w:t>IndirectConnections</w:t>
+      </w:r>
+      <w:proofErr w:type="spellEnd"/>
+    </w:p>
+    <w:p>
+      <w:pPr>
+        <w:spacing w:after="0"/>
+      </w:pPr>
+      <w:r>
+        <w:t>Gives a readable name to the output column.</w:t>
+      </w:r>
+    </w:p>
+    <w:p>
+      <w:pPr>
         <w:pStyle w:val="Heading1"/>
       </w:pPr>
       <w:r>
@@ -21971,7 +24568,15 @@
         <w:jc w:val="both"/>
       </w:pPr>
       <w:r>
-        <w:t>Watermarks are timestamps that instruct a streaming system when it is safe to stop waiting for more data to receive and create final results for a time window.</w:t>
+        <w:t xml:space="preserve">Watermarks are timestamps that instruct a streaming system when it is safe to stop waiting for more data to receive and create </w:t>
+      </w:r>
+      <w:proofErr w:type="gramStart"/>
+      <w:r>
+        <w:t>final results</w:t>
+      </w:r>
+      <w:proofErr w:type="gramEnd"/>
+      <w:r>
+        <w:t xml:space="preserve"> for a time window.</w:t>
       </w:r>
     </w:p>
     <w:p>
@@ -21987,7 +24592,15 @@
         <w:jc w:val="both"/>
       </w:pPr>
       <w:r>
-        <w:t>Imagine counting tweets in a</w:t>
+        <w:t xml:space="preserve">Imagine counting tweets </w:t>
+      </w:r>
+      <w:proofErr w:type="gramStart"/>
+      <w:r>
+        <w:t>in</w:t>
+      </w:r>
+      <w:proofErr w:type="gramEnd"/>
+      <w:r>
+        <w:t xml:space="preserve"> a</w:t>
       </w:r>
       <w:r>
         <w:t xml:space="preserve"> social media platform in a</w:t>
@@ -22041,7 +24654,15 @@
         <w:t xml:space="preserve">. </w:t>
       </w:r>
       <w:r>
-        <w:t>Any tweets from that time period arriving after 2:01:05 PM are considered "late"</w:t>
+        <w:t xml:space="preserve">Any tweets from that </w:t>
+      </w:r>
+      <w:proofErr w:type="gramStart"/>
+      <w:r>
+        <w:t>time period</w:t>
+      </w:r>
+      <w:proofErr w:type="gramEnd"/>
+      <w:r>
+        <w:t xml:space="preserve"> arriving after 2:01:05 PM are considered "late"</w:t>
       </w:r>
       <w:r>
         <w:t>.</w:t>
@@ -22517,7 +25138,15 @@
         <w:t>actual</w:t>
       </w:r>
       <w:r>
-        <w:t xml:space="preserve"> timestamps of the events in the stream. The watermark usually lags behind the maximum event time by a fixed duration. </w:t>
+        <w:t xml:space="preserve"> timestamps of the events in the stream. The watermark usually </w:t>
+      </w:r>
+      <w:proofErr w:type="gramStart"/>
+      <w:r>
+        <w:t>lags behind</w:t>
+      </w:r>
+      <w:proofErr w:type="gramEnd"/>
+      <w:r>
+        <w:t xml:space="preserve"> the maximum event time by a fixed duration. </w:t>
       </w:r>
     </w:p>
     <w:p>
@@ -22594,7 +25223,15 @@
         <w:jc w:val="both"/>
       </w:pPr>
       <w:r>
-        <w:t>Requires tuning of the "bounded out-of-orderness" parameter</w:t>
+        <w:t>Requires tuning of the "bounded out-of-</w:t>
+      </w:r>
+      <w:proofErr w:type="spellStart"/>
+      <w:r>
+        <w:t>orderness</w:t>
+      </w:r>
+      <w:proofErr w:type="spellEnd"/>
+      <w:r>
+        <w:t>" parameter</w:t>
       </w:r>
     </w:p>
     <w:p>
@@ -22661,7 +25298,15 @@
         <w:jc w:val="both"/>
       </w:pPr>
       <w:r>
-        <w:t>Periodic Watermarks: If the periodic interval is set correctly, periodic watermarks handle late events reasonably well. Events that arrive after the watermark for their time window are usually either dropped, or sent to a side output.</w:t>
+        <w:t xml:space="preserve">Periodic Watermarks: If the periodic interval is set correctly, periodic watermarks handle late events reasonably well. Events that arrive after the watermark for their time window are usually either </w:t>
+      </w:r>
+      <w:proofErr w:type="gramStart"/>
+      <w:r>
+        <w:t>dropped, or</w:t>
+      </w:r>
+      <w:proofErr w:type="gramEnd"/>
+      <w:r>
+        <w:t xml:space="preserve"> sent to a side output.</w:t>
       </w:r>
     </w:p>
     <w:p>
@@ -22683,7 +25328,23 @@
         <w:jc w:val="both"/>
       </w:pPr>
       <w:r>
-        <w:t>Event-time-based Watermarks: These are designed to deal with a bounded amount of lateness. The watermarkDelaySeconds parameter in your configuration - your Java code sets it to 5 seconds, while your config sets it to 20 seconds - specifies how much out-of-orderness is expected.</w:t>
+        <w:t xml:space="preserve">Event-time-based Watermarks: These are designed to deal with a bounded amount of lateness. The </w:t>
+      </w:r>
+      <w:proofErr w:type="spellStart"/>
+      <w:r>
+        <w:t>watermarkDelaySeconds</w:t>
+      </w:r>
+      <w:proofErr w:type="spellEnd"/>
+      <w:r>
+        <w:t xml:space="preserve"> parameter in your configuration - your Java code sets it to 5 seconds, while your config sets it to 20 seconds - specifies how much out-of-</w:t>
+      </w:r>
+      <w:proofErr w:type="spellStart"/>
+      <w:r>
+        <w:t>orderness</w:t>
+      </w:r>
+      <w:proofErr w:type="spellEnd"/>
+      <w:r>
+        <w:t xml:space="preserve"> is expected.</w:t>
       </w:r>
     </w:p>
     <w:p>
@@ -22724,7 +25385,15 @@
         <w:jc w:val="both"/>
       </w:pPr>
       <w:r>
-        <w:t>Balance of accuracy and performance: You can tune the watermarkDelaySeconds based on your observed lateness patterns without excessive computational overhead.</w:t>
+        <w:t xml:space="preserve">Balance of accuracy and performance: You can tune the </w:t>
+      </w:r>
+      <w:proofErr w:type="spellStart"/>
+      <w:r>
+        <w:t>watermarkDelaySeconds</w:t>
+      </w:r>
+      <w:proofErr w:type="spellEnd"/>
+      <w:r>
+        <w:t xml:space="preserve"> based on your observed lateness patterns without excessive computational overhead.</w:t>
       </w:r>
     </w:p>
     <w:p>
@@ -22792,7 +25461,15 @@
         <w:spacing w:after="0"/>
       </w:pPr>
       <w:r>
-        <w:t xml:space="preserve">Created docker-compose.yml with 5 services: </w:t>
+        <w:t>Created docker-</w:t>
+      </w:r>
+      <w:proofErr w:type="spellStart"/>
+      <w:r>
+        <w:t>compose.yml</w:t>
+      </w:r>
+      <w:proofErr w:type="spellEnd"/>
+      <w:r>
+        <w:t xml:space="preserve"> with 5 services: </w:t>
       </w:r>
     </w:p>
     <w:p>
@@ -22816,7 +25493,23 @@
         <w:spacing w:after="0"/>
       </w:pPr>
       <w:r>
-        <w:t>Flink JobManager &amp; 2 TaskManagers for processing</w:t>
+        <w:t xml:space="preserve">Flink </w:t>
+      </w:r>
+      <w:proofErr w:type="spellStart"/>
+      <w:r>
+        <w:t>JobManager</w:t>
+      </w:r>
+      <w:proofErr w:type="spellEnd"/>
+      <w:r>
+        <w:t xml:space="preserve"> &amp; 2 </w:t>
+      </w:r>
+      <w:proofErr w:type="spellStart"/>
+      <w:r>
+        <w:t>TaskManagers</w:t>
+      </w:r>
+      <w:proofErr w:type="spellEnd"/>
+      <w:r>
+        <w:t xml:space="preserve"> for processing</w:t>
       </w:r>
     </w:p>
     <w:p>
@@ -22827,8 +25520,13 @@
         </w:numPr>
         <w:spacing w:after="0"/>
       </w:pPr>
-      <w:r>
-        <w:t>Kafdrop for Kafka UI monitoring</w:t>
+      <w:proofErr w:type="spellStart"/>
+      <w:r>
+        <w:t>Kafdrop</w:t>
+      </w:r>
+      <w:proofErr w:type="spellEnd"/>
+      <w:r>
+        <w:t xml:space="preserve"> for Kafka UI monitoring</w:t>
       </w:r>
     </w:p>
     <w:p>
@@ -22852,7 +25550,15 @@
         <w:spacing w:after="0"/>
       </w:pPr>
       <w:r>
-        <w:t>Set up proper ports for external access (8081 for Flink UI, 9000 for Kafdrop)</w:t>
+        <w:t xml:space="preserve">Set up proper ports for external access (8081 for Flink UI, 9000 for </w:t>
+      </w:r>
+      <w:proofErr w:type="spellStart"/>
+      <w:r>
+        <w:t>Kafdrop</w:t>
+      </w:r>
+      <w:proofErr w:type="spellEnd"/>
+      <w:r>
+        <w:t>)</w:t>
       </w:r>
     </w:p>
     <w:p>
@@ -22887,7 +25593,15 @@
         <w:t>Downloaded datasets: Facebook and Twitter CSV files from provided GitHub link</w:t>
       </w:r>
       <w:r>
-        <w:t xml:space="preserve"> and dataset is modified to have more hashtags</w:t>
+        <w:t xml:space="preserve"> and dataset </w:t>
+      </w:r>
+      <w:proofErr w:type="gramStart"/>
+      <w:r>
+        <w:t>is</w:t>
+      </w:r>
+      <w:proofErr w:type="gramEnd"/>
+      <w:r>
+        <w:t xml:space="preserve"> modified to have more hashtags</w:t>
       </w:r>
       <w:r>
         <w:t xml:space="preserve"> for the experiment.</w:t>
@@ -22913,8 +25627,13 @@
         </w:numPr>
         <w:spacing w:after="0"/>
       </w:pPr>
-      <w:r>
-        <w:t>facebook-posts and twitter-posts topics</w:t>
+      <w:proofErr w:type="spellStart"/>
+      <w:r>
+        <w:t>facebook</w:t>
+      </w:r>
+      <w:proofErr w:type="spellEnd"/>
+      <w:r>
+        <w:t>-posts and twitter-posts topics</w:t>
       </w:r>
     </w:p>
     <w:p>
@@ -23119,7 +25838,15 @@
         <w:spacing w:after="0"/>
       </w:pPr>
       <w:r>
-        <w:t>Used config.yml for centralized configuration management</w:t>
+        <w:t xml:space="preserve">Used </w:t>
+      </w:r>
+      <w:proofErr w:type="spellStart"/>
+      <w:r>
+        <w:t>config.yml</w:t>
+      </w:r>
+      <w:proofErr w:type="spellEnd"/>
+      <w:r>
+        <w:t xml:space="preserve"> for centralized configuration management</w:t>
       </w:r>
     </w:p>
     <w:p>
@@ -23205,9 +25932,10 @@
         <w:rPr>
           <w:b/>
           <w:bCs/>
+          <w:noProof/>
         </w:rPr>
         <w:drawing>
-          <wp:anchor distT="0" distB="0" distL="114300" distR="114300" simplePos="0" relativeHeight="251681792" behindDoc="1" locked="0" layoutInCell="1" allowOverlap="1" wp14:anchorId="6C0FF406" wp14:editId="33B87520">
+          <wp:anchor distT="0" distB="0" distL="114300" distR="114300" simplePos="0" relativeHeight="251681792" behindDoc="1" locked="0" layoutInCell="1" allowOverlap="1" wp14:anchorId="6C0FF406" wp14:editId="7D12FF59">
             <wp:simplePos x="0" y="0"/>
             <wp:positionH relativeFrom="column">
               <wp:posOffset>0</wp:posOffset>
@@ -23286,7 +26014,7 @@
         </w:rPr>
         <w:lastRenderedPageBreak/>
         <w:drawing>
-          <wp:anchor distT="0" distB="0" distL="114300" distR="114300" simplePos="0" relativeHeight="251680768" behindDoc="1" locked="0" layoutInCell="1" allowOverlap="1" wp14:anchorId="06719043" wp14:editId="75BB765B">
+          <wp:anchor distT="0" distB="0" distL="114300" distR="114300" simplePos="0" relativeHeight="251680768" behindDoc="1" locked="0" layoutInCell="1" allowOverlap="1" wp14:anchorId="06719043" wp14:editId="7B837456">
             <wp:simplePos x="0" y="0"/>
             <wp:positionH relativeFrom="column">
               <wp:posOffset>0</wp:posOffset>
@@ -23363,9 +26091,10 @@
         <w:rPr>
           <w:b/>
           <w:bCs/>
+          <w:noProof/>
         </w:rPr>
         <w:drawing>
-          <wp:anchor distT="0" distB="0" distL="114300" distR="114300" simplePos="0" relativeHeight="251679744" behindDoc="1" locked="0" layoutInCell="1" allowOverlap="1" wp14:anchorId="3392B5A4" wp14:editId="6BD216A4">
+          <wp:anchor distT="0" distB="0" distL="114300" distR="114300" simplePos="0" relativeHeight="251679744" behindDoc="1" locked="0" layoutInCell="1" allowOverlap="1" wp14:anchorId="3392B5A4" wp14:editId="228C4D70">
             <wp:simplePos x="0" y="0"/>
             <wp:positionH relativeFrom="column">
               <wp:posOffset>0</wp:posOffset>
@@ -23433,9 +26162,10 @@
         <w:rPr>
           <w:b/>
           <w:bCs/>
+          <w:noProof/>
         </w:rPr>
         <w:drawing>
-          <wp:anchor distT="0" distB="0" distL="114300" distR="114300" simplePos="0" relativeHeight="251678720" behindDoc="1" locked="0" layoutInCell="1" allowOverlap="1" wp14:anchorId="3BF97E57" wp14:editId="0034273E">
+          <wp:anchor distT="0" distB="0" distL="114300" distR="114300" simplePos="0" relativeHeight="251678720" behindDoc="1" locked="0" layoutInCell="1" allowOverlap="1" wp14:anchorId="3BF97E57" wp14:editId="0A6A13F5">
             <wp:simplePos x="0" y="0"/>
             <wp:positionH relativeFrom="column">
               <wp:posOffset>0</wp:posOffset>
@@ -23705,7 +26435,15 @@
         <w:spacing w:after="0"/>
       </w:pPr>
       <w:r>
-        <w:t>Average Latency: 0.51-0.55 ms per message</w:t>
+        <w:t xml:space="preserve">Average Latency: 0.51-0.55 </w:t>
+      </w:r>
+      <w:proofErr w:type="spellStart"/>
+      <w:r>
+        <w:t>ms</w:t>
+      </w:r>
+      <w:proofErr w:type="spellEnd"/>
+      <w:r>
+        <w:t xml:space="preserve"> per message</w:t>
       </w:r>
     </w:p>
     <w:p>
@@ -23717,7 +26455,15 @@
         <w:spacing w:after="0"/>
       </w:pPr>
       <w:r>
-        <w:t>Peak Latency: 163 ms (likely GC or I/O spikes)</w:t>
+        <w:t xml:space="preserve">Peak Latency: 163 </w:t>
+      </w:r>
+      <w:proofErr w:type="spellStart"/>
+      <w:r>
+        <w:t>ms</w:t>
+      </w:r>
+      <w:proofErr w:type="spellEnd"/>
+      <w:r>
+        <w:t xml:space="preserve"> (likely GC or I/O spikes)</w:t>
       </w:r>
     </w:p>
     <w:p>
@@ -23761,7 +26507,15 @@
         <w:spacing w:after="0"/>
       </w:pPr>
       <w:r>
-        <w:t>Average Latency: 0.41-0.44 ms per message</w:t>
+        <w:t xml:space="preserve">Average Latency: 0.41-0.44 </w:t>
+      </w:r>
+      <w:proofErr w:type="spellStart"/>
+      <w:r>
+        <w:t>ms</w:t>
+      </w:r>
+      <w:proofErr w:type="spellEnd"/>
+      <w:r>
+        <w:t xml:space="preserve"> per message</w:t>
       </w:r>
     </w:p>
     <w:p>
@@ -23773,8 +26527,13 @@
         <w:spacing w:after="0"/>
       </w:pPr>
       <w:r>
-        <w:t>Peak Latency: 148 ms</w:t>
-      </w:r>
+        <w:t xml:space="preserve">Peak Latency: 148 </w:t>
+      </w:r>
+      <w:proofErr w:type="spellStart"/>
+      <w:r>
+        <w:t>ms</w:t>
+      </w:r>
+      <w:proofErr w:type="spellEnd"/>
     </w:p>
     <w:p>
       <w:pPr>
@@ -23924,7 +26683,15 @@
         <w:spacing w:after="0"/>
       </w:pPr>
       <w:r>
-        <w:t>Added env.setParallelism(2) to force 2-way parallel processing</w:t>
+        <w:t xml:space="preserve">Added </w:t>
+      </w:r>
+      <w:proofErr w:type="spellStart"/>
+      <w:r>
+        <w:t>env.setParallelism</w:t>
+      </w:r>
+      <w:proofErr w:type="spellEnd"/>
+      <w:r>
+        <w:t>(2) to force 2-way parallel processing</w:t>
       </w:r>
     </w:p>
     <w:p>
@@ -23956,7 +26723,23 @@
         <w:spacing w:after="0"/>
       </w:pPr>
       <w:r>
-        <w:t>Added .withIdleness(Duration.ofSeconds(2)) for partition-aware watermarking</w:t>
+        <w:t>Added .</w:t>
+      </w:r>
+      <w:proofErr w:type="spellStart"/>
+      <w:r>
+        <w:t>withIdleness</w:t>
+      </w:r>
+      <w:proofErr w:type="spellEnd"/>
+      <w:r>
+        <w:t>(</w:t>
+      </w:r>
+      <w:proofErr w:type="spellStart"/>
+      <w:r>
+        <w:t>Duration.ofSeconds</w:t>
+      </w:r>
+      <w:proofErr w:type="spellEnd"/>
+      <w:r>
+        <w:t>(2)) for partition-aware watermarking</w:t>
       </w:r>
     </w:p>
     <w:p>
@@ -24061,7 +26844,7 @@
           <w:noProof/>
         </w:rPr>
         <w:drawing>
-          <wp:anchor distT="0" distB="0" distL="114300" distR="114300" simplePos="0" relativeHeight="251682816" behindDoc="1" locked="0" layoutInCell="1" allowOverlap="1" wp14:anchorId="3AF8C128" wp14:editId="2113F990">
+          <wp:anchor distT="0" distB="0" distL="114300" distR="114300" simplePos="0" relativeHeight="251682816" behindDoc="1" locked="0" layoutInCell="1" allowOverlap="1" wp14:anchorId="3AF8C128" wp14:editId="17E36A1A">
             <wp:simplePos x="0" y="0"/>
             <wp:positionH relativeFrom="column">
               <wp:posOffset>-161925</wp:posOffset>
@@ -24159,7 +26942,7 @@
         </w:rPr>
         <w:lastRenderedPageBreak/>
         <w:drawing>
-          <wp:anchor distT="0" distB="0" distL="114300" distR="114300" simplePos="0" relativeHeight="251684864" behindDoc="1" locked="0" layoutInCell="1" allowOverlap="1" wp14:anchorId="17E793A0" wp14:editId="01D69B64">
+          <wp:anchor distT="0" distB="0" distL="114300" distR="114300" simplePos="0" relativeHeight="251684864" behindDoc="1" locked="0" layoutInCell="1" allowOverlap="1" wp14:anchorId="17E793A0" wp14:editId="1682181A">
             <wp:simplePos x="0" y="0"/>
             <wp:positionH relativeFrom="column">
               <wp:posOffset>-38100</wp:posOffset>
@@ -24253,7 +27036,7 @@
           <w:noProof/>
         </w:rPr>
         <w:drawing>
-          <wp:anchor distT="0" distB="0" distL="114300" distR="114300" simplePos="0" relativeHeight="251689984" behindDoc="1" locked="0" layoutInCell="1" allowOverlap="1" wp14:anchorId="59D65572" wp14:editId="1D4562BC">
+          <wp:anchor distT="0" distB="0" distL="114300" distR="114300" simplePos="0" relativeHeight="251689984" behindDoc="1" locked="0" layoutInCell="1" allowOverlap="1" wp14:anchorId="59D65572" wp14:editId="78B36DA4">
             <wp:simplePos x="0" y="0"/>
             <wp:positionH relativeFrom="column">
               <wp:posOffset>-85725</wp:posOffset>
@@ -24324,7 +27107,7 @@
           <w:noProof/>
         </w:rPr>
         <w:drawing>
-          <wp:anchor distT="0" distB="0" distL="114300" distR="114300" simplePos="0" relativeHeight="251688960" behindDoc="1" locked="0" layoutInCell="1" allowOverlap="1" wp14:anchorId="226DAFE3" wp14:editId="2654C63A">
+          <wp:anchor distT="0" distB="0" distL="114300" distR="114300" simplePos="0" relativeHeight="251688960" behindDoc="1" locked="0" layoutInCell="1" allowOverlap="1" wp14:anchorId="226DAFE3" wp14:editId="2FB61E41">
             <wp:simplePos x="0" y="0"/>
             <wp:positionH relativeFrom="column">
               <wp:posOffset>-85725</wp:posOffset>
@@ -24412,7 +27195,7 @@
           <w:noProof/>
         </w:rPr>
         <w:drawing>
-          <wp:anchor distT="0" distB="0" distL="114300" distR="114300" simplePos="0" relativeHeight="251686912" behindDoc="1" locked="0" layoutInCell="1" allowOverlap="1" wp14:anchorId="162A7C9B" wp14:editId="6C1CC23E">
+          <wp:anchor distT="0" distB="0" distL="114300" distR="114300" simplePos="0" relativeHeight="251686912" behindDoc="1" locked="0" layoutInCell="1" allowOverlap="1" wp14:anchorId="162A7C9B" wp14:editId="37360DA4">
             <wp:simplePos x="0" y="0"/>
             <wp:positionH relativeFrom="column">
               <wp:posOffset>47625</wp:posOffset>
@@ -24565,7 +27348,7 @@
           <w:noProof/>
         </w:rPr>
         <w:drawing>
-          <wp:anchor distT="0" distB="0" distL="114300" distR="114300" simplePos="0" relativeHeight="251687936" behindDoc="1" locked="0" layoutInCell="1" allowOverlap="1" wp14:anchorId="2F16002B" wp14:editId="0A0881BB">
+          <wp:anchor distT="0" distB="0" distL="114300" distR="114300" simplePos="0" relativeHeight="251687936" behindDoc="1" locked="0" layoutInCell="1" allowOverlap="1" wp14:anchorId="2F16002B" wp14:editId="03538C32">
             <wp:simplePos x="0" y="0"/>
             <wp:positionH relativeFrom="column">
               <wp:posOffset>57150</wp:posOffset>
@@ -25324,52 +28107,48 @@
                 <w:sz w:val="22"/>
                 <w:szCs w:val="22"/>
               </w:rPr>
-              <w:t>0.5 ms</w:t>
-            </w:r>
-          </w:p>
-        </w:tc>
-        <w:tc>
-          <w:tcPr>
-            <w:tcW w:w="0" w:type="auto"/>
-            <w:hideMark/>
-          </w:tcPr>
-          <w:p>
-            <w:pPr>
-              <w:spacing w:line="278" w:lineRule="auto"/>
+              <w:t xml:space="preserve">0.5 </w:t>
+            </w:r>
+            <w:proofErr w:type="spellStart"/>
+            <w:r>
               <w:rPr>
                 <w:sz w:val="22"/>
                 <w:szCs w:val="22"/>
               </w:rPr>
-            </w:pPr>
-            <w:r>
+              <w:t>ms</w:t>
+            </w:r>
+            <w:proofErr w:type="spellEnd"/>
+          </w:p>
+        </w:tc>
+        <w:tc>
+          <w:tcPr>
+            <w:tcW w:w="0" w:type="auto"/>
+            <w:hideMark/>
+          </w:tcPr>
+          <w:p>
+            <w:pPr>
+              <w:spacing w:line="278" w:lineRule="auto"/>
               <w:rPr>
                 <w:sz w:val="22"/>
                 <w:szCs w:val="22"/>
               </w:rPr>
-              <w:t>~1.5 ms</w:t>
-            </w:r>
-          </w:p>
-        </w:tc>
-        <w:tc>
-          <w:tcPr>
-            <w:tcW w:w="0" w:type="auto"/>
-            <w:hideMark/>
-          </w:tcPr>
-          <w:p>
-            <w:pPr>
-              <w:spacing w:line="278" w:lineRule="auto"/>
+            </w:pPr>
+            <w:r>
               <w:rPr>
                 <w:sz w:val="22"/>
                 <w:szCs w:val="22"/>
               </w:rPr>
-            </w:pPr>
+              <w:t xml:space="preserve">~1.5 </w:t>
+            </w:r>
+            <w:proofErr w:type="spellStart"/>
             <w:r>
               <w:rPr>
                 <w:sz w:val="22"/>
                 <w:szCs w:val="22"/>
               </w:rPr>
-              <w:t>+200%</w:t>
-            </w:r>
+              <w:t>ms</w:t>
+            </w:r>
+            <w:proofErr w:type="spellEnd"/>
           </w:p>
         </w:tc>
         <w:tc>
@@ -25390,6 +28169,28 @@
                 <w:sz w:val="22"/>
                 <w:szCs w:val="22"/>
               </w:rPr>
+              <w:t>+200%</w:t>
+            </w:r>
+          </w:p>
+        </w:tc>
+        <w:tc>
+          <w:tcPr>
+            <w:tcW w:w="0" w:type="auto"/>
+            <w:hideMark/>
+          </w:tcPr>
+          <w:p>
+            <w:pPr>
+              <w:spacing w:line="278" w:lineRule="auto"/>
+              <w:rPr>
+                <w:sz w:val="22"/>
+                <w:szCs w:val="22"/>
+              </w:rPr>
+            </w:pPr>
+            <w:r>
+              <w:rPr>
+                <w:sz w:val="22"/>
+                <w:szCs w:val="22"/>
+              </w:rPr>
               <w:t>Coordination overhead</w:t>
             </w:r>
           </w:p>
@@ -25436,52 +28237,48 @@
                 <w:sz w:val="22"/>
                 <w:szCs w:val="22"/>
               </w:rPr>
-              <w:t>0.4 ms</w:t>
-            </w:r>
-          </w:p>
-        </w:tc>
-        <w:tc>
-          <w:tcPr>
-            <w:tcW w:w="0" w:type="auto"/>
-            <w:hideMark/>
-          </w:tcPr>
-          <w:p>
-            <w:pPr>
-              <w:spacing w:line="278" w:lineRule="auto"/>
+              <w:t xml:space="preserve">0.4 </w:t>
+            </w:r>
+            <w:proofErr w:type="spellStart"/>
+            <w:r>
               <w:rPr>
                 <w:sz w:val="22"/>
                 <w:szCs w:val="22"/>
               </w:rPr>
-            </w:pPr>
-            <w:r>
+              <w:t>ms</w:t>
+            </w:r>
+            <w:proofErr w:type="spellEnd"/>
+          </w:p>
+        </w:tc>
+        <w:tc>
+          <w:tcPr>
+            <w:tcW w:w="0" w:type="auto"/>
+            <w:hideMark/>
+          </w:tcPr>
+          <w:p>
+            <w:pPr>
+              <w:spacing w:line="278" w:lineRule="auto"/>
               <w:rPr>
                 <w:sz w:val="22"/>
                 <w:szCs w:val="22"/>
               </w:rPr>
-              <w:t>1.95 ms</w:t>
-            </w:r>
-          </w:p>
-        </w:tc>
-        <w:tc>
-          <w:tcPr>
-            <w:tcW w:w="0" w:type="auto"/>
-            <w:hideMark/>
-          </w:tcPr>
-          <w:p>
-            <w:pPr>
-              <w:spacing w:line="278" w:lineRule="auto"/>
+            </w:pPr>
+            <w:r>
               <w:rPr>
                 <w:sz w:val="22"/>
                 <w:szCs w:val="22"/>
               </w:rPr>
-            </w:pPr>
+              <w:t xml:space="preserve">1.95 </w:t>
+            </w:r>
+            <w:proofErr w:type="spellStart"/>
             <w:r>
               <w:rPr>
                 <w:sz w:val="22"/>
                 <w:szCs w:val="22"/>
               </w:rPr>
-              <w:t>+388%</w:t>
-            </w:r>
+              <w:t>ms</w:t>
+            </w:r>
+            <w:proofErr w:type="spellEnd"/>
           </w:p>
         </w:tc>
         <w:tc>
@@ -25502,6 +28299,28 @@
                 <w:sz w:val="22"/>
                 <w:szCs w:val="22"/>
               </w:rPr>
+              <w:t>+388%</w:t>
+            </w:r>
+          </w:p>
+        </w:tc>
+        <w:tc>
+          <w:tcPr>
+            <w:tcW w:w="0" w:type="auto"/>
+            <w:hideMark/>
+          </w:tcPr>
+          <w:p>
+            <w:pPr>
+              <w:spacing w:line="278" w:lineRule="auto"/>
+              <w:rPr>
+                <w:sz w:val="22"/>
+                <w:szCs w:val="22"/>
+              </w:rPr>
+            </w:pPr>
+            <w:r>
+              <w:rPr>
+                <w:sz w:val="22"/>
+                <w:szCs w:val="22"/>
+              </w:rPr>
               <w:t>Partition synchronization</w:t>
             </w:r>
           </w:p>
@@ -25548,30 +28367,48 @@
                 <w:sz w:val="22"/>
                 <w:szCs w:val="22"/>
               </w:rPr>
-              <w:t>148 ms</w:t>
-            </w:r>
-          </w:p>
-        </w:tc>
-        <w:tc>
-          <w:tcPr>
-            <w:tcW w:w="0" w:type="auto"/>
-            <w:hideMark/>
-          </w:tcPr>
-          <w:p>
-            <w:pPr>
-              <w:spacing w:line="278" w:lineRule="auto"/>
+              <w:t xml:space="preserve">148 </w:t>
+            </w:r>
+            <w:proofErr w:type="spellStart"/>
+            <w:r>
               <w:rPr>
                 <w:sz w:val="22"/>
                 <w:szCs w:val="22"/>
               </w:rPr>
-            </w:pPr>
-            <w:r>
+              <w:t>ms</w:t>
+            </w:r>
+            <w:proofErr w:type="spellEnd"/>
+          </w:p>
+        </w:tc>
+        <w:tc>
+          <w:tcPr>
+            <w:tcW w:w="0" w:type="auto"/>
+            <w:hideMark/>
+          </w:tcPr>
+          <w:p>
+            <w:pPr>
+              <w:spacing w:line="278" w:lineRule="auto"/>
               <w:rPr>
                 <w:sz w:val="22"/>
                 <w:szCs w:val="22"/>
               </w:rPr>
-              <w:t>81 ms</w:t>
-            </w:r>
+            </w:pPr>
+            <w:r>
+              <w:rPr>
+                <w:sz w:val="22"/>
+                <w:szCs w:val="22"/>
+              </w:rPr>
+              <w:t xml:space="preserve">81 </w:t>
+            </w:r>
+            <w:proofErr w:type="spellStart"/>
+            <w:r>
+              <w:rPr>
+                <w:sz w:val="22"/>
+                <w:szCs w:val="22"/>
+              </w:rPr>
+              <w:t>ms</w:t>
+            </w:r>
+            <w:proofErr w:type="spellEnd"/>
           </w:p>
         </w:tc>
         <w:tc>
@@ -26410,7 +29247,15 @@
         <w:spacing w:after="0"/>
       </w:pPr>
       <w:r>
-        <w:t>Both TaskManagers active (0% unassigned resources)</w:t>
+        <w:t xml:space="preserve">Both </w:t>
+      </w:r>
+      <w:proofErr w:type="spellStart"/>
+      <w:r>
+        <w:t>TaskManagers</w:t>
+      </w:r>
+      <w:proofErr w:type="spellEnd"/>
+      <w:r>
+        <w:t xml:space="preserve"> active (0% unassigned resources)</w:t>
       </w:r>
     </w:p>
     <w:p>
@@ -26489,8 +29334,15 @@
         </w:numPr>
         <w:spacing w:after="0"/>
       </w:pPr>
-      <w:r>
-        <w:t>TaskManager 1: Active processing (0% unassigned)</w:t>
+      <w:proofErr w:type="spellStart"/>
+      <w:proofErr w:type="gramStart"/>
+      <w:r>
+        <w:t>TaskManager</w:t>
+      </w:r>
+      <w:proofErr w:type="spellEnd"/>
+      <w:proofErr w:type="gramEnd"/>
+      <w:r>
+        <w:t xml:space="preserve"> 1: Active processing (0% unassigned)</w:t>
       </w:r>
     </w:p>
     <w:p>
@@ -26501,8 +29353,15 @@
         </w:numPr>
         <w:spacing w:after="0"/>
       </w:pPr>
-      <w:r>
-        <w:t>TaskManager 2: Active processing (0% unassigned)</w:t>
+      <w:proofErr w:type="spellStart"/>
+      <w:proofErr w:type="gramStart"/>
+      <w:r>
+        <w:t>TaskManager</w:t>
+      </w:r>
+      <w:proofErr w:type="spellEnd"/>
+      <w:proofErr w:type="gramEnd"/>
+      <w:r>
+        <w:t xml:space="preserve"> 2: Active processing (0% unassigned)</w:t>
       </w:r>
     </w:p>
     <w:p>
@@ -26514,7 +29373,15 @@
         <w:spacing w:after="0"/>
       </w:pPr>
       <w:r>
-        <w:t>Better memory utilization: Both TaskManagers enga</w:t>
+        <w:t xml:space="preserve">Better memory utilization: Both </w:t>
+      </w:r>
+      <w:proofErr w:type="spellStart"/>
+      <w:r>
+        <w:t>TaskManagers</w:t>
+      </w:r>
+      <w:proofErr w:type="spellEnd"/>
+      <w:r>
+        <w:t xml:space="preserve"> enga</w:t>
       </w:r>
       <w:r>
         <w:t>ged</w:t>
@@ -26630,7 +29497,15 @@
         <w:spacing w:after="0"/>
       </w:pPr>
       <w:r>
-        <w:t>100% CPU on both TaskManagers (inefficient)</w:t>
+        <w:t xml:space="preserve">100% CPU on both </w:t>
+      </w:r>
+      <w:proofErr w:type="spellStart"/>
+      <w:r>
+        <w:t>TaskManagers</w:t>
+      </w:r>
+      <w:proofErr w:type="spellEnd"/>
+      <w:r>
+        <w:t xml:space="preserve"> (inefficient)</w:t>
       </w:r>
     </w:p>
     <w:p>
@@ -26680,8 +29555,13 @@
         <w:spacing w:after="0"/>
       </w:pPr>
       <w:r>
-        <w:t>Distributed load across TaskManagers</w:t>
-      </w:r>
+        <w:t xml:space="preserve">Distributed load across </w:t>
+      </w:r>
+      <w:proofErr w:type="spellStart"/>
+      <w:r>
+        <w:t>TaskManagers</w:t>
+      </w:r>
+      <w:proofErr w:type="spellEnd"/>
     </w:p>
     <w:p>
       <w:pPr>
@@ -26858,7 +29738,15 @@
         <w:spacing w:after="0"/>
       </w:pPr>
       <w:r>
-        <w:t>Load distribution (balanced TaskManagers)</w:t>
+        <w:t xml:space="preserve">Load distribution (balanced </w:t>
+      </w:r>
+      <w:proofErr w:type="spellStart"/>
+      <w:r>
+        <w:t>TaskManagers</w:t>
+      </w:r>
+      <w:proofErr w:type="spellEnd"/>
+      <w:r>
+        <w:t>)</w:t>
       </w:r>
     </w:p>
     <w:p>
@@ -26913,7 +29801,15 @@
         <w:jc w:val="both"/>
       </w:pPr>
       <w:r>
-        <w:t>This comprehensive survey looks into big data technologies that have been integrated in the development, verification, and deployment of Large Language Models based on international research from 2024-2025. We analyze research from the leading institutions in the United States, Europe, Canada, and other regions to understand how big data concepts and technologies are transforming the LLM lifecycle.</w:t>
+        <w:t xml:space="preserve">This comprehensive survey </w:t>
+      </w:r>
+      <w:proofErr w:type="gramStart"/>
+      <w:r>
+        <w:t>looks into</w:t>
+      </w:r>
+      <w:proofErr w:type="gramEnd"/>
+      <w:r>
+        <w:t xml:space="preserve"> big data technologies that have been integrated in the development, verification, and deployment of Large Language Models based on international research from 2024-2025. We analyze research from the leading institutions in the United States, Europe, Canada, and other regions to understand how big data concepts and technologies are transforming the LLM lifecycle.</w:t>
       </w:r>
     </w:p>
     <w:p>
@@ -26942,6 +29838,7 @@
       <w:r>
         <w:t xml:space="preserve">he University of Maryland created the </w:t>
       </w:r>
+      <w:proofErr w:type="spellStart"/>
       <w:r>
         <w:rPr>
           <w:b/>
@@ -26951,6 +29848,7 @@
         </w:rPr>
         <w:t>AxoNN</w:t>
       </w:r>
+      <w:proofErr w:type="spellEnd"/>
       <w:r>
         <w:t xml:space="preserve"> system, which uses tens of thousands of interconnected computer processors to train AI models with up to one trillion parameters [1]. This is one of the biggest attempts at AI training that academic researchers have ever made. The main difficulty is that no single computer can handle these enormous models, so researchers must divide the work among thousands of machines in a coordinated manner.</w:t>
       </w:r>
@@ -26984,8 +29882,17 @@
         <w:jc w:val="both"/>
       </w:pPr>
       <w:r>
-        <w:t xml:space="preserve">The actual training consists of feeding this preprocessed data to the AI model millions of times, with each training step requiring complex mathematical calculations across all the model's parameters. Duan et al. (2024) conducted an extensive survey of distributed training methods and found that if properly tuned, modern systems can reach efficiencies above 90%, meaning most of the computing power is actually used for learning rather than being wasted on the coordination between machines [3]. Researchers at Amazon Web Services have also made critical contributions by designing specialized computer chips called </w:t>
-      </w:r>
+        <w:t xml:space="preserve">The actual training consists of feeding this preprocessed data to the AI model millions of times, with each training step requiring complex mathematical calculations across all the model's parameters. Duan et al. (2024) conducted an extensive survey of distributed training methods and found that if properly tuned, modern systems can reach efficiencies above 90%, meaning most of the computing power is </w:t>
+      </w:r>
+      <w:proofErr w:type="gramStart"/>
+      <w:r>
+        <w:t>actually used</w:t>
+      </w:r>
+      <w:proofErr w:type="gramEnd"/>
+      <w:r>
+        <w:t xml:space="preserve"> for learning rather than being wasted on the coordination between machines [3]. Researchers at Amazon Web Services have also made critical contributions by designing specialized computer chips called </w:t>
+      </w:r>
+      <w:proofErr w:type="spellStart"/>
       <w:r>
         <w:rPr>
           <w:b/>
@@ -26995,6 +29902,7 @@
         </w:rPr>
         <w:t>Trainium</w:t>
       </w:r>
+      <w:proofErr w:type="spellEnd"/>
       <w:r>
         <w:t>, which are tailor-made for AI training and offer better performance per dollar compared to traditional graphics cards [4]. These advances in both software coordination and hardware design have made it possible to train increasingly powerful language models while managing the enormous computational and data processing tasks that would have been impossible just a few years ago.</w:t>
       </w:r>
@@ -27020,7 +29928,35 @@
         <w:rPr>
           <w:highlight w:val="yellow"/>
         </w:rPr>
-        <w:t>Large language models pose a unique set of challenges when it comes to assessing whether or not they work correctly, challenges that traditional testing methods cannot handle effectively. While you can check if certain functions produce a specific output in conventional software, language models create creative text that can be correct in many different ways, making evaluation much more complex. Traditional metrics, such as BLEU scores, which are based on counting matching words between model outputs and reference answers, have proven inadequate for assessing modern AI language capabilities.</w:t>
+        <w:t xml:space="preserve">Large language models pose a unique set of challenges when it comes to assessing </w:t>
+      </w:r>
+      <w:proofErr w:type="gramStart"/>
+      <w:r>
+        <w:rPr>
+          <w:highlight w:val="yellow"/>
+        </w:rPr>
+        <w:t>whether or not</w:t>
+      </w:r>
+      <w:proofErr w:type="gramEnd"/>
+      <w:r>
+        <w:rPr>
+          <w:highlight w:val="yellow"/>
+        </w:rPr>
+        <w:t xml:space="preserve"> they work correctly, challenges that traditional testing methods cannot handle effectively. While you can check if certain functions produce a specific output in conventional software, language models create creative text that can be correct in </w:t>
+      </w:r>
+      <w:proofErr w:type="gramStart"/>
+      <w:r>
+        <w:rPr>
+          <w:highlight w:val="yellow"/>
+        </w:rPr>
+        <w:t>many different ways</w:t>
+      </w:r>
+      <w:proofErr w:type="gramEnd"/>
+      <w:r>
+        <w:rPr>
+          <w:highlight w:val="yellow"/>
+        </w:rPr>
+        <w:t>, making evaluation much more complex. Traditional metrics, such as BLEU scores, which are based on counting matching words between model outputs and reference answers, have proven inadequate for assessing modern AI language capabilities.</w:t>
       </w:r>
       <w:r>
         <w:t xml:space="preserve"> This limitation has driven researchers to devise innovative evaluation methodologies using AI itself to judge the performances of artificial intelligence.</w:t>
@@ -27091,7 +30027,15 @@
         <w:t>have</w:t>
       </w:r>
       <w:r>
-        <w:t xml:space="preserve"> unique engineering challenges. In particular, during inference, the system needs to process the user inputs quickly while managing enormous model parameters, which can take hundreds of gigabytes of memory. </w:t>
+        <w:t xml:space="preserve"> unique engineering challenges. </w:t>
+      </w:r>
+      <w:proofErr w:type="gramStart"/>
+      <w:r>
+        <w:t>In particular, during</w:t>
+      </w:r>
+      <w:proofErr w:type="gramEnd"/>
+      <w:r>
+        <w:t xml:space="preserve"> inference, the system needs to process the user inputs quickly while managing enormous model parameters, which can take hundreds of gigabytes of memory. </w:t>
       </w:r>
       <w:r>
         <w:rPr>
@@ -27156,7 +30100,23 @@
     </w:p>
     <w:p>
       <w:r>
-        <w:t xml:space="preserve">[1] Singh, S., Singhania, P., Ranjan, A., Kirchenbauer, J., Geiping, J., Wen, Y., Jain, N., Hans, A., Shu, M., Tomar, A., Goldstein, T., &amp; Bhatele, A. (2024). Democratizing AI: Open-source Scalable LLM Training on GPU-based Supercomputers. </w:t>
+        <w:t xml:space="preserve">[1] Singh, S., Singhania, P., Ranjan, A., Kirchenbauer, J., </w:t>
+      </w:r>
+      <w:proofErr w:type="spellStart"/>
+      <w:r>
+        <w:t>Geiping</w:t>
+      </w:r>
+      <w:proofErr w:type="spellEnd"/>
+      <w:r>
+        <w:t xml:space="preserve">, J., Wen, Y., Jain, N., Hans, A., Shu, M., Tomar, A., Goldstein, T., &amp; </w:t>
+      </w:r>
+      <w:proofErr w:type="spellStart"/>
+      <w:r>
+        <w:t>Bhatele</w:t>
+      </w:r>
+      <w:proofErr w:type="spellEnd"/>
+      <w:r>
+        <w:t xml:space="preserve">, A. (2024). Democratizing AI: Open-source Scalable LLM Training on GPU-based Supercomputers. </w:t>
       </w:r>
       <w:r>
         <w:rPr>
@@ -27178,22 +30138,47 @@
           <w:i/>
           <w:iCs/>
         </w:rPr>
-        <w:t>Proceedings of the Twentieth European Conference on Computer Systems (EuroSys '25)</w:t>
-      </w:r>
-      <w:r>
-        <w:t>. DOI: 10.1145/3689031.3717461</w:t>
-      </w:r>
-    </w:p>
-    <w:p>
-      <w:r>
-        <w:t xml:space="preserve">[3] Duan, J., Zhang, S., Wang, Z., Jiang, L., Qu, W., Hu, Q., Wang, G., et al. (2024). Efficient Training of Large Language Models on Distributed Infrastructures: A Survey. </w:t>
-      </w:r>
+        <w:t>Proceedings of the Twentieth European Conference on Computer Systems (</w:t>
+      </w:r>
+      <w:proofErr w:type="spellStart"/>
       <w:r>
         <w:rPr>
           <w:i/>
           <w:iCs/>
         </w:rPr>
-        <w:t>arXiv preprint arXiv:2407.20018</w:t>
+        <w:t>EuroSys</w:t>
+      </w:r>
+      <w:proofErr w:type="spellEnd"/>
+      <w:r>
+        <w:rPr>
+          <w:i/>
+          <w:iCs/>
+        </w:rPr>
+        <w:t xml:space="preserve"> '25)</w:t>
+      </w:r>
+      <w:r>
+        <w:t>. DOI: 10.1145/3689031.3717461</w:t>
+      </w:r>
+    </w:p>
+    <w:p>
+      <w:r>
+        <w:t xml:space="preserve">[3] Duan, J., Zhang, S., Wang, Z., Jiang, L., Qu, W., Hu, Q., Wang, G., et al. (2024). Efficient Training of Large Language Models on Distributed Infrastructures: A Survey. </w:t>
+      </w:r>
+      <w:proofErr w:type="spellStart"/>
+      <w:r>
+        <w:rPr>
+          <w:i/>
+          <w:iCs/>
+        </w:rPr>
+        <w:t>arXiv</w:t>
+      </w:r>
+      <w:proofErr w:type="spellEnd"/>
+      <w:r>
+        <w:rPr>
+          <w:i/>
+          <w:iCs/>
+        </w:rPr>
+        <w:t xml:space="preserve"> preprint arXiv:2407.20018</w:t>
       </w:r>
       <w:r>
         <w:t>.</w:t>
@@ -27202,7 +30187,15 @@
     <w:p>
       <w:r>
         <w:lastRenderedPageBreak/>
-        <w:t xml:space="preserve">[4] Fan, H., Zhou, H., Huang, G., Raman, P., Fu, X., Gupta, G., Ram, D., Wang, Y., &amp; Huan, J. (2024). Distributed Training of Large Language Models on AWS Trainium. </w:t>
+        <w:t xml:space="preserve">[4] Fan, H., Zhou, H., Huang, G., Raman, P., Fu, X., Gupta, G., Ram, D., Wang, Y., &amp; Huan, J. (2024). Distributed Training of Large Language Models on AWS </w:t>
+      </w:r>
+      <w:proofErr w:type="spellStart"/>
+      <w:r>
+        <w:t>Trainium</w:t>
+      </w:r>
+      <w:proofErr w:type="spellEnd"/>
+      <w:r>
+        <w:t xml:space="preserve">. </w:t>
       </w:r>
       <w:r>
         <w:rPr>
@@ -32892,6 +35885,155 @@
     </w:lvl>
   </w:abstractNum>
   <w:abstractNum w:abstractNumId="43" w15:restartNumberingAfterBreak="0">
+    <w:nsid w:val="3F183DAC"/>
+    <w:multiLevelType w:val="multilevel"/>
+    <w:tmpl w:val="41F48D3A"/>
+    <w:lvl w:ilvl="0">
+      <w:start w:val="1"/>
+      <w:numFmt w:val="bullet"/>
+      <w:lvlText w:val=""/>
+      <w:lvlJc w:val="left"/>
+      <w:pPr>
+        <w:tabs>
+          <w:tab w:val="num" w:pos="720"/>
+        </w:tabs>
+        <w:ind w:left="720" w:hanging="360"/>
+      </w:pPr>
+      <w:rPr>
+        <w:rFonts w:ascii="Symbol" w:hAnsi="Symbol" w:hint="default"/>
+        <w:sz w:val="20"/>
+      </w:rPr>
+    </w:lvl>
+    <w:lvl w:ilvl="1" w:tentative="1">
+      <w:start w:val="1"/>
+      <w:numFmt w:val="bullet"/>
+      <w:lvlText w:val="o"/>
+      <w:lvlJc w:val="left"/>
+      <w:pPr>
+        <w:tabs>
+          <w:tab w:val="num" w:pos="1440"/>
+        </w:tabs>
+        <w:ind w:left="1440" w:hanging="360"/>
+      </w:pPr>
+      <w:rPr>
+        <w:rFonts w:ascii="Courier New" w:hAnsi="Courier New" w:hint="default"/>
+        <w:sz w:val="20"/>
+      </w:rPr>
+    </w:lvl>
+    <w:lvl w:ilvl="2" w:tentative="1">
+      <w:start w:val="1"/>
+      <w:numFmt w:val="bullet"/>
+      <w:lvlText w:val=""/>
+      <w:lvlJc w:val="left"/>
+      <w:pPr>
+        <w:tabs>
+          <w:tab w:val="num" w:pos="2160"/>
+        </w:tabs>
+        <w:ind w:left="2160" w:hanging="360"/>
+      </w:pPr>
+      <w:rPr>
+        <w:rFonts w:ascii="Wingdings" w:hAnsi="Wingdings" w:hint="default"/>
+        <w:sz w:val="20"/>
+      </w:rPr>
+    </w:lvl>
+    <w:lvl w:ilvl="3" w:tentative="1">
+      <w:start w:val="1"/>
+      <w:numFmt w:val="bullet"/>
+      <w:lvlText w:val=""/>
+      <w:lvlJc w:val="left"/>
+      <w:pPr>
+        <w:tabs>
+          <w:tab w:val="num" w:pos="2880"/>
+        </w:tabs>
+        <w:ind w:left="2880" w:hanging="360"/>
+      </w:pPr>
+      <w:rPr>
+        <w:rFonts w:ascii="Wingdings" w:hAnsi="Wingdings" w:hint="default"/>
+        <w:sz w:val="20"/>
+      </w:rPr>
+    </w:lvl>
+    <w:lvl w:ilvl="4" w:tentative="1">
+      <w:start w:val="1"/>
+      <w:numFmt w:val="bullet"/>
+      <w:lvlText w:val=""/>
+      <w:lvlJc w:val="left"/>
+      <w:pPr>
+        <w:tabs>
+          <w:tab w:val="num" w:pos="3600"/>
+        </w:tabs>
+        <w:ind w:left="3600" w:hanging="360"/>
+      </w:pPr>
+      <w:rPr>
+        <w:rFonts w:ascii="Wingdings" w:hAnsi="Wingdings" w:hint="default"/>
+        <w:sz w:val="20"/>
+      </w:rPr>
+    </w:lvl>
+    <w:lvl w:ilvl="5" w:tentative="1">
+      <w:start w:val="1"/>
+      <w:numFmt w:val="bullet"/>
+      <w:lvlText w:val=""/>
+      <w:lvlJc w:val="left"/>
+      <w:pPr>
+        <w:tabs>
+          <w:tab w:val="num" w:pos="4320"/>
+        </w:tabs>
+        <w:ind w:left="4320" w:hanging="360"/>
+      </w:pPr>
+      <w:rPr>
+        <w:rFonts w:ascii="Wingdings" w:hAnsi="Wingdings" w:hint="default"/>
+        <w:sz w:val="20"/>
+      </w:rPr>
+    </w:lvl>
+    <w:lvl w:ilvl="6" w:tentative="1">
+      <w:start w:val="1"/>
+      <w:numFmt w:val="bullet"/>
+      <w:lvlText w:val=""/>
+      <w:lvlJc w:val="left"/>
+      <w:pPr>
+        <w:tabs>
+          <w:tab w:val="num" w:pos="5040"/>
+        </w:tabs>
+        <w:ind w:left="5040" w:hanging="360"/>
+      </w:pPr>
+      <w:rPr>
+        <w:rFonts w:ascii="Wingdings" w:hAnsi="Wingdings" w:hint="default"/>
+        <w:sz w:val="20"/>
+      </w:rPr>
+    </w:lvl>
+    <w:lvl w:ilvl="7" w:tentative="1">
+      <w:start w:val="1"/>
+      <w:numFmt w:val="bullet"/>
+      <w:lvlText w:val=""/>
+      <w:lvlJc w:val="left"/>
+      <w:pPr>
+        <w:tabs>
+          <w:tab w:val="num" w:pos="5760"/>
+        </w:tabs>
+        <w:ind w:left="5760" w:hanging="360"/>
+      </w:pPr>
+      <w:rPr>
+        <w:rFonts w:ascii="Wingdings" w:hAnsi="Wingdings" w:hint="default"/>
+        <w:sz w:val="20"/>
+      </w:rPr>
+    </w:lvl>
+    <w:lvl w:ilvl="8" w:tentative="1">
+      <w:start w:val="1"/>
+      <w:numFmt w:val="bullet"/>
+      <w:lvlText w:val=""/>
+      <w:lvlJc w:val="left"/>
+      <w:pPr>
+        <w:tabs>
+          <w:tab w:val="num" w:pos="6480"/>
+        </w:tabs>
+        <w:ind w:left="6480" w:hanging="360"/>
+      </w:pPr>
+      <w:rPr>
+        <w:rFonts w:ascii="Wingdings" w:hAnsi="Wingdings" w:hint="default"/>
+        <w:sz w:val="20"/>
+      </w:rPr>
+    </w:lvl>
+  </w:abstractNum>
+  <w:abstractNum w:abstractNumId="44" w15:restartNumberingAfterBreak="0">
     <w:nsid w:val="3F3807CB"/>
     <w:multiLevelType w:val="multilevel"/>
     <w:tmpl w:val="39C6D524"/>
@@ -33040,7 +36182,7 @@
       </w:rPr>
     </w:lvl>
   </w:abstractNum>
-  <w:abstractNum w:abstractNumId="44" w15:restartNumberingAfterBreak="0">
+  <w:abstractNum w:abstractNumId="45" w15:restartNumberingAfterBreak="0">
     <w:nsid w:val="3FB42BC7"/>
     <w:multiLevelType w:val="hybridMultilevel"/>
     <w:tmpl w:val="386CD190"/>
@@ -33153,7 +36295,7 @@
       </w:rPr>
     </w:lvl>
   </w:abstractNum>
-  <w:abstractNum w:abstractNumId="45" w15:restartNumberingAfterBreak="0">
+  <w:abstractNum w:abstractNumId="46" w15:restartNumberingAfterBreak="0">
     <w:nsid w:val="4563300C"/>
     <w:multiLevelType w:val="multilevel"/>
     <w:tmpl w:val="EA149940"/>
@@ -33302,7 +36444,7 @@
       </w:rPr>
     </w:lvl>
   </w:abstractNum>
-  <w:abstractNum w:abstractNumId="46" w15:restartNumberingAfterBreak="0">
+  <w:abstractNum w:abstractNumId="47" w15:restartNumberingAfterBreak="0">
     <w:nsid w:val="45E80F8F"/>
     <w:multiLevelType w:val="multilevel"/>
     <w:tmpl w:val="3BC8CC48"/>
@@ -33451,7 +36593,7 @@
       </w:rPr>
     </w:lvl>
   </w:abstractNum>
-  <w:abstractNum w:abstractNumId="47" w15:restartNumberingAfterBreak="0">
+  <w:abstractNum w:abstractNumId="48" w15:restartNumberingAfterBreak="0">
     <w:nsid w:val="46FD0CD9"/>
     <w:multiLevelType w:val="multilevel"/>
     <w:tmpl w:val="3AA4106C"/>
@@ -33564,7 +36706,7 @@
       </w:pPr>
     </w:lvl>
   </w:abstractNum>
-  <w:abstractNum w:abstractNumId="48" w15:restartNumberingAfterBreak="0">
+  <w:abstractNum w:abstractNumId="49" w15:restartNumberingAfterBreak="0">
     <w:nsid w:val="4AD468E3"/>
     <w:multiLevelType w:val="multilevel"/>
     <w:tmpl w:val="13BC5CA4"/>
@@ -33713,7 +36855,7 @@
       </w:rPr>
     </w:lvl>
   </w:abstractNum>
-  <w:abstractNum w:abstractNumId="49" w15:restartNumberingAfterBreak="0">
+  <w:abstractNum w:abstractNumId="50" w15:restartNumberingAfterBreak="0">
     <w:nsid w:val="4ADD4019"/>
     <w:multiLevelType w:val="multilevel"/>
     <w:tmpl w:val="9FFAD752"/>
@@ -33862,7 +37004,7 @@
       </w:rPr>
     </w:lvl>
   </w:abstractNum>
-  <w:abstractNum w:abstractNumId="50" w15:restartNumberingAfterBreak="0">
+  <w:abstractNum w:abstractNumId="51" w15:restartNumberingAfterBreak="0">
     <w:nsid w:val="4C983906"/>
     <w:multiLevelType w:val="multilevel"/>
     <w:tmpl w:val="BF0CAD24"/>
@@ -34011,7 +37153,7 @@
       </w:rPr>
     </w:lvl>
   </w:abstractNum>
-  <w:abstractNum w:abstractNumId="51" w15:restartNumberingAfterBreak="0">
+  <w:abstractNum w:abstractNumId="52" w15:restartNumberingAfterBreak="0">
     <w:nsid w:val="4CF765A3"/>
     <w:multiLevelType w:val="multilevel"/>
     <w:tmpl w:val="EA101CD2"/>
@@ -34160,7 +37302,156 @@
       </w:rPr>
     </w:lvl>
   </w:abstractNum>
-  <w:abstractNum w:abstractNumId="52" w15:restartNumberingAfterBreak="0">
+  <w:abstractNum w:abstractNumId="53" w15:restartNumberingAfterBreak="0">
+    <w:nsid w:val="4FB16FC7"/>
+    <w:multiLevelType w:val="multilevel"/>
+    <w:tmpl w:val="DF0204A2"/>
+    <w:lvl w:ilvl="0">
+      <w:start w:val="1"/>
+      <w:numFmt w:val="bullet"/>
+      <w:lvlText w:val=""/>
+      <w:lvlJc w:val="left"/>
+      <w:pPr>
+        <w:tabs>
+          <w:tab w:val="num" w:pos="720"/>
+        </w:tabs>
+        <w:ind w:left="720" w:hanging="360"/>
+      </w:pPr>
+      <w:rPr>
+        <w:rFonts w:ascii="Symbol" w:hAnsi="Symbol" w:hint="default"/>
+        <w:sz w:val="20"/>
+      </w:rPr>
+    </w:lvl>
+    <w:lvl w:ilvl="1" w:tentative="1">
+      <w:start w:val="1"/>
+      <w:numFmt w:val="bullet"/>
+      <w:lvlText w:val="o"/>
+      <w:lvlJc w:val="left"/>
+      <w:pPr>
+        <w:tabs>
+          <w:tab w:val="num" w:pos="1440"/>
+        </w:tabs>
+        <w:ind w:left="1440" w:hanging="360"/>
+      </w:pPr>
+      <w:rPr>
+        <w:rFonts w:ascii="Courier New" w:hAnsi="Courier New" w:hint="default"/>
+        <w:sz w:val="20"/>
+      </w:rPr>
+    </w:lvl>
+    <w:lvl w:ilvl="2" w:tentative="1">
+      <w:start w:val="1"/>
+      <w:numFmt w:val="bullet"/>
+      <w:lvlText w:val=""/>
+      <w:lvlJc w:val="left"/>
+      <w:pPr>
+        <w:tabs>
+          <w:tab w:val="num" w:pos="2160"/>
+        </w:tabs>
+        <w:ind w:left="2160" w:hanging="360"/>
+      </w:pPr>
+      <w:rPr>
+        <w:rFonts w:ascii="Wingdings" w:hAnsi="Wingdings" w:hint="default"/>
+        <w:sz w:val="20"/>
+      </w:rPr>
+    </w:lvl>
+    <w:lvl w:ilvl="3" w:tentative="1">
+      <w:start w:val="1"/>
+      <w:numFmt w:val="bullet"/>
+      <w:lvlText w:val=""/>
+      <w:lvlJc w:val="left"/>
+      <w:pPr>
+        <w:tabs>
+          <w:tab w:val="num" w:pos="2880"/>
+        </w:tabs>
+        <w:ind w:left="2880" w:hanging="360"/>
+      </w:pPr>
+      <w:rPr>
+        <w:rFonts w:ascii="Wingdings" w:hAnsi="Wingdings" w:hint="default"/>
+        <w:sz w:val="20"/>
+      </w:rPr>
+    </w:lvl>
+    <w:lvl w:ilvl="4" w:tentative="1">
+      <w:start w:val="1"/>
+      <w:numFmt w:val="bullet"/>
+      <w:lvlText w:val=""/>
+      <w:lvlJc w:val="left"/>
+      <w:pPr>
+        <w:tabs>
+          <w:tab w:val="num" w:pos="3600"/>
+        </w:tabs>
+        <w:ind w:left="3600" w:hanging="360"/>
+      </w:pPr>
+      <w:rPr>
+        <w:rFonts w:ascii="Wingdings" w:hAnsi="Wingdings" w:hint="default"/>
+        <w:sz w:val="20"/>
+      </w:rPr>
+    </w:lvl>
+    <w:lvl w:ilvl="5" w:tentative="1">
+      <w:start w:val="1"/>
+      <w:numFmt w:val="bullet"/>
+      <w:lvlText w:val=""/>
+      <w:lvlJc w:val="left"/>
+      <w:pPr>
+        <w:tabs>
+          <w:tab w:val="num" w:pos="4320"/>
+        </w:tabs>
+        <w:ind w:left="4320" w:hanging="360"/>
+      </w:pPr>
+      <w:rPr>
+        <w:rFonts w:ascii="Wingdings" w:hAnsi="Wingdings" w:hint="default"/>
+        <w:sz w:val="20"/>
+      </w:rPr>
+    </w:lvl>
+    <w:lvl w:ilvl="6" w:tentative="1">
+      <w:start w:val="1"/>
+      <w:numFmt w:val="bullet"/>
+      <w:lvlText w:val=""/>
+      <w:lvlJc w:val="left"/>
+      <w:pPr>
+        <w:tabs>
+          <w:tab w:val="num" w:pos="5040"/>
+        </w:tabs>
+        <w:ind w:left="5040" w:hanging="360"/>
+      </w:pPr>
+      <w:rPr>
+        <w:rFonts w:ascii="Wingdings" w:hAnsi="Wingdings" w:hint="default"/>
+        <w:sz w:val="20"/>
+      </w:rPr>
+    </w:lvl>
+    <w:lvl w:ilvl="7" w:tentative="1">
+      <w:start w:val="1"/>
+      <w:numFmt w:val="bullet"/>
+      <w:lvlText w:val=""/>
+      <w:lvlJc w:val="left"/>
+      <w:pPr>
+        <w:tabs>
+          <w:tab w:val="num" w:pos="5760"/>
+        </w:tabs>
+        <w:ind w:left="5760" w:hanging="360"/>
+      </w:pPr>
+      <w:rPr>
+        <w:rFonts w:ascii="Wingdings" w:hAnsi="Wingdings" w:hint="default"/>
+        <w:sz w:val="20"/>
+      </w:rPr>
+    </w:lvl>
+    <w:lvl w:ilvl="8" w:tentative="1">
+      <w:start w:val="1"/>
+      <w:numFmt w:val="bullet"/>
+      <w:lvlText w:val=""/>
+      <w:lvlJc w:val="left"/>
+      <w:pPr>
+        <w:tabs>
+          <w:tab w:val="num" w:pos="6480"/>
+        </w:tabs>
+        <w:ind w:left="6480" w:hanging="360"/>
+      </w:pPr>
+      <w:rPr>
+        <w:rFonts w:ascii="Wingdings" w:hAnsi="Wingdings" w:hint="default"/>
+        <w:sz w:val="20"/>
+      </w:rPr>
+    </w:lvl>
+  </w:abstractNum>
+  <w:abstractNum w:abstractNumId="54" w15:restartNumberingAfterBreak="0">
     <w:nsid w:val="55C81284"/>
     <w:multiLevelType w:val="hybridMultilevel"/>
     <w:tmpl w:val="E77AF874"/>
@@ -34273,7 +37564,7 @@
       </w:rPr>
     </w:lvl>
   </w:abstractNum>
-  <w:abstractNum w:abstractNumId="53" w15:restartNumberingAfterBreak="0">
+  <w:abstractNum w:abstractNumId="55" w15:restartNumberingAfterBreak="0">
     <w:nsid w:val="57FB0F12"/>
     <w:multiLevelType w:val="multilevel"/>
     <w:tmpl w:val="92F8C3AC"/>
@@ -34422,7 +37713,7 @@
       </w:rPr>
     </w:lvl>
   </w:abstractNum>
-  <w:abstractNum w:abstractNumId="54" w15:restartNumberingAfterBreak="0">
+  <w:abstractNum w:abstractNumId="56" w15:restartNumberingAfterBreak="0">
     <w:nsid w:val="58340716"/>
     <w:multiLevelType w:val="multilevel"/>
     <w:tmpl w:val="F8F2DD92"/>
@@ -34571,7 +37862,7 @@
       </w:rPr>
     </w:lvl>
   </w:abstractNum>
-  <w:abstractNum w:abstractNumId="55" w15:restartNumberingAfterBreak="0">
+  <w:abstractNum w:abstractNumId="57" w15:restartNumberingAfterBreak="0">
     <w:nsid w:val="586269B9"/>
     <w:multiLevelType w:val="multilevel"/>
     <w:tmpl w:val="567C65E2"/>
@@ -34688,7 +37979,7 @@
       </w:pPr>
     </w:lvl>
   </w:abstractNum>
-  <w:abstractNum w:abstractNumId="56" w15:restartNumberingAfterBreak="0">
+  <w:abstractNum w:abstractNumId="58" w15:restartNumberingAfterBreak="0">
     <w:nsid w:val="59705A36"/>
     <w:multiLevelType w:val="multilevel"/>
     <w:tmpl w:val="204A2E6A"/>
@@ -34837,7 +38128,156 @@
       </w:rPr>
     </w:lvl>
   </w:abstractNum>
-  <w:abstractNum w:abstractNumId="57" w15:restartNumberingAfterBreak="0">
+  <w:abstractNum w:abstractNumId="59" w15:restartNumberingAfterBreak="0">
+    <w:nsid w:val="5A3A2DCD"/>
+    <w:multiLevelType w:val="multilevel"/>
+    <w:tmpl w:val="B7AAA668"/>
+    <w:lvl w:ilvl="0">
+      <w:start w:val="1"/>
+      <w:numFmt w:val="bullet"/>
+      <w:lvlText w:val=""/>
+      <w:lvlJc w:val="left"/>
+      <w:pPr>
+        <w:tabs>
+          <w:tab w:val="num" w:pos="720"/>
+        </w:tabs>
+        <w:ind w:left="720" w:hanging="360"/>
+      </w:pPr>
+      <w:rPr>
+        <w:rFonts w:ascii="Symbol" w:hAnsi="Symbol" w:hint="default"/>
+        <w:sz w:val="20"/>
+      </w:rPr>
+    </w:lvl>
+    <w:lvl w:ilvl="1">
+      <w:start w:val="1"/>
+      <w:numFmt w:val="bullet"/>
+      <w:lvlText w:val="o"/>
+      <w:lvlJc w:val="left"/>
+      <w:pPr>
+        <w:tabs>
+          <w:tab w:val="num" w:pos="1440"/>
+        </w:tabs>
+        <w:ind w:left="1440" w:hanging="360"/>
+      </w:pPr>
+      <w:rPr>
+        <w:rFonts w:ascii="Courier New" w:hAnsi="Courier New" w:hint="default"/>
+        <w:sz w:val="20"/>
+      </w:rPr>
+    </w:lvl>
+    <w:lvl w:ilvl="2" w:tentative="1">
+      <w:start w:val="1"/>
+      <w:numFmt w:val="bullet"/>
+      <w:lvlText w:val=""/>
+      <w:lvlJc w:val="left"/>
+      <w:pPr>
+        <w:tabs>
+          <w:tab w:val="num" w:pos="2160"/>
+        </w:tabs>
+        <w:ind w:left="2160" w:hanging="360"/>
+      </w:pPr>
+      <w:rPr>
+        <w:rFonts w:ascii="Wingdings" w:hAnsi="Wingdings" w:hint="default"/>
+        <w:sz w:val="20"/>
+      </w:rPr>
+    </w:lvl>
+    <w:lvl w:ilvl="3" w:tentative="1">
+      <w:start w:val="1"/>
+      <w:numFmt w:val="bullet"/>
+      <w:lvlText w:val=""/>
+      <w:lvlJc w:val="left"/>
+      <w:pPr>
+        <w:tabs>
+          <w:tab w:val="num" w:pos="2880"/>
+        </w:tabs>
+        <w:ind w:left="2880" w:hanging="360"/>
+      </w:pPr>
+      <w:rPr>
+        <w:rFonts w:ascii="Wingdings" w:hAnsi="Wingdings" w:hint="default"/>
+        <w:sz w:val="20"/>
+      </w:rPr>
+    </w:lvl>
+    <w:lvl w:ilvl="4" w:tentative="1">
+      <w:start w:val="1"/>
+      <w:numFmt w:val="bullet"/>
+      <w:lvlText w:val=""/>
+      <w:lvlJc w:val="left"/>
+      <w:pPr>
+        <w:tabs>
+          <w:tab w:val="num" w:pos="3600"/>
+        </w:tabs>
+        <w:ind w:left="3600" w:hanging="360"/>
+      </w:pPr>
+      <w:rPr>
+        <w:rFonts w:ascii="Wingdings" w:hAnsi="Wingdings" w:hint="default"/>
+        <w:sz w:val="20"/>
+      </w:rPr>
+    </w:lvl>
+    <w:lvl w:ilvl="5" w:tentative="1">
+      <w:start w:val="1"/>
+      <w:numFmt w:val="bullet"/>
+      <w:lvlText w:val=""/>
+      <w:lvlJc w:val="left"/>
+      <w:pPr>
+        <w:tabs>
+          <w:tab w:val="num" w:pos="4320"/>
+        </w:tabs>
+        <w:ind w:left="4320" w:hanging="360"/>
+      </w:pPr>
+      <w:rPr>
+        <w:rFonts w:ascii="Wingdings" w:hAnsi="Wingdings" w:hint="default"/>
+        <w:sz w:val="20"/>
+      </w:rPr>
+    </w:lvl>
+    <w:lvl w:ilvl="6" w:tentative="1">
+      <w:start w:val="1"/>
+      <w:numFmt w:val="bullet"/>
+      <w:lvlText w:val=""/>
+      <w:lvlJc w:val="left"/>
+      <w:pPr>
+        <w:tabs>
+          <w:tab w:val="num" w:pos="5040"/>
+        </w:tabs>
+        <w:ind w:left="5040" w:hanging="360"/>
+      </w:pPr>
+      <w:rPr>
+        <w:rFonts w:ascii="Wingdings" w:hAnsi="Wingdings" w:hint="default"/>
+        <w:sz w:val="20"/>
+      </w:rPr>
+    </w:lvl>
+    <w:lvl w:ilvl="7" w:tentative="1">
+      <w:start w:val="1"/>
+      <w:numFmt w:val="bullet"/>
+      <w:lvlText w:val=""/>
+      <w:lvlJc w:val="left"/>
+      <w:pPr>
+        <w:tabs>
+          <w:tab w:val="num" w:pos="5760"/>
+        </w:tabs>
+        <w:ind w:left="5760" w:hanging="360"/>
+      </w:pPr>
+      <w:rPr>
+        <w:rFonts w:ascii="Wingdings" w:hAnsi="Wingdings" w:hint="default"/>
+        <w:sz w:val="20"/>
+      </w:rPr>
+    </w:lvl>
+    <w:lvl w:ilvl="8" w:tentative="1">
+      <w:start w:val="1"/>
+      <w:numFmt w:val="bullet"/>
+      <w:lvlText w:val=""/>
+      <w:lvlJc w:val="left"/>
+      <w:pPr>
+        <w:tabs>
+          <w:tab w:val="num" w:pos="6480"/>
+        </w:tabs>
+        <w:ind w:left="6480" w:hanging="360"/>
+      </w:pPr>
+      <w:rPr>
+        <w:rFonts w:ascii="Wingdings" w:hAnsi="Wingdings" w:hint="default"/>
+        <w:sz w:val="20"/>
+      </w:rPr>
+    </w:lvl>
+  </w:abstractNum>
+  <w:abstractNum w:abstractNumId="60" w15:restartNumberingAfterBreak="0">
     <w:nsid w:val="5AB92F2B"/>
     <w:multiLevelType w:val="multilevel"/>
     <w:tmpl w:val="7CB80586"/>
@@ -34986,7 +38426,156 @@
       </w:rPr>
     </w:lvl>
   </w:abstractNum>
-  <w:abstractNum w:abstractNumId="58" w15:restartNumberingAfterBreak="0">
+  <w:abstractNum w:abstractNumId="61" w15:restartNumberingAfterBreak="0">
+    <w:nsid w:val="5C753486"/>
+    <w:multiLevelType w:val="multilevel"/>
+    <w:tmpl w:val="5D944F72"/>
+    <w:lvl w:ilvl="0">
+      <w:start w:val="1"/>
+      <w:numFmt w:val="bullet"/>
+      <w:lvlText w:val=""/>
+      <w:lvlJc w:val="left"/>
+      <w:pPr>
+        <w:tabs>
+          <w:tab w:val="num" w:pos="720"/>
+        </w:tabs>
+        <w:ind w:left="720" w:hanging="360"/>
+      </w:pPr>
+      <w:rPr>
+        <w:rFonts w:ascii="Symbol" w:hAnsi="Symbol" w:hint="default"/>
+        <w:sz w:val="20"/>
+      </w:rPr>
+    </w:lvl>
+    <w:lvl w:ilvl="1" w:tentative="1">
+      <w:start w:val="1"/>
+      <w:numFmt w:val="bullet"/>
+      <w:lvlText w:val="o"/>
+      <w:lvlJc w:val="left"/>
+      <w:pPr>
+        <w:tabs>
+          <w:tab w:val="num" w:pos="1440"/>
+        </w:tabs>
+        <w:ind w:left="1440" w:hanging="360"/>
+      </w:pPr>
+      <w:rPr>
+        <w:rFonts w:ascii="Courier New" w:hAnsi="Courier New" w:hint="default"/>
+        <w:sz w:val="20"/>
+      </w:rPr>
+    </w:lvl>
+    <w:lvl w:ilvl="2" w:tentative="1">
+      <w:start w:val="1"/>
+      <w:numFmt w:val="bullet"/>
+      <w:lvlText w:val=""/>
+      <w:lvlJc w:val="left"/>
+      <w:pPr>
+        <w:tabs>
+          <w:tab w:val="num" w:pos="2160"/>
+        </w:tabs>
+        <w:ind w:left="2160" w:hanging="360"/>
+      </w:pPr>
+      <w:rPr>
+        <w:rFonts w:ascii="Wingdings" w:hAnsi="Wingdings" w:hint="default"/>
+        <w:sz w:val="20"/>
+      </w:rPr>
+    </w:lvl>
+    <w:lvl w:ilvl="3" w:tentative="1">
+      <w:start w:val="1"/>
+      <w:numFmt w:val="bullet"/>
+      <w:lvlText w:val=""/>
+      <w:lvlJc w:val="left"/>
+      <w:pPr>
+        <w:tabs>
+          <w:tab w:val="num" w:pos="2880"/>
+        </w:tabs>
+        <w:ind w:left="2880" w:hanging="360"/>
+      </w:pPr>
+      <w:rPr>
+        <w:rFonts w:ascii="Wingdings" w:hAnsi="Wingdings" w:hint="default"/>
+        <w:sz w:val="20"/>
+      </w:rPr>
+    </w:lvl>
+    <w:lvl w:ilvl="4" w:tentative="1">
+      <w:start w:val="1"/>
+      <w:numFmt w:val="bullet"/>
+      <w:lvlText w:val=""/>
+      <w:lvlJc w:val="left"/>
+      <w:pPr>
+        <w:tabs>
+          <w:tab w:val="num" w:pos="3600"/>
+        </w:tabs>
+        <w:ind w:left="3600" w:hanging="360"/>
+      </w:pPr>
+      <w:rPr>
+        <w:rFonts w:ascii="Wingdings" w:hAnsi="Wingdings" w:hint="default"/>
+        <w:sz w:val="20"/>
+      </w:rPr>
+    </w:lvl>
+    <w:lvl w:ilvl="5" w:tentative="1">
+      <w:start w:val="1"/>
+      <w:numFmt w:val="bullet"/>
+      <w:lvlText w:val=""/>
+      <w:lvlJc w:val="left"/>
+      <w:pPr>
+        <w:tabs>
+          <w:tab w:val="num" w:pos="4320"/>
+        </w:tabs>
+        <w:ind w:left="4320" w:hanging="360"/>
+      </w:pPr>
+      <w:rPr>
+        <w:rFonts w:ascii="Wingdings" w:hAnsi="Wingdings" w:hint="default"/>
+        <w:sz w:val="20"/>
+      </w:rPr>
+    </w:lvl>
+    <w:lvl w:ilvl="6" w:tentative="1">
+      <w:start w:val="1"/>
+      <w:numFmt w:val="bullet"/>
+      <w:lvlText w:val=""/>
+      <w:lvlJc w:val="left"/>
+      <w:pPr>
+        <w:tabs>
+          <w:tab w:val="num" w:pos="5040"/>
+        </w:tabs>
+        <w:ind w:left="5040" w:hanging="360"/>
+      </w:pPr>
+      <w:rPr>
+        <w:rFonts w:ascii="Wingdings" w:hAnsi="Wingdings" w:hint="default"/>
+        <w:sz w:val="20"/>
+      </w:rPr>
+    </w:lvl>
+    <w:lvl w:ilvl="7" w:tentative="1">
+      <w:start w:val="1"/>
+      <w:numFmt w:val="bullet"/>
+      <w:lvlText w:val=""/>
+      <w:lvlJc w:val="left"/>
+      <w:pPr>
+        <w:tabs>
+          <w:tab w:val="num" w:pos="5760"/>
+        </w:tabs>
+        <w:ind w:left="5760" w:hanging="360"/>
+      </w:pPr>
+      <w:rPr>
+        <w:rFonts w:ascii="Wingdings" w:hAnsi="Wingdings" w:hint="default"/>
+        <w:sz w:val="20"/>
+      </w:rPr>
+    </w:lvl>
+    <w:lvl w:ilvl="8" w:tentative="1">
+      <w:start w:val="1"/>
+      <w:numFmt w:val="bullet"/>
+      <w:lvlText w:val=""/>
+      <w:lvlJc w:val="left"/>
+      <w:pPr>
+        <w:tabs>
+          <w:tab w:val="num" w:pos="6480"/>
+        </w:tabs>
+        <w:ind w:left="6480" w:hanging="360"/>
+      </w:pPr>
+      <w:rPr>
+        <w:rFonts w:ascii="Wingdings" w:hAnsi="Wingdings" w:hint="default"/>
+        <w:sz w:val="20"/>
+      </w:rPr>
+    </w:lvl>
+  </w:abstractNum>
+  <w:abstractNum w:abstractNumId="62" w15:restartNumberingAfterBreak="0">
     <w:nsid w:val="5E12188B"/>
     <w:multiLevelType w:val="hybridMultilevel"/>
     <w:tmpl w:val="7374A2B0"/>
@@ -35099,7 +38688,7 @@
       </w:rPr>
     </w:lvl>
   </w:abstractNum>
-  <w:abstractNum w:abstractNumId="59" w15:restartNumberingAfterBreak="0">
+  <w:abstractNum w:abstractNumId="63" w15:restartNumberingAfterBreak="0">
     <w:nsid w:val="5EBC102D"/>
     <w:multiLevelType w:val="hybridMultilevel"/>
     <w:tmpl w:val="65F84774"/>
@@ -35212,7 +38801,7 @@
       </w:rPr>
     </w:lvl>
   </w:abstractNum>
-  <w:abstractNum w:abstractNumId="60" w15:restartNumberingAfterBreak="0">
+  <w:abstractNum w:abstractNumId="64" w15:restartNumberingAfterBreak="0">
     <w:nsid w:val="629D72D8"/>
     <w:multiLevelType w:val="multilevel"/>
     <w:tmpl w:val="BD142EFE"/>
@@ -35357,7 +38946,7 @@
       </w:rPr>
     </w:lvl>
   </w:abstractNum>
-  <w:abstractNum w:abstractNumId="61" w15:restartNumberingAfterBreak="0">
+  <w:abstractNum w:abstractNumId="65" w15:restartNumberingAfterBreak="0">
     <w:nsid w:val="64A43D94"/>
     <w:multiLevelType w:val="multilevel"/>
     <w:tmpl w:val="2116CAA8"/>
@@ -35506,7 +39095,7 @@
       </w:rPr>
     </w:lvl>
   </w:abstractNum>
-  <w:abstractNum w:abstractNumId="62" w15:restartNumberingAfterBreak="0">
+  <w:abstractNum w:abstractNumId="66" w15:restartNumberingAfterBreak="0">
     <w:nsid w:val="650A6A97"/>
     <w:multiLevelType w:val="hybridMultilevel"/>
     <w:tmpl w:val="D4A8DD36"/>
@@ -35619,7 +39208,7 @@
       </w:rPr>
     </w:lvl>
   </w:abstractNum>
-  <w:abstractNum w:abstractNumId="63" w15:restartNumberingAfterBreak="0">
+  <w:abstractNum w:abstractNumId="67" w15:restartNumberingAfterBreak="0">
     <w:nsid w:val="652C18B6"/>
     <w:multiLevelType w:val="multilevel"/>
     <w:tmpl w:val="43BCED24"/>
@@ -35768,7 +39357,7 @@
       </w:rPr>
     </w:lvl>
   </w:abstractNum>
-  <w:abstractNum w:abstractNumId="64" w15:restartNumberingAfterBreak="0">
+  <w:abstractNum w:abstractNumId="68" w15:restartNumberingAfterBreak="0">
     <w:nsid w:val="68222871"/>
     <w:multiLevelType w:val="multilevel"/>
     <w:tmpl w:val="50B25380"/>
@@ -35917,7 +39506,7 @@
       </w:rPr>
     </w:lvl>
   </w:abstractNum>
-  <w:abstractNum w:abstractNumId="65" w15:restartNumberingAfterBreak="0">
+  <w:abstractNum w:abstractNumId="69" w15:restartNumberingAfterBreak="0">
     <w:nsid w:val="689E4E1B"/>
     <w:multiLevelType w:val="multilevel"/>
     <w:tmpl w:val="5E40190A"/>
@@ -36066,7 +39655,120 @@
       </w:rPr>
     </w:lvl>
   </w:abstractNum>
-  <w:abstractNum w:abstractNumId="66" w15:restartNumberingAfterBreak="0">
+  <w:abstractNum w:abstractNumId="70" w15:restartNumberingAfterBreak="0">
+    <w:nsid w:val="68D03DD6"/>
+    <w:multiLevelType w:val="hybridMultilevel"/>
+    <w:tmpl w:val="341C7AC0"/>
+    <w:lvl w:ilvl="0" w:tplc="04090001">
+      <w:start w:val="1"/>
+      <w:numFmt w:val="bullet"/>
+      <w:lvlText w:val=""/>
+      <w:lvlJc w:val="left"/>
+      <w:pPr>
+        <w:ind w:left="720" w:hanging="360"/>
+      </w:pPr>
+      <w:rPr>
+        <w:rFonts w:ascii="Symbol" w:hAnsi="Symbol" w:hint="default"/>
+      </w:rPr>
+    </w:lvl>
+    <w:lvl w:ilvl="1" w:tplc="04090003">
+      <w:start w:val="1"/>
+      <w:numFmt w:val="bullet"/>
+      <w:lvlText w:val="o"/>
+      <w:lvlJc w:val="left"/>
+      <w:pPr>
+        <w:ind w:left="1440" w:hanging="360"/>
+      </w:pPr>
+      <w:rPr>
+        <w:rFonts w:ascii="Courier New" w:hAnsi="Courier New" w:cs="Courier New" w:hint="default"/>
+      </w:rPr>
+    </w:lvl>
+    <w:lvl w:ilvl="2" w:tplc="04090005" w:tentative="1">
+      <w:start w:val="1"/>
+      <w:numFmt w:val="bullet"/>
+      <w:lvlText w:val=""/>
+      <w:lvlJc w:val="left"/>
+      <w:pPr>
+        <w:ind w:left="2160" w:hanging="360"/>
+      </w:pPr>
+      <w:rPr>
+        <w:rFonts w:ascii="Wingdings" w:hAnsi="Wingdings" w:hint="default"/>
+      </w:rPr>
+    </w:lvl>
+    <w:lvl w:ilvl="3" w:tplc="04090001" w:tentative="1">
+      <w:start w:val="1"/>
+      <w:numFmt w:val="bullet"/>
+      <w:lvlText w:val=""/>
+      <w:lvlJc w:val="left"/>
+      <w:pPr>
+        <w:ind w:left="2880" w:hanging="360"/>
+      </w:pPr>
+      <w:rPr>
+        <w:rFonts w:ascii="Symbol" w:hAnsi="Symbol" w:hint="default"/>
+      </w:rPr>
+    </w:lvl>
+    <w:lvl w:ilvl="4" w:tplc="04090003" w:tentative="1">
+      <w:start w:val="1"/>
+      <w:numFmt w:val="bullet"/>
+      <w:lvlText w:val="o"/>
+      <w:lvlJc w:val="left"/>
+      <w:pPr>
+        <w:ind w:left="3600" w:hanging="360"/>
+      </w:pPr>
+      <w:rPr>
+        <w:rFonts w:ascii="Courier New" w:hAnsi="Courier New" w:cs="Courier New" w:hint="default"/>
+      </w:rPr>
+    </w:lvl>
+    <w:lvl w:ilvl="5" w:tplc="04090005" w:tentative="1">
+      <w:start w:val="1"/>
+      <w:numFmt w:val="bullet"/>
+      <w:lvlText w:val=""/>
+      <w:lvlJc w:val="left"/>
+      <w:pPr>
+        <w:ind w:left="4320" w:hanging="360"/>
+      </w:pPr>
+      <w:rPr>
+        <w:rFonts w:ascii="Wingdings" w:hAnsi="Wingdings" w:hint="default"/>
+      </w:rPr>
+    </w:lvl>
+    <w:lvl w:ilvl="6" w:tplc="04090001" w:tentative="1">
+      <w:start w:val="1"/>
+      <w:numFmt w:val="bullet"/>
+      <w:lvlText w:val=""/>
+      <w:lvlJc w:val="left"/>
+      <w:pPr>
+        <w:ind w:left="5040" w:hanging="360"/>
+      </w:pPr>
+      <w:rPr>
+        <w:rFonts w:ascii="Symbol" w:hAnsi="Symbol" w:hint="default"/>
+      </w:rPr>
+    </w:lvl>
+    <w:lvl w:ilvl="7" w:tplc="04090003" w:tentative="1">
+      <w:start w:val="1"/>
+      <w:numFmt w:val="bullet"/>
+      <w:lvlText w:val="o"/>
+      <w:lvlJc w:val="left"/>
+      <w:pPr>
+        <w:ind w:left="5760" w:hanging="360"/>
+      </w:pPr>
+      <w:rPr>
+        <w:rFonts w:ascii="Courier New" w:hAnsi="Courier New" w:cs="Courier New" w:hint="default"/>
+      </w:rPr>
+    </w:lvl>
+    <w:lvl w:ilvl="8" w:tplc="04090005" w:tentative="1">
+      <w:start w:val="1"/>
+      <w:numFmt w:val="bullet"/>
+      <w:lvlText w:val=""/>
+      <w:lvlJc w:val="left"/>
+      <w:pPr>
+        <w:ind w:left="6480" w:hanging="360"/>
+      </w:pPr>
+      <w:rPr>
+        <w:rFonts w:ascii="Wingdings" w:hAnsi="Wingdings" w:hint="default"/>
+      </w:rPr>
+    </w:lvl>
+  </w:abstractNum>
+  <w:abstractNum w:abstractNumId="71" w15:restartNumberingAfterBreak="0">
     <w:nsid w:val="6C350E1F"/>
     <w:multiLevelType w:val="hybridMultilevel"/>
     <w:tmpl w:val="F93409C2"/>
@@ -36179,7 +39881,7 @@
       </w:rPr>
     </w:lvl>
   </w:abstractNum>
-  <w:abstractNum w:abstractNumId="67" w15:restartNumberingAfterBreak="0">
+  <w:abstractNum w:abstractNumId="72" w15:restartNumberingAfterBreak="0">
     <w:nsid w:val="6C5252D6"/>
     <w:multiLevelType w:val="hybridMultilevel"/>
     <w:tmpl w:val="3E78D6C0"/>
@@ -36292,7 +39994,7 @@
       </w:rPr>
     </w:lvl>
   </w:abstractNum>
-  <w:abstractNum w:abstractNumId="68" w15:restartNumberingAfterBreak="0">
+  <w:abstractNum w:abstractNumId="73" w15:restartNumberingAfterBreak="0">
     <w:nsid w:val="6CD45672"/>
     <w:multiLevelType w:val="multilevel"/>
     <w:tmpl w:val="4F26EAF8"/>
@@ -36441,7 +40143,7 @@
       </w:rPr>
     </w:lvl>
   </w:abstractNum>
-  <w:abstractNum w:abstractNumId="69" w15:restartNumberingAfterBreak="0">
+  <w:abstractNum w:abstractNumId="74" w15:restartNumberingAfterBreak="0">
     <w:nsid w:val="6FE43CEA"/>
     <w:multiLevelType w:val="hybridMultilevel"/>
     <w:tmpl w:val="334A1A9A"/>
@@ -36554,7 +40256,7 @@
       </w:rPr>
     </w:lvl>
   </w:abstractNum>
-  <w:abstractNum w:abstractNumId="70" w15:restartNumberingAfterBreak="0">
+  <w:abstractNum w:abstractNumId="75" w15:restartNumberingAfterBreak="0">
     <w:nsid w:val="718129BB"/>
     <w:multiLevelType w:val="hybridMultilevel"/>
     <w:tmpl w:val="6944E590"/>
@@ -36667,7 +40369,7 @@
       </w:rPr>
     </w:lvl>
   </w:abstractNum>
-  <w:abstractNum w:abstractNumId="71" w15:restartNumberingAfterBreak="0">
+  <w:abstractNum w:abstractNumId="76" w15:restartNumberingAfterBreak="0">
     <w:nsid w:val="736F35D4"/>
     <w:multiLevelType w:val="multilevel"/>
     <w:tmpl w:val="747A0C48"/>
@@ -36816,7 +40518,7 @@
       </w:rPr>
     </w:lvl>
   </w:abstractNum>
-  <w:abstractNum w:abstractNumId="72" w15:restartNumberingAfterBreak="0">
+  <w:abstractNum w:abstractNumId="77" w15:restartNumberingAfterBreak="0">
     <w:nsid w:val="73B65D2C"/>
     <w:multiLevelType w:val="hybridMultilevel"/>
     <w:tmpl w:val="7210463A"/>
@@ -36929,7 +40631,7 @@
       </w:rPr>
     </w:lvl>
   </w:abstractNum>
-  <w:abstractNum w:abstractNumId="73" w15:restartNumberingAfterBreak="0">
+  <w:abstractNum w:abstractNumId="78" w15:restartNumberingAfterBreak="0">
     <w:nsid w:val="73BD72E7"/>
     <w:multiLevelType w:val="multilevel"/>
     <w:tmpl w:val="B504CD60"/>
@@ -37078,7 +40780,7 @@
       </w:rPr>
     </w:lvl>
   </w:abstractNum>
-  <w:abstractNum w:abstractNumId="74" w15:restartNumberingAfterBreak="0">
+  <w:abstractNum w:abstractNumId="79" w15:restartNumberingAfterBreak="0">
     <w:nsid w:val="74CE8C27"/>
     <w:multiLevelType w:val="hybridMultilevel"/>
     <w:tmpl w:val="FFFFFFFF"/>
@@ -37129,7 +40831,7 @@
       <w:lvlJc w:val="left"/>
     </w:lvl>
   </w:abstractNum>
-  <w:abstractNum w:abstractNumId="75" w15:restartNumberingAfterBreak="0">
+  <w:abstractNum w:abstractNumId="80" w15:restartNumberingAfterBreak="0">
     <w:nsid w:val="75B5726C"/>
     <w:multiLevelType w:val="multilevel"/>
     <w:tmpl w:val="F6F474CE"/>
@@ -37278,7 +40980,7 @@
       </w:rPr>
     </w:lvl>
   </w:abstractNum>
-  <w:abstractNum w:abstractNumId="76" w15:restartNumberingAfterBreak="0">
+  <w:abstractNum w:abstractNumId="81" w15:restartNumberingAfterBreak="0">
     <w:nsid w:val="76881D59"/>
     <w:multiLevelType w:val="multilevel"/>
     <w:tmpl w:val="2D6266AC"/>
@@ -37427,7 +41129,7 @@
       </w:rPr>
     </w:lvl>
   </w:abstractNum>
-  <w:abstractNum w:abstractNumId="77" w15:restartNumberingAfterBreak="0">
+  <w:abstractNum w:abstractNumId="82" w15:restartNumberingAfterBreak="0">
     <w:nsid w:val="79A45FF7"/>
     <w:multiLevelType w:val="multilevel"/>
     <w:tmpl w:val="9140BEC4"/>
@@ -37576,7 +41278,7 @@
       </w:rPr>
     </w:lvl>
   </w:abstractNum>
-  <w:abstractNum w:abstractNumId="78" w15:restartNumberingAfterBreak="0">
+  <w:abstractNum w:abstractNumId="83" w15:restartNumberingAfterBreak="0">
     <w:nsid w:val="7BC34A3D"/>
     <w:multiLevelType w:val="multilevel"/>
     <w:tmpl w:val="801C421A"/>
@@ -37725,7 +41427,7 @@
       </w:rPr>
     </w:lvl>
   </w:abstractNum>
-  <w:abstractNum w:abstractNumId="79" w15:restartNumberingAfterBreak="0">
+  <w:abstractNum w:abstractNumId="84" w15:restartNumberingAfterBreak="0">
     <w:nsid w:val="7D130C24"/>
     <w:multiLevelType w:val="hybridMultilevel"/>
     <w:tmpl w:val="FFFFFFFF"/>
@@ -37776,7 +41478,7 @@
       <w:lvlJc w:val="left"/>
     </w:lvl>
   </w:abstractNum>
-  <w:abstractNum w:abstractNumId="80" w15:restartNumberingAfterBreak="0">
+  <w:abstractNum w:abstractNumId="85" w15:restartNumberingAfterBreak="0">
     <w:nsid w:val="7D783F53"/>
     <w:multiLevelType w:val="multilevel"/>
     <w:tmpl w:val="3822DFE4"/>
@@ -37932,19 +41634,19 @@
     <w:abstractNumId w:val="1"/>
   </w:num>
   <w:num w:numId="3" w16cid:durableId="430929122">
-    <w:abstractNumId w:val="74"/>
+    <w:abstractNumId w:val="79"/>
   </w:num>
   <w:num w:numId="4" w16cid:durableId="196352041">
     <w:abstractNumId w:val="11"/>
   </w:num>
   <w:num w:numId="5" w16cid:durableId="561722466">
-    <w:abstractNumId w:val="44"/>
+    <w:abstractNumId w:val="45"/>
   </w:num>
   <w:num w:numId="6" w16cid:durableId="786629000">
     <w:abstractNumId w:val="0"/>
   </w:num>
   <w:num w:numId="7" w16cid:durableId="1304964866">
-    <w:abstractNumId w:val="73"/>
+    <w:abstractNumId w:val="78"/>
   </w:num>
   <w:num w:numId="8" w16cid:durableId="1042441140">
     <w:abstractNumId w:val="30"/>
@@ -37974,37 +41676,37 @@
     <w:abstractNumId w:val="8"/>
   </w:num>
   <w:num w:numId="17" w16cid:durableId="1410887590">
-    <w:abstractNumId w:val="70"/>
+    <w:abstractNumId w:val="75"/>
   </w:num>
   <w:num w:numId="18" w16cid:durableId="1452937763">
-    <w:abstractNumId w:val="72"/>
+    <w:abstractNumId w:val="77"/>
   </w:num>
   <w:num w:numId="19" w16cid:durableId="1195731079">
-    <w:abstractNumId w:val="58"/>
+    <w:abstractNumId w:val="62"/>
   </w:num>
   <w:num w:numId="20" w16cid:durableId="2018262986">
-    <w:abstractNumId w:val="55"/>
+    <w:abstractNumId w:val="57"/>
   </w:num>
   <w:num w:numId="21" w16cid:durableId="447509763">
     <w:abstractNumId w:val="20"/>
   </w:num>
   <w:num w:numId="22" w16cid:durableId="2016418272">
+    <w:abstractNumId w:val="50"/>
+  </w:num>
+  <w:num w:numId="23" w16cid:durableId="1111314379">
     <w:abstractNumId w:val="49"/>
   </w:num>
-  <w:num w:numId="23" w16cid:durableId="1111314379">
-    <w:abstractNumId w:val="48"/>
-  </w:num>
   <w:num w:numId="24" w16cid:durableId="1424254972">
-    <w:abstractNumId w:val="64"/>
+    <w:abstractNumId w:val="68"/>
   </w:num>
   <w:num w:numId="25" w16cid:durableId="932594481">
-    <w:abstractNumId w:val="46"/>
+    <w:abstractNumId w:val="47"/>
   </w:num>
   <w:num w:numId="26" w16cid:durableId="1423650795">
-    <w:abstractNumId w:val="80"/>
+    <w:abstractNumId w:val="85"/>
   </w:num>
   <w:num w:numId="27" w16cid:durableId="829909529">
-    <w:abstractNumId w:val="75"/>
+    <w:abstractNumId w:val="80"/>
   </w:num>
   <w:num w:numId="28" w16cid:durableId="805660370">
     <w:abstractNumId w:val="12"/>
@@ -38013,49 +41715,49 @@
     <w:abstractNumId w:val="36"/>
   </w:num>
   <w:num w:numId="30" w16cid:durableId="2043167225">
-    <w:abstractNumId w:val="65"/>
+    <w:abstractNumId w:val="69"/>
   </w:num>
   <w:num w:numId="31" w16cid:durableId="1319963901">
-    <w:abstractNumId w:val="62"/>
+    <w:abstractNumId w:val="66"/>
   </w:num>
   <w:num w:numId="32" w16cid:durableId="186258823">
-    <w:abstractNumId w:val="51"/>
+    <w:abstractNumId w:val="52"/>
   </w:num>
   <w:num w:numId="33" w16cid:durableId="28529486">
-    <w:abstractNumId w:val="56"/>
+    <w:abstractNumId w:val="58"/>
   </w:num>
   <w:num w:numId="34" w16cid:durableId="1007176542">
-    <w:abstractNumId w:val="43"/>
+    <w:abstractNumId w:val="44"/>
   </w:num>
   <w:num w:numId="35" w16cid:durableId="332730701">
     <w:abstractNumId w:val="29"/>
   </w:num>
   <w:num w:numId="36" w16cid:durableId="1942300252">
-    <w:abstractNumId w:val="50"/>
+    <w:abstractNumId w:val="51"/>
   </w:num>
   <w:num w:numId="37" w16cid:durableId="1459832691">
-    <w:abstractNumId w:val="45"/>
+    <w:abstractNumId w:val="46"/>
   </w:num>
   <w:num w:numId="38" w16cid:durableId="485322947">
     <w:abstractNumId w:val="18"/>
   </w:num>
   <w:num w:numId="39" w16cid:durableId="628584928">
-    <w:abstractNumId w:val="47"/>
+    <w:abstractNumId w:val="48"/>
   </w:num>
   <w:num w:numId="40" w16cid:durableId="1634678357">
-    <w:abstractNumId w:val="68"/>
+    <w:abstractNumId w:val="73"/>
   </w:num>
   <w:num w:numId="41" w16cid:durableId="1193882282">
     <w:abstractNumId w:val="13"/>
   </w:num>
   <w:num w:numId="42" w16cid:durableId="196089670">
-    <w:abstractNumId w:val="53"/>
+    <w:abstractNumId w:val="55"/>
   </w:num>
   <w:num w:numId="43" w16cid:durableId="1347747891">
     <w:abstractNumId w:val="16"/>
   </w:num>
   <w:num w:numId="44" w16cid:durableId="1429736574">
-    <w:abstractNumId w:val="60"/>
+    <w:abstractNumId w:val="64"/>
   </w:num>
   <w:num w:numId="45" w16cid:durableId="1638947733">
     <w:abstractNumId w:val="23"/>
@@ -38067,13 +41769,13 @@
     <w:abstractNumId w:val="22"/>
   </w:num>
   <w:num w:numId="48" w16cid:durableId="2042974359">
-    <w:abstractNumId w:val="67"/>
+    <w:abstractNumId w:val="72"/>
   </w:num>
   <w:num w:numId="49" w16cid:durableId="930897845">
-    <w:abstractNumId w:val="66"/>
+    <w:abstractNumId w:val="71"/>
   </w:num>
   <w:num w:numId="50" w16cid:durableId="447435227">
-    <w:abstractNumId w:val="79"/>
+    <w:abstractNumId w:val="84"/>
   </w:num>
   <w:num w:numId="51" w16cid:durableId="257253072">
     <w:abstractNumId w:val="4"/>
@@ -38082,7 +41784,7 @@
     <w:abstractNumId w:val="2"/>
   </w:num>
   <w:num w:numId="53" w16cid:durableId="369888138">
-    <w:abstractNumId w:val="59"/>
+    <w:abstractNumId w:val="63"/>
   </w:num>
   <w:num w:numId="54" w16cid:durableId="42676421">
     <w:abstractNumId w:val="37"/>
@@ -38094,43 +41796,43 @@
     <w:abstractNumId w:val="28"/>
   </w:num>
   <w:num w:numId="57" w16cid:durableId="1799176428">
-    <w:abstractNumId w:val="69"/>
+    <w:abstractNumId w:val="74"/>
   </w:num>
   <w:num w:numId="58" w16cid:durableId="200290829">
-    <w:abstractNumId w:val="52"/>
+    <w:abstractNumId w:val="54"/>
   </w:num>
   <w:num w:numId="59" w16cid:durableId="750351142">
     <w:abstractNumId w:val="32"/>
   </w:num>
   <w:num w:numId="60" w16cid:durableId="1373193763">
-    <w:abstractNumId w:val="54"/>
+    <w:abstractNumId w:val="56"/>
   </w:num>
   <w:num w:numId="61" w16cid:durableId="749041200">
-    <w:abstractNumId w:val="78"/>
+    <w:abstractNumId w:val="83"/>
   </w:num>
   <w:num w:numId="62" w16cid:durableId="541553252">
-    <w:abstractNumId w:val="61"/>
+    <w:abstractNumId w:val="65"/>
   </w:num>
   <w:num w:numId="63" w16cid:durableId="1673071472">
     <w:abstractNumId w:val="42"/>
   </w:num>
   <w:num w:numId="64" w16cid:durableId="1963264246">
-    <w:abstractNumId w:val="77"/>
+    <w:abstractNumId w:val="82"/>
   </w:num>
   <w:num w:numId="65" w16cid:durableId="57898228">
     <w:abstractNumId w:val="7"/>
   </w:num>
   <w:num w:numId="66" w16cid:durableId="1042706635">
-    <w:abstractNumId w:val="71"/>
+    <w:abstractNumId w:val="76"/>
   </w:num>
   <w:num w:numId="67" w16cid:durableId="510949156">
-    <w:abstractNumId w:val="63"/>
+    <w:abstractNumId w:val="67"/>
   </w:num>
   <w:num w:numId="68" w16cid:durableId="1158034787">
     <w:abstractNumId w:val="14"/>
   </w:num>
   <w:num w:numId="69" w16cid:durableId="539248771">
-    <w:abstractNumId w:val="57"/>
+    <w:abstractNumId w:val="60"/>
   </w:num>
   <w:num w:numId="70" w16cid:durableId="317927421">
     <w:abstractNumId w:val="10"/>
@@ -38154,7 +41856,7 @@
     <w:abstractNumId w:val="31"/>
   </w:num>
   <w:num w:numId="77" w16cid:durableId="362748863">
-    <w:abstractNumId w:val="76"/>
+    <w:abstractNumId w:val="81"/>
   </w:num>
   <w:num w:numId="78" w16cid:durableId="1317148182">
     <w:abstractNumId w:val="38"/>
@@ -38167,6 +41869,21 @@
   </w:num>
   <w:num w:numId="81" w16cid:durableId="348877709">
     <w:abstractNumId w:val="27"/>
+  </w:num>
+  <w:num w:numId="82" w16cid:durableId="544485363">
+    <w:abstractNumId w:val="61"/>
+  </w:num>
+  <w:num w:numId="83" w16cid:durableId="969088780">
+    <w:abstractNumId w:val="43"/>
+  </w:num>
+  <w:num w:numId="84" w16cid:durableId="79180410">
+    <w:abstractNumId w:val="53"/>
+  </w:num>
+  <w:num w:numId="85" w16cid:durableId="895555157">
+    <w:abstractNumId w:val="59"/>
+  </w:num>
+  <w:num w:numId="86" w16cid:durableId="617565691">
+    <w:abstractNumId w:val="70"/>
   </w:num>
 </w:numbering>
 </file>
@@ -39399,13 +43116,16 @@
     <w:rsid w:val="000962B5"/>
     <w:rsid w:val="001A5D21"/>
     <w:rsid w:val="002F0F39"/>
+    <w:rsid w:val="00317B2A"/>
     <w:rsid w:val="003B5D62"/>
     <w:rsid w:val="003C1A44"/>
     <w:rsid w:val="00453938"/>
+    <w:rsid w:val="00587822"/>
     <w:rsid w:val="00A909C5"/>
     <w:rsid w:val="00B771AC"/>
     <w:rsid w:val="00C22AB3"/>
     <w:rsid w:val="00E46351"/>
+    <w:rsid w:val="00E96323"/>
   </w:rsids>
   <m:mathPr>
     <m:mathFont m:val="Cambria Math"/>

--- a/docs/BT_CW_15764609.docx
+++ b/docs/BT_CW_15764609.docx
@@ -2273,67 +2273,26 @@
     </w:p>
     <w:p>
       <w:pPr>
-        <w:rPr>
-          <w:rFonts w:asciiTheme="majorHAnsi" w:eastAsiaTheme="majorEastAsia" w:hAnsiTheme="majorHAnsi" w:cstheme="majorBidi"/>
-          <w:color w:val="0F4761" w:themeColor="accent1" w:themeShade="BF"/>
-          <w:sz w:val="40"/>
-          <w:szCs w:val="40"/>
-        </w:rPr>
+        <w:pStyle w:val="Heading1"/>
       </w:pPr>
       <w:r>
         <w:lastRenderedPageBreak/>
-        <w:br w:type="page"/>
-      </w:r>
-    </w:p>
-    <w:p>
-      <w:pPr>
-        <w:pStyle w:val="Heading1"/>
-      </w:pPr>
-      <w:bookmarkStart w:id="15" w:name="_Toc214293388"/>
-      <w:r>
-        <w:lastRenderedPageBreak/>
-        <w:t xml:space="preserve">Task </w:t>
-      </w:r>
-      <w:r>
-        <w:t>1</w:t>
-      </w:r>
-      <w:r>
-        <w:t xml:space="preserve">: </w:t>
-      </w:r>
-      <w:r>
-        <w:t>In-Degree Distribution Analysis using Apache Hadoop and Apache Spark</w:t>
-      </w:r>
-      <w:bookmarkEnd w:id="15"/>
-    </w:p>
-    <w:p>
-      <w:pPr>
-        <w:rPr>
-          <w:b/>
-          <w:bCs/>
-          <w:i/>
-          <w:iCs/>
-          <w:u w:val="single"/>
-        </w:rPr>
-      </w:pPr>
-      <w:r>
-        <w:rPr>
-          <w:b/>
-          <w:bCs/>
-          <w:i/>
-          <w:iCs/>
-          <w:u w:val="single"/>
-        </w:rPr>
-        <w:br/>
-      </w:r>
-      <w:r>
-        <w:rPr>
-          <w:b/>
-          <w:bCs/>
-          <w:i/>
-          <w:iCs/>
-          <w:u w:val="single"/>
-        </w:rPr>
-        <w:t>Before run experiment</w:t>
+        <w:t>Part 1: Implementation and Performance Comparison</w:t>
+      </w:r>
+    </w:p>
+    <w:p>
+      <w:pPr>
+        <w:pStyle w:val="ListParagraph"/>
+        <w:numPr>
+          <w:ilvl w:val="0"/>
+          <w:numId w:val="88"/>
+        </w:numPr>
+      </w:pPr>
+      <w:r>
+        <w:t>Implement in-degree distribution computation</w:t>
+      </w:r>
+      <w:r>
+        <w:t xml:space="preserve"> and Run Experiments.</w:t>
       </w:r>
     </w:p>
     <w:p>
@@ -2355,7 +2314,7 @@
           <w:noProof/>
         </w:rPr>
         <w:drawing>
-          <wp:anchor distT="0" distB="0" distL="114300" distR="114300" simplePos="0" relativeHeight="251672576" behindDoc="1" locked="0" layoutInCell="1" allowOverlap="1" wp14:anchorId="7CF29EC3" wp14:editId="61D41F02">
+          <wp:anchor distT="0" distB="0" distL="114300" distR="114300" simplePos="0" relativeHeight="251672576" behindDoc="1" locked="0" layoutInCell="1" allowOverlap="1" wp14:anchorId="7CF29EC3" wp14:editId="510E409F">
             <wp:simplePos x="0" y="0"/>
             <wp:positionH relativeFrom="column">
               <wp:posOffset>47625</wp:posOffset>
@@ -2418,19 +2377,7 @@
     </w:p>
     <w:p/>
     <w:p>
-      <w:pPr>
-        <w:rPr>
-          <w:b/>
-          <w:bCs/>
-          <w:u w:val="single"/>
-        </w:rPr>
-      </w:pPr>
-      <w:r>
-        <w:rPr>
-          <w:b/>
-          <w:bCs/>
-          <w:u w:val="single"/>
-        </w:rPr>
+      <w:r>
         <w:t>Running/Finished applications</w:t>
       </w:r>
     </w:p>
@@ -3029,21 +2976,12 @@
         </w:rPr>
       </w:pPr>
     </w:p>
-    <w:p>
-      <w:r>
-        <w:t>During Experiment</w:t>
-      </w:r>
-    </w:p>
+    <w:p/>
+    <w:p/>
     <w:p>
       <w:r>
         <w:lastRenderedPageBreak/>
-        <w:t>Spark Jobs (</w:t>
-      </w:r>
-      <w:r>
-        <w:t>http://localhost:4040/</w:t>
-      </w:r>
-      <w:r>
-        <w:t>)</w:t>
+        <w:t>Spark Jobs (http://localhost:4040/)</w:t>
       </w:r>
       <w:r>
         <w:br/>
@@ -3331,33 +3269,72 @@
       </w:pPr>
     </w:p>
     <w:p/>
-    <w:p>
-      <w:r>
-        <w:t>Performance Metrics Comparison</w:t>
-      </w:r>
-      <w:r>
-        <w:t xml:space="preserve"> for </w:t>
+    <w:p/>
+    <w:p>
+      <w:pPr>
+        <w:pStyle w:val="ListParagraph"/>
+        <w:numPr>
+          <w:ilvl w:val="0"/>
+          <w:numId w:val="88"/>
+        </w:numPr>
+      </w:pPr>
+      <w:r>
+        <w:lastRenderedPageBreak/>
+        <w:t>Record</w:t>
+      </w:r>
+      <w:r>
+        <w:t xml:space="preserve">, </w:t>
+      </w:r>
+      <w:r>
+        <w:t>Analysis</w:t>
+      </w:r>
+      <w:r>
+        <w:t xml:space="preserve"> and Comparison</w:t>
+      </w:r>
+    </w:p>
+    <w:p>
+      <w:pPr>
+        <w:rPr>
+          <w:u w:val="single"/>
+        </w:rPr>
+      </w:pPr>
+      <w:r>
+        <w:rPr>
+          <w:u w:val="single"/>
+        </w:rPr>
+        <w:t xml:space="preserve">Performance Metrics Comparison for </w:t>
       </w:r>
       <w:proofErr w:type="gramStart"/>
       <w:r>
+        <w:rPr>
+          <w:u w:val="single"/>
+        </w:rPr>
         <w:t>soc</w:t>
       </w:r>
       <w:proofErr w:type="gramEnd"/>
       <w:r>
+        <w:rPr>
+          <w:u w:val="single"/>
+        </w:rPr>
         <w:t>-</w:t>
       </w:r>
       <w:proofErr w:type="spellStart"/>
       <w:r>
+        <w:rPr>
+          <w:u w:val="single"/>
+        </w:rPr>
         <w:t>Pokec</w:t>
       </w:r>
       <w:proofErr w:type="spellEnd"/>
       <w:r>
+        <w:rPr>
+          <w:u w:val="single"/>
+        </w:rPr>
         <w:t xml:space="preserve"> dataset</w:t>
       </w:r>
     </w:p>
     <w:p>
       <w:r>
-        <w:lastRenderedPageBreak/>
         <w:t>Execution Time Analysis</w:t>
       </w:r>
     </w:p>
@@ -7056,18 +7033,103 @@
       <w:pPr>
         <w:spacing w:after="0"/>
       </w:pPr>
-      <w:r>
-        <w:t>Performance Metrics Comparison</w:t>
-      </w:r>
-      <w:r>
-        <w:t xml:space="preserve"> for email-</w:t>
+    </w:p>
+    <w:p>
+      <w:pPr>
+        <w:spacing w:after="0"/>
+      </w:pPr>
+    </w:p>
+    <w:p>
+      <w:pPr>
+        <w:spacing w:after="0"/>
+      </w:pPr>
+    </w:p>
+    <w:p>
+      <w:pPr>
+        <w:spacing w:after="0"/>
+      </w:pPr>
+    </w:p>
+    <w:p>
+      <w:pPr>
+        <w:spacing w:after="0"/>
+      </w:pPr>
+    </w:p>
+    <w:p>
+      <w:pPr>
+        <w:spacing w:after="0"/>
+      </w:pPr>
+    </w:p>
+    <w:p>
+      <w:pPr>
+        <w:spacing w:after="0"/>
+      </w:pPr>
+    </w:p>
+    <w:p>
+      <w:pPr>
+        <w:spacing w:after="0"/>
+      </w:pPr>
+    </w:p>
+    <w:p>
+      <w:pPr>
+        <w:spacing w:after="0"/>
+      </w:pPr>
+    </w:p>
+    <w:p>
+      <w:pPr>
+        <w:spacing w:after="0"/>
+      </w:pPr>
+    </w:p>
+    <w:p>
+      <w:pPr>
+        <w:spacing w:after="0"/>
+      </w:pPr>
+    </w:p>
+    <w:p>
+      <w:pPr>
+        <w:spacing w:after="0"/>
+      </w:pPr>
+    </w:p>
+    <w:p>
+      <w:pPr>
+        <w:spacing w:after="0"/>
+      </w:pPr>
+    </w:p>
+    <w:p>
+      <w:pPr>
+        <w:spacing w:after="0"/>
+      </w:pPr>
+    </w:p>
+    <w:p>
+      <w:pPr>
+        <w:spacing w:after="0"/>
+      </w:pPr>
+    </w:p>
+    <w:p>
+      <w:pPr>
+        <w:spacing w:after="0"/>
+        <w:rPr>
+          <w:u w:val="single"/>
+        </w:rPr>
+      </w:pPr>
+      <w:r>
+        <w:rPr>
+          <w:u w:val="single"/>
+        </w:rPr>
+        <w:lastRenderedPageBreak/>
+        <w:t>Performance Metrics Comparison for email-</w:t>
       </w:r>
       <w:proofErr w:type="spellStart"/>
       <w:r>
+        <w:rPr>
+          <w:u w:val="single"/>
+        </w:rPr>
         <w:t>EuAll</w:t>
       </w:r>
       <w:proofErr w:type="spellEnd"/>
       <w:r>
+        <w:rPr>
+          <w:u w:val="single"/>
+        </w:rPr>
         <w:t xml:space="preserve"> dataset</w:t>
       </w:r>
     </w:p>
@@ -7081,7 +7143,6 @@
         <w:spacing w:after="0"/>
       </w:pPr>
       <w:r>
-        <w:lastRenderedPageBreak/>
         <w:t>Execution Time Analysis</w:t>
       </w:r>
     </w:p>
@@ -10110,19 +10171,19 @@
     <w:tbl>
       <w:tblPr>
         <w:tblStyle w:val="TableGrid"/>
-        <w:tblW w:w="0" w:type="auto"/>
+        <w:tblW w:w="10345" w:type="dxa"/>
         <w:tblLook w:val="04A0" w:firstRow="1" w:lastRow="0" w:firstColumn="1" w:lastColumn="0" w:noHBand="0" w:noVBand="1"/>
       </w:tblPr>
       <w:tblGrid>
         <w:gridCol w:w="1730"/>
-        <w:gridCol w:w="2740"/>
-        <w:gridCol w:w="2970"/>
-        <w:gridCol w:w="2450"/>
+        <w:gridCol w:w="2855"/>
+        <w:gridCol w:w="3060"/>
+        <w:gridCol w:w="2700"/>
       </w:tblGrid>
       <w:tr>
         <w:tc>
           <w:tcPr>
-            <w:tcW w:w="0" w:type="auto"/>
+            <w:tcW w:w="1730" w:type="dxa"/>
             <w:hideMark/>
           </w:tcPr>
           <w:p>
@@ -10144,7 +10205,7 @@
         </w:tc>
         <w:tc>
           <w:tcPr>
-            <w:tcW w:w="0" w:type="auto"/>
+            <w:tcW w:w="2855" w:type="dxa"/>
             <w:hideMark/>
           </w:tcPr>
           <w:p>
@@ -10166,7 +10227,7 @@
         </w:tc>
         <w:tc>
           <w:tcPr>
-            <w:tcW w:w="0" w:type="auto"/>
+            <w:tcW w:w="3060" w:type="dxa"/>
             <w:hideMark/>
           </w:tcPr>
           <w:p>
@@ -10188,7 +10249,7 @@
         </w:tc>
         <w:tc>
           <w:tcPr>
-            <w:tcW w:w="0" w:type="auto"/>
+            <w:tcW w:w="2700" w:type="dxa"/>
             <w:hideMark/>
           </w:tcPr>
           <w:p>
@@ -10212,7 +10273,7 @@
       <w:tr>
         <w:tc>
           <w:tcPr>
-            <w:tcW w:w="0" w:type="auto"/>
+            <w:tcW w:w="1730" w:type="dxa"/>
             <w:hideMark/>
           </w:tcPr>
           <w:p>
@@ -10234,7 +10295,7 @@
         </w:tc>
         <w:tc>
           <w:tcPr>
-            <w:tcW w:w="0" w:type="auto"/>
+            <w:tcW w:w="2855" w:type="dxa"/>
             <w:hideMark/>
           </w:tcPr>
           <w:p>
@@ -10256,7 +10317,7 @@
         </w:tc>
         <w:tc>
           <w:tcPr>
-            <w:tcW w:w="0" w:type="auto"/>
+            <w:tcW w:w="3060" w:type="dxa"/>
             <w:hideMark/>
           </w:tcPr>
           <w:p>
@@ -10278,7 +10339,7 @@
         </w:tc>
         <w:tc>
           <w:tcPr>
-            <w:tcW w:w="0" w:type="auto"/>
+            <w:tcW w:w="2700" w:type="dxa"/>
             <w:hideMark/>
           </w:tcPr>
           <w:p>
@@ -10302,7 +10363,7 @@
       <w:tr>
         <w:tc>
           <w:tcPr>
-            <w:tcW w:w="0" w:type="auto"/>
+            <w:tcW w:w="1730" w:type="dxa"/>
             <w:hideMark/>
           </w:tcPr>
           <w:p>
@@ -10324,7 +10385,7 @@
         </w:tc>
         <w:tc>
           <w:tcPr>
-            <w:tcW w:w="0" w:type="auto"/>
+            <w:tcW w:w="2855" w:type="dxa"/>
             <w:hideMark/>
           </w:tcPr>
           <w:p>
@@ -10346,7 +10407,7 @@
         </w:tc>
         <w:tc>
           <w:tcPr>
-            <w:tcW w:w="0" w:type="auto"/>
+            <w:tcW w:w="3060" w:type="dxa"/>
             <w:hideMark/>
           </w:tcPr>
           <w:p>
@@ -10368,7 +10429,7 @@
         </w:tc>
         <w:tc>
           <w:tcPr>
-            <w:tcW w:w="0" w:type="auto"/>
+            <w:tcW w:w="2700" w:type="dxa"/>
             <w:hideMark/>
           </w:tcPr>
           <w:p>
@@ -10392,7 +10453,7 @@
       <w:tr>
         <w:tc>
           <w:tcPr>
-            <w:tcW w:w="0" w:type="auto"/>
+            <w:tcW w:w="1730" w:type="dxa"/>
             <w:hideMark/>
           </w:tcPr>
           <w:p>
@@ -10414,7 +10475,7 @@
         </w:tc>
         <w:tc>
           <w:tcPr>
-            <w:tcW w:w="0" w:type="auto"/>
+            <w:tcW w:w="2855" w:type="dxa"/>
             <w:hideMark/>
           </w:tcPr>
           <w:p>
@@ -10436,7 +10497,7 @@
         </w:tc>
         <w:tc>
           <w:tcPr>
-            <w:tcW w:w="0" w:type="auto"/>
+            <w:tcW w:w="3060" w:type="dxa"/>
             <w:hideMark/>
           </w:tcPr>
           <w:p>
@@ -10458,7 +10519,7 @@
         </w:tc>
         <w:tc>
           <w:tcPr>
-            <w:tcW w:w="0" w:type="auto"/>
+            <w:tcW w:w="2700" w:type="dxa"/>
             <w:hideMark/>
           </w:tcPr>
           <w:p>
@@ -10482,7 +10543,7 @@
       <w:tr>
         <w:tc>
           <w:tcPr>
-            <w:tcW w:w="0" w:type="auto"/>
+            <w:tcW w:w="1730" w:type="dxa"/>
             <w:hideMark/>
           </w:tcPr>
           <w:p>
@@ -10504,7 +10565,7 @@
         </w:tc>
         <w:tc>
           <w:tcPr>
-            <w:tcW w:w="0" w:type="auto"/>
+            <w:tcW w:w="2855" w:type="dxa"/>
             <w:hideMark/>
           </w:tcPr>
           <w:p>
@@ -10526,7 +10587,7 @@
         </w:tc>
         <w:tc>
           <w:tcPr>
-            <w:tcW w:w="0" w:type="auto"/>
+            <w:tcW w:w="3060" w:type="dxa"/>
             <w:hideMark/>
           </w:tcPr>
           <w:p>
@@ -10548,7 +10609,7 @@
         </w:tc>
         <w:tc>
           <w:tcPr>
-            <w:tcW w:w="0" w:type="auto"/>
+            <w:tcW w:w="2700" w:type="dxa"/>
             <w:hideMark/>
           </w:tcPr>
           <w:p>
@@ -10572,7 +10633,7 @@
       <w:tr>
         <w:tc>
           <w:tcPr>
-            <w:tcW w:w="0" w:type="auto"/>
+            <w:tcW w:w="1730" w:type="dxa"/>
             <w:hideMark/>
           </w:tcPr>
           <w:p>
@@ -10594,7 +10655,7 @@
         </w:tc>
         <w:tc>
           <w:tcPr>
-            <w:tcW w:w="0" w:type="auto"/>
+            <w:tcW w:w="2855" w:type="dxa"/>
             <w:hideMark/>
           </w:tcPr>
           <w:p>
@@ -10616,7 +10677,7 @@
         </w:tc>
         <w:tc>
           <w:tcPr>
-            <w:tcW w:w="0" w:type="auto"/>
+            <w:tcW w:w="3060" w:type="dxa"/>
             <w:hideMark/>
           </w:tcPr>
           <w:p>
@@ -10638,7 +10699,7 @@
         </w:tc>
         <w:tc>
           <w:tcPr>
-            <w:tcW w:w="0" w:type="auto"/>
+            <w:tcW w:w="2700" w:type="dxa"/>
             <w:hideMark/>
           </w:tcPr>
           <w:p>
@@ -10678,7 +10739,7 @@
           <w:noProof/>
         </w:rPr>
         <w:drawing>
-          <wp:anchor distT="0" distB="0" distL="114300" distR="114300" simplePos="0" relativeHeight="251676672" behindDoc="1" locked="0" layoutInCell="1" allowOverlap="1" wp14:anchorId="19F71410" wp14:editId="2A6AE4B1">
+          <wp:anchor distT="0" distB="0" distL="114300" distR="114300" simplePos="0" relativeHeight="251676672" behindDoc="1" locked="0" layoutInCell="1" allowOverlap="1" wp14:anchorId="19F71410" wp14:editId="3E25F3FF">
             <wp:simplePos x="0" y="0"/>
             <wp:positionH relativeFrom="column">
               <wp:posOffset>643103</wp:posOffset>
@@ -10768,19 +10829,30 @@
       </w:r>
     </w:p>
     <w:p>
-      <w:r>
+      <w:pPr>
+        <w:rPr>
+          <w:u w:val="single"/>
+        </w:rPr>
+      </w:pPr>
+      <w:r>
+        <w:rPr>
+          <w:u w:val="single"/>
+        </w:rPr>
         <w:lastRenderedPageBreak/>
-        <w:t>Performance Metrics Comparison</w:t>
-      </w:r>
-      <w:r>
-        <w:t xml:space="preserve"> for web-</w:t>
+        <w:t>Performance Metrics Comparison for web-</w:t>
       </w:r>
       <w:proofErr w:type="spellStart"/>
       <w:r>
+        <w:rPr>
+          <w:u w:val="single"/>
+        </w:rPr>
         <w:t>BerkStan</w:t>
       </w:r>
       <w:proofErr w:type="spellEnd"/>
       <w:r>
+        <w:rPr>
+          <w:u w:val="single"/>
+        </w:rPr>
         <w:t xml:space="preserve"> dataset</w:t>
       </w:r>
     </w:p>
@@ -11362,10 +11434,10 @@
         <w:tblLook w:val="04A0" w:firstRow="1" w:lastRow="0" w:firstColumn="1" w:lastColumn="0" w:noHBand="0" w:noVBand="1"/>
       </w:tblPr>
       <w:tblGrid>
-        <w:gridCol w:w="2266"/>
-        <w:gridCol w:w="2164"/>
-        <w:gridCol w:w="1823"/>
-        <w:gridCol w:w="2446"/>
+        <w:gridCol w:w="2080"/>
+        <w:gridCol w:w="1987"/>
+        <w:gridCol w:w="1677"/>
+        <w:gridCol w:w="2244"/>
       </w:tblGrid>
       <w:tr>
         <w:tc>
@@ -11377,14 +11449,14 @@
             <w:pPr>
               <w:spacing w:line="278" w:lineRule="auto"/>
               <w:rPr>
-                <w:sz w:val="22"/>
-                <w:szCs w:val="22"/>
-              </w:rPr>
-            </w:pPr>
-            <w:r>
-              <w:rPr>
-                <w:sz w:val="22"/>
-                <w:szCs w:val="22"/>
+                <w:sz w:val="20"/>
+                <w:szCs w:val="20"/>
+              </w:rPr>
+            </w:pPr>
+            <w:r>
+              <w:rPr>
+                <w:sz w:val="20"/>
+                <w:szCs w:val="20"/>
               </w:rPr>
               <w:t>Memory Metric</w:t>
             </w:r>
@@ -11399,14 +11471,14 @@
             <w:pPr>
               <w:spacing w:line="278" w:lineRule="auto"/>
               <w:rPr>
-                <w:sz w:val="22"/>
-                <w:szCs w:val="22"/>
-              </w:rPr>
-            </w:pPr>
-            <w:r>
-              <w:rPr>
-                <w:sz w:val="22"/>
-                <w:szCs w:val="22"/>
+                <w:sz w:val="20"/>
+                <w:szCs w:val="20"/>
+              </w:rPr>
+            </w:pPr>
+            <w:r>
+              <w:rPr>
+                <w:sz w:val="20"/>
+                <w:szCs w:val="20"/>
               </w:rPr>
               <w:t>Hadoop MapReduce</w:t>
             </w:r>
@@ -11421,14 +11493,14 @@
             <w:pPr>
               <w:spacing w:line="278" w:lineRule="auto"/>
               <w:rPr>
-                <w:sz w:val="22"/>
-                <w:szCs w:val="22"/>
-              </w:rPr>
-            </w:pPr>
-            <w:r>
-              <w:rPr>
-                <w:sz w:val="22"/>
-                <w:szCs w:val="22"/>
+                <w:sz w:val="20"/>
+                <w:szCs w:val="20"/>
+              </w:rPr>
+            </w:pPr>
+            <w:r>
+              <w:rPr>
+                <w:sz w:val="20"/>
+                <w:szCs w:val="20"/>
               </w:rPr>
               <w:t>Apache Spark</w:t>
             </w:r>
@@ -11443,14 +11515,14 @@
             <w:pPr>
               <w:spacing w:line="278" w:lineRule="auto"/>
               <w:rPr>
-                <w:sz w:val="22"/>
-                <w:szCs w:val="22"/>
-              </w:rPr>
-            </w:pPr>
-            <w:r>
-              <w:rPr>
-                <w:sz w:val="22"/>
-                <w:szCs w:val="22"/>
+                <w:sz w:val="20"/>
+                <w:szCs w:val="20"/>
+              </w:rPr>
+            </w:pPr>
+            <w:r>
+              <w:rPr>
+                <w:sz w:val="20"/>
+                <w:szCs w:val="20"/>
               </w:rPr>
               <w:t>Efficiency</w:t>
             </w:r>
@@ -11467,14 +11539,14 @@
             <w:pPr>
               <w:spacing w:line="278" w:lineRule="auto"/>
               <w:rPr>
-                <w:sz w:val="22"/>
-                <w:szCs w:val="22"/>
-              </w:rPr>
-            </w:pPr>
-            <w:r>
-              <w:rPr>
-                <w:sz w:val="22"/>
-                <w:szCs w:val="22"/>
+                <w:sz w:val="20"/>
+                <w:szCs w:val="20"/>
+              </w:rPr>
+            </w:pPr>
+            <w:r>
+              <w:rPr>
+                <w:sz w:val="20"/>
+                <w:szCs w:val="20"/>
               </w:rPr>
               <w:t>Peak Map Memory</w:t>
             </w:r>
@@ -11489,14 +11561,14 @@
             <w:pPr>
               <w:spacing w:line="278" w:lineRule="auto"/>
               <w:rPr>
-                <w:sz w:val="22"/>
-                <w:szCs w:val="22"/>
-              </w:rPr>
-            </w:pPr>
-            <w:r>
-              <w:rPr>
-                <w:sz w:val="22"/>
-                <w:szCs w:val="22"/>
+                <w:sz w:val="20"/>
+                <w:szCs w:val="20"/>
+              </w:rPr>
+            </w:pPr>
+            <w:r>
+              <w:rPr>
+                <w:sz w:val="20"/>
+                <w:szCs w:val="20"/>
               </w:rPr>
               <w:t>438 MB</w:t>
             </w:r>
@@ -11511,14 +11583,14 @@
             <w:pPr>
               <w:spacing w:line="278" w:lineRule="auto"/>
               <w:rPr>
-                <w:sz w:val="22"/>
-                <w:szCs w:val="22"/>
-              </w:rPr>
-            </w:pPr>
-            <w:r>
-              <w:rPr>
-                <w:sz w:val="22"/>
-                <w:szCs w:val="22"/>
+                <w:sz w:val="20"/>
+                <w:szCs w:val="20"/>
+              </w:rPr>
+            </w:pPr>
+            <w:r>
+              <w:rPr>
+                <w:sz w:val="20"/>
+                <w:szCs w:val="20"/>
               </w:rPr>
               <w:t>N/A (local mode)</w:t>
             </w:r>
@@ -11533,14 +11605,14 @@
             <w:pPr>
               <w:spacing w:line="278" w:lineRule="auto"/>
               <w:rPr>
-                <w:sz w:val="22"/>
-                <w:szCs w:val="22"/>
-              </w:rPr>
-            </w:pPr>
-            <w:r>
-              <w:rPr>
-                <w:sz w:val="22"/>
-                <w:szCs w:val="22"/>
+                <w:sz w:val="20"/>
+                <w:szCs w:val="20"/>
+              </w:rPr>
+            </w:pPr>
+            <w:r>
+              <w:rPr>
+                <w:sz w:val="20"/>
+                <w:szCs w:val="20"/>
               </w:rPr>
               <w:t>Spark more efficient</w:t>
             </w:r>
@@ -11557,14 +11629,14 @@
             <w:pPr>
               <w:spacing w:line="278" w:lineRule="auto"/>
               <w:rPr>
-                <w:sz w:val="22"/>
-                <w:szCs w:val="22"/>
-              </w:rPr>
-            </w:pPr>
-            <w:r>
-              <w:rPr>
-                <w:sz w:val="22"/>
-                <w:szCs w:val="22"/>
+                <w:sz w:val="20"/>
+                <w:szCs w:val="20"/>
+              </w:rPr>
+            </w:pPr>
+            <w:r>
+              <w:rPr>
+                <w:sz w:val="20"/>
+                <w:szCs w:val="20"/>
               </w:rPr>
               <w:t>Peak Reduce Memory</w:t>
             </w:r>
@@ -11579,14 +11651,14 @@
             <w:pPr>
               <w:spacing w:line="278" w:lineRule="auto"/>
               <w:rPr>
-                <w:sz w:val="22"/>
-                <w:szCs w:val="22"/>
-              </w:rPr>
-            </w:pPr>
-            <w:r>
-              <w:rPr>
-                <w:sz w:val="22"/>
-                <w:szCs w:val="22"/>
+                <w:sz w:val="20"/>
+                <w:szCs w:val="20"/>
+              </w:rPr>
+            </w:pPr>
+            <w:r>
+              <w:rPr>
+                <w:sz w:val="20"/>
+                <w:szCs w:val="20"/>
               </w:rPr>
               <w:t>215 MB</w:t>
             </w:r>
@@ -11601,14 +11673,14 @@
             <w:pPr>
               <w:spacing w:line="278" w:lineRule="auto"/>
               <w:rPr>
-                <w:sz w:val="22"/>
-                <w:szCs w:val="22"/>
-              </w:rPr>
-            </w:pPr>
-            <w:r>
-              <w:rPr>
-                <w:sz w:val="22"/>
-                <w:szCs w:val="22"/>
+                <w:sz w:val="20"/>
+                <w:szCs w:val="20"/>
+              </w:rPr>
+            </w:pPr>
+            <w:r>
+              <w:rPr>
+                <w:sz w:val="20"/>
+                <w:szCs w:val="20"/>
               </w:rPr>
               <w:t>N/A (local mode)</w:t>
             </w:r>
@@ -11623,14 +11695,14 @@
             <w:pPr>
               <w:spacing w:line="278" w:lineRule="auto"/>
               <w:rPr>
-                <w:sz w:val="22"/>
-                <w:szCs w:val="22"/>
-              </w:rPr>
-            </w:pPr>
-            <w:r>
-              <w:rPr>
-                <w:sz w:val="22"/>
-                <w:szCs w:val="22"/>
+                <w:sz w:val="20"/>
+                <w:szCs w:val="20"/>
+              </w:rPr>
+            </w:pPr>
+            <w:r>
+              <w:rPr>
+                <w:sz w:val="20"/>
+                <w:szCs w:val="20"/>
               </w:rPr>
               <w:t>Spark more efficient</w:t>
             </w:r>
@@ -11647,14 +11719,14 @@
             <w:pPr>
               <w:spacing w:line="278" w:lineRule="auto"/>
               <w:rPr>
-                <w:sz w:val="22"/>
-                <w:szCs w:val="22"/>
-              </w:rPr>
-            </w:pPr>
-            <w:r>
-              <w:rPr>
-                <w:sz w:val="22"/>
-                <w:szCs w:val="22"/>
+                <w:sz w:val="20"/>
+                <w:szCs w:val="20"/>
+              </w:rPr>
+            </w:pPr>
+            <w:r>
+              <w:rPr>
+                <w:sz w:val="20"/>
+                <w:szCs w:val="20"/>
               </w:rPr>
               <w:t>Driver Memory</w:t>
             </w:r>
@@ -11669,14 +11741,14 @@
             <w:pPr>
               <w:spacing w:line="278" w:lineRule="auto"/>
               <w:rPr>
-                <w:sz w:val="22"/>
-                <w:szCs w:val="22"/>
-              </w:rPr>
-            </w:pPr>
-            <w:r>
-              <w:rPr>
-                <w:sz w:val="22"/>
-                <w:szCs w:val="22"/>
+                <w:sz w:val="20"/>
+                <w:szCs w:val="20"/>
+              </w:rPr>
+            </w:pPr>
+            <w:r>
+              <w:rPr>
+                <w:sz w:val="20"/>
+                <w:szCs w:val="20"/>
               </w:rPr>
               <w:t>N/A</w:t>
             </w:r>
@@ -11691,14 +11763,14 @@
             <w:pPr>
               <w:spacing w:line="278" w:lineRule="auto"/>
               <w:rPr>
-                <w:sz w:val="22"/>
-                <w:szCs w:val="22"/>
-              </w:rPr>
-            </w:pPr>
-            <w:r>
-              <w:rPr>
-                <w:sz w:val="22"/>
-                <w:szCs w:val="22"/>
+                <w:sz w:val="20"/>
+                <w:szCs w:val="20"/>
+              </w:rPr>
+            </w:pPr>
+            <w:r>
+              <w:rPr>
+                <w:sz w:val="20"/>
+                <w:szCs w:val="20"/>
               </w:rPr>
               <w:t>46.82 MB (RSS)</w:t>
             </w:r>
@@ -11713,14 +11785,14 @@
             <w:pPr>
               <w:spacing w:line="278" w:lineRule="auto"/>
               <w:rPr>
-                <w:sz w:val="22"/>
-                <w:szCs w:val="22"/>
-              </w:rPr>
-            </w:pPr>
-            <w:r>
-              <w:rPr>
-                <w:sz w:val="22"/>
-                <w:szCs w:val="22"/>
+                <w:sz w:val="20"/>
+                <w:szCs w:val="20"/>
+              </w:rPr>
+            </w:pPr>
+            <w:r>
+              <w:rPr>
+                <w:sz w:val="20"/>
+                <w:szCs w:val="20"/>
               </w:rPr>
               <w:t>Very lightweight</w:t>
             </w:r>
@@ -11737,14 +11809,14 @@
             <w:pPr>
               <w:spacing w:line="278" w:lineRule="auto"/>
               <w:rPr>
-                <w:sz w:val="22"/>
-                <w:szCs w:val="22"/>
-              </w:rPr>
-            </w:pPr>
-            <w:r>
-              <w:rPr>
-                <w:sz w:val="22"/>
-                <w:szCs w:val="22"/>
+                <w:sz w:val="20"/>
+                <w:szCs w:val="20"/>
+              </w:rPr>
+            </w:pPr>
+            <w:r>
+              <w:rPr>
+                <w:sz w:val="20"/>
+                <w:szCs w:val="20"/>
               </w:rPr>
               <w:t>Total Heap Usage</w:t>
             </w:r>
@@ -11759,14 +11831,14 @@
             <w:pPr>
               <w:spacing w:line="278" w:lineRule="auto"/>
               <w:rPr>
-                <w:sz w:val="22"/>
-                <w:szCs w:val="22"/>
-              </w:rPr>
-            </w:pPr>
-            <w:r>
-              <w:rPr>
-                <w:sz w:val="22"/>
-                <w:szCs w:val="22"/>
+                <w:sz w:val="20"/>
+                <w:szCs w:val="20"/>
+              </w:rPr>
+            </w:pPr>
+            <w:r>
+              <w:rPr>
+                <w:sz w:val="20"/>
+                <w:szCs w:val="20"/>
               </w:rPr>
               <w:t>435 MB</w:t>
             </w:r>
@@ -11781,14 +11853,14 @@
             <w:pPr>
               <w:spacing w:line="278" w:lineRule="auto"/>
               <w:rPr>
-                <w:sz w:val="22"/>
-                <w:szCs w:val="22"/>
-              </w:rPr>
-            </w:pPr>
-            <w:r>
-              <w:rPr>
-                <w:sz w:val="22"/>
-                <w:szCs w:val="22"/>
+                <w:sz w:val="20"/>
+                <w:szCs w:val="20"/>
+              </w:rPr>
+            </w:pPr>
+            <w:r>
+              <w:rPr>
+                <w:sz w:val="20"/>
+                <w:szCs w:val="20"/>
               </w:rPr>
               <w:t>391.66 MB (VMS)</w:t>
             </w:r>
@@ -11803,14 +11875,14 @@
             <w:pPr>
               <w:spacing w:line="278" w:lineRule="auto"/>
               <w:rPr>
-                <w:sz w:val="22"/>
-                <w:szCs w:val="22"/>
-              </w:rPr>
-            </w:pPr>
-            <w:r>
-              <w:rPr>
-                <w:sz w:val="22"/>
-                <w:szCs w:val="22"/>
+                <w:sz w:val="20"/>
+                <w:szCs w:val="20"/>
+              </w:rPr>
+            </w:pPr>
+            <w:r>
+              <w:rPr>
+                <w:sz w:val="20"/>
+                <w:szCs w:val="20"/>
               </w:rPr>
               <w:t>Spark uses 10% less</w:t>
             </w:r>
@@ -11827,14 +11899,14 @@
             <w:pPr>
               <w:spacing w:line="278" w:lineRule="auto"/>
               <w:rPr>
-                <w:sz w:val="22"/>
-                <w:szCs w:val="22"/>
-              </w:rPr>
-            </w:pPr>
-            <w:r>
-              <w:rPr>
-                <w:sz w:val="22"/>
-                <w:szCs w:val="22"/>
+                <w:sz w:val="20"/>
+                <w:szCs w:val="20"/>
+              </w:rPr>
+            </w:pPr>
+            <w:r>
+              <w:rPr>
+                <w:sz w:val="20"/>
+                <w:szCs w:val="20"/>
               </w:rPr>
               <w:t>System Memory %</w:t>
             </w:r>
@@ -11849,14 +11921,14 @@
             <w:pPr>
               <w:spacing w:line="278" w:lineRule="auto"/>
               <w:rPr>
-                <w:sz w:val="22"/>
-                <w:szCs w:val="22"/>
-              </w:rPr>
-            </w:pPr>
-            <w:r>
-              <w:rPr>
-                <w:sz w:val="22"/>
-                <w:szCs w:val="22"/>
+                <w:sz w:val="20"/>
+                <w:szCs w:val="20"/>
+              </w:rPr>
+            </w:pPr>
+            <w:r>
+              <w:rPr>
+                <w:sz w:val="20"/>
+                <w:szCs w:val="20"/>
               </w:rPr>
               <w:t>Multiple processes</w:t>
             </w:r>
@@ -11871,14 +11943,14 @@
             <w:pPr>
               <w:spacing w:line="278" w:lineRule="auto"/>
               <w:rPr>
-                <w:sz w:val="22"/>
-                <w:szCs w:val="22"/>
-              </w:rPr>
-            </w:pPr>
-            <w:r>
-              <w:rPr>
-                <w:sz w:val="22"/>
-                <w:szCs w:val="22"/>
+                <w:sz w:val="20"/>
+                <w:szCs w:val="20"/>
+              </w:rPr>
+            </w:pPr>
+            <w:r>
+              <w:rPr>
+                <w:sz w:val="20"/>
+                <w:szCs w:val="20"/>
               </w:rPr>
               <w:t>1.2% of 3.82 GB</w:t>
             </w:r>
@@ -11893,14 +11965,14 @@
             <w:pPr>
               <w:spacing w:line="278" w:lineRule="auto"/>
               <w:rPr>
-                <w:sz w:val="22"/>
-                <w:szCs w:val="22"/>
-              </w:rPr>
-            </w:pPr>
-            <w:r>
-              <w:rPr>
-                <w:sz w:val="22"/>
-                <w:szCs w:val="22"/>
+                <w:sz w:val="20"/>
+                <w:szCs w:val="20"/>
+              </w:rPr>
+            </w:pPr>
+            <w:r>
+              <w:rPr>
+                <w:sz w:val="20"/>
+                <w:szCs w:val="20"/>
               </w:rPr>
               <w:t>Spark minimal footprint</w:t>
             </w:r>
@@ -13185,7 +13257,24 @@
       </w:pPr>
     </w:p>
     <w:p>
-      <w:r>
+      <w:pPr>
+        <w:rPr>
+          <w:sz w:val="22"/>
+          <w:szCs w:val="22"/>
+        </w:rPr>
+      </w:pPr>
+    </w:p>
+    <w:p>
+      <w:pPr>
+        <w:rPr>
+          <w:sz w:val="22"/>
+          <w:szCs w:val="22"/>
+        </w:rPr>
+      </w:pPr>
+    </w:p>
+    <w:p>
+      <w:r>
+        <w:lastRenderedPageBreak/>
         <w:t>Execution Performance Summary</w:t>
       </w:r>
     </w:p>
@@ -13220,7 +13309,6 @@
                 <w:sz w:val="20"/>
                 <w:szCs w:val="20"/>
               </w:rPr>
-              <w:lastRenderedPageBreak/>
               <w:t>Performance Aspect</w:t>
             </w:r>
           </w:p>
@@ -14452,6 +14540,11 @@
       <w:pPr>
         <w:spacing w:after="0"/>
       </w:pPr>
+    </w:p>
+    <w:p>
+      <w:pPr>
+        <w:spacing w:after="0"/>
+      </w:pPr>
       <w:r>
         <w:t>Direct Comparison:</w:t>
       </w:r>
@@ -14463,10 +14556,10 @@
         <w:tblLook w:val="04A0" w:firstRow="1" w:lastRow="0" w:firstColumn="1" w:lastColumn="0" w:noHBand="0" w:noVBand="1"/>
       </w:tblPr>
       <w:tblGrid>
-        <w:gridCol w:w="1495"/>
-        <w:gridCol w:w="1424"/>
-        <w:gridCol w:w="1424"/>
-        <w:gridCol w:w="2014"/>
+        <w:gridCol w:w="1379"/>
+        <w:gridCol w:w="1314"/>
+        <w:gridCol w:w="1314"/>
+        <w:gridCol w:w="1800"/>
       </w:tblGrid>
       <w:tr>
         <w:tc>
@@ -14476,15 +14569,16 @@
           </w:tcPr>
           <w:p>
             <w:pPr>
-              <w:rPr>
-                <w:sz w:val="22"/>
-                <w:szCs w:val="22"/>
-              </w:rPr>
-            </w:pPr>
-            <w:r>
-              <w:rPr>
-                <w:sz w:val="22"/>
-                <w:szCs w:val="22"/>
+              <w:spacing w:line="278" w:lineRule="auto"/>
+              <w:rPr>
+                <w:sz w:val="20"/>
+                <w:szCs w:val="20"/>
+              </w:rPr>
+            </w:pPr>
+            <w:r>
+              <w:rPr>
+                <w:sz w:val="20"/>
+                <w:szCs w:val="20"/>
               </w:rPr>
               <w:t>Metric</w:t>
             </w:r>
@@ -14497,15 +14591,16 @@
           </w:tcPr>
           <w:p>
             <w:pPr>
-              <w:rPr>
-                <w:sz w:val="22"/>
-                <w:szCs w:val="22"/>
-              </w:rPr>
-            </w:pPr>
-            <w:r>
-              <w:rPr>
-                <w:sz w:val="22"/>
-                <w:szCs w:val="22"/>
+              <w:spacing w:line="278" w:lineRule="auto"/>
+              <w:rPr>
+                <w:sz w:val="20"/>
+                <w:szCs w:val="20"/>
+              </w:rPr>
+            </w:pPr>
+            <w:r>
+              <w:rPr>
+                <w:sz w:val="20"/>
+                <w:szCs w:val="20"/>
               </w:rPr>
               <w:t>Baseline</w:t>
             </w:r>
@@ -14518,15 +14613,16 @@
           </w:tcPr>
           <w:p>
             <w:pPr>
-              <w:rPr>
-                <w:sz w:val="22"/>
-                <w:szCs w:val="22"/>
-              </w:rPr>
-            </w:pPr>
-            <w:r>
-              <w:rPr>
-                <w:sz w:val="22"/>
-                <w:szCs w:val="22"/>
+              <w:spacing w:line="278" w:lineRule="auto"/>
+              <w:rPr>
+                <w:sz w:val="20"/>
+                <w:szCs w:val="20"/>
+              </w:rPr>
+            </w:pPr>
+            <w:r>
+              <w:rPr>
+                <w:sz w:val="20"/>
+                <w:szCs w:val="20"/>
               </w:rPr>
               <w:t>Optimized</w:t>
             </w:r>
@@ -14539,15 +14635,16 @@
           </w:tcPr>
           <w:p>
             <w:pPr>
-              <w:rPr>
-                <w:sz w:val="22"/>
-                <w:szCs w:val="22"/>
-              </w:rPr>
-            </w:pPr>
-            <w:r>
-              <w:rPr>
-                <w:sz w:val="22"/>
-                <w:szCs w:val="22"/>
+              <w:spacing w:line="278" w:lineRule="auto"/>
+              <w:rPr>
+                <w:sz w:val="20"/>
+                <w:szCs w:val="20"/>
+              </w:rPr>
+            </w:pPr>
+            <w:r>
+              <w:rPr>
+                <w:sz w:val="20"/>
+                <w:szCs w:val="20"/>
               </w:rPr>
               <w:t>Change</w:t>
             </w:r>
@@ -14562,15 +14659,16 @@
           </w:tcPr>
           <w:p>
             <w:pPr>
-              <w:rPr>
-                <w:sz w:val="22"/>
-                <w:szCs w:val="22"/>
-              </w:rPr>
-            </w:pPr>
-            <w:r>
-              <w:rPr>
-                <w:sz w:val="22"/>
-                <w:szCs w:val="22"/>
+              <w:spacing w:line="278" w:lineRule="auto"/>
+              <w:rPr>
+                <w:sz w:val="20"/>
+                <w:szCs w:val="20"/>
+              </w:rPr>
+            </w:pPr>
+            <w:r>
+              <w:rPr>
+                <w:sz w:val="20"/>
+                <w:szCs w:val="20"/>
               </w:rPr>
               <w:t>Total Time</w:t>
             </w:r>
@@ -14583,15 +14681,16 @@
           </w:tcPr>
           <w:p>
             <w:pPr>
-              <w:rPr>
-                <w:sz w:val="22"/>
-                <w:szCs w:val="22"/>
-              </w:rPr>
-            </w:pPr>
-            <w:r>
-              <w:rPr>
-                <w:sz w:val="22"/>
-                <w:szCs w:val="22"/>
+              <w:spacing w:line="278" w:lineRule="auto"/>
+              <w:rPr>
+                <w:sz w:val="20"/>
+                <w:szCs w:val="20"/>
+              </w:rPr>
+            </w:pPr>
+            <w:r>
+              <w:rPr>
+                <w:sz w:val="20"/>
+                <w:szCs w:val="20"/>
               </w:rPr>
               <w:t>373 seconds</w:t>
             </w:r>
@@ -14604,15 +14703,16 @@
           </w:tcPr>
           <w:p>
             <w:pPr>
-              <w:rPr>
-                <w:sz w:val="22"/>
-                <w:szCs w:val="22"/>
-              </w:rPr>
-            </w:pPr>
-            <w:r>
-              <w:rPr>
-                <w:sz w:val="22"/>
-                <w:szCs w:val="22"/>
+              <w:spacing w:line="278" w:lineRule="auto"/>
+              <w:rPr>
+                <w:sz w:val="20"/>
+                <w:szCs w:val="20"/>
+              </w:rPr>
+            </w:pPr>
+            <w:r>
+              <w:rPr>
+                <w:sz w:val="20"/>
+                <w:szCs w:val="20"/>
               </w:rPr>
               <w:t>396 seconds</w:t>
             </w:r>
@@ -14625,15 +14725,16 @@
           </w:tcPr>
           <w:p>
             <w:pPr>
-              <w:rPr>
-                <w:sz w:val="22"/>
-                <w:szCs w:val="22"/>
-              </w:rPr>
-            </w:pPr>
-            <w:r>
-              <w:rPr>
-                <w:sz w:val="22"/>
-                <w:szCs w:val="22"/>
+              <w:spacing w:line="278" w:lineRule="auto"/>
+              <w:rPr>
+                <w:sz w:val="20"/>
+                <w:szCs w:val="20"/>
+              </w:rPr>
+            </w:pPr>
+            <w:r>
+              <w:rPr>
+                <w:sz w:val="20"/>
+                <w:szCs w:val="20"/>
               </w:rPr>
               <w:t>+23s (6% slower)</w:t>
             </w:r>
@@ -14648,15 +14749,16 @@
           </w:tcPr>
           <w:p>
             <w:pPr>
-              <w:rPr>
-                <w:sz w:val="22"/>
-                <w:szCs w:val="22"/>
-              </w:rPr>
-            </w:pPr>
-            <w:r>
-              <w:rPr>
-                <w:sz w:val="22"/>
-                <w:szCs w:val="22"/>
+              <w:spacing w:line="278" w:lineRule="auto"/>
+              <w:rPr>
+                <w:sz w:val="20"/>
+                <w:szCs w:val="20"/>
+              </w:rPr>
+            </w:pPr>
+            <w:r>
+              <w:rPr>
+                <w:sz w:val="20"/>
+                <w:szCs w:val="20"/>
               </w:rPr>
               <w:t>Job 1 Time</w:t>
             </w:r>
@@ -14669,15 +14771,16 @@
           </w:tcPr>
           <w:p>
             <w:pPr>
-              <w:rPr>
-                <w:sz w:val="22"/>
-                <w:szCs w:val="22"/>
-              </w:rPr>
-            </w:pPr>
-            <w:r>
-              <w:rPr>
-                <w:sz w:val="22"/>
-                <w:szCs w:val="22"/>
+              <w:spacing w:line="278" w:lineRule="auto"/>
+              <w:rPr>
+                <w:sz w:val="20"/>
+                <w:szCs w:val="20"/>
+              </w:rPr>
+            </w:pPr>
+            <w:r>
+              <w:rPr>
+                <w:sz w:val="20"/>
+                <w:szCs w:val="20"/>
               </w:rPr>
               <w:t>338 seconds</w:t>
             </w:r>
@@ -14690,15 +14793,16 @@
           </w:tcPr>
           <w:p>
             <w:pPr>
-              <w:rPr>
-                <w:sz w:val="22"/>
-                <w:szCs w:val="22"/>
-              </w:rPr>
-            </w:pPr>
-            <w:r>
-              <w:rPr>
-                <w:sz w:val="22"/>
-                <w:szCs w:val="22"/>
+              <w:spacing w:line="278" w:lineRule="auto"/>
+              <w:rPr>
+                <w:sz w:val="20"/>
+                <w:szCs w:val="20"/>
+              </w:rPr>
+            </w:pPr>
+            <w:r>
+              <w:rPr>
+                <w:sz w:val="20"/>
+                <w:szCs w:val="20"/>
               </w:rPr>
               <w:t>358 seconds</w:t>
             </w:r>
@@ -14711,15 +14815,16 @@
           </w:tcPr>
           <w:p>
             <w:pPr>
-              <w:rPr>
-                <w:sz w:val="22"/>
-                <w:szCs w:val="22"/>
-              </w:rPr>
-            </w:pPr>
-            <w:r>
-              <w:rPr>
-                <w:sz w:val="22"/>
-                <w:szCs w:val="22"/>
+              <w:spacing w:line="278" w:lineRule="auto"/>
+              <w:rPr>
+                <w:sz w:val="20"/>
+                <w:szCs w:val="20"/>
+              </w:rPr>
+            </w:pPr>
+            <w:r>
+              <w:rPr>
+                <w:sz w:val="20"/>
+                <w:szCs w:val="20"/>
               </w:rPr>
               <w:t>+20s slower</w:t>
             </w:r>
@@ -14734,15 +14839,16 @@
           </w:tcPr>
           <w:p>
             <w:pPr>
-              <w:rPr>
-                <w:sz w:val="22"/>
-                <w:szCs w:val="22"/>
-              </w:rPr>
-            </w:pPr>
-            <w:r>
-              <w:rPr>
-                <w:sz w:val="22"/>
-                <w:szCs w:val="22"/>
+              <w:spacing w:line="278" w:lineRule="auto"/>
+              <w:rPr>
+                <w:sz w:val="20"/>
+                <w:szCs w:val="20"/>
+              </w:rPr>
+            </w:pPr>
+            <w:r>
+              <w:rPr>
+                <w:sz w:val="20"/>
+                <w:szCs w:val="20"/>
               </w:rPr>
               <w:t>Job 2 Time</w:t>
             </w:r>
@@ -14755,15 +14861,16 @@
           </w:tcPr>
           <w:p>
             <w:pPr>
-              <w:rPr>
-                <w:sz w:val="22"/>
-                <w:szCs w:val="22"/>
-              </w:rPr>
-            </w:pPr>
-            <w:r>
-              <w:rPr>
-                <w:sz w:val="22"/>
-                <w:szCs w:val="22"/>
+              <w:spacing w:line="278" w:lineRule="auto"/>
+              <w:rPr>
+                <w:sz w:val="20"/>
+                <w:szCs w:val="20"/>
+              </w:rPr>
+            </w:pPr>
+            <w:r>
+              <w:rPr>
+                <w:sz w:val="20"/>
+                <w:szCs w:val="20"/>
               </w:rPr>
               <w:t>34 seconds</w:t>
             </w:r>
@@ -14776,15 +14883,16 @@
           </w:tcPr>
           <w:p>
             <w:pPr>
-              <w:rPr>
-                <w:sz w:val="22"/>
-                <w:szCs w:val="22"/>
-              </w:rPr>
-            </w:pPr>
-            <w:r>
-              <w:rPr>
-                <w:sz w:val="22"/>
-                <w:szCs w:val="22"/>
+              <w:spacing w:line="278" w:lineRule="auto"/>
+              <w:rPr>
+                <w:sz w:val="20"/>
+                <w:szCs w:val="20"/>
+              </w:rPr>
+            </w:pPr>
+            <w:r>
+              <w:rPr>
+                <w:sz w:val="20"/>
+                <w:szCs w:val="20"/>
               </w:rPr>
               <w:t>35 seconds</w:t>
             </w:r>
@@ -14797,15 +14905,16 @@
           </w:tcPr>
           <w:p>
             <w:pPr>
-              <w:rPr>
-                <w:sz w:val="22"/>
-                <w:szCs w:val="22"/>
-              </w:rPr>
-            </w:pPr>
-            <w:r>
-              <w:rPr>
-                <w:sz w:val="22"/>
-                <w:szCs w:val="22"/>
+              <w:spacing w:line="278" w:lineRule="auto"/>
+              <w:rPr>
+                <w:sz w:val="20"/>
+                <w:szCs w:val="20"/>
+              </w:rPr>
+            </w:pPr>
+            <w:r>
+              <w:rPr>
+                <w:sz w:val="20"/>
+                <w:szCs w:val="20"/>
               </w:rPr>
               <w:t>+1s slower</w:t>
             </w:r>
@@ -14820,15 +14929,16 @@
           </w:tcPr>
           <w:p>
             <w:pPr>
-              <w:rPr>
-                <w:sz w:val="22"/>
-                <w:szCs w:val="22"/>
-              </w:rPr>
-            </w:pPr>
-            <w:r>
-              <w:rPr>
-                <w:sz w:val="22"/>
-                <w:szCs w:val="22"/>
+              <w:spacing w:line="278" w:lineRule="auto"/>
+              <w:rPr>
+                <w:sz w:val="20"/>
+                <w:szCs w:val="20"/>
+              </w:rPr>
+            </w:pPr>
+            <w:r>
+              <w:rPr>
+                <w:sz w:val="20"/>
+                <w:szCs w:val="20"/>
               </w:rPr>
               <w:t>Map Tasks</w:t>
             </w:r>
@@ -14841,15 +14951,16 @@
           </w:tcPr>
           <w:p>
             <w:pPr>
-              <w:rPr>
-                <w:sz w:val="22"/>
-                <w:szCs w:val="22"/>
-              </w:rPr>
-            </w:pPr>
-            <w:r>
-              <w:rPr>
-                <w:sz w:val="22"/>
-                <w:szCs w:val="22"/>
+              <w:spacing w:line="278" w:lineRule="auto"/>
+              <w:rPr>
+                <w:sz w:val="20"/>
+                <w:szCs w:val="20"/>
+              </w:rPr>
+            </w:pPr>
+            <w:r>
+              <w:rPr>
+                <w:sz w:val="20"/>
+                <w:szCs w:val="20"/>
               </w:rPr>
               <w:t>8 tasks</w:t>
             </w:r>
@@ -14862,15 +14973,16 @@
           </w:tcPr>
           <w:p>
             <w:pPr>
-              <w:rPr>
-                <w:sz w:val="22"/>
-                <w:szCs w:val="22"/>
-              </w:rPr>
-            </w:pPr>
-            <w:r>
-              <w:rPr>
-                <w:sz w:val="22"/>
-                <w:szCs w:val="22"/>
+              <w:spacing w:line="278" w:lineRule="auto"/>
+              <w:rPr>
+                <w:sz w:val="20"/>
+                <w:szCs w:val="20"/>
+              </w:rPr>
+            </w:pPr>
+            <w:r>
+              <w:rPr>
+                <w:sz w:val="20"/>
+                <w:szCs w:val="20"/>
               </w:rPr>
               <w:t>33 tasks</w:t>
             </w:r>
@@ -14883,15 +14995,16 @@
           </w:tcPr>
           <w:p>
             <w:pPr>
-              <w:rPr>
-                <w:sz w:val="22"/>
-                <w:szCs w:val="22"/>
-              </w:rPr>
-            </w:pPr>
-            <w:r>
-              <w:rPr>
-                <w:sz w:val="22"/>
-                <w:szCs w:val="22"/>
+              <w:spacing w:line="278" w:lineRule="auto"/>
+              <w:rPr>
+                <w:sz w:val="20"/>
+                <w:szCs w:val="20"/>
+              </w:rPr>
+            </w:pPr>
+            <w:r>
+              <w:rPr>
+                <w:sz w:val="20"/>
+                <w:szCs w:val="20"/>
               </w:rPr>
               <w:t>+312% more tasks</w:t>
             </w:r>
@@ -14906,15 +15019,16 @@
           </w:tcPr>
           <w:p>
             <w:pPr>
-              <w:rPr>
-                <w:sz w:val="22"/>
-                <w:szCs w:val="22"/>
-              </w:rPr>
-            </w:pPr>
-            <w:r>
-              <w:rPr>
-                <w:sz w:val="22"/>
-                <w:szCs w:val="22"/>
+              <w:spacing w:line="278" w:lineRule="auto"/>
+              <w:rPr>
+                <w:sz w:val="20"/>
+                <w:szCs w:val="20"/>
+              </w:rPr>
+            </w:pPr>
+            <w:r>
+              <w:rPr>
+                <w:sz w:val="20"/>
+                <w:szCs w:val="20"/>
               </w:rPr>
               <w:t>Shuffle Bytes</w:t>
             </w:r>
@@ -14927,15 +15041,16 @@
           </w:tcPr>
           <w:p>
             <w:pPr>
-              <w:rPr>
-                <w:sz w:val="22"/>
-                <w:szCs w:val="22"/>
-              </w:rPr>
-            </w:pPr>
-            <w:r>
-              <w:rPr>
-                <w:sz w:val="22"/>
-                <w:szCs w:val="22"/>
+              <w:spacing w:line="278" w:lineRule="auto"/>
+              <w:rPr>
+                <w:sz w:val="20"/>
+                <w:szCs w:val="20"/>
+              </w:rPr>
+            </w:pPr>
+            <w:r>
+              <w:rPr>
+                <w:sz w:val="20"/>
+                <w:szCs w:val="20"/>
               </w:rPr>
               <w:t>207MB</w:t>
             </w:r>
@@ -14948,15 +15063,16 @@
           </w:tcPr>
           <w:p>
             <w:pPr>
-              <w:rPr>
-                <w:sz w:val="22"/>
-                <w:szCs w:val="22"/>
-              </w:rPr>
-            </w:pPr>
-            <w:r>
-              <w:rPr>
-                <w:sz w:val="22"/>
-                <w:szCs w:val="22"/>
+              <w:spacing w:line="278" w:lineRule="auto"/>
+              <w:rPr>
+                <w:sz w:val="20"/>
+                <w:szCs w:val="20"/>
+              </w:rPr>
+            </w:pPr>
+            <w:r>
+              <w:rPr>
+                <w:sz w:val="20"/>
+                <w:szCs w:val="20"/>
               </w:rPr>
               <w:t>121MB</w:t>
             </w:r>
@@ -14969,25 +15085,18 @@
           </w:tcPr>
           <w:p>
             <w:pPr>
-              <w:rPr>
-                <w:sz w:val="22"/>
-                <w:szCs w:val="22"/>
-              </w:rPr>
-            </w:pPr>
-            <w:r>
-              <w:rPr>
-                <w:rFonts w:ascii="Segoe UI Emoji" w:hAnsi="Segoe UI Emoji" w:cs="Segoe UI Emoji"/>
-                <w:sz w:val="22"/>
-                <w:szCs w:val="22"/>
-              </w:rPr>
-              <w:t>✅</w:t>
-            </w:r>
-            <w:r>
-              <w:rPr>
-                <w:sz w:val="22"/>
-                <w:szCs w:val="22"/>
-              </w:rPr>
-              <w:t xml:space="preserve"> -41% reduction</w:t>
+              <w:spacing w:line="278" w:lineRule="auto"/>
+              <w:rPr>
+                <w:sz w:val="20"/>
+                <w:szCs w:val="20"/>
+              </w:rPr>
+            </w:pPr>
+            <w:r>
+              <w:rPr>
+                <w:sz w:val="20"/>
+                <w:szCs w:val="20"/>
+              </w:rPr>
+              <w:t>-41% reduction</w:t>
             </w:r>
           </w:p>
         </w:tc>
@@ -15000,15 +15109,16 @@
           </w:tcPr>
           <w:p>
             <w:pPr>
-              <w:rPr>
-                <w:sz w:val="22"/>
-                <w:szCs w:val="22"/>
-              </w:rPr>
-            </w:pPr>
-            <w:r>
-              <w:rPr>
-                <w:sz w:val="22"/>
-                <w:szCs w:val="22"/>
+              <w:spacing w:line="278" w:lineRule="auto"/>
+              <w:rPr>
+                <w:sz w:val="20"/>
+                <w:szCs w:val="20"/>
+              </w:rPr>
+            </w:pPr>
+            <w:r>
+              <w:rPr>
+                <w:sz w:val="20"/>
+                <w:szCs w:val="20"/>
               </w:rPr>
               <w:t>Peak Memory</w:t>
             </w:r>
@@ -15021,15 +15131,16 @@
           </w:tcPr>
           <w:p>
             <w:pPr>
-              <w:rPr>
-                <w:sz w:val="22"/>
-                <w:szCs w:val="22"/>
-              </w:rPr>
-            </w:pPr>
-            <w:r>
-              <w:rPr>
-                <w:sz w:val="22"/>
-                <w:szCs w:val="22"/>
+              <w:spacing w:line="278" w:lineRule="auto"/>
+              <w:rPr>
+                <w:sz w:val="20"/>
+                <w:szCs w:val="20"/>
+              </w:rPr>
+            </w:pPr>
+            <w:r>
+              <w:rPr>
+                <w:sz w:val="20"/>
+                <w:szCs w:val="20"/>
               </w:rPr>
               <w:t>600MB</w:t>
             </w:r>
@@ -15042,15 +15153,16 @@
           </w:tcPr>
           <w:p>
             <w:pPr>
-              <w:rPr>
-                <w:sz w:val="22"/>
-                <w:szCs w:val="22"/>
-              </w:rPr>
-            </w:pPr>
-            <w:r>
-              <w:rPr>
-                <w:sz w:val="22"/>
-                <w:szCs w:val="22"/>
+              <w:spacing w:line="278" w:lineRule="auto"/>
+              <w:rPr>
+                <w:sz w:val="20"/>
+                <w:szCs w:val="20"/>
+              </w:rPr>
+            </w:pPr>
+            <w:r>
+              <w:rPr>
+                <w:sz w:val="20"/>
+                <w:szCs w:val="20"/>
               </w:rPr>
               <w:t>738MB</w:t>
             </w:r>
@@ -15063,15 +15175,16 @@
           </w:tcPr>
           <w:p>
             <w:pPr>
-              <w:rPr>
-                <w:sz w:val="22"/>
-                <w:szCs w:val="22"/>
-              </w:rPr>
-            </w:pPr>
-            <w:r>
-              <w:rPr>
-                <w:sz w:val="22"/>
-                <w:szCs w:val="22"/>
+              <w:spacing w:line="278" w:lineRule="auto"/>
+              <w:rPr>
+                <w:sz w:val="20"/>
+                <w:szCs w:val="20"/>
+              </w:rPr>
+            </w:pPr>
+            <w:r>
+              <w:rPr>
+                <w:sz w:val="20"/>
+                <w:szCs w:val="20"/>
               </w:rPr>
               <w:t>+23% higher</w:t>
             </w:r>
@@ -15087,783 +15200,253 @@
           <w:szCs w:val="22"/>
         </w:rPr>
       </w:pPr>
-      <w:r>
-        <w:rPr>
-          <w:sz w:val="22"/>
-          <w:szCs w:val="22"/>
-        </w:rPr>
-        <w:pict w14:anchorId="1C2F176B">
-          <v:rect id="_x0000_i1025" style="width:0;height:1.5pt" o:hralign="center" o:hrstd="t" o:hr="t" fillcolor="#a0a0a0" stroked="f"/>
-        </w:pict>
-      </w:r>
-    </w:p>
-    <w:p>
-      <w:pPr>
-        <w:spacing w:after="0"/>
-        <w:rPr>
-          <w:b/>
-          <w:bCs/>
-          <w:sz w:val="22"/>
-          <w:szCs w:val="22"/>
-        </w:rPr>
-      </w:pPr>
-      <w:r>
-        <w:rPr>
-          <w:rFonts w:ascii="Segoe UI Emoji" w:hAnsi="Segoe UI Emoji" w:cs="Segoe UI Emoji"/>
-          <w:b/>
-          <w:bCs/>
-          <w:sz w:val="22"/>
-          <w:szCs w:val="22"/>
-        </w:rPr>
-        <w:t>🔍</w:t>
-      </w:r>
-      <w:r>
-        <w:rPr>
-          <w:b/>
-          <w:bCs/>
-          <w:sz w:val="22"/>
-          <w:szCs w:val="22"/>
-        </w:rPr>
-        <w:t xml:space="preserve"> Analysis:</w:t>
-      </w:r>
-    </w:p>
-    <w:p>
-      <w:pPr>
-        <w:spacing w:after="0"/>
-        <w:rPr>
-          <w:b/>
-          <w:bCs/>
-          <w:sz w:val="22"/>
-          <w:szCs w:val="22"/>
-        </w:rPr>
-      </w:pPr>
-      <w:r>
-        <w:rPr>
-          <w:rFonts w:ascii="Segoe UI Emoji" w:hAnsi="Segoe UI Emoji" w:cs="Segoe UI Emoji"/>
-          <w:b/>
-          <w:bCs/>
-          <w:sz w:val="22"/>
-          <w:szCs w:val="22"/>
-        </w:rPr>
-        <w:t>✅</w:t>
-      </w:r>
-      <w:r>
-        <w:rPr>
-          <w:b/>
-          <w:bCs/>
-          <w:sz w:val="22"/>
-          <w:szCs w:val="22"/>
-        </w:rPr>
-        <w:t xml:space="preserve"> What worked (Compression):</w:t>
-      </w:r>
-    </w:p>
-    <w:p>
-      <w:pPr>
-        <w:numPr>
-          <w:ilvl w:val="0"/>
-          <w:numId w:val="25"/>
-        </w:numPr>
-        <w:spacing w:after="0"/>
-        <w:rPr>
-          <w:sz w:val="22"/>
-          <w:szCs w:val="22"/>
-        </w:rPr>
-      </w:pPr>
-      <w:r>
-        <w:rPr>
-          <w:b/>
-          <w:bCs/>
-          <w:sz w:val="22"/>
-          <w:szCs w:val="22"/>
-        </w:rPr>
-        <w:t>Shuffle optimization</w:t>
-      </w:r>
-      <w:r>
-        <w:rPr>
-          <w:sz w:val="22"/>
-          <w:szCs w:val="22"/>
-        </w:rPr>
-        <w:t>: 207MB → 121MB (</w:t>
-      </w:r>
-      <w:r>
-        <w:rPr>
-          <w:b/>
-          <w:bCs/>
-          <w:sz w:val="22"/>
-          <w:szCs w:val="22"/>
-        </w:rPr>
-        <w:t>41% reduction</w:t>
-      </w:r>
-      <w:r>
-        <w:rPr>
-          <w:sz w:val="22"/>
-          <w:szCs w:val="22"/>
-        </w:rPr>
-        <w:t>)</w:t>
-      </w:r>
-    </w:p>
-    <w:p>
-      <w:pPr>
-        <w:numPr>
-          <w:ilvl w:val="0"/>
-          <w:numId w:val="25"/>
-        </w:numPr>
-        <w:spacing w:after="0"/>
-        <w:rPr>
-          <w:sz w:val="22"/>
-          <w:szCs w:val="22"/>
-        </w:rPr>
-      </w:pPr>
-      <w:r>
-        <w:rPr>
-          <w:b/>
-          <w:bCs/>
-          <w:sz w:val="22"/>
-          <w:szCs w:val="22"/>
-        </w:rPr>
-        <w:t>Network I/O improved</w:t>
-      </w:r>
-      <w:r>
-        <w:rPr>
-          <w:sz w:val="22"/>
-          <w:szCs w:val="22"/>
-        </w:rPr>
-        <w:t>: Less data transfer during shuffle phase</w:t>
-      </w:r>
-    </w:p>
-    <w:p>
-      <w:pPr>
-        <w:numPr>
-          <w:ilvl w:val="0"/>
-          <w:numId w:val="25"/>
-        </w:numPr>
-        <w:spacing w:after="0"/>
-        <w:rPr>
-          <w:sz w:val="22"/>
-          <w:szCs w:val="22"/>
-        </w:rPr>
-      </w:pPr>
-      <w:r>
-        <w:rPr>
-          <w:b/>
-          <w:bCs/>
-          <w:sz w:val="22"/>
-          <w:szCs w:val="22"/>
-        </w:rPr>
-        <w:t>Targeted the right bottleneck</w:t>
-      </w:r>
-      <w:r>
-        <w:rPr>
-          <w:sz w:val="22"/>
-          <w:szCs w:val="22"/>
-        </w:rPr>
-        <w:t>: Network shuffle was identified correctly</w:t>
-      </w:r>
-    </w:p>
-    <w:p>
-      <w:pPr>
-        <w:spacing w:after="0"/>
-        <w:rPr>
-          <w:b/>
-          <w:bCs/>
-          <w:sz w:val="22"/>
-          <w:szCs w:val="22"/>
-        </w:rPr>
-      </w:pPr>
-      <w:r>
-        <w:rPr>
-          <w:rFonts w:ascii="Segoe UI Emoji" w:hAnsi="Segoe UI Emoji" w:cs="Segoe UI Emoji"/>
-          <w:b/>
-          <w:bCs/>
-          <w:sz w:val="22"/>
-          <w:szCs w:val="22"/>
-        </w:rPr>
-        <w:t>❌</w:t>
-      </w:r>
-      <w:r>
-        <w:rPr>
-          <w:b/>
-          <w:bCs/>
-          <w:sz w:val="22"/>
-          <w:szCs w:val="22"/>
-        </w:rPr>
-        <w:t xml:space="preserve"> What backfired (Memory optimization):</w:t>
-      </w:r>
-    </w:p>
-    <w:p>
-      <w:pPr>
-        <w:numPr>
-          <w:ilvl w:val="0"/>
-          <w:numId w:val="26"/>
-        </w:numPr>
-        <w:spacing w:after="0"/>
-        <w:rPr>
-          <w:sz w:val="22"/>
-          <w:szCs w:val="22"/>
-        </w:rPr>
-      </w:pPr>
-      <w:r>
-        <w:rPr>
-          <w:b/>
-          <w:bCs/>
-          <w:sz w:val="22"/>
-          <w:szCs w:val="22"/>
-        </w:rPr>
-        <w:t>Task explosion</w:t>
-      </w:r>
-      <w:r>
-        <w:rPr>
-          <w:sz w:val="22"/>
-          <w:szCs w:val="22"/>
-        </w:rPr>
-        <w:t>: 8 → 33 map tasks (</w:t>
-      </w:r>
-      <w:r>
-        <w:rPr>
-          <w:b/>
-          <w:bCs/>
-          <w:sz w:val="22"/>
-          <w:szCs w:val="22"/>
-        </w:rPr>
-        <w:t>312% increase</w:t>
-      </w:r>
-      <w:r>
-        <w:rPr>
-          <w:sz w:val="22"/>
-          <w:szCs w:val="22"/>
-        </w:rPr>
-        <w:t>)</w:t>
-      </w:r>
-    </w:p>
-    <w:p>
-      <w:pPr>
-        <w:numPr>
-          <w:ilvl w:val="0"/>
-          <w:numId w:val="26"/>
-        </w:numPr>
-        <w:spacing w:after="0"/>
-        <w:rPr>
-          <w:sz w:val="22"/>
-          <w:szCs w:val="22"/>
-        </w:rPr>
-      </w:pPr>
-      <w:r>
-        <w:rPr>
-          <w:b/>
-          <w:bCs/>
-          <w:sz w:val="22"/>
-          <w:szCs w:val="22"/>
-        </w:rPr>
-        <w:t>Coordination overhead</w:t>
-      </w:r>
-      <w:r>
-        <w:rPr>
-          <w:sz w:val="22"/>
-          <w:szCs w:val="22"/>
-        </w:rPr>
-        <w:t>: More tasks = more startup/coordination time</w:t>
-      </w:r>
-    </w:p>
-    <w:p>
-      <w:pPr>
-        <w:numPr>
-          <w:ilvl w:val="0"/>
-          <w:numId w:val="26"/>
-        </w:numPr>
-        <w:spacing w:after="0"/>
-        <w:rPr>
-          <w:sz w:val="22"/>
-          <w:szCs w:val="22"/>
-        </w:rPr>
-      </w:pPr>
-      <w:r>
-        <w:rPr>
-          <w:b/>
-          <w:bCs/>
-          <w:sz w:val="22"/>
-          <w:szCs w:val="22"/>
-        </w:rPr>
-        <w:t>Resource contention</w:t>
-      </w:r>
-      <w:r>
-        <w:rPr>
-          <w:sz w:val="22"/>
-          <w:szCs w:val="22"/>
-        </w:rPr>
-        <w:t>: 33 tasks competing for resources</w:t>
-      </w:r>
-    </w:p>
-    <w:p>
-      <w:pPr>
-        <w:spacing w:after="0"/>
-        <w:rPr>
-          <w:b/>
-          <w:bCs/>
-          <w:sz w:val="22"/>
-          <w:szCs w:val="22"/>
-        </w:rPr>
-      </w:pPr>
-      <w:r>
-        <w:rPr>
-          <w:b/>
-          <w:bCs/>
-          <w:sz w:val="22"/>
-          <w:szCs w:val="22"/>
-        </w:rPr>
+    </w:p>
+    <w:p>
+      <w:pPr>
+        <w:spacing w:after="0"/>
+      </w:pPr>
+      <w:r>
+        <w:t>Analysis:</w:t>
+      </w:r>
+    </w:p>
+    <w:p>
+      <w:pPr>
+        <w:spacing w:after="0"/>
+      </w:pPr>
+      <w:r>
+        <w:t>What worked (Compression):</w:t>
+      </w:r>
+    </w:p>
+    <w:p>
+      <w:pPr>
+        <w:spacing w:after="0"/>
+      </w:pPr>
+      <w:r>
+        <w:t>Shuffle optimization: 207MB → 121MB (41% reduction)</w:t>
+      </w:r>
+    </w:p>
+    <w:p>
+      <w:pPr>
+        <w:spacing w:after="0"/>
+      </w:pPr>
+      <w:r>
+        <w:t>Network I/O improved: Less data transfer during shuffle phase</w:t>
+      </w:r>
+    </w:p>
+    <w:p>
+      <w:pPr>
+        <w:spacing w:after="0"/>
+      </w:pPr>
+      <w:r>
+        <w:t>Targeted the right bottleneck: Network shuffle was identified correctly</w:t>
+      </w:r>
+    </w:p>
+    <w:p>
+      <w:pPr>
+        <w:spacing w:after="0"/>
+      </w:pPr>
+      <w:r>
+        <w:t>What backfired (Memory optimization):</w:t>
+      </w:r>
+    </w:p>
+    <w:p>
+      <w:pPr>
+        <w:spacing w:after="0"/>
+      </w:pPr>
+      <w:r>
+        <w:t>Task explosion: 8 → 33 map tasks (312% increase)</w:t>
+      </w:r>
+    </w:p>
+    <w:p>
+      <w:pPr>
+        <w:spacing w:after="0"/>
+      </w:pPr>
+      <w:r>
+        <w:t>Coordination overhead: More tasks = more startup/coordination time</w:t>
+      </w:r>
+    </w:p>
+    <w:p>
+      <w:pPr>
+        <w:spacing w:after="0"/>
+      </w:pPr>
+      <w:r>
+        <w:t>Resource contention: 33 tasks competing for resources</w:t>
+      </w:r>
+    </w:p>
+    <w:p>
+      <w:pPr>
+        <w:spacing w:after="0"/>
+      </w:pPr>
+      <w:r>
         <w:t>Net effect:</w:t>
       </w:r>
     </w:p>
     <w:p>
       <w:pPr>
-        <w:numPr>
-          <w:ilvl w:val="0"/>
-          <w:numId w:val="27"/>
-        </w:numPr>
-        <w:spacing w:after="0"/>
-        <w:rPr>
-          <w:sz w:val="22"/>
-          <w:szCs w:val="22"/>
-        </w:rPr>
-      </w:pPr>
-      <w:r>
-        <w:rPr>
-          <w:b/>
-          <w:bCs/>
-          <w:sz w:val="22"/>
-          <w:szCs w:val="22"/>
-        </w:rPr>
-        <w:t>Shuffle savings</w:t>
-      </w:r>
-      <w:r>
-        <w:rPr>
-          <w:sz w:val="22"/>
-          <w:szCs w:val="22"/>
-        </w:rPr>
-        <w:t>: ~30-40 seconds saved from reduced network I/O</w:t>
-      </w:r>
-    </w:p>
-    <w:p>
-      <w:pPr>
-        <w:numPr>
-          <w:ilvl w:val="0"/>
-          <w:numId w:val="27"/>
-        </w:numPr>
-        <w:spacing w:after="0"/>
-        <w:rPr>
-          <w:sz w:val="22"/>
-          <w:szCs w:val="22"/>
-        </w:rPr>
-      </w:pPr>
-      <w:r>
-        <w:rPr>
-          <w:b/>
-          <w:bCs/>
-          <w:sz w:val="22"/>
-          <w:szCs w:val="22"/>
-        </w:rPr>
-        <w:t>Task overhead</w:t>
-      </w:r>
-      <w:r>
-        <w:rPr>
-          <w:sz w:val="22"/>
-          <w:szCs w:val="22"/>
-        </w:rPr>
-        <w:t>: ~50-60 seconds lost from coordination overhead</w:t>
-      </w:r>
-    </w:p>
-    <w:p>
-      <w:pPr>
-        <w:numPr>
-          <w:ilvl w:val="0"/>
-          <w:numId w:val="27"/>
-        </w:numPr>
-        <w:spacing w:after="0"/>
-        <w:rPr>
-          <w:sz w:val="22"/>
-          <w:szCs w:val="22"/>
-        </w:rPr>
-      </w:pPr>
-      <w:r>
-        <w:rPr>
-          <w:b/>
-          <w:bCs/>
-          <w:sz w:val="22"/>
-          <w:szCs w:val="22"/>
-        </w:rPr>
-        <w:t>Overall result</w:t>
-      </w:r>
-      <w:r>
-        <w:rPr>
-          <w:sz w:val="22"/>
-          <w:szCs w:val="22"/>
-        </w:rPr>
-        <w:t>: 23 seconds slower</w:t>
-      </w:r>
-    </w:p>
-    <w:p>
-      <w:pPr>
-        <w:spacing w:after="0"/>
-        <w:rPr>
-          <w:sz w:val="22"/>
-          <w:szCs w:val="22"/>
-        </w:rPr>
-      </w:pPr>
-      <w:r>
-        <w:rPr>
-          <w:sz w:val="22"/>
-          <w:szCs w:val="22"/>
-        </w:rPr>
-        <w:pict w14:anchorId="55A21566">
-          <v:rect id="_x0000_i1026" style="width:0;height:1.5pt" o:hralign="center" o:hrstd="t" o:hr="t" fillcolor="#a0a0a0" stroked="f"/>
-        </w:pict>
-      </w:r>
-    </w:p>
-    <w:p>
-      <w:pPr>
-        <w:spacing w:after="0"/>
-        <w:rPr>
-          <w:b/>
-          <w:bCs/>
-          <w:sz w:val="22"/>
-          <w:szCs w:val="22"/>
-        </w:rPr>
-      </w:pPr>
-      <w:r>
-        <w:rPr>
-          <w:rFonts w:ascii="Segoe UI Emoji" w:hAnsi="Segoe UI Emoji" w:cs="Segoe UI Emoji"/>
-          <w:b/>
-          <w:bCs/>
-          <w:sz w:val="22"/>
-          <w:szCs w:val="22"/>
-        </w:rPr>
-        <w:t>🎯</w:t>
-      </w:r>
-      <w:r>
-        <w:rPr>
-          <w:b/>
-          <w:bCs/>
-          <w:sz w:val="22"/>
-          <w:szCs w:val="22"/>
-        </w:rPr>
-        <w:t xml:space="preserve"> Key Insight:</w:t>
-      </w:r>
-    </w:p>
-    <w:p>
-      <w:pPr>
-        <w:spacing w:after="0"/>
-        <w:rPr>
-          <w:sz w:val="22"/>
-          <w:szCs w:val="22"/>
-        </w:rPr>
-      </w:pPr>
-      <w:r>
-        <w:rPr>
-          <w:b/>
-          <w:bCs/>
-          <w:sz w:val="22"/>
-          <w:szCs w:val="22"/>
-        </w:rPr>
+        <w:spacing w:after="0"/>
+      </w:pPr>
+      <w:r>
+        <w:t>Shuffle savings: ~30-40 seconds saved from reduced network I/O</w:t>
+      </w:r>
+    </w:p>
+    <w:p>
+      <w:pPr>
+        <w:spacing w:after="0"/>
+      </w:pPr>
+      <w:r>
+        <w:t>Task overhead: ~50-60 seconds lost from coordination overhead</w:t>
+      </w:r>
+    </w:p>
+    <w:p>
+      <w:pPr>
+        <w:spacing w:after="0"/>
+      </w:pPr>
+      <w:r>
+        <w:t>Overall result: 23 seconds slower</w:t>
+      </w:r>
+    </w:p>
+    <w:p>
+      <w:pPr>
+        <w:spacing w:after="0"/>
+      </w:pPr>
+    </w:p>
+    <w:p>
+      <w:pPr>
+        <w:spacing w:after="0"/>
+      </w:pPr>
+      <w:r>
+        <w:t>Key Insight:</w:t>
+      </w:r>
+    </w:p>
+    <w:p>
+      <w:pPr>
+        <w:spacing w:after="0"/>
+      </w:pPr>
+      <w:r>
         <w:t>Classic optimization paradox: Fixed one bottleneck, created another.</w:t>
       </w:r>
     </w:p>
     <w:p>
       <w:pPr>
         <w:spacing w:after="0"/>
-        <w:rPr>
-          <w:b/>
-          <w:bCs/>
-          <w:sz w:val="22"/>
-          <w:szCs w:val="22"/>
-        </w:rPr>
-      </w:pPr>
-      <w:r>
-        <w:rPr>
-          <w:b/>
-          <w:bCs/>
-          <w:sz w:val="22"/>
-          <w:szCs w:val="22"/>
-        </w:rPr>
+      </w:pPr>
+      <w:r>
         <w:t>The root cause:</w:t>
       </w:r>
     </w:p>
     <w:p>
       <w:pPr>
-        <w:numPr>
-          <w:ilvl w:val="0"/>
-          <w:numId w:val="28"/>
-        </w:numPr>
-        <w:spacing w:after="0"/>
-        <w:rPr>
-          <w:sz w:val="22"/>
-          <w:szCs w:val="22"/>
-        </w:rPr>
-      </w:pPr>
-      <w:r>
-        <w:rPr>
-          <w:b/>
-          <w:bCs/>
-          <w:sz w:val="22"/>
-          <w:szCs w:val="22"/>
-        </w:rPr>
-        <w:t>Memory optimization</w:t>
-      </w:r>
-      <w:r>
-        <w:rPr>
-          <w:sz w:val="22"/>
-          <w:szCs w:val="22"/>
-        </w:rPr>
-        <w:t xml:space="preserve"> (3GB/4GB) caused Hadoop to split data into many more tasks</w:t>
-      </w:r>
-    </w:p>
-    <w:p>
-      <w:pPr>
-        <w:numPr>
-          <w:ilvl w:val="0"/>
-          <w:numId w:val="28"/>
-        </w:numPr>
-        <w:spacing w:after="0"/>
-        <w:rPr>
-          <w:sz w:val="22"/>
-          <w:szCs w:val="22"/>
-        </w:rPr>
-      </w:pPr>
-      <w:r>
-        <w:rPr>
-          <w:b/>
-          <w:bCs/>
-          <w:sz w:val="22"/>
-          <w:szCs w:val="22"/>
-        </w:rPr>
-        <w:t>More tasks</w:t>
-      </w:r>
-      <w:r>
-        <w:rPr>
-          <w:sz w:val="22"/>
-          <w:szCs w:val="22"/>
-        </w:rPr>
-        <w:t xml:space="preserve"> = more coordination overhead</w:t>
-      </w:r>
-    </w:p>
-    <w:p>
-      <w:pPr>
-        <w:numPr>
-          <w:ilvl w:val="0"/>
-          <w:numId w:val="28"/>
-        </w:numPr>
-        <w:spacing w:after="0"/>
-        <w:rPr>
-          <w:sz w:val="22"/>
-          <w:szCs w:val="22"/>
-        </w:rPr>
-      </w:pPr>
-      <w:r>
-        <w:rPr>
-          <w:b/>
-          <w:bCs/>
-          <w:sz w:val="22"/>
-          <w:szCs w:val="22"/>
-        </w:rPr>
-        <w:t>Coordination overhead</w:t>
-      </w:r>
-      <w:r>
-        <w:rPr>
-          <w:sz w:val="22"/>
-          <w:szCs w:val="22"/>
-        </w:rPr>
-        <w:t xml:space="preserve"> &gt; Network I/O savings</w:t>
-      </w:r>
-    </w:p>
-    <w:p>
-      <w:pPr>
-        <w:spacing w:after="0"/>
-        <w:rPr>
-          <w:b/>
-          <w:bCs/>
-          <w:sz w:val="22"/>
-          <w:szCs w:val="22"/>
-        </w:rPr>
-      </w:pPr>
-      <w:r>
-        <w:rPr>
-          <w:b/>
-          <w:bCs/>
-          <w:sz w:val="22"/>
-          <w:szCs w:val="22"/>
-        </w:rPr>
+        <w:spacing w:after="0"/>
+      </w:pPr>
+      <w:r>
+        <w:t>Memory optimization (3GB/4GB) caused Hadoop to split data into many more tasks</w:t>
+      </w:r>
+    </w:p>
+    <w:p>
+      <w:pPr>
+        <w:spacing w:after="0"/>
+      </w:pPr>
+      <w:r>
+        <w:t>More tasks = more coordination overhead</w:t>
+      </w:r>
+    </w:p>
+    <w:p>
+      <w:pPr>
+        <w:spacing w:after="0"/>
+      </w:pPr>
+      <w:r>
+        <w:t>Coordination overhead &gt; Network I/O savings</w:t>
+      </w:r>
+    </w:p>
+    <w:p>
+      <w:pPr>
+        <w:spacing w:after="0"/>
+      </w:pPr>
+      <w:r>
         <w:t>For your assignment:</w:t>
       </w:r>
     </w:p>
     <w:p>
       <w:pPr>
         <w:spacing w:after="0"/>
-        <w:rPr>
-          <w:sz w:val="22"/>
-          <w:szCs w:val="22"/>
-        </w:rPr>
-      </w:pPr>
-      <w:r>
-        <w:rPr>
-          <w:i/>
-          <w:iCs/>
-          <w:sz w:val="22"/>
-          <w:szCs w:val="22"/>
-        </w:rPr>
+      </w:pPr>
+      <w:r>
         <w:t xml:space="preserve">"The Hadoop optimization presents a classic example of optimization trade-offs. The compression component successfully reduced shuffle overhead by 41% (207MB → 121MB), directly addressing the identified network bottleneck. However, </w:t>
       </w:r>
       <w:proofErr w:type="gramStart"/>
       <w:r>
-        <w:rPr>
-          <w:i/>
-          <w:iCs/>
-          <w:sz w:val="22"/>
-          <w:szCs w:val="22"/>
-        </w:rPr>
         <w:t>the memory</w:t>
       </w:r>
       <w:proofErr w:type="gramEnd"/>
       <w:r>
-        <w:rPr>
-          <w:i/>
-          <w:iCs/>
-          <w:sz w:val="22"/>
-          <w:szCs w:val="22"/>
-        </w:rPr>
         <w:t xml:space="preserve"> optimization inadvertently caused task proliferation (8 → 33 tasks), creating coordination overhead that exceeded the shuffle savings. The net result was a 6% performance decrease, demonstrating that aggressive optimization can have unintended consequences when system components interact in complex ways."</w:t>
       </w:r>
     </w:p>
     <w:p>
       <w:pPr>
         <w:spacing w:after="0"/>
-        <w:rPr>
-          <w:sz w:val="22"/>
-          <w:szCs w:val="22"/>
-        </w:rPr>
-      </w:pPr>
-      <w:r>
-        <w:rPr>
-          <w:b/>
-          <w:bCs/>
-          <w:sz w:val="22"/>
-          <w:szCs w:val="22"/>
-        </w:rPr>
+      </w:pPr>
+      <w:r>
         <w:t>This perfectly illustrates why optimization requires holistic system understanding, not just targeting individual bottlenecks.</w:t>
       </w:r>
     </w:p>
     <w:p>
       <w:pPr>
         <w:spacing w:after="0"/>
-        <w:rPr>
-          <w:sz w:val="22"/>
-          <w:szCs w:val="22"/>
-        </w:rPr>
-      </w:pPr>
-    </w:p>
-    <w:p>
-      <w:pPr>
-        <w:spacing w:after="0"/>
-        <w:rPr>
-          <w:sz w:val="22"/>
-          <w:szCs w:val="22"/>
-        </w:rPr>
-      </w:pPr>
-    </w:p>
-    <w:p>
-      <w:pPr>
-        <w:spacing w:after="0"/>
-        <w:rPr>
-          <w:b/>
-          <w:bCs/>
-          <w:sz w:val="22"/>
-          <w:szCs w:val="22"/>
-        </w:rPr>
-      </w:pPr>
-      <w:r>
-        <w:rPr>
-          <w:b/>
-          <w:bCs/>
-          <w:sz w:val="22"/>
-          <w:szCs w:val="22"/>
-        </w:rPr>
+      </w:pPr>
+    </w:p>
+    <w:p>
+      <w:pPr>
+        <w:spacing w:after="0"/>
+      </w:pPr>
+      <w:r>
+        <w:lastRenderedPageBreak/>
         <w:t>SPARK: Baseline vs Partitioning Optimization</w:t>
       </w:r>
     </w:p>
     <w:p>
       <w:pPr>
         <w:spacing w:after="0"/>
-        <w:rPr>
-          <w:b/>
-          <w:bCs/>
-          <w:sz w:val="22"/>
-          <w:szCs w:val="22"/>
-        </w:rPr>
-      </w:pPr>
-      <w:r>
-        <w:rPr>
-          <w:rFonts w:ascii="Segoe UI Emoji" w:hAnsi="Segoe UI Emoji" w:cs="Segoe UI Emoji"/>
-          <w:b/>
-          <w:bCs/>
-          <w:sz w:val="22"/>
-          <w:szCs w:val="22"/>
-        </w:rPr>
-        <w:t>📊</w:t>
-      </w:r>
-      <w:r>
-        <w:rPr>
-          <w:b/>
-          <w:bCs/>
-          <w:sz w:val="22"/>
-          <w:szCs w:val="22"/>
-        </w:rPr>
-        <w:t xml:space="preserve"> Direct Comparison:</w:t>
+      </w:pPr>
+    </w:p>
+    <w:p>
+      <w:pPr>
+        <w:spacing w:after="0"/>
+      </w:pPr>
+      <w:r>
+        <w:t>Direct Comparison:</w:t>
       </w:r>
     </w:p>
     <w:tbl>
       <w:tblPr>
+        <w:tblStyle w:val="TableGrid"/>
         <w:tblW w:w="0" w:type="auto"/>
-        <w:tblCellSpacing w:w="15" w:type="dxa"/>
-        <w:tblCellMar>
-          <w:top w:w="15" w:type="dxa"/>
-          <w:left w:w="15" w:type="dxa"/>
-          <w:bottom w:w="15" w:type="dxa"/>
-          <w:right w:w="15" w:type="dxa"/>
-        </w:tblCellMar>
         <w:tblLook w:val="04A0" w:firstRow="1" w:lastRow="0" w:firstColumn="1" w:lastColumn="0" w:noHBand="0" w:noVBand="1"/>
       </w:tblPr>
       <w:tblGrid>
-        <w:gridCol w:w="1586"/>
-        <w:gridCol w:w="1621"/>
-        <w:gridCol w:w="2295"/>
-        <w:gridCol w:w="2122"/>
+        <w:gridCol w:w="1517"/>
+        <w:gridCol w:w="1635"/>
+        <w:gridCol w:w="2130"/>
+        <w:gridCol w:w="1978"/>
       </w:tblGrid>
       <w:tr>
-        <w:trPr>
-          <w:tblHeader/>
-          <w:tblCellSpacing w:w="15" w:type="dxa"/>
-        </w:trPr>
-        <w:tc>
-          <w:tcPr>
-            <w:tcW w:w="0" w:type="auto"/>
-            <w:vAlign w:val="center"/>
-            <w:hideMark/>
-          </w:tcPr>
-          <w:p>
-            <w:pPr>
-              <w:spacing w:after="0"/>
-              <w:rPr>
-                <w:b/>
-                <w:bCs/>
-                <w:sz w:val="22"/>
-                <w:szCs w:val="22"/>
-              </w:rPr>
-            </w:pPr>
-            <w:r>
-              <w:rPr>
-                <w:b/>
-                <w:bCs/>
-                <w:sz w:val="22"/>
-                <w:szCs w:val="22"/>
-              </w:rPr>
-              <w:lastRenderedPageBreak/>
+        <w:tc>
+          <w:tcPr>
+            <w:tcW w:w="0" w:type="auto"/>
+            <w:hideMark/>
+          </w:tcPr>
+          <w:p>
+            <w:pPr>
+              <w:rPr>
+                <w:sz w:val="20"/>
+                <w:szCs w:val="20"/>
+              </w:rPr>
+            </w:pPr>
+            <w:r>
+              <w:rPr>
+                <w:sz w:val="20"/>
+                <w:szCs w:val="20"/>
+              </w:rPr>
               <w:t>Metric</w:t>
             </w:r>
           </w:p>
@@ -15871,25 +15454,19 @@
         <w:tc>
           <w:tcPr>
             <w:tcW w:w="0" w:type="auto"/>
-            <w:vAlign w:val="center"/>
-            <w:hideMark/>
-          </w:tcPr>
-          <w:p>
-            <w:pPr>
-              <w:spacing w:after="0"/>
-              <w:rPr>
-                <w:b/>
-                <w:bCs/>
-                <w:sz w:val="22"/>
-                <w:szCs w:val="22"/>
-              </w:rPr>
-            </w:pPr>
-            <w:r>
-              <w:rPr>
-                <w:b/>
-                <w:bCs/>
-                <w:sz w:val="22"/>
-                <w:szCs w:val="22"/>
+            <w:hideMark/>
+          </w:tcPr>
+          <w:p>
+            <w:pPr>
+              <w:rPr>
+                <w:sz w:val="20"/>
+                <w:szCs w:val="20"/>
+              </w:rPr>
+            </w:pPr>
+            <w:r>
+              <w:rPr>
+                <w:sz w:val="20"/>
+                <w:szCs w:val="20"/>
               </w:rPr>
               <w:t>Baseline</w:t>
             </w:r>
@@ -15898,25 +15475,19 @@
         <w:tc>
           <w:tcPr>
             <w:tcW w:w="0" w:type="auto"/>
-            <w:vAlign w:val="center"/>
-            <w:hideMark/>
-          </w:tcPr>
-          <w:p>
-            <w:pPr>
-              <w:spacing w:after="0"/>
-              <w:rPr>
-                <w:b/>
-                <w:bCs/>
-                <w:sz w:val="22"/>
-                <w:szCs w:val="22"/>
-              </w:rPr>
-            </w:pPr>
-            <w:r>
-              <w:rPr>
-                <w:b/>
-                <w:bCs/>
-                <w:sz w:val="22"/>
-                <w:szCs w:val="22"/>
+            <w:hideMark/>
+          </w:tcPr>
+          <w:p>
+            <w:pPr>
+              <w:rPr>
+                <w:sz w:val="20"/>
+                <w:szCs w:val="20"/>
+              </w:rPr>
+            </w:pPr>
+            <w:r>
+              <w:rPr>
+                <w:sz w:val="20"/>
+                <w:szCs w:val="20"/>
               </w:rPr>
               <w:t>Partitioning Optimized</w:t>
             </w:r>
@@ -15925,25 +15496,19 @@
         <w:tc>
           <w:tcPr>
             <w:tcW w:w="0" w:type="auto"/>
-            <w:vAlign w:val="center"/>
-            <w:hideMark/>
-          </w:tcPr>
-          <w:p>
-            <w:pPr>
-              <w:spacing w:after="0"/>
-              <w:rPr>
-                <w:b/>
-                <w:bCs/>
-                <w:sz w:val="22"/>
-                <w:szCs w:val="22"/>
-              </w:rPr>
-            </w:pPr>
-            <w:r>
-              <w:rPr>
-                <w:b/>
-                <w:bCs/>
-                <w:sz w:val="22"/>
-                <w:szCs w:val="22"/>
+            <w:hideMark/>
+          </w:tcPr>
+          <w:p>
+            <w:pPr>
+              <w:rPr>
+                <w:sz w:val="20"/>
+                <w:szCs w:val="20"/>
+              </w:rPr>
+            </w:pPr>
+            <w:r>
+              <w:rPr>
+                <w:sz w:val="20"/>
+                <w:szCs w:val="20"/>
               </w:rPr>
               <w:t>Change</w:t>
             </w:r>
@@ -15951,29 +15516,22 @@
         </w:tc>
       </w:tr>
       <w:tr>
-        <w:trPr>
-          <w:tblCellSpacing w:w="15" w:type="dxa"/>
-        </w:trPr>
-        <w:tc>
-          <w:tcPr>
-            <w:tcW w:w="0" w:type="auto"/>
-            <w:vAlign w:val="center"/>
-            <w:hideMark/>
-          </w:tcPr>
-          <w:p>
-            <w:pPr>
-              <w:spacing w:after="0"/>
-              <w:rPr>
-                <w:sz w:val="22"/>
-                <w:szCs w:val="22"/>
-              </w:rPr>
-            </w:pPr>
-            <w:r>
-              <w:rPr>
-                <w:b/>
-                <w:bCs/>
-                <w:sz w:val="22"/>
-                <w:szCs w:val="22"/>
+        <w:tc>
+          <w:tcPr>
+            <w:tcW w:w="0" w:type="auto"/>
+            <w:hideMark/>
+          </w:tcPr>
+          <w:p>
+            <w:pPr>
+              <w:rPr>
+                <w:sz w:val="20"/>
+                <w:szCs w:val="20"/>
+              </w:rPr>
+            </w:pPr>
+            <w:r>
+              <w:rPr>
+                <w:sz w:val="20"/>
+                <w:szCs w:val="20"/>
               </w:rPr>
               <w:t>Total Time</w:t>
             </w:r>
@@ -15982,21 +15540,19 @@
         <w:tc>
           <w:tcPr>
             <w:tcW w:w="0" w:type="auto"/>
-            <w:vAlign w:val="center"/>
-            <w:hideMark/>
-          </w:tcPr>
-          <w:p>
-            <w:pPr>
-              <w:spacing w:after="0"/>
-              <w:rPr>
-                <w:sz w:val="22"/>
-                <w:szCs w:val="22"/>
-              </w:rPr>
-            </w:pPr>
-            <w:r>
-              <w:rPr>
-                <w:sz w:val="22"/>
-                <w:szCs w:val="22"/>
+            <w:hideMark/>
+          </w:tcPr>
+          <w:p>
+            <w:pPr>
+              <w:rPr>
+                <w:sz w:val="20"/>
+                <w:szCs w:val="20"/>
+              </w:rPr>
+            </w:pPr>
+            <w:r>
+              <w:rPr>
+                <w:sz w:val="20"/>
+                <w:szCs w:val="20"/>
               </w:rPr>
               <w:t>206 seconds</w:t>
             </w:r>
@@ -16005,21 +15561,19 @@
         <w:tc>
           <w:tcPr>
             <w:tcW w:w="0" w:type="auto"/>
-            <w:vAlign w:val="center"/>
-            <w:hideMark/>
-          </w:tcPr>
-          <w:p>
-            <w:pPr>
-              <w:spacing w:after="0"/>
-              <w:rPr>
-                <w:sz w:val="22"/>
-                <w:szCs w:val="22"/>
-              </w:rPr>
-            </w:pPr>
-            <w:r>
-              <w:rPr>
-                <w:sz w:val="22"/>
-                <w:szCs w:val="22"/>
+            <w:hideMark/>
+          </w:tcPr>
+          <w:p>
+            <w:pPr>
+              <w:rPr>
+                <w:sz w:val="20"/>
+                <w:szCs w:val="20"/>
+              </w:rPr>
+            </w:pPr>
+            <w:r>
+              <w:rPr>
+                <w:sz w:val="20"/>
+                <w:szCs w:val="20"/>
               </w:rPr>
               <w:t>240 seconds</w:t>
             </w:r>
@@ -16028,23 +15582,19 @@
         <w:tc>
           <w:tcPr>
             <w:tcW w:w="0" w:type="auto"/>
-            <w:vAlign w:val="center"/>
-            <w:hideMark/>
-          </w:tcPr>
-          <w:p>
-            <w:pPr>
-              <w:spacing w:after="0"/>
-              <w:rPr>
-                <w:sz w:val="22"/>
-                <w:szCs w:val="22"/>
-              </w:rPr>
-            </w:pPr>
-            <w:r>
-              <w:rPr>
-                <w:b/>
-                <w:bCs/>
-                <w:sz w:val="22"/>
-                <w:szCs w:val="22"/>
+            <w:hideMark/>
+          </w:tcPr>
+          <w:p>
+            <w:pPr>
+              <w:rPr>
+                <w:sz w:val="20"/>
+                <w:szCs w:val="20"/>
+              </w:rPr>
+            </w:pPr>
+            <w:r>
+              <w:rPr>
+                <w:sz w:val="20"/>
+                <w:szCs w:val="20"/>
               </w:rPr>
               <w:t>+34s (17% slower)</w:t>
             </w:r>
@@ -16052,29 +15602,22 @@
         </w:tc>
       </w:tr>
       <w:tr>
-        <w:trPr>
-          <w:tblCellSpacing w:w="15" w:type="dxa"/>
-        </w:trPr>
-        <w:tc>
-          <w:tcPr>
-            <w:tcW w:w="0" w:type="auto"/>
-            <w:vAlign w:val="center"/>
-            <w:hideMark/>
-          </w:tcPr>
-          <w:p>
-            <w:pPr>
-              <w:spacing w:after="0"/>
-              <w:rPr>
-                <w:sz w:val="22"/>
-                <w:szCs w:val="22"/>
-              </w:rPr>
-            </w:pPr>
-            <w:r>
-              <w:rPr>
-                <w:b/>
-                <w:bCs/>
-                <w:sz w:val="22"/>
-                <w:szCs w:val="22"/>
+        <w:tc>
+          <w:tcPr>
+            <w:tcW w:w="0" w:type="auto"/>
+            <w:hideMark/>
+          </w:tcPr>
+          <w:p>
+            <w:pPr>
+              <w:rPr>
+                <w:sz w:val="20"/>
+                <w:szCs w:val="20"/>
+              </w:rPr>
+            </w:pPr>
+            <w:r>
+              <w:rPr>
+                <w:sz w:val="20"/>
+                <w:szCs w:val="20"/>
               </w:rPr>
               <w:t>Memory</w:t>
             </w:r>
@@ -16083,21 +15626,19 @@
         <w:tc>
           <w:tcPr>
             <w:tcW w:w="0" w:type="auto"/>
-            <w:vAlign w:val="center"/>
-            <w:hideMark/>
-          </w:tcPr>
-          <w:p>
-            <w:pPr>
-              <w:spacing w:after="0"/>
-              <w:rPr>
-                <w:sz w:val="22"/>
-                <w:szCs w:val="22"/>
-              </w:rPr>
-            </w:pPr>
-            <w:r>
-              <w:rPr>
-                <w:sz w:val="22"/>
-                <w:szCs w:val="22"/>
+            <w:hideMark/>
+          </w:tcPr>
+          <w:p>
+            <w:pPr>
+              <w:rPr>
+                <w:sz w:val="20"/>
+                <w:szCs w:val="20"/>
+              </w:rPr>
+            </w:pPr>
+            <w:r>
+              <w:rPr>
+                <w:sz w:val="20"/>
+                <w:szCs w:val="20"/>
               </w:rPr>
               <w:t>434MB available</w:t>
             </w:r>
@@ -16106,21 +15647,19 @@
         <w:tc>
           <w:tcPr>
             <w:tcW w:w="0" w:type="auto"/>
-            <w:vAlign w:val="center"/>
-            <w:hideMark/>
-          </w:tcPr>
-          <w:p>
-            <w:pPr>
-              <w:spacing w:after="0"/>
-              <w:rPr>
-                <w:sz w:val="22"/>
-                <w:szCs w:val="22"/>
-              </w:rPr>
-            </w:pPr>
-            <w:r>
-              <w:rPr>
-                <w:sz w:val="22"/>
-                <w:szCs w:val="22"/>
+            <w:hideMark/>
+          </w:tcPr>
+          <w:p>
+            <w:pPr>
+              <w:rPr>
+                <w:sz w:val="20"/>
+                <w:szCs w:val="20"/>
+              </w:rPr>
+            </w:pPr>
+            <w:r>
+              <w:rPr>
+                <w:sz w:val="20"/>
+                <w:szCs w:val="20"/>
               </w:rPr>
               <w:t>127MB available</w:t>
             </w:r>
@@ -16129,23 +15668,19 @@
         <w:tc>
           <w:tcPr>
             <w:tcW w:w="0" w:type="auto"/>
-            <w:vAlign w:val="center"/>
-            <w:hideMark/>
-          </w:tcPr>
-          <w:p>
-            <w:pPr>
-              <w:spacing w:after="0"/>
-              <w:rPr>
-                <w:sz w:val="22"/>
-                <w:szCs w:val="22"/>
-              </w:rPr>
-            </w:pPr>
-            <w:r>
-              <w:rPr>
-                <w:b/>
-                <w:bCs/>
-                <w:sz w:val="22"/>
-                <w:szCs w:val="22"/>
+            <w:hideMark/>
+          </w:tcPr>
+          <w:p>
+            <w:pPr>
+              <w:rPr>
+                <w:sz w:val="20"/>
+                <w:szCs w:val="20"/>
+              </w:rPr>
+            </w:pPr>
+            <w:r>
+              <w:rPr>
+                <w:sz w:val="20"/>
+                <w:szCs w:val="20"/>
               </w:rPr>
               <w:t>-71% memory</w:t>
             </w:r>
@@ -16153,29 +15688,22 @@
         </w:tc>
       </w:tr>
       <w:tr>
-        <w:trPr>
-          <w:tblCellSpacing w:w="15" w:type="dxa"/>
-        </w:trPr>
-        <w:tc>
-          <w:tcPr>
-            <w:tcW w:w="0" w:type="auto"/>
-            <w:vAlign w:val="center"/>
-            <w:hideMark/>
-          </w:tcPr>
-          <w:p>
-            <w:pPr>
-              <w:spacing w:after="0"/>
-              <w:rPr>
-                <w:sz w:val="22"/>
-                <w:szCs w:val="22"/>
-              </w:rPr>
-            </w:pPr>
-            <w:r>
-              <w:rPr>
-                <w:b/>
-                <w:bCs/>
-                <w:sz w:val="22"/>
-                <w:szCs w:val="22"/>
+        <w:tc>
+          <w:tcPr>
+            <w:tcW w:w="0" w:type="auto"/>
+            <w:hideMark/>
+          </w:tcPr>
+          <w:p>
+            <w:pPr>
+              <w:rPr>
+                <w:sz w:val="20"/>
+                <w:szCs w:val="20"/>
+              </w:rPr>
+            </w:pPr>
+            <w:r>
+              <w:rPr>
+                <w:sz w:val="20"/>
+                <w:szCs w:val="20"/>
               </w:rPr>
               <w:t>Memory Issues</w:t>
             </w:r>
@@ -16184,21 +15712,19 @@
         <w:tc>
           <w:tcPr>
             <w:tcW w:w="0" w:type="auto"/>
-            <w:vAlign w:val="center"/>
-            <w:hideMark/>
-          </w:tcPr>
-          <w:p>
-            <w:pPr>
-              <w:spacing w:after="0"/>
-              <w:rPr>
-                <w:sz w:val="22"/>
-                <w:szCs w:val="22"/>
-              </w:rPr>
-            </w:pPr>
-            <w:r>
-              <w:rPr>
-                <w:sz w:val="22"/>
-                <w:szCs w:val="22"/>
+            <w:hideMark/>
+          </w:tcPr>
+          <w:p>
+            <w:pPr>
+              <w:rPr>
+                <w:sz w:val="20"/>
+                <w:szCs w:val="20"/>
+              </w:rPr>
+            </w:pPr>
+            <w:r>
+              <w:rPr>
+                <w:sz w:val="20"/>
+                <w:szCs w:val="20"/>
               </w:rPr>
               <w:t>None</w:t>
             </w:r>
@@ -16207,21 +15733,19 @@
         <w:tc>
           <w:tcPr>
             <w:tcW w:w="0" w:type="auto"/>
-            <w:vAlign w:val="center"/>
-            <w:hideMark/>
-          </w:tcPr>
-          <w:p>
-            <w:pPr>
-              <w:spacing w:after="0"/>
-              <w:rPr>
-                <w:sz w:val="22"/>
-                <w:szCs w:val="22"/>
-              </w:rPr>
-            </w:pPr>
-            <w:r>
-              <w:rPr>
-                <w:sz w:val="22"/>
-                <w:szCs w:val="22"/>
+            <w:hideMark/>
+          </w:tcPr>
+          <w:p>
+            <w:pPr>
+              <w:rPr>
+                <w:sz w:val="20"/>
+                <w:szCs w:val="20"/>
+              </w:rPr>
+            </w:pPr>
+            <w:r>
+              <w:rPr>
+                <w:sz w:val="20"/>
+                <w:szCs w:val="20"/>
               </w:rPr>
               <w:t>None</w:t>
             </w:r>
@@ -16230,63 +15754,42 @@
         <w:tc>
           <w:tcPr>
             <w:tcW w:w="0" w:type="auto"/>
-            <w:vAlign w:val="center"/>
-            <w:hideMark/>
-          </w:tcPr>
-          <w:p>
-            <w:pPr>
-              <w:spacing w:after="0"/>
-              <w:rPr>
-                <w:sz w:val="22"/>
-                <w:szCs w:val="22"/>
-              </w:rPr>
-            </w:pPr>
-            <w:r>
-              <w:rPr>
-                <w:rFonts w:ascii="Segoe UI Emoji" w:hAnsi="Segoe UI Emoji" w:cs="Segoe UI Emoji"/>
-                <w:b/>
-                <w:bCs/>
-                <w:sz w:val="22"/>
-                <w:szCs w:val="22"/>
-              </w:rPr>
-              <w:t>✅</w:t>
-            </w:r>
-            <w:r>
-              <w:rPr>
-                <w:b/>
-                <w:bCs/>
-                <w:sz w:val="22"/>
-                <w:szCs w:val="22"/>
-              </w:rPr>
-              <w:t xml:space="preserve"> Both stable</w:t>
+            <w:hideMark/>
+          </w:tcPr>
+          <w:p>
+            <w:pPr>
+              <w:rPr>
+                <w:sz w:val="20"/>
+                <w:szCs w:val="20"/>
+              </w:rPr>
+            </w:pPr>
+            <w:r>
+              <w:rPr>
+                <w:sz w:val="20"/>
+                <w:szCs w:val="20"/>
+              </w:rPr>
+              <w:t>Both stable</w:t>
             </w:r>
           </w:p>
         </w:tc>
       </w:tr>
       <w:tr>
-        <w:trPr>
-          <w:tblCellSpacing w:w="15" w:type="dxa"/>
-        </w:trPr>
-        <w:tc>
-          <w:tcPr>
-            <w:tcW w:w="0" w:type="auto"/>
-            <w:vAlign w:val="center"/>
-            <w:hideMark/>
-          </w:tcPr>
-          <w:p>
-            <w:pPr>
-              <w:spacing w:after="0"/>
-              <w:rPr>
-                <w:sz w:val="22"/>
-                <w:szCs w:val="22"/>
-              </w:rPr>
-            </w:pPr>
-            <w:r>
-              <w:rPr>
-                <w:b/>
-                <w:bCs/>
-                <w:sz w:val="22"/>
-                <w:szCs w:val="22"/>
+        <w:tc>
+          <w:tcPr>
+            <w:tcW w:w="0" w:type="auto"/>
+            <w:hideMark/>
+          </w:tcPr>
+          <w:p>
+            <w:pPr>
+              <w:rPr>
+                <w:sz w:val="20"/>
+                <w:szCs w:val="20"/>
+              </w:rPr>
+            </w:pPr>
+            <w:r>
+              <w:rPr>
+                <w:sz w:val="20"/>
+                <w:szCs w:val="20"/>
               </w:rPr>
               <w:t>Partitioning</w:t>
             </w:r>
@@ -16295,21 +15798,19 @@
         <w:tc>
           <w:tcPr>
             <w:tcW w:w="0" w:type="auto"/>
-            <w:vAlign w:val="center"/>
-            <w:hideMark/>
-          </w:tcPr>
-          <w:p>
-            <w:pPr>
-              <w:spacing w:after="0"/>
-              <w:rPr>
-                <w:sz w:val="22"/>
-                <w:szCs w:val="22"/>
-              </w:rPr>
-            </w:pPr>
-            <w:r>
-              <w:rPr>
-                <w:sz w:val="22"/>
-                <w:szCs w:val="22"/>
+            <w:hideMark/>
+          </w:tcPr>
+          <w:p>
+            <w:pPr>
+              <w:rPr>
+                <w:sz w:val="20"/>
+                <w:szCs w:val="20"/>
+              </w:rPr>
+            </w:pPr>
+            <w:r>
+              <w:rPr>
+                <w:sz w:val="20"/>
+                <w:szCs w:val="20"/>
               </w:rPr>
               <w:t>Default</w:t>
             </w:r>
@@ -16318,21 +15819,19 @@
         <w:tc>
           <w:tcPr>
             <w:tcW w:w="0" w:type="auto"/>
-            <w:vAlign w:val="center"/>
-            <w:hideMark/>
-          </w:tcPr>
-          <w:p>
-            <w:pPr>
-              <w:spacing w:after="0"/>
-              <w:rPr>
-                <w:sz w:val="22"/>
-                <w:szCs w:val="22"/>
-              </w:rPr>
-            </w:pPr>
-            <w:r>
-              <w:rPr>
-                <w:sz w:val="22"/>
-                <w:szCs w:val="22"/>
+            <w:hideMark/>
+          </w:tcPr>
+          <w:p>
+            <w:pPr>
+              <w:rPr>
+                <w:sz w:val="20"/>
+                <w:szCs w:val="20"/>
+              </w:rPr>
+            </w:pPr>
+            <w:r>
+              <w:rPr>
+                <w:sz w:val="20"/>
+                <w:szCs w:val="20"/>
               </w:rPr>
               <w:t>16→8 optimized</w:t>
             </w:r>
@@ -16341,23 +15840,19 @@
         <w:tc>
           <w:tcPr>
             <w:tcW w:w="0" w:type="auto"/>
-            <w:vAlign w:val="center"/>
-            <w:hideMark/>
-          </w:tcPr>
-          <w:p>
-            <w:pPr>
-              <w:spacing w:after="0"/>
-              <w:rPr>
-                <w:sz w:val="22"/>
-                <w:szCs w:val="22"/>
-              </w:rPr>
-            </w:pPr>
-            <w:r>
-              <w:rPr>
-                <w:b/>
-                <w:bCs/>
-                <w:sz w:val="22"/>
-                <w:szCs w:val="22"/>
+            <w:hideMark/>
+          </w:tcPr>
+          <w:p>
+            <w:pPr>
+              <w:rPr>
+                <w:sz w:val="20"/>
+                <w:szCs w:val="20"/>
+              </w:rPr>
+            </w:pPr>
+            <w:r>
+              <w:rPr>
+                <w:sz w:val="20"/>
+                <w:szCs w:val="20"/>
               </w:rPr>
               <w:t>Manual optimization</w:t>
             </w:r>
@@ -16368,550 +15863,182 @@
     <w:p>
       <w:pPr>
         <w:spacing w:after="0"/>
-        <w:rPr>
-          <w:sz w:val="22"/>
-          <w:szCs w:val="22"/>
-        </w:rPr>
-      </w:pPr>
-      <w:r>
-        <w:rPr>
-          <w:sz w:val="22"/>
-          <w:szCs w:val="22"/>
-        </w:rPr>
-        <w:pict w14:anchorId="461BC65E">
-          <v:rect id="_x0000_i1027" style="width:0;height:1.5pt" o:hralign="center" o:hrstd="t" o:hr="t" fillcolor="#a0a0a0" stroked="f"/>
-        </w:pict>
-      </w:r>
-    </w:p>
-    <w:p>
-      <w:pPr>
-        <w:spacing w:after="0"/>
-        <w:rPr>
-          <w:b/>
-          <w:bCs/>
-          <w:sz w:val="22"/>
-          <w:szCs w:val="22"/>
-        </w:rPr>
-      </w:pPr>
-      <w:r>
-        <w:rPr>
-          <w:rFonts w:ascii="Segoe UI Emoji" w:hAnsi="Segoe UI Emoji" w:cs="Segoe UI Emoji"/>
-          <w:b/>
-          <w:bCs/>
-          <w:sz w:val="22"/>
-          <w:szCs w:val="22"/>
-        </w:rPr>
-        <w:t>🔍</w:t>
-      </w:r>
-      <w:r>
-        <w:rPr>
-          <w:b/>
-          <w:bCs/>
-          <w:sz w:val="22"/>
-          <w:szCs w:val="22"/>
-        </w:rPr>
-        <w:t xml:space="preserve"> Analysis:</w:t>
-      </w:r>
-    </w:p>
-    <w:p>
-      <w:pPr>
-        <w:spacing w:after="0"/>
-        <w:rPr>
-          <w:b/>
-          <w:bCs/>
-          <w:sz w:val="22"/>
-          <w:szCs w:val="22"/>
-        </w:rPr>
-      </w:pPr>
-      <w:r>
-        <w:rPr>
-          <w:b/>
-          <w:bCs/>
-          <w:sz w:val="22"/>
-          <w:szCs w:val="22"/>
-        </w:rPr>
+      </w:pPr>
+    </w:p>
+    <w:p>
+      <w:pPr>
+        <w:spacing w:after="0"/>
+      </w:pPr>
+      <w:r>
+        <w:t>Analysis:</w:t>
+      </w:r>
+    </w:p>
+    <w:p>
+      <w:pPr>
+        <w:spacing w:after="0"/>
+      </w:pPr>
+      <w:r>
         <w:t>Why Partitioning was slower:</w:t>
       </w:r>
     </w:p>
     <w:p>
       <w:pPr>
+        <w:spacing w:after="0"/>
+      </w:pPr>
+      <w:r>
+        <w:t>Conservative memory (1GB vs 2GB executor) = less parallel processing power</w:t>
+      </w:r>
+    </w:p>
+    <w:p>
+      <w:pPr>
+        <w:spacing w:after="0"/>
+      </w:pPr>
+      <w:r>
+        <w:t>Smaller memory footprint = more disk I/O operations</w:t>
+      </w:r>
+    </w:p>
+    <w:p>
+      <w:pPr>
+        <w:spacing w:after="0"/>
+      </w:pPr>
+      <w:r>
+        <w:t>Trade-off: Stability vs raw performance</w:t>
+      </w:r>
+    </w:p>
+    <w:p>
+      <w:pPr>
+        <w:spacing w:after="0"/>
+      </w:pPr>
+      <w:r>
+        <w:t>What partitioning achieved:</w:t>
+      </w:r>
+    </w:p>
+    <w:p>
+      <w:pPr>
+        <w:pStyle w:val="ListParagraph"/>
         <w:numPr>
           <w:ilvl w:val="0"/>
-          <w:numId w:val="21"/>
+          <w:numId w:val="87"/>
         </w:numPr>
         <w:spacing w:after="0"/>
-        <w:rPr>
-          <w:sz w:val="22"/>
-          <w:szCs w:val="22"/>
-        </w:rPr>
-      </w:pPr>
-      <w:r>
-        <w:rPr>
-          <w:b/>
-          <w:bCs/>
-          <w:sz w:val="22"/>
-          <w:szCs w:val="22"/>
-        </w:rPr>
-        <w:t>Conservative memory</w:t>
-      </w:r>
-      <w:r>
-        <w:rPr>
-          <w:sz w:val="22"/>
-          <w:szCs w:val="22"/>
-        </w:rPr>
-        <w:t xml:space="preserve"> (1GB vs 2GB executor) = less parallel processing power</w:t>
-      </w:r>
-    </w:p>
-    <w:p>
-      <w:pPr>
+      </w:pPr>
+      <w:r>
+        <w:t>No memory warnings (unlike caching version)</w:t>
+      </w:r>
+    </w:p>
+    <w:p>
+      <w:pPr>
+        <w:pStyle w:val="ListParagraph"/>
         <w:numPr>
           <w:ilvl w:val="0"/>
-          <w:numId w:val="21"/>
+          <w:numId w:val="87"/>
         </w:numPr>
         <w:spacing w:after="0"/>
-        <w:rPr>
-          <w:sz w:val="22"/>
-          <w:szCs w:val="22"/>
-        </w:rPr>
-      </w:pPr>
-      <w:r>
-        <w:rPr>
-          <w:b/>
-          <w:bCs/>
-          <w:sz w:val="22"/>
-          <w:szCs w:val="22"/>
-        </w:rPr>
-        <w:t>Smaller memory footprint</w:t>
-      </w:r>
-      <w:r>
-        <w:rPr>
-          <w:sz w:val="22"/>
-          <w:szCs w:val="22"/>
-        </w:rPr>
-        <w:t xml:space="preserve"> = more disk I/O operations</w:t>
-      </w:r>
-    </w:p>
-    <w:p>
-      <w:pPr>
+      </w:pPr>
+      <w:r>
+        <w:t>Stable execution without resource constraints</w:t>
+      </w:r>
+    </w:p>
+    <w:p>
+      <w:pPr>
+        <w:pStyle w:val="ListParagraph"/>
         <w:numPr>
           <w:ilvl w:val="0"/>
-          <w:numId w:val="21"/>
+          <w:numId w:val="87"/>
         </w:numPr>
         <w:spacing w:after="0"/>
-        <w:rPr>
-          <w:sz w:val="22"/>
-          <w:szCs w:val="22"/>
-        </w:rPr>
-      </w:pPr>
-      <w:r>
-        <w:rPr>
-          <w:b/>
-          <w:bCs/>
-          <w:sz w:val="22"/>
-          <w:szCs w:val="22"/>
-        </w:rPr>
-        <w:t>Trade-off</w:t>
-      </w:r>
-      <w:r>
-        <w:rPr>
-          <w:sz w:val="22"/>
-          <w:szCs w:val="22"/>
-        </w:rPr>
-        <w:t>: Stability vs raw performance</w:t>
-      </w:r>
-    </w:p>
-    <w:p>
-      <w:pPr>
-        <w:spacing w:after="0"/>
-        <w:rPr>
-          <w:b/>
-          <w:bCs/>
-          <w:sz w:val="22"/>
-          <w:szCs w:val="22"/>
-        </w:rPr>
-      </w:pPr>
-      <w:r>
-        <w:rPr>
-          <w:b/>
-          <w:bCs/>
-          <w:sz w:val="22"/>
-          <w:szCs w:val="22"/>
-        </w:rPr>
-        <w:t>What partitioning achieved:</w:t>
-      </w:r>
-    </w:p>
-    <w:p>
-      <w:pPr>
-        <w:numPr>
-          <w:ilvl w:val="0"/>
-          <w:numId w:val="22"/>
-        </w:numPr>
-        <w:spacing w:after="0"/>
-        <w:rPr>
-          <w:sz w:val="22"/>
-          <w:szCs w:val="22"/>
-        </w:rPr>
-      </w:pPr>
-      <w:r>
-        <w:rPr>
-          <w:rFonts w:ascii="Segoe UI Emoji" w:hAnsi="Segoe UI Emoji" w:cs="Segoe UI Emoji"/>
-          <w:b/>
-          <w:bCs/>
-          <w:sz w:val="22"/>
-          <w:szCs w:val="22"/>
-        </w:rPr>
-        <w:t>✅</w:t>
-      </w:r>
-      <w:r>
-        <w:rPr>
-          <w:b/>
-          <w:bCs/>
-          <w:sz w:val="22"/>
-          <w:szCs w:val="22"/>
-        </w:rPr>
-        <w:t xml:space="preserve"> No memory warnings</w:t>
-      </w:r>
-      <w:r>
-        <w:rPr>
-          <w:sz w:val="22"/>
-          <w:szCs w:val="22"/>
-        </w:rPr>
-        <w:t xml:space="preserve"> (unlike caching version)</w:t>
-      </w:r>
-    </w:p>
-    <w:p>
-      <w:pPr>
-        <w:numPr>
-          <w:ilvl w:val="0"/>
-          <w:numId w:val="22"/>
-        </w:numPr>
-        <w:spacing w:after="0"/>
-        <w:rPr>
-          <w:sz w:val="22"/>
-          <w:szCs w:val="22"/>
-        </w:rPr>
-      </w:pPr>
-      <w:r>
-        <w:rPr>
-          <w:rFonts w:ascii="Segoe UI Emoji" w:hAnsi="Segoe UI Emoji" w:cs="Segoe UI Emoji"/>
-          <w:b/>
-          <w:bCs/>
-          <w:sz w:val="22"/>
-          <w:szCs w:val="22"/>
-        </w:rPr>
-        <w:t>✅</w:t>
-      </w:r>
-      <w:r>
-        <w:rPr>
-          <w:b/>
-          <w:bCs/>
-          <w:sz w:val="22"/>
-          <w:szCs w:val="22"/>
-        </w:rPr>
-        <w:t xml:space="preserve"> Stable execution</w:t>
-      </w:r>
-      <w:r>
-        <w:rPr>
-          <w:sz w:val="22"/>
-          <w:szCs w:val="22"/>
-        </w:rPr>
-        <w:t xml:space="preserve"> without resource constraints</w:t>
-      </w:r>
-    </w:p>
-    <w:p>
-      <w:pPr>
-        <w:numPr>
-          <w:ilvl w:val="0"/>
-          <w:numId w:val="22"/>
-        </w:numPr>
-        <w:spacing w:after="0"/>
-        <w:rPr>
-          <w:sz w:val="22"/>
-          <w:szCs w:val="22"/>
-        </w:rPr>
-      </w:pPr>
-      <w:r>
-        <w:rPr>
-          <w:rFonts w:ascii="Segoe UI Emoji" w:hAnsi="Segoe UI Emoji" w:cs="Segoe UI Emoji"/>
-          <w:b/>
-          <w:bCs/>
-          <w:sz w:val="22"/>
-          <w:szCs w:val="22"/>
-        </w:rPr>
-        <w:t>✅</w:t>
-      </w:r>
-      <w:r>
-        <w:rPr>
-          <w:b/>
-          <w:bCs/>
-          <w:sz w:val="22"/>
-          <w:szCs w:val="22"/>
-        </w:rPr>
-        <w:t xml:space="preserve"> Predictable performance</w:t>
-      </w:r>
-      <w:r>
-        <w:rPr>
-          <w:sz w:val="22"/>
-          <w:szCs w:val="22"/>
-        </w:rPr>
-        <w:t xml:space="preserve"> for large datasets</w:t>
-      </w:r>
-    </w:p>
-    <w:p>
-      <w:pPr>
-        <w:spacing w:after="0"/>
-        <w:rPr>
-          <w:b/>
-          <w:bCs/>
-          <w:sz w:val="22"/>
-          <w:szCs w:val="22"/>
-        </w:rPr>
-      </w:pPr>
-      <w:r>
-        <w:rPr>
-          <w:b/>
-          <w:bCs/>
-          <w:sz w:val="22"/>
-          <w:szCs w:val="22"/>
-        </w:rPr>
+      </w:pPr>
+      <w:r>
+        <w:t>Predictable performance for large datasets</w:t>
+      </w:r>
+    </w:p>
+    <w:p>
+      <w:pPr>
+        <w:spacing w:after="0"/>
+      </w:pPr>
+      <w:r>
         <w:t>The 17% slowdown explained:</w:t>
       </w:r>
     </w:p>
     <w:p>
       <w:pPr>
-        <w:numPr>
-          <w:ilvl w:val="0"/>
-          <w:numId w:val="23"/>
-        </w:numPr>
-        <w:spacing w:after="0"/>
-        <w:rPr>
-          <w:sz w:val="22"/>
-          <w:szCs w:val="22"/>
-        </w:rPr>
-      </w:pPr>
-      <w:r>
-        <w:rPr>
-          <w:b/>
-          <w:bCs/>
-          <w:sz w:val="22"/>
-          <w:szCs w:val="22"/>
-        </w:rPr>
-        <w:t>Baseline</w:t>
-      </w:r>
-      <w:r>
-        <w:rPr>
-          <w:sz w:val="22"/>
-          <w:szCs w:val="22"/>
-        </w:rPr>
-        <w:t>: Used more memory (2GB executor) = faster processing</w:t>
-      </w:r>
-    </w:p>
-    <w:p>
-      <w:pPr>
-        <w:numPr>
-          <w:ilvl w:val="0"/>
-          <w:numId w:val="23"/>
-        </w:numPr>
-        <w:spacing w:after="0"/>
-        <w:rPr>
-          <w:sz w:val="22"/>
-          <w:szCs w:val="22"/>
-        </w:rPr>
-      </w:pPr>
-      <w:r>
-        <w:rPr>
-          <w:b/>
-          <w:bCs/>
-          <w:sz w:val="22"/>
-          <w:szCs w:val="22"/>
-        </w:rPr>
-        <w:t>Partitioning</w:t>
-      </w:r>
-      <w:r>
-        <w:rPr>
-          <w:sz w:val="22"/>
-          <w:szCs w:val="22"/>
-        </w:rPr>
-        <w:t>: Used less memory (1GB executor) = safer but slower</w:t>
-      </w:r>
-    </w:p>
-    <w:p>
-      <w:pPr>
-        <w:spacing w:after="0"/>
-        <w:rPr>
-          <w:sz w:val="22"/>
-          <w:szCs w:val="22"/>
-        </w:rPr>
-      </w:pPr>
-      <w:r>
-        <w:rPr>
-          <w:sz w:val="22"/>
-          <w:szCs w:val="22"/>
-        </w:rPr>
+        <w:spacing w:after="0"/>
+      </w:pPr>
+      <w:r>
+        <w:t>Baseline: Used more memory (2GB executor) = faster processing</w:t>
+      </w:r>
+    </w:p>
+    <w:p>
+      <w:pPr>
+        <w:spacing w:after="0"/>
+      </w:pPr>
+      <w:r>
+        <w:t>Partitioning: Used less memory (1GB executor) = safer but slower</w:t>
+      </w:r>
+    </w:p>
+    <w:p>
+      <w:pPr>
+        <w:spacing w:after="0"/>
+      </w:pPr>
+      <w:r>
         <w:pict w14:anchorId="3295D599">
-          <v:rect id="_x0000_i1028" style="width:0;height:1.5pt" o:hralign="center" o:hrstd="t" o:hr="t" fillcolor="#a0a0a0" stroked="f"/>
+          <v:rect id="_x0000_i1025" style="width:0;height:1.5pt" o:hralign="center" o:hrstd="t" o:hr="t" fillcolor="#a0a0a0" stroked="f"/>
         </w:pict>
       </w:r>
     </w:p>
     <w:p>
       <w:pPr>
         <w:spacing w:after="0"/>
-        <w:rPr>
-          <w:b/>
-          <w:bCs/>
-          <w:sz w:val="22"/>
-          <w:szCs w:val="22"/>
-        </w:rPr>
-      </w:pPr>
-      <w:r>
-        <w:rPr>
-          <w:rFonts w:ascii="Segoe UI Emoji" w:hAnsi="Segoe UI Emoji" w:cs="Segoe UI Emoji"/>
-          <w:b/>
-          <w:bCs/>
-          <w:sz w:val="22"/>
-          <w:szCs w:val="22"/>
-        </w:rPr>
-        <w:t>🎯</w:t>
-      </w:r>
-      <w:r>
-        <w:rPr>
-          <w:b/>
-          <w:bCs/>
-          <w:sz w:val="22"/>
-          <w:szCs w:val="22"/>
-        </w:rPr>
-        <w:t xml:space="preserve"> Key Insight:</w:t>
-      </w:r>
-    </w:p>
-    <w:p>
-      <w:pPr>
-        <w:spacing w:after="0"/>
-        <w:rPr>
-          <w:sz w:val="22"/>
-          <w:szCs w:val="22"/>
-        </w:rPr>
-      </w:pPr>
-      <w:r>
-        <w:rPr>
-          <w:b/>
-          <w:bCs/>
-          <w:sz w:val="22"/>
-          <w:szCs w:val="22"/>
-        </w:rPr>
+      </w:pPr>
+      <w:r>
+        <w:t>Key Insight:</w:t>
+      </w:r>
+    </w:p>
+    <w:p>
+      <w:pPr>
+        <w:spacing w:after="0"/>
+      </w:pPr>
+      <w:r>
         <w:t>The partitioning optimization successfully demonstrated the classic engineering trade-off:</w:t>
       </w:r>
     </w:p>
     <w:p>
       <w:pPr>
-        <w:numPr>
-          <w:ilvl w:val="0"/>
-          <w:numId w:val="24"/>
-        </w:numPr>
-        <w:spacing w:after="0"/>
-        <w:rPr>
-          <w:sz w:val="22"/>
-          <w:szCs w:val="22"/>
-        </w:rPr>
-      </w:pPr>
-      <w:r>
-        <w:rPr>
-          <w:b/>
-          <w:bCs/>
-          <w:sz w:val="22"/>
-          <w:szCs w:val="22"/>
-        </w:rPr>
-        <w:t>Baseline</w:t>
-      </w:r>
-      <w:r>
-        <w:rPr>
-          <w:sz w:val="22"/>
-          <w:szCs w:val="22"/>
-        </w:rPr>
-        <w:t>: Maximum performance with higher resource requirements</w:t>
-      </w:r>
-    </w:p>
-    <w:p>
-      <w:pPr>
-        <w:numPr>
-          <w:ilvl w:val="0"/>
-          <w:numId w:val="24"/>
-        </w:numPr>
-        <w:spacing w:after="0"/>
-        <w:rPr>
-          <w:sz w:val="22"/>
-          <w:szCs w:val="22"/>
-        </w:rPr>
-      </w:pPr>
-      <w:r>
-        <w:rPr>
-          <w:b/>
-          <w:bCs/>
-          <w:sz w:val="22"/>
-          <w:szCs w:val="22"/>
-        </w:rPr>
-        <w:t>Partitioning</w:t>
-      </w:r>
-      <w:r>
-        <w:rPr>
-          <w:sz w:val="22"/>
-          <w:szCs w:val="22"/>
-        </w:rPr>
-        <w:t>: Stable performance with conservative resource usage</w:t>
-      </w:r>
-    </w:p>
-    <w:p>
-      <w:pPr>
-        <w:spacing w:after="0"/>
-        <w:rPr>
-          <w:b/>
-          <w:bCs/>
-          <w:sz w:val="22"/>
-          <w:szCs w:val="22"/>
-        </w:rPr>
-      </w:pPr>
-      <w:r>
-        <w:rPr>
-          <w:b/>
-          <w:bCs/>
-          <w:sz w:val="22"/>
-          <w:szCs w:val="22"/>
-        </w:rPr>
+        <w:spacing w:after="0"/>
+      </w:pPr>
+      <w:r>
+        <w:t>Baseline: Maximum performance with higher resource requirements</w:t>
+      </w:r>
+    </w:p>
+    <w:p>
+      <w:pPr>
+        <w:spacing w:after="0"/>
+      </w:pPr>
+      <w:r>
+        <w:t>Partitioning: Stable performance with conservative resource usage</w:t>
+      </w:r>
+    </w:p>
+    <w:p>
+      <w:pPr>
+        <w:spacing w:after="0"/>
+      </w:pPr>
+      <w:r>
         <w:t>For your assignment:</w:t>
       </w:r>
     </w:p>
     <w:p>
       <w:pPr>
         <w:spacing w:after="0"/>
-        <w:rPr>
-          <w:sz w:val="22"/>
-          <w:szCs w:val="22"/>
-        </w:rPr>
-      </w:pPr>
-      <w:r>
-        <w:rPr>
-          <w:i/>
-          <w:iCs/>
-          <w:sz w:val="22"/>
-          <w:szCs w:val="22"/>
-        </w:rPr>
+      </w:pPr>
+      <w:r>
         <w:t>"The partitioning optimization showed a 17% performance decrease (206s → 240s) while reducing memory usage by 71%. This demonstrates that not all optimizations improve raw performance - sometimes they optimize for different objectives like stability, resource efficiency, or scalability. The consistent execution without memory constraints makes this approach more suitable for production environments with limited resources."</w:t>
       </w:r>
     </w:p>
     <w:p>
       <w:pPr>
         <w:spacing w:after="0"/>
-        <w:rPr>
-          <w:sz w:val="22"/>
-          <w:szCs w:val="22"/>
-        </w:rPr>
-      </w:pPr>
-      <w:r>
-        <w:rPr>
-          <w:b/>
-          <w:bCs/>
-          <w:sz w:val="22"/>
-          <w:szCs w:val="22"/>
-        </w:rPr>
+      </w:pPr>
+      <w:r>
         <w:t>This comparison perfectly illustrates that optimization strategies should match system constraints and operational requirements, not just maximize speed.</w:t>
       </w:r>
     </w:p>
@@ -16941,7 +16068,7 @@
       <w:pPr>
         <w:pStyle w:val="Heading1"/>
       </w:pPr>
-      <w:bookmarkStart w:id="16" w:name="_Toc214293389"/>
+      <w:bookmarkStart w:id="15" w:name="_Toc214293389"/>
       <w:r>
         <w:lastRenderedPageBreak/>
         <w:t xml:space="preserve">Task </w:t>
@@ -16955,33 +16082,28 @@
       <w:r>
         <w:t>Real-Time IoT Sensor Data Analytics using Apache Kafka</w:t>
       </w:r>
+      <w:bookmarkEnd w:id="15"/>
+    </w:p>
+    <w:p>
+      <w:pPr>
+        <w:pStyle w:val="Heading2"/>
+      </w:pPr>
+      <w:r>
+        <w:t xml:space="preserve">Environment </w:t>
+      </w:r>
+      <w:r>
+        <w:t>Setup</w:t>
+      </w:r>
+    </w:p>
+    <w:p>
+      <w:pPr>
+        <w:pStyle w:val="Heading3"/>
+      </w:pPr>
+      <w:bookmarkStart w:id="16" w:name="_Toc214293391"/>
+      <w:r>
+        <w:t>System Requirements</w:t>
+      </w:r>
       <w:bookmarkEnd w:id="16"/>
-    </w:p>
-    <w:p>
-      <w:pPr>
-        <w:pStyle w:val="Heading2"/>
-      </w:pPr>
-      <w:bookmarkStart w:id="17" w:name="_Toc214293390"/>
-      <w:r>
-        <w:t xml:space="preserve">2.1 </w:t>
-      </w:r>
-      <w:r>
-        <w:t>Environment setup</w:t>
-      </w:r>
-      <w:bookmarkEnd w:id="17"/>
-      <w:r>
-        <w:t xml:space="preserve"> </w:t>
-      </w:r>
-    </w:p>
-    <w:p>
-      <w:pPr>
-        <w:pStyle w:val="Heading3"/>
-      </w:pPr>
-      <w:bookmarkStart w:id="18" w:name="_Toc214293391"/>
-      <w:r>
-        <w:t>2.1.1 System Requirements</w:t>
-      </w:r>
-      <w:bookmarkEnd w:id="18"/>
     </w:p>
     <w:p>
       <w:pPr>
@@ -17065,14 +16187,11 @@
       <w:pPr>
         <w:pStyle w:val="Heading3"/>
       </w:pPr>
-      <w:bookmarkStart w:id="19" w:name="_Toc214293392"/>
-      <w:r>
-        <w:t xml:space="preserve">2.1.2 </w:t>
-      </w:r>
+      <w:bookmarkStart w:id="17" w:name="_Toc214293392"/>
       <w:r>
         <w:t>Python Dependencies Installation</w:t>
       </w:r>
-      <w:bookmarkEnd w:id="19"/>
+      <w:bookmarkEnd w:id="17"/>
     </w:p>
     <w:p>
       <w:pPr>
@@ -17139,6 +16258,21 @@
       <w:r>
         <w:t>psycopg2-binary - PostgreSQL database adapter</w:t>
       </w:r>
+      <w:bookmarkStart w:id="18" w:name="_Toc214293393"/>
+    </w:p>
+    <w:p>
+      <w:pPr>
+        <w:pStyle w:val="Heading3"/>
+      </w:pPr>
+      <w:r>
+        <w:t>Infrastructure Setup</w:t>
+      </w:r>
+      <w:bookmarkEnd w:id="18"/>
+    </w:p>
+    <w:p>
+      <w:r>
+        <w:t>Step 1: Start PostgreSQL and supporting services</w:t>
+      </w:r>
     </w:p>
     <w:p>
       <w:pPr>
@@ -17148,32 +16282,8 @@
         </w:numPr>
         <w:spacing w:after="0"/>
       </w:pPr>
-      <w:proofErr w:type="spellStart"/>
-      <w:r>
-        <w:t>sodapy</w:t>
-      </w:r>
-      <w:proofErr w:type="spellEnd"/>
-      <w:r>
-        <w:t xml:space="preserve"> - Socrata Open Data API client</w:t>
-      </w:r>
-    </w:p>
-    <w:p/>
-    <w:p>
-      <w:pPr>
-        <w:pStyle w:val="Heading3"/>
-      </w:pPr>
-      <w:bookmarkStart w:id="20" w:name="_Toc214293393"/>
-      <w:r>
-        <w:t xml:space="preserve">2.1.3 </w:t>
-      </w:r>
-      <w:r>
-        <w:t xml:space="preserve"> Infrastructure Setup</w:t>
-      </w:r>
-      <w:bookmarkEnd w:id="20"/>
-    </w:p>
-    <w:p>
-      <w:r>
-        <w:t>Step 1: Start PostgreSQL and supporting services</w:t>
+      <w:r>
+        <w:t>PostgreSQL - Long-term Data Storage &amp; Analytics</w:t>
       </w:r>
     </w:p>
     <w:p>
@@ -17185,7 +16295,7 @@
         <w:spacing w:after="0"/>
       </w:pPr>
       <w:r>
-        <w:t>PostgreSQL - Long-term Data Storage &amp; Analytics</w:t>
+        <w:t>Grafana - Real-time Visualization &amp; Monitoring</w:t>
       </w:r>
     </w:p>
     <w:p>
@@ -17196,18 +16306,6 @@
         </w:numPr>
         <w:spacing w:after="0"/>
       </w:pPr>
-      <w:r>
-        <w:t>Grafana - Real-time Visualization &amp; Monitoring</w:t>
-      </w:r>
-    </w:p>
-    <w:p>
-      <w:pPr>
-        <w:numPr>
-          <w:ilvl w:val="0"/>
-          <w:numId w:val="7"/>
-        </w:numPr>
-        <w:spacing w:after="0"/>
-      </w:pPr>
       <w:proofErr w:type="spellStart"/>
       <w:r>
         <w:t>Kafdrop</w:t>
@@ -17345,31 +16443,22 @@
       <w:pPr>
         <w:pStyle w:val="Heading2"/>
       </w:pPr>
-      <w:bookmarkStart w:id="21" w:name="_Toc214293394"/>
+      <w:bookmarkStart w:id="19" w:name="_Toc214293394"/>
       <w:r>
         <w:lastRenderedPageBreak/>
-        <w:t xml:space="preserve">2.2 </w:t>
-      </w:r>
-      <w:r>
         <w:t>Kafka Topic Design and Configuration</w:t>
       </w:r>
-      <w:bookmarkEnd w:id="21"/>
+      <w:bookmarkEnd w:id="19"/>
     </w:p>
     <w:p>
       <w:pPr>
         <w:pStyle w:val="Heading3"/>
       </w:pPr>
-      <w:bookmarkStart w:id="22" w:name="_Toc214293395"/>
-      <w:r>
-        <w:t>2.</w:t>
-      </w:r>
-      <w:r>
-        <w:t>2.1</w:t>
-      </w:r>
-      <w:r>
-        <w:t xml:space="preserve"> Topic Architecture</w:t>
-      </w:r>
-      <w:bookmarkEnd w:id="22"/>
+      <w:bookmarkStart w:id="20" w:name="_Toc214293395"/>
+      <w:r>
+        <w:t>Topic Architecture</w:t>
+      </w:r>
+      <w:bookmarkEnd w:id="20"/>
     </w:p>
     <w:p>
       <w:pPr>
@@ -17400,7 +16489,10 @@
         <w:spacing w:after="0"/>
       </w:pPr>
       <w:r>
-        <w:t>Purpose: Raw traffic detector data from Austin Open Data API</w:t>
+        <w:t xml:space="preserve">Purpose: Raw traffic detector data from Austin </w:t>
+      </w:r>
+      <w:r>
+        <w:t>Dataset</w:t>
       </w:r>
     </w:p>
     <w:p>
@@ -17458,7 +16550,13 @@
         <w:t>hourly-rolling-metrics</w:t>
       </w:r>
       <w:r>
-        <w:t xml:space="preserve"> - Hourly vehicle count aggregations</w:t>
+        <w:t xml:space="preserve"> </w:t>
+      </w:r>
+      <w:r>
+        <w:t>:</w:t>
+      </w:r>
+      <w:r>
+        <w:t xml:space="preserve"> Hourly vehicle count aggregations</w:t>
       </w:r>
     </w:p>
     <w:p>
@@ -17470,7 +16568,13 @@
         <w:spacing w:after="0"/>
       </w:pPr>
       <w:r>
-        <w:t>daily-peak-metrics - Daily traffic peaks and volumes</w:t>
+        <w:t xml:space="preserve">daily-peak-metrics </w:t>
+      </w:r>
+      <w:r>
+        <w:t>:</w:t>
+      </w:r>
+      <w:r>
+        <w:t xml:space="preserve"> Daily traffic peaks and volumes</w:t>
       </w:r>
     </w:p>
     <w:p>
@@ -17482,7 +16586,13 @@
         <w:spacing w:after="0"/>
       </w:pPr>
       <w:r>
-        <w:t>sensor-availability-metrics - Sensor health status</w:t>
+        <w:t xml:space="preserve">sensor-availability-metrics </w:t>
+      </w:r>
+      <w:r>
+        <w:t>:</w:t>
+      </w:r>
+      <w:r>
+        <w:t xml:space="preserve"> Sensor health status</w:t>
       </w:r>
     </w:p>
     <w:p>
@@ -17590,9 +16700,6 @@
         <w:spacing w:after="0"/>
       </w:pPr>
       <w:r>
-        <w:rPr>
-          <w:highlight w:val="yellow"/>
-        </w:rPr>
         <w:t>100GB</w:t>
       </w:r>
       <w:r>
@@ -17632,72 +16739,55 @@
       <w:pPr>
         <w:pStyle w:val="Heading3"/>
       </w:pPr>
-      <w:bookmarkStart w:id="23" w:name="_Toc214293396"/>
-      <w:r>
-        <w:t>2.2</w:t>
-      </w:r>
-      <w:r>
-        <w:t>.2</w:t>
-      </w:r>
-      <w:r>
-        <w:t xml:space="preserve"> Topic Creation</w:t>
+      <w:bookmarkStart w:id="21" w:name="_Toc214293396"/>
+      <w:r>
+        <w:t>Topic Creation</w:t>
+      </w:r>
+      <w:bookmarkEnd w:id="21"/>
+    </w:p>
+    <w:p>
+      <w:r>
+        <w:t>kafka-topic-creation.sh</w:t>
+      </w:r>
+      <w:r>
+        <w:t xml:space="preserve"> contains the scripts to be run in bash in Ubuntu virtual box to create required </w:t>
+      </w:r>
+      <w:proofErr w:type="spellStart"/>
+      <w:r>
+        <w:t>kafka</w:t>
+      </w:r>
+      <w:proofErr w:type="spellEnd"/>
+      <w:r>
+        <w:t xml:space="preserve"> topics.</w:t>
+      </w:r>
+    </w:p>
+    <w:p/>
+    <w:p>
+      <w:pPr>
+        <w:pStyle w:val="Heading2"/>
+      </w:pPr>
+      <w:bookmarkStart w:id="22" w:name="_Toc214293398"/>
+      <w:r>
+        <w:t>Producer and Consumer Logic</w:t>
+      </w:r>
+      <w:bookmarkEnd w:id="22"/>
+    </w:p>
+    <w:p>
+      <w:pPr>
+        <w:pStyle w:val="Heading3"/>
+      </w:pPr>
+      <w:bookmarkStart w:id="23" w:name="_Toc214293399"/>
+      <w:r>
+        <w:t>Producer Implementation</w:t>
       </w:r>
       <w:bookmarkEnd w:id="23"/>
     </w:p>
     <w:p>
-      <w:r>
-        <w:t>kafka-topic-creation.sh</w:t>
-      </w:r>
-      <w:r>
-        <w:t xml:space="preserve"> contains the scripts to be run in bash in Ubuntu virtual box to create required </w:t>
-      </w:r>
-      <w:proofErr w:type="spellStart"/>
-      <w:r>
-        <w:t>kafka</w:t>
-      </w:r>
-      <w:proofErr w:type="spellEnd"/>
-      <w:r>
-        <w:t xml:space="preserve"> topics.</w:t>
-      </w:r>
-    </w:p>
-    <w:p/>
-    <w:p>
-      <w:pPr>
-        <w:pStyle w:val="Heading2"/>
-      </w:pPr>
-      <w:bookmarkStart w:id="24" w:name="_Toc214293398"/>
-      <w:r>
-        <w:t xml:space="preserve">2.3 </w:t>
-      </w:r>
-      <w:r>
-        <w:t>Producer and Consumer Logic</w:t>
-      </w:r>
-      <w:bookmarkEnd w:id="24"/>
-    </w:p>
-    <w:p>
-      <w:pPr>
-        <w:pStyle w:val="Heading3"/>
-      </w:pPr>
-      <w:bookmarkStart w:id="25" w:name="_Toc214293399"/>
-      <w:r>
-        <w:t>2.3.1 Producer Implementation</w:t>
-      </w:r>
-      <w:bookmarkEnd w:id="25"/>
-    </w:p>
-    <w:p>
-      <w:pPr>
-        <w:spacing w:after="0"/>
-        <w:rPr>
-          <w:b/>
-          <w:bCs/>
-        </w:rPr>
-      </w:pPr>
-      <w:bookmarkStart w:id="26" w:name="_Toc214293400"/>
-      <w:r>
-        <w:rPr>
-          <w:b/>
-          <w:bCs/>
-        </w:rPr>
+      <w:pPr>
+        <w:spacing w:after="0"/>
+      </w:pPr>
+      <w:bookmarkStart w:id="24" w:name="_Toc214293400"/>
+      <w:r>
         <w:t>Producer Architecture:</w:t>
       </w:r>
     </w:p>
@@ -17770,37 +16860,13 @@
         </w:numPr>
         <w:spacing w:after="0"/>
       </w:pPr>
-      <w:r>
-        <w:t>Easy testing with subset of data</w:t>
-      </w:r>
-      <w:r>
-        <w:t xml:space="preserve">: Max </w:t>
-      </w:r>
-      <w:r>
-        <w:t>50000</w:t>
-      </w:r>
-      <w:r>
-        <w:t xml:space="preserve"> Records</w:t>
-      </w:r>
-    </w:p>
-    <w:p>
-      <w:pPr>
-        <w:spacing w:after="0"/>
-      </w:pPr>
-    </w:p>
-    <w:p>
-      <w:pPr>
-        <w:spacing w:after="0"/>
-        <w:rPr>
-          <w:b/>
-          <w:bCs/>
-        </w:rPr>
-      </w:pPr>
-      <w:r>
-        <w:rPr>
-          <w:b/>
-          <w:bCs/>
-        </w:rPr>
+    </w:p>
+    <w:p>
+      <w:pPr>
+        <w:spacing w:after="0"/>
+      </w:pPr>
+      <w:r>
+        <w:lastRenderedPageBreak/>
         <w:t>Data Processing Pipeline</w:t>
       </w:r>
     </w:p>
@@ -17809,10 +16875,6 @@
         <w:spacing w:after="0"/>
       </w:pPr>
       <w:r>
-        <w:rPr>
-          <w:b/>
-          <w:bCs/>
-        </w:rPr>
         <w:t>Key Processing Functions:</w:t>
       </w:r>
     </w:p>
@@ -17839,11 +16901,9 @@
       <w:r>
         <w:t xml:space="preserve">Handles various </w:t>
       </w:r>
-      <w:proofErr w:type="spellStart"/>
-      <w:r>
-        <w:t>boolean</w:t>
-      </w:r>
-      <w:proofErr w:type="spellEnd"/>
+      <w:r>
+        <w:t>Boolean</w:t>
+      </w:r>
       <w:r>
         <w:t xml:space="preserve"> representations</w:t>
       </w:r>
@@ -17882,12 +16942,9 @@
         <w:pStyle w:val="Heading3"/>
       </w:pPr>
       <w:r>
-        <w:rPr>
-          <w:highlight w:val="yellow"/>
-        </w:rPr>
-        <w:t>2.3.2 Consumer Implementation</w:t>
-      </w:r>
-      <w:bookmarkEnd w:id="26"/>
+        <w:t>Consumer Implementation</w:t>
+      </w:r>
+      <w:bookmarkEnd w:id="24"/>
       <w:r>
         <w:t xml:space="preserve"> </w:t>
       </w:r>
@@ -17895,14 +16952,8 @@
     <w:p>
       <w:pPr>
         <w:spacing w:after="0"/>
-        <w:rPr>
-          <w:highlight w:val="yellow"/>
-        </w:rPr>
-      </w:pPr>
-      <w:r>
-        <w:rPr>
-          <w:highlight w:val="yellow"/>
-        </w:rPr>
+      </w:pPr>
+      <w:r>
         <w:t>Consumer Processing Steps:</w:t>
       </w:r>
     </w:p>
@@ -17913,14 +16964,8 @@
           <w:numId w:val="20"/>
         </w:numPr>
         <w:spacing w:after="0"/>
-        <w:rPr>
-          <w:highlight w:val="yellow"/>
-        </w:rPr>
-      </w:pPr>
-      <w:r>
-        <w:rPr>
-          <w:highlight w:val="yellow"/>
-        </w:rPr>
+      </w:pPr>
+      <w:r>
         <w:t xml:space="preserve">Message Consumption </w:t>
       </w:r>
     </w:p>
@@ -17931,14 +16976,8 @@
           <w:numId w:val="20"/>
         </w:numPr>
         <w:spacing w:after="0"/>
-        <w:rPr>
-          <w:highlight w:val="yellow"/>
-        </w:rPr>
-      </w:pPr>
-      <w:r>
-        <w:rPr>
-          <w:highlight w:val="yellow"/>
-        </w:rPr>
+      </w:pPr>
+      <w:r>
         <w:t>Consumes from traffic-data topic</w:t>
       </w:r>
     </w:p>
@@ -17949,14 +16988,8 @@
           <w:numId w:val="20"/>
         </w:numPr>
         <w:spacing w:after="0"/>
-        <w:rPr>
-          <w:highlight w:val="yellow"/>
-        </w:rPr>
-      </w:pPr>
-      <w:r>
-        <w:rPr>
-          <w:highlight w:val="yellow"/>
-        </w:rPr>
+      </w:pPr>
+      <w:r>
         <w:t>Processes messages in real-time</w:t>
       </w:r>
     </w:p>
@@ -17967,14 +17000,8 @@
           <w:numId w:val="20"/>
         </w:numPr>
         <w:spacing w:after="0"/>
-        <w:rPr>
-          <w:highlight w:val="yellow"/>
-        </w:rPr>
-      </w:pPr>
-      <w:r>
-        <w:rPr>
-          <w:highlight w:val="yellow"/>
-        </w:rPr>
+      </w:pPr>
+      <w:r>
         <w:t xml:space="preserve">Vehicle Detection Logic </w:t>
       </w:r>
     </w:p>
@@ -17985,28 +17012,16 @@
           <w:numId w:val="20"/>
         </w:numPr>
         <w:spacing w:after="0"/>
-        <w:rPr>
-          <w:highlight w:val="yellow"/>
-        </w:rPr>
-      </w:pPr>
-      <w:r>
-        <w:rPr>
-          <w:highlight w:val="yellow"/>
-        </w:rPr>
+      </w:pPr>
+      <w:r>
         <w:t xml:space="preserve">Monitors </w:t>
       </w:r>
       <w:proofErr w:type="spellStart"/>
       <w:r>
-        <w:rPr>
-          <w:highlight w:val="yellow"/>
-        </w:rPr>
         <w:t>modified_date</w:t>
       </w:r>
       <w:proofErr w:type="spellEnd"/>
       <w:r>
-        <w:rPr>
-          <w:highlight w:val="yellow"/>
-        </w:rPr>
         <w:t xml:space="preserve"> field changes</w:t>
       </w:r>
     </w:p>
@@ -18017,14 +17032,8 @@
           <w:numId w:val="20"/>
         </w:numPr>
         <w:spacing w:after="0"/>
-        <w:rPr>
-          <w:highlight w:val="yellow"/>
-        </w:rPr>
-      </w:pPr>
-      <w:r>
-        <w:rPr>
-          <w:highlight w:val="yellow"/>
-        </w:rPr>
+      </w:pPr>
+      <w:r>
         <w:t>Detects new vehicle events by comparing timestamps</w:t>
       </w:r>
     </w:p>
@@ -18035,14 +17044,8 @@
           <w:numId w:val="20"/>
         </w:numPr>
         <w:spacing w:after="0"/>
-        <w:rPr>
-          <w:highlight w:val="yellow"/>
-        </w:rPr>
-      </w:pPr>
-      <w:r>
-        <w:rPr>
-          <w:highlight w:val="yellow"/>
-        </w:rPr>
+      </w:pPr>
+      <w:r>
         <w:t>Maintains state per sensor</w:t>
       </w:r>
     </w:p>
@@ -18053,14 +17056,8 @@
           <w:numId w:val="20"/>
         </w:numPr>
         <w:spacing w:after="0"/>
-        <w:rPr>
-          <w:highlight w:val="yellow"/>
-        </w:rPr>
-      </w:pPr>
-      <w:r>
-        <w:rPr>
-          <w:highlight w:val="yellow"/>
-        </w:rPr>
+      </w:pPr>
+      <w:r>
         <w:t xml:space="preserve">Metrics Calculation </w:t>
       </w:r>
     </w:p>
@@ -18071,14 +17068,8 @@
           <w:numId w:val="20"/>
         </w:numPr>
         <w:spacing w:after="0"/>
-        <w:rPr>
-          <w:highlight w:val="yellow"/>
-        </w:rPr>
-      </w:pPr>
-      <w:r>
-        <w:rPr>
-          <w:highlight w:val="yellow"/>
-        </w:rPr>
+      </w:pPr>
+      <w:r>
         <w:t>Updates hourly vehicle counts</w:t>
       </w:r>
     </w:p>
@@ -18089,22 +17080,11 @@
           <w:numId w:val="20"/>
         </w:numPr>
         <w:spacing w:after="0"/>
-        <w:rPr>
-          <w:highlight w:val="yellow"/>
-        </w:rPr>
-      </w:pPr>
-      <w:proofErr w:type="gramStart"/>
-      <w:r>
-        <w:rPr>
-          <w:highlight w:val="yellow"/>
-        </w:rPr>
-        <w:t>Calculates</w:t>
-      </w:r>
-      <w:proofErr w:type="gramEnd"/>
-      <w:r>
-        <w:rPr>
-          <w:highlight w:val="yellow"/>
-        </w:rPr>
+      </w:pPr>
+      <w:r>
+        <w:t>Calculating</w:t>
+      </w:r>
+      <w:r>
         <w:t xml:space="preserve"> daily traffic volumes</w:t>
       </w:r>
     </w:p>
@@ -18115,14 +17095,8 @@
           <w:numId w:val="20"/>
         </w:numPr>
         <w:spacing w:after="0"/>
-        <w:rPr>
-          <w:highlight w:val="yellow"/>
-        </w:rPr>
-      </w:pPr>
-      <w:r>
-        <w:rPr>
-          <w:highlight w:val="yellow"/>
-        </w:rPr>
+      </w:pPr>
+      <w:r>
         <w:t>Tracks sensor availability</w:t>
       </w:r>
     </w:p>
@@ -18133,14 +17107,8 @@
           <w:numId w:val="20"/>
         </w:numPr>
         <w:spacing w:after="0"/>
-        <w:rPr>
-          <w:highlight w:val="yellow"/>
-        </w:rPr>
-      </w:pPr>
-      <w:r>
-        <w:rPr>
-          <w:highlight w:val="yellow"/>
-        </w:rPr>
+      </w:pPr>
+      <w:r>
         <w:t xml:space="preserve">Output Publishing </w:t>
       </w:r>
     </w:p>
@@ -18151,14 +17119,8 @@
           <w:numId w:val="20"/>
         </w:numPr>
         <w:spacing w:after="0"/>
-        <w:rPr>
-          <w:highlight w:val="yellow"/>
-        </w:rPr>
-      </w:pPr>
-      <w:r>
-        <w:rPr>
-          <w:highlight w:val="yellow"/>
-        </w:rPr>
+      </w:pPr>
+      <w:r>
         <w:t>Publishes metrics to Kafka output topics</w:t>
       </w:r>
     </w:p>
@@ -18169,14 +17131,8 @@
           <w:numId w:val="20"/>
         </w:numPr>
         <w:spacing w:after="0"/>
-        <w:rPr>
-          <w:highlight w:val="yellow"/>
-        </w:rPr>
-      </w:pPr>
-      <w:r>
-        <w:rPr>
-          <w:highlight w:val="yellow"/>
-        </w:rPr>
+      </w:pPr>
+      <w:r>
         <w:t>Persists data to PostgreSQL database</w:t>
       </w:r>
     </w:p>
@@ -18184,17 +17140,6 @@
       <w:pPr>
         <w:pStyle w:val="Heading2"/>
       </w:pPr>
-      <w:bookmarkStart w:id="27" w:name="_Toc214293401"/>
-      <w:r>
-        <w:t>2.</w:t>
-      </w:r>
-      <w:r>
-        <w:t>4</w:t>
-      </w:r>
-      <w:r>
-        <w:t xml:space="preserve"> </w:t>
-      </w:r>
-      <w:bookmarkEnd w:id="27"/>
       <w:r>
         <w:t>Metric Computation Methodology</w:t>
       </w:r>
@@ -18204,10 +17149,7 @@
         <w:pStyle w:val="Heading3"/>
       </w:pPr>
       <w:r>
-        <w:t>2.4.</w:t>
-      </w:r>
-      <w:r>
-        <w:t>1. Hourly Rolling Average Vehicle Count per Sensor</w:t>
+        <w:t>Hourly Average Vehicle Count per Sensor</w:t>
       </w:r>
     </w:p>
     <w:p>
@@ -18323,16 +17265,23 @@
         <w:spacing w:after="0"/>
       </w:pPr>
       <w:r>
+        <w:t>- Record 3: Volume 18 → Average = (15+23+18)/3 = 18.67</w:t>
+      </w:r>
+      <w:r>
+        <w:br/>
+      </w:r>
+    </w:p>
+    <w:p>
+      <w:pPr>
+        <w:spacing w:after="0"/>
+      </w:pPr>
+    </w:p>
+    <w:p>
+      <w:pPr>
+        <w:spacing w:after="0"/>
+      </w:pPr>
+      <w:r>
         <w:lastRenderedPageBreak/>
-        <w:t>- Record 3: Volume 18 → Average = (15+23+18)/3 = 18.67</w:t>
-      </w:r>
-      <w:r>
-        <w:br/>
-      </w:r>
-      <w:r>
-        <w:br/>
-      </w:r>
-      <w:r>
         <w:t>Why This Approach:</w:t>
       </w:r>
     </w:p>
@@ -18383,13 +17332,7 @@
         <w:pStyle w:val="Heading3"/>
       </w:pPr>
       <w:r>
-        <w:t>2.</w:t>
-      </w:r>
-      <w:r>
-        <w:t>4.2</w:t>
-      </w:r>
-      <w:r>
-        <w:t xml:space="preserve"> Daily Peak Traffic Volume Across All Sensors</w:t>
+        <w:t>Daily Peak Traffic Volume Across All Sensors</w:t>
       </w:r>
     </w:p>
     <w:p>
@@ -18535,42 +17478,10 @@
     </w:p>
     <w:p>
       <w:pPr>
-        <w:numPr>
-          <w:ilvl w:val="0"/>
-          <w:numId w:val="36"/>
-        </w:numPr>
-        <w:spacing w:after="0"/>
-      </w:pPr>
-      <w:r>
-        <w:t>Peak vs average ratio: Peak hour volume / average hourly volume</w:t>
-      </w:r>
-    </w:p>
-    <w:p>
-      <w:pPr>
-        <w:numPr>
-          <w:ilvl w:val="0"/>
-          <w:numId w:val="36"/>
-        </w:numPr>
-        <w:spacing w:after="0"/>
-      </w:pPr>
-      <w:r>
-        <w:t>Hours with data: Count of hours with sensor activity</w:t>
-      </w:r>
-    </w:p>
-    <w:p>
-      <w:pPr>
-        <w:spacing w:after="0"/>
-      </w:pPr>
-    </w:p>
-    <w:p>
-      <w:pPr>
         <w:pStyle w:val="Heading3"/>
       </w:pPr>
       <w:r>
-        <w:t>2.4.</w:t>
-      </w:r>
-      <w:r>
-        <w:t>3 Daily Sensor Availability Percentage</w:t>
+        <w:t>Daily Sensor Availability Percentage</w:t>
       </w:r>
     </w:p>
     <w:p>
@@ -18696,20 +17607,6 @@
       </w:pPr>
     </w:p>
     <w:p>
-      <w:pPr>
-        <w:spacing w:after="0"/>
-        <w:rPr>
-          <w:b/>
-          <w:bCs/>
-        </w:rPr>
-      </w:pPr>
-    </w:p>
-    <w:p>
-      <w:pPr>
-        <w:spacing w:after="0"/>
-      </w:pPr>
-    </w:p>
-    <w:p>
       <w:r>
         <w:t>Example Calculation:</w:t>
       </w:r>
@@ -18743,6 +17640,7 @@
         <w:spacing w:after="0"/>
       </w:pPr>
       <w:r>
+        <w:lastRenderedPageBreak/>
         <w:t>- Current hour: 10 (so 11 hours have elapsed: 0-10)</w:t>
       </w:r>
     </w:p>
@@ -18814,30 +17712,25 @@
     </w:p>
     <w:p>
       <w:pPr>
+        <w:spacing w:after="0"/>
+        <w:ind w:left="720"/>
+      </w:pPr>
+    </w:p>
+    <w:p>
+      <w:pPr>
         <w:pStyle w:val="Heading2"/>
-        <w:rPr>
-          <w:rFonts w:asciiTheme="minorHAnsi" w:eastAsiaTheme="minorHAnsi" w:hAnsiTheme="minorHAnsi" w:cstheme="minorBidi"/>
-          <w:b/>
-          <w:bCs/>
-          <w:color w:val="auto"/>
-          <w:sz w:val="24"/>
-          <w:szCs w:val="24"/>
-        </w:rPr>
-      </w:pPr>
-      <w:r>
-        <w:br/>
-      </w:r>
-      <w:r>
-        <w:t>2</w:t>
-      </w:r>
-      <w:r>
-        <w:t>.5</w:t>
+      </w:pPr>
+      <w:r>
+        <w:t xml:space="preserve">Grafana Dashboard </w:t>
+      </w:r>
+      <w:r>
+        <w:t>Setup</w:t>
       </w:r>
       <w:r>
         <w:t xml:space="preserve"> </w:t>
       </w:r>
       <w:r>
-        <w:t>Grafana Dashboard Setup</w:t>
+        <w:t>and interpretation</w:t>
       </w:r>
     </w:p>
     <w:p>
@@ -18845,10 +17738,7 @@
         <w:pStyle w:val="Heading3"/>
       </w:pPr>
       <w:r>
-        <w:t>2.5.</w:t>
-      </w:r>
-      <w:r>
-        <w:t>1 Dashboard Architecture</w:t>
+        <w:t>Dashboard Architecture</w:t>
       </w:r>
     </w:p>
     <w:p>
@@ -18874,7 +17764,43 @@
         <w:spacing w:after="0"/>
       </w:pPr>
       <w:r>
-        <w:t>Hourly Traffic Flow by Sensor (Time Series)</w:t>
+        <w:t xml:space="preserve">Hourly </w:t>
+      </w:r>
+      <w:r>
+        <w:t>A</w:t>
+      </w:r>
+      <w:r>
+        <w:t xml:space="preserve">verage </w:t>
+      </w:r>
+      <w:r>
+        <w:t>V</w:t>
+      </w:r>
+      <w:r>
+        <w:t xml:space="preserve">ehicle </w:t>
+      </w:r>
+      <w:r>
+        <w:t>C</w:t>
+      </w:r>
+      <w:r>
+        <w:t>ount</w:t>
+      </w:r>
+      <w:r>
+        <w:t xml:space="preserve"> </w:t>
+      </w:r>
+      <w:r>
+        <w:t>P</w:t>
+      </w:r>
+      <w:r>
+        <w:t xml:space="preserve">er </w:t>
+      </w:r>
+      <w:r>
+        <w:t>S</w:t>
+      </w:r>
+      <w:r>
+        <w:t>ensor</w:t>
+      </w:r>
+      <w:r>
+        <w:t xml:space="preserve"> (Time Series)</w:t>
       </w:r>
     </w:p>
     <w:p>
@@ -18910,6 +17836,9 @@
         <w:spacing w:after="0"/>
       </w:pPr>
       <w:r>
+        <w:t xml:space="preserve">Daily </w:t>
+      </w:r>
+      <w:r>
         <w:t>Sensor Availability Details (Table)</w:t>
       </w:r>
     </w:p>
@@ -18923,10 +17852,7 @@
         <w:pStyle w:val="Heading3"/>
       </w:pPr>
       <w:r>
-        <w:t>2.5.</w:t>
-      </w:r>
-      <w:r>
-        <w:t>2 Data Source Configuration</w:t>
+        <w:t>Data Source Configuration</w:t>
       </w:r>
     </w:p>
     <w:p>
@@ -19106,99 +18032,131 @@
         <w:spacing w:after="0"/>
       </w:pPr>
       <w:r>
+        <w:t>Select permission to</w:t>
+      </w:r>
+      <w:r>
+        <w:t xml:space="preserve"> </w:t>
+      </w:r>
+      <w:proofErr w:type="spellStart"/>
+      <w:r>
+        <w:t>hourly_sensor_metrics</w:t>
+      </w:r>
+      <w:proofErr w:type="spellEnd"/>
+      <w:r>
+        <w:t xml:space="preserve">, </w:t>
+      </w:r>
+      <w:proofErr w:type="spellStart"/>
+      <w:r>
+        <w:t>daily_peak_metrics</w:t>
+      </w:r>
+      <w:proofErr w:type="spellEnd"/>
+      <w:r>
+        <w:t xml:space="preserve"> and </w:t>
+      </w:r>
+      <w:proofErr w:type="spellStart"/>
+      <w:r>
+        <w:t>s</w:t>
+      </w:r>
+      <w:r>
+        <w:t>ensor_availability_metrics</w:t>
+      </w:r>
+      <w:proofErr w:type="spellEnd"/>
+      <w:r>
+        <w:t xml:space="preserve"> </w:t>
+      </w:r>
+      <w:r>
+        <w:t>tables</w:t>
+      </w:r>
+      <w:r>
+        <w:t xml:space="preserve"> on</w:t>
+      </w:r>
+      <w:r>
+        <w:t>ly.</w:t>
+      </w:r>
+    </w:p>
+    <w:p>
+      <w:pPr>
+        <w:spacing w:after="0"/>
+      </w:pPr>
+    </w:p>
+    <w:p>
+      <w:pPr>
+        <w:spacing w:after="0"/>
+      </w:pPr>
+    </w:p>
+    <w:p>
+      <w:pPr>
+        <w:spacing w:after="0"/>
+      </w:pPr>
+      <w:r>
+        <w:t>3. Key Dashboard Queries</w:t>
+      </w:r>
+    </w:p>
+    <w:p>
+      <w:pPr>
+        <w:spacing w:after="0"/>
+        <w:rPr>
+          <w:highlight w:val="yellow"/>
+        </w:rPr>
+      </w:pPr>
+      <w:r>
+        <w:rPr>
+          <w:highlight w:val="yellow"/>
+        </w:rPr>
+        <w:t>Query 1: Hourly Traffic Volume by Sensor (Last 3 Days)</w:t>
+      </w:r>
+    </w:p>
+    <w:p>
+      <w:pPr>
+        <w:spacing w:after="0"/>
+        <w:rPr>
+          <w:highlight w:val="yellow"/>
+        </w:rPr>
+      </w:pPr>
+      <w:r>
+        <w:rPr>
+          <w:highlight w:val="yellow"/>
+        </w:rPr>
+        <w:t>Query 2: Daily Peak vs Daily Average Volumes</w:t>
+      </w:r>
+    </w:p>
+    <w:p>
+      <w:pPr>
+        <w:spacing w:after="0"/>
+        <w:rPr>
+          <w:highlight w:val="yellow"/>
+        </w:rPr>
+      </w:pPr>
+      <w:r>
+        <w:rPr>
+          <w:highlight w:val="yellow"/>
+        </w:rPr>
+        <w:t xml:space="preserve">Query 3: </w:t>
+      </w:r>
+      <w:proofErr w:type="gramStart"/>
+      <w:r>
+        <w:rPr>
+          <w:highlight w:val="yellow"/>
+        </w:rPr>
+        <w:t>Overall</w:t>
+      </w:r>
+      <w:proofErr w:type="gramEnd"/>
+      <w:r>
+        <w:rPr>
+          <w:highlight w:val="yellow"/>
+        </w:rPr>
+        <w:t xml:space="preserve"> Sensor Health - Today</w:t>
+      </w:r>
+    </w:p>
+    <w:p>
+      <w:pPr>
+        <w:spacing w:after="0"/>
+      </w:pPr>
+      <w:r>
+        <w:rPr>
+          <w:highlight w:val="yellow"/>
+        </w:rPr>
         <w:lastRenderedPageBreak/>
-        <w:t>Select permission to</w:t>
-      </w:r>
-      <w:r>
-        <w:t xml:space="preserve"> </w:t>
-      </w:r>
-      <w:proofErr w:type="spellStart"/>
-      <w:r>
-        <w:t>hourly_sensor_metrics</w:t>
-      </w:r>
-      <w:proofErr w:type="spellEnd"/>
-      <w:r>
-        <w:t xml:space="preserve">, </w:t>
-      </w:r>
-      <w:proofErr w:type="spellStart"/>
-      <w:r>
-        <w:t>daily_peak_metrics</w:t>
-      </w:r>
-      <w:proofErr w:type="spellEnd"/>
-      <w:r>
-        <w:t xml:space="preserve"> and </w:t>
-      </w:r>
-      <w:proofErr w:type="spellStart"/>
-      <w:r>
-        <w:t>s</w:t>
-      </w:r>
-      <w:r>
-        <w:t>ensor_availability_metrics</w:t>
-      </w:r>
-      <w:proofErr w:type="spellEnd"/>
-      <w:r>
-        <w:t xml:space="preserve"> </w:t>
-      </w:r>
-      <w:r>
-        <w:t>tables</w:t>
-      </w:r>
-      <w:r>
-        <w:t xml:space="preserve"> on</w:t>
-      </w:r>
-      <w:r>
-        <w:t>ly.</w:t>
-      </w:r>
-    </w:p>
-    <w:p>
-      <w:pPr>
-        <w:spacing w:after="0"/>
-      </w:pPr>
-    </w:p>
-    <w:p>
-      <w:pPr>
-        <w:spacing w:after="0"/>
-      </w:pPr>
-      <w:r>
-        <w:t>3. Key Dashboard Queries</w:t>
-      </w:r>
-    </w:p>
-    <w:p>
-      <w:pPr>
-        <w:spacing w:after="0"/>
-      </w:pPr>
-      <w:r>
-        <w:t>Query 1: Hourly Traffic Volume by Sensor (Last 3 Days)</w:t>
-      </w:r>
-    </w:p>
-    <w:p>
-      <w:pPr>
-        <w:spacing w:after="0"/>
-      </w:pPr>
-      <w:r>
-        <w:t>Query 2: Daily Peak vs Daily Average Volumes</w:t>
-      </w:r>
-    </w:p>
-    <w:p>
-      <w:pPr>
-        <w:spacing w:after="0"/>
-      </w:pPr>
-      <w:r>
-        <w:t xml:space="preserve">Query 3: </w:t>
-      </w:r>
-      <w:proofErr w:type="gramStart"/>
-      <w:r>
-        <w:t>Overall</w:t>
-      </w:r>
-      <w:proofErr w:type="gramEnd"/>
-      <w:r>
-        <w:t xml:space="preserve"> Sensor Health - Today</w:t>
-      </w:r>
-    </w:p>
-    <w:p>
-      <w:pPr>
-        <w:spacing w:after="0"/>
-      </w:pPr>
-      <w:r>
         <w:t>Query 4: Detailed Sensor Availability - Today</w:t>
       </w:r>
     </w:p>
@@ -19216,13 +18174,7 @@
         <w:pStyle w:val="Heading3"/>
       </w:pPr>
       <w:r>
-        <w:t>2.5.</w:t>
-      </w:r>
-      <w:r>
-        <w:t>3</w:t>
-      </w:r>
-      <w:r>
-        <w:t xml:space="preserve"> Dashboard Visualization Configuration</w:t>
+        <w:t>Dashboard Visualization Configuration</w:t>
       </w:r>
     </w:p>
     <w:p>
@@ -19532,13 +18484,45 @@
     </w:p>
     <w:p>
       <w:pPr>
+        <w:spacing w:after="0"/>
+      </w:pPr>
+    </w:p>
+    <w:p>
+      <w:pPr>
+        <w:spacing w:after="0"/>
+      </w:pPr>
+    </w:p>
+    <w:p>
+      <w:pPr>
+        <w:spacing w:after="0"/>
+      </w:pPr>
+    </w:p>
+    <w:p>
+      <w:pPr>
+        <w:spacing w:after="0"/>
+      </w:pPr>
+    </w:p>
+    <w:p>
+      <w:pPr>
+        <w:spacing w:after="0"/>
+      </w:pPr>
+    </w:p>
+    <w:p>
+      <w:pPr>
+        <w:spacing w:after="0"/>
+      </w:pPr>
+    </w:p>
+    <w:p>
+      <w:pPr>
+        <w:spacing w:after="0"/>
+      </w:pPr>
+    </w:p>
+    <w:p>
+      <w:pPr>
         <w:pStyle w:val="Heading2"/>
       </w:pPr>
       <w:r>
         <w:lastRenderedPageBreak/>
-        <w:t xml:space="preserve">2.6  </w:t>
-      </w:r>
-      <w:r>
         <w:t xml:space="preserve">Performance </w:t>
       </w:r>
       <w:r>
@@ -19666,22 +18650,22 @@
       <w:pPr>
         <w:pStyle w:val="Heading1"/>
       </w:pPr>
-      <w:bookmarkStart w:id="28" w:name="_Toc214293402"/>
+      <w:bookmarkStart w:id="25" w:name="_Toc214293402"/>
       <w:r>
         <w:lastRenderedPageBreak/>
         <w:t>Task 3: Graph Databases using Neo4j and Docker</w:t>
       </w:r>
-      <w:bookmarkEnd w:id="28"/>
+      <w:bookmarkEnd w:id="25"/>
     </w:p>
     <w:p>
       <w:pPr>
         <w:pStyle w:val="Heading2"/>
       </w:pPr>
-      <w:bookmarkStart w:id="29" w:name="_Toc214293403"/>
+      <w:bookmarkStart w:id="26" w:name="_Toc214293403"/>
       <w:r>
         <w:t>Part 1 - Understanding Graph Databases</w:t>
       </w:r>
-      <w:bookmarkEnd w:id="29"/>
+      <w:bookmarkEnd w:id="26"/>
     </w:p>
     <w:p>
       <w:pPr>
@@ -19696,13 +18680,7 @@
         <w:jc w:val="both"/>
       </w:pPr>
       <w:r>
-        <w:t xml:space="preserve">Graph databases are </w:t>
-      </w:r>
-      <w:r>
-        <w:t>useful</w:t>
-      </w:r>
-      <w:r>
-        <w:t xml:space="preserve"> in use cases that require the ability to navigate relationships between people, such as finding </w:t>
+        <w:t xml:space="preserve">Graph databases are useful in use cases that require the ability to navigate relationships between people, such as finding </w:t>
       </w:r>
       <w:proofErr w:type="gramStart"/>
       <w:r>
@@ -19760,12 +18738,12 @@
       <w:pPr>
         <w:pStyle w:val="Heading2"/>
       </w:pPr>
-      <w:bookmarkStart w:id="30" w:name="_Toc214293404"/>
+      <w:bookmarkStart w:id="27" w:name="_Toc214293404"/>
       <w:r>
         <w:lastRenderedPageBreak/>
         <w:t>Part 2 - Implementation with Neo4j (Docker Setup)</w:t>
       </w:r>
-      <w:bookmarkEnd w:id="30"/>
+      <w:bookmarkEnd w:id="27"/>
     </w:p>
     <w:p/>
     <w:p>
@@ -22672,7 +21650,7 @@
           <w:noProof/>
         </w:rPr>
         <w:drawing>
-          <wp:anchor distT="0" distB="0" distL="114300" distR="114300" simplePos="0" relativeHeight="251665408" behindDoc="1" locked="0" layoutInCell="1" allowOverlap="1" wp14:anchorId="20E09602" wp14:editId="58A0C322">
+          <wp:anchor distT="0" distB="0" distL="114300" distR="114300" simplePos="0" relativeHeight="251665408" behindDoc="1" locked="0" layoutInCell="1" allowOverlap="1" wp14:anchorId="20E09602" wp14:editId="4BA61950">
             <wp:simplePos x="0" y="0"/>
             <wp:positionH relativeFrom="column">
               <wp:posOffset>0</wp:posOffset>
@@ -23080,7 +22058,7 @@
           <w:noProof/>
         </w:rPr>
         <w:drawing>
-          <wp:anchor distT="0" distB="0" distL="114300" distR="114300" simplePos="0" relativeHeight="251668480" behindDoc="1" locked="0" layoutInCell="1" allowOverlap="1" wp14:anchorId="12850A8E" wp14:editId="5CDB0020">
+          <wp:anchor distT="0" distB="0" distL="114300" distR="114300" simplePos="0" relativeHeight="251668480" behindDoc="1" locked="0" layoutInCell="1" allowOverlap="1" wp14:anchorId="12850A8E" wp14:editId="215B6E60">
             <wp:simplePos x="0" y="0"/>
             <wp:positionH relativeFrom="column">
               <wp:posOffset>205740</wp:posOffset>
@@ -25935,7 +24913,7 @@
           <w:noProof/>
         </w:rPr>
         <w:drawing>
-          <wp:anchor distT="0" distB="0" distL="114300" distR="114300" simplePos="0" relativeHeight="251681792" behindDoc="1" locked="0" layoutInCell="1" allowOverlap="1" wp14:anchorId="6C0FF406" wp14:editId="7D12FF59">
+          <wp:anchor distT="0" distB="0" distL="114300" distR="114300" simplePos="0" relativeHeight="251681792" behindDoc="1" locked="0" layoutInCell="1" allowOverlap="1" wp14:anchorId="6C0FF406" wp14:editId="3F28F568">
             <wp:simplePos x="0" y="0"/>
             <wp:positionH relativeFrom="column">
               <wp:posOffset>0</wp:posOffset>
@@ -26014,7 +24992,7 @@
         </w:rPr>
         <w:lastRenderedPageBreak/>
         <w:drawing>
-          <wp:anchor distT="0" distB="0" distL="114300" distR="114300" simplePos="0" relativeHeight="251680768" behindDoc="1" locked="0" layoutInCell="1" allowOverlap="1" wp14:anchorId="06719043" wp14:editId="7B837456">
+          <wp:anchor distT="0" distB="0" distL="114300" distR="114300" simplePos="0" relativeHeight="251680768" behindDoc="1" locked="0" layoutInCell="1" allowOverlap="1" wp14:anchorId="06719043" wp14:editId="6A14E884">
             <wp:simplePos x="0" y="0"/>
             <wp:positionH relativeFrom="column">
               <wp:posOffset>0</wp:posOffset>
@@ -26094,7 +25072,7 @@
           <w:noProof/>
         </w:rPr>
         <w:drawing>
-          <wp:anchor distT="0" distB="0" distL="114300" distR="114300" simplePos="0" relativeHeight="251679744" behindDoc="1" locked="0" layoutInCell="1" allowOverlap="1" wp14:anchorId="3392B5A4" wp14:editId="228C4D70">
+          <wp:anchor distT="0" distB="0" distL="114300" distR="114300" simplePos="0" relativeHeight="251679744" behindDoc="1" locked="0" layoutInCell="1" allowOverlap="1" wp14:anchorId="3392B5A4" wp14:editId="57AEDB03">
             <wp:simplePos x="0" y="0"/>
             <wp:positionH relativeFrom="column">
               <wp:posOffset>0</wp:posOffset>
@@ -26165,7 +25143,7 @@
           <w:noProof/>
         </w:rPr>
         <w:drawing>
-          <wp:anchor distT="0" distB="0" distL="114300" distR="114300" simplePos="0" relativeHeight="251678720" behindDoc="1" locked="0" layoutInCell="1" allowOverlap="1" wp14:anchorId="3BF97E57" wp14:editId="0A6A13F5">
+          <wp:anchor distT="0" distB="0" distL="114300" distR="114300" simplePos="0" relativeHeight="251678720" behindDoc="1" locked="0" layoutInCell="1" allowOverlap="1" wp14:anchorId="3BF97E57" wp14:editId="3A1BCDB1">
             <wp:simplePos x="0" y="0"/>
             <wp:positionH relativeFrom="column">
               <wp:posOffset>0</wp:posOffset>
@@ -26844,7 +25822,7 @@
           <w:noProof/>
         </w:rPr>
         <w:drawing>
-          <wp:anchor distT="0" distB="0" distL="114300" distR="114300" simplePos="0" relativeHeight="251682816" behindDoc="1" locked="0" layoutInCell="1" allowOverlap="1" wp14:anchorId="3AF8C128" wp14:editId="17E36A1A">
+          <wp:anchor distT="0" distB="0" distL="114300" distR="114300" simplePos="0" relativeHeight="251682816" behindDoc="1" locked="0" layoutInCell="1" allowOverlap="1" wp14:anchorId="3AF8C128" wp14:editId="0A60AEBA">
             <wp:simplePos x="0" y="0"/>
             <wp:positionH relativeFrom="column">
               <wp:posOffset>-161925</wp:posOffset>
@@ -26942,7 +25920,7 @@
         </w:rPr>
         <w:lastRenderedPageBreak/>
         <w:drawing>
-          <wp:anchor distT="0" distB="0" distL="114300" distR="114300" simplePos="0" relativeHeight="251684864" behindDoc="1" locked="0" layoutInCell="1" allowOverlap="1" wp14:anchorId="17E793A0" wp14:editId="1682181A">
+          <wp:anchor distT="0" distB="0" distL="114300" distR="114300" simplePos="0" relativeHeight="251684864" behindDoc="1" locked="0" layoutInCell="1" allowOverlap="1" wp14:anchorId="17E793A0" wp14:editId="47A7C5EB">
             <wp:simplePos x="0" y="0"/>
             <wp:positionH relativeFrom="column">
               <wp:posOffset>-38100</wp:posOffset>
@@ -27036,7 +26014,7 @@
           <w:noProof/>
         </w:rPr>
         <w:drawing>
-          <wp:anchor distT="0" distB="0" distL="114300" distR="114300" simplePos="0" relativeHeight="251689984" behindDoc="1" locked="0" layoutInCell="1" allowOverlap="1" wp14:anchorId="59D65572" wp14:editId="78B36DA4">
+          <wp:anchor distT="0" distB="0" distL="114300" distR="114300" simplePos="0" relativeHeight="251689984" behindDoc="1" locked="0" layoutInCell="1" allowOverlap="1" wp14:anchorId="59D65572" wp14:editId="50DCF4CA">
             <wp:simplePos x="0" y="0"/>
             <wp:positionH relativeFrom="column">
               <wp:posOffset>-85725</wp:posOffset>
@@ -27107,7 +26085,7 @@
           <w:noProof/>
         </w:rPr>
         <w:drawing>
-          <wp:anchor distT="0" distB="0" distL="114300" distR="114300" simplePos="0" relativeHeight="251688960" behindDoc="1" locked="0" layoutInCell="1" allowOverlap="1" wp14:anchorId="226DAFE3" wp14:editId="2FB61E41">
+          <wp:anchor distT="0" distB="0" distL="114300" distR="114300" simplePos="0" relativeHeight="251688960" behindDoc="1" locked="0" layoutInCell="1" allowOverlap="1" wp14:anchorId="226DAFE3" wp14:editId="0AC208EC">
             <wp:simplePos x="0" y="0"/>
             <wp:positionH relativeFrom="column">
               <wp:posOffset>-85725</wp:posOffset>
@@ -27195,7 +26173,7 @@
           <w:noProof/>
         </w:rPr>
         <w:drawing>
-          <wp:anchor distT="0" distB="0" distL="114300" distR="114300" simplePos="0" relativeHeight="251686912" behindDoc="1" locked="0" layoutInCell="1" allowOverlap="1" wp14:anchorId="162A7C9B" wp14:editId="37360DA4">
+          <wp:anchor distT="0" distB="0" distL="114300" distR="114300" simplePos="0" relativeHeight="251686912" behindDoc="1" locked="0" layoutInCell="1" allowOverlap="1" wp14:anchorId="162A7C9B" wp14:editId="0CCF60D2">
             <wp:simplePos x="0" y="0"/>
             <wp:positionH relativeFrom="column">
               <wp:posOffset>47625</wp:posOffset>
@@ -27348,7 +26326,7 @@
           <w:noProof/>
         </w:rPr>
         <w:drawing>
-          <wp:anchor distT="0" distB="0" distL="114300" distR="114300" simplePos="0" relativeHeight="251687936" behindDoc="1" locked="0" layoutInCell="1" allowOverlap="1" wp14:anchorId="2F16002B" wp14:editId="03538C32">
+          <wp:anchor distT="0" distB="0" distL="114300" distR="114300" simplePos="0" relativeHeight="251687936" behindDoc="1" locked="0" layoutInCell="1" allowOverlap="1" wp14:anchorId="2F16002B" wp14:editId="3E0CD18A">
             <wp:simplePos x="0" y="0"/>
             <wp:positionH relativeFrom="column">
               <wp:posOffset>57150</wp:posOffset>
@@ -36296,6 +35274,59 @@
     </w:lvl>
   </w:abstractNum>
   <w:abstractNum w:abstractNumId="46" w15:restartNumberingAfterBreak="0">
+    <w:nsid w:val="43E1A092"/>
+    <w:multiLevelType w:val="hybridMultilevel"/>
+    <w:tmpl w:val="FFFFFFFF"/>
+    <w:lvl w:ilvl="0" w:tplc="FFFFFFFF">
+      <w:start w:val="1"/>
+      <w:numFmt w:val="ideographDigital"/>
+      <w:lvlText w:val=""/>
+      <w:lvlJc w:val="left"/>
+    </w:lvl>
+    <w:lvl w:ilvl="1" w:tplc="7036A501">
+      <w:start w:val="1"/>
+      <w:numFmt w:val="bullet"/>
+      <w:lvlText w:val="•"/>
+      <w:lvlJc w:val="left"/>
+    </w:lvl>
+    <w:lvl w:ilvl="2" w:tplc="8093DCD6">
+      <w:start w:val="1"/>
+      <w:numFmt w:val="bullet"/>
+      <w:lvlText w:val="•"/>
+      <w:lvlJc w:val="left"/>
+    </w:lvl>
+    <w:lvl w:ilvl="3" w:tplc="FFFFFFFF">
+      <w:numFmt w:val="decimal"/>
+      <w:lvlText w:val=""/>
+      <w:lvlJc w:val="left"/>
+    </w:lvl>
+    <w:lvl w:ilvl="4" w:tplc="FFFFFFFF">
+      <w:numFmt w:val="decimal"/>
+      <w:lvlText w:val=""/>
+      <w:lvlJc w:val="left"/>
+    </w:lvl>
+    <w:lvl w:ilvl="5" w:tplc="FFFFFFFF">
+      <w:numFmt w:val="decimal"/>
+      <w:lvlText w:val=""/>
+      <w:lvlJc w:val="left"/>
+    </w:lvl>
+    <w:lvl w:ilvl="6" w:tplc="FFFFFFFF">
+      <w:numFmt w:val="decimal"/>
+      <w:lvlText w:val=""/>
+      <w:lvlJc w:val="left"/>
+    </w:lvl>
+    <w:lvl w:ilvl="7" w:tplc="FFFFFFFF">
+      <w:numFmt w:val="decimal"/>
+      <w:lvlText w:val=""/>
+      <w:lvlJc w:val="left"/>
+    </w:lvl>
+    <w:lvl w:ilvl="8" w:tplc="FFFFFFFF">
+      <w:numFmt w:val="decimal"/>
+      <w:lvlText w:val=""/>
+      <w:lvlJc w:val="left"/>
+    </w:lvl>
+  </w:abstractNum>
+  <w:abstractNum w:abstractNumId="47" w15:restartNumberingAfterBreak="0">
     <w:nsid w:val="4563300C"/>
     <w:multiLevelType w:val="multilevel"/>
     <w:tmpl w:val="EA149940"/>
@@ -36444,7 +35475,7 @@
       </w:rPr>
     </w:lvl>
   </w:abstractNum>
-  <w:abstractNum w:abstractNumId="47" w15:restartNumberingAfterBreak="0">
+  <w:abstractNum w:abstractNumId="48" w15:restartNumberingAfterBreak="0">
     <w:nsid w:val="45E80F8F"/>
     <w:multiLevelType w:val="multilevel"/>
     <w:tmpl w:val="3BC8CC48"/>
@@ -36593,7 +35624,7 @@
       </w:rPr>
     </w:lvl>
   </w:abstractNum>
-  <w:abstractNum w:abstractNumId="48" w15:restartNumberingAfterBreak="0">
+  <w:abstractNum w:abstractNumId="49" w15:restartNumberingAfterBreak="0">
     <w:nsid w:val="46FD0CD9"/>
     <w:multiLevelType w:val="multilevel"/>
     <w:tmpl w:val="3AA4106C"/>
@@ -36706,7 +35737,7 @@
       </w:pPr>
     </w:lvl>
   </w:abstractNum>
-  <w:abstractNum w:abstractNumId="49" w15:restartNumberingAfterBreak="0">
+  <w:abstractNum w:abstractNumId="50" w15:restartNumberingAfterBreak="0">
     <w:nsid w:val="4AD468E3"/>
     <w:multiLevelType w:val="multilevel"/>
     <w:tmpl w:val="13BC5CA4"/>
@@ -36855,7 +35886,7 @@
       </w:rPr>
     </w:lvl>
   </w:abstractNum>
-  <w:abstractNum w:abstractNumId="50" w15:restartNumberingAfterBreak="0">
+  <w:abstractNum w:abstractNumId="51" w15:restartNumberingAfterBreak="0">
     <w:nsid w:val="4ADD4019"/>
     <w:multiLevelType w:val="multilevel"/>
     <w:tmpl w:val="9FFAD752"/>
@@ -37004,7 +36035,7 @@
       </w:rPr>
     </w:lvl>
   </w:abstractNum>
-  <w:abstractNum w:abstractNumId="51" w15:restartNumberingAfterBreak="0">
+  <w:abstractNum w:abstractNumId="52" w15:restartNumberingAfterBreak="0">
     <w:nsid w:val="4C983906"/>
     <w:multiLevelType w:val="multilevel"/>
     <w:tmpl w:val="BF0CAD24"/>
@@ -37153,7 +36184,7 @@
       </w:rPr>
     </w:lvl>
   </w:abstractNum>
-  <w:abstractNum w:abstractNumId="52" w15:restartNumberingAfterBreak="0">
+  <w:abstractNum w:abstractNumId="53" w15:restartNumberingAfterBreak="0">
     <w:nsid w:val="4CF765A3"/>
     <w:multiLevelType w:val="multilevel"/>
     <w:tmpl w:val="EA101CD2"/>
@@ -37302,7 +36333,7 @@
       </w:rPr>
     </w:lvl>
   </w:abstractNum>
-  <w:abstractNum w:abstractNumId="53" w15:restartNumberingAfterBreak="0">
+  <w:abstractNum w:abstractNumId="54" w15:restartNumberingAfterBreak="0">
     <w:nsid w:val="4FB16FC7"/>
     <w:multiLevelType w:val="multilevel"/>
     <w:tmpl w:val="DF0204A2"/>
@@ -37451,7 +36482,7 @@
       </w:rPr>
     </w:lvl>
   </w:abstractNum>
-  <w:abstractNum w:abstractNumId="54" w15:restartNumberingAfterBreak="0">
+  <w:abstractNum w:abstractNumId="55" w15:restartNumberingAfterBreak="0">
     <w:nsid w:val="55C81284"/>
     <w:multiLevelType w:val="hybridMultilevel"/>
     <w:tmpl w:val="E77AF874"/>
@@ -37564,7 +36595,7 @@
       </w:rPr>
     </w:lvl>
   </w:abstractNum>
-  <w:abstractNum w:abstractNumId="55" w15:restartNumberingAfterBreak="0">
+  <w:abstractNum w:abstractNumId="56" w15:restartNumberingAfterBreak="0">
     <w:nsid w:val="57FB0F12"/>
     <w:multiLevelType w:val="multilevel"/>
     <w:tmpl w:val="92F8C3AC"/>
@@ -37713,7 +36744,7 @@
       </w:rPr>
     </w:lvl>
   </w:abstractNum>
-  <w:abstractNum w:abstractNumId="56" w15:restartNumberingAfterBreak="0">
+  <w:abstractNum w:abstractNumId="57" w15:restartNumberingAfterBreak="0">
     <w:nsid w:val="58340716"/>
     <w:multiLevelType w:val="multilevel"/>
     <w:tmpl w:val="F8F2DD92"/>
@@ -37862,7 +36893,7 @@
       </w:rPr>
     </w:lvl>
   </w:abstractNum>
-  <w:abstractNum w:abstractNumId="57" w15:restartNumberingAfterBreak="0">
+  <w:abstractNum w:abstractNumId="58" w15:restartNumberingAfterBreak="0">
     <w:nsid w:val="586269B9"/>
     <w:multiLevelType w:val="multilevel"/>
     <w:tmpl w:val="567C65E2"/>
@@ -37979,7 +37010,7 @@
       </w:pPr>
     </w:lvl>
   </w:abstractNum>
-  <w:abstractNum w:abstractNumId="58" w15:restartNumberingAfterBreak="0">
+  <w:abstractNum w:abstractNumId="59" w15:restartNumberingAfterBreak="0">
     <w:nsid w:val="59705A36"/>
     <w:multiLevelType w:val="multilevel"/>
     <w:tmpl w:val="204A2E6A"/>
@@ -38128,7 +37159,7 @@
       </w:rPr>
     </w:lvl>
   </w:abstractNum>
-  <w:abstractNum w:abstractNumId="59" w15:restartNumberingAfterBreak="0">
+  <w:abstractNum w:abstractNumId="60" w15:restartNumberingAfterBreak="0">
     <w:nsid w:val="5A3A2DCD"/>
     <w:multiLevelType w:val="multilevel"/>
     <w:tmpl w:val="B7AAA668"/>
@@ -38277,7 +37308,7 @@
       </w:rPr>
     </w:lvl>
   </w:abstractNum>
-  <w:abstractNum w:abstractNumId="60" w15:restartNumberingAfterBreak="0">
+  <w:abstractNum w:abstractNumId="61" w15:restartNumberingAfterBreak="0">
     <w:nsid w:val="5AB92F2B"/>
     <w:multiLevelType w:val="multilevel"/>
     <w:tmpl w:val="7CB80586"/>
@@ -38426,7 +37457,7 @@
       </w:rPr>
     </w:lvl>
   </w:abstractNum>
-  <w:abstractNum w:abstractNumId="61" w15:restartNumberingAfterBreak="0">
+  <w:abstractNum w:abstractNumId="62" w15:restartNumberingAfterBreak="0">
     <w:nsid w:val="5C753486"/>
     <w:multiLevelType w:val="multilevel"/>
     <w:tmpl w:val="5D944F72"/>
@@ -38575,7 +37606,7 @@
       </w:rPr>
     </w:lvl>
   </w:abstractNum>
-  <w:abstractNum w:abstractNumId="62" w15:restartNumberingAfterBreak="0">
+  <w:abstractNum w:abstractNumId="63" w15:restartNumberingAfterBreak="0">
     <w:nsid w:val="5E12188B"/>
     <w:multiLevelType w:val="hybridMultilevel"/>
     <w:tmpl w:val="7374A2B0"/>
@@ -38688,7 +37719,7 @@
       </w:rPr>
     </w:lvl>
   </w:abstractNum>
-  <w:abstractNum w:abstractNumId="63" w15:restartNumberingAfterBreak="0">
+  <w:abstractNum w:abstractNumId="64" w15:restartNumberingAfterBreak="0">
     <w:nsid w:val="5EBC102D"/>
     <w:multiLevelType w:val="hybridMultilevel"/>
     <w:tmpl w:val="65F84774"/>
@@ -38801,7 +37832,7 @@
       </w:rPr>
     </w:lvl>
   </w:abstractNum>
-  <w:abstractNum w:abstractNumId="64" w15:restartNumberingAfterBreak="0">
+  <w:abstractNum w:abstractNumId="65" w15:restartNumberingAfterBreak="0">
     <w:nsid w:val="629D72D8"/>
     <w:multiLevelType w:val="multilevel"/>
     <w:tmpl w:val="BD142EFE"/>
@@ -38946,7 +37977,7 @@
       </w:rPr>
     </w:lvl>
   </w:abstractNum>
-  <w:abstractNum w:abstractNumId="65" w15:restartNumberingAfterBreak="0">
+  <w:abstractNum w:abstractNumId="66" w15:restartNumberingAfterBreak="0">
     <w:nsid w:val="64A43D94"/>
     <w:multiLevelType w:val="multilevel"/>
     <w:tmpl w:val="2116CAA8"/>
@@ -39095,7 +38126,7 @@
       </w:rPr>
     </w:lvl>
   </w:abstractNum>
-  <w:abstractNum w:abstractNumId="66" w15:restartNumberingAfterBreak="0">
+  <w:abstractNum w:abstractNumId="67" w15:restartNumberingAfterBreak="0">
     <w:nsid w:val="650A6A97"/>
     <w:multiLevelType w:val="hybridMultilevel"/>
     <w:tmpl w:val="D4A8DD36"/>
@@ -39208,7 +38239,7 @@
       </w:rPr>
     </w:lvl>
   </w:abstractNum>
-  <w:abstractNum w:abstractNumId="67" w15:restartNumberingAfterBreak="0">
+  <w:abstractNum w:abstractNumId="68" w15:restartNumberingAfterBreak="0">
     <w:nsid w:val="652C18B6"/>
     <w:multiLevelType w:val="multilevel"/>
     <w:tmpl w:val="43BCED24"/>
@@ -39357,7 +38388,7 @@
       </w:rPr>
     </w:lvl>
   </w:abstractNum>
-  <w:abstractNum w:abstractNumId="68" w15:restartNumberingAfterBreak="0">
+  <w:abstractNum w:abstractNumId="69" w15:restartNumberingAfterBreak="0">
     <w:nsid w:val="68222871"/>
     <w:multiLevelType w:val="multilevel"/>
     <w:tmpl w:val="50B25380"/>
@@ -39506,7 +38537,7 @@
       </w:rPr>
     </w:lvl>
   </w:abstractNum>
-  <w:abstractNum w:abstractNumId="69" w15:restartNumberingAfterBreak="0">
+  <w:abstractNum w:abstractNumId="70" w15:restartNumberingAfterBreak="0">
     <w:nsid w:val="689E4E1B"/>
     <w:multiLevelType w:val="multilevel"/>
     <w:tmpl w:val="5E40190A"/>
@@ -39655,7 +38686,7 @@
       </w:rPr>
     </w:lvl>
   </w:abstractNum>
-  <w:abstractNum w:abstractNumId="70" w15:restartNumberingAfterBreak="0">
+  <w:abstractNum w:abstractNumId="71" w15:restartNumberingAfterBreak="0">
     <w:nsid w:val="68D03DD6"/>
     <w:multiLevelType w:val="hybridMultilevel"/>
     <w:tmpl w:val="341C7AC0"/>
@@ -39768,7 +38799,7 @@
       </w:rPr>
     </w:lvl>
   </w:abstractNum>
-  <w:abstractNum w:abstractNumId="71" w15:restartNumberingAfterBreak="0">
+  <w:abstractNum w:abstractNumId="72" w15:restartNumberingAfterBreak="0">
     <w:nsid w:val="6C350E1F"/>
     <w:multiLevelType w:val="hybridMultilevel"/>
     <w:tmpl w:val="F93409C2"/>
@@ -39881,7 +38912,7 @@
       </w:rPr>
     </w:lvl>
   </w:abstractNum>
-  <w:abstractNum w:abstractNumId="72" w15:restartNumberingAfterBreak="0">
+  <w:abstractNum w:abstractNumId="73" w15:restartNumberingAfterBreak="0">
     <w:nsid w:val="6C5252D6"/>
     <w:multiLevelType w:val="hybridMultilevel"/>
     <w:tmpl w:val="3E78D6C0"/>
@@ -39994,7 +39025,7 @@
       </w:rPr>
     </w:lvl>
   </w:abstractNum>
-  <w:abstractNum w:abstractNumId="73" w15:restartNumberingAfterBreak="0">
+  <w:abstractNum w:abstractNumId="74" w15:restartNumberingAfterBreak="0">
     <w:nsid w:val="6CD45672"/>
     <w:multiLevelType w:val="multilevel"/>
     <w:tmpl w:val="4F26EAF8"/>
@@ -40143,7 +39174,7 @@
       </w:rPr>
     </w:lvl>
   </w:abstractNum>
-  <w:abstractNum w:abstractNumId="74" w15:restartNumberingAfterBreak="0">
+  <w:abstractNum w:abstractNumId="75" w15:restartNumberingAfterBreak="0">
     <w:nsid w:val="6FE43CEA"/>
     <w:multiLevelType w:val="hybridMultilevel"/>
     <w:tmpl w:val="334A1A9A"/>
@@ -40256,7 +39287,7 @@
       </w:rPr>
     </w:lvl>
   </w:abstractNum>
-  <w:abstractNum w:abstractNumId="75" w15:restartNumberingAfterBreak="0">
+  <w:abstractNum w:abstractNumId="76" w15:restartNumberingAfterBreak="0">
     <w:nsid w:val="718129BB"/>
     <w:multiLevelType w:val="hybridMultilevel"/>
     <w:tmpl w:val="6944E590"/>
@@ -40369,7 +39400,7 @@
       </w:rPr>
     </w:lvl>
   </w:abstractNum>
-  <w:abstractNum w:abstractNumId="76" w15:restartNumberingAfterBreak="0">
+  <w:abstractNum w:abstractNumId="77" w15:restartNumberingAfterBreak="0">
     <w:nsid w:val="736F35D4"/>
     <w:multiLevelType w:val="multilevel"/>
     <w:tmpl w:val="747A0C48"/>
@@ -40518,7 +39549,7 @@
       </w:rPr>
     </w:lvl>
   </w:abstractNum>
-  <w:abstractNum w:abstractNumId="77" w15:restartNumberingAfterBreak="0">
+  <w:abstractNum w:abstractNumId="78" w15:restartNumberingAfterBreak="0">
     <w:nsid w:val="73B65D2C"/>
     <w:multiLevelType w:val="hybridMultilevel"/>
     <w:tmpl w:val="7210463A"/>
@@ -40631,7 +39662,7 @@
       </w:rPr>
     </w:lvl>
   </w:abstractNum>
-  <w:abstractNum w:abstractNumId="78" w15:restartNumberingAfterBreak="0">
+  <w:abstractNum w:abstractNumId="79" w15:restartNumberingAfterBreak="0">
     <w:nsid w:val="73BD72E7"/>
     <w:multiLevelType w:val="multilevel"/>
     <w:tmpl w:val="B504CD60"/>
@@ -40780,7 +39811,7 @@
       </w:rPr>
     </w:lvl>
   </w:abstractNum>
-  <w:abstractNum w:abstractNumId="79" w15:restartNumberingAfterBreak="0">
+  <w:abstractNum w:abstractNumId="80" w15:restartNumberingAfterBreak="0">
     <w:nsid w:val="74CE8C27"/>
     <w:multiLevelType w:val="hybridMultilevel"/>
     <w:tmpl w:val="FFFFFFFF"/>
@@ -40831,7 +39862,7 @@
       <w:lvlJc w:val="left"/>
     </w:lvl>
   </w:abstractNum>
-  <w:abstractNum w:abstractNumId="80" w15:restartNumberingAfterBreak="0">
+  <w:abstractNum w:abstractNumId="81" w15:restartNumberingAfterBreak="0">
     <w:nsid w:val="75B5726C"/>
     <w:multiLevelType w:val="multilevel"/>
     <w:tmpl w:val="F6F474CE"/>
@@ -40980,7 +40011,7 @@
       </w:rPr>
     </w:lvl>
   </w:abstractNum>
-  <w:abstractNum w:abstractNumId="81" w15:restartNumberingAfterBreak="0">
+  <w:abstractNum w:abstractNumId="82" w15:restartNumberingAfterBreak="0">
     <w:nsid w:val="76881D59"/>
     <w:multiLevelType w:val="multilevel"/>
     <w:tmpl w:val="2D6266AC"/>
@@ -41129,7 +40160,120 @@
       </w:rPr>
     </w:lvl>
   </w:abstractNum>
-  <w:abstractNum w:abstractNumId="82" w15:restartNumberingAfterBreak="0">
+  <w:abstractNum w:abstractNumId="83" w15:restartNumberingAfterBreak="0">
+    <w:nsid w:val="76C11D5F"/>
+    <w:multiLevelType w:val="hybridMultilevel"/>
+    <w:tmpl w:val="FABE051A"/>
+    <w:lvl w:ilvl="0" w:tplc="04090001">
+      <w:start w:val="1"/>
+      <w:numFmt w:val="bullet"/>
+      <w:lvlText w:val=""/>
+      <w:lvlJc w:val="left"/>
+      <w:pPr>
+        <w:ind w:left="720" w:hanging="360"/>
+      </w:pPr>
+      <w:rPr>
+        <w:rFonts w:ascii="Symbol" w:hAnsi="Symbol" w:hint="default"/>
+      </w:rPr>
+    </w:lvl>
+    <w:lvl w:ilvl="1" w:tplc="04090003" w:tentative="1">
+      <w:start w:val="1"/>
+      <w:numFmt w:val="bullet"/>
+      <w:lvlText w:val="o"/>
+      <w:lvlJc w:val="left"/>
+      <w:pPr>
+        <w:ind w:left="1440" w:hanging="360"/>
+      </w:pPr>
+      <w:rPr>
+        <w:rFonts w:ascii="Courier New" w:hAnsi="Courier New" w:cs="Courier New" w:hint="default"/>
+      </w:rPr>
+    </w:lvl>
+    <w:lvl w:ilvl="2" w:tplc="04090005" w:tentative="1">
+      <w:start w:val="1"/>
+      <w:numFmt w:val="bullet"/>
+      <w:lvlText w:val=""/>
+      <w:lvlJc w:val="left"/>
+      <w:pPr>
+        <w:ind w:left="2160" w:hanging="360"/>
+      </w:pPr>
+      <w:rPr>
+        <w:rFonts w:ascii="Wingdings" w:hAnsi="Wingdings" w:hint="default"/>
+      </w:rPr>
+    </w:lvl>
+    <w:lvl w:ilvl="3" w:tplc="04090001" w:tentative="1">
+      <w:start w:val="1"/>
+      <w:numFmt w:val="bullet"/>
+      <w:lvlText w:val=""/>
+      <w:lvlJc w:val="left"/>
+      <w:pPr>
+        <w:ind w:left="2880" w:hanging="360"/>
+      </w:pPr>
+      <w:rPr>
+        <w:rFonts w:ascii="Symbol" w:hAnsi="Symbol" w:hint="default"/>
+      </w:rPr>
+    </w:lvl>
+    <w:lvl w:ilvl="4" w:tplc="04090003" w:tentative="1">
+      <w:start w:val="1"/>
+      <w:numFmt w:val="bullet"/>
+      <w:lvlText w:val="o"/>
+      <w:lvlJc w:val="left"/>
+      <w:pPr>
+        <w:ind w:left="3600" w:hanging="360"/>
+      </w:pPr>
+      <w:rPr>
+        <w:rFonts w:ascii="Courier New" w:hAnsi="Courier New" w:cs="Courier New" w:hint="default"/>
+      </w:rPr>
+    </w:lvl>
+    <w:lvl w:ilvl="5" w:tplc="04090005" w:tentative="1">
+      <w:start w:val="1"/>
+      <w:numFmt w:val="bullet"/>
+      <w:lvlText w:val=""/>
+      <w:lvlJc w:val="left"/>
+      <w:pPr>
+        <w:ind w:left="4320" w:hanging="360"/>
+      </w:pPr>
+      <w:rPr>
+        <w:rFonts w:ascii="Wingdings" w:hAnsi="Wingdings" w:hint="default"/>
+      </w:rPr>
+    </w:lvl>
+    <w:lvl w:ilvl="6" w:tplc="04090001" w:tentative="1">
+      <w:start w:val="1"/>
+      <w:numFmt w:val="bullet"/>
+      <w:lvlText w:val=""/>
+      <w:lvlJc w:val="left"/>
+      <w:pPr>
+        <w:ind w:left="5040" w:hanging="360"/>
+      </w:pPr>
+      <w:rPr>
+        <w:rFonts w:ascii="Symbol" w:hAnsi="Symbol" w:hint="default"/>
+      </w:rPr>
+    </w:lvl>
+    <w:lvl w:ilvl="7" w:tplc="04090003" w:tentative="1">
+      <w:start w:val="1"/>
+      <w:numFmt w:val="bullet"/>
+      <w:lvlText w:val="o"/>
+      <w:lvlJc w:val="left"/>
+      <w:pPr>
+        <w:ind w:left="5760" w:hanging="360"/>
+      </w:pPr>
+      <w:rPr>
+        <w:rFonts w:ascii="Courier New" w:hAnsi="Courier New" w:cs="Courier New" w:hint="default"/>
+      </w:rPr>
+    </w:lvl>
+    <w:lvl w:ilvl="8" w:tplc="04090005" w:tentative="1">
+      <w:start w:val="1"/>
+      <w:numFmt w:val="bullet"/>
+      <w:lvlText w:val=""/>
+      <w:lvlJc w:val="left"/>
+      <w:pPr>
+        <w:ind w:left="6480" w:hanging="360"/>
+      </w:pPr>
+      <w:rPr>
+        <w:rFonts w:ascii="Wingdings" w:hAnsi="Wingdings" w:hint="default"/>
+      </w:rPr>
+    </w:lvl>
+  </w:abstractNum>
+  <w:abstractNum w:abstractNumId="84" w15:restartNumberingAfterBreak="0">
     <w:nsid w:val="79A45FF7"/>
     <w:multiLevelType w:val="multilevel"/>
     <w:tmpl w:val="9140BEC4"/>
@@ -41278,7 +40422,7 @@
       </w:rPr>
     </w:lvl>
   </w:abstractNum>
-  <w:abstractNum w:abstractNumId="83" w15:restartNumberingAfterBreak="0">
+  <w:abstractNum w:abstractNumId="85" w15:restartNumberingAfterBreak="0">
     <w:nsid w:val="7BC34A3D"/>
     <w:multiLevelType w:val="multilevel"/>
     <w:tmpl w:val="801C421A"/>
@@ -41427,7 +40571,7 @@
       </w:rPr>
     </w:lvl>
   </w:abstractNum>
-  <w:abstractNum w:abstractNumId="84" w15:restartNumberingAfterBreak="0">
+  <w:abstractNum w:abstractNumId="86" w15:restartNumberingAfterBreak="0">
     <w:nsid w:val="7D130C24"/>
     <w:multiLevelType w:val="hybridMultilevel"/>
     <w:tmpl w:val="FFFFFFFF"/>
@@ -41478,7 +40622,7 @@
       <w:lvlJc w:val="left"/>
     </w:lvl>
   </w:abstractNum>
-  <w:abstractNum w:abstractNumId="85" w15:restartNumberingAfterBreak="0">
+  <w:abstractNum w:abstractNumId="87" w15:restartNumberingAfterBreak="0">
     <w:nsid w:val="7D783F53"/>
     <w:multiLevelType w:val="multilevel"/>
     <w:tmpl w:val="3822DFE4"/>
@@ -41625,6 +40769,95 @@
         <w:rFonts w:ascii="Wingdings" w:hAnsi="Wingdings" w:hint="default"/>
         <w:sz w:val="20"/>
       </w:rPr>
+    </w:lvl>
+  </w:abstractNum>
+  <w:abstractNum w:abstractNumId="88" w15:restartNumberingAfterBreak="0">
+    <w:nsid w:val="7EFB2D37"/>
+    <w:multiLevelType w:val="hybridMultilevel"/>
+    <w:tmpl w:val="4392A036"/>
+    <w:lvl w:ilvl="0" w:tplc="0409000F">
+      <w:start w:val="1"/>
+      <w:numFmt w:val="decimal"/>
+      <w:lvlText w:val="%1."/>
+      <w:lvlJc w:val="left"/>
+      <w:pPr>
+        <w:ind w:left="720" w:hanging="360"/>
+      </w:pPr>
+      <w:rPr>
+        <w:rFonts w:hint="default"/>
+      </w:rPr>
+    </w:lvl>
+    <w:lvl w:ilvl="1" w:tplc="04090019" w:tentative="1">
+      <w:start w:val="1"/>
+      <w:numFmt w:val="lowerLetter"/>
+      <w:lvlText w:val="%2."/>
+      <w:lvlJc w:val="left"/>
+      <w:pPr>
+        <w:ind w:left="1440" w:hanging="360"/>
+      </w:pPr>
+    </w:lvl>
+    <w:lvl w:ilvl="2" w:tplc="0409001B" w:tentative="1">
+      <w:start w:val="1"/>
+      <w:numFmt w:val="lowerRoman"/>
+      <w:lvlText w:val="%3."/>
+      <w:lvlJc w:val="right"/>
+      <w:pPr>
+        <w:ind w:left="2160" w:hanging="180"/>
+      </w:pPr>
+    </w:lvl>
+    <w:lvl w:ilvl="3" w:tplc="0409000F" w:tentative="1">
+      <w:start w:val="1"/>
+      <w:numFmt w:val="decimal"/>
+      <w:lvlText w:val="%4."/>
+      <w:lvlJc w:val="left"/>
+      <w:pPr>
+        <w:ind w:left="2880" w:hanging="360"/>
+      </w:pPr>
+    </w:lvl>
+    <w:lvl w:ilvl="4" w:tplc="04090019" w:tentative="1">
+      <w:start w:val="1"/>
+      <w:numFmt w:val="lowerLetter"/>
+      <w:lvlText w:val="%5."/>
+      <w:lvlJc w:val="left"/>
+      <w:pPr>
+        <w:ind w:left="3600" w:hanging="360"/>
+      </w:pPr>
+    </w:lvl>
+    <w:lvl w:ilvl="5" w:tplc="0409001B" w:tentative="1">
+      <w:start w:val="1"/>
+      <w:numFmt w:val="lowerRoman"/>
+      <w:lvlText w:val="%6."/>
+      <w:lvlJc w:val="right"/>
+      <w:pPr>
+        <w:ind w:left="4320" w:hanging="180"/>
+      </w:pPr>
+    </w:lvl>
+    <w:lvl w:ilvl="6" w:tplc="0409000F" w:tentative="1">
+      <w:start w:val="1"/>
+      <w:numFmt w:val="decimal"/>
+      <w:lvlText w:val="%7."/>
+      <w:lvlJc w:val="left"/>
+      <w:pPr>
+        <w:ind w:left="5040" w:hanging="360"/>
+      </w:pPr>
+    </w:lvl>
+    <w:lvl w:ilvl="7" w:tplc="04090019" w:tentative="1">
+      <w:start w:val="1"/>
+      <w:numFmt w:val="lowerLetter"/>
+      <w:lvlText w:val="%8."/>
+      <w:lvlJc w:val="left"/>
+      <w:pPr>
+        <w:ind w:left="5760" w:hanging="360"/>
+      </w:pPr>
+    </w:lvl>
+    <w:lvl w:ilvl="8" w:tplc="0409001B" w:tentative="1">
+      <w:start w:val="1"/>
+      <w:numFmt w:val="lowerRoman"/>
+      <w:lvlText w:val="%9."/>
+      <w:lvlJc w:val="right"/>
+      <w:pPr>
+        <w:ind w:left="6480" w:hanging="180"/>
+      </w:pPr>
     </w:lvl>
   </w:abstractNum>
   <w:num w:numId="1" w16cid:durableId="1923174247">
@@ -41634,7 +40867,7 @@
     <w:abstractNumId w:val="1"/>
   </w:num>
   <w:num w:numId="3" w16cid:durableId="430929122">
-    <w:abstractNumId w:val="79"/>
+    <w:abstractNumId w:val="80"/>
   </w:num>
   <w:num w:numId="4" w16cid:durableId="196352041">
     <w:abstractNumId w:val="11"/>
@@ -41646,7 +40879,7 @@
     <w:abstractNumId w:val="0"/>
   </w:num>
   <w:num w:numId="7" w16cid:durableId="1304964866">
-    <w:abstractNumId w:val="78"/>
+    <w:abstractNumId w:val="79"/>
   </w:num>
   <w:num w:numId="8" w16cid:durableId="1042441140">
     <w:abstractNumId w:val="30"/>
@@ -41676,37 +40909,37 @@
     <w:abstractNumId w:val="8"/>
   </w:num>
   <w:num w:numId="17" w16cid:durableId="1410887590">
-    <w:abstractNumId w:val="75"/>
+    <w:abstractNumId w:val="76"/>
   </w:num>
   <w:num w:numId="18" w16cid:durableId="1452937763">
-    <w:abstractNumId w:val="77"/>
+    <w:abstractNumId w:val="78"/>
   </w:num>
   <w:num w:numId="19" w16cid:durableId="1195731079">
-    <w:abstractNumId w:val="62"/>
+    <w:abstractNumId w:val="63"/>
   </w:num>
   <w:num w:numId="20" w16cid:durableId="2018262986">
-    <w:abstractNumId w:val="57"/>
+    <w:abstractNumId w:val="58"/>
   </w:num>
   <w:num w:numId="21" w16cid:durableId="447509763">
     <w:abstractNumId w:val="20"/>
   </w:num>
   <w:num w:numId="22" w16cid:durableId="2016418272">
+    <w:abstractNumId w:val="51"/>
+  </w:num>
+  <w:num w:numId="23" w16cid:durableId="1111314379">
     <w:abstractNumId w:val="50"/>
   </w:num>
-  <w:num w:numId="23" w16cid:durableId="1111314379">
-    <w:abstractNumId w:val="49"/>
-  </w:num>
   <w:num w:numId="24" w16cid:durableId="1424254972">
-    <w:abstractNumId w:val="68"/>
+    <w:abstractNumId w:val="69"/>
   </w:num>
   <w:num w:numId="25" w16cid:durableId="932594481">
-    <w:abstractNumId w:val="47"/>
+    <w:abstractNumId w:val="48"/>
   </w:num>
   <w:num w:numId="26" w16cid:durableId="1423650795">
-    <w:abstractNumId w:val="85"/>
+    <w:abstractNumId w:val="87"/>
   </w:num>
   <w:num w:numId="27" w16cid:durableId="829909529">
-    <w:abstractNumId w:val="80"/>
+    <w:abstractNumId w:val="81"/>
   </w:num>
   <w:num w:numId="28" w16cid:durableId="805660370">
     <w:abstractNumId w:val="12"/>
@@ -41715,16 +40948,16 @@
     <w:abstractNumId w:val="36"/>
   </w:num>
   <w:num w:numId="30" w16cid:durableId="2043167225">
-    <w:abstractNumId w:val="69"/>
+    <w:abstractNumId w:val="70"/>
   </w:num>
   <w:num w:numId="31" w16cid:durableId="1319963901">
-    <w:abstractNumId w:val="66"/>
+    <w:abstractNumId w:val="67"/>
   </w:num>
   <w:num w:numId="32" w16cid:durableId="186258823">
-    <w:abstractNumId w:val="52"/>
+    <w:abstractNumId w:val="53"/>
   </w:num>
   <w:num w:numId="33" w16cid:durableId="28529486">
-    <w:abstractNumId w:val="58"/>
+    <w:abstractNumId w:val="59"/>
   </w:num>
   <w:num w:numId="34" w16cid:durableId="1007176542">
     <w:abstractNumId w:val="44"/>
@@ -41733,31 +40966,31 @@
     <w:abstractNumId w:val="29"/>
   </w:num>
   <w:num w:numId="36" w16cid:durableId="1942300252">
-    <w:abstractNumId w:val="51"/>
+    <w:abstractNumId w:val="52"/>
   </w:num>
   <w:num w:numId="37" w16cid:durableId="1459832691">
-    <w:abstractNumId w:val="46"/>
+    <w:abstractNumId w:val="47"/>
   </w:num>
   <w:num w:numId="38" w16cid:durableId="485322947">
     <w:abstractNumId w:val="18"/>
   </w:num>
   <w:num w:numId="39" w16cid:durableId="628584928">
-    <w:abstractNumId w:val="48"/>
+    <w:abstractNumId w:val="49"/>
   </w:num>
   <w:num w:numId="40" w16cid:durableId="1634678357">
-    <w:abstractNumId w:val="73"/>
+    <w:abstractNumId w:val="74"/>
   </w:num>
   <w:num w:numId="41" w16cid:durableId="1193882282">
     <w:abstractNumId w:val="13"/>
   </w:num>
   <w:num w:numId="42" w16cid:durableId="196089670">
-    <w:abstractNumId w:val="55"/>
+    <w:abstractNumId w:val="56"/>
   </w:num>
   <w:num w:numId="43" w16cid:durableId="1347747891">
     <w:abstractNumId w:val="16"/>
   </w:num>
   <w:num w:numId="44" w16cid:durableId="1429736574">
-    <w:abstractNumId w:val="64"/>
+    <w:abstractNumId w:val="65"/>
   </w:num>
   <w:num w:numId="45" w16cid:durableId="1638947733">
     <w:abstractNumId w:val="23"/>
@@ -41769,13 +41002,13 @@
     <w:abstractNumId w:val="22"/>
   </w:num>
   <w:num w:numId="48" w16cid:durableId="2042974359">
+    <w:abstractNumId w:val="73"/>
+  </w:num>
+  <w:num w:numId="49" w16cid:durableId="930897845">
     <w:abstractNumId w:val="72"/>
   </w:num>
-  <w:num w:numId="49" w16cid:durableId="930897845">
-    <w:abstractNumId w:val="71"/>
-  </w:num>
   <w:num w:numId="50" w16cid:durableId="447435227">
-    <w:abstractNumId w:val="84"/>
+    <w:abstractNumId w:val="86"/>
   </w:num>
   <w:num w:numId="51" w16cid:durableId="257253072">
     <w:abstractNumId w:val="4"/>
@@ -41784,7 +41017,7 @@
     <w:abstractNumId w:val="2"/>
   </w:num>
   <w:num w:numId="53" w16cid:durableId="369888138">
-    <w:abstractNumId w:val="63"/>
+    <w:abstractNumId w:val="64"/>
   </w:num>
   <w:num w:numId="54" w16cid:durableId="42676421">
     <w:abstractNumId w:val="37"/>
@@ -41796,43 +41029,43 @@
     <w:abstractNumId w:val="28"/>
   </w:num>
   <w:num w:numId="57" w16cid:durableId="1799176428">
-    <w:abstractNumId w:val="74"/>
+    <w:abstractNumId w:val="75"/>
   </w:num>
   <w:num w:numId="58" w16cid:durableId="200290829">
-    <w:abstractNumId w:val="54"/>
+    <w:abstractNumId w:val="55"/>
   </w:num>
   <w:num w:numId="59" w16cid:durableId="750351142">
     <w:abstractNumId w:val="32"/>
   </w:num>
   <w:num w:numId="60" w16cid:durableId="1373193763">
-    <w:abstractNumId w:val="56"/>
+    <w:abstractNumId w:val="57"/>
   </w:num>
   <w:num w:numId="61" w16cid:durableId="749041200">
-    <w:abstractNumId w:val="83"/>
+    <w:abstractNumId w:val="85"/>
   </w:num>
   <w:num w:numId="62" w16cid:durableId="541553252">
-    <w:abstractNumId w:val="65"/>
+    <w:abstractNumId w:val="66"/>
   </w:num>
   <w:num w:numId="63" w16cid:durableId="1673071472">
     <w:abstractNumId w:val="42"/>
   </w:num>
   <w:num w:numId="64" w16cid:durableId="1963264246">
-    <w:abstractNumId w:val="82"/>
+    <w:abstractNumId w:val="84"/>
   </w:num>
   <w:num w:numId="65" w16cid:durableId="57898228">
     <w:abstractNumId w:val="7"/>
   </w:num>
   <w:num w:numId="66" w16cid:durableId="1042706635">
-    <w:abstractNumId w:val="76"/>
+    <w:abstractNumId w:val="77"/>
   </w:num>
   <w:num w:numId="67" w16cid:durableId="510949156">
-    <w:abstractNumId w:val="67"/>
+    <w:abstractNumId w:val="68"/>
   </w:num>
   <w:num w:numId="68" w16cid:durableId="1158034787">
     <w:abstractNumId w:val="14"/>
   </w:num>
   <w:num w:numId="69" w16cid:durableId="539248771">
-    <w:abstractNumId w:val="60"/>
+    <w:abstractNumId w:val="61"/>
   </w:num>
   <w:num w:numId="70" w16cid:durableId="317927421">
     <w:abstractNumId w:val="10"/>
@@ -41856,7 +41089,7 @@
     <w:abstractNumId w:val="31"/>
   </w:num>
   <w:num w:numId="77" w16cid:durableId="362748863">
-    <w:abstractNumId w:val="81"/>
+    <w:abstractNumId w:val="82"/>
   </w:num>
   <w:num w:numId="78" w16cid:durableId="1317148182">
     <w:abstractNumId w:val="38"/>
@@ -41871,19 +41104,28 @@
     <w:abstractNumId w:val="27"/>
   </w:num>
   <w:num w:numId="82" w16cid:durableId="544485363">
-    <w:abstractNumId w:val="61"/>
+    <w:abstractNumId w:val="62"/>
   </w:num>
   <w:num w:numId="83" w16cid:durableId="969088780">
     <w:abstractNumId w:val="43"/>
   </w:num>
   <w:num w:numId="84" w16cid:durableId="79180410">
-    <w:abstractNumId w:val="53"/>
+    <w:abstractNumId w:val="54"/>
   </w:num>
   <w:num w:numId="85" w16cid:durableId="895555157">
-    <w:abstractNumId w:val="59"/>
+    <w:abstractNumId w:val="60"/>
   </w:num>
   <w:num w:numId="86" w16cid:durableId="617565691">
-    <w:abstractNumId w:val="70"/>
+    <w:abstractNumId w:val="71"/>
+  </w:num>
+  <w:num w:numId="87" w16cid:durableId="1267541634">
+    <w:abstractNumId w:val="83"/>
+  </w:num>
+  <w:num w:numId="88" w16cid:durableId="990251772">
+    <w:abstractNumId w:val="88"/>
+  </w:num>
+  <w:num w:numId="89" w16cid:durableId="575089162">
+    <w:abstractNumId w:val="46"/>
   </w:num>
 </w:numbering>
 </file>
@@ -43077,19 +42319,19 @@
     <w:pitch w:val="variable"/>
     <w:sig w:usb0="00000287" w:usb1="00000000" w:usb2="00000000" w:usb3="00000000" w:csb0="0000009F" w:csb1="00000000"/>
   </w:font>
+  <w:font w:name="Consolas">
+    <w:panose1 w:val="020B0609020204030204"/>
+    <w:charset w:val="00"/>
+    <w:family w:val="modern"/>
+    <w:pitch w:val="fixed"/>
+    <w:sig w:usb0="E00006FF" w:usb1="0000FCFF" w:usb2="00000001" w:usb3="00000000" w:csb0="0000019F" w:csb1="00000000"/>
+  </w:font>
   <w:font w:name="Segoe UI Emoji">
     <w:panose1 w:val="020B0502040204020203"/>
     <w:charset w:val="00"/>
     <w:family w:val="swiss"/>
     <w:pitch w:val="variable"/>
     <w:sig w:usb0="00000003" w:usb1="02000000" w:usb2="08000000" w:usb3="00000000" w:csb0="00000001" w:csb1="00000000"/>
-  </w:font>
-  <w:font w:name="Consolas">
-    <w:panose1 w:val="020B0609020204030204"/>
-    <w:charset w:val="00"/>
-    <w:family w:val="modern"/>
-    <w:pitch w:val="fixed"/>
-    <w:sig w:usb0="E00006FF" w:usb1="0000FCFF" w:usb2="00000001" w:usb3="00000000" w:csb0="0000019F" w:csb1="00000000"/>
   </w:font>
 </w:fonts>
 </file>
@@ -43114,17 +42356,23 @@
     <w:rsid w:val="00020AB8"/>
     <w:rsid w:val="0008293B"/>
     <w:rsid w:val="000962B5"/>
+    <w:rsid w:val="00191285"/>
     <w:rsid w:val="001A5D21"/>
     <w:rsid w:val="002F0F39"/>
     <w:rsid w:val="00317B2A"/>
     <w:rsid w:val="003B5D62"/>
     <w:rsid w:val="003C1A44"/>
+    <w:rsid w:val="003E0B6F"/>
     <w:rsid w:val="00453938"/>
     <w:rsid w:val="00587822"/>
+    <w:rsid w:val="008A60A2"/>
     <w:rsid w:val="00A909C5"/>
     <w:rsid w:val="00B771AC"/>
+    <w:rsid w:val="00BE484A"/>
     <w:rsid w:val="00C22AB3"/>
+    <w:rsid w:val="00DA6CC6"/>
     <w:rsid w:val="00E46351"/>
+    <w:rsid w:val="00E55BD7"/>
     <w:rsid w:val="00E96323"/>
   </w:rsids>
   <m:mathPr>

--- a/docs/BT_CW_15764609.docx
+++ b/docs/BT_CW_15764609.docx
@@ -2297,15 +2297,7 @@
     </w:p>
     <w:p>
       <w:r>
-        <w:t xml:space="preserve">YARN </w:t>
-      </w:r>
-      <w:proofErr w:type="spellStart"/>
-      <w:r>
-        <w:t>ResourceManager</w:t>
-      </w:r>
-      <w:proofErr w:type="spellEnd"/>
-      <w:r>
-        <w:t xml:space="preserve"> UI (http://localhost:8088)</w:t>
+        <w:t>YARN ResourceManager UI (http://localhost:8088)</w:t>
       </w:r>
     </w:p>
     <w:p>
@@ -2314,7 +2306,7 @@
           <w:noProof/>
         </w:rPr>
         <w:drawing>
-          <wp:anchor distT="0" distB="0" distL="114300" distR="114300" simplePos="0" relativeHeight="251672576" behindDoc="1" locked="0" layoutInCell="1" allowOverlap="1" wp14:anchorId="7CF29EC3" wp14:editId="510E409F">
+          <wp:anchor distT="0" distB="0" distL="114300" distR="114300" simplePos="0" relativeHeight="251672576" behindDoc="1" locked="0" layoutInCell="1" allowOverlap="1" wp14:anchorId="7CF29EC3" wp14:editId="119F2775">
             <wp:simplePos x="0" y="0"/>
             <wp:positionH relativeFrom="column">
               <wp:posOffset>47625</wp:posOffset>
@@ -2563,15 +2555,7 @@
     <w:p>
       <w:r>
         <w:lastRenderedPageBreak/>
-        <w:t xml:space="preserve">HDFS </w:t>
-      </w:r>
-      <w:proofErr w:type="spellStart"/>
-      <w:r>
-        <w:t>NameNode</w:t>
-      </w:r>
-      <w:proofErr w:type="spellEnd"/>
-      <w:r>
-        <w:t xml:space="preserve"> UI (http://localhost:9870)</w:t>
+        <w:t>HDFS NameNode UI (http://localhost:9870)</w:t>
       </w:r>
     </w:p>
     <w:p>
@@ -3302,35 +3286,7 @@
         <w:rPr>
           <w:u w:val="single"/>
         </w:rPr>
-        <w:t xml:space="preserve">Performance Metrics Comparison for </w:t>
-      </w:r>
-      <w:proofErr w:type="gramStart"/>
-      <w:r>
-        <w:rPr>
-          <w:u w:val="single"/>
-        </w:rPr>
-        <w:t>soc</w:t>
-      </w:r>
-      <w:proofErr w:type="gramEnd"/>
-      <w:r>
-        <w:rPr>
-          <w:u w:val="single"/>
-        </w:rPr>
-        <w:t>-</w:t>
-      </w:r>
-      <w:proofErr w:type="spellStart"/>
-      <w:r>
-        <w:rPr>
-          <w:u w:val="single"/>
-        </w:rPr>
-        <w:t>Pokec</w:t>
-      </w:r>
-      <w:proofErr w:type="spellEnd"/>
-      <w:r>
-        <w:rPr>
-          <w:u w:val="single"/>
-        </w:rPr>
-        <w:t xml:space="preserve"> dataset</w:t>
+        <w:t>Performance Metrics Comparison for soc-Pokec dataset</w:t>
       </w:r>
     </w:p>
     <w:p>
@@ -4711,54 +4667,29 @@
                 <w:sz w:val="20"/>
                 <w:szCs w:val="20"/>
               </w:rPr>
-              <w:t xml:space="preserve">191,210 </w:t>
-            </w:r>
-            <w:proofErr w:type="spellStart"/>
-            <w:r>
-              <w:rPr>
-                <w:sz w:val="20"/>
-                <w:szCs w:val="20"/>
-              </w:rPr>
-              <w:t>ms</w:t>
-            </w:r>
-            <w:proofErr w:type="spellEnd"/>
-          </w:p>
-        </w:tc>
-        <w:tc>
-          <w:tcPr>
-            <w:tcW w:w="0" w:type="auto"/>
-            <w:hideMark/>
-          </w:tcPr>
-          <w:p>
-            <w:pPr>
-              <w:spacing w:line="278" w:lineRule="auto"/>
-              <w:rPr>
-                <w:sz w:val="20"/>
-                <w:szCs w:val="20"/>
-              </w:rPr>
-            </w:pPr>
-            <w:r>
-              <w:rPr>
-                <w:sz w:val="20"/>
-                <w:szCs w:val="20"/>
-              </w:rPr>
-              <w:t xml:space="preserve">~94,000 </w:t>
-            </w:r>
-            <w:proofErr w:type="spellStart"/>
-            <w:r>
-              <w:rPr>
-                <w:sz w:val="20"/>
-                <w:szCs w:val="20"/>
-              </w:rPr>
-              <w:t>ms</w:t>
-            </w:r>
-            <w:proofErr w:type="spellEnd"/>
-            <w:r>
-              <w:rPr>
-                <w:sz w:val="20"/>
-                <w:szCs w:val="20"/>
-              </w:rPr>
-              <w:t xml:space="preserve"> (calculated)</w:t>
+              <w:t>191,210 ms</w:t>
+            </w:r>
+          </w:p>
+        </w:tc>
+        <w:tc>
+          <w:tcPr>
+            <w:tcW w:w="0" w:type="auto"/>
+            <w:hideMark/>
+          </w:tcPr>
+          <w:p>
+            <w:pPr>
+              <w:spacing w:line="278" w:lineRule="auto"/>
+              <w:rPr>
+                <w:sz w:val="20"/>
+                <w:szCs w:val="20"/>
+              </w:rPr>
+            </w:pPr>
+            <w:r>
+              <w:rPr>
+                <w:sz w:val="20"/>
+                <w:szCs w:val="20"/>
+              </w:rPr>
+              <w:t>~94,000 ms (calculated)</w:t>
             </w:r>
           </w:p>
         </w:tc>
@@ -7116,21 +7047,7 @@
           <w:u w:val="single"/>
         </w:rPr>
         <w:lastRenderedPageBreak/>
-        <w:t>Performance Metrics Comparison for email-</w:t>
-      </w:r>
-      <w:proofErr w:type="spellStart"/>
-      <w:r>
-        <w:rPr>
-          <w:u w:val="single"/>
-        </w:rPr>
-        <w:t>EuAll</w:t>
-      </w:r>
-      <w:proofErr w:type="spellEnd"/>
-      <w:r>
-        <w:rPr>
-          <w:u w:val="single"/>
-        </w:rPr>
-        <w:t xml:space="preserve"> dataset</w:t>
+        <w:t>Performance Metrics Comparison for email-EuAll dataset</w:t>
       </w:r>
     </w:p>
     <w:p>
@@ -8513,54 +8430,29 @@
                 <w:sz w:val="20"/>
                 <w:szCs w:val="20"/>
               </w:rPr>
-              <w:t xml:space="preserve">10,980 </w:t>
-            </w:r>
-            <w:proofErr w:type="spellStart"/>
-            <w:r>
-              <w:rPr>
-                <w:sz w:val="20"/>
-                <w:szCs w:val="20"/>
-              </w:rPr>
-              <w:t>ms</w:t>
-            </w:r>
-            <w:proofErr w:type="spellEnd"/>
-          </w:p>
-        </w:tc>
-        <w:tc>
-          <w:tcPr>
-            <w:tcW w:w="0" w:type="auto"/>
-            <w:hideMark/>
-          </w:tcPr>
-          <w:p>
-            <w:pPr>
-              <w:spacing w:line="278" w:lineRule="auto"/>
-              <w:rPr>
-                <w:sz w:val="20"/>
-                <w:szCs w:val="20"/>
-              </w:rPr>
-            </w:pPr>
-            <w:r>
-              <w:rPr>
-                <w:sz w:val="20"/>
-                <w:szCs w:val="20"/>
-              </w:rPr>
-              <w:t xml:space="preserve">~1,400 </w:t>
-            </w:r>
-            <w:proofErr w:type="spellStart"/>
-            <w:r>
-              <w:rPr>
-                <w:sz w:val="20"/>
-                <w:szCs w:val="20"/>
-              </w:rPr>
-              <w:t>ms</w:t>
-            </w:r>
-            <w:proofErr w:type="spellEnd"/>
-            <w:r>
-              <w:rPr>
-                <w:sz w:val="20"/>
-                <w:szCs w:val="20"/>
-              </w:rPr>
-              <w:t xml:space="preserve"> (calculated)</w:t>
+              <w:t>10,980 ms</w:t>
+            </w:r>
+          </w:p>
+        </w:tc>
+        <w:tc>
+          <w:tcPr>
+            <w:tcW w:w="0" w:type="auto"/>
+            <w:hideMark/>
+          </w:tcPr>
+          <w:p>
+            <w:pPr>
+              <w:spacing w:line="278" w:lineRule="auto"/>
+              <w:rPr>
+                <w:sz w:val="20"/>
+                <w:szCs w:val="20"/>
+              </w:rPr>
+            </w:pPr>
+            <w:r>
+              <w:rPr>
+                <w:sz w:val="20"/>
+                <w:szCs w:val="20"/>
+              </w:rPr>
+              <w:t>~1,400 ms (calculated)</w:t>
             </w:r>
           </w:p>
         </w:tc>
@@ -9892,61 +9784,29 @@
                 <w:sz w:val="20"/>
                 <w:szCs w:val="20"/>
               </w:rPr>
-              <w:t xml:space="preserve">10,980 </w:t>
-            </w:r>
-            <w:proofErr w:type="spellStart"/>
-            <w:r>
-              <w:rPr>
-                <w:sz w:val="20"/>
-                <w:szCs w:val="20"/>
-              </w:rPr>
-              <w:t>ms</w:t>
-            </w:r>
-            <w:proofErr w:type="spellEnd"/>
-            <w:r>
-              <w:rPr>
-                <w:sz w:val="20"/>
-                <w:szCs w:val="20"/>
-              </w:rPr>
-              <w:t xml:space="preserve"> total</w:t>
-            </w:r>
-          </w:p>
-        </w:tc>
-        <w:tc>
-          <w:tcPr>
-            <w:tcW w:w="0" w:type="auto"/>
-            <w:hideMark/>
-          </w:tcPr>
-          <w:p>
-            <w:pPr>
-              <w:spacing w:line="278" w:lineRule="auto"/>
-              <w:rPr>
-                <w:sz w:val="20"/>
-                <w:szCs w:val="20"/>
-              </w:rPr>
-            </w:pPr>
-            <w:r>
-              <w:rPr>
-                <w:sz w:val="20"/>
-                <w:szCs w:val="20"/>
-              </w:rPr>
-              <w:t xml:space="preserve">~1,400 </w:t>
-            </w:r>
-            <w:proofErr w:type="spellStart"/>
-            <w:r>
-              <w:rPr>
-                <w:sz w:val="20"/>
-                <w:szCs w:val="20"/>
-              </w:rPr>
-              <w:t>ms</w:t>
-            </w:r>
-            <w:proofErr w:type="spellEnd"/>
-            <w:r>
-              <w:rPr>
-                <w:sz w:val="20"/>
-                <w:szCs w:val="20"/>
-              </w:rPr>
-              <w:t xml:space="preserve"> total</w:t>
+              <w:t>10,980 ms total</w:t>
+            </w:r>
+          </w:p>
+        </w:tc>
+        <w:tc>
+          <w:tcPr>
+            <w:tcW w:w="0" w:type="auto"/>
+            <w:hideMark/>
+          </w:tcPr>
+          <w:p>
+            <w:pPr>
+              <w:spacing w:line="278" w:lineRule="auto"/>
+              <w:rPr>
+                <w:sz w:val="20"/>
+                <w:szCs w:val="20"/>
+              </w:rPr>
+            </w:pPr>
+            <w:r>
+              <w:rPr>
+                <w:sz w:val="20"/>
+                <w:szCs w:val="20"/>
+              </w:rPr>
+              <w:t>~1,400 ms total</w:t>
             </w:r>
           </w:p>
         </w:tc>
@@ -10739,7 +10599,7 @@
           <w:noProof/>
         </w:rPr>
         <w:drawing>
-          <wp:anchor distT="0" distB="0" distL="114300" distR="114300" simplePos="0" relativeHeight="251676672" behindDoc="1" locked="0" layoutInCell="1" allowOverlap="1" wp14:anchorId="19F71410" wp14:editId="3E25F3FF">
+          <wp:anchor distT="0" distB="0" distL="114300" distR="114300" simplePos="0" relativeHeight="251676672" behindDoc="1" locked="0" layoutInCell="1" allowOverlap="1" wp14:anchorId="19F71410" wp14:editId="5C6B0B58">
             <wp:simplePos x="0" y="0"/>
             <wp:positionH relativeFrom="column">
               <wp:posOffset>643103</wp:posOffset>
@@ -10839,21 +10699,7 @@
           <w:u w:val="single"/>
         </w:rPr>
         <w:lastRenderedPageBreak/>
-        <w:t>Performance Metrics Comparison for web-</w:t>
-      </w:r>
-      <w:proofErr w:type="spellStart"/>
-      <w:r>
-        <w:rPr>
-          <w:u w:val="single"/>
-        </w:rPr>
-        <w:t>BerkStan</w:t>
-      </w:r>
-      <w:proofErr w:type="spellEnd"/>
-      <w:r>
-        <w:rPr>
-          <w:u w:val="single"/>
-        </w:rPr>
-        <w:t xml:space="preserve"> dataset</w:t>
+        <w:t>Performance Metrics Comparison for web-BerkStan dataset</w:t>
       </w:r>
     </w:p>
     <w:p>
@@ -12226,17 +12072,8 @@
                 <w:sz w:val="20"/>
                 <w:szCs w:val="20"/>
               </w:rPr>
-              <w:t xml:space="preserve">30,040 </w:t>
-            </w:r>
-            <w:proofErr w:type="spellStart"/>
-            <w:r>
-              <w:rPr>
-                <w:sz w:val="20"/>
-                <w:szCs w:val="20"/>
-              </w:rPr>
-              <w:t>ms</w:t>
-            </w:r>
-            <w:proofErr w:type="spellEnd"/>
+              <w:t>30,040 ms</w:t>
+            </w:r>
           </w:p>
         </w:tc>
         <w:tc>
@@ -12257,23 +12094,7 @@
                 <w:sz w:val="20"/>
                 <w:szCs w:val="20"/>
               </w:rPr>
-              <w:t xml:space="preserve">~4,500 </w:t>
-            </w:r>
-            <w:proofErr w:type="spellStart"/>
-            <w:r>
-              <w:rPr>
-                <w:sz w:val="20"/>
-                <w:szCs w:val="20"/>
-              </w:rPr>
-              <w:t>ms</w:t>
-            </w:r>
-            <w:proofErr w:type="spellEnd"/>
-            <w:r>
-              <w:rPr>
-                <w:sz w:val="20"/>
-                <w:szCs w:val="20"/>
-              </w:rPr>
-              <w:t xml:space="preserve"> (calculated)</w:t>
+              <w:t>~4,500 ms (calculated)</w:t>
             </w:r>
           </w:p>
         </w:tc>
@@ -13601,61 +13422,29 @@
                 <w:sz w:val="20"/>
                 <w:szCs w:val="20"/>
               </w:rPr>
-              <w:t xml:space="preserve">30,040 </w:t>
-            </w:r>
-            <w:proofErr w:type="spellStart"/>
-            <w:r>
-              <w:rPr>
-                <w:sz w:val="20"/>
-                <w:szCs w:val="20"/>
-              </w:rPr>
-              <w:t>ms</w:t>
-            </w:r>
-            <w:proofErr w:type="spellEnd"/>
-            <w:r>
-              <w:rPr>
-                <w:sz w:val="20"/>
-                <w:szCs w:val="20"/>
-              </w:rPr>
-              <w:t xml:space="preserve"> total</w:t>
-            </w:r>
-          </w:p>
-        </w:tc>
-        <w:tc>
-          <w:tcPr>
-            <w:tcW w:w="0" w:type="auto"/>
-            <w:hideMark/>
-          </w:tcPr>
-          <w:p>
-            <w:pPr>
-              <w:spacing w:line="278" w:lineRule="auto"/>
-              <w:rPr>
-                <w:sz w:val="20"/>
-                <w:szCs w:val="20"/>
-              </w:rPr>
-            </w:pPr>
-            <w:r>
-              <w:rPr>
-                <w:sz w:val="20"/>
-                <w:szCs w:val="20"/>
-              </w:rPr>
-              <w:t xml:space="preserve">~4,500 </w:t>
-            </w:r>
-            <w:proofErr w:type="spellStart"/>
-            <w:r>
-              <w:rPr>
-                <w:sz w:val="20"/>
-                <w:szCs w:val="20"/>
-              </w:rPr>
-              <w:t>ms</w:t>
-            </w:r>
-            <w:proofErr w:type="spellEnd"/>
-            <w:r>
-              <w:rPr>
-                <w:sz w:val="20"/>
-                <w:szCs w:val="20"/>
-              </w:rPr>
-              <w:t xml:space="preserve"> total</w:t>
+              <w:t>30,040 ms total</w:t>
+            </w:r>
+          </w:p>
+        </w:tc>
+        <w:tc>
+          <w:tcPr>
+            <w:tcW w:w="0" w:type="auto"/>
+            <w:hideMark/>
+          </w:tcPr>
+          <w:p>
+            <w:pPr>
+              <w:spacing w:line="278" w:lineRule="auto"/>
+              <w:rPr>
+                <w:sz w:val="20"/>
+                <w:szCs w:val="20"/>
+              </w:rPr>
+            </w:pPr>
+            <w:r>
+              <w:rPr>
+                <w:sz w:val="20"/>
+                <w:szCs w:val="20"/>
+              </w:rPr>
+              <w:t>~4,500 ms total</w:t>
             </w:r>
           </w:p>
         </w:tc>
@@ -15371,15 +15160,7 @@
         <w:spacing w:after="0"/>
       </w:pPr>
       <w:r>
-        <w:t xml:space="preserve">"The Hadoop optimization presents a classic example of optimization trade-offs. The compression component successfully reduced shuffle overhead by 41% (207MB → 121MB), directly addressing the identified network bottleneck. However, </w:t>
-      </w:r>
-      <w:proofErr w:type="gramStart"/>
-      <w:r>
-        <w:t>the memory</w:t>
-      </w:r>
-      <w:proofErr w:type="gramEnd"/>
-      <w:r>
-        <w:t xml:space="preserve"> optimization inadvertently caused task proliferation (8 → 33 tasks), creating coordination overhead that exceeded the shuffle savings. The net result was a 6% performance decrease, demonstrating that aggressive optimization can have unintended consequences when system components interact in complex ways."</w:t>
+        <w:t>"The Hadoop optimization presents a classic example of optimization trade-offs. The compression component successfully reduced shuffle overhead by 41% (207MB → 121MB), directly addressing the identified network bottleneck. However, the memory optimization inadvertently caused task proliferation (8 → 33 tasks), creating coordination overhead that exceeded the shuffle savings. The net result was a 6% performance decrease, demonstrating that aggressive optimization can have unintended consequences when system components interact in complex ways."</w:t>
       </w:r>
     </w:p>
     <w:p>
@@ -16174,13 +15955,8 @@
         <w:spacing w:after="0"/>
       </w:pPr>
       <w:r>
-        <w:t xml:space="preserve">Tools: Grafana, </w:t>
-      </w:r>
-      <w:proofErr w:type="spellStart"/>
-      <w:r>
-        <w:t>Kafdrop</w:t>
-      </w:r>
-      <w:proofErr w:type="spellEnd"/>
+        <w:t>Tools: Grafana, Kafdrop</w:t>
+      </w:r>
     </w:p>
     <w:p/>
     <w:p>
@@ -16221,13 +15997,8 @@
         </w:numPr>
         <w:spacing w:after="0"/>
       </w:pPr>
-      <w:proofErr w:type="spellStart"/>
-      <w:r>
-        <w:t>kafka</w:t>
-      </w:r>
-      <w:proofErr w:type="spellEnd"/>
-      <w:r>
-        <w:t>-python - Kafka client library</w:t>
+      <w:r>
+        <w:t>kafka-python - Kafka client library</w:t>
       </w:r>
     </w:p>
     <w:p>
@@ -16238,13 +16009,8 @@
         </w:numPr>
         <w:spacing w:after="0"/>
       </w:pPr>
-      <w:proofErr w:type="spellStart"/>
-      <w:r>
-        <w:t>pyyaml</w:t>
-      </w:r>
-      <w:proofErr w:type="spellEnd"/>
-      <w:r>
-        <w:t xml:space="preserve"> - YAML configuration parsing</w:t>
+      <w:r>
+        <w:t>pyyaml - YAML configuration parsing</w:t>
       </w:r>
     </w:p>
     <w:p>
@@ -16306,13 +16072,8 @@
         </w:numPr>
         <w:spacing w:after="0"/>
       </w:pPr>
-      <w:proofErr w:type="spellStart"/>
-      <w:r>
-        <w:t>Kafdrop</w:t>
-      </w:r>
-      <w:proofErr w:type="spellEnd"/>
-      <w:r>
-        <w:t xml:space="preserve"> - Kafka Cluster Management &amp; Debugging</w:t>
+      <w:r>
+        <w:t>Kafdrop - Kafka Cluster Management &amp; Debugging</w:t>
       </w:r>
     </w:p>
     <w:p>
@@ -16430,13 +16191,8 @@
         </w:numPr>
         <w:spacing w:after="0"/>
       </w:pPr>
-      <w:proofErr w:type="spellStart"/>
-      <w:r>
-        <w:t>Kafdrop</w:t>
-      </w:r>
-      <w:proofErr w:type="spellEnd"/>
-      <w:r>
-        <w:t>: 9000</w:t>
+      <w:r>
+        <w:t>Kafdrop: 9000</w:t>
       </w:r>
     </w:p>
     <w:p>
@@ -16504,15 +16260,7 @@
         <w:spacing w:after="0"/>
       </w:pPr>
       <w:r>
-        <w:t xml:space="preserve">Partitioning: By </w:t>
-      </w:r>
-      <w:proofErr w:type="spellStart"/>
-      <w:r>
-        <w:t>detector_id</w:t>
-      </w:r>
-      <w:proofErr w:type="spellEnd"/>
-      <w:r>
-        <w:t xml:space="preserve"> for load balancing</w:t>
+        <w:t>Partitioning: By detector_id for load balancing</w:t>
       </w:r>
     </w:p>
     <w:p>
@@ -16636,15 +16384,7 @@
         <w:spacing w:after="0"/>
       </w:pPr>
       <w:r>
-        <w:t xml:space="preserve">Retention: 90 days (7,776,000,000 </w:t>
-      </w:r>
-      <w:proofErr w:type="spellStart"/>
-      <w:r>
-        <w:t>ms</w:t>
-      </w:r>
-      <w:proofErr w:type="spellEnd"/>
-      <w:r>
-        <w:t>)</w:t>
+        <w:t>Retention: 90 days (7,776,000,000 ms)</w:t>
       </w:r>
     </w:p>
     <w:p>
@@ -16750,15 +16490,7 @@
         <w:t>kafka-topic-creation.sh</w:t>
       </w:r>
       <w:r>
-        <w:t xml:space="preserve"> contains the scripts to be run in bash in Ubuntu virtual box to create required </w:t>
-      </w:r>
-      <w:proofErr w:type="spellStart"/>
-      <w:r>
-        <w:t>kafka</w:t>
-      </w:r>
-      <w:proofErr w:type="spellEnd"/>
-      <w:r>
-        <w:t xml:space="preserve"> topics.</w:t>
+        <w:t xml:space="preserve"> contains the scripts to be run in bash in Ubuntu virtual box to create required kafka topics.</w:t>
       </w:r>
     </w:p>
     <w:p/>
@@ -17014,15 +16746,7 @@
         <w:spacing w:after="0"/>
       </w:pPr>
       <w:r>
-        <w:t xml:space="preserve">Monitors </w:t>
-      </w:r>
-      <w:proofErr w:type="spellStart"/>
-      <w:r>
-        <w:t>modified_date</w:t>
-      </w:r>
-      <w:proofErr w:type="spellEnd"/>
-      <w:r>
-        <w:t xml:space="preserve"> field changes</w:t>
+        <w:t>Monitors modified_date field changes</w:t>
       </w:r>
     </w:p>
     <w:p>
@@ -17199,15 +16923,7 @@
         <w:spacing w:after="0"/>
       </w:pPr>
       <w:r>
-        <w:t>Key: "</w:t>
-      </w:r>
-      <w:proofErr w:type="spellStart"/>
-      <w:r>
-        <w:t>date|hour|device_id</w:t>
-      </w:r>
-      <w:proofErr w:type="spellEnd"/>
-      <w:r>
-        <w:t>"</w:t>
+        <w:t>Key: "date|hour|device_id"</w:t>
       </w:r>
     </w:p>
     <w:p>
@@ -17881,13 +17597,8 @@
         <w:ind w:left="720"/>
       </w:pPr>
       <w:r>
-        <w:t xml:space="preserve">Database: </w:t>
-      </w:r>
-      <w:proofErr w:type="gramStart"/>
-      <w:r>
-        <w:t>traffic-sensor</w:t>
-      </w:r>
-      <w:proofErr w:type="gramEnd"/>
+        <w:t>Database: traffic-sensor</w:t>
+      </w:r>
     </w:p>
     <w:p>
       <w:pPr>
@@ -17895,13 +17606,8 @@
         <w:ind w:left="720"/>
       </w:pPr>
       <w:r>
-        <w:t xml:space="preserve">User: </w:t>
-      </w:r>
-      <w:proofErr w:type="spellStart"/>
-      <w:r>
-        <w:t>grafana</w:t>
-      </w:r>
-      <w:proofErr w:type="spellEnd"/>
+        <w:t>User: grafana</w:t>
+      </w:r>
     </w:p>
     <w:p>
       <w:pPr>
@@ -17909,13 +17615,8 @@
         <w:ind w:left="720"/>
       </w:pPr>
       <w:r>
-        <w:t xml:space="preserve">Password: </w:t>
-      </w:r>
-      <w:proofErr w:type="spellStart"/>
-      <w:r>
-        <w:t>grafana</w:t>
-      </w:r>
-      <w:proofErr w:type="spellEnd"/>
+        <w:t>Password: grafana</w:t>
+      </w:r>
     </w:p>
     <w:p>
       <w:pPr>
@@ -17961,11 +17662,9 @@
       <w:r>
         <w:t>‘</w:t>
       </w:r>
-      <w:proofErr w:type="spellStart"/>
       <w:r>
         <w:t>grafana</w:t>
       </w:r>
-      <w:proofErr w:type="spellEnd"/>
       <w:r>
         <w:t xml:space="preserve">’ </w:t>
       </w:r>
@@ -17989,18 +17688,10 @@
         <w:t>Connected only to ‘</w:t>
       </w:r>
       <w:r>
-        <w:t>traffic-</w:t>
-      </w:r>
-      <w:proofErr w:type="gramStart"/>
-      <w:r>
-        <w:t>sensor</w:t>
-      </w:r>
-      <w:r>
-        <w:t>’</w:t>
-      </w:r>
-      <w:proofErr w:type="gramEnd"/>
-      <w:r>
-        <w:t xml:space="preserve"> database</w:t>
+        <w:t>traffic-sensor</w:t>
+      </w:r>
+      <w:r>
+        <w:t>’ database</w:t>
       </w:r>
     </w:p>
     <w:p>
@@ -18035,34 +17726,19 @@
         <w:t>Select permission to</w:t>
       </w:r>
       <w:r>
-        <w:t xml:space="preserve"> </w:t>
-      </w:r>
-      <w:proofErr w:type="spellStart"/>
-      <w:r>
-        <w:t>hourly_sensor_metrics</w:t>
-      </w:r>
-      <w:proofErr w:type="spellEnd"/>
+        <w:t xml:space="preserve"> hourly_sensor_metrics</w:t>
+      </w:r>
       <w:r>
         <w:t xml:space="preserve">, </w:t>
       </w:r>
-      <w:proofErr w:type="spellStart"/>
       <w:r>
         <w:t>daily_peak_metrics</w:t>
       </w:r>
-      <w:proofErr w:type="spellEnd"/>
-      <w:r>
-        <w:t xml:space="preserve"> and </w:t>
-      </w:r>
-      <w:proofErr w:type="spellStart"/>
-      <w:r>
-        <w:t>s</w:t>
-      </w:r>
-      <w:r>
-        <w:t>ensor_availability_metrics</w:t>
-      </w:r>
-      <w:proofErr w:type="spellEnd"/>
-      <w:r>
-        <w:t xml:space="preserve"> </w:t>
+      <w:r>
+        <w:t xml:space="preserve"> and s</w:t>
+      </w:r>
+      <w:r>
+        <w:t xml:space="preserve">ensor_availability_metrics </w:t>
       </w:r>
       <w:r>
         <w:t>tables</w:t>
@@ -18131,21 +17807,7 @@
         <w:rPr>
           <w:highlight w:val="yellow"/>
         </w:rPr>
-        <w:t xml:space="preserve">Query 3: </w:t>
-      </w:r>
-      <w:proofErr w:type="gramStart"/>
-      <w:r>
-        <w:rPr>
-          <w:highlight w:val="yellow"/>
-        </w:rPr>
-        <w:t>Overall</w:t>
-      </w:r>
-      <w:proofErr w:type="gramEnd"/>
-      <w:r>
-        <w:rPr>
-          <w:highlight w:val="yellow"/>
-        </w:rPr>
-        <w:t xml:space="preserve"> Sensor Health - Today</w:t>
+        <w:t>Query 3: Overall Sensor Health - Today</w:t>
       </w:r>
     </w:p>
     <w:p>
@@ -18589,41 +18251,178 @@
         <w:rPr>
           <w:highlight w:val="yellow"/>
         </w:rPr>
-        <w:t xml:space="preserve">Check time logs </w:t>
-      </w:r>
-      <w:proofErr w:type="gramStart"/>
+        <w:t>Check time logs in producer and consumer</w:t>
+      </w:r>
+    </w:p>
+    <w:p>
+      <w:pPr>
+        <w:spacing w:after="0"/>
+      </w:pPr>
+      <w:r>
+        <w:br/>
+      </w:r>
+    </w:p>
+    <w:p>
+      <w:pPr>
+        <w:spacing w:after="0"/>
+      </w:pPr>
       <w:r>
         <w:rPr>
-          <w:highlight w:val="yellow"/>
+          <w:rFonts w:asciiTheme="majorHAnsi" w:eastAsiaTheme="majorEastAsia" w:hAnsiTheme="majorHAnsi" w:cstheme="majorBidi"/>
+          <w:color w:val="0F4761" w:themeColor="accent1" w:themeShade="BF"/>
+          <w:sz w:val="32"/>
+          <w:szCs w:val="32"/>
         </w:rPr>
-        <w:t>in</w:t>
-      </w:r>
-      <w:proofErr w:type="gramEnd"/>
-      <w:r>
-        <w:rPr>
-          <w:highlight w:val="yellow"/>
-        </w:rPr>
-        <w:t xml:space="preserve"> producer and consumer</w:t>
-      </w:r>
-    </w:p>
-    <w:p>
-      <w:pPr>
-        <w:spacing w:after="0"/>
-      </w:pPr>
+        <w:t>Grafana dashboard setup and interpretation</w:t>
+      </w:r>
       <w:r>
         <w:br/>
       </w:r>
+    </w:p>
+    <w:p>
+      <w:pPr>
+        <w:spacing w:after="0"/>
+      </w:pPr>
+      <w:r>
+        <w:drawing>
+          <wp:anchor distT="0" distB="0" distL="114300" distR="114300" simplePos="0" relativeHeight="251694080" behindDoc="1" locked="0" layoutInCell="1" allowOverlap="1" wp14:anchorId="44BAF6EE" wp14:editId="0A092C7A">
+            <wp:simplePos x="0" y="0"/>
+            <wp:positionH relativeFrom="column">
+              <wp:posOffset>47625</wp:posOffset>
+            </wp:positionH>
+            <wp:positionV relativeFrom="paragraph">
+              <wp:posOffset>276860</wp:posOffset>
+            </wp:positionV>
+            <wp:extent cx="5743575" cy="2754630"/>
+            <wp:effectExtent l="0" t="0" r="9525" b="7620"/>
+            <wp:wrapTight wrapText="bothSides">
+              <wp:wrapPolygon edited="0">
+                <wp:start x="0" y="0"/>
+                <wp:lineTo x="0" y="21510"/>
+                <wp:lineTo x="21564" y="21510"/>
+                <wp:lineTo x="21564" y="0"/>
+                <wp:lineTo x="0" y="0"/>
+              </wp:wrapPolygon>
+            </wp:wrapTight>
+            <wp:docPr id="1883654195" name="Picture 1" descr="A screenshot of a computer&#10;&#10;AI-generated content may be incorrect."/>
+            <wp:cNvGraphicFramePr>
+              <a:graphicFrameLocks xmlns:a="http://schemas.openxmlformats.org/drawingml/2006/main" noChangeAspect="1"/>
+            </wp:cNvGraphicFramePr>
+            <a:graphic xmlns:a="http://schemas.openxmlformats.org/drawingml/2006/main">
+              <a:graphicData uri="http://schemas.openxmlformats.org/drawingml/2006/picture">
+                <pic:pic xmlns:pic="http://schemas.openxmlformats.org/drawingml/2006/picture">
+                  <pic:nvPicPr>
+                    <pic:cNvPr id="1883654195" name="Picture 1" descr="A screenshot of a computer&#10;&#10;AI-generated content may be incorrect."/>
+                    <pic:cNvPicPr/>
+                  </pic:nvPicPr>
+                  <pic:blipFill>
+                    <a:blip r:embed="rId22" cstate="print">
+                      <a:extLst>
+                        <a:ext uri="{28A0092B-C50C-407E-A947-70E740481C1C}">
+                          <a14:useLocalDpi xmlns:a14="http://schemas.microsoft.com/office/drawing/2010/main" val="0"/>
+                        </a:ext>
+                      </a:extLst>
+                    </a:blip>
+                    <a:stretch>
+                      <a:fillRect/>
+                    </a:stretch>
+                  </pic:blipFill>
+                  <pic:spPr>
+                    <a:xfrm>
+                      <a:off x="0" y="0"/>
+                      <a:ext cx="5743575" cy="2754630"/>
+                    </a:xfrm>
+                    <a:prstGeom prst="rect">
+                      <a:avLst/>
+                    </a:prstGeom>
+                  </pic:spPr>
+                </pic:pic>
+              </a:graphicData>
+            </a:graphic>
+          </wp:anchor>
+        </w:drawing>
+      </w:r>
+      <w:r>
+        <w:t>Grafana Dashboard</w:t>
+      </w:r>
       <w:r>
         <w:br/>
       </w:r>
       <w:r>
         <w:br/>
       </w:r>
-      <w:r>
-        <w:br/>
-      </w:r>
-      <w:r>
-        <w:br/>
+    </w:p>
+    <w:p/>
+    <w:p>
+      <w:r>
+        <w:t xml:space="preserve">Hourly average vehicle count per sensor </w:t>
+      </w:r>
+    </w:p>
+    <w:p>
+      <w:r>
+        <w:drawing>
+          <wp:anchor distT="0" distB="0" distL="114300" distR="114300" simplePos="0" relativeHeight="251692032" behindDoc="1" locked="0" layoutInCell="1" allowOverlap="1" wp14:anchorId="6A7BE438" wp14:editId="62D0CFC8">
+            <wp:simplePos x="0" y="0"/>
+            <wp:positionH relativeFrom="column">
+              <wp:posOffset>66675</wp:posOffset>
+            </wp:positionH>
+            <wp:positionV relativeFrom="paragraph">
+              <wp:posOffset>53975</wp:posOffset>
+            </wp:positionV>
+            <wp:extent cx="5724525" cy="2636520"/>
+            <wp:effectExtent l="0" t="0" r="9525" b="0"/>
+            <wp:wrapTight wrapText="bothSides">
+              <wp:wrapPolygon edited="0">
+                <wp:start x="0" y="0"/>
+                <wp:lineTo x="0" y="21382"/>
+                <wp:lineTo x="21564" y="21382"/>
+                <wp:lineTo x="21564" y="0"/>
+                <wp:lineTo x="0" y="0"/>
+              </wp:wrapPolygon>
+            </wp:wrapTight>
+            <wp:docPr id="865967908" name="Picture 1" descr="A graph of different colored lines&#10;&#10;AI-generated content may be incorrect."/>
+            <wp:cNvGraphicFramePr>
+              <a:graphicFrameLocks xmlns:a="http://schemas.openxmlformats.org/drawingml/2006/main" noChangeAspect="1"/>
+            </wp:cNvGraphicFramePr>
+            <a:graphic xmlns:a="http://schemas.openxmlformats.org/drawingml/2006/main">
+              <a:graphicData uri="http://schemas.openxmlformats.org/drawingml/2006/picture">
+                <pic:pic xmlns:pic="http://schemas.openxmlformats.org/drawingml/2006/picture">
+                  <pic:nvPicPr>
+                    <pic:cNvPr id="865967908" name="Picture 1" descr="A graph of different colored lines&#10;&#10;AI-generated content may be incorrect."/>
+                    <pic:cNvPicPr/>
+                  </pic:nvPicPr>
+                  <pic:blipFill>
+                    <a:blip r:embed="rId23">
+                      <a:extLst>
+                        <a:ext uri="{28A0092B-C50C-407E-A947-70E740481C1C}">
+                          <a14:useLocalDpi xmlns:a14="http://schemas.microsoft.com/office/drawing/2010/main" val="0"/>
+                        </a:ext>
+                      </a:extLst>
+                    </a:blip>
+                    <a:stretch>
+                      <a:fillRect/>
+                    </a:stretch>
+                  </pic:blipFill>
+                  <pic:spPr>
+                    <a:xfrm>
+                      <a:off x="0" y="0"/>
+                      <a:ext cx="5724525" cy="2636520"/>
+                    </a:xfrm>
+                    <a:prstGeom prst="rect">
+                      <a:avLst/>
+                    </a:prstGeom>
+                  </pic:spPr>
+                </pic:pic>
+              </a:graphicData>
+            </a:graphic>
+            <wp14:sizeRelH relativeFrom="margin">
+              <wp14:pctWidth>0</wp14:pctWidth>
+            </wp14:sizeRelH>
+            <wp14:sizeRelV relativeFrom="margin">
+              <wp14:pctHeight>0</wp14:pctHeight>
+            </wp14:sizeRelV>
+          </wp:anchor>
+        </w:drawing>
       </w:r>
     </w:p>
     <w:p/>
@@ -18635,6 +18434,79 @@
     <w:p/>
     <w:p/>
     <w:p/>
+    <w:p>
+      <w:r>
+        <w:lastRenderedPageBreak/>
+        <w:t>Daily peak traffic volume across all sensors</w:t>
+      </w:r>
+      <w:r>
+        <w:t xml:space="preserve"> and Total Daily Traffic Volume</w:t>
+      </w:r>
+      <w:r>
+        <w:t xml:space="preserve"> (Optional)</w:t>
+      </w:r>
+    </w:p>
+    <w:p>
+      <w:r>
+        <w:drawing>
+          <wp:anchor distT="0" distB="0" distL="114300" distR="114300" simplePos="0" relativeHeight="251691008" behindDoc="1" locked="0" layoutInCell="1" allowOverlap="1" wp14:anchorId="55E6E52B" wp14:editId="57452077">
+            <wp:simplePos x="0" y="0"/>
+            <wp:positionH relativeFrom="column">
+              <wp:posOffset>0</wp:posOffset>
+            </wp:positionH>
+            <wp:positionV relativeFrom="paragraph">
+              <wp:posOffset>103505</wp:posOffset>
+            </wp:positionV>
+            <wp:extent cx="4629796" cy="2648320"/>
+            <wp:effectExtent l="0" t="0" r="0" b="0"/>
+            <wp:wrapTight wrapText="bothSides">
+              <wp:wrapPolygon edited="0">
+                <wp:start x="0" y="0"/>
+                <wp:lineTo x="0" y="21445"/>
+                <wp:lineTo x="21508" y="21445"/>
+                <wp:lineTo x="21508" y="0"/>
+                <wp:lineTo x="0" y="0"/>
+              </wp:wrapPolygon>
+            </wp:wrapTight>
+            <wp:docPr id="1570809168" name="Picture 1" descr="A screenshot of a graph&#10;&#10;AI-generated content may be incorrect."/>
+            <wp:cNvGraphicFramePr>
+              <a:graphicFrameLocks xmlns:a="http://schemas.openxmlformats.org/drawingml/2006/main" noChangeAspect="1"/>
+            </wp:cNvGraphicFramePr>
+            <a:graphic xmlns:a="http://schemas.openxmlformats.org/drawingml/2006/main">
+              <a:graphicData uri="http://schemas.openxmlformats.org/drawingml/2006/picture">
+                <pic:pic xmlns:pic="http://schemas.openxmlformats.org/drawingml/2006/picture">
+                  <pic:nvPicPr>
+                    <pic:cNvPr id="1570809168" name="Picture 1" descr="A screenshot of a graph&#10;&#10;AI-generated content may be incorrect."/>
+                    <pic:cNvPicPr/>
+                  </pic:nvPicPr>
+                  <pic:blipFill>
+                    <a:blip r:embed="rId24">
+                      <a:extLst>
+                        <a:ext uri="{28A0092B-C50C-407E-A947-70E740481C1C}">
+                          <a14:useLocalDpi xmlns:a14="http://schemas.microsoft.com/office/drawing/2010/main" val="0"/>
+                        </a:ext>
+                      </a:extLst>
+                    </a:blip>
+                    <a:stretch>
+                      <a:fillRect/>
+                    </a:stretch>
+                  </pic:blipFill>
+                  <pic:spPr>
+                    <a:xfrm>
+                      <a:off x="0" y="0"/>
+                      <a:ext cx="4629796" cy="2648320"/>
+                    </a:xfrm>
+                    <a:prstGeom prst="rect">
+                      <a:avLst/>
+                    </a:prstGeom>
+                  </pic:spPr>
+                </pic:pic>
+              </a:graphicData>
+            </a:graphic>
+          </wp:anchor>
+        </w:drawing>
+      </w:r>
+    </w:p>
     <w:p/>
     <w:p/>
     <w:p/>
@@ -18644,8 +18516,139 @@
     <w:p/>
     <w:p/>
     <w:p/>
+    <w:p>
+      <w:r>
+        <w:drawing>
+          <wp:anchor distT="0" distB="0" distL="114300" distR="114300" simplePos="0" relativeHeight="251693056" behindDoc="1" locked="0" layoutInCell="1" allowOverlap="1" wp14:anchorId="1084C101" wp14:editId="7AE09E6D">
+            <wp:simplePos x="0" y="0"/>
+            <wp:positionH relativeFrom="column">
+              <wp:posOffset>0</wp:posOffset>
+            </wp:positionH>
+            <wp:positionV relativeFrom="paragraph">
+              <wp:posOffset>308610</wp:posOffset>
+            </wp:positionV>
+            <wp:extent cx="6286500" cy="1361440"/>
+            <wp:effectExtent l="0" t="0" r="0" b="0"/>
+            <wp:wrapTight wrapText="bothSides">
+              <wp:wrapPolygon edited="0">
+                <wp:start x="0" y="0"/>
+                <wp:lineTo x="0" y="21157"/>
+                <wp:lineTo x="21535" y="21157"/>
+                <wp:lineTo x="21535" y="0"/>
+                <wp:lineTo x="0" y="0"/>
+              </wp:wrapPolygon>
+            </wp:wrapTight>
+            <wp:docPr id="844010669" name="Picture 1" descr="A screenshot of a computer&#10;&#10;AI-generated content may be incorrect."/>
+            <wp:cNvGraphicFramePr>
+              <a:graphicFrameLocks xmlns:a="http://schemas.openxmlformats.org/drawingml/2006/main" noChangeAspect="1"/>
+            </wp:cNvGraphicFramePr>
+            <a:graphic xmlns:a="http://schemas.openxmlformats.org/drawingml/2006/main">
+              <a:graphicData uri="http://schemas.openxmlformats.org/drawingml/2006/picture">
+                <pic:pic xmlns:pic="http://schemas.openxmlformats.org/drawingml/2006/picture">
+                  <pic:nvPicPr>
+                    <pic:cNvPr id="844010669" name="Picture 1" descr="A screenshot of a computer&#10;&#10;AI-generated content may be incorrect."/>
+                    <pic:cNvPicPr/>
+                  </pic:nvPicPr>
+                  <pic:blipFill>
+                    <a:blip r:embed="rId25" cstate="print">
+                      <a:extLst>
+                        <a:ext uri="{28A0092B-C50C-407E-A947-70E740481C1C}">
+                          <a14:useLocalDpi xmlns:a14="http://schemas.microsoft.com/office/drawing/2010/main" val="0"/>
+                        </a:ext>
+                      </a:extLst>
+                    </a:blip>
+                    <a:stretch>
+                      <a:fillRect/>
+                    </a:stretch>
+                  </pic:blipFill>
+                  <pic:spPr>
+                    <a:xfrm>
+                      <a:off x="0" y="0"/>
+                      <a:ext cx="6286500" cy="1361440"/>
+                    </a:xfrm>
+                    <a:prstGeom prst="rect">
+                      <a:avLst/>
+                    </a:prstGeom>
+                  </pic:spPr>
+                </pic:pic>
+              </a:graphicData>
+            </a:graphic>
+          </wp:anchor>
+        </w:drawing>
+      </w:r>
+      <w:r>
+        <w:t>Daily sensor availability (%)</w:t>
+      </w:r>
+    </w:p>
+    <w:p/>
+    <w:p>
+      <w:r>
+        <w:drawing>
+          <wp:anchor distT="0" distB="0" distL="114300" distR="114300" simplePos="0" relativeHeight="251695104" behindDoc="1" locked="0" layoutInCell="1" allowOverlap="1" wp14:anchorId="26DC0D94" wp14:editId="61078965">
+            <wp:simplePos x="0" y="0"/>
+            <wp:positionH relativeFrom="column">
+              <wp:posOffset>0</wp:posOffset>
+            </wp:positionH>
+            <wp:positionV relativeFrom="paragraph">
+              <wp:posOffset>405765</wp:posOffset>
+            </wp:positionV>
+            <wp:extent cx="6286500" cy="1497330"/>
+            <wp:effectExtent l="0" t="0" r="0" b="7620"/>
+            <wp:wrapTight wrapText="bothSides">
+              <wp:wrapPolygon edited="0">
+                <wp:start x="0" y="0"/>
+                <wp:lineTo x="0" y="21435"/>
+                <wp:lineTo x="21535" y="21435"/>
+                <wp:lineTo x="21535" y="0"/>
+                <wp:lineTo x="0" y="0"/>
+              </wp:wrapPolygon>
+            </wp:wrapTight>
+            <wp:docPr id="1996886691" name="Picture 1" descr="A screenshot of a computer&#10;&#10;AI-generated content may be incorrect."/>
+            <wp:cNvGraphicFramePr>
+              <a:graphicFrameLocks xmlns:a="http://schemas.openxmlformats.org/drawingml/2006/main" noChangeAspect="1"/>
+            </wp:cNvGraphicFramePr>
+            <a:graphic xmlns:a="http://schemas.openxmlformats.org/drawingml/2006/main">
+              <a:graphicData uri="http://schemas.openxmlformats.org/drawingml/2006/picture">
+                <pic:pic xmlns:pic="http://schemas.openxmlformats.org/drawingml/2006/picture">
+                  <pic:nvPicPr>
+                    <pic:cNvPr id="1996886691" name="Picture 1" descr="A screenshot of a computer&#10;&#10;AI-generated content may be incorrect."/>
+                    <pic:cNvPicPr/>
+                  </pic:nvPicPr>
+                  <pic:blipFill>
+                    <a:blip r:embed="rId26">
+                      <a:extLst>
+                        <a:ext uri="{28A0092B-C50C-407E-A947-70E740481C1C}">
+                          <a14:useLocalDpi xmlns:a14="http://schemas.microsoft.com/office/drawing/2010/main" val="0"/>
+                        </a:ext>
+                      </a:extLst>
+                    </a:blip>
+                    <a:stretch>
+                      <a:fillRect/>
+                    </a:stretch>
+                  </pic:blipFill>
+                  <pic:spPr>
+                    <a:xfrm>
+                      <a:off x="0" y="0"/>
+                      <a:ext cx="6286500" cy="1497330"/>
+                    </a:xfrm>
+                    <a:prstGeom prst="rect">
+                      <a:avLst/>
+                    </a:prstGeom>
+                  </pic:spPr>
+                </pic:pic>
+              </a:graphicData>
+            </a:graphic>
+          </wp:anchor>
+        </w:drawing>
+      </w:r>
+      <w:r>
+        <w:t>Overall Sensor Health (Optional)</w:t>
+      </w:r>
+    </w:p>
     <w:p/>
     <w:p/>
+    <w:p/>
+    <w:p/>
     <w:p>
       <w:pPr>
         <w:pStyle w:val="Heading1"/>
@@ -18680,15 +18683,7 @@
         <w:jc w:val="both"/>
       </w:pPr>
       <w:r>
-        <w:t xml:space="preserve">Graph databases are useful in use cases that require the ability to navigate relationships between people, such as finding </w:t>
-      </w:r>
-      <w:proofErr w:type="gramStart"/>
-      <w:r>
-        <w:t>friends of friends</w:t>
-      </w:r>
-      <w:proofErr w:type="gramEnd"/>
-      <w:r>
-        <w:t xml:space="preserve"> or analyzing social circles. In a relational database, discovering indirect connections requires many expensive JOIN operations, which can get much slower as the network grows. Graph databases navigate these relationships natively, by following the links connecting the nodes, making questions about the degree of separation or proximity in the network extremely fast, regardless of the network size.</w:t>
+        <w:t>Graph databases are useful in use cases that require the ability to navigate relationships between people, such as finding friends of friends or analyzing social circles. In a relational database, discovering indirect connections requires many expensive JOIN operations, which can get much slower as the network grows. Graph databases navigate these relationships natively, by following the links connecting the nodes, making questions about the degree of separation or proximity in the network extremely fast, regardless of the network size.</w:t>
       </w:r>
     </w:p>
     <w:p>
@@ -18704,15 +18699,7 @@
         <w:jc w:val="both"/>
       </w:pPr>
       <w:r>
-        <w:t xml:space="preserve">Graph databases are much better at handling this complexity when it comes to building systems that make recommendations around products, content, and connections based on patterns of behavior and preference. The </w:t>
-      </w:r>
-      <w:proofErr w:type="spellStart"/>
-      <w:r>
-        <w:t>multi dimensional</w:t>
-      </w:r>
-      <w:proofErr w:type="spellEnd"/>
-      <w:r>
-        <w:t xml:space="preserve"> relationships between users, items, ratings, and behaviors pose a difficult challenge in relational databases. Graph databases natively represent these kinds of interconnected patterns, allowing you to quickly traverse from one user through their preferences to similar users and their choices, which makes pattern discovery and recommendation generation so much more efficient.</w:t>
+        <w:t>Graph databases are much better at handling this complexity when it comes to building systems that make recommendations around products, content, and connections based on patterns of behavior and preference. The multi dimensional relationships between users, items, ratings, and behaviors pose a difficult challenge in relational databases. Graph databases natively represent these kinds of interconnected patterns, allowing you to quickly traverse from one user through their preferences to similar users and their choices, which makes pattern discovery and recommendation generation so much more efficient.</w:t>
       </w:r>
     </w:p>
     <w:p>
@@ -18843,79 +18830,79 @@
           <w:sz w:val="18"/>
           <w:szCs w:val="18"/>
         </w:rPr>
-        <w:t xml:space="preserve">  (</w:t>
-      </w:r>
-      <w:proofErr w:type="spellStart"/>
-      <w:r>
+        <w:t xml:space="preserve">  (a:User {name:'Dinuka', city:'Colombo', dob: date('1995-04-12')}),</w:t>
+      </w:r>
+    </w:p>
+    <w:p>
+      <w:pPr>
+        <w:spacing w:after="0"/>
         <w:rPr>
           <w:rFonts w:ascii="Consolas" w:hAnsi="Consolas"/>
           <w:sz w:val="18"/>
           <w:szCs w:val="18"/>
         </w:rPr>
-        <w:t>a:User</w:t>
-      </w:r>
-      <w:proofErr w:type="spellEnd"/>
+      </w:pPr>
       <w:r>
         <w:rPr>
           <w:rFonts w:ascii="Consolas" w:hAnsi="Consolas"/>
           <w:sz w:val="18"/>
           <w:szCs w:val="18"/>
         </w:rPr>
-        <w:t xml:space="preserve"> {name:'</w:t>
-      </w:r>
-      <w:proofErr w:type="spellStart"/>
-      <w:r>
+        <w:t xml:space="preserve">  (b:User {name:'Kasun', city:'Kandy', dob: date('1996-08-23')}),</w:t>
+      </w:r>
+    </w:p>
+    <w:p>
+      <w:pPr>
+        <w:spacing w:after="0"/>
         <w:rPr>
           <w:rFonts w:ascii="Consolas" w:hAnsi="Consolas"/>
           <w:sz w:val="18"/>
           <w:szCs w:val="18"/>
         </w:rPr>
-        <w:t>Dinuka</w:t>
-      </w:r>
-      <w:proofErr w:type="spellEnd"/>
+      </w:pPr>
       <w:r>
         <w:rPr>
           <w:rFonts w:ascii="Consolas" w:hAnsi="Consolas"/>
           <w:sz w:val="18"/>
           <w:szCs w:val="18"/>
         </w:rPr>
-        <w:t xml:space="preserve">', </w:t>
-      </w:r>
-      <w:proofErr w:type="spellStart"/>
-      <w:r>
+        <w:t xml:space="preserve">  (c:User {name:'Rashmi', city:'Galle', dob: date('1997-03-15')}),</w:t>
+      </w:r>
+    </w:p>
+    <w:p>
+      <w:pPr>
+        <w:spacing w:after="0"/>
         <w:rPr>
           <w:rFonts w:ascii="Consolas" w:hAnsi="Consolas"/>
           <w:sz w:val="18"/>
           <w:szCs w:val="18"/>
         </w:rPr>
-        <w:t>city:'Colombo</w:t>
-      </w:r>
-      <w:proofErr w:type="spellEnd"/>
+      </w:pPr>
       <w:r>
         <w:rPr>
           <w:rFonts w:ascii="Consolas" w:hAnsi="Consolas"/>
           <w:sz w:val="18"/>
           <w:szCs w:val="18"/>
         </w:rPr>
-        <w:t xml:space="preserve">', </w:t>
-      </w:r>
-      <w:proofErr w:type="gramStart"/>
-      <w:r>
+        <w:t xml:space="preserve">  (d:User {name:'Tharindu', city:'Negombo', dob: date('1994-11-05')}),</w:t>
+      </w:r>
+    </w:p>
+    <w:p>
+      <w:pPr>
+        <w:spacing w:after="0"/>
         <w:rPr>
           <w:rFonts w:ascii="Consolas" w:hAnsi="Consolas"/>
           <w:sz w:val="18"/>
           <w:szCs w:val="18"/>
         </w:rPr>
-        <w:t>dob:</w:t>
-      </w:r>
-      <w:proofErr w:type="gramEnd"/>
+      </w:pPr>
       <w:r>
         <w:rPr>
           <w:rFonts w:ascii="Consolas" w:hAnsi="Consolas"/>
           <w:sz w:val="18"/>
           <w:szCs w:val="18"/>
         </w:rPr>
-        <w:t xml:space="preserve"> date('1995-04-12')}),</w:t>
+        <w:t xml:space="preserve">  (e:User {name:'Ishara', city:'Matara', dob: date('1995-12-30')}),</w:t>
       </w:r>
     </w:p>
     <w:p>
@@ -18933,79 +18920,79 @@
           <w:sz w:val="18"/>
           <w:szCs w:val="18"/>
         </w:rPr>
-        <w:t xml:space="preserve">  (</w:t>
-      </w:r>
-      <w:proofErr w:type="spellStart"/>
-      <w:r>
+        <w:t xml:space="preserve">  (f:User {name:'Nuwan', city:'Kurunegala', dob: date('1996-07-18')}),</w:t>
+      </w:r>
+    </w:p>
+    <w:p>
+      <w:pPr>
+        <w:spacing w:after="0"/>
         <w:rPr>
           <w:rFonts w:ascii="Consolas" w:hAnsi="Consolas"/>
           <w:sz w:val="18"/>
           <w:szCs w:val="18"/>
         </w:rPr>
-        <w:t>b:User</w:t>
-      </w:r>
-      <w:proofErr w:type="spellEnd"/>
+      </w:pPr>
       <w:r>
         <w:rPr>
           <w:rFonts w:ascii="Consolas" w:hAnsi="Consolas"/>
           <w:sz w:val="18"/>
           <w:szCs w:val="18"/>
         </w:rPr>
-        <w:t xml:space="preserve"> {</w:t>
-      </w:r>
-      <w:proofErr w:type="spellStart"/>
-      <w:r>
+        <w:t xml:space="preserve">  (g:User {name:'Sajith', city:'Colombo', dob: date('1993-09-14')}),</w:t>
+      </w:r>
+    </w:p>
+    <w:p>
+      <w:pPr>
+        <w:spacing w:after="0"/>
         <w:rPr>
           <w:rFonts w:ascii="Consolas" w:hAnsi="Consolas"/>
           <w:sz w:val="18"/>
           <w:szCs w:val="18"/>
         </w:rPr>
-        <w:t>name:'Kasun</w:t>
-      </w:r>
-      <w:proofErr w:type="spellEnd"/>
+      </w:pPr>
       <w:r>
         <w:rPr>
           <w:rFonts w:ascii="Consolas" w:hAnsi="Consolas"/>
           <w:sz w:val="18"/>
           <w:szCs w:val="18"/>
         </w:rPr>
-        <w:t xml:space="preserve">', </w:t>
-      </w:r>
-      <w:proofErr w:type="spellStart"/>
-      <w:r>
+        <w:t xml:space="preserve">  (h:User {name:'Amali', city:'Kandy', dob: date('1998-02-05')}),</w:t>
+      </w:r>
+    </w:p>
+    <w:p>
+      <w:pPr>
+        <w:spacing w:after="0"/>
         <w:rPr>
           <w:rFonts w:ascii="Consolas" w:hAnsi="Consolas"/>
           <w:sz w:val="18"/>
           <w:szCs w:val="18"/>
         </w:rPr>
-        <w:t>city:'Kandy</w:t>
-      </w:r>
-      <w:proofErr w:type="spellEnd"/>
+      </w:pPr>
       <w:r>
         <w:rPr>
           <w:rFonts w:ascii="Consolas" w:hAnsi="Consolas"/>
           <w:sz w:val="18"/>
           <w:szCs w:val="18"/>
         </w:rPr>
-        <w:t xml:space="preserve">', </w:t>
-      </w:r>
-      <w:proofErr w:type="gramStart"/>
-      <w:r>
+        <w:t xml:space="preserve">  (i:User {name:'Gayan', city:'Galle', dob: date('1995-08-12')}),</w:t>
+      </w:r>
+    </w:p>
+    <w:p>
+      <w:pPr>
+        <w:spacing w:after="0"/>
         <w:rPr>
           <w:rFonts w:ascii="Consolas" w:hAnsi="Consolas"/>
           <w:sz w:val="18"/>
           <w:szCs w:val="18"/>
         </w:rPr>
-        <w:t>dob:</w:t>
-      </w:r>
-      <w:proofErr w:type="gramEnd"/>
+      </w:pPr>
       <w:r>
         <w:rPr>
           <w:rFonts w:ascii="Consolas" w:hAnsi="Consolas"/>
           <w:sz w:val="18"/>
           <w:szCs w:val="18"/>
         </w:rPr>
-        <w:t xml:space="preserve"> date('1996-08-23')}),</w:t>
+        <w:t xml:space="preserve">  (j:User {name:'Bimali', city:'Matara', dob: date('1997-01-20')}),</w:t>
       </w:r>
     </w:p>
     <w:p>
@@ -19023,79 +19010,79 @@
           <w:sz w:val="18"/>
           <w:szCs w:val="18"/>
         </w:rPr>
-        <w:t xml:space="preserve">  (</w:t>
-      </w:r>
-      <w:proofErr w:type="spellStart"/>
-      <w:r>
+        <w:t xml:space="preserve">  (k:User {name:'Chathura', city:'Negombo', dob: date('1994-10-11')}),</w:t>
+      </w:r>
+    </w:p>
+    <w:p>
+      <w:pPr>
+        <w:spacing w:after="0"/>
         <w:rPr>
           <w:rFonts w:ascii="Consolas" w:hAnsi="Consolas"/>
           <w:sz w:val="18"/>
           <w:szCs w:val="18"/>
         </w:rPr>
-        <w:t>c:User</w:t>
-      </w:r>
-      <w:proofErr w:type="spellEnd"/>
+      </w:pPr>
       <w:r>
         <w:rPr>
           <w:rFonts w:ascii="Consolas" w:hAnsi="Consolas"/>
           <w:sz w:val="18"/>
           <w:szCs w:val="18"/>
         </w:rPr>
-        <w:t xml:space="preserve"> {</w:t>
-      </w:r>
-      <w:proofErr w:type="spellStart"/>
-      <w:r>
+        <w:t xml:space="preserve">  (l:User {name:'Dilani', city:'Kurunegala', dob: date('1996-05-22')}),</w:t>
+      </w:r>
+    </w:p>
+    <w:p>
+      <w:pPr>
+        <w:spacing w:after="0"/>
         <w:rPr>
           <w:rFonts w:ascii="Consolas" w:hAnsi="Consolas"/>
           <w:sz w:val="18"/>
           <w:szCs w:val="18"/>
         </w:rPr>
-        <w:t>name:'Rashmi</w:t>
-      </w:r>
-      <w:proofErr w:type="spellEnd"/>
+      </w:pPr>
       <w:r>
         <w:rPr>
           <w:rFonts w:ascii="Consolas" w:hAnsi="Consolas"/>
           <w:sz w:val="18"/>
           <w:szCs w:val="18"/>
         </w:rPr>
-        <w:t xml:space="preserve">', </w:t>
-      </w:r>
-      <w:proofErr w:type="spellStart"/>
-      <w:r>
+        <w:t xml:space="preserve">  (m:User {name:'Ruwan', city:'Colombo', dob: date('1995-04-30')}),</w:t>
+      </w:r>
+    </w:p>
+    <w:p>
+      <w:pPr>
+        <w:spacing w:after="0"/>
         <w:rPr>
           <w:rFonts w:ascii="Consolas" w:hAnsi="Consolas"/>
           <w:sz w:val="18"/>
           <w:szCs w:val="18"/>
         </w:rPr>
-        <w:t>city:'Galle</w:t>
-      </w:r>
-      <w:proofErr w:type="spellEnd"/>
+      </w:pPr>
       <w:r>
         <w:rPr>
           <w:rFonts w:ascii="Consolas" w:hAnsi="Consolas"/>
           <w:sz w:val="18"/>
           <w:szCs w:val="18"/>
         </w:rPr>
-        <w:t xml:space="preserve">', </w:t>
-      </w:r>
-      <w:proofErr w:type="gramStart"/>
-      <w:r>
+        <w:t xml:space="preserve">  (n:User {name:'Kavindu', city:'Kandy', dob: date('1996-06-15')}),</w:t>
+      </w:r>
+    </w:p>
+    <w:p>
+      <w:pPr>
+        <w:spacing w:after="0"/>
         <w:rPr>
           <w:rFonts w:ascii="Consolas" w:hAnsi="Consolas"/>
           <w:sz w:val="18"/>
           <w:szCs w:val="18"/>
         </w:rPr>
-        <w:t>dob:</w:t>
-      </w:r>
-      <w:proofErr w:type="gramEnd"/>
+      </w:pPr>
       <w:r>
         <w:rPr>
           <w:rFonts w:ascii="Consolas" w:hAnsi="Consolas"/>
           <w:sz w:val="18"/>
           <w:szCs w:val="18"/>
         </w:rPr>
-        <w:t xml:space="preserve"> date('1997-03-15')}),</w:t>
+        <w:t xml:space="preserve">  (o:User {name:'Menaka', city:'Galle', dob: date('1995-07-09')}),</w:t>
       </w:r>
     </w:p>
     <w:p>
@@ -19113,1501 +19100,79 @@
           <w:sz w:val="18"/>
           <w:szCs w:val="18"/>
         </w:rPr>
-        <w:t xml:space="preserve">  (</w:t>
-      </w:r>
-      <w:proofErr w:type="spellStart"/>
-      <w:r>
+        <w:t xml:space="preserve">  (p:User {name:'Prasanna', city:'Matara', dob: date('1993-12-03')}),</w:t>
+      </w:r>
+    </w:p>
+    <w:p>
+      <w:pPr>
+        <w:spacing w:after="0"/>
         <w:rPr>
           <w:rFonts w:ascii="Consolas" w:hAnsi="Consolas"/>
           <w:sz w:val="18"/>
           <w:szCs w:val="18"/>
         </w:rPr>
-        <w:t>d:User</w:t>
-      </w:r>
-      <w:proofErr w:type="spellEnd"/>
+      </w:pPr>
       <w:r>
         <w:rPr>
           <w:rFonts w:ascii="Consolas" w:hAnsi="Consolas"/>
           <w:sz w:val="18"/>
           <w:szCs w:val="18"/>
         </w:rPr>
-        <w:t xml:space="preserve"> {</w:t>
-      </w:r>
-      <w:proofErr w:type="spellStart"/>
-      <w:r>
+        <w:t xml:space="preserve">  (q:User {name:'Nadeesha', city:'Colombo', dob: date('1998-03-18')}),</w:t>
+      </w:r>
+    </w:p>
+    <w:p>
+      <w:pPr>
+        <w:spacing w:after="0"/>
         <w:rPr>
           <w:rFonts w:ascii="Consolas" w:hAnsi="Consolas"/>
           <w:sz w:val="18"/>
           <w:szCs w:val="18"/>
         </w:rPr>
-        <w:t>name:'Tharindu</w:t>
-      </w:r>
-      <w:proofErr w:type="spellEnd"/>
+      </w:pPr>
       <w:r>
         <w:rPr>
           <w:rFonts w:ascii="Consolas" w:hAnsi="Consolas"/>
           <w:sz w:val="18"/>
           <w:szCs w:val="18"/>
         </w:rPr>
-        <w:t xml:space="preserve">', </w:t>
-      </w:r>
-      <w:proofErr w:type="spellStart"/>
-      <w:r>
+        <w:t xml:space="preserve">  (r:User {name:'Upeksha', city:'Negombo', dob: date('1997-08-25')}),</w:t>
+      </w:r>
+    </w:p>
+    <w:p>
+      <w:pPr>
+        <w:spacing w:after="0"/>
         <w:rPr>
           <w:rFonts w:ascii="Consolas" w:hAnsi="Consolas"/>
           <w:sz w:val="18"/>
           <w:szCs w:val="18"/>
         </w:rPr>
-        <w:t>city:'Negombo</w:t>
-      </w:r>
-      <w:proofErr w:type="spellEnd"/>
+      </w:pPr>
       <w:r>
         <w:rPr>
           <w:rFonts w:ascii="Consolas" w:hAnsi="Consolas"/>
           <w:sz w:val="18"/>
           <w:szCs w:val="18"/>
         </w:rPr>
-        <w:t xml:space="preserve">', </w:t>
-      </w:r>
-      <w:proofErr w:type="gramStart"/>
-      <w:r>
+        <w:t xml:space="preserve">  (s:User {name:'Yasiru', city:'Kandy', dob: date('1994-05-16')}),</w:t>
+      </w:r>
+    </w:p>
+    <w:p>
+      <w:pPr>
+        <w:spacing w:after="0"/>
         <w:rPr>
           <w:rFonts w:ascii="Consolas" w:hAnsi="Consolas"/>
           <w:sz w:val="18"/>
           <w:szCs w:val="18"/>
         </w:rPr>
-        <w:t>dob:</w:t>
-      </w:r>
-      <w:proofErr w:type="gramEnd"/>
+      </w:pPr>
       <w:r>
         <w:rPr>
           <w:rFonts w:ascii="Consolas" w:hAnsi="Consolas"/>
           <w:sz w:val="18"/>
           <w:szCs w:val="18"/>
         </w:rPr>
-        <w:t xml:space="preserve"> date('1994-11-05')}),</w:t>
-      </w:r>
-    </w:p>
-    <w:p>
-      <w:pPr>
-        <w:spacing w:after="0"/>
-        <w:rPr>
-          <w:rFonts w:ascii="Consolas" w:hAnsi="Consolas"/>
-          <w:sz w:val="18"/>
-          <w:szCs w:val="18"/>
-        </w:rPr>
-      </w:pPr>
-      <w:r>
-        <w:rPr>
-          <w:rFonts w:ascii="Consolas" w:hAnsi="Consolas"/>
-          <w:sz w:val="18"/>
-          <w:szCs w:val="18"/>
-        </w:rPr>
-        <w:t xml:space="preserve">  (</w:t>
-      </w:r>
-      <w:proofErr w:type="spellStart"/>
-      <w:r>
-        <w:rPr>
-          <w:rFonts w:ascii="Consolas" w:hAnsi="Consolas"/>
-          <w:sz w:val="18"/>
-          <w:szCs w:val="18"/>
-        </w:rPr>
-        <w:t>e:User</w:t>
-      </w:r>
-      <w:proofErr w:type="spellEnd"/>
-      <w:r>
-        <w:rPr>
-          <w:rFonts w:ascii="Consolas" w:hAnsi="Consolas"/>
-          <w:sz w:val="18"/>
-          <w:szCs w:val="18"/>
-        </w:rPr>
-        <w:t xml:space="preserve"> {</w:t>
-      </w:r>
-      <w:proofErr w:type="spellStart"/>
-      <w:r>
-        <w:rPr>
-          <w:rFonts w:ascii="Consolas" w:hAnsi="Consolas"/>
-          <w:sz w:val="18"/>
-          <w:szCs w:val="18"/>
-        </w:rPr>
-        <w:t>name:'Ishara</w:t>
-      </w:r>
-      <w:proofErr w:type="spellEnd"/>
-      <w:r>
-        <w:rPr>
-          <w:rFonts w:ascii="Consolas" w:hAnsi="Consolas"/>
-          <w:sz w:val="18"/>
-          <w:szCs w:val="18"/>
-        </w:rPr>
-        <w:t xml:space="preserve">', </w:t>
-      </w:r>
-      <w:proofErr w:type="spellStart"/>
-      <w:r>
-        <w:rPr>
-          <w:rFonts w:ascii="Consolas" w:hAnsi="Consolas"/>
-          <w:sz w:val="18"/>
-          <w:szCs w:val="18"/>
-        </w:rPr>
-        <w:t>city:'Matara</w:t>
-      </w:r>
-      <w:proofErr w:type="spellEnd"/>
-      <w:r>
-        <w:rPr>
-          <w:rFonts w:ascii="Consolas" w:hAnsi="Consolas"/>
-          <w:sz w:val="18"/>
-          <w:szCs w:val="18"/>
-        </w:rPr>
-        <w:t xml:space="preserve">', </w:t>
-      </w:r>
-      <w:proofErr w:type="gramStart"/>
-      <w:r>
-        <w:rPr>
-          <w:rFonts w:ascii="Consolas" w:hAnsi="Consolas"/>
-          <w:sz w:val="18"/>
-          <w:szCs w:val="18"/>
-        </w:rPr>
-        <w:t>dob:</w:t>
-      </w:r>
-      <w:proofErr w:type="gramEnd"/>
-      <w:r>
-        <w:rPr>
-          <w:rFonts w:ascii="Consolas" w:hAnsi="Consolas"/>
-          <w:sz w:val="18"/>
-          <w:szCs w:val="18"/>
-        </w:rPr>
-        <w:t xml:space="preserve"> date('1995-12-30')}),</w:t>
-      </w:r>
-    </w:p>
-    <w:p>
-      <w:pPr>
-        <w:spacing w:after="0"/>
-        <w:rPr>
-          <w:rFonts w:ascii="Consolas" w:hAnsi="Consolas"/>
-          <w:sz w:val="18"/>
-          <w:szCs w:val="18"/>
-        </w:rPr>
-      </w:pPr>
-      <w:r>
-        <w:rPr>
-          <w:rFonts w:ascii="Consolas" w:hAnsi="Consolas"/>
-          <w:sz w:val="18"/>
-          <w:szCs w:val="18"/>
-        </w:rPr>
-        <w:t xml:space="preserve">  (</w:t>
-      </w:r>
-      <w:proofErr w:type="spellStart"/>
-      <w:r>
-        <w:rPr>
-          <w:rFonts w:ascii="Consolas" w:hAnsi="Consolas"/>
-          <w:sz w:val="18"/>
-          <w:szCs w:val="18"/>
-        </w:rPr>
-        <w:t>f:User</w:t>
-      </w:r>
-      <w:proofErr w:type="spellEnd"/>
-      <w:r>
-        <w:rPr>
-          <w:rFonts w:ascii="Consolas" w:hAnsi="Consolas"/>
-          <w:sz w:val="18"/>
-          <w:szCs w:val="18"/>
-        </w:rPr>
-        <w:t xml:space="preserve"> {</w:t>
-      </w:r>
-      <w:proofErr w:type="spellStart"/>
-      <w:r>
-        <w:rPr>
-          <w:rFonts w:ascii="Consolas" w:hAnsi="Consolas"/>
-          <w:sz w:val="18"/>
-          <w:szCs w:val="18"/>
-        </w:rPr>
-        <w:t>name:'Nuwan</w:t>
-      </w:r>
-      <w:proofErr w:type="spellEnd"/>
-      <w:r>
-        <w:rPr>
-          <w:rFonts w:ascii="Consolas" w:hAnsi="Consolas"/>
-          <w:sz w:val="18"/>
-          <w:szCs w:val="18"/>
-        </w:rPr>
-        <w:t xml:space="preserve">', </w:t>
-      </w:r>
-      <w:proofErr w:type="spellStart"/>
-      <w:r>
-        <w:rPr>
-          <w:rFonts w:ascii="Consolas" w:hAnsi="Consolas"/>
-          <w:sz w:val="18"/>
-          <w:szCs w:val="18"/>
-        </w:rPr>
-        <w:t>city:'Kurunegala</w:t>
-      </w:r>
-      <w:proofErr w:type="spellEnd"/>
-      <w:r>
-        <w:rPr>
-          <w:rFonts w:ascii="Consolas" w:hAnsi="Consolas"/>
-          <w:sz w:val="18"/>
-          <w:szCs w:val="18"/>
-        </w:rPr>
-        <w:t xml:space="preserve">', </w:t>
-      </w:r>
-      <w:proofErr w:type="gramStart"/>
-      <w:r>
-        <w:rPr>
-          <w:rFonts w:ascii="Consolas" w:hAnsi="Consolas"/>
-          <w:sz w:val="18"/>
-          <w:szCs w:val="18"/>
-        </w:rPr>
-        <w:t>dob:</w:t>
-      </w:r>
-      <w:proofErr w:type="gramEnd"/>
-      <w:r>
-        <w:rPr>
-          <w:rFonts w:ascii="Consolas" w:hAnsi="Consolas"/>
-          <w:sz w:val="18"/>
-          <w:szCs w:val="18"/>
-        </w:rPr>
-        <w:t xml:space="preserve"> date('1996-07-18')}),</w:t>
-      </w:r>
-    </w:p>
-    <w:p>
-      <w:pPr>
-        <w:spacing w:after="0"/>
-        <w:rPr>
-          <w:rFonts w:ascii="Consolas" w:hAnsi="Consolas"/>
-          <w:sz w:val="18"/>
-          <w:szCs w:val="18"/>
-        </w:rPr>
-      </w:pPr>
-      <w:r>
-        <w:rPr>
-          <w:rFonts w:ascii="Consolas" w:hAnsi="Consolas"/>
-          <w:sz w:val="18"/>
-          <w:szCs w:val="18"/>
-        </w:rPr>
-        <w:t xml:space="preserve">  (</w:t>
-      </w:r>
-      <w:proofErr w:type="spellStart"/>
-      <w:r>
-        <w:rPr>
-          <w:rFonts w:ascii="Consolas" w:hAnsi="Consolas"/>
-          <w:sz w:val="18"/>
-          <w:szCs w:val="18"/>
-        </w:rPr>
-        <w:t>g:User</w:t>
-      </w:r>
-      <w:proofErr w:type="spellEnd"/>
-      <w:r>
-        <w:rPr>
-          <w:rFonts w:ascii="Consolas" w:hAnsi="Consolas"/>
-          <w:sz w:val="18"/>
-          <w:szCs w:val="18"/>
-        </w:rPr>
-        <w:t xml:space="preserve"> {</w:t>
-      </w:r>
-      <w:proofErr w:type="spellStart"/>
-      <w:r>
-        <w:rPr>
-          <w:rFonts w:ascii="Consolas" w:hAnsi="Consolas"/>
-          <w:sz w:val="18"/>
-          <w:szCs w:val="18"/>
-        </w:rPr>
-        <w:t>name:'Sajith</w:t>
-      </w:r>
-      <w:proofErr w:type="spellEnd"/>
-      <w:r>
-        <w:rPr>
-          <w:rFonts w:ascii="Consolas" w:hAnsi="Consolas"/>
-          <w:sz w:val="18"/>
-          <w:szCs w:val="18"/>
-        </w:rPr>
-        <w:t xml:space="preserve">', </w:t>
-      </w:r>
-      <w:proofErr w:type="spellStart"/>
-      <w:r>
-        <w:rPr>
-          <w:rFonts w:ascii="Consolas" w:hAnsi="Consolas"/>
-          <w:sz w:val="18"/>
-          <w:szCs w:val="18"/>
-        </w:rPr>
-        <w:t>city:'Colombo</w:t>
-      </w:r>
-      <w:proofErr w:type="spellEnd"/>
-      <w:r>
-        <w:rPr>
-          <w:rFonts w:ascii="Consolas" w:hAnsi="Consolas"/>
-          <w:sz w:val="18"/>
-          <w:szCs w:val="18"/>
-        </w:rPr>
-        <w:t xml:space="preserve">', </w:t>
-      </w:r>
-      <w:proofErr w:type="gramStart"/>
-      <w:r>
-        <w:rPr>
-          <w:rFonts w:ascii="Consolas" w:hAnsi="Consolas"/>
-          <w:sz w:val="18"/>
-          <w:szCs w:val="18"/>
-        </w:rPr>
-        <w:t>dob:</w:t>
-      </w:r>
-      <w:proofErr w:type="gramEnd"/>
-      <w:r>
-        <w:rPr>
-          <w:rFonts w:ascii="Consolas" w:hAnsi="Consolas"/>
-          <w:sz w:val="18"/>
-          <w:szCs w:val="18"/>
-        </w:rPr>
-        <w:t xml:space="preserve"> date('1993-09-14')}),</w:t>
-      </w:r>
-    </w:p>
-    <w:p>
-      <w:pPr>
-        <w:spacing w:after="0"/>
-        <w:rPr>
-          <w:rFonts w:ascii="Consolas" w:hAnsi="Consolas"/>
-          <w:sz w:val="18"/>
-          <w:szCs w:val="18"/>
-        </w:rPr>
-      </w:pPr>
-      <w:r>
-        <w:rPr>
-          <w:rFonts w:ascii="Consolas" w:hAnsi="Consolas"/>
-          <w:sz w:val="18"/>
-          <w:szCs w:val="18"/>
-        </w:rPr>
-        <w:t xml:space="preserve">  (</w:t>
-      </w:r>
-      <w:proofErr w:type="spellStart"/>
-      <w:r>
-        <w:rPr>
-          <w:rFonts w:ascii="Consolas" w:hAnsi="Consolas"/>
-          <w:sz w:val="18"/>
-          <w:szCs w:val="18"/>
-        </w:rPr>
-        <w:t>h:User</w:t>
-      </w:r>
-      <w:proofErr w:type="spellEnd"/>
-      <w:r>
-        <w:rPr>
-          <w:rFonts w:ascii="Consolas" w:hAnsi="Consolas"/>
-          <w:sz w:val="18"/>
-          <w:szCs w:val="18"/>
-        </w:rPr>
-        <w:t xml:space="preserve"> {</w:t>
-      </w:r>
-      <w:proofErr w:type="spellStart"/>
-      <w:r>
-        <w:rPr>
-          <w:rFonts w:ascii="Consolas" w:hAnsi="Consolas"/>
-          <w:sz w:val="18"/>
-          <w:szCs w:val="18"/>
-        </w:rPr>
-        <w:t>name:'Amali</w:t>
-      </w:r>
-      <w:proofErr w:type="spellEnd"/>
-      <w:r>
-        <w:rPr>
-          <w:rFonts w:ascii="Consolas" w:hAnsi="Consolas"/>
-          <w:sz w:val="18"/>
-          <w:szCs w:val="18"/>
-        </w:rPr>
-        <w:t xml:space="preserve">', </w:t>
-      </w:r>
-      <w:proofErr w:type="spellStart"/>
-      <w:r>
-        <w:rPr>
-          <w:rFonts w:ascii="Consolas" w:hAnsi="Consolas"/>
-          <w:sz w:val="18"/>
-          <w:szCs w:val="18"/>
-        </w:rPr>
-        <w:t>city:'Kandy</w:t>
-      </w:r>
-      <w:proofErr w:type="spellEnd"/>
-      <w:r>
-        <w:rPr>
-          <w:rFonts w:ascii="Consolas" w:hAnsi="Consolas"/>
-          <w:sz w:val="18"/>
-          <w:szCs w:val="18"/>
-        </w:rPr>
-        <w:t xml:space="preserve">', </w:t>
-      </w:r>
-      <w:proofErr w:type="gramStart"/>
-      <w:r>
-        <w:rPr>
-          <w:rFonts w:ascii="Consolas" w:hAnsi="Consolas"/>
-          <w:sz w:val="18"/>
-          <w:szCs w:val="18"/>
-        </w:rPr>
-        <w:t>dob:</w:t>
-      </w:r>
-      <w:proofErr w:type="gramEnd"/>
-      <w:r>
-        <w:rPr>
-          <w:rFonts w:ascii="Consolas" w:hAnsi="Consolas"/>
-          <w:sz w:val="18"/>
-          <w:szCs w:val="18"/>
-        </w:rPr>
-        <w:t xml:space="preserve"> date('1998-02-05')}),</w:t>
-      </w:r>
-    </w:p>
-    <w:p>
-      <w:pPr>
-        <w:spacing w:after="0"/>
-        <w:rPr>
-          <w:rFonts w:ascii="Consolas" w:hAnsi="Consolas"/>
-          <w:sz w:val="18"/>
-          <w:szCs w:val="18"/>
-        </w:rPr>
-      </w:pPr>
-      <w:r>
-        <w:rPr>
-          <w:rFonts w:ascii="Consolas" w:hAnsi="Consolas"/>
-          <w:sz w:val="18"/>
-          <w:szCs w:val="18"/>
-        </w:rPr>
-        <w:t xml:space="preserve">  (</w:t>
-      </w:r>
-      <w:proofErr w:type="spellStart"/>
-      <w:r>
-        <w:rPr>
-          <w:rFonts w:ascii="Consolas" w:hAnsi="Consolas"/>
-          <w:sz w:val="18"/>
-          <w:szCs w:val="18"/>
-        </w:rPr>
-        <w:t>i:User</w:t>
-      </w:r>
-      <w:proofErr w:type="spellEnd"/>
-      <w:r>
-        <w:rPr>
-          <w:rFonts w:ascii="Consolas" w:hAnsi="Consolas"/>
-          <w:sz w:val="18"/>
-          <w:szCs w:val="18"/>
-        </w:rPr>
-        <w:t xml:space="preserve"> {</w:t>
-      </w:r>
-      <w:proofErr w:type="spellStart"/>
-      <w:r>
-        <w:rPr>
-          <w:rFonts w:ascii="Consolas" w:hAnsi="Consolas"/>
-          <w:sz w:val="18"/>
-          <w:szCs w:val="18"/>
-        </w:rPr>
-        <w:t>name:'Gayan</w:t>
-      </w:r>
-      <w:proofErr w:type="spellEnd"/>
-      <w:r>
-        <w:rPr>
-          <w:rFonts w:ascii="Consolas" w:hAnsi="Consolas"/>
-          <w:sz w:val="18"/>
-          <w:szCs w:val="18"/>
-        </w:rPr>
-        <w:t xml:space="preserve">', </w:t>
-      </w:r>
-      <w:proofErr w:type="spellStart"/>
-      <w:r>
-        <w:rPr>
-          <w:rFonts w:ascii="Consolas" w:hAnsi="Consolas"/>
-          <w:sz w:val="18"/>
-          <w:szCs w:val="18"/>
-        </w:rPr>
-        <w:t>city:'Galle</w:t>
-      </w:r>
-      <w:proofErr w:type="spellEnd"/>
-      <w:r>
-        <w:rPr>
-          <w:rFonts w:ascii="Consolas" w:hAnsi="Consolas"/>
-          <w:sz w:val="18"/>
-          <w:szCs w:val="18"/>
-        </w:rPr>
-        <w:t>', dob: date('1995-08-12')}),</w:t>
-      </w:r>
-    </w:p>
-    <w:p>
-      <w:pPr>
-        <w:spacing w:after="0"/>
-        <w:rPr>
-          <w:rFonts w:ascii="Consolas" w:hAnsi="Consolas"/>
-          <w:sz w:val="18"/>
-          <w:szCs w:val="18"/>
-        </w:rPr>
-      </w:pPr>
-      <w:r>
-        <w:rPr>
-          <w:rFonts w:ascii="Consolas" w:hAnsi="Consolas"/>
-          <w:sz w:val="18"/>
-          <w:szCs w:val="18"/>
-        </w:rPr>
-        <w:t xml:space="preserve">  (</w:t>
-      </w:r>
-      <w:proofErr w:type="spellStart"/>
-      <w:r>
-        <w:rPr>
-          <w:rFonts w:ascii="Consolas" w:hAnsi="Consolas"/>
-          <w:sz w:val="18"/>
-          <w:szCs w:val="18"/>
-        </w:rPr>
-        <w:t>j:User</w:t>
-      </w:r>
-      <w:proofErr w:type="spellEnd"/>
-      <w:r>
-        <w:rPr>
-          <w:rFonts w:ascii="Consolas" w:hAnsi="Consolas"/>
-          <w:sz w:val="18"/>
-          <w:szCs w:val="18"/>
-        </w:rPr>
-        <w:t xml:space="preserve"> {</w:t>
-      </w:r>
-      <w:proofErr w:type="spellStart"/>
-      <w:r>
-        <w:rPr>
-          <w:rFonts w:ascii="Consolas" w:hAnsi="Consolas"/>
-          <w:sz w:val="18"/>
-          <w:szCs w:val="18"/>
-        </w:rPr>
-        <w:t>name:'Bimali</w:t>
-      </w:r>
-      <w:proofErr w:type="spellEnd"/>
-      <w:r>
-        <w:rPr>
-          <w:rFonts w:ascii="Consolas" w:hAnsi="Consolas"/>
-          <w:sz w:val="18"/>
-          <w:szCs w:val="18"/>
-        </w:rPr>
-        <w:t xml:space="preserve">', </w:t>
-      </w:r>
-      <w:proofErr w:type="spellStart"/>
-      <w:r>
-        <w:rPr>
-          <w:rFonts w:ascii="Consolas" w:hAnsi="Consolas"/>
-          <w:sz w:val="18"/>
-          <w:szCs w:val="18"/>
-        </w:rPr>
-        <w:t>city:'Matara</w:t>
-      </w:r>
-      <w:proofErr w:type="spellEnd"/>
-      <w:r>
-        <w:rPr>
-          <w:rFonts w:ascii="Consolas" w:hAnsi="Consolas"/>
-          <w:sz w:val="18"/>
-          <w:szCs w:val="18"/>
-        </w:rPr>
-        <w:t xml:space="preserve">', </w:t>
-      </w:r>
-      <w:proofErr w:type="gramStart"/>
-      <w:r>
-        <w:rPr>
-          <w:rFonts w:ascii="Consolas" w:hAnsi="Consolas"/>
-          <w:sz w:val="18"/>
-          <w:szCs w:val="18"/>
-        </w:rPr>
-        <w:t>dob:</w:t>
-      </w:r>
-      <w:proofErr w:type="gramEnd"/>
-      <w:r>
-        <w:rPr>
-          <w:rFonts w:ascii="Consolas" w:hAnsi="Consolas"/>
-          <w:sz w:val="18"/>
-          <w:szCs w:val="18"/>
-        </w:rPr>
-        <w:t xml:space="preserve"> date('1997-01-20')}),</w:t>
-      </w:r>
-    </w:p>
-    <w:p>
-      <w:pPr>
-        <w:spacing w:after="0"/>
-        <w:rPr>
-          <w:rFonts w:ascii="Consolas" w:hAnsi="Consolas"/>
-          <w:sz w:val="18"/>
-          <w:szCs w:val="18"/>
-        </w:rPr>
-      </w:pPr>
-      <w:r>
-        <w:rPr>
-          <w:rFonts w:ascii="Consolas" w:hAnsi="Consolas"/>
-          <w:sz w:val="18"/>
-          <w:szCs w:val="18"/>
-        </w:rPr>
-        <w:t xml:space="preserve">  (</w:t>
-      </w:r>
-      <w:proofErr w:type="spellStart"/>
-      <w:r>
-        <w:rPr>
-          <w:rFonts w:ascii="Consolas" w:hAnsi="Consolas"/>
-          <w:sz w:val="18"/>
-          <w:szCs w:val="18"/>
-        </w:rPr>
-        <w:t>k:User</w:t>
-      </w:r>
-      <w:proofErr w:type="spellEnd"/>
-      <w:r>
-        <w:rPr>
-          <w:rFonts w:ascii="Consolas" w:hAnsi="Consolas"/>
-          <w:sz w:val="18"/>
-          <w:szCs w:val="18"/>
-        </w:rPr>
-        <w:t xml:space="preserve"> {</w:t>
-      </w:r>
-      <w:proofErr w:type="spellStart"/>
-      <w:r>
-        <w:rPr>
-          <w:rFonts w:ascii="Consolas" w:hAnsi="Consolas"/>
-          <w:sz w:val="18"/>
-          <w:szCs w:val="18"/>
-        </w:rPr>
-        <w:t>name:'Chathura</w:t>
-      </w:r>
-      <w:proofErr w:type="spellEnd"/>
-      <w:r>
-        <w:rPr>
-          <w:rFonts w:ascii="Consolas" w:hAnsi="Consolas"/>
-          <w:sz w:val="18"/>
-          <w:szCs w:val="18"/>
-        </w:rPr>
-        <w:t xml:space="preserve">', </w:t>
-      </w:r>
-      <w:proofErr w:type="spellStart"/>
-      <w:r>
-        <w:rPr>
-          <w:rFonts w:ascii="Consolas" w:hAnsi="Consolas"/>
-          <w:sz w:val="18"/>
-          <w:szCs w:val="18"/>
-        </w:rPr>
-        <w:t>city:'Negombo</w:t>
-      </w:r>
-      <w:proofErr w:type="spellEnd"/>
-      <w:r>
-        <w:rPr>
-          <w:rFonts w:ascii="Consolas" w:hAnsi="Consolas"/>
-          <w:sz w:val="18"/>
-          <w:szCs w:val="18"/>
-        </w:rPr>
-        <w:t xml:space="preserve">', </w:t>
-      </w:r>
-      <w:proofErr w:type="gramStart"/>
-      <w:r>
-        <w:rPr>
-          <w:rFonts w:ascii="Consolas" w:hAnsi="Consolas"/>
-          <w:sz w:val="18"/>
-          <w:szCs w:val="18"/>
-        </w:rPr>
-        <w:t>dob:</w:t>
-      </w:r>
-      <w:proofErr w:type="gramEnd"/>
-      <w:r>
-        <w:rPr>
-          <w:rFonts w:ascii="Consolas" w:hAnsi="Consolas"/>
-          <w:sz w:val="18"/>
-          <w:szCs w:val="18"/>
-        </w:rPr>
-        <w:t xml:space="preserve"> date('1994-10-11')}),</w:t>
-      </w:r>
-    </w:p>
-    <w:p>
-      <w:pPr>
-        <w:spacing w:after="0"/>
-        <w:rPr>
-          <w:rFonts w:ascii="Consolas" w:hAnsi="Consolas"/>
-          <w:sz w:val="18"/>
-          <w:szCs w:val="18"/>
-        </w:rPr>
-      </w:pPr>
-      <w:r>
-        <w:rPr>
-          <w:rFonts w:ascii="Consolas" w:hAnsi="Consolas"/>
-          <w:sz w:val="18"/>
-          <w:szCs w:val="18"/>
-        </w:rPr>
-        <w:t xml:space="preserve">  (</w:t>
-      </w:r>
-      <w:proofErr w:type="spellStart"/>
-      <w:r>
-        <w:rPr>
-          <w:rFonts w:ascii="Consolas" w:hAnsi="Consolas"/>
-          <w:sz w:val="18"/>
-          <w:szCs w:val="18"/>
-        </w:rPr>
-        <w:t>l:User</w:t>
-      </w:r>
-      <w:proofErr w:type="spellEnd"/>
-      <w:r>
-        <w:rPr>
-          <w:rFonts w:ascii="Consolas" w:hAnsi="Consolas"/>
-          <w:sz w:val="18"/>
-          <w:szCs w:val="18"/>
-        </w:rPr>
-        <w:t xml:space="preserve"> {</w:t>
-      </w:r>
-      <w:proofErr w:type="spellStart"/>
-      <w:r>
-        <w:rPr>
-          <w:rFonts w:ascii="Consolas" w:hAnsi="Consolas"/>
-          <w:sz w:val="18"/>
-          <w:szCs w:val="18"/>
-        </w:rPr>
-        <w:t>name:'Dilani</w:t>
-      </w:r>
-      <w:proofErr w:type="spellEnd"/>
-      <w:r>
-        <w:rPr>
-          <w:rFonts w:ascii="Consolas" w:hAnsi="Consolas"/>
-          <w:sz w:val="18"/>
-          <w:szCs w:val="18"/>
-        </w:rPr>
-        <w:t xml:space="preserve">', </w:t>
-      </w:r>
-      <w:proofErr w:type="spellStart"/>
-      <w:r>
-        <w:rPr>
-          <w:rFonts w:ascii="Consolas" w:hAnsi="Consolas"/>
-          <w:sz w:val="18"/>
-          <w:szCs w:val="18"/>
-        </w:rPr>
-        <w:t>city:'Kurunegala</w:t>
-      </w:r>
-      <w:proofErr w:type="spellEnd"/>
-      <w:r>
-        <w:rPr>
-          <w:rFonts w:ascii="Consolas" w:hAnsi="Consolas"/>
-          <w:sz w:val="18"/>
-          <w:szCs w:val="18"/>
-        </w:rPr>
-        <w:t xml:space="preserve">', </w:t>
-      </w:r>
-      <w:proofErr w:type="gramStart"/>
-      <w:r>
-        <w:rPr>
-          <w:rFonts w:ascii="Consolas" w:hAnsi="Consolas"/>
-          <w:sz w:val="18"/>
-          <w:szCs w:val="18"/>
-        </w:rPr>
-        <w:t>dob:</w:t>
-      </w:r>
-      <w:proofErr w:type="gramEnd"/>
-      <w:r>
-        <w:rPr>
-          <w:rFonts w:ascii="Consolas" w:hAnsi="Consolas"/>
-          <w:sz w:val="18"/>
-          <w:szCs w:val="18"/>
-        </w:rPr>
-        <w:t xml:space="preserve"> date('1996-05-22')}),</w:t>
-      </w:r>
-    </w:p>
-    <w:p>
-      <w:pPr>
-        <w:spacing w:after="0"/>
-        <w:rPr>
-          <w:rFonts w:ascii="Consolas" w:hAnsi="Consolas"/>
-          <w:sz w:val="18"/>
-          <w:szCs w:val="18"/>
-        </w:rPr>
-      </w:pPr>
-      <w:r>
-        <w:rPr>
-          <w:rFonts w:ascii="Consolas" w:hAnsi="Consolas"/>
-          <w:sz w:val="18"/>
-          <w:szCs w:val="18"/>
-        </w:rPr>
-        <w:t xml:space="preserve">  (</w:t>
-      </w:r>
-      <w:proofErr w:type="spellStart"/>
-      <w:r>
-        <w:rPr>
-          <w:rFonts w:ascii="Consolas" w:hAnsi="Consolas"/>
-          <w:sz w:val="18"/>
-          <w:szCs w:val="18"/>
-        </w:rPr>
-        <w:t>m:User</w:t>
-      </w:r>
-      <w:proofErr w:type="spellEnd"/>
-      <w:r>
-        <w:rPr>
-          <w:rFonts w:ascii="Consolas" w:hAnsi="Consolas"/>
-          <w:sz w:val="18"/>
-          <w:szCs w:val="18"/>
-        </w:rPr>
-        <w:t xml:space="preserve"> {</w:t>
-      </w:r>
-      <w:proofErr w:type="spellStart"/>
-      <w:r>
-        <w:rPr>
-          <w:rFonts w:ascii="Consolas" w:hAnsi="Consolas"/>
-          <w:sz w:val="18"/>
-          <w:szCs w:val="18"/>
-        </w:rPr>
-        <w:t>name:'Ruwan</w:t>
-      </w:r>
-      <w:proofErr w:type="spellEnd"/>
-      <w:r>
-        <w:rPr>
-          <w:rFonts w:ascii="Consolas" w:hAnsi="Consolas"/>
-          <w:sz w:val="18"/>
-          <w:szCs w:val="18"/>
-        </w:rPr>
-        <w:t xml:space="preserve">', </w:t>
-      </w:r>
-      <w:proofErr w:type="spellStart"/>
-      <w:r>
-        <w:rPr>
-          <w:rFonts w:ascii="Consolas" w:hAnsi="Consolas"/>
-          <w:sz w:val="18"/>
-          <w:szCs w:val="18"/>
-        </w:rPr>
-        <w:t>city:'Colombo</w:t>
-      </w:r>
-      <w:proofErr w:type="spellEnd"/>
-      <w:r>
-        <w:rPr>
-          <w:rFonts w:ascii="Consolas" w:hAnsi="Consolas"/>
-          <w:sz w:val="18"/>
-          <w:szCs w:val="18"/>
-        </w:rPr>
-        <w:t xml:space="preserve">', </w:t>
-      </w:r>
-      <w:proofErr w:type="gramStart"/>
-      <w:r>
-        <w:rPr>
-          <w:rFonts w:ascii="Consolas" w:hAnsi="Consolas"/>
-          <w:sz w:val="18"/>
-          <w:szCs w:val="18"/>
-        </w:rPr>
-        <w:t>dob:</w:t>
-      </w:r>
-      <w:proofErr w:type="gramEnd"/>
-      <w:r>
-        <w:rPr>
-          <w:rFonts w:ascii="Consolas" w:hAnsi="Consolas"/>
-          <w:sz w:val="18"/>
-          <w:szCs w:val="18"/>
-        </w:rPr>
-        <w:t xml:space="preserve"> date('1995-04-30')}),</w:t>
-      </w:r>
-    </w:p>
-    <w:p>
-      <w:pPr>
-        <w:spacing w:after="0"/>
-        <w:rPr>
-          <w:rFonts w:ascii="Consolas" w:hAnsi="Consolas"/>
-          <w:sz w:val="18"/>
-          <w:szCs w:val="18"/>
-        </w:rPr>
-      </w:pPr>
-      <w:r>
-        <w:rPr>
-          <w:rFonts w:ascii="Consolas" w:hAnsi="Consolas"/>
-          <w:sz w:val="18"/>
-          <w:szCs w:val="18"/>
-        </w:rPr>
-        <w:t xml:space="preserve">  (</w:t>
-      </w:r>
-      <w:proofErr w:type="spellStart"/>
-      <w:r>
-        <w:rPr>
-          <w:rFonts w:ascii="Consolas" w:hAnsi="Consolas"/>
-          <w:sz w:val="18"/>
-          <w:szCs w:val="18"/>
-        </w:rPr>
-        <w:t>n:User</w:t>
-      </w:r>
-      <w:proofErr w:type="spellEnd"/>
-      <w:r>
-        <w:rPr>
-          <w:rFonts w:ascii="Consolas" w:hAnsi="Consolas"/>
-          <w:sz w:val="18"/>
-          <w:szCs w:val="18"/>
-        </w:rPr>
-        <w:t xml:space="preserve"> {name:'</w:t>
-      </w:r>
-      <w:proofErr w:type="spellStart"/>
-      <w:r>
-        <w:rPr>
-          <w:rFonts w:ascii="Consolas" w:hAnsi="Consolas"/>
-          <w:sz w:val="18"/>
-          <w:szCs w:val="18"/>
-        </w:rPr>
-        <w:t>Kavindu</w:t>
-      </w:r>
-      <w:proofErr w:type="spellEnd"/>
-      <w:r>
-        <w:rPr>
-          <w:rFonts w:ascii="Consolas" w:hAnsi="Consolas"/>
-          <w:sz w:val="18"/>
-          <w:szCs w:val="18"/>
-        </w:rPr>
-        <w:t xml:space="preserve">', </w:t>
-      </w:r>
-      <w:proofErr w:type="spellStart"/>
-      <w:r>
-        <w:rPr>
-          <w:rFonts w:ascii="Consolas" w:hAnsi="Consolas"/>
-          <w:sz w:val="18"/>
-          <w:szCs w:val="18"/>
-        </w:rPr>
-        <w:t>city:'Kandy</w:t>
-      </w:r>
-      <w:proofErr w:type="spellEnd"/>
-      <w:r>
-        <w:rPr>
-          <w:rFonts w:ascii="Consolas" w:hAnsi="Consolas"/>
-          <w:sz w:val="18"/>
-          <w:szCs w:val="18"/>
-        </w:rPr>
-        <w:t xml:space="preserve">', </w:t>
-      </w:r>
-      <w:proofErr w:type="gramStart"/>
-      <w:r>
-        <w:rPr>
-          <w:rFonts w:ascii="Consolas" w:hAnsi="Consolas"/>
-          <w:sz w:val="18"/>
-          <w:szCs w:val="18"/>
-        </w:rPr>
-        <w:t>dob:</w:t>
-      </w:r>
-      <w:proofErr w:type="gramEnd"/>
-      <w:r>
-        <w:rPr>
-          <w:rFonts w:ascii="Consolas" w:hAnsi="Consolas"/>
-          <w:sz w:val="18"/>
-          <w:szCs w:val="18"/>
-        </w:rPr>
-        <w:t xml:space="preserve"> date('1996-06-15')}),</w:t>
-      </w:r>
-    </w:p>
-    <w:p>
-      <w:pPr>
-        <w:spacing w:after="0"/>
-        <w:rPr>
-          <w:rFonts w:ascii="Consolas" w:hAnsi="Consolas"/>
-          <w:sz w:val="18"/>
-          <w:szCs w:val="18"/>
-        </w:rPr>
-      </w:pPr>
-      <w:r>
-        <w:rPr>
-          <w:rFonts w:ascii="Consolas" w:hAnsi="Consolas"/>
-          <w:sz w:val="18"/>
-          <w:szCs w:val="18"/>
-        </w:rPr>
-        <w:t xml:space="preserve">  (</w:t>
-      </w:r>
-      <w:proofErr w:type="spellStart"/>
-      <w:r>
-        <w:rPr>
-          <w:rFonts w:ascii="Consolas" w:hAnsi="Consolas"/>
-          <w:sz w:val="18"/>
-          <w:szCs w:val="18"/>
-        </w:rPr>
-        <w:t>o:User</w:t>
-      </w:r>
-      <w:proofErr w:type="spellEnd"/>
-      <w:r>
-        <w:rPr>
-          <w:rFonts w:ascii="Consolas" w:hAnsi="Consolas"/>
-          <w:sz w:val="18"/>
-          <w:szCs w:val="18"/>
-        </w:rPr>
-        <w:t xml:space="preserve"> {</w:t>
-      </w:r>
-      <w:proofErr w:type="spellStart"/>
-      <w:r>
-        <w:rPr>
-          <w:rFonts w:ascii="Consolas" w:hAnsi="Consolas"/>
-          <w:sz w:val="18"/>
-          <w:szCs w:val="18"/>
-        </w:rPr>
-        <w:t>name:'Menaka</w:t>
-      </w:r>
-      <w:proofErr w:type="spellEnd"/>
-      <w:r>
-        <w:rPr>
-          <w:rFonts w:ascii="Consolas" w:hAnsi="Consolas"/>
-          <w:sz w:val="18"/>
-          <w:szCs w:val="18"/>
-        </w:rPr>
-        <w:t xml:space="preserve">', </w:t>
-      </w:r>
-      <w:proofErr w:type="spellStart"/>
-      <w:r>
-        <w:rPr>
-          <w:rFonts w:ascii="Consolas" w:hAnsi="Consolas"/>
-          <w:sz w:val="18"/>
-          <w:szCs w:val="18"/>
-        </w:rPr>
-        <w:t>city:'Galle</w:t>
-      </w:r>
-      <w:proofErr w:type="spellEnd"/>
-      <w:r>
-        <w:rPr>
-          <w:rFonts w:ascii="Consolas" w:hAnsi="Consolas"/>
-          <w:sz w:val="18"/>
-          <w:szCs w:val="18"/>
-        </w:rPr>
-        <w:t xml:space="preserve">', </w:t>
-      </w:r>
-      <w:proofErr w:type="gramStart"/>
-      <w:r>
-        <w:rPr>
-          <w:rFonts w:ascii="Consolas" w:hAnsi="Consolas"/>
-          <w:sz w:val="18"/>
-          <w:szCs w:val="18"/>
-        </w:rPr>
-        <w:t>dob:</w:t>
-      </w:r>
-      <w:proofErr w:type="gramEnd"/>
-      <w:r>
-        <w:rPr>
-          <w:rFonts w:ascii="Consolas" w:hAnsi="Consolas"/>
-          <w:sz w:val="18"/>
-          <w:szCs w:val="18"/>
-        </w:rPr>
-        <w:t xml:space="preserve"> date('1995-07-09')}),</w:t>
-      </w:r>
-    </w:p>
-    <w:p>
-      <w:pPr>
-        <w:spacing w:after="0"/>
-        <w:rPr>
-          <w:rFonts w:ascii="Consolas" w:hAnsi="Consolas"/>
-          <w:sz w:val="18"/>
-          <w:szCs w:val="18"/>
-        </w:rPr>
-      </w:pPr>
-      <w:r>
-        <w:rPr>
-          <w:rFonts w:ascii="Consolas" w:hAnsi="Consolas"/>
-          <w:sz w:val="18"/>
-          <w:szCs w:val="18"/>
-        </w:rPr>
-        <w:t xml:space="preserve">  (</w:t>
-      </w:r>
-      <w:proofErr w:type="spellStart"/>
-      <w:r>
-        <w:rPr>
-          <w:rFonts w:ascii="Consolas" w:hAnsi="Consolas"/>
-          <w:sz w:val="18"/>
-          <w:szCs w:val="18"/>
-        </w:rPr>
-        <w:t>p:User</w:t>
-      </w:r>
-      <w:proofErr w:type="spellEnd"/>
-      <w:r>
-        <w:rPr>
-          <w:rFonts w:ascii="Consolas" w:hAnsi="Consolas"/>
-          <w:sz w:val="18"/>
-          <w:szCs w:val="18"/>
-        </w:rPr>
-        <w:t xml:space="preserve"> {</w:t>
-      </w:r>
-      <w:proofErr w:type="spellStart"/>
-      <w:r>
-        <w:rPr>
-          <w:rFonts w:ascii="Consolas" w:hAnsi="Consolas"/>
-          <w:sz w:val="18"/>
-          <w:szCs w:val="18"/>
-        </w:rPr>
-        <w:t>name:'Prasanna</w:t>
-      </w:r>
-      <w:proofErr w:type="spellEnd"/>
-      <w:r>
-        <w:rPr>
-          <w:rFonts w:ascii="Consolas" w:hAnsi="Consolas"/>
-          <w:sz w:val="18"/>
-          <w:szCs w:val="18"/>
-        </w:rPr>
-        <w:t xml:space="preserve">', </w:t>
-      </w:r>
-      <w:proofErr w:type="spellStart"/>
-      <w:r>
-        <w:rPr>
-          <w:rFonts w:ascii="Consolas" w:hAnsi="Consolas"/>
-          <w:sz w:val="18"/>
-          <w:szCs w:val="18"/>
-        </w:rPr>
-        <w:t>city:'Matara</w:t>
-      </w:r>
-      <w:proofErr w:type="spellEnd"/>
-      <w:r>
-        <w:rPr>
-          <w:rFonts w:ascii="Consolas" w:hAnsi="Consolas"/>
-          <w:sz w:val="18"/>
-          <w:szCs w:val="18"/>
-        </w:rPr>
-        <w:t xml:space="preserve">', </w:t>
-      </w:r>
-      <w:proofErr w:type="gramStart"/>
-      <w:r>
-        <w:rPr>
-          <w:rFonts w:ascii="Consolas" w:hAnsi="Consolas"/>
-          <w:sz w:val="18"/>
-          <w:szCs w:val="18"/>
-        </w:rPr>
-        <w:t>dob:</w:t>
-      </w:r>
-      <w:proofErr w:type="gramEnd"/>
-      <w:r>
-        <w:rPr>
-          <w:rFonts w:ascii="Consolas" w:hAnsi="Consolas"/>
-          <w:sz w:val="18"/>
-          <w:szCs w:val="18"/>
-        </w:rPr>
-        <w:t xml:space="preserve"> date('1993-12-03')}),</w:t>
-      </w:r>
-    </w:p>
-    <w:p>
-      <w:pPr>
-        <w:spacing w:after="0"/>
-        <w:rPr>
-          <w:rFonts w:ascii="Consolas" w:hAnsi="Consolas"/>
-          <w:sz w:val="18"/>
-          <w:szCs w:val="18"/>
-        </w:rPr>
-      </w:pPr>
-      <w:r>
-        <w:rPr>
-          <w:rFonts w:ascii="Consolas" w:hAnsi="Consolas"/>
-          <w:sz w:val="18"/>
-          <w:szCs w:val="18"/>
-        </w:rPr>
-        <w:t xml:space="preserve">  (</w:t>
-      </w:r>
-      <w:proofErr w:type="spellStart"/>
-      <w:r>
-        <w:rPr>
-          <w:rFonts w:ascii="Consolas" w:hAnsi="Consolas"/>
-          <w:sz w:val="18"/>
-          <w:szCs w:val="18"/>
-        </w:rPr>
-        <w:t>q:User</w:t>
-      </w:r>
-      <w:proofErr w:type="spellEnd"/>
-      <w:r>
-        <w:rPr>
-          <w:rFonts w:ascii="Consolas" w:hAnsi="Consolas"/>
-          <w:sz w:val="18"/>
-          <w:szCs w:val="18"/>
-        </w:rPr>
-        <w:t xml:space="preserve"> {</w:t>
-      </w:r>
-      <w:proofErr w:type="spellStart"/>
-      <w:r>
-        <w:rPr>
-          <w:rFonts w:ascii="Consolas" w:hAnsi="Consolas"/>
-          <w:sz w:val="18"/>
-          <w:szCs w:val="18"/>
-        </w:rPr>
-        <w:t>name:'Nadeesha</w:t>
-      </w:r>
-      <w:proofErr w:type="spellEnd"/>
-      <w:r>
-        <w:rPr>
-          <w:rFonts w:ascii="Consolas" w:hAnsi="Consolas"/>
-          <w:sz w:val="18"/>
-          <w:szCs w:val="18"/>
-        </w:rPr>
-        <w:t xml:space="preserve">', </w:t>
-      </w:r>
-      <w:proofErr w:type="spellStart"/>
-      <w:r>
-        <w:rPr>
-          <w:rFonts w:ascii="Consolas" w:hAnsi="Consolas"/>
-          <w:sz w:val="18"/>
-          <w:szCs w:val="18"/>
-        </w:rPr>
-        <w:t>city:'Colombo</w:t>
-      </w:r>
-      <w:proofErr w:type="spellEnd"/>
-      <w:r>
-        <w:rPr>
-          <w:rFonts w:ascii="Consolas" w:hAnsi="Consolas"/>
-          <w:sz w:val="18"/>
-          <w:szCs w:val="18"/>
-        </w:rPr>
-        <w:t xml:space="preserve">', </w:t>
-      </w:r>
-      <w:proofErr w:type="gramStart"/>
-      <w:r>
-        <w:rPr>
-          <w:rFonts w:ascii="Consolas" w:hAnsi="Consolas"/>
-          <w:sz w:val="18"/>
-          <w:szCs w:val="18"/>
-        </w:rPr>
-        <w:t>dob:</w:t>
-      </w:r>
-      <w:proofErr w:type="gramEnd"/>
-      <w:r>
-        <w:rPr>
-          <w:rFonts w:ascii="Consolas" w:hAnsi="Consolas"/>
-          <w:sz w:val="18"/>
-          <w:szCs w:val="18"/>
-        </w:rPr>
-        <w:t xml:space="preserve"> date('1998-03-18')}),</w:t>
-      </w:r>
-    </w:p>
-    <w:p>
-      <w:pPr>
-        <w:spacing w:after="0"/>
-        <w:rPr>
-          <w:rFonts w:ascii="Consolas" w:hAnsi="Consolas"/>
-          <w:sz w:val="18"/>
-          <w:szCs w:val="18"/>
-        </w:rPr>
-      </w:pPr>
-      <w:r>
-        <w:rPr>
-          <w:rFonts w:ascii="Consolas" w:hAnsi="Consolas"/>
-          <w:sz w:val="18"/>
-          <w:szCs w:val="18"/>
-        </w:rPr>
-        <w:t xml:space="preserve">  (</w:t>
-      </w:r>
-      <w:proofErr w:type="spellStart"/>
-      <w:r>
-        <w:rPr>
-          <w:rFonts w:ascii="Consolas" w:hAnsi="Consolas"/>
-          <w:sz w:val="18"/>
-          <w:szCs w:val="18"/>
-        </w:rPr>
-        <w:t>r:User</w:t>
-      </w:r>
-      <w:proofErr w:type="spellEnd"/>
-      <w:r>
-        <w:rPr>
-          <w:rFonts w:ascii="Consolas" w:hAnsi="Consolas"/>
-          <w:sz w:val="18"/>
-          <w:szCs w:val="18"/>
-        </w:rPr>
-        <w:t xml:space="preserve"> {</w:t>
-      </w:r>
-      <w:proofErr w:type="spellStart"/>
-      <w:r>
-        <w:rPr>
-          <w:rFonts w:ascii="Consolas" w:hAnsi="Consolas"/>
-          <w:sz w:val="18"/>
-          <w:szCs w:val="18"/>
-        </w:rPr>
-        <w:t>name:'Upeksha</w:t>
-      </w:r>
-      <w:proofErr w:type="spellEnd"/>
-      <w:r>
-        <w:rPr>
-          <w:rFonts w:ascii="Consolas" w:hAnsi="Consolas"/>
-          <w:sz w:val="18"/>
-          <w:szCs w:val="18"/>
-        </w:rPr>
-        <w:t xml:space="preserve">', </w:t>
-      </w:r>
-      <w:proofErr w:type="spellStart"/>
-      <w:r>
-        <w:rPr>
-          <w:rFonts w:ascii="Consolas" w:hAnsi="Consolas"/>
-          <w:sz w:val="18"/>
-          <w:szCs w:val="18"/>
-        </w:rPr>
-        <w:t>city:'Negombo</w:t>
-      </w:r>
-      <w:proofErr w:type="spellEnd"/>
-      <w:r>
-        <w:rPr>
-          <w:rFonts w:ascii="Consolas" w:hAnsi="Consolas"/>
-          <w:sz w:val="18"/>
-          <w:szCs w:val="18"/>
-        </w:rPr>
-        <w:t xml:space="preserve">', </w:t>
-      </w:r>
-      <w:proofErr w:type="gramStart"/>
-      <w:r>
-        <w:rPr>
-          <w:rFonts w:ascii="Consolas" w:hAnsi="Consolas"/>
-          <w:sz w:val="18"/>
-          <w:szCs w:val="18"/>
-        </w:rPr>
-        <w:t>dob:</w:t>
-      </w:r>
-      <w:proofErr w:type="gramEnd"/>
-      <w:r>
-        <w:rPr>
-          <w:rFonts w:ascii="Consolas" w:hAnsi="Consolas"/>
-          <w:sz w:val="18"/>
-          <w:szCs w:val="18"/>
-        </w:rPr>
-        <w:t xml:space="preserve"> date('1997-08-25')}),</w:t>
-      </w:r>
-    </w:p>
-    <w:p>
-      <w:pPr>
-        <w:spacing w:after="0"/>
-        <w:rPr>
-          <w:rFonts w:ascii="Consolas" w:hAnsi="Consolas"/>
-          <w:sz w:val="18"/>
-          <w:szCs w:val="18"/>
-        </w:rPr>
-      </w:pPr>
-      <w:r>
-        <w:rPr>
-          <w:rFonts w:ascii="Consolas" w:hAnsi="Consolas"/>
-          <w:sz w:val="18"/>
-          <w:szCs w:val="18"/>
-        </w:rPr>
-        <w:t xml:space="preserve">  (</w:t>
-      </w:r>
-      <w:proofErr w:type="spellStart"/>
-      <w:r>
-        <w:rPr>
-          <w:rFonts w:ascii="Consolas" w:hAnsi="Consolas"/>
-          <w:sz w:val="18"/>
-          <w:szCs w:val="18"/>
-        </w:rPr>
-        <w:t>s:User</w:t>
-      </w:r>
-      <w:proofErr w:type="spellEnd"/>
-      <w:r>
-        <w:rPr>
-          <w:rFonts w:ascii="Consolas" w:hAnsi="Consolas"/>
-          <w:sz w:val="18"/>
-          <w:szCs w:val="18"/>
-        </w:rPr>
-        <w:t xml:space="preserve"> {name:'</w:t>
-      </w:r>
-      <w:proofErr w:type="spellStart"/>
-      <w:r>
-        <w:rPr>
-          <w:rFonts w:ascii="Consolas" w:hAnsi="Consolas"/>
-          <w:sz w:val="18"/>
-          <w:szCs w:val="18"/>
-        </w:rPr>
-        <w:t>Yasiru</w:t>
-      </w:r>
-      <w:proofErr w:type="spellEnd"/>
-      <w:r>
-        <w:rPr>
-          <w:rFonts w:ascii="Consolas" w:hAnsi="Consolas"/>
-          <w:sz w:val="18"/>
-          <w:szCs w:val="18"/>
-        </w:rPr>
-        <w:t xml:space="preserve">', </w:t>
-      </w:r>
-      <w:proofErr w:type="spellStart"/>
-      <w:r>
-        <w:rPr>
-          <w:rFonts w:ascii="Consolas" w:hAnsi="Consolas"/>
-          <w:sz w:val="18"/>
-          <w:szCs w:val="18"/>
-        </w:rPr>
-        <w:t>city:'Kandy</w:t>
-      </w:r>
-      <w:proofErr w:type="spellEnd"/>
-      <w:r>
-        <w:rPr>
-          <w:rFonts w:ascii="Consolas" w:hAnsi="Consolas"/>
-          <w:sz w:val="18"/>
-          <w:szCs w:val="18"/>
-        </w:rPr>
-        <w:t xml:space="preserve">', </w:t>
-      </w:r>
-      <w:proofErr w:type="gramStart"/>
-      <w:r>
-        <w:rPr>
-          <w:rFonts w:ascii="Consolas" w:hAnsi="Consolas"/>
-          <w:sz w:val="18"/>
-          <w:szCs w:val="18"/>
-        </w:rPr>
-        <w:t>dob:</w:t>
-      </w:r>
-      <w:proofErr w:type="gramEnd"/>
-      <w:r>
-        <w:rPr>
-          <w:rFonts w:ascii="Consolas" w:hAnsi="Consolas"/>
-          <w:sz w:val="18"/>
-          <w:szCs w:val="18"/>
-        </w:rPr>
-        <w:t xml:space="preserve"> date('1994-05-16')}),</w:t>
-      </w:r>
-    </w:p>
-    <w:p>
-      <w:pPr>
-        <w:spacing w:after="0"/>
-        <w:rPr>
-          <w:rFonts w:ascii="Consolas" w:hAnsi="Consolas"/>
-          <w:sz w:val="18"/>
-          <w:szCs w:val="18"/>
-        </w:rPr>
-      </w:pPr>
-      <w:r>
-        <w:rPr>
-          <w:rFonts w:ascii="Consolas" w:hAnsi="Consolas"/>
-          <w:sz w:val="18"/>
-          <w:szCs w:val="18"/>
-        </w:rPr>
-        <w:t xml:space="preserve">  (</w:t>
-      </w:r>
-      <w:proofErr w:type="spellStart"/>
-      <w:r>
-        <w:rPr>
-          <w:rFonts w:ascii="Consolas" w:hAnsi="Consolas"/>
-          <w:sz w:val="18"/>
-          <w:szCs w:val="18"/>
-        </w:rPr>
-        <w:t>t:User</w:t>
-      </w:r>
-      <w:proofErr w:type="spellEnd"/>
-      <w:r>
-        <w:rPr>
-          <w:rFonts w:ascii="Consolas" w:hAnsi="Consolas"/>
-          <w:sz w:val="18"/>
-          <w:szCs w:val="18"/>
-        </w:rPr>
-        <w:t xml:space="preserve"> {</w:t>
-      </w:r>
-      <w:proofErr w:type="spellStart"/>
-      <w:r>
-        <w:rPr>
-          <w:rFonts w:ascii="Consolas" w:hAnsi="Consolas"/>
-          <w:sz w:val="18"/>
-          <w:szCs w:val="18"/>
-        </w:rPr>
-        <w:t>name:'Thilini</w:t>
-      </w:r>
-      <w:proofErr w:type="spellEnd"/>
-      <w:r>
-        <w:rPr>
-          <w:rFonts w:ascii="Consolas" w:hAnsi="Consolas"/>
-          <w:sz w:val="18"/>
-          <w:szCs w:val="18"/>
-        </w:rPr>
-        <w:t xml:space="preserve">', </w:t>
-      </w:r>
-      <w:proofErr w:type="spellStart"/>
-      <w:r>
-        <w:rPr>
-          <w:rFonts w:ascii="Consolas" w:hAnsi="Consolas"/>
-          <w:sz w:val="18"/>
-          <w:szCs w:val="18"/>
-        </w:rPr>
-        <w:t>city:'Galle</w:t>
-      </w:r>
-      <w:proofErr w:type="spellEnd"/>
-      <w:r>
-        <w:rPr>
-          <w:rFonts w:ascii="Consolas" w:hAnsi="Consolas"/>
-          <w:sz w:val="18"/>
-          <w:szCs w:val="18"/>
-        </w:rPr>
-        <w:t xml:space="preserve">', </w:t>
-      </w:r>
-      <w:proofErr w:type="gramStart"/>
-      <w:r>
-        <w:rPr>
-          <w:rFonts w:ascii="Consolas" w:hAnsi="Consolas"/>
-          <w:sz w:val="18"/>
-          <w:szCs w:val="18"/>
-        </w:rPr>
-        <w:t>dob:</w:t>
-      </w:r>
-      <w:proofErr w:type="gramEnd"/>
-      <w:r>
-        <w:rPr>
-          <w:rFonts w:ascii="Consolas" w:hAnsi="Consolas"/>
-          <w:sz w:val="18"/>
-          <w:szCs w:val="18"/>
-        </w:rPr>
-        <w:t xml:space="preserve"> date('1996-11-21')}),</w:t>
+        <w:t xml:space="preserve">  (t:User {name:'Thilini', city:'Galle', dob: date('1996-11-21')}),</w:t>
       </w:r>
     </w:p>
     <w:p>
@@ -20879,25 +19444,7 @@
           <w:sz w:val="18"/>
           <w:szCs w:val="18"/>
         </w:rPr>
-        <w:t xml:space="preserve">  (e)-[:FOLLOWS]-&gt;(</w:t>
-      </w:r>
-      <w:proofErr w:type="spellStart"/>
-      <w:r>
-        <w:rPr>
-          <w:rFonts w:ascii="Consolas" w:hAnsi="Consolas"/>
-          <w:sz w:val="18"/>
-          <w:szCs w:val="18"/>
-        </w:rPr>
-        <w:t>i</w:t>
-      </w:r>
-      <w:proofErr w:type="spellEnd"/>
-      <w:r>
-        <w:rPr>
-          <w:rFonts w:ascii="Consolas" w:hAnsi="Consolas"/>
-          <w:sz w:val="18"/>
-          <w:szCs w:val="18"/>
-        </w:rPr>
-        <w:t>),</w:t>
+        <w:t xml:space="preserve">  (e)-[:FOLLOWS]-&gt;(i),</w:t>
       </w:r>
     </w:p>
     <w:p>
@@ -20987,61 +19534,25 @@
           <w:sz w:val="18"/>
           <w:szCs w:val="18"/>
         </w:rPr>
-        <w:t xml:space="preserve">  (</w:t>
-      </w:r>
-      <w:proofErr w:type="spellStart"/>
-      <w:r>
+        <w:t xml:space="preserve">  (i)-[:FOLLOWS]-&gt;(b),</w:t>
+      </w:r>
+    </w:p>
+    <w:p>
+      <w:pPr>
+        <w:spacing w:after="0"/>
         <w:rPr>
           <w:rFonts w:ascii="Consolas" w:hAnsi="Consolas"/>
           <w:sz w:val="18"/>
           <w:szCs w:val="18"/>
         </w:rPr>
-        <w:t>i</w:t>
-      </w:r>
-      <w:proofErr w:type="spellEnd"/>
+      </w:pPr>
       <w:r>
         <w:rPr>
           <w:rFonts w:ascii="Consolas" w:hAnsi="Consolas"/>
           <w:sz w:val="18"/>
           <w:szCs w:val="18"/>
         </w:rPr>
-        <w:t>)-[:FOLLOWS]-&gt;(b),</w:t>
-      </w:r>
-    </w:p>
-    <w:p>
-      <w:pPr>
-        <w:spacing w:after="0"/>
-        <w:rPr>
-          <w:rFonts w:ascii="Consolas" w:hAnsi="Consolas"/>
-          <w:sz w:val="18"/>
-          <w:szCs w:val="18"/>
-        </w:rPr>
-      </w:pPr>
-      <w:r>
-        <w:rPr>
-          <w:rFonts w:ascii="Consolas" w:hAnsi="Consolas"/>
-          <w:sz w:val="18"/>
-          <w:szCs w:val="18"/>
-        </w:rPr>
-        <w:t xml:space="preserve">  (</w:t>
-      </w:r>
-      <w:proofErr w:type="spellStart"/>
-      <w:r>
-        <w:rPr>
-          <w:rFonts w:ascii="Consolas" w:hAnsi="Consolas"/>
-          <w:sz w:val="18"/>
-          <w:szCs w:val="18"/>
-        </w:rPr>
-        <w:t>i</w:t>
-      </w:r>
-      <w:proofErr w:type="spellEnd"/>
-      <w:r>
-        <w:rPr>
-          <w:rFonts w:ascii="Consolas" w:hAnsi="Consolas"/>
-          <w:sz w:val="18"/>
-          <w:szCs w:val="18"/>
-        </w:rPr>
-        <w:t>)-[:FOLLOWS]-&gt;(c),</w:t>
+        <w:t xml:space="preserve">  (i)-[:FOLLOWS]-&gt;(c),</w:t>
       </w:r>
     </w:p>
     <w:p>
@@ -21294,25 +19805,7 @@
           <w:sz w:val="18"/>
           <w:szCs w:val="18"/>
         </w:rPr>
-        <w:t xml:space="preserve">  (s)-[:FOLLOWS]-&gt;(</w:t>
-      </w:r>
-      <w:proofErr w:type="spellStart"/>
-      <w:r>
-        <w:rPr>
-          <w:rFonts w:ascii="Consolas" w:hAnsi="Consolas"/>
-          <w:sz w:val="18"/>
-          <w:szCs w:val="18"/>
-        </w:rPr>
-        <w:t>i</w:t>
-      </w:r>
-      <w:proofErr w:type="spellEnd"/>
-      <w:r>
-        <w:rPr>
-          <w:rFonts w:ascii="Consolas" w:hAnsi="Consolas"/>
-          <w:sz w:val="18"/>
-          <w:szCs w:val="18"/>
-        </w:rPr>
-        <w:t>),</w:t>
+        <w:t xml:space="preserve">  (s)-[:FOLLOWS]-&gt;(i),</w:t>
       </w:r>
     </w:p>
     <w:p>
@@ -21494,43 +19987,7 @@
           <w:sz w:val="18"/>
           <w:szCs w:val="18"/>
         </w:rPr>
-        <w:t xml:space="preserve">  (h)-[:FRIENDS_WITH]-&gt;(</w:t>
-      </w:r>
-      <w:proofErr w:type="spellStart"/>
-      <w:r>
-        <w:rPr>
-          <w:rFonts w:ascii="Consolas" w:hAnsi="Consolas"/>
-          <w:sz w:val="18"/>
-          <w:szCs w:val="18"/>
-        </w:rPr>
-        <w:t>i</w:t>
-      </w:r>
-      <w:proofErr w:type="spellEnd"/>
-      <w:r>
-        <w:rPr>
-          <w:rFonts w:ascii="Consolas" w:hAnsi="Consolas"/>
-          <w:sz w:val="18"/>
-          <w:szCs w:val="18"/>
-        </w:rPr>
-        <w:t>), (</w:t>
-      </w:r>
-      <w:proofErr w:type="spellStart"/>
-      <w:r>
-        <w:rPr>
-          <w:rFonts w:ascii="Consolas" w:hAnsi="Consolas"/>
-          <w:sz w:val="18"/>
-          <w:szCs w:val="18"/>
-        </w:rPr>
-        <w:t>i</w:t>
-      </w:r>
-      <w:proofErr w:type="spellEnd"/>
-      <w:r>
-        <w:rPr>
-          <w:rFonts w:ascii="Consolas" w:hAnsi="Consolas"/>
-          <w:sz w:val="18"/>
-          <w:szCs w:val="18"/>
-        </w:rPr>
-        <w:t>)-[:FRIENDS_WITH]-&gt;(h),</w:t>
+        <w:t xml:space="preserve">  (h)-[:FRIENDS_WITH]-&gt;(i), (i)-[:FRIENDS_WITH]-&gt;(h),</w:t>
       </w:r>
     </w:p>
     <w:p>
@@ -21619,18 +20076,8 @@
           <w:sz w:val="18"/>
           <w:szCs w:val="18"/>
         </w:rPr>
-        <w:t xml:space="preserve">  (s)-[:FRIENDS_WITH]-&gt;(t), (t)-[:FRIENDS_WITH]-&gt;(s</w:t>
-      </w:r>
-      <w:proofErr w:type="gramStart"/>
-      <w:r>
-        <w:rPr>
-          <w:rFonts w:ascii="Consolas" w:hAnsi="Consolas"/>
-          <w:sz w:val="18"/>
-          <w:szCs w:val="18"/>
-        </w:rPr>
-        <w:t>);</w:t>
-      </w:r>
-      <w:proofErr w:type="gramEnd"/>
+        <w:t xml:space="preserve">  (s)-[:FRIENDS_WITH]-&gt;(t), (t)-[:FRIENDS_WITH]-&gt;(s);</w:t>
+      </w:r>
     </w:p>
     <w:p>
       <w:pPr>
@@ -21650,7 +20097,7 @@
           <w:noProof/>
         </w:rPr>
         <w:drawing>
-          <wp:anchor distT="0" distB="0" distL="114300" distR="114300" simplePos="0" relativeHeight="251665408" behindDoc="1" locked="0" layoutInCell="1" allowOverlap="1" wp14:anchorId="20E09602" wp14:editId="4BA61950">
+          <wp:anchor distT="0" distB="0" distL="114300" distR="114300" simplePos="0" relativeHeight="251665408" behindDoc="1" locked="0" layoutInCell="1" allowOverlap="1" wp14:anchorId="20E09602" wp14:editId="5C204104">
             <wp:simplePos x="0" y="0"/>
             <wp:positionH relativeFrom="column">
               <wp:posOffset>0</wp:posOffset>
@@ -21681,7 +20128,7 @@
                     <pic:cNvPicPr/>
                   </pic:nvPicPr>
                   <pic:blipFill>
-                    <a:blip r:embed="rId22" cstate="print">
+                    <a:blip r:embed="rId27" cstate="print">
                       <a:extLst>
                         <a:ext uri="{28A0092B-C50C-407E-A947-70E740481C1C}">
                           <a14:useLocalDpi xmlns:a14="http://schemas.microsoft.com/office/drawing/2010/main" val="0"/>
@@ -21772,7 +20219,7 @@
                     <pic:cNvPicPr/>
                   </pic:nvPicPr>
                   <pic:blipFill>
-                    <a:blip r:embed="rId23">
+                    <a:blip r:embed="rId28">
                       <a:extLst>
                         <a:ext uri="{28A0092B-C50C-407E-A947-70E740481C1C}">
                           <a14:useLocalDpi xmlns:a14="http://schemas.microsoft.com/office/drawing/2010/main" val="0"/>
@@ -21852,7 +20299,7 @@
                     <pic:cNvPicPr/>
                   </pic:nvPicPr>
                   <pic:blipFill>
-                    <a:blip r:embed="rId24">
+                    <a:blip r:embed="rId29">
                       <a:extLst>
                         <a:ext uri="{28A0092B-C50C-407E-A947-70E740481C1C}">
                           <a14:useLocalDpi xmlns:a14="http://schemas.microsoft.com/office/drawing/2010/main" val="0"/>
@@ -21923,15 +20370,7 @@
         <w:t xml:space="preserve">User </w:t>
       </w:r>
       <w:r>
-        <w:t>‘</w:t>
-      </w:r>
-      <w:proofErr w:type="spellStart"/>
-      <w:r>
-        <w:t>Dinuka</w:t>
-      </w:r>
-      <w:proofErr w:type="spellEnd"/>
-      <w:r>
-        <w:t>’</w:t>
+        <w:t>‘Dinuka’</w:t>
       </w:r>
       <w:r>
         <w:t xml:space="preserve"> </w:t>
@@ -21973,53 +20412,16 @@
         <w:spacing w:after="0"/>
       </w:pPr>
       <w:r>
-        <w:t>MATCH (</w:t>
-      </w:r>
-      <w:proofErr w:type="spellStart"/>
-      <w:r>
-        <w:t>a:User</w:t>
-      </w:r>
-      <w:proofErr w:type="spellEnd"/>
-      <w:r>
-        <w:t xml:space="preserve"> {name:'</w:t>
-      </w:r>
-      <w:proofErr w:type="spellStart"/>
-      <w:r>
-        <w:t>Dinuka</w:t>
-      </w:r>
-      <w:proofErr w:type="spellEnd"/>
-      <w:r>
-        <w:t>'})--(</w:t>
-      </w:r>
-      <w:proofErr w:type="spellStart"/>
-      <w:r>
-        <w:t>u:User</w:t>
-      </w:r>
-      <w:proofErr w:type="spellEnd"/>
-      <w:r>
-        <w:t>)</w:t>
-      </w:r>
-    </w:p>
-    <w:p>
-      <w:pPr>
-        <w:spacing w:after="0"/>
-      </w:pPr>
-      <w:r>
-        <w:t xml:space="preserve">RETURN DISTINCT u.name AS </w:t>
-      </w:r>
-      <w:proofErr w:type="spellStart"/>
-      <w:r>
-        <w:t>Connected_To_</w:t>
-      </w:r>
-      <w:proofErr w:type="gramStart"/>
-      <w:r>
-        <w:t>Dinuka</w:t>
-      </w:r>
-      <w:proofErr w:type="spellEnd"/>
-      <w:r>
-        <w:t>;</w:t>
-      </w:r>
-      <w:proofErr w:type="gramEnd"/>
+        <w:t>MATCH (a:User {name:'Dinuka'})--(u:User)</w:t>
+      </w:r>
+    </w:p>
+    <w:p>
+      <w:pPr>
+        <w:spacing w:after="0"/>
+      </w:pPr>
+      <w:r>
+        <w:t>RETURN DISTINCT u.name AS Connected_To_Dinuka;</w:t>
+      </w:r>
     </w:p>
     <w:p>
       <w:pPr>
@@ -22058,7 +20460,7 @@
           <w:noProof/>
         </w:rPr>
         <w:drawing>
-          <wp:anchor distT="0" distB="0" distL="114300" distR="114300" simplePos="0" relativeHeight="251668480" behindDoc="1" locked="0" layoutInCell="1" allowOverlap="1" wp14:anchorId="12850A8E" wp14:editId="215B6E60">
+          <wp:anchor distT="0" distB="0" distL="114300" distR="114300" simplePos="0" relativeHeight="251668480" behindDoc="1" locked="0" layoutInCell="1" allowOverlap="1" wp14:anchorId="12850A8E" wp14:editId="353C0F35">
             <wp:simplePos x="0" y="0"/>
             <wp:positionH relativeFrom="column">
               <wp:posOffset>205740</wp:posOffset>
@@ -22089,7 +20491,7 @@
                     <pic:cNvPicPr/>
                   </pic:nvPicPr>
                   <pic:blipFill>
-                    <a:blip r:embed="rId25" cstate="print">
+                    <a:blip r:embed="rId30" cstate="print">
                       <a:extLst>
                         <a:ext uri="{28A0092B-C50C-407E-A947-70E740481C1C}">
                           <a14:useLocalDpi xmlns:a14="http://schemas.microsoft.com/office/drawing/2010/main" val="0"/>
@@ -22179,15 +20581,7 @@
         <w:spacing w:after="0"/>
       </w:pPr>
       <w:r>
-        <w:t xml:space="preserve">MATCH key </w:t>
-      </w:r>
-      <w:proofErr w:type="gramStart"/>
-      <w:r>
-        <w:t>word is</w:t>
-      </w:r>
-      <w:proofErr w:type="gramEnd"/>
-      <w:r>
-        <w:t xml:space="preserve"> used to find </w:t>
+        <w:t xml:space="preserve">MATCH key word is used to find </w:t>
       </w:r>
       <w:r>
         <w:t>patterns</w:t>
@@ -22212,23 +20606,7 @@
         </w:rPr>
       </w:pPr>
       <w:r>
-        <w:t>(</w:t>
-      </w:r>
-      <w:proofErr w:type="spellStart"/>
-      <w:r>
-        <w:t>a:User</w:t>
-      </w:r>
-      <w:proofErr w:type="spellEnd"/>
-      <w:r>
-        <w:t xml:space="preserve"> {name:'</w:t>
-      </w:r>
-      <w:proofErr w:type="spellStart"/>
-      <w:r>
-        <w:t>Dinuka</w:t>
-      </w:r>
-      <w:proofErr w:type="spellEnd"/>
-      <w:r>
-        <w:t xml:space="preserve">'}) means </w:t>
+        <w:t xml:space="preserve">(a:User {name:'Dinuka'}) means </w:t>
       </w:r>
       <w:r>
         <w:t xml:space="preserve">start by finding a </w:t>
@@ -22255,27 +20633,7 @@
           <w:i/>
           <w:iCs/>
         </w:rPr>
-        <w:t>'</w:t>
-      </w:r>
-      <w:proofErr w:type="spellStart"/>
-      <w:r>
-        <w:rPr>
-          <w:b/>
-          <w:bCs/>
-          <w:i/>
-          <w:iCs/>
-        </w:rPr>
-        <w:t>Dinuka</w:t>
-      </w:r>
-      <w:proofErr w:type="spellEnd"/>
-      <w:r>
-        <w:rPr>
-          <w:b/>
-          <w:bCs/>
-          <w:i/>
-          <w:iCs/>
-        </w:rPr>
-        <w:t>'</w:t>
+        <w:t>'Dinuka'</w:t>
       </w:r>
     </w:p>
     <w:p>
@@ -22399,13 +20757,8 @@
         <w:t>S</w:t>
       </w:r>
       <w:r>
-        <w:t xml:space="preserve"> </w:t>
-      </w:r>
-      <w:proofErr w:type="spellStart"/>
-      <w:r>
-        <w:t>Connected_To_Dinuka</w:t>
-      </w:r>
-      <w:proofErr w:type="spellEnd"/>
+        <w:t xml:space="preserve"> Connected_To_Dinuka</w:t>
+      </w:r>
       <w:r>
         <w:t xml:space="preserve"> gives the column a readable name in the results</w:t>
       </w:r>
@@ -22477,23 +20830,7 @@
         <w:spacing w:after="0"/>
       </w:pPr>
       <w:r>
-        <w:t xml:space="preserve">MATCH </w:t>
-      </w:r>
-      <w:proofErr w:type="gramStart"/>
-      <w:r>
-        <w:t>(</w:t>
-      </w:r>
-      <w:proofErr w:type="spellStart"/>
-      <w:r>
-        <w:t>u:</w:t>
-      </w:r>
-      <w:proofErr w:type="gramEnd"/>
-      <w:r>
-        <w:t>User</w:t>
-      </w:r>
-      <w:proofErr w:type="spellEnd"/>
-      <w:r>
-        <w:t>)</w:t>
+        <w:t>MATCH (u:User)</w:t>
       </w:r>
     </w:p>
     <w:p>
@@ -22517,60 +20854,32 @@
         <w:spacing w:after="0"/>
       </w:pPr>
       <w:r>
-        <w:t xml:space="preserve">WITH u, COUNT(DISTINCT out) + COUNT(DISTINCT in) AS </w:t>
-      </w:r>
-      <w:proofErr w:type="spellStart"/>
-      <w:r>
-        <w:t>TotalConnections</w:t>
-      </w:r>
-      <w:proofErr w:type="spellEnd"/>
-    </w:p>
-    <w:p>
-      <w:pPr>
-        <w:spacing w:after="0"/>
-      </w:pPr>
-      <w:proofErr w:type="gramStart"/>
-      <w:r>
-        <w:t>RETURN u</w:t>
-      </w:r>
-      <w:proofErr w:type="gramEnd"/>
-      <w:r>
-        <w:t xml:space="preserve">.name AS User, </w:t>
-      </w:r>
-      <w:proofErr w:type="spellStart"/>
-      <w:r>
-        <w:t>TotalConnections</w:t>
-      </w:r>
-      <w:proofErr w:type="spellEnd"/>
-    </w:p>
-    <w:p>
-      <w:pPr>
-        <w:spacing w:after="0"/>
-      </w:pPr>
-      <w:r>
-        <w:t xml:space="preserve">ORDER BY </w:t>
-      </w:r>
-      <w:proofErr w:type="spellStart"/>
-      <w:r>
-        <w:t>TotalConnections</w:t>
-      </w:r>
-      <w:proofErr w:type="spellEnd"/>
-      <w:r>
-        <w:t xml:space="preserve"> DESC</w:t>
-      </w:r>
-    </w:p>
-    <w:p>
-      <w:pPr>
-        <w:spacing w:after="0"/>
-      </w:pPr>
-      <w:r>
-        <w:t xml:space="preserve">LIMIT </w:t>
-      </w:r>
-      <w:proofErr w:type="gramStart"/>
-      <w:r>
-        <w:t>1;</w:t>
-      </w:r>
-      <w:proofErr w:type="gramEnd"/>
+        <w:t>WITH u, COUNT(DISTINCT out) + COUNT(DISTINCT in) AS TotalConnections</w:t>
+      </w:r>
+    </w:p>
+    <w:p>
+      <w:pPr>
+        <w:spacing w:after="0"/>
+      </w:pPr>
+      <w:r>
+        <w:t>RETURN u.name AS User, TotalConnections</w:t>
+      </w:r>
+    </w:p>
+    <w:p>
+      <w:pPr>
+        <w:spacing w:after="0"/>
+      </w:pPr>
+      <w:r>
+        <w:t>ORDER BY TotalConnections DESC</w:t>
+      </w:r>
+    </w:p>
+    <w:p>
+      <w:pPr>
+        <w:spacing w:after="0"/>
+      </w:pPr>
+      <w:r>
+        <w:t>LIMIT 1;</w:t>
+      </w:r>
     </w:p>
     <w:p>
       <w:pPr>
@@ -22627,7 +20936,7 @@
                     <pic:cNvPicPr/>
                   </pic:nvPicPr>
                   <pic:blipFill>
-                    <a:blip r:embed="rId26"/>
+                    <a:blip r:embed="rId31"/>
                     <a:stretch>
                       <a:fillRect/>
                     </a:stretch>
@@ -22681,21 +20990,8 @@
       <w:pPr>
         <w:spacing w:after="0"/>
       </w:pPr>
-      <w:proofErr w:type="gramStart"/>
-      <w:r>
-        <w:t>• (</w:t>
-      </w:r>
-      <w:proofErr w:type="spellStart"/>
-      <w:r>
-        <w:t>u:</w:t>
-      </w:r>
-      <w:proofErr w:type="gramEnd"/>
-      <w:r>
-        <w:t>User</w:t>
-      </w:r>
-      <w:proofErr w:type="spellEnd"/>
-      <w:r>
-        <w:t>)</w:t>
+      <w:r>
+        <w:t>• (u:User)</w:t>
       </w:r>
       <w:r>
         <w:br/>
@@ -22735,15 +21031,7 @@
         <w:spacing w:after="0"/>
       </w:pPr>
       <w:r>
-        <w:t xml:space="preserve">OPTIONAL MATCH means that if no such relationships exist, the query will still </w:t>
-      </w:r>
-      <w:proofErr w:type="gramStart"/>
-      <w:r>
-        <w:t>return</w:t>
-      </w:r>
-      <w:proofErr w:type="gramEnd"/>
-      <w:r>
-        <w:t xml:space="preserve"> the user with a null value instead of excluding them.</w:t>
+        <w:t>OPTIONAL MATCH means that if no such relationships exist, the query will still return the user with a null value instead of excluding them.</w:t>
       </w:r>
     </w:p>
     <w:p>
@@ -22787,13 +21075,8 @@
         <w:spacing w:after="0"/>
       </w:pPr>
       <w:r>
-        <w:t xml:space="preserve">• WITH u, COUNT(DISTINCT out) + COUNT(DISTINCT in) AS </w:t>
-      </w:r>
-      <w:proofErr w:type="spellStart"/>
-      <w:r>
-        <w:t>TotalConnections</w:t>
-      </w:r>
-      <w:proofErr w:type="spellEnd"/>
+        <w:t>• WITH u, COUNT(DISTINCT out) + COUNT(DISTINCT in) AS TotalConnections</w:t>
+      </w:r>
       <w:r>
         <w:br/>
         <w:t>This collects the two previous matches and computes:</w:t>
@@ -22836,45 +21119,19 @@
         <w:spacing w:after="0"/>
       </w:pPr>
       <w:r>
-        <w:t xml:space="preserve">• RETURN u.name AS User, </w:t>
-      </w:r>
-      <w:proofErr w:type="spellStart"/>
-      <w:r>
-        <w:t>TotalConnections</w:t>
-      </w:r>
-      <w:proofErr w:type="spellEnd"/>
+        <w:t>• RETURN u.name AS User, TotalConnections</w:t>
+      </w:r>
       <w:r>
         <w:br/>
-        <w:t xml:space="preserve">This outputs each user’s name and their total number of </w:t>
-      </w:r>
-      <w:proofErr w:type="spellStart"/>
-      <w:proofErr w:type="gramStart"/>
-      <w:r>
-        <w:t>follower</w:t>
-      </w:r>
-      <w:proofErr w:type="gramEnd"/>
-      <w:r>
-        <w:t>+following</w:t>
-      </w:r>
-      <w:proofErr w:type="spellEnd"/>
-      <w:r>
-        <w:t xml:space="preserve"> connections.</w:t>
-      </w:r>
-    </w:p>
-    <w:p>
-      <w:pPr>
-        <w:spacing w:after="0"/>
-      </w:pPr>
-      <w:r>
-        <w:t xml:space="preserve">• ORDER BY </w:t>
-      </w:r>
-      <w:proofErr w:type="spellStart"/>
-      <w:r>
-        <w:t>TotalConnections</w:t>
-      </w:r>
-      <w:proofErr w:type="spellEnd"/>
-      <w:r>
-        <w:t xml:space="preserve"> DESC</w:t>
+        <w:t>This outputs each user’s name and their total number of follower+following connections.</w:t>
+      </w:r>
+    </w:p>
+    <w:p>
+      <w:pPr>
+        <w:spacing w:after="0"/>
+      </w:pPr>
+      <w:r>
+        <w:t>• ORDER BY TotalConnections DESC</w:t>
       </w:r>
       <w:r>
         <w:br/>
@@ -22988,15 +21245,7 @@
         <w:t xml:space="preserve">ndirect connections </w:t>
       </w:r>
       <w:r>
-        <w:t>of ‘</w:t>
-      </w:r>
-      <w:proofErr w:type="spellStart"/>
-      <w:r>
-        <w:t>Dinuka</w:t>
-      </w:r>
-      <w:proofErr w:type="spellEnd"/>
-      <w:r>
-        <w:t>’</w:t>
+        <w:t>of ‘Dinuka’</w:t>
       </w:r>
     </w:p>
     <w:p>
@@ -23042,50 +21291,16 @@
         <w:spacing w:after="0"/>
       </w:pPr>
       <w:r>
-        <w:t>MATCH (</w:t>
-      </w:r>
-      <w:proofErr w:type="spellStart"/>
-      <w:r>
-        <w:t>a:User</w:t>
-      </w:r>
-      <w:proofErr w:type="spellEnd"/>
-      <w:r>
-        <w:t xml:space="preserve"> {name:'</w:t>
-      </w:r>
-      <w:proofErr w:type="spellStart"/>
-      <w:r>
-        <w:t>Dinuka</w:t>
-      </w:r>
-      <w:proofErr w:type="spellEnd"/>
-      <w:r>
-        <w:t>'})-[:FOLLOWS*2..3]-&gt;(</w:t>
-      </w:r>
-      <w:proofErr w:type="spellStart"/>
-      <w:r>
-        <w:t>b:User</w:t>
-      </w:r>
-      <w:proofErr w:type="spellEnd"/>
-      <w:r>
-        <w:t>)</w:t>
-      </w:r>
-    </w:p>
-    <w:p>
-      <w:pPr>
-        <w:spacing w:after="0"/>
-      </w:pPr>
-      <w:r>
-        <w:t xml:space="preserve">RETURN DISTINCT b.name AS </w:t>
-      </w:r>
-      <w:proofErr w:type="spellStart"/>
-      <w:proofErr w:type="gramStart"/>
-      <w:r>
-        <w:t>IndirectConnections</w:t>
-      </w:r>
-      <w:proofErr w:type="spellEnd"/>
-      <w:r>
-        <w:t>;</w:t>
-      </w:r>
-      <w:proofErr w:type="gramEnd"/>
+        <w:t>MATCH (a:User {name:'Dinuka'})-[:FOLLOWS*2..3]-&gt;(b:User)</w:t>
+      </w:r>
+    </w:p>
+    <w:p>
+      <w:pPr>
+        <w:spacing w:after="0"/>
+      </w:pPr>
+      <w:r>
+        <w:t>RETURN DISTINCT b.name AS IndirectConnections;</w:t>
+      </w:r>
     </w:p>
     <w:p>
       <w:pPr>
@@ -23145,7 +21360,7 @@
                     <pic:cNvPicPr/>
                   </pic:nvPicPr>
                   <pic:blipFill>
-                    <a:blip r:embed="rId27">
+                    <a:blip r:embed="rId32">
                       <a:extLst>
                         <a:ext uri="{28A0092B-C50C-407E-A947-70E740481C1C}">
                           <a14:useLocalDpi xmlns:a14="http://schemas.microsoft.com/office/drawing/2010/main" val="0"/>
@@ -23280,60 +21495,28 @@
         <w:spacing w:after="0"/>
       </w:pPr>
       <w:r>
-        <w:t>• (</w:t>
-      </w:r>
-      <w:proofErr w:type="spellStart"/>
-      <w:r>
-        <w:t>a:User</w:t>
-      </w:r>
-      <w:proofErr w:type="spellEnd"/>
-      <w:r>
-        <w:t xml:space="preserve"> {name:'</w:t>
-      </w:r>
-      <w:proofErr w:type="spellStart"/>
-      <w:r>
-        <w:t>Dinuka</w:t>
-      </w:r>
-      <w:proofErr w:type="spellEnd"/>
-      <w:r>
-        <w:t>'})</w:t>
-      </w:r>
-    </w:p>
-    <w:p>
-      <w:pPr>
-        <w:spacing w:after="0"/>
-      </w:pPr>
-      <w:r>
-        <w:t>This query will match the user node with label User and property name = '</w:t>
-      </w:r>
-      <w:proofErr w:type="spellStart"/>
-      <w:r>
-        <w:t>Dinuka</w:t>
-      </w:r>
-      <w:proofErr w:type="spellEnd"/>
-      <w:r>
-        <w:t>', assigning it to the variable a.</w:t>
-      </w:r>
-    </w:p>
-    <w:p>
-      <w:pPr>
-        <w:spacing w:after="0"/>
-      </w:pPr>
-    </w:p>
-    <w:p>
-      <w:pPr>
-        <w:spacing w:after="0"/>
-      </w:pPr>
-      <w:r>
-        <w:t>• -[:FOLLOWS*2..3]-&gt;(</w:t>
-      </w:r>
-      <w:proofErr w:type="spellStart"/>
-      <w:r>
-        <w:t>b:User</w:t>
-      </w:r>
-      <w:proofErr w:type="spellEnd"/>
-      <w:r>
-        <w:t>)</w:t>
+        <w:t>• (a:User {name:'Dinuka'})</w:t>
+      </w:r>
+    </w:p>
+    <w:p>
+      <w:pPr>
+        <w:spacing w:after="0"/>
+      </w:pPr>
+      <w:r>
+        <w:t>This query will match the user node with label User and property name = 'Dinuka', assigning it to the variable a.</w:t>
+      </w:r>
+    </w:p>
+    <w:p>
+      <w:pPr>
+        <w:spacing w:after="0"/>
+      </w:pPr>
+    </w:p>
+    <w:p>
+      <w:pPr>
+        <w:spacing w:after="0"/>
+      </w:pPr>
+      <w:r>
+        <w:t>• -[:FOLLOWS*2..3]-&gt;(b:User)</w:t>
       </w:r>
     </w:p>
     <w:p>
@@ -23414,15 +21597,7 @@
         <w:spacing w:after="0"/>
       </w:pPr>
       <w:r>
-        <w:t xml:space="preserve">So, b is a user who is 2 or 3 steps away from </w:t>
-      </w:r>
-      <w:proofErr w:type="spellStart"/>
-      <w:r>
-        <w:t>Dinuka</w:t>
-      </w:r>
-      <w:proofErr w:type="spellEnd"/>
-      <w:r>
-        <w:t xml:space="preserve"> through outgoing FOLLOWS links. These are indirect relationships, not friends but friends-of-friends, or friends-of-friends-of-friends.</w:t>
+        <w:t>So, b is a user who is 2 or 3 steps away from Dinuka through outgoing FOLLOWS links. These are indirect relationships, not friends but friends-of-friends, or friends-of-friends-of-friends.</w:t>
       </w:r>
     </w:p>
     <w:p>
@@ -23467,13 +21642,8 @@
         <w:spacing w:after="0"/>
       </w:pPr>
       <w:r>
-        <w:t xml:space="preserve">• AS </w:t>
-      </w:r>
-      <w:proofErr w:type="spellStart"/>
-      <w:r>
-        <w:t>IndirectConnections</w:t>
-      </w:r>
-      <w:proofErr w:type="spellEnd"/>
+        <w:t>• AS IndirectConnections</w:t>
+      </w:r>
     </w:p>
     <w:p>
       <w:pPr>
@@ -23546,15 +21716,7 @@
         <w:jc w:val="both"/>
       </w:pPr>
       <w:r>
-        <w:t xml:space="preserve">Watermarks are timestamps that instruct a streaming system when it is safe to stop waiting for more data to receive and create </w:t>
-      </w:r>
-      <w:proofErr w:type="gramStart"/>
-      <w:r>
-        <w:t>final results</w:t>
-      </w:r>
-      <w:proofErr w:type="gramEnd"/>
-      <w:r>
-        <w:t xml:space="preserve"> for a time window.</w:t>
+        <w:t>Watermarks are timestamps that instruct a streaming system when it is safe to stop waiting for more data to receive and create final results for a time window.</w:t>
       </w:r>
     </w:p>
     <w:p>
@@ -23570,15 +21732,7 @@
         <w:jc w:val="both"/>
       </w:pPr>
       <w:r>
-        <w:t xml:space="preserve">Imagine counting tweets </w:t>
-      </w:r>
-      <w:proofErr w:type="gramStart"/>
-      <w:r>
-        <w:t>in</w:t>
-      </w:r>
-      <w:proofErr w:type="gramEnd"/>
-      <w:r>
-        <w:t xml:space="preserve"> a</w:t>
+        <w:t>Imagine counting tweets in a</w:t>
       </w:r>
       <w:r>
         <w:t xml:space="preserve"> social media platform in a</w:t>
@@ -23632,15 +21786,7 @@
         <w:t xml:space="preserve">. </w:t>
       </w:r>
       <w:r>
-        <w:t xml:space="preserve">Any tweets from that </w:t>
-      </w:r>
-      <w:proofErr w:type="gramStart"/>
-      <w:r>
-        <w:t>time period</w:t>
-      </w:r>
-      <w:proofErr w:type="gramEnd"/>
-      <w:r>
-        <w:t xml:space="preserve"> arriving after 2:01:05 PM are considered "late"</w:t>
+        <w:t>Any tweets from that time period arriving after 2:01:05 PM are considered "late"</w:t>
       </w:r>
       <w:r>
         <w:t>.</w:t>
@@ -24116,15 +22262,7 @@
         <w:t>actual</w:t>
       </w:r>
       <w:r>
-        <w:t xml:space="preserve"> timestamps of the events in the stream. The watermark usually </w:t>
-      </w:r>
-      <w:proofErr w:type="gramStart"/>
-      <w:r>
-        <w:t>lags behind</w:t>
-      </w:r>
-      <w:proofErr w:type="gramEnd"/>
-      <w:r>
-        <w:t xml:space="preserve"> the maximum event time by a fixed duration. </w:t>
+        <w:t xml:space="preserve"> timestamps of the events in the stream. The watermark usually lags behind the maximum event time by a fixed duration. </w:t>
       </w:r>
     </w:p>
     <w:p>
@@ -24201,15 +22339,7 @@
         <w:jc w:val="both"/>
       </w:pPr>
       <w:r>
-        <w:t>Requires tuning of the "bounded out-of-</w:t>
-      </w:r>
-      <w:proofErr w:type="spellStart"/>
-      <w:r>
-        <w:t>orderness</w:t>
-      </w:r>
-      <w:proofErr w:type="spellEnd"/>
-      <w:r>
-        <w:t>" parameter</w:t>
+        <w:t>Requires tuning of the "bounded out-of-orderness" parameter</w:t>
       </w:r>
     </w:p>
     <w:p>
@@ -24276,15 +22406,7 @@
         <w:jc w:val="both"/>
       </w:pPr>
       <w:r>
-        <w:t xml:space="preserve">Periodic Watermarks: If the periodic interval is set correctly, periodic watermarks handle late events reasonably well. Events that arrive after the watermark for their time window are usually either </w:t>
-      </w:r>
-      <w:proofErr w:type="gramStart"/>
-      <w:r>
-        <w:t>dropped, or</w:t>
-      </w:r>
-      <w:proofErr w:type="gramEnd"/>
-      <w:r>
-        <w:t xml:space="preserve"> sent to a side output.</w:t>
+        <w:t>Periodic Watermarks: If the periodic interval is set correctly, periodic watermarks handle late events reasonably well. Events that arrive after the watermark for their time window are usually either dropped, or sent to a side output.</w:t>
       </w:r>
     </w:p>
     <w:p>
@@ -24306,23 +22428,7 @@
         <w:jc w:val="both"/>
       </w:pPr>
       <w:r>
-        <w:t xml:space="preserve">Event-time-based Watermarks: These are designed to deal with a bounded amount of lateness. The </w:t>
-      </w:r>
-      <w:proofErr w:type="spellStart"/>
-      <w:r>
-        <w:t>watermarkDelaySeconds</w:t>
-      </w:r>
-      <w:proofErr w:type="spellEnd"/>
-      <w:r>
-        <w:t xml:space="preserve"> parameter in your configuration - your Java code sets it to 5 seconds, while your config sets it to 20 seconds - specifies how much out-of-</w:t>
-      </w:r>
-      <w:proofErr w:type="spellStart"/>
-      <w:r>
-        <w:t>orderness</w:t>
-      </w:r>
-      <w:proofErr w:type="spellEnd"/>
-      <w:r>
-        <w:t xml:space="preserve"> is expected.</w:t>
+        <w:t>Event-time-based Watermarks: These are designed to deal with a bounded amount of lateness. The watermarkDelaySeconds parameter in your configuration - your Java code sets it to 5 seconds, while your config sets it to 20 seconds - specifies how much out-of-orderness is expected.</w:t>
       </w:r>
     </w:p>
     <w:p>
@@ -24363,15 +22469,7 @@
         <w:jc w:val="both"/>
       </w:pPr>
       <w:r>
-        <w:t xml:space="preserve">Balance of accuracy and performance: You can tune the </w:t>
-      </w:r>
-      <w:proofErr w:type="spellStart"/>
-      <w:r>
-        <w:t>watermarkDelaySeconds</w:t>
-      </w:r>
-      <w:proofErr w:type="spellEnd"/>
-      <w:r>
-        <w:t xml:space="preserve"> based on your observed lateness patterns without excessive computational overhead.</w:t>
+        <w:t>Balance of accuracy and performance: You can tune the watermarkDelaySeconds based on your observed lateness patterns without excessive computational overhead.</w:t>
       </w:r>
     </w:p>
     <w:p>
@@ -24439,15 +22537,7 @@
         <w:spacing w:after="0"/>
       </w:pPr>
       <w:r>
-        <w:t>Created docker-</w:t>
-      </w:r>
-      <w:proofErr w:type="spellStart"/>
-      <w:r>
-        <w:t>compose.yml</w:t>
-      </w:r>
-      <w:proofErr w:type="spellEnd"/>
-      <w:r>
-        <w:t xml:space="preserve"> with 5 services: </w:t>
+        <w:t xml:space="preserve">Created docker-compose.yml with 5 services: </w:t>
       </w:r>
     </w:p>
     <w:p>
@@ -24471,23 +22561,7 @@
         <w:spacing w:after="0"/>
       </w:pPr>
       <w:r>
-        <w:t xml:space="preserve">Flink </w:t>
-      </w:r>
-      <w:proofErr w:type="spellStart"/>
-      <w:r>
-        <w:t>JobManager</w:t>
-      </w:r>
-      <w:proofErr w:type="spellEnd"/>
-      <w:r>
-        <w:t xml:space="preserve"> &amp; 2 </w:t>
-      </w:r>
-      <w:proofErr w:type="spellStart"/>
-      <w:r>
-        <w:t>TaskManagers</w:t>
-      </w:r>
-      <w:proofErr w:type="spellEnd"/>
-      <w:r>
-        <w:t xml:space="preserve"> for processing</w:t>
+        <w:t>Flink JobManager &amp; 2 TaskManagers for processing</w:t>
       </w:r>
     </w:p>
     <w:p>
@@ -24498,13 +22572,8 @@
         </w:numPr>
         <w:spacing w:after="0"/>
       </w:pPr>
-      <w:proofErr w:type="spellStart"/>
-      <w:r>
-        <w:t>Kafdrop</w:t>
-      </w:r>
-      <w:proofErr w:type="spellEnd"/>
-      <w:r>
-        <w:t xml:space="preserve"> for Kafka UI monitoring</w:t>
+      <w:r>
+        <w:t>Kafdrop for Kafka UI monitoring</w:t>
       </w:r>
     </w:p>
     <w:p>
@@ -24528,15 +22597,7 @@
         <w:spacing w:after="0"/>
       </w:pPr>
       <w:r>
-        <w:t xml:space="preserve">Set up proper ports for external access (8081 for Flink UI, 9000 for </w:t>
-      </w:r>
-      <w:proofErr w:type="spellStart"/>
-      <w:r>
-        <w:t>Kafdrop</w:t>
-      </w:r>
-      <w:proofErr w:type="spellEnd"/>
-      <w:r>
-        <w:t>)</w:t>
+        <w:t>Set up proper ports for external access (8081 for Flink UI, 9000 for Kafdrop)</w:t>
       </w:r>
     </w:p>
     <w:p>
@@ -24571,15 +22632,7 @@
         <w:t>Downloaded datasets: Facebook and Twitter CSV files from provided GitHub link</w:t>
       </w:r>
       <w:r>
-        <w:t xml:space="preserve"> and dataset </w:t>
-      </w:r>
-      <w:proofErr w:type="gramStart"/>
-      <w:r>
-        <w:t>is</w:t>
-      </w:r>
-      <w:proofErr w:type="gramEnd"/>
-      <w:r>
-        <w:t xml:space="preserve"> modified to have more hashtags</w:t>
+        <w:t xml:space="preserve"> and dataset is modified to have more hashtags</w:t>
       </w:r>
       <w:r>
         <w:t xml:space="preserve"> for the experiment.</w:t>
@@ -24605,13 +22658,8 @@
         </w:numPr>
         <w:spacing w:after="0"/>
       </w:pPr>
-      <w:proofErr w:type="spellStart"/>
-      <w:r>
-        <w:t>facebook</w:t>
-      </w:r>
-      <w:proofErr w:type="spellEnd"/>
-      <w:r>
-        <w:t>-posts and twitter-posts topics</w:t>
+      <w:r>
+        <w:t>facebook-posts and twitter-posts topics</w:t>
       </w:r>
     </w:p>
     <w:p>
@@ -24816,15 +22864,7 @@
         <w:spacing w:after="0"/>
       </w:pPr>
       <w:r>
-        <w:t xml:space="preserve">Used </w:t>
-      </w:r>
-      <w:proofErr w:type="spellStart"/>
-      <w:r>
-        <w:t>config.yml</w:t>
-      </w:r>
-      <w:proofErr w:type="spellEnd"/>
-      <w:r>
-        <w:t xml:space="preserve"> for centralized configuration management</w:t>
+        <w:t>Used config.yml for centralized configuration management</w:t>
       </w:r>
     </w:p>
     <w:p>
@@ -24913,7 +22953,7 @@
           <w:noProof/>
         </w:rPr>
         <w:drawing>
-          <wp:anchor distT="0" distB="0" distL="114300" distR="114300" simplePos="0" relativeHeight="251681792" behindDoc="1" locked="0" layoutInCell="1" allowOverlap="1" wp14:anchorId="6C0FF406" wp14:editId="3F28F568">
+          <wp:anchor distT="0" distB="0" distL="114300" distR="114300" simplePos="0" relativeHeight="251681792" behindDoc="1" locked="0" layoutInCell="1" allowOverlap="1" wp14:anchorId="6C0FF406" wp14:editId="061D8320">
             <wp:simplePos x="0" y="0"/>
             <wp:positionH relativeFrom="column">
               <wp:posOffset>0</wp:posOffset>
@@ -24946,7 +22986,7 @@
                     </pic:cNvPicPr>
                   </pic:nvPicPr>
                   <pic:blipFill>
-                    <a:blip r:embed="rId28" cstate="print">
+                    <a:blip r:embed="rId33" cstate="print">
                       <a:extLst>
                         <a:ext uri="{28A0092B-C50C-407E-A947-70E740481C1C}">
                           <a14:useLocalDpi xmlns:a14="http://schemas.microsoft.com/office/drawing/2010/main" val="0"/>
@@ -24992,7 +23032,7 @@
         </w:rPr>
         <w:lastRenderedPageBreak/>
         <w:drawing>
-          <wp:anchor distT="0" distB="0" distL="114300" distR="114300" simplePos="0" relativeHeight="251680768" behindDoc="1" locked="0" layoutInCell="1" allowOverlap="1" wp14:anchorId="06719043" wp14:editId="6A14E884">
+          <wp:anchor distT="0" distB="0" distL="114300" distR="114300" simplePos="0" relativeHeight="251680768" behindDoc="1" locked="0" layoutInCell="1" allowOverlap="1" wp14:anchorId="06719043" wp14:editId="4F2629C6">
             <wp:simplePos x="0" y="0"/>
             <wp:positionH relativeFrom="column">
               <wp:posOffset>0</wp:posOffset>
@@ -25025,7 +23065,7 @@
                     </pic:cNvPicPr>
                   </pic:nvPicPr>
                   <pic:blipFill>
-                    <a:blip r:embed="rId29" cstate="print">
+                    <a:blip r:embed="rId34" cstate="print">
                       <a:extLst>
                         <a:ext uri="{28A0092B-C50C-407E-A947-70E740481C1C}">
                           <a14:useLocalDpi xmlns:a14="http://schemas.microsoft.com/office/drawing/2010/main" val="0"/>
@@ -25072,7 +23112,7 @@
           <w:noProof/>
         </w:rPr>
         <w:drawing>
-          <wp:anchor distT="0" distB="0" distL="114300" distR="114300" simplePos="0" relativeHeight="251679744" behindDoc="1" locked="0" layoutInCell="1" allowOverlap="1" wp14:anchorId="3392B5A4" wp14:editId="57AEDB03">
+          <wp:anchor distT="0" distB="0" distL="114300" distR="114300" simplePos="0" relativeHeight="251679744" behindDoc="1" locked="0" layoutInCell="1" allowOverlap="1" wp14:anchorId="3392B5A4" wp14:editId="116447E0">
             <wp:simplePos x="0" y="0"/>
             <wp:positionH relativeFrom="column">
               <wp:posOffset>0</wp:posOffset>
@@ -25105,7 +23145,7 @@
                     </pic:cNvPicPr>
                   </pic:nvPicPr>
                   <pic:blipFill>
-                    <a:blip r:embed="rId30" cstate="print">
+                    <a:blip r:embed="rId35" cstate="print">
                       <a:extLst>
                         <a:ext uri="{28A0092B-C50C-407E-A947-70E740481C1C}">
                           <a14:useLocalDpi xmlns:a14="http://schemas.microsoft.com/office/drawing/2010/main" val="0"/>
@@ -25143,7 +23183,7 @@
           <w:noProof/>
         </w:rPr>
         <w:drawing>
-          <wp:anchor distT="0" distB="0" distL="114300" distR="114300" simplePos="0" relativeHeight="251678720" behindDoc="1" locked="0" layoutInCell="1" allowOverlap="1" wp14:anchorId="3BF97E57" wp14:editId="3A1BCDB1">
+          <wp:anchor distT="0" distB="0" distL="114300" distR="114300" simplePos="0" relativeHeight="251678720" behindDoc="1" locked="0" layoutInCell="1" allowOverlap="1" wp14:anchorId="3BF97E57" wp14:editId="083C6E68">
             <wp:simplePos x="0" y="0"/>
             <wp:positionH relativeFrom="column">
               <wp:posOffset>0</wp:posOffset>
@@ -25176,7 +23216,7 @@
                     </pic:cNvPicPr>
                   </pic:nvPicPr>
                   <pic:blipFill>
-                    <a:blip r:embed="rId31" cstate="print">
+                    <a:blip r:embed="rId36" cstate="print">
                       <a:extLst>
                         <a:ext uri="{28A0092B-C50C-407E-A947-70E740481C1C}">
                           <a14:useLocalDpi xmlns:a14="http://schemas.microsoft.com/office/drawing/2010/main" val="0"/>
@@ -25413,15 +23453,7 @@
         <w:spacing w:after="0"/>
       </w:pPr>
       <w:r>
-        <w:t xml:space="preserve">Average Latency: 0.51-0.55 </w:t>
-      </w:r>
-      <w:proofErr w:type="spellStart"/>
-      <w:r>
-        <w:t>ms</w:t>
-      </w:r>
-      <w:proofErr w:type="spellEnd"/>
-      <w:r>
-        <w:t xml:space="preserve"> per message</w:t>
+        <w:t>Average Latency: 0.51-0.55 ms per message</w:t>
       </w:r>
     </w:p>
     <w:p>
@@ -25433,15 +23465,7 @@
         <w:spacing w:after="0"/>
       </w:pPr>
       <w:r>
-        <w:t xml:space="preserve">Peak Latency: 163 </w:t>
-      </w:r>
-      <w:proofErr w:type="spellStart"/>
-      <w:r>
-        <w:t>ms</w:t>
-      </w:r>
-      <w:proofErr w:type="spellEnd"/>
-      <w:r>
-        <w:t xml:space="preserve"> (likely GC or I/O spikes)</w:t>
+        <w:t>Peak Latency: 163 ms (likely GC or I/O spikes)</w:t>
       </w:r>
     </w:p>
     <w:p>
@@ -25485,15 +23509,7 @@
         <w:spacing w:after="0"/>
       </w:pPr>
       <w:r>
-        <w:t xml:space="preserve">Average Latency: 0.41-0.44 </w:t>
-      </w:r>
-      <w:proofErr w:type="spellStart"/>
-      <w:r>
-        <w:t>ms</w:t>
-      </w:r>
-      <w:proofErr w:type="spellEnd"/>
-      <w:r>
-        <w:t xml:space="preserve"> per message</w:t>
+        <w:t>Average Latency: 0.41-0.44 ms per message</w:t>
       </w:r>
     </w:p>
     <w:p>
@@ -25505,13 +23521,8 @@
         <w:spacing w:after="0"/>
       </w:pPr>
       <w:r>
-        <w:t xml:space="preserve">Peak Latency: 148 </w:t>
-      </w:r>
-      <w:proofErr w:type="spellStart"/>
-      <w:r>
-        <w:t>ms</w:t>
-      </w:r>
-      <w:proofErr w:type="spellEnd"/>
+        <w:t>Peak Latency: 148 ms</w:t>
+      </w:r>
     </w:p>
     <w:p>
       <w:pPr>
@@ -25661,15 +23672,7 @@
         <w:spacing w:after="0"/>
       </w:pPr>
       <w:r>
-        <w:t xml:space="preserve">Added </w:t>
-      </w:r>
-      <w:proofErr w:type="spellStart"/>
-      <w:r>
-        <w:t>env.setParallelism</w:t>
-      </w:r>
-      <w:proofErr w:type="spellEnd"/>
-      <w:r>
-        <w:t>(2) to force 2-way parallel processing</w:t>
+        <w:t>Added env.setParallelism(2) to force 2-way parallel processing</w:t>
       </w:r>
     </w:p>
     <w:p>
@@ -25701,23 +23704,7 @@
         <w:spacing w:after="0"/>
       </w:pPr>
       <w:r>
-        <w:t>Added .</w:t>
-      </w:r>
-      <w:proofErr w:type="spellStart"/>
-      <w:r>
-        <w:t>withIdleness</w:t>
-      </w:r>
-      <w:proofErr w:type="spellEnd"/>
-      <w:r>
-        <w:t>(</w:t>
-      </w:r>
-      <w:proofErr w:type="spellStart"/>
-      <w:r>
-        <w:t>Duration.ofSeconds</w:t>
-      </w:r>
-      <w:proofErr w:type="spellEnd"/>
-      <w:r>
-        <w:t>(2)) for partition-aware watermarking</w:t>
+        <w:t>Added .withIdleness(Duration.ofSeconds(2)) for partition-aware watermarking</w:t>
       </w:r>
     </w:p>
     <w:p>
@@ -25822,7 +23809,7 @@
           <w:noProof/>
         </w:rPr>
         <w:drawing>
-          <wp:anchor distT="0" distB="0" distL="114300" distR="114300" simplePos="0" relativeHeight="251682816" behindDoc="1" locked="0" layoutInCell="1" allowOverlap="1" wp14:anchorId="3AF8C128" wp14:editId="0A60AEBA">
+          <wp:anchor distT="0" distB="0" distL="114300" distR="114300" simplePos="0" relativeHeight="251682816" behindDoc="1" locked="0" layoutInCell="1" allowOverlap="1" wp14:anchorId="3AF8C128" wp14:editId="190C4EEC">
             <wp:simplePos x="0" y="0"/>
             <wp:positionH relativeFrom="column">
               <wp:posOffset>-161925</wp:posOffset>
@@ -25855,7 +23842,7 @@
                     </pic:cNvPicPr>
                   </pic:nvPicPr>
                   <pic:blipFill>
-                    <a:blip r:embed="rId32" cstate="print">
+                    <a:blip r:embed="rId37" cstate="print">
                       <a:extLst>
                         <a:ext uri="{28A0092B-C50C-407E-A947-70E740481C1C}">
                           <a14:useLocalDpi xmlns:a14="http://schemas.microsoft.com/office/drawing/2010/main" val="0"/>
@@ -25920,7 +23907,7 @@
         </w:rPr>
         <w:lastRenderedPageBreak/>
         <w:drawing>
-          <wp:anchor distT="0" distB="0" distL="114300" distR="114300" simplePos="0" relativeHeight="251684864" behindDoc="1" locked="0" layoutInCell="1" allowOverlap="1" wp14:anchorId="17E793A0" wp14:editId="47A7C5EB">
+          <wp:anchor distT="0" distB="0" distL="114300" distR="114300" simplePos="0" relativeHeight="251684864" behindDoc="1" locked="0" layoutInCell="1" allowOverlap="1" wp14:anchorId="17E793A0" wp14:editId="28B73F83">
             <wp:simplePos x="0" y="0"/>
             <wp:positionH relativeFrom="column">
               <wp:posOffset>-38100</wp:posOffset>
@@ -25953,7 +23940,7 @@
                     </pic:cNvPicPr>
                   </pic:nvPicPr>
                   <pic:blipFill>
-                    <a:blip r:embed="rId33" cstate="print">
+                    <a:blip r:embed="rId38" cstate="print">
                       <a:extLst>
                         <a:ext uri="{28A0092B-C50C-407E-A947-70E740481C1C}">
                           <a14:useLocalDpi xmlns:a14="http://schemas.microsoft.com/office/drawing/2010/main" val="0"/>
@@ -26014,7 +24001,7 @@
           <w:noProof/>
         </w:rPr>
         <w:drawing>
-          <wp:anchor distT="0" distB="0" distL="114300" distR="114300" simplePos="0" relativeHeight="251689984" behindDoc="1" locked="0" layoutInCell="1" allowOverlap="1" wp14:anchorId="59D65572" wp14:editId="50DCF4CA">
+          <wp:anchor distT="0" distB="0" distL="114300" distR="114300" simplePos="0" relativeHeight="251689984" behindDoc="1" locked="0" layoutInCell="1" allowOverlap="1" wp14:anchorId="59D65572" wp14:editId="57F68E20">
             <wp:simplePos x="0" y="0"/>
             <wp:positionH relativeFrom="column">
               <wp:posOffset>-85725</wp:posOffset>
@@ -26047,7 +24034,7 @@
                     </pic:cNvPicPr>
                   </pic:nvPicPr>
                   <pic:blipFill>
-                    <a:blip r:embed="rId34" cstate="print">
+                    <a:blip r:embed="rId39" cstate="print">
                       <a:extLst>
                         <a:ext uri="{28A0092B-C50C-407E-A947-70E740481C1C}">
                           <a14:useLocalDpi xmlns:a14="http://schemas.microsoft.com/office/drawing/2010/main" val="0"/>
@@ -26085,7 +24072,7 @@
           <w:noProof/>
         </w:rPr>
         <w:drawing>
-          <wp:anchor distT="0" distB="0" distL="114300" distR="114300" simplePos="0" relativeHeight="251688960" behindDoc="1" locked="0" layoutInCell="1" allowOverlap="1" wp14:anchorId="226DAFE3" wp14:editId="0AC208EC">
+          <wp:anchor distT="0" distB="0" distL="114300" distR="114300" simplePos="0" relativeHeight="251688960" behindDoc="1" locked="0" layoutInCell="1" allowOverlap="1" wp14:anchorId="226DAFE3" wp14:editId="0F29F707">
             <wp:simplePos x="0" y="0"/>
             <wp:positionH relativeFrom="column">
               <wp:posOffset>-85725</wp:posOffset>
@@ -26118,7 +24105,7 @@
                     </pic:cNvPicPr>
                   </pic:nvPicPr>
                   <pic:blipFill>
-                    <a:blip r:embed="rId35" cstate="print">
+                    <a:blip r:embed="rId40" cstate="print">
                       <a:extLst>
                         <a:ext uri="{28A0092B-C50C-407E-A947-70E740481C1C}">
                           <a14:useLocalDpi xmlns:a14="http://schemas.microsoft.com/office/drawing/2010/main" val="0"/>
@@ -26173,7 +24160,7 @@
           <w:noProof/>
         </w:rPr>
         <w:drawing>
-          <wp:anchor distT="0" distB="0" distL="114300" distR="114300" simplePos="0" relativeHeight="251686912" behindDoc="1" locked="0" layoutInCell="1" allowOverlap="1" wp14:anchorId="162A7C9B" wp14:editId="0CCF60D2">
+          <wp:anchor distT="0" distB="0" distL="114300" distR="114300" simplePos="0" relativeHeight="251686912" behindDoc="1" locked="0" layoutInCell="1" allowOverlap="1" wp14:anchorId="162A7C9B" wp14:editId="250014C8">
             <wp:simplePos x="0" y="0"/>
             <wp:positionH relativeFrom="column">
               <wp:posOffset>47625</wp:posOffset>
@@ -26206,7 +24193,7 @@
                     </pic:cNvPicPr>
                   </pic:nvPicPr>
                   <pic:blipFill>
-                    <a:blip r:embed="rId36" cstate="print">
+                    <a:blip r:embed="rId41" cstate="print">
                       <a:extLst>
                         <a:ext uri="{28A0092B-C50C-407E-A947-70E740481C1C}">
                           <a14:useLocalDpi xmlns:a14="http://schemas.microsoft.com/office/drawing/2010/main" val="0"/>
@@ -26277,7 +24264,7 @@
                     </pic:cNvPicPr>
                   </pic:nvPicPr>
                   <pic:blipFill rotWithShape="1">
-                    <a:blip r:embed="rId37" cstate="print">
+                    <a:blip r:embed="rId42" cstate="print">
                       <a:extLst>
                         <a:ext uri="{28A0092B-C50C-407E-A947-70E740481C1C}">
                           <a14:useLocalDpi xmlns:a14="http://schemas.microsoft.com/office/drawing/2010/main" val="0"/>
@@ -26326,7 +24313,7 @@
           <w:noProof/>
         </w:rPr>
         <w:drawing>
-          <wp:anchor distT="0" distB="0" distL="114300" distR="114300" simplePos="0" relativeHeight="251687936" behindDoc="1" locked="0" layoutInCell="1" allowOverlap="1" wp14:anchorId="2F16002B" wp14:editId="3E0CD18A">
+          <wp:anchor distT="0" distB="0" distL="114300" distR="114300" simplePos="0" relativeHeight="251687936" behindDoc="1" locked="0" layoutInCell="1" allowOverlap="1" wp14:anchorId="2F16002B" wp14:editId="7232E174">
             <wp:simplePos x="0" y="0"/>
             <wp:positionH relativeFrom="column">
               <wp:posOffset>57150</wp:posOffset>
@@ -26359,7 +24346,7 @@
                     </pic:cNvPicPr>
                   </pic:nvPicPr>
                   <pic:blipFill>
-                    <a:blip r:embed="rId38" cstate="print">
+                    <a:blip r:embed="rId43" cstate="print">
                       <a:extLst>
                         <a:ext uri="{28A0092B-C50C-407E-A947-70E740481C1C}">
                           <a14:useLocalDpi xmlns:a14="http://schemas.microsoft.com/office/drawing/2010/main" val="0"/>
@@ -27085,48 +25072,52 @@
                 <w:sz w:val="22"/>
                 <w:szCs w:val="22"/>
               </w:rPr>
-              <w:t xml:space="preserve">0.5 </w:t>
-            </w:r>
-            <w:proofErr w:type="spellStart"/>
-            <w:r>
+              <w:t>0.5 ms</w:t>
+            </w:r>
+          </w:p>
+        </w:tc>
+        <w:tc>
+          <w:tcPr>
+            <w:tcW w:w="0" w:type="auto"/>
+            <w:hideMark/>
+          </w:tcPr>
+          <w:p>
+            <w:pPr>
+              <w:spacing w:line="278" w:lineRule="auto"/>
               <w:rPr>
                 <w:sz w:val="22"/>
                 <w:szCs w:val="22"/>
               </w:rPr>
-              <w:t>ms</w:t>
-            </w:r>
-            <w:proofErr w:type="spellEnd"/>
-          </w:p>
-        </w:tc>
-        <w:tc>
-          <w:tcPr>
-            <w:tcW w:w="0" w:type="auto"/>
-            <w:hideMark/>
-          </w:tcPr>
-          <w:p>
-            <w:pPr>
-              <w:spacing w:line="278" w:lineRule="auto"/>
+            </w:pPr>
+            <w:r>
               <w:rPr>
                 <w:sz w:val="22"/>
                 <w:szCs w:val="22"/>
               </w:rPr>
-            </w:pPr>
-            <w:r>
+              <w:t>~1.5 ms</w:t>
+            </w:r>
+          </w:p>
+        </w:tc>
+        <w:tc>
+          <w:tcPr>
+            <w:tcW w:w="0" w:type="auto"/>
+            <w:hideMark/>
+          </w:tcPr>
+          <w:p>
+            <w:pPr>
+              <w:spacing w:line="278" w:lineRule="auto"/>
               <w:rPr>
                 <w:sz w:val="22"/>
                 <w:szCs w:val="22"/>
               </w:rPr>
-              <w:t xml:space="preserve">~1.5 </w:t>
-            </w:r>
-            <w:proofErr w:type="spellStart"/>
+            </w:pPr>
             <w:r>
               <w:rPr>
                 <w:sz w:val="22"/>
                 <w:szCs w:val="22"/>
               </w:rPr>
-              <w:t>ms</w:t>
-            </w:r>
-            <w:proofErr w:type="spellEnd"/>
+              <w:t>+200%</w:t>
+            </w:r>
           </w:p>
         </w:tc>
         <w:tc>
@@ -27147,10 +25138,12 @@
                 <w:sz w:val="22"/>
                 <w:szCs w:val="22"/>
               </w:rPr>
-              <w:t>+200%</w:t>
-            </w:r>
-          </w:p>
-        </w:tc>
+              <w:t>Coordination overhead</w:t>
+            </w:r>
+          </w:p>
+        </w:tc>
+      </w:tr>
+      <w:tr>
         <w:tc>
           <w:tcPr>
             <w:tcW w:w="0" w:type="auto"/>
@@ -27169,7 +25162,95 @@
                 <w:sz w:val="22"/>
                 <w:szCs w:val="22"/>
               </w:rPr>
-              <w:t>Coordination overhead</w:t>
+              <w:t>Twitter Avg</w:t>
+            </w:r>
+          </w:p>
+        </w:tc>
+        <w:tc>
+          <w:tcPr>
+            <w:tcW w:w="0" w:type="auto"/>
+            <w:hideMark/>
+          </w:tcPr>
+          <w:p>
+            <w:pPr>
+              <w:spacing w:line="278" w:lineRule="auto"/>
+              <w:rPr>
+                <w:sz w:val="22"/>
+                <w:szCs w:val="22"/>
+              </w:rPr>
+            </w:pPr>
+            <w:r>
+              <w:rPr>
+                <w:sz w:val="22"/>
+                <w:szCs w:val="22"/>
+              </w:rPr>
+              <w:t>0.4 ms</w:t>
+            </w:r>
+          </w:p>
+        </w:tc>
+        <w:tc>
+          <w:tcPr>
+            <w:tcW w:w="0" w:type="auto"/>
+            <w:hideMark/>
+          </w:tcPr>
+          <w:p>
+            <w:pPr>
+              <w:spacing w:line="278" w:lineRule="auto"/>
+              <w:rPr>
+                <w:sz w:val="22"/>
+                <w:szCs w:val="22"/>
+              </w:rPr>
+            </w:pPr>
+            <w:r>
+              <w:rPr>
+                <w:sz w:val="22"/>
+                <w:szCs w:val="22"/>
+              </w:rPr>
+              <w:t>1.95 ms</w:t>
+            </w:r>
+          </w:p>
+        </w:tc>
+        <w:tc>
+          <w:tcPr>
+            <w:tcW w:w="0" w:type="auto"/>
+            <w:hideMark/>
+          </w:tcPr>
+          <w:p>
+            <w:pPr>
+              <w:spacing w:line="278" w:lineRule="auto"/>
+              <w:rPr>
+                <w:sz w:val="22"/>
+                <w:szCs w:val="22"/>
+              </w:rPr>
+            </w:pPr>
+            <w:r>
+              <w:rPr>
+                <w:sz w:val="22"/>
+                <w:szCs w:val="22"/>
+              </w:rPr>
+              <w:t>+388%</w:t>
+            </w:r>
+          </w:p>
+        </w:tc>
+        <w:tc>
+          <w:tcPr>
+            <w:tcW w:w="0" w:type="auto"/>
+            <w:hideMark/>
+          </w:tcPr>
+          <w:p>
+            <w:pPr>
+              <w:spacing w:line="278" w:lineRule="auto"/>
+              <w:rPr>
+                <w:sz w:val="22"/>
+                <w:szCs w:val="22"/>
+              </w:rPr>
+            </w:pPr>
+            <w:r>
+              <w:rPr>
+                <w:sz w:val="22"/>
+                <w:szCs w:val="22"/>
+              </w:rPr>
+              <w:t>Partition synchronization</w:t>
             </w:r>
           </w:p>
         </w:tc>
@@ -27193,7 +25274,7 @@
                 <w:sz w:val="22"/>
                 <w:szCs w:val="22"/>
               </w:rPr>
-              <w:t>Twitter Avg</w:t>
+              <w:t>Twitter Max</w:t>
             </w:r>
           </w:p>
         </w:tc>
@@ -27215,178 +25296,30 @@
                 <w:sz w:val="22"/>
                 <w:szCs w:val="22"/>
               </w:rPr>
-              <w:t xml:space="preserve">0.4 </w:t>
-            </w:r>
-            <w:proofErr w:type="spellStart"/>
-            <w:r>
+              <w:t>148 ms</w:t>
+            </w:r>
+          </w:p>
+        </w:tc>
+        <w:tc>
+          <w:tcPr>
+            <w:tcW w:w="0" w:type="auto"/>
+            <w:hideMark/>
+          </w:tcPr>
+          <w:p>
+            <w:pPr>
+              <w:spacing w:line="278" w:lineRule="auto"/>
               <w:rPr>
                 <w:sz w:val="22"/>
                 <w:szCs w:val="22"/>
               </w:rPr>
-              <w:t>ms</w:t>
-            </w:r>
-            <w:proofErr w:type="spellEnd"/>
-          </w:p>
-        </w:tc>
-        <w:tc>
-          <w:tcPr>
-            <w:tcW w:w="0" w:type="auto"/>
-            <w:hideMark/>
-          </w:tcPr>
-          <w:p>
-            <w:pPr>
-              <w:spacing w:line="278" w:lineRule="auto"/>
+            </w:pPr>
+            <w:r>
               <w:rPr>
                 <w:sz w:val="22"/>
                 <w:szCs w:val="22"/>
               </w:rPr>
-            </w:pPr>
-            <w:r>
-              <w:rPr>
-                <w:sz w:val="22"/>
-                <w:szCs w:val="22"/>
-              </w:rPr>
-              <w:t xml:space="preserve">1.95 </w:t>
-            </w:r>
-            <w:proofErr w:type="spellStart"/>
-            <w:r>
-              <w:rPr>
-                <w:sz w:val="22"/>
-                <w:szCs w:val="22"/>
-              </w:rPr>
-              <w:t>ms</w:t>
-            </w:r>
-            <w:proofErr w:type="spellEnd"/>
-          </w:p>
-        </w:tc>
-        <w:tc>
-          <w:tcPr>
-            <w:tcW w:w="0" w:type="auto"/>
-            <w:hideMark/>
-          </w:tcPr>
-          <w:p>
-            <w:pPr>
-              <w:spacing w:line="278" w:lineRule="auto"/>
-              <w:rPr>
-                <w:sz w:val="22"/>
-                <w:szCs w:val="22"/>
-              </w:rPr>
-            </w:pPr>
-            <w:r>
-              <w:rPr>
-                <w:sz w:val="22"/>
-                <w:szCs w:val="22"/>
-              </w:rPr>
-              <w:t>+388%</w:t>
-            </w:r>
-          </w:p>
-        </w:tc>
-        <w:tc>
-          <w:tcPr>
-            <w:tcW w:w="0" w:type="auto"/>
-            <w:hideMark/>
-          </w:tcPr>
-          <w:p>
-            <w:pPr>
-              <w:spacing w:line="278" w:lineRule="auto"/>
-              <w:rPr>
-                <w:sz w:val="22"/>
-                <w:szCs w:val="22"/>
-              </w:rPr>
-            </w:pPr>
-            <w:r>
-              <w:rPr>
-                <w:sz w:val="22"/>
-                <w:szCs w:val="22"/>
-              </w:rPr>
-              <w:t>Partition synchronization</w:t>
-            </w:r>
-          </w:p>
-        </w:tc>
-      </w:tr>
-      <w:tr>
-        <w:tc>
-          <w:tcPr>
-            <w:tcW w:w="0" w:type="auto"/>
-            <w:hideMark/>
-          </w:tcPr>
-          <w:p>
-            <w:pPr>
-              <w:spacing w:line="278" w:lineRule="auto"/>
-              <w:rPr>
-                <w:sz w:val="22"/>
-                <w:szCs w:val="22"/>
-              </w:rPr>
-            </w:pPr>
-            <w:r>
-              <w:rPr>
-                <w:sz w:val="22"/>
-                <w:szCs w:val="22"/>
-              </w:rPr>
-              <w:t>Twitter Max</w:t>
-            </w:r>
-          </w:p>
-        </w:tc>
-        <w:tc>
-          <w:tcPr>
-            <w:tcW w:w="0" w:type="auto"/>
-            <w:hideMark/>
-          </w:tcPr>
-          <w:p>
-            <w:pPr>
-              <w:spacing w:line="278" w:lineRule="auto"/>
-              <w:rPr>
-                <w:sz w:val="22"/>
-                <w:szCs w:val="22"/>
-              </w:rPr>
-            </w:pPr>
-            <w:r>
-              <w:rPr>
-                <w:sz w:val="22"/>
-                <w:szCs w:val="22"/>
-              </w:rPr>
-              <w:t xml:space="preserve">148 </w:t>
-            </w:r>
-            <w:proofErr w:type="spellStart"/>
-            <w:r>
-              <w:rPr>
-                <w:sz w:val="22"/>
-                <w:szCs w:val="22"/>
-              </w:rPr>
-              <w:t>ms</w:t>
-            </w:r>
-            <w:proofErr w:type="spellEnd"/>
-          </w:p>
-        </w:tc>
-        <w:tc>
-          <w:tcPr>
-            <w:tcW w:w="0" w:type="auto"/>
-            <w:hideMark/>
-          </w:tcPr>
-          <w:p>
-            <w:pPr>
-              <w:spacing w:line="278" w:lineRule="auto"/>
-              <w:rPr>
-                <w:sz w:val="22"/>
-                <w:szCs w:val="22"/>
-              </w:rPr>
-            </w:pPr>
-            <w:r>
-              <w:rPr>
-                <w:sz w:val="22"/>
-                <w:szCs w:val="22"/>
-              </w:rPr>
-              <w:t xml:space="preserve">81 </w:t>
-            </w:r>
-            <w:proofErr w:type="spellStart"/>
-            <w:r>
-              <w:rPr>
-                <w:sz w:val="22"/>
-                <w:szCs w:val="22"/>
-              </w:rPr>
-              <w:t>ms</w:t>
-            </w:r>
-            <w:proofErr w:type="spellEnd"/>
+              <w:t>81 ms</w:t>
+            </w:r>
           </w:p>
         </w:tc>
         <w:tc>
@@ -28225,15 +26158,7 @@
         <w:spacing w:after="0"/>
       </w:pPr>
       <w:r>
-        <w:t xml:space="preserve">Both </w:t>
-      </w:r>
-      <w:proofErr w:type="spellStart"/>
-      <w:r>
-        <w:t>TaskManagers</w:t>
-      </w:r>
-      <w:proofErr w:type="spellEnd"/>
-      <w:r>
-        <w:t xml:space="preserve"> active (0% unassigned resources)</w:t>
+        <w:t>Both TaskManagers active (0% unassigned resources)</w:t>
       </w:r>
     </w:p>
     <w:p>
@@ -28312,15 +26237,8 @@
         </w:numPr>
         <w:spacing w:after="0"/>
       </w:pPr>
-      <w:proofErr w:type="spellStart"/>
-      <w:proofErr w:type="gramStart"/>
-      <w:r>
-        <w:t>TaskManager</w:t>
-      </w:r>
-      <w:proofErr w:type="spellEnd"/>
-      <w:proofErr w:type="gramEnd"/>
-      <w:r>
-        <w:t xml:space="preserve"> 1: Active processing (0% unassigned)</w:t>
+      <w:r>
+        <w:t>TaskManager 1: Active processing (0% unassigned)</w:t>
       </w:r>
     </w:p>
     <w:p>
@@ -28331,15 +26249,8 @@
         </w:numPr>
         <w:spacing w:after="0"/>
       </w:pPr>
-      <w:proofErr w:type="spellStart"/>
-      <w:proofErr w:type="gramStart"/>
-      <w:r>
-        <w:t>TaskManager</w:t>
-      </w:r>
-      <w:proofErr w:type="spellEnd"/>
-      <w:proofErr w:type="gramEnd"/>
-      <w:r>
-        <w:t xml:space="preserve"> 2: Active processing (0% unassigned)</w:t>
+      <w:r>
+        <w:t>TaskManager 2: Active processing (0% unassigned)</w:t>
       </w:r>
     </w:p>
     <w:p>
@@ -28351,15 +26262,7 @@
         <w:spacing w:after="0"/>
       </w:pPr>
       <w:r>
-        <w:t xml:space="preserve">Better memory utilization: Both </w:t>
-      </w:r>
-      <w:proofErr w:type="spellStart"/>
-      <w:r>
-        <w:t>TaskManagers</w:t>
-      </w:r>
-      <w:proofErr w:type="spellEnd"/>
-      <w:r>
-        <w:t xml:space="preserve"> enga</w:t>
+        <w:t>Better memory utilization: Both TaskManagers enga</w:t>
       </w:r>
       <w:r>
         <w:t>ged</w:t>
@@ -28475,15 +26378,7 @@
         <w:spacing w:after="0"/>
       </w:pPr>
       <w:r>
-        <w:t xml:space="preserve">100% CPU on both </w:t>
-      </w:r>
-      <w:proofErr w:type="spellStart"/>
-      <w:r>
-        <w:t>TaskManagers</w:t>
-      </w:r>
-      <w:proofErr w:type="spellEnd"/>
-      <w:r>
-        <w:t xml:space="preserve"> (inefficient)</w:t>
+        <w:t>100% CPU on both TaskManagers (inefficient)</w:t>
       </w:r>
     </w:p>
     <w:p>
@@ -28533,13 +26428,8 @@
         <w:spacing w:after="0"/>
       </w:pPr>
       <w:r>
-        <w:t xml:space="preserve">Distributed load across </w:t>
-      </w:r>
-      <w:proofErr w:type="spellStart"/>
-      <w:r>
-        <w:t>TaskManagers</w:t>
-      </w:r>
-      <w:proofErr w:type="spellEnd"/>
+        <w:t>Distributed load across TaskManagers</w:t>
+      </w:r>
     </w:p>
     <w:p>
       <w:pPr>
@@ -28716,15 +26606,7 @@
         <w:spacing w:after="0"/>
       </w:pPr>
       <w:r>
-        <w:t xml:space="preserve">Load distribution (balanced </w:t>
-      </w:r>
-      <w:proofErr w:type="spellStart"/>
-      <w:r>
-        <w:t>TaskManagers</w:t>
-      </w:r>
-      <w:proofErr w:type="spellEnd"/>
-      <w:r>
-        <w:t>)</w:t>
+        <w:t>Load distribution (balanced TaskManagers)</w:t>
       </w:r>
     </w:p>
     <w:p>
@@ -28779,15 +26661,7 @@
         <w:jc w:val="both"/>
       </w:pPr>
       <w:r>
-        <w:t xml:space="preserve">This comprehensive survey </w:t>
-      </w:r>
-      <w:proofErr w:type="gramStart"/>
-      <w:r>
-        <w:t>looks into</w:t>
-      </w:r>
-      <w:proofErr w:type="gramEnd"/>
-      <w:r>
-        <w:t xml:space="preserve"> big data technologies that have been integrated in the development, verification, and deployment of Large Language Models based on international research from 2024-2025. We analyze research from the leading institutions in the United States, Europe, Canada, and other regions to understand how big data concepts and technologies are transforming the LLM lifecycle.</w:t>
+        <w:t>This comprehensive survey looks into big data technologies that have been integrated in the development, verification, and deployment of Large Language Models based on international research from 2024-2025. We analyze research from the leading institutions in the United States, Europe, Canada, and other regions to understand how big data concepts and technologies are transforming the LLM lifecycle.</w:t>
       </w:r>
     </w:p>
     <w:p>
@@ -28816,7 +26690,6 @@
       <w:r>
         <w:t xml:space="preserve">he University of Maryland created the </w:t>
       </w:r>
-      <w:proofErr w:type="spellStart"/>
       <w:r>
         <w:rPr>
           <w:b/>
@@ -28826,7 +26699,6 @@
         </w:rPr>
         <w:t>AxoNN</w:t>
       </w:r>
-      <w:proofErr w:type="spellEnd"/>
       <w:r>
         <w:t xml:space="preserve"> system, which uses tens of thousands of interconnected computer processors to train AI models with up to one trillion parameters [1]. This is one of the biggest attempts at AI training that academic researchers have ever made. The main difficulty is that no single computer can handle these enormous models, so researchers must divide the work among thousands of machines in a coordinated manner.</w:t>
       </w:r>
@@ -28860,17 +26732,8 @@
         <w:jc w:val="both"/>
       </w:pPr>
       <w:r>
-        <w:t xml:space="preserve">The actual training consists of feeding this preprocessed data to the AI model millions of times, with each training step requiring complex mathematical calculations across all the model's parameters. Duan et al. (2024) conducted an extensive survey of distributed training methods and found that if properly tuned, modern systems can reach efficiencies above 90%, meaning most of the computing power is </w:t>
-      </w:r>
-      <w:proofErr w:type="gramStart"/>
-      <w:r>
-        <w:t>actually used</w:t>
-      </w:r>
-      <w:proofErr w:type="gramEnd"/>
-      <w:r>
-        <w:t xml:space="preserve"> for learning rather than being wasted on the coordination between machines [3]. Researchers at Amazon Web Services have also made critical contributions by designing specialized computer chips called </w:t>
-      </w:r>
-      <w:proofErr w:type="spellStart"/>
+        <w:t xml:space="preserve">The actual training consists of feeding this preprocessed data to the AI model millions of times, with each training step requiring complex mathematical calculations across all the model's parameters. Duan et al. (2024) conducted an extensive survey of distributed training methods and found that if properly tuned, modern systems can reach efficiencies above 90%, meaning most of the computing power is actually used for learning rather than being wasted on the coordination between machines [3]. Researchers at Amazon Web Services have also made critical contributions by designing specialized computer chips called </w:t>
+      </w:r>
       <w:r>
         <w:rPr>
           <w:b/>
@@ -28880,7 +26743,6 @@
         </w:rPr>
         <w:t>Trainium</w:t>
       </w:r>
-      <w:proofErr w:type="spellEnd"/>
       <w:r>
         <w:t>, which are tailor-made for AI training and offer better performance per dollar compared to traditional graphics cards [4]. These advances in both software coordination and hardware design have made it possible to train increasingly powerful language models while managing the enormous computational and data processing tasks that would have been impossible just a few years ago.</w:t>
       </w:r>
@@ -28906,35 +26768,7 @@
         <w:rPr>
           <w:highlight w:val="yellow"/>
         </w:rPr>
-        <w:t xml:space="preserve">Large language models pose a unique set of challenges when it comes to assessing </w:t>
-      </w:r>
-      <w:proofErr w:type="gramStart"/>
-      <w:r>
-        <w:rPr>
-          <w:highlight w:val="yellow"/>
-        </w:rPr>
-        <w:t>whether or not</w:t>
-      </w:r>
-      <w:proofErr w:type="gramEnd"/>
-      <w:r>
-        <w:rPr>
-          <w:highlight w:val="yellow"/>
-        </w:rPr>
-        <w:t xml:space="preserve"> they work correctly, challenges that traditional testing methods cannot handle effectively. While you can check if certain functions produce a specific output in conventional software, language models create creative text that can be correct in </w:t>
-      </w:r>
-      <w:proofErr w:type="gramStart"/>
-      <w:r>
-        <w:rPr>
-          <w:highlight w:val="yellow"/>
-        </w:rPr>
-        <w:t>many different ways</w:t>
-      </w:r>
-      <w:proofErr w:type="gramEnd"/>
-      <w:r>
-        <w:rPr>
-          <w:highlight w:val="yellow"/>
-        </w:rPr>
-        <w:t>, making evaluation much more complex. Traditional metrics, such as BLEU scores, which are based on counting matching words between model outputs and reference answers, have proven inadequate for assessing modern AI language capabilities.</w:t>
+        <w:t>Large language models pose a unique set of challenges when it comes to assessing whether or not they work correctly, challenges that traditional testing methods cannot handle effectively. While you can check if certain functions produce a specific output in conventional software, language models create creative text that can be correct in many different ways, making evaluation much more complex. Traditional metrics, such as BLEU scores, which are based on counting matching words between model outputs and reference answers, have proven inadequate for assessing modern AI language capabilities.</w:t>
       </w:r>
       <w:r>
         <w:t xml:space="preserve"> This limitation has driven researchers to devise innovative evaluation methodologies using AI itself to judge the performances of artificial intelligence.</w:t>
@@ -29005,15 +26839,7 @@
         <w:t>have</w:t>
       </w:r>
       <w:r>
-        <w:t xml:space="preserve"> unique engineering challenges. </w:t>
-      </w:r>
-      <w:proofErr w:type="gramStart"/>
-      <w:r>
-        <w:t>In particular, during</w:t>
-      </w:r>
-      <w:proofErr w:type="gramEnd"/>
-      <w:r>
-        <w:t xml:space="preserve"> inference, the system needs to process the user inputs quickly while managing enormous model parameters, which can take hundreds of gigabytes of memory. </w:t>
+        <w:t xml:space="preserve"> unique engineering challenges. In particular, during inference, the system needs to process the user inputs quickly while managing enormous model parameters, which can take hundreds of gigabytes of memory. </w:t>
       </w:r>
       <w:r>
         <w:rPr>
@@ -29078,23 +26904,7 @@
     </w:p>
     <w:p>
       <w:r>
-        <w:t xml:space="preserve">[1] Singh, S., Singhania, P., Ranjan, A., Kirchenbauer, J., </w:t>
-      </w:r>
-      <w:proofErr w:type="spellStart"/>
-      <w:r>
-        <w:t>Geiping</w:t>
-      </w:r>
-      <w:proofErr w:type="spellEnd"/>
-      <w:r>
-        <w:t xml:space="preserve">, J., Wen, Y., Jain, N., Hans, A., Shu, M., Tomar, A., Goldstein, T., &amp; </w:t>
-      </w:r>
-      <w:proofErr w:type="spellStart"/>
-      <w:r>
-        <w:t>Bhatele</w:t>
-      </w:r>
-      <w:proofErr w:type="spellEnd"/>
-      <w:r>
-        <w:t xml:space="preserve">, A. (2024). Democratizing AI: Open-source Scalable LLM Training on GPU-based Supercomputers. </w:t>
+        <w:t xml:space="preserve">[1] Singh, S., Singhania, P., Ranjan, A., Kirchenbauer, J., Geiping, J., Wen, Y., Jain, N., Hans, A., Shu, M., Tomar, A., Goldstein, T., &amp; Bhatele, A. (2024). Democratizing AI: Open-source Scalable LLM Training on GPU-based Supercomputers. </w:t>
       </w:r>
       <w:r>
         <w:rPr>
@@ -29116,47 +26926,22 @@
           <w:i/>
           <w:iCs/>
         </w:rPr>
-        <w:t>Proceedings of the Twentieth European Conference on Computer Systems (</w:t>
-      </w:r>
-      <w:proofErr w:type="spellStart"/>
+        <w:t>Proceedings of the Twentieth European Conference on Computer Systems (EuroSys '25)</w:t>
+      </w:r>
+      <w:r>
+        <w:t>. DOI: 10.1145/3689031.3717461</w:t>
+      </w:r>
+    </w:p>
+    <w:p>
+      <w:r>
+        <w:t xml:space="preserve">[3] Duan, J., Zhang, S., Wang, Z., Jiang, L., Qu, W., Hu, Q., Wang, G., et al. (2024). Efficient Training of Large Language Models on Distributed Infrastructures: A Survey. </w:t>
+      </w:r>
       <w:r>
         <w:rPr>
           <w:i/>
           <w:iCs/>
         </w:rPr>
-        <w:t>EuroSys</w:t>
-      </w:r>
-      <w:proofErr w:type="spellEnd"/>
-      <w:r>
-        <w:rPr>
-          <w:i/>
-          <w:iCs/>
-        </w:rPr>
-        <w:t xml:space="preserve"> '25)</w:t>
-      </w:r>
-      <w:r>
-        <w:t>. DOI: 10.1145/3689031.3717461</w:t>
-      </w:r>
-    </w:p>
-    <w:p>
-      <w:r>
-        <w:t xml:space="preserve">[3] Duan, J., Zhang, S., Wang, Z., Jiang, L., Qu, W., Hu, Q., Wang, G., et al. (2024). Efficient Training of Large Language Models on Distributed Infrastructures: A Survey. </w:t>
-      </w:r>
-      <w:proofErr w:type="spellStart"/>
-      <w:r>
-        <w:rPr>
-          <w:i/>
-          <w:iCs/>
-        </w:rPr>
-        <w:t>arXiv</w:t>
-      </w:r>
-      <w:proofErr w:type="spellEnd"/>
-      <w:r>
-        <w:rPr>
-          <w:i/>
-          <w:iCs/>
-        </w:rPr>
-        <w:t xml:space="preserve"> preprint arXiv:2407.20018</w:t>
+        <w:t>arXiv preprint arXiv:2407.20018</w:t>
       </w:r>
       <w:r>
         <w:t>.</w:t>
@@ -29165,15 +26950,7 @@
     <w:p>
       <w:r>
         <w:lastRenderedPageBreak/>
-        <w:t xml:space="preserve">[4] Fan, H., Zhou, H., Huang, G., Raman, P., Fu, X., Gupta, G., Ram, D., Wang, Y., &amp; Huan, J. (2024). Distributed Training of Large Language Models on AWS </w:t>
-      </w:r>
-      <w:proofErr w:type="spellStart"/>
-      <w:r>
-        <w:t>Trainium</w:t>
-      </w:r>
-      <w:proofErr w:type="spellEnd"/>
-      <w:r>
-        <w:t xml:space="preserve">. </w:t>
+        <w:t xml:space="preserve">[4] Fan, H., Zhou, H., Huang, G., Raman, P., Fu, X., Gupta, G., Ram, D., Wang, Y., &amp; Huan, J. (2024). Distributed Training of Large Language Models on AWS Trainium. </w:t>
       </w:r>
       <w:r>
         <w:rPr>
@@ -29215,7 +26992,7 @@
       <w:r>
         <w:t xml:space="preserve">. Available: </w:t>
       </w:r>
-      <w:hyperlink r:id="rId39" w:history="1">
+      <w:hyperlink r:id="rId44" w:history="1">
         <w:r>
           <w:rPr>
             <w:rStyle w:val="Hyperlink"/>
@@ -29238,7 +27015,7 @@
       <w:r>
         <w:t xml:space="preserve">. Available: </w:t>
       </w:r>
-      <w:hyperlink r:id="rId40" w:history="1">
+      <w:hyperlink r:id="rId45" w:history="1">
         <w:r>
           <w:rPr>
             <w:rStyle w:val="Hyperlink"/>
@@ -29365,6 +27142,59 @@
     </w:lvl>
   </w:abstractNum>
   <w:abstractNum w:abstractNumId="2" w15:restartNumberingAfterBreak="0">
+    <w:nsid w:val="8E7B3BA2"/>
+    <w:multiLevelType w:val="hybridMultilevel"/>
+    <w:tmpl w:val="FFFFFFFF"/>
+    <w:lvl w:ilvl="0" w:tplc="FFFFFFFF">
+      <w:start w:val="1"/>
+      <w:numFmt w:val="ideographDigital"/>
+      <w:lvlText w:val=""/>
+      <w:lvlJc w:val="left"/>
+    </w:lvl>
+    <w:lvl w:ilvl="1" w:tplc="EA471C2D">
+      <w:start w:val="1"/>
+      <w:numFmt w:val="bullet"/>
+      <w:lvlText w:val="•"/>
+      <w:lvlJc w:val="left"/>
+    </w:lvl>
+    <w:lvl w:ilvl="2" w:tplc="1476F16E">
+      <w:start w:val="1"/>
+      <w:numFmt w:val="bullet"/>
+      <w:lvlText w:val="•"/>
+      <w:lvlJc w:val="left"/>
+    </w:lvl>
+    <w:lvl w:ilvl="3" w:tplc="FFFFFFFF">
+      <w:numFmt w:val="decimal"/>
+      <w:lvlText w:val=""/>
+      <w:lvlJc w:val="left"/>
+    </w:lvl>
+    <w:lvl w:ilvl="4" w:tplc="FFFFFFFF">
+      <w:numFmt w:val="decimal"/>
+      <w:lvlText w:val=""/>
+      <w:lvlJc w:val="left"/>
+    </w:lvl>
+    <w:lvl w:ilvl="5" w:tplc="FFFFFFFF">
+      <w:numFmt w:val="decimal"/>
+      <w:lvlText w:val=""/>
+      <w:lvlJc w:val="left"/>
+    </w:lvl>
+    <w:lvl w:ilvl="6" w:tplc="FFFFFFFF">
+      <w:numFmt w:val="decimal"/>
+      <w:lvlText w:val=""/>
+      <w:lvlJc w:val="left"/>
+    </w:lvl>
+    <w:lvl w:ilvl="7" w:tplc="FFFFFFFF">
+      <w:numFmt w:val="decimal"/>
+      <w:lvlText w:val=""/>
+      <w:lvlJc w:val="left"/>
+    </w:lvl>
+    <w:lvl w:ilvl="8" w:tplc="FFFFFFFF">
+      <w:numFmt w:val="decimal"/>
+      <w:lvlText w:val=""/>
+      <w:lvlJc w:val="left"/>
+    </w:lvl>
+  </w:abstractNum>
+  <w:abstractNum w:abstractNumId="3" w15:restartNumberingAfterBreak="0">
     <w:nsid w:val="A3D16A95"/>
     <w:multiLevelType w:val="hybridMultilevel"/>
     <w:tmpl w:val="FFFFFFFF"/>
@@ -29415,7 +27245,7 @@
       <w:lvlJc w:val="left"/>
     </w:lvl>
   </w:abstractNum>
-  <w:abstractNum w:abstractNumId="3" w15:restartNumberingAfterBreak="0">
+  <w:abstractNum w:abstractNumId="4" w15:restartNumberingAfterBreak="0">
     <w:nsid w:val="D03A71F4"/>
     <w:multiLevelType w:val="hybridMultilevel"/>
     <w:tmpl w:val="FFFFFFFF"/>
@@ -29466,7 +27296,7 @@
       <w:lvlJc w:val="left"/>
     </w:lvl>
   </w:abstractNum>
-  <w:abstractNum w:abstractNumId="4" w15:restartNumberingAfterBreak="0">
+  <w:abstractNum w:abstractNumId="5" w15:restartNumberingAfterBreak="0">
     <w:nsid w:val="F41ED196"/>
     <w:multiLevelType w:val="hybridMultilevel"/>
     <w:tmpl w:val="FFFFFFFF"/>
@@ -29517,7 +27347,7 @@
       <w:lvlJc w:val="left"/>
     </w:lvl>
   </w:abstractNum>
-  <w:abstractNum w:abstractNumId="5" w15:restartNumberingAfterBreak="0">
+  <w:abstractNum w:abstractNumId="6" w15:restartNumberingAfterBreak="0">
     <w:nsid w:val="01734048"/>
     <w:multiLevelType w:val="hybridMultilevel"/>
     <w:tmpl w:val="B1744AA6"/>
@@ -29630,7 +27460,7 @@
       </w:rPr>
     </w:lvl>
   </w:abstractNum>
-  <w:abstractNum w:abstractNumId="6" w15:restartNumberingAfterBreak="0">
+  <w:abstractNum w:abstractNumId="7" w15:restartNumberingAfterBreak="0">
     <w:nsid w:val="04991035"/>
     <w:multiLevelType w:val="multilevel"/>
     <w:tmpl w:val="07CC6F82"/>
@@ -29779,7 +27609,7 @@
       </w:rPr>
     </w:lvl>
   </w:abstractNum>
-  <w:abstractNum w:abstractNumId="7" w15:restartNumberingAfterBreak="0">
+  <w:abstractNum w:abstractNumId="8" w15:restartNumberingAfterBreak="0">
     <w:nsid w:val="06E65847"/>
     <w:multiLevelType w:val="multilevel"/>
     <w:tmpl w:val="CEF4EAD8"/>
@@ -29928,7 +27758,60 @@
       </w:rPr>
     </w:lvl>
   </w:abstractNum>
-  <w:abstractNum w:abstractNumId="8" w15:restartNumberingAfterBreak="0">
+  <w:abstractNum w:abstractNumId="9" w15:restartNumberingAfterBreak="0">
+    <w:nsid w:val="07946E8D"/>
+    <w:multiLevelType w:val="hybridMultilevel"/>
+    <w:tmpl w:val="FFFFFFFF"/>
+    <w:lvl w:ilvl="0" w:tplc="FFFFFFFF">
+      <w:start w:val="1"/>
+      <w:numFmt w:val="ideographDigital"/>
+      <w:lvlText w:val=""/>
+      <w:lvlJc w:val="left"/>
+    </w:lvl>
+    <w:lvl w:ilvl="1" w:tplc="C8A81E48">
+      <w:start w:val="1"/>
+      <w:numFmt w:val="bullet"/>
+      <w:lvlText w:val="•"/>
+      <w:lvlJc w:val="left"/>
+    </w:lvl>
+    <w:lvl w:ilvl="2" w:tplc="555F353B">
+      <w:start w:val="1"/>
+      <w:numFmt w:val="bullet"/>
+      <w:lvlText w:val="•"/>
+      <w:lvlJc w:val="left"/>
+    </w:lvl>
+    <w:lvl w:ilvl="3" w:tplc="FFFFFFFF">
+      <w:numFmt w:val="decimal"/>
+      <w:lvlText w:val=""/>
+      <w:lvlJc w:val="left"/>
+    </w:lvl>
+    <w:lvl w:ilvl="4" w:tplc="FFFFFFFF">
+      <w:numFmt w:val="decimal"/>
+      <w:lvlText w:val=""/>
+      <w:lvlJc w:val="left"/>
+    </w:lvl>
+    <w:lvl w:ilvl="5" w:tplc="FFFFFFFF">
+      <w:numFmt w:val="decimal"/>
+      <w:lvlText w:val=""/>
+      <w:lvlJc w:val="left"/>
+    </w:lvl>
+    <w:lvl w:ilvl="6" w:tplc="FFFFFFFF">
+      <w:numFmt w:val="decimal"/>
+      <w:lvlText w:val=""/>
+      <w:lvlJc w:val="left"/>
+    </w:lvl>
+    <w:lvl w:ilvl="7" w:tplc="FFFFFFFF">
+      <w:numFmt w:val="decimal"/>
+      <w:lvlText w:val=""/>
+      <w:lvlJc w:val="left"/>
+    </w:lvl>
+    <w:lvl w:ilvl="8" w:tplc="FFFFFFFF">
+      <w:numFmt w:val="decimal"/>
+      <w:lvlText w:val=""/>
+      <w:lvlJc w:val="left"/>
+    </w:lvl>
+  </w:abstractNum>
+  <w:abstractNum w:abstractNumId="10" w15:restartNumberingAfterBreak="0">
     <w:nsid w:val="09AA6E52"/>
     <w:multiLevelType w:val="hybridMultilevel"/>
     <w:tmpl w:val="FFF628CE"/>
@@ -30041,7 +27924,7 @@
       </w:rPr>
     </w:lvl>
   </w:abstractNum>
-  <w:abstractNum w:abstractNumId="9" w15:restartNumberingAfterBreak="0">
+  <w:abstractNum w:abstractNumId="11" w15:restartNumberingAfterBreak="0">
     <w:nsid w:val="0C6F1EA8"/>
     <w:multiLevelType w:val="multilevel"/>
     <w:tmpl w:val="B754B25A"/>
@@ -30190,7 +28073,7 @@
       </w:rPr>
     </w:lvl>
   </w:abstractNum>
-  <w:abstractNum w:abstractNumId="10" w15:restartNumberingAfterBreak="0">
+  <w:abstractNum w:abstractNumId="12" w15:restartNumberingAfterBreak="0">
     <w:nsid w:val="0DB75DE1"/>
     <w:multiLevelType w:val="multilevel"/>
     <w:tmpl w:val="809665BA"/>
@@ -30339,7 +28222,7 @@
       </w:rPr>
     </w:lvl>
   </w:abstractNum>
-  <w:abstractNum w:abstractNumId="11" w15:restartNumberingAfterBreak="0">
+  <w:abstractNum w:abstractNumId="13" w15:restartNumberingAfterBreak="0">
     <w:nsid w:val="0E7676D5"/>
     <w:multiLevelType w:val="hybridMultilevel"/>
     <w:tmpl w:val="174AF1CE"/>
@@ -30451,7 +28334,7 @@
       </w:rPr>
     </w:lvl>
   </w:abstractNum>
-  <w:abstractNum w:abstractNumId="12" w15:restartNumberingAfterBreak="0">
+  <w:abstractNum w:abstractNumId="14" w15:restartNumberingAfterBreak="0">
     <w:nsid w:val="10BF1EA1"/>
     <w:multiLevelType w:val="multilevel"/>
     <w:tmpl w:val="9196D4A6"/>
@@ -30600,7 +28483,7 @@
       </w:rPr>
     </w:lvl>
   </w:abstractNum>
-  <w:abstractNum w:abstractNumId="13" w15:restartNumberingAfterBreak="0">
+  <w:abstractNum w:abstractNumId="15" w15:restartNumberingAfterBreak="0">
     <w:nsid w:val="10C344A1"/>
     <w:multiLevelType w:val="multilevel"/>
     <w:tmpl w:val="112E67F4"/>
@@ -30749,7 +28632,7 @@
       </w:rPr>
     </w:lvl>
   </w:abstractNum>
-  <w:abstractNum w:abstractNumId="14" w15:restartNumberingAfterBreak="0">
+  <w:abstractNum w:abstractNumId="16" w15:restartNumberingAfterBreak="0">
     <w:nsid w:val="15BF020A"/>
     <w:multiLevelType w:val="hybridMultilevel"/>
     <w:tmpl w:val="B6E63846"/>
@@ -30838,7 +28721,7 @@
       </w:pPr>
     </w:lvl>
   </w:abstractNum>
-  <w:abstractNum w:abstractNumId="15" w15:restartNumberingAfterBreak="0">
+  <w:abstractNum w:abstractNumId="17" w15:restartNumberingAfterBreak="0">
     <w:nsid w:val="16852721"/>
     <w:multiLevelType w:val="multilevel"/>
     <w:tmpl w:val="BE50A554"/>
@@ -30987,7 +28870,7 @@
       </w:rPr>
     </w:lvl>
   </w:abstractNum>
-  <w:abstractNum w:abstractNumId="16" w15:restartNumberingAfterBreak="0">
+  <w:abstractNum w:abstractNumId="18" w15:restartNumberingAfterBreak="0">
     <w:nsid w:val="18436D8A"/>
     <w:multiLevelType w:val="multilevel"/>
     <w:tmpl w:val="4DA2D6A2"/>
@@ -31136,7 +29019,7 @@
       </w:rPr>
     </w:lvl>
   </w:abstractNum>
-  <w:abstractNum w:abstractNumId="17" w15:restartNumberingAfterBreak="0">
+  <w:abstractNum w:abstractNumId="19" w15:restartNumberingAfterBreak="0">
     <w:nsid w:val="19ED4B75"/>
     <w:multiLevelType w:val="multilevel"/>
     <w:tmpl w:val="17CC6F0E"/>
@@ -31285,7 +29168,7 @@
       </w:rPr>
     </w:lvl>
   </w:abstractNum>
-  <w:abstractNum w:abstractNumId="18" w15:restartNumberingAfterBreak="0">
+  <w:abstractNum w:abstractNumId="20" w15:restartNumberingAfterBreak="0">
     <w:nsid w:val="1BE015B9"/>
     <w:multiLevelType w:val="multilevel"/>
     <w:tmpl w:val="3A984B9E"/>
@@ -31434,7 +29317,7 @@
       </w:rPr>
     </w:lvl>
   </w:abstractNum>
-  <w:abstractNum w:abstractNumId="19" w15:restartNumberingAfterBreak="0">
+  <w:abstractNum w:abstractNumId="21" w15:restartNumberingAfterBreak="0">
     <w:nsid w:val="1FCD4467"/>
     <w:multiLevelType w:val="multilevel"/>
     <w:tmpl w:val="D138062C"/>
@@ -31583,7 +29466,7 @@
       </w:rPr>
     </w:lvl>
   </w:abstractNum>
-  <w:abstractNum w:abstractNumId="20" w15:restartNumberingAfterBreak="0">
+  <w:abstractNum w:abstractNumId="22" w15:restartNumberingAfterBreak="0">
     <w:nsid w:val="20F80A41"/>
     <w:multiLevelType w:val="multilevel"/>
     <w:tmpl w:val="34225D2E"/>
@@ -31732,7 +29615,60 @@
       </w:rPr>
     </w:lvl>
   </w:abstractNum>
-  <w:abstractNum w:abstractNumId="21" w15:restartNumberingAfterBreak="0">
+  <w:abstractNum w:abstractNumId="23" w15:restartNumberingAfterBreak="0">
+    <w:nsid w:val="21BD9087"/>
+    <w:multiLevelType w:val="hybridMultilevel"/>
+    <w:tmpl w:val="FFFFFFFF"/>
+    <w:lvl w:ilvl="0" w:tplc="FFFFFFFF">
+      <w:start w:val="1"/>
+      <w:numFmt w:val="ideographDigital"/>
+      <w:lvlText w:val=""/>
+      <w:lvlJc w:val="left"/>
+    </w:lvl>
+    <w:lvl w:ilvl="1" w:tplc="A7F3841A">
+      <w:start w:val="1"/>
+      <w:numFmt w:val="bullet"/>
+      <w:lvlText w:val="•"/>
+      <w:lvlJc w:val="left"/>
+    </w:lvl>
+    <w:lvl w:ilvl="2" w:tplc="EC4D74A1">
+      <w:start w:val="1"/>
+      <w:numFmt w:val="bullet"/>
+      <w:lvlText w:val="•"/>
+      <w:lvlJc w:val="left"/>
+    </w:lvl>
+    <w:lvl w:ilvl="3" w:tplc="FFFFFFFF">
+      <w:numFmt w:val="decimal"/>
+      <w:lvlText w:val=""/>
+      <w:lvlJc w:val="left"/>
+    </w:lvl>
+    <w:lvl w:ilvl="4" w:tplc="FFFFFFFF">
+      <w:numFmt w:val="decimal"/>
+      <w:lvlText w:val=""/>
+      <w:lvlJc w:val="left"/>
+    </w:lvl>
+    <w:lvl w:ilvl="5" w:tplc="FFFFFFFF">
+      <w:numFmt w:val="decimal"/>
+      <w:lvlText w:val=""/>
+      <w:lvlJc w:val="left"/>
+    </w:lvl>
+    <w:lvl w:ilvl="6" w:tplc="FFFFFFFF">
+      <w:numFmt w:val="decimal"/>
+      <w:lvlText w:val=""/>
+      <w:lvlJc w:val="left"/>
+    </w:lvl>
+    <w:lvl w:ilvl="7" w:tplc="FFFFFFFF">
+      <w:numFmt w:val="decimal"/>
+      <w:lvlText w:val=""/>
+      <w:lvlJc w:val="left"/>
+    </w:lvl>
+    <w:lvl w:ilvl="8" w:tplc="FFFFFFFF">
+      <w:numFmt w:val="decimal"/>
+      <w:lvlText w:val=""/>
+      <w:lvlJc w:val="left"/>
+    </w:lvl>
+  </w:abstractNum>
+  <w:abstractNum w:abstractNumId="24" w15:restartNumberingAfterBreak="0">
     <w:nsid w:val="21CD5E73"/>
     <w:multiLevelType w:val="hybridMultilevel"/>
     <w:tmpl w:val="4E4C48BC"/>
@@ -31845,7 +29781,7 @@
       </w:rPr>
     </w:lvl>
   </w:abstractNum>
-  <w:abstractNum w:abstractNumId="22" w15:restartNumberingAfterBreak="0">
+  <w:abstractNum w:abstractNumId="25" w15:restartNumberingAfterBreak="0">
     <w:nsid w:val="22135834"/>
     <w:multiLevelType w:val="multilevel"/>
     <w:tmpl w:val="051EBBFA"/>
@@ -31994,7 +29930,60 @@
       </w:rPr>
     </w:lvl>
   </w:abstractNum>
-  <w:abstractNum w:abstractNumId="23" w15:restartNumberingAfterBreak="0">
+  <w:abstractNum w:abstractNumId="26" w15:restartNumberingAfterBreak="0">
+    <w:nsid w:val="2274998E"/>
+    <w:multiLevelType w:val="hybridMultilevel"/>
+    <w:tmpl w:val="FFFFFFFF"/>
+    <w:lvl w:ilvl="0" w:tplc="FFFFFFFF">
+      <w:start w:val="1"/>
+      <w:numFmt w:val="ideographDigital"/>
+      <w:lvlText w:val=""/>
+      <w:lvlJc w:val="left"/>
+    </w:lvl>
+    <w:lvl w:ilvl="1" w:tplc="A80EC933">
+      <w:start w:val="1"/>
+      <w:numFmt w:val="bullet"/>
+      <w:lvlText w:val="•"/>
+      <w:lvlJc w:val="left"/>
+    </w:lvl>
+    <w:lvl w:ilvl="2" w:tplc="61FAFF41">
+      <w:start w:val="1"/>
+      <w:numFmt w:val="bullet"/>
+      <w:lvlText w:val="•"/>
+      <w:lvlJc w:val="left"/>
+    </w:lvl>
+    <w:lvl w:ilvl="3" w:tplc="FFFFFFFF">
+      <w:numFmt w:val="decimal"/>
+      <w:lvlText w:val=""/>
+      <w:lvlJc w:val="left"/>
+    </w:lvl>
+    <w:lvl w:ilvl="4" w:tplc="FFFFFFFF">
+      <w:numFmt w:val="decimal"/>
+      <w:lvlText w:val=""/>
+      <w:lvlJc w:val="left"/>
+    </w:lvl>
+    <w:lvl w:ilvl="5" w:tplc="FFFFFFFF">
+      <w:numFmt w:val="decimal"/>
+      <w:lvlText w:val=""/>
+      <w:lvlJc w:val="left"/>
+    </w:lvl>
+    <w:lvl w:ilvl="6" w:tplc="FFFFFFFF">
+      <w:numFmt w:val="decimal"/>
+      <w:lvlText w:val=""/>
+      <w:lvlJc w:val="left"/>
+    </w:lvl>
+    <w:lvl w:ilvl="7" w:tplc="FFFFFFFF">
+      <w:numFmt w:val="decimal"/>
+      <w:lvlText w:val=""/>
+      <w:lvlJc w:val="left"/>
+    </w:lvl>
+    <w:lvl w:ilvl="8" w:tplc="FFFFFFFF">
+      <w:numFmt w:val="decimal"/>
+      <w:lvlText w:val=""/>
+      <w:lvlJc w:val="left"/>
+    </w:lvl>
+  </w:abstractNum>
+  <w:abstractNum w:abstractNumId="27" w15:restartNumberingAfterBreak="0">
     <w:nsid w:val="23885B4B"/>
     <w:multiLevelType w:val="multilevel"/>
     <w:tmpl w:val="4D9227A2"/>
@@ -32143,7 +30132,7 @@
       </w:rPr>
     </w:lvl>
   </w:abstractNum>
-  <w:abstractNum w:abstractNumId="24" w15:restartNumberingAfterBreak="0">
+  <w:abstractNum w:abstractNumId="28" w15:restartNumberingAfterBreak="0">
     <w:nsid w:val="240A5554"/>
     <w:multiLevelType w:val="multilevel"/>
     <w:tmpl w:val="6010C03A"/>
@@ -32292,7 +30281,7 @@
       </w:rPr>
     </w:lvl>
   </w:abstractNum>
-  <w:abstractNum w:abstractNumId="25" w15:restartNumberingAfterBreak="0">
+  <w:abstractNum w:abstractNumId="29" w15:restartNumberingAfterBreak="0">
     <w:nsid w:val="244A5C2E"/>
     <w:multiLevelType w:val="multilevel"/>
     <w:tmpl w:val="3670C7B2"/>
@@ -32441,7 +30430,7 @@
       </w:rPr>
     </w:lvl>
   </w:abstractNum>
-  <w:abstractNum w:abstractNumId="26" w15:restartNumberingAfterBreak="0">
+  <w:abstractNum w:abstractNumId="30" w15:restartNumberingAfterBreak="0">
     <w:nsid w:val="26594D24"/>
     <w:multiLevelType w:val="multilevel"/>
     <w:tmpl w:val="5350B810"/>
@@ -32590,7 +30579,7 @@
       </w:rPr>
     </w:lvl>
   </w:abstractNum>
-  <w:abstractNum w:abstractNumId="27" w15:restartNumberingAfterBreak="0">
+  <w:abstractNum w:abstractNumId="31" w15:restartNumberingAfterBreak="0">
     <w:nsid w:val="272031E6"/>
     <w:multiLevelType w:val="multilevel"/>
     <w:tmpl w:val="F6409F84"/>
@@ -32739,7 +30728,7 @@
       </w:rPr>
     </w:lvl>
   </w:abstractNum>
-  <w:abstractNum w:abstractNumId="28" w15:restartNumberingAfterBreak="0">
+  <w:abstractNum w:abstractNumId="32" w15:restartNumberingAfterBreak="0">
     <w:nsid w:val="2A9F5985"/>
     <w:multiLevelType w:val="hybridMultilevel"/>
     <w:tmpl w:val="1BB671E4"/>
@@ -32852,7 +30841,7 @@
       </w:rPr>
     </w:lvl>
   </w:abstractNum>
-  <w:abstractNum w:abstractNumId="29" w15:restartNumberingAfterBreak="0">
+  <w:abstractNum w:abstractNumId="33" w15:restartNumberingAfterBreak="0">
     <w:nsid w:val="2AF77CBF"/>
     <w:multiLevelType w:val="multilevel"/>
     <w:tmpl w:val="FE7EC02E"/>
@@ -33001,7 +30990,7 @@
       </w:rPr>
     </w:lvl>
   </w:abstractNum>
-  <w:abstractNum w:abstractNumId="30" w15:restartNumberingAfterBreak="0">
+  <w:abstractNum w:abstractNumId="34" w15:restartNumberingAfterBreak="0">
     <w:nsid w:val="2D0B3C44"/>
     <w:multiLevelType w:val="multilevel"/>
     <w:tmpl w:val="6376006C"/>
@@ -33150,7 +31139,7 @@
       </w:rPr>
     </w:lvl>
   </w:abstractNum>
-  <w:abstractNum w:abstractNumId="31" w15:restartNumberingAfterBreak="0">
+  <w:abstractNum w:abstractNumId="35" w15:restartNumberingAfterBreak="0">
     <w:nsid w:val="2D8E60B6"/>
     <w:multiLevelType w:val="multilevel"/>
     <w:tmpl w:val="015EC2D8"/>
@@ -33299,7 +31288,7 @@
       </w:rPr>
     </w:lvl>
   </w:abstractNum>
-  <w:abstractNum w:abstractNumId="32" w15:restartNumberingAfterBreak="0">
+  <w:abstractNum w:abstractNumId="36" w15:restartNumberingAfterBreak="0">
     <w:nsid w:val="2DD032B4"/>
     <w:multiLevelType w:val="multilevel"/>
     <w:tmpl w:val="DB527C26"/>
@@ -33448,7 +31437,7 @@
       </w:rPr>
     </w:lvl>
   </w:abstractNum>
-  <w:abstractNum w:abstractNumId="33" w15:restartNumberingAfterBreak="0">
+  <w:abstractNum w:abstractNumId="37" w15:restartNumberingAfterBreak="0">
     <w:nsid w:val="2FB87079"/>
     <w:multiLevelType w:val="hybridMultilevel"/>
     <w:tmpl w:val="691E01F4"/>
@@ -33561,7 +31550,7 @@
       </w:rPr>
     </w:lvl>
   </w:abstractNum>
-  <w:abstractNum w:abstractNumId="34" w15:restartNumberingAfterBreak="0">
+  <w:abstractNum w:abstractNumId="38" w15:restartNumberingAfterBreak="0">
     <w:nsid w:val="30D17A4D"/>
     <w:multiLevelType w:val="multilevel"/>
     <w:tmpl w:val="43D847F4"/>
@@ -33706,7 +31695,7 @@
       </w:rPr>
     </w:lvl>
   </w:abstractNum>
-  <w:abstractNum w:abstractNumId="35" w15:restartNumberingAfterBreak="0">
+  <w:abstractNum w:abstractNumId="39" w15:restartNumberingAfterBreak="0">
     <w:nsid w:val="339B76D1"/>
     <w:multiLevelType w:val="multilevel"/>
     <w:tmpl w:val="FE3E4168"/>
@@ -33855,7 +31844,7 @@
       </w:rPr>
     </w:lvl>
   </w:abstractNum>
-  <w:abstractNum w:abstractNumId="36" w15:restartNumberingAfterBreak="0">
+  <w:abstractNum w:abstractNumId="40" w15:restartNumberingAfterBreak="0">
     <w:nsid w:val="34997FE0"/>
     <w:multiLevelType w:val="multilevel"/>
     <w:tmpl w:val="37286DAC"/>
@@ -34004,7 +31993,7 @@
       </w:rPr>
     </w:lvl>
   </w:abstractNum>
-  <w:abstractNum w:abstractNumId="37" w15:restartNumberingAfterBreak="0">
+  <w:abstractNum w:abstractNumId="41" w15:restartNumberingAfterBreak="0">
     <w:nsid w:val="349E614C"/>
     <w:multiLevelType w:val="hybridMultilevel"/>
     <w:tmpl w:val="BE72A984"/>
@@ -34117,7 +32106,7 @@
       </w:rPr>
     </w:lvl>
   </w:abstractNum>
-  <w:abstractNum w:abstractNumId="38" w15:restartNumberingAfterBreak="0">
+  <w:abstractNum w:abstractNumId="42" w15:restartNumberingAfterBreak="0">
     <w:nsid w:val="362446D2"/>
     <w:multiLevelType w:val="multilevel"/>
     <w:tmpl w:val="4EC2B822"/>
@@ -34266,7 +32255,7 @@
       </w:rPr>
     </w:lvl>
   </w:abstractNum>
-  <w:abstractNum w:abstractNumId="39" w15:restartNumberingAfterBreak="0">
+  <w:abstractNum w:abstractNumId="43" w15:restartNumberingAfterBreak="0">
     <w:nsid w:val="3B32377E"/>
     <w:multiLevelType w:val="multilevel"/>
     <w:tmpl w:val="16E48F8C"/>
@@ -34415,7 +32404,7 @@
       </w:rPr>
     </w:lvl>
   </w:abstractNum>
-  <w:abstractNum w:abstractNumId="40" w15:restartNumberingAfterBreak="0">
+  <w:abstractNum w:abstractNumId="44" w15:restartNumberingAfterBreak="0">
     <w:nsid w:val="3CBF39B0"/>
     <w:multiLevelType w:val="multilevel"/>
     <w:tmpl w:val="A37A04E2"/>
@@ -34564,7 +32553,7 @@
       </w:rPr>
     </w:lvl>
   </w:abstractNum>
-  <w:abstractNum w:abstractNumId="41" w15:restartNumberingAfterBreak="0">
+  <w:abstractNum w:abstractNumId="45" w15:restartNumberingAfterBreak="0">
     <w:nsid w:val="3DCD0F43"/>
     <w:multiLevelType w:val="multilevel"/>
     <w:tmpl w:val="6E647552"/>
@@ -34713,7 +32702,7 @@
       </w:rPr>
     </w:lvl>
   </w:abstractNum>
-  <w:abstractNum w:abstractNumId="42" w15:restartNumberingAfterBreak="0">
+  <w:abstractNum w:abstractNumId="46" w15:restartNumberingAfterBreak="0">
     <w:nsid w:val="3E2602BC"/>
     <w:multiLevelType w:val="multilevel"/>
     <w:tmpl w:val="0496281A"/>
@@ -34862,7 +32851,7 @@
       </w:rPr>
     </w:lvl>
   </w:abstractNum>
-  <w:abstractNum w:abstractNumId="43" w15:restartNumberingAfterBreak="0">
+  <w:abstractNum w:abstractNumId="47" w15:restartNumberingAfterBreak="0">
     <w:nsid w:val="3F183DAC"/>
     <w:multiLevelType w:val="multilevel"/>
     <w:tmpl w:val="41F48D3A"/>
@@ -35011,7 +33000,7 @@
       </w:rPr>
     </w:lvl>
   </w:abstractNum>
-  <w:abstractNum w:abstractNumId="44" w15:restartNumberingAfterBreak="0">
+  <w:abstractNum w:abstractNumId="48" w15:restartNumberingAfterBreak="0">
     <w:nsid w:val="3F3807CB"/>
     <w:multiLevelType w:val="multilevel"/>
     <w:tmpl w:val="39C6D524"/>
@@ -35160,7 +33149,7 @@
       </w:rPr>
     </w:lvl>
   </w:abstractNum>
-  <w:abstractNum w:abstractNumId="45" w15:restartNumberingAfterBreak="0">
+  <w:abstractNum w:abstractNumId="49" w15:restartNumberingAfterBreak="0">
     <w:nsid w:val="3FB42BC7"/>
     <w:multiLevelType w:val="hybridMultilevel"/>
     <w:tmpl w:val="386CD190"/>
@@ -35273,7 +33262,7 @@
       </w:rPr>
     </w:lvl>
   </w:abstractNum>
-  <w:abstractNum w:abstractNumId="46" w15:restartNumberingAfterBreak="0">
+  <w:abstractNum w:abstractNumId="50" w15:restartNumberingAfterBreak="0">
     <w:nsid w:val="43E1A092"/>
     <w:multiLevelType w:val="hybridMultilevel"/>
     <w:tmpl w:val="FFFFFFFF"/>
@@ -35326,7 +33315,7 @@
       <w:lvlJc w:val="left"/>
     </w:lvl>
   </w:abstractNum>
-  <w:abstractNum w:abstractNumId="47" w15:restartNumberingAfterBreak="0">
+  <w:abstractNum w:abstractNumId="51" w15:restartNumberingAfterBreak="0">
     <w:nsid w:val="4563300C"/>
     <w:multiLevelType w:val="multilevel"/>
     <w:tmpl w:val="EA149940"/>
@@ -35475,7 +33464,7 @@
       </w:rPr>
     </w:lvl>
   </w:abstractNum>
-  <w:abstractNum w:abstractNumId="48" w15:restartNumberingAfterBreak="0">
+  <w:abstractNum w:abstractNumId="52" w15:restartNumberingAfterBreak="0">
     <w:nsid w:val="45E80F8F"/>
     <w:multiLevelType w:val="multilevel"/>
     <w:tmpl w:val="3BC8CC48"/>
@@ -35624,7 +33613,7 @@
       </w:rPr>
     </w:lvl>
   </w:abstractNum>
-  <w:abstractNum w:abstractNumId="49" w15:restartNumberingAfterBreak="0">
+  <w:abstractNum w:abstractNumId="53" w15:restartNumberingAfterBreak="0">
     <w:nsid w:val="46FD0CD9"/>
     <w:multiLevelType w:val="multilevel"/>
     <w:tmpl w:val="3AA4106C"/>
@@ -35737,7 +33726,7 @@
       </w:pPr>
     </w:lvl>
   </w:abstractNum>
-  <w:abstractNum w:abstractNumId="50" w15:restartNumberingAfterBreak="0">
+  <w:abstractNum w:abstractNumId="54" w15:restartNumberingAfterBreak="0">
     <w:nsid w:val="4AD468E3"/>
     <w:multiLevelType w:val="multilevel"/>
     <w:tmpl w:val="13BC5CA4"/>
@@ -35886,7 +33875,7 @@
       </w:rPr>
     </w:lvl>
   </w:abstractNum>
-  <w:abstractNum w:abstractNumId="51" w15:restartNumberingAfterBreak="0">
+  <w:abstractNum w:abstractNumId="55" w15:restartNumberingAfterBreak="0">
     <w:nsid w:val="4ADD4019"/>
     <w:multiLevelType w:val="multilevel"/>
     <w:tmpl w:val="9FFAD752"/>
@@ -36035,7 +34024,7 @@
       </w:rPr>
     </w:lvl>
   </w:abstractNum>
-  <w:abstractNum w:abstractNumId="52" w15:restartNumberingAfterBreak="0">
+  <w:abstractNum w:abstractNumId="56" w15:restartNumberingAfterBreak="0">
     <w:nsid w:val="4C983906"/>
     <w:multiLevelType w:val="multilevel"/>
     <w:tmpl w:val="BF0CAD24"/>
@@ -36184,7 +34173,7 @@
       </w:rPr>
     </w:lvl>
   </w:abstractNum>
-  <w:abstractNum w:abstractNumId="53" w15:restartNumberingAfterBreak="0">
+  <w:abstractNum w:abstractNumId="57" w15:restartNumberingAfterBreak="0">
     <w:nsid w:val="4CF765A3"/>
     <w:multiLevelType w:val="multilevel"/>
     <w:tmpl w:val="EA101CD2"/>
@@ -36333,7 +34322,7 @@
       </w:rPr>
     </w:lvl>
   </w:abstractNum>
-  <w:abstractNum w:abstractNumId="54" w15:restartNumberingAfterBreak="0">
+  <w:abstractNum w:abstractNumId="58" w15:restartNumberingAfterBreak="0">
     <w:nsid w:val="4FB16FC7"/>
     <w:multiLevelType w:val="multilevel"/>
     <w:tmpl w:val="DF0204A2"/>
@@ -36482,7 +34471,7 @@
       </w:rPr>
     </w:lvl>
   </w:abstractNum>
-  <w:abstractNum w:abstractNumId="55" w15:restartNumberingAfterBreak="0">
+  <w:abstractNum w:abstractNumId="59" w15:restartNumberingAfterBreak="0">
     <w:nsid w:val="55C81284"/>
     <w:multiLevelType w:val="hybridMultilevel"/>
     <w:tmpl w:val="E77AF874"/>
@@ -36595,7 +34584,7 @@
       </w:rPr>
     </w:lvl>
   </w:abstractNum>
-  <w:abstractNum w:abstractNumId="56" w15:restartNumberingAfterBreak="0">
+  <w:abstractNum w:abstractNumId="60" w15:restartNumberingAfterBreak="0">
     <w:nsid w:val="57FB0F12"/>
     <w:multiLevelType w:val="multilevel"/>
     <w:tmpl w:val="92F8C3AC"/>
@@ -36744,7 +34733,7 @@
       </w:rPr>
     </w:lvl>
   </w:abstractNum>
-  <w:abstractNum w:abstractNumId="57" w15:restartNumberingAfterBreak="0">
+  <w:abstractNum w:abstractNumId="61" w15:restartNumberingAfterBreak="0">
     <w:nsid w:val="58340716"/>
     <w:multiLevelType w:val="multilevel"/>
     <w:tmpl w:val="F8F2DD92"/>
@@ -36893,7 +34882,7 @@
       </w:rPr>
     </w:lvl>
   </w:abstractNum>
-  <w:abstractNum w:abstractNumId="58" w15:restartNumberingAfterBreak="0">
+  <w:abstractNum w:abstractNumId="62" w15:restartNumberingAfterBreak="0">
     <w:nsid w:val="586269B9"/>
     <w:multiLevelType w:val="multilevel"/>
     <w:tmpl w:val="567C65E2"/>
@@ -37010,7 +34999,7 @@
       </w:pPr>
     </w:lvl>
   </w:abstractNum>
-  <w:abstractNum w:abstractNumId="59" w15:restartNumberingAfterBreak="0">
+  <w:abstractNum w:abstractNumId="63" w15:restartNumberingAfterBreak="0">
     <w:nsid w:val="59705A36"/>
     <w:multiLevelType w:val="multilevel"/>
     <w:tmpl w:val="204A2E6A"/>
@@ -37159,7 +35148,7 @@
       </w:rPr>
     </w:lvl>
   </w:abstractNum>
-  <w:abstractNum w:abstractNumId="60" w15:restartNumberingAfterBreak="0">
+  <w:abstractNum w:abstractNumId="64" w15:restartNumberingAfterBreak="0">
     <w:nsid w:val="5A3A2DCD"/>
     <w:multiLevelType w:val="multilevel"/>
     <w:tmpl w:val="B7AAA668"/>
@@ -37308,7 +35297,7 @@
       </w:rPr>
     </w:lvl>
   </w:abstractNum>
-  <w:abstractNum w:abstractNumId="61" w15:restartNumberingAfterBreak="0">
+  <w:abstractNum w:abstractNumId="65" w15:restartNumberingAfterBreak="0">
     <w:nsid w:val="5AB92F2B"/>
     <w:multiLevelType w:val="multilevel"/>
     <w:tmpl w:val="7CB80586"/>
@@ -37457,7 +35446,7 @@
       </w:rPr>
     </w:lvl>
   </w:abstractNum>
-  <w:abstractNum w:abstractNumId="62" w15:restartNumberingAfterBreak="0">
+  <w:abstractNum w:abstractNumId="66" w15:restartNumberingAfterBreak="0">
     <w:nsid w:val="5C753486"/>
     <w:multiLevelType w:val="multilevel"/>
     <w:tmpl w:val="5D944F72"/>
@@ -37606,7 +35595,7 @@
       </w:rPr>
     </w:lvl>
   </w:abstractNum>
-  <w:abstractNum w:abstractNumId="63" w15:restartNumberingAfterBreak="0">
+  <w:abstractNum w:abstractNumId="67" w15:restartNumberingAfterBreak="0">
     <w:nsid w:val="5E12188B"/>
     <w:multiLevelType w:val="hybridMultilevel"/>
     <w:tmpl w:val="7374A2B0"/>
@@ -37719,7 +35708,7 @@
       </w:rPr>
     </w:lvl>
   </w:abstractNum>
-  <w:abstractNum w:abstractNumId="64" w15:restartNumberingAfterBreak="0">
+  <w:abstractNum w:abstractNumId="68" w15:restartNumberingAfterBreak="0">
     <w:nsid w:val="5EBC102D"/>
     <w:multiLevelType w:val="hybridMultilevel"/>
     <w:tmpl w:val="65F84774"/>
@@ -37832,7 +35821,7 @@
       </w:rPr>
     </w:lvl>
   </w:abstractNum>
-  <w:abstractNum w:abstractNumId="65" w15:restartNumberingAfterBreak="0">
+  <w:abstractNum w:abstractNumId="69" w15:restartNumberingAfterBreak="0">
     <w:nsid w:val="629D72D8"/>
     <w:multiLevelType w:val="multilevel"/>
     <w:tmpl w:val="BD142EFE"/>
@@ -37977,7 +35966,7 @@
       </w:rPr>
     </w:lvl>
   </w:abstractNum>
-  <w:abstractNum w:abstractNumId="66" w15:restartNumberingAfterBreak="0">
+  <w:abstractNum w:abstractNumId="70" w15:restartNumberingAfterBreak="0">
     <w:nsid w:val="64A43D94"/>
     <w:multiLevelType w:val="multilevel"/>
     <w:tmpl w:val="2116CAA8"/>
@@ -38126,7 +36115,7 @@
       </w:rPr>
     </w:lvl>
   </w:abstractNum>
-  <w:abstractNum w:abstractNumId="67" w15:restartNumberingAfterBreak="0">
+  <w:abstractNum w:abstractNumId="71" w15:restartNumberingAfterBreak="0">
     <w:nsid w:val="650A6A97"/>
     <w:multiLevelType w:val="hybridMultilevel"/>
     <w:tmpl w:val="D4A8DD36"/>
@@ -38239,7 +36228,7 @@
       </w:rPr>
     </w:lvl>
   </w:abstractNum>
-  <w:abstractNum w:abstractNumId="68" w15:restartNumberingAfterBreak="0">
+  <w:abstractNum w:abstractNumId="72" w15:restartNumberingAfterBreak="0">
     <w:nsid w:val="652C18B6"/>
     <w:multiLevelType w:val="multilevel"/>
     <w:tmpl w:val="43BCED24"/>
@@ -38388,7 +36377,7 @@
       </w:rPr>
     </w:lvl>
   </w:abstractNum>
-  <w:abstractNum w:abstractNumId="69" w15:restartNumberingAfterBreak="0">
+  <w:abstractNum w:abstractNumId="73" w15:restartNumberingAfterBreak="0">
     <w:nsid w:val="68222871"/>
     <w:multiLevelType w:val="multilevel"/>
     <w:tmpl w:val="50B25380"/>
@@ -38537,7 +36526,7 @@
       </w:rPr>
     </w:lvl>
   </w:abstractNum>
-  <w:abstractNum w:abstractNumId="70" w15:restartNumberingAfterBreak="0">
+  <w:abstractNum w:abstractNumId="74" w15:restartNumberingAfterBreak="0">
     <w:nsid w:val="689E4E1B"/>
     <w:multiLevelType w:val="multilevel"/>
     <w:tmpl w:val="5E40190A"/>
@@ -38686,7 +36675,7 @@
       </w:rPr>
     </w:lvl>
   </w:abstractNum>
-  <w:abstractNum w:abstractNumId="71" w15:restartNumberingAfterBreak="0">
+  <w:abstractNum w:abstractNumId="75" w15:restartNumberingAfterBreak="0">
     <w:nsid w:val="68D03DD6"/>
     <w:multiLevelType w:val="hybridMultilevel"/>
     <w:tmpl w:val="341C7AC0"/>
@@ -38799,7 +36788,7 @@
       </w:rPr>
     </w:lvl>
   </w:abstractNum>
-  <w:abstractNum w:abstractNumId="72" w15:restartNumberingAfterBreak="0">
+  <w:abstractNum w:abstractNumId="76" w15:restartNumberingAfterBreak="0">
     <w:nsid w:val="6C350E1F"/>
     <w:multiLevelType w:val="hybridMultilevel"/>
     <w:tmpl w:val="F93409C2"/>
@@ -38912,7 +36901,7 @@
       </w:rPr>
     </w:lvl>
   </w:abstractNum>
-  <w:abstractNum w:abstractNumId="73" w15:restartNumberingAfterBreak="0">
+  <w:abstractNum w:abstractNumId="77" w15:restartNumberingAfterBreak="0">
     <w:nsid w:val="6C5252D6"/>
     <w:multiLevelType w:val="hybridMultilevel"/>
     <w:tmpl w:val="3E78D6C0"/>
@@ -39025,7 +37014,7 @@
       </w:rPr>
     </w:lvl>
   </w:abstractNum>
-  <w:abstractNum w:abstractNumId="74" w15:restartNumberingAfterBreak="0">
+  <w:abstractNum w:abstractNumId="78" w15:restartNumberingAfterBreak="0">
     <w:nsid w:val="6CD45672"/>
     <w:multiLevelType w:val="multilevel"/>
     <w:tmpl w:val="4F26EAF8"/>
@@ -39174,7 +37163,7 @@
       </w:rPr>
     </w:lvl>
   </w:abstractNum>
-  <w:abstractNum w:abstractNumId="75" w15:restartNumberingAfterBreak="0">
+  <w:abstractNum w:abstractNumId="79" w15:restartNumberingAfterBreak="0">
     <w:nsid w:val="6FE43CEA"/>
     <w:multiLevelType w:val="hybridMultilevel"/>
     <w:tmpl w:val="334A1A9A"/>
@@ -39287,7 +37276,7 @@
       </w:rPr>
     </w:lvl>
   </w:abstractNum>
-  <w:abstractNum w:abstractNumId="76" w15:restartNumberingAfterBreak="0">
+  <w:abstractNum w:abstractNumId="80" w15:restartNumberingAfterBreak="0">
     <w:nsid w:val="718129BB"/>
     <w:multiLevelType w:val="hybridMultilevel"/>
     <w:tmpl w:val="6944E590"/>
@@ -39400,7 +37389,7 @@
       </w:rPr>
     </w:lvl>
   </w:abstractNum>
-  <w:abstractNum w:abstractNumId="77" w15:restartNumberingAfterBreak="0">
+  <w:abstractNum w:abstractNumId="81" w15:restartNumberingAfterBreak="0">
     <w:nsid w:val="736F35D4"/>
     <w:multiLevelType w:val="multilevel"/>
     <w:tmpl w:val="747A0C48"/>
@@ -39549,7 +37538,7 @@
       </w:rPr>
     </w:lvl>
   </w:abstractNum>
-  <w:abstractNum w:abstractNumId="78" w15:restartNumberingAfterBreak="0">
+  <w:abstractNum w:abstractNumId="82" w15:restartNumberingAfterBreak="0">
     <w:nsid w:val="73B65D2C"/>
     <w:multiLevelType w:val="hybridMultilevel"/>
     <w:tmpl w:val="7210463A"/>
@@ -39662,7 +37651,7 @@
       </w:rPr>
     </w:lvl>
   </w:abstractNum>
-  <w:abstractNum w:abstractNumId="79" w15:restartNumberingAfterBreak="0">
+  <w:abstractNum w:abstractNumId="83" w15:restartNumberingAfterBreak="0">
     <w:nsid w:val="73BD72E7"/>
     <w:multiLevelType w:val="multilevel"/>
     <w:tmpl w:val="B504CD60"/>
@@ -39811,7 +37800,7 @@
       </w:rPr>
     </w:lvl>
   </w:abstractNum>
-  <w:abstractNum w:abstractNumId="80" w15:restartNumberingAfterBreak="0">
+  <w:abstractNum w:abstractNumId="84" w15:restartNumberingAfterBreak="0">
     <w:nsid w:val="74CE8C27"/>
     <w:multiLevelType w:val="hybridMultilevel"/>
     <w:tmpl w:val="FFFFFFFF"/>
@@ -39862,7 +37851,7 @@
       <w:lvlJc w:val="left"/>
     </w:lvl>
   </w:abstractNum>
-  <w:abstractNum w:abstractNumId="81" w15:restartNumberingAfterBreak="0">
+  <w:abstractNum w:abstractNumId="85" w15:restartNumberingAfterBreak="0">
     <w:nsid w:val="75B5726C"/>
     <w:multiLevelType w:val="multilevel"/>
     <w:tmpl w:val="F6F474CE"/>
@@ -40011,7 +38000,7 @@
       </w:rPr>
     </w:lvl>
   </w:abstractNum>
-  <w:abstractNum w:abstractNumId="82" w15:restartNumberingAfterBreak="0">
+  <w:abstractNum w:abstractNumId="86" w15:restartNumberingAfterBreak="0">
     <w:nsid w:val="76881D59"/>
     <w:multiLevelType w:val="multilevel"/>
     <w:tmpl w:val="2D6266AC"/>
@@ -40160,7 +38149,7 @@
       </w:rPr>
     </w:lvl>
   </w:abstractNum>
-  <w:abstractNum w:abstractNumId="83" w15:restartNumberingAfterBreak="0">
+  <w:abstractNum w:abstractNumId="87" w15:restartNumberingAfterBreak="0">
     <w:nsid w:val="76C11D5F"/>
     <w:multiLevelType w:val="hybridMultilevel"/>
     <w:tmpl w:val="FABE051A"/>
@@ -40273,7 +38262,7 @@
       </w:rPr>
     </w:lvl>
   </w:abstractNum>
-  <w:abstractNum w:abstractNumId="84" w15:restartNumberingAfterBreak="0">
+  <w:abstractNum w:abstractNumId="88" w15:restartNumberingAfterBreak="0">
     <w:nsid w:val="79A45FF7"/>
     <w:multiLevelType w:val="multilevel"/>
     <w:tmpl w:val="9140BEC4"/>
@@ -40422,7 +38411,7 @@
       </w:rPr>
     </w:lvl>
   </w:abstractNum>
-  <w:abstractNum w:abstractNumId="85" w15:restartNumberingAfterBreak="0">
+  <w:abstractNum w:abstractNumId="89" w15:restartNumberingAfterBreak="0">
     <w:nsid w:val="7BC34A3D"/>
     <w:multiLevelType w:val="multilevel"/>
     <w:tmpl w:val="801C421A"/>
@@ -40571,7 +38560,7 @@
       </w:rPr>
     </w:lvl>
   </w:abstractNum>
-  <w:abstractNum w:abstractNumId="86" w15:restartNumberingAfterBreak="0">
+  <w:abstractNum w:abstractNumId="90" w15:restartNumberingAfterBreak="0">
     <w:nsid w:val="7D130C24"/>
     <w:multiLevelType w:val="hybridMultilevel"/>
     <w:tmpl w:val="FFFFFFFF"/>
@@ -40622,7 +38611,7 @@
       <w:lvlJc w:val="left"/>
     </w:lvl>
   </w:abstractNum>
-  <w:abstractNum w:abstractNumId="87" w15:restartNumberingAfterBreak="0">
+  <w:abstractNum w:abstractNumId="91" w15:restartNumberingAfterBreak="0">
     <w:nsid w:val="7D783F53"/>
     <w:multiLevelType w:val="multilevel"/>
     <w:tmpl w:val="3822DFE4"/>
@@ -40771,7 +38760,7 @@
       </w:rPr>
     </w:lvl>
   </w:abstractNum>
-  <w:abstractNum w:abstractNumId="88" w15:restartNumberingAfterBreak="0">
+  <w:abstractNum w:abstractNumId="92" w15:restartNumberingAfterBreak="0">
     <w:nsid w:val="7EFB2D37"/>
     <w:multiLevelType w:val="hybridMultilevel"/>
     <w:tmpl w:val="4392A036"/>
@@ -40861,271 +38850,283 @@
     </w:lvl>
   </w:abstractNum>
   <w:num w:numId="1" w16cid:durableId="1923174247">
-    <w:abstractNumId w:val="3"/>
+    <w:abstractNumId w:val="4"/>
   </w:num>
   <w:num w:numId="2" w16cid:durableId="860362764">
     <w:abstractNumId w:val="1"/>
   </w:num>
   <w:num w:numId="3" w16cid:durableId="430929122">
-    <w:abstractNumId w:val="80"/>
+    <w:abstractNumId w:val="84"/>
   </w:num>
   <w:num w:numId="4" w16cid:durableId="196352041">
-    <w:abstractNumId w:val="11"/>
+    <w:abstractNumId w:val="13"/>
   </w:num>
   <w:num w:numId="5" w16cid:durableId="561722466">
-    <w:abstractNumId w:val="45"/>
+    <w:abstractNumId w:val="49"/>
   </w:num>
   <w:num w:numId="6" w16cid:durableId="786629000">
     <w:abstractNumId w:val="0"/>
   </w:num>
   <w:num w:numId="7" w16cid:durableId="1304964866">
+    <w:abstractNumId w:val="83"/>
+  </w:num>
+  <w:num w:numId="8" w16cid:durableId="1042441140">
+    <w:abstractNumId w:val="34"/>
+  </w:num>
+  <w:num w:numId="9" w16cid:durableId="594631006">
+    <w:abstractNumId w:val="24"/>
+  </w:num>
+  <w:num w:numId="10" w16cid:durableId="1115444363">
+    <w:abstractNumId w:val="37"/>
+  </w:num>
+  <w:num w:numId="11" w16cid:durableId="2113470923">
+    <w:abstractNumId w:val="17"/>
+  </w:num>
+  <w:num w:numId="12" w16cid:durableId="945426716">
+    <w:abstractNumId w:val="7"/>
+  </w:num>
+  <w:num w:numId="13" w16cid:durableId="31271996">
+    <w:abstractNumId w:val="21"/>
+  </w:num>
+  <w:num w:numId="14" w16cid:durableId="699354938">
+    <w:abstractNumId w:val="38"/>
+  </w:num>
+  <w:num w:numId="15" w16cid:durableId="1690057188">
+    <w:abstractNumId w:val="44"/>
+  </w:num>
+  <w:num w:numId="16" w16cid:durableId="1068383669">
+    <w:abstractNumId w:val="10"/>
+  </w:num>
+  <w:num w:numId="17" w16cid:durableId="1410887590">
+    <w:abstractNumId w:val="80"/>
+  </w:num>
+  <w:num w:numId="18" w16cid:durableId="1452937763">
+    <w:abstractNumId w:val="82"/>
+  </w:num>
+  <w:num w:numId="19" w16cid:durableId="1195731079">
+    <w:abstractNumId w:val="67"/>
+  </w:num>
+  <w:num w:numId="20" w16cid:durableId="2018262986">
+    <w:abstractNumId w:val="62"/>
+  </w:num>
+  <w:num w:numId="21" w16cid:durableId="447509763">
+    <w:abstractNumId w:val="22"/>
+  </w:num>
+  <w:num w:numId="22" w16cid:durableId="2016418272">
+    <w:abstractNumId w:val="55"/>
+  </w:num>
+  <w:num w:numId="23" w16cid:durableId="1111314379">
+    <w:abstractNumId w:val="54"/>
+  </w:num>
+  <w:num w:numId="24" w16cid:durableId="1424254972">
+    <w:abstractNumId w:val="73"/>
+  </w:num>
+  <w:num w:numId="25" w16cid:durableId="932594481">
+    <w:abstractNumId w:val="52"/>
+  </w:num>
+  <w:num w:numId="26" w16cid:durableId="1423650795">
+    <w:abstractNumId w:val="91"/>
+  </w:num>
+  <w:num w:numId="27" w16cid:durableId="829909529">
+    <w:abstractNumId w:val="85"/>
+  </w:num>
+  <w:num w:numId="28" w16cid:durableId="805660370">
+    <w:abstractNumId w:val="14"/>
+  </w:num>
+  <w:num w:numId="29" w16cid:durableId="1858960855">
+    <w:abstractNumId w:val="40"/>
+  </w:num>
+  <w:num w:numId="30" w16cid:durableId="2043167225">
+    <w:abstractNumId w:val="74"/>
+  </w:num>
+  <w:num w:numId="31" w16cid:durableId="1319963901">
+    <w:abstractNumId w:val="71"/>
+  </w:num>
+  <w:num w:numId="32" w16cid:durableId="186258823">
+    <w:abstractNumId w:val="57"/>
+  </w:num>
+  <w:num w:numId="33" w16cid:durableId="28529486">
+    <w:abstractNumId w:val="63"/>
+  </w:num>
+  <w:num w:numId="34" w16cid:durableId="1007176542">
+    <w:abstractNumId w:val="48"/>
+  </w:num>
+  <w:num w:numId="35" w16cid:durableId="332730701">
+    <w:abstractNumId w:val="33"/>
+  </w:num>
+  <w:num w:numId="36" w16cid:durableId="1942300252">
+    <w:abstractNumId w:val="56"/>
+  </w:num>
+  <w:num w:numId="37" w16cid:durableId="1459832691">
+    <w:abstractNumId w:val="51"/>
+  </w:num>
+  <w:num w:numId="38" w16cid:durableId="485322947">
+    <w:abstractNumId w:val="20"/>
+  </w:num>
+  <w:num w:numId="39" w16cid:durableId="628584928">
+    <w:abstractNumId w:val="53"/>
+  </w:num>
+  <w:num w:numId="40" w16cid:durableId="1634678357">
+    <w:abstractNumId w:val="78"/>
+  </w:num>
+  <w:num w:numId="41" w16cid:durableId="1193882282">
+    <w:abstractNumId w:val="15"/>
+  </w:num>
+  <w:num w:numId="42" w16cid:durableId="196089670">
+    <w:abstractNumId w:val="60"/>
+  </w:num>
+  <w:num w:numId="43" w16cid:durableId="1347747891">
+    <w:abstractNumId w:val="18"/>
+  </w:num>
+  <w:num w:numId="44" w16cid:durableId="1429736574">
+    <w:abstractNumId w:val="69"/>
+  </w:num>
+  <w:num w:numId="45" w16cid:durableId="1638947733">
+    <w:abstractNumId w:val="27"/>
+  </w:num>
+  <w:num w:numId="46" w16cid:durableId="1307734964">
+    <w:abstractNumId w:val="39"/>
+  </w:num>
+  <w:num w:numId="47" w16cid:durableId="2140302081">
+    <w:abstractNumId w:val="25"/>
+  </w:num>
+  <w:num w:numId="48" w16cid:durableId="2042974359">
+    <w:abstractNumId w:val="77"/>
+  </w:num>
+  <w:num w:numId="49" w16cid:durableId="930897845">
+    <w:abstractNumId w:val="76"/>
+  </w:num>
+  <w:num w:numId="50" w16cid:durableId="447435227">
+    <w:abstractNumId w:val="90"/>
+  </w:num>
+  <w:num w:numId="51" w16cid:durableId="257253072">
+    <w:abstractNumId w:val="5"/>
+  </w:num>
+  <w:num w:numId="52" w16cid:durableId="1159073312">
+    <w:abstractNumId w:val="3"/>
+  </w:num>
+  <w:num w:numId="53" w16cid:durableId="369888138">
+    <w:abstractNumId w:val="68"/>
+  </w:num>
+  <w:num w:numId="54" w16cid:durableId="42676421">
+    <w:abstractNumId w:val="41"/>
+  </w:num>
+  <w:num w:numId="55" w16cid:durableId="1457795204">
+    <w:abstractNumId w:val="6"/>
+  </w:num>
+  <w:num w:numId="56" w16cid:durableId="831918425">
+    <w:abstractNumId w:val="32"/>
+  </w:num>
+  <w:num w:numId="57" w16cid:durableId="1799176428">
     <w:abstractNumId w:val="79"/>
   </w:num>
-  <w:num w:numId="8" w16cid:durableId="1042441140">
+  <w:num w:numId="58" w16cid:durableId="200290829">
+    <w:abstractNumId w:val="59"/>
+  </w:num>
+  <w:num w:numId="59" w16cid:durableId="750351142">
+    <w:abstractNumId w:val="36"/>
+  </w:num>
+  <w:num w:numId="60" w16cid:durableId="1373193763">
+    <w:abstractNumId w:val="61"/>
+  </w:num>
+  <w:num w:numId="61" w16cid:durableId="749041200">
+    <w:abstractNumId w:val="89"/>
+  </w:num>
+  <w:num w:numId="62" w16cid:durableId="541553252">
+    <w:abstractNumId w:val="70"/>
+  </w:num>
+  <w:num w:numId="63" w16cid:durableId="1673071472">
+    <w:abstractNumId w:val="46"/>
+  </w:num>
+  <w:num w:numId="64" w16cid:durableId="1963264246">
+    <w:abstractNumId w:val="88"/>
+  </w:num>
+  <w:num w:numId="65" w16cid:durableId="57898228">
+    <w:abstractNumId w:val="8"/>
+  </w:num>
+  <w:num w:numId="66" w16cid:durableId="1042706635">
+    <w:abstractNumId w:val="81"/>
+  </w:num>
+  <w:num w:numId="67" w16cid:durableId="510949156">
+    <w:abstractNumId w:val="72"/>
+  </w:num>
+  <w:num w:numId="68" w16cid:durableId="1158034787">
+    <w:abstractNumId w:val="16"/>
+  </w:num>
+  <w:num w:numId="69" w16cid:durableId="539248771">
+    <w:abstractNumId w:val="65"/>
+  </w:num>
+  <w:num w:numId="70" w16cid:durableId="317927421">
+    <w:abstractNumId w:val="12"/>
+  </w:num>
+  <w:num w:numId="71" w16cid:durableId="769467274">
+    <w:abstractNumId w:val="45"/>
+  </w:num>
+  <w:num w:numId="72" w16cid:durableId="1207982723">
+    <w:abstractNumId w:val="29"/>
+  </w:num>
+  <w:num w:numId="73" w16cid:durableId="1977222235">
+    <w:abstractNumId w:val="28"/>
+  </w:num>
+  <w:num w:numId="74" w16cid:durableId="1905751675">
+    <w:abstractNumId w:val="19"/>
+  </w:num>
+  <w:num w:numId="75" w16cid:durableId="1510171628">
     <w:abstractNumId w:val="30"/>
   </w:num>
-  <w:num w:numId="9" w16cid:durableId="594631006">
-    <w:abstractNumId w:val="21"/>
+  <w:num w:numId="76" w16cid:durableId="751708235">
+    <w:abstractNumId w:val="35"/>
   </w:num>
-  <w:num w:numId="10" w16cid:durableId="1115444363">
-    <w:abstractNumId w:val="33"/>
+  <w:num w:numId="77" w16cid:durableId="362748863">
+    <w:abstractNumId w:val="86"/>
   </w:num>
-  <w:num w:numId="11" w16cid:durableId="2113470923">
-    <w:abstractNumId w:val="15"/>
+  <w:num w:numId="78" w16cid:durableId="1317148182">
+    <w:abstractNumId w:val="42"/>
   </w:num>
-  <w:num w:numId="12" w16cid:durableId="945426716">
-    <w:abstractNumId w:val="6"/>
+  <w:num w:numId="79" w16cid:durableId="1468549843">
+    <w:abstractNumId w:val="11"/>
   </w:num>
-  <w:num w:numId="13" w16cid:durableId="31271996">
-    <w:abstractNumId w:val="19"/>
+  <w:num w:numId="80" w16cid:durableId="684331609">
+    <w:abstractNumId w:val="43"/>
   </w:num>
-  <w:num w:numId="14" w16cid:durableId="699354938">
-    <w:abstractNumId w:val="34"/>
+  <w:num w:numId="81" w16cid:durableId="348877709">
+    <w:abstractNumId w:val="31"/>
   </w:num>
-  <w:num w:numId="15" w16cid:durableId="1690057188">
-    <w:abstractNumId w:val="40"/>
+  <w:num w:numId="82" w16cid:durableId="544485363">
+    <w:abstractNumId w:val="66"/>
   </w:num>
-  <w:num w:numId="16" w16cid:durableId="1068383669">
-    <w:abstractNumId w:val="8"/>
+  <w:num w:numId="83" w16cid:durableId="969088780">
+    <w:abstractNumId w:val="47"/>
   </w:num>
-  <w:num w:numId="17" w16cid:durableId="1410887590">
-    <w:abstractNumId w:val="76"/>
-  </w:num>
-  <w:num w:numId="18" w16cid:durableId="1452937763">
-    <w:abstractNumId w:val="78"/>
-  </w:num>
-  <w:num w:numId="19" w16cid:durableId="1195731079">
-    <w:abstractNumId w:val="63"/>
-  </w:num>
-  <w:num w:numId="20" w16cid:durableId="2018262986">
+  <w:num w:numId="84" w16cid:durableId="79180410">
     <w:abstractNumId w:val="58"/>
   </w:num>
-  <w:num w:numId="21" w16cid:durableId="447509763">
-    <w:abstractNumId w:val="20"/>
+  <w:num w:numId="85" w16cid:durableId="895555157">
+    <w:abstractNumId w:val="64"/>
   </w:num>
-  <w:num w:numId="22" w16cid:durableId="2016418272">
-    <w:abstractNumId w:val="51"/>
+  <w:num w:numId="86" w16cid:durableId="617565691">
+    <w:abstractNumId w:val="75"/>
   </w:num>
-  <w:num w:numId="23" w16cid:durableId="1111314379">
+  <w:num w:numId="87" w16cid:durableId="1267541634">
+    <w:abstractNumId w:val="87"/>
+  </w:num>
+  <w:num w:numId="88" w16cid:durableId="990251772">
+    <w:abstractNumId w:val="92"/>
+  </w:num>
+  <w:num w:numId="89" w16cid:durableId="575089162">
     <w:abstractNumId w:val="50"/>
   </w:num>
-  <w:num w:numId="24" w16cid:durableId="1424254972">
-    <w:abstractNumId w:val="69"/>
+  <w:num w:numId="90" w16cid:durableId="829711650">
+    <w:abstractNumId w:val="26"/>
   </w:num>
-  <w:num w:numId="25" w16cid:durableId="932594481">
-    <w:abstractNumId w:val="48"/>
+  <w:num w:numId="91" w16cid:durableId="10106085">
+    <w:abstractNumId w:val="2"/>
   </w:num>
-  <w:num w:numId="26" w16cid:durableId="1423650795">
-    <w:abstractNumId w:val="87"/>
-  </w:num>
-  <w:num w:numId="27" w16cid:durableId="829909529">
-    <w:abstractNumId w:val="81"/>
-  </w:num>
-  <w:num w:numId="28" w16cid:durableId="805660370">
-    <w:abstractNumId w:val="12"/>
-  </w:num>
-  <w:num w:numId="29" w16cid:durableId="1858960855">
-    <w:abstractNumId w:val="36"/>
-  </w:num>
-  <w:num w:numId="30" w16cid:durableId="2043167225">
-    <w:abstractNumId w:val="70"/>
-  </w:num>
-  <w:num w:numId="31" w16cid:durableId="1319963901">
-    <w:abstractNumId w:val="67"/>
-  </w:num>
-  <w:num w:numId="32" w16cid:durableId="186258823">
-    <w:abstractNumId w:val="53"/>
-  </w:num>
-  <w:num w:numId="33" w16cid:durableId="28529486">
-    <w:abstractNumId w:val="59"/>
-  </w:num>
-  <w:num w:numId="34" w16cid:durableId="1007176542">
-    <w:abstractNumId w:val="44"/>
-  </w:num>
-  <w:num w:numId="35" w16cid:durableId="332730701">
-    <w:abstractNumId w:val="29"/>
-  </w:num>
-  <w:num w:numId="36" w16cid:durableId="1942300252">
-    <w:abstractNumId w:val="52"/>
-  </w:num>
-  <w:num w:numId="37" w16cid:durableId="1459832691">
-    <w:abstractNumId w:val="47"/>
-  </w:num>
-  <w:num w:numId="38" w16cid:durableId="485322947">
-    <w:abstractNumId w:val="18"/>
-  </w:num>
-  <w:num w:numId="39" w16cid:durableId="628584928">
-    <w:abstractNumId w:val="49"/>
-  </w:num>
-  <w:num w:numId="40" w16cid:durableId="1634678357">
-    <w:abstractNumId w:val="74"/>
-  </w:num>
-  <w:num w:numId="41" w16cid:durableId="1193882282">
-    <w:abstractNumId w:val="13"/>
-  </w:num>
-  <w:num w:numId="42" w16cid:durableId="196089670">
-    <w:abstractNumId w:val="56"/>
-  </w:num>
-  <w:num w:numId="43" w16cid:durableId="1347747891">
-    <w:abstractNumId w:val="16"/>
-  </w:num>
-  <w:num w:numId="44" w16cid:durableId="1429736574">
-    <w:abstractNumId w:val="65"/>
-  </w:num>
-  <w:num w:numId="45" w16cid:durableId="1638947733">
+  <w:num w:numId="92" w16cid:durableId="1961836126">
     <w:abstractNumId w:val="23"/>
   </w:num>
-  <w:num w:numId="46" w16cid:durableId="1307734964">
-    <w:abstractNumId w:val="35"/>
-  </w:num>
-  <w:num w:numId="47" w16cid:durableId="2140302081">
-    <w:abstractNumId w:val="22"/>
-  </w:num>
-  <w:num w:numId="48" w16cid:durableId="2042974359">
-    <w:abstractNumId w:val="73"/>
-  </w:num>
-  <w:num w:numId="49" w16cid:durableId="930897845">
-    <w:abstractNumId w:val="72"/>
-  </w:num>
-  <w:num w:numId="50" w16cid:durableId="447435227">
-    <w:abstractNumId w:val="86"/>
-  </w:num>
-  <w:num w:numId="51" w16cid:durableId="257253072">
-    <w:abstractNumId w:val="4"/>
-  </w:num>
-  <w:num w:numId="52" w16cid:durableId="1159073312">
-    <w:abstractNumId w:val="2"/>
-  </w:num>
-  <w:num w:numId="53" w16cid:durableId="369888138">
-    <w:abstractNumId w:val="64"/>
-  </w:num>
-  <w:num w:numId="54" w16cid:durableId="42676421">
-    <w:abstractNumId w:val="37"/>
-  </w:num>
-  <w:num w:numId="55" w16cid:durableId="1457795204">
-    <w:abstractNumId w:val="5"/>
-  </w:num>
-  <w:num w:numId="56" w16cid:durableId="831918425">
-    <w:abstractNumId w:val="28"/>
-  </w:num>
-  <w:num w:numId="57" w16cid:durableId="1799176428">
-    <w:abstractNumId w:val="75"/>
-  </w:num>
-  <w:num w:numId="58" w16cid:durableId="200290829">
-    <w:abstractNumId w:val="55"/>
-  </w:num>
-  <w:num w:numId="59" w16cid:durableId="750351142">
-    <w:abstractNumId w:val="32"/>
-  </w:num>
-  <w:num w:numId="60" w16cid:durableId="1373193763">
-    <w:abstractNumId w:val="57"/>
-  </w:num>
-  <w:num w:numId="61" w16cid:durableId="749041200">
-    <w:abstractNumId w:val="85"/>
-  </w:num>
-  <w:num w:numId="62" w16cid:durableId="541553252">
-    <w:abstractNumId w:val="66"/>
-  </w:num>
-  <w:num w:numId="63" w16cid:durableId="1673071472">
-    <w:abstractNumId w:val="42"/>
-  </w:num>
-  <w:num w:numId="64" w16cid:durableId="1963264246">
-    <w:abstractNumId w:val="84"/>
-  </w:num>
-  <w:num w:numId="65" w16cid:durableId="57898228">
-    <w:abstractNumId w:val="7"/>
-  </w:num>
-  <w:num w:numId="66" w16cid:durableId="1042706635">
-    <w:abstractNumId w:val="77"/>
-  </w:num>
-  <w:num w:numId="67" w16cid:durableId="510949156">
-    <w:abstractNumId w:val="68"/>
-  </w:num>
-  <w:num w:numId="68" w16cid:durableId="1158034787">
-    <w:abstractNumId w:val="14"/>
-  </w:num>
-  <w:num w:numId="69" w16cid:durableId="539248771">
-    <w:abstractNumId w:val="61"/>
-  </w:num>
-  <w:num w:numId="70" w16cid:durableId="317927421">
-    <w:abstractNumId w:val="10"/>
-  </w:num>
-  <w:num w:numId="71" w16cid:durableId="769467274">
-    <w:abstractNumId w:val="41"/>
-  </w:num>
-  <w:num w:numId="72" w16cid:durableId="1207982723">
-    <w:abstractNumId w:val="25"/>
-  </w:num>
-  <w:num w:numId="73" w16cid:durableId="1977222235">
-    <w:abstractNumId w:val="24"/>
-  </w:num>
-  <w:num w:numId="74" w16cid:durableId="1905751675">
-    <w:abstractNumId w:val="17"/>
-  </w:num>
-  <w:num w:numId="75" w16cid:durableId="1510171628">
-    <w:abstractNumId w:val="26"/>
-  </w:num>
-  <w:num w:numId="76" w16cid:durableId="751708235">
-    <w:abstractNumId w:val="31"/>
-  </w:num>
-  <w:num w:numId="77" w16cid:durableId="362748863">
-    <w:abstractNumId w:val="82"/>
-  </w:num>
-  <w:num w:numId="78" w16cid:durableId="1317148182">
-    <w:abstractNumId w:val="38"/>
-  </w:num>
-  <w:num w:numId="79" w16cid:durableId="1468549843">
+  <w:num w:numId="93" w16cid:durableId="987517640">
     <w:abstractNumId w:val="9"/>
-  </w:num>
-  <w:num w:numId="80" w16cid:durableId="684331609">
-    <w:abstractNumId w:val="39"/>
-  </w:num>
-  <w:num w:numId="81" w16cid:durableId="348877709">
-    <w:abstractNumId w:val="27"/>
-  </w:num>
-  <w:num w:numId="82" w16cid:durableId="544485363">
-    <w:abstractNumId w:val="62"/>
-  </w:num>
-  <w:num w:numId="83" w16cid:durableId="969088780">
-    <w:abstractNumId w:val="43"/>
-  </w:num>
-  <w:num w:numId="84" w16cid:durableId="79180410">
-    <w:abstractNumId w:val="54"/>
-  </w:num>
-  <w:num w:numId="85" w16cid:durableId="895555157">
-    <w:abstractNumId w:val="60"/>
-  </w:num>
-  <w:num w:numId="86" w16cid:durableId="617565691">
-    <w:abstractNumId w:val="71"/>
-  </w:num>
-  <w:num w:numId="87" w16cid:durableId="1267541634">
-    <w:abstractNumId w:val="83"/>
-  </w:num>
-  <w:num w:numId="88" w16cid:durableId="990251772">
-    <w:abstractNumId w:val="88"/>
-  </w:num>
-  <w:num w:numId="89" w16cid:durableId="575089162">
-    <w:abstractNumId w:val="46"/>
   </w:num>
 </w:numbering>
 </file>
@@ -42365,7 +40366,10 @@
     <w:rsid w:val="003E0B6F"/>
     <w:rsid w:val="00453938"/>
     <w:rsid w:val="00587822"/>
+    <w:rsid w:val="005D396C"/>
     <w:rsid w:val="008A60A2"/>
+    <w:rsid w:val="00962A0F"/>
+    <w:rsid w:val="00A31B30"/>
     <w:rsid w:val="00A909C5"/>
     <w:rsid w:val="00B771AC"/>
     <w:rsid w:val="00BE484A"/>

--- a/docs/BT_CW_15764609.docx
+++ b/docs/BT_CW_15764609.docx
@@ -84,6 +84,7 @@
             <w:bookmarkStart w:id="1" w:name="_Toc214293321"/>
             <w:bookmarkStart w:id="2" w:name="_Toc215922808"/>
             <w:bookmarkStart w:id="3" w:name="_Toc215922873"/>
+            <w:bookmarkStart w:id="4" w:name="_Toc217848439"/>
             <w:r>
               <w:rPr>
                 <w:rFonts w:ascii="Century Gothic" w:hAnsi="Century Gothic"/>
@@ -97,6 +98,7 @@
             <w:bookmarkEnd w:id="1"/>
             <w:bookmarkEnd w:id="2"/>
             <w:bookmarkEnd w:id="3"/>
+            <w:bookmarkEnd w:id="4"/>
           </w:p>
           <w:p>
             <w:pPr>
@@ -110,9 +112,10 @@
                 <w:szCs w:val="32"/>
               </w:rPr>
             </w:pPr>
-            <w:bookmarkStart w:id="4" w:name="_Toc214293322"/>
-            <w:bookmarkStart w:id="5" w:name="_Toc215922809"/>
-            <w:bookmarkStart w:id="6" w:name="_Toc215922874"/>
+            <w:bookmarkStart w:id="5" w:name="_Toc214293322"/>
+            <w:bookmarkStart w:id="6" w:name="_Toc215922809"/>
+            <w:bookmarkStart w:id="7" w:name="_Toc215922874"/>
+            <w:bookmarkStart w:id="8" w:name="_Toc217848440"/>
             <w:r>
               <w:rPr>
                 <w:rFonts w:ascii="Century Gothic" w:hAnsi="Century Gothic"/>
@@ -133,9 +136,10 @@
               </w:rPr>
               <w:t>, UK</w:t>
             </w:r>
-            <w:bookmarkEnd w:id="4"/>
             <w:bookmarkEnd w:id="5"/>
             <w:bookmarkEnd w:id="6"/>
+            <w:bookmarkEnd w:id="7"/>
+            <w:bookmarkEnd w:id="8"/>
           </w:p>
         </w:tc>
         <w:tc>
@@ -259,9 +263,10 @@
                 <w:szCs w:val="40"/>
               </w:rPr>
             </w:pPr>
-            <w:bookmarkStart w:id="7" w:name="_Toc214293323"/>
-            <w:bookmarkStart w:id="8" w:name="_Toc215922810"/>
-            <w:bookmarkStart w:id="9" w:name="_Toc215922875"/>
+            <w:bookmarkStart w:id="9" w:name="_Toc214293323"/>
+            <w:bookmarkStart w:id="10" w:name="_Toc215922810"/>
+            <w:bookmarkStart w:id="11" w:name="_Toc215922875"/>
+            <w:bookmarkStart w:id="12" w:name="_Toc217848441"/>
             <w:r>
               <w:rPr>
                 <w:rFonts w:ascii="Georgia" w:hAnsi="Georgia"/>
@@ -273,9 +278,10 @@
               </w:rPr>
               <w:t>Coursework</w:t>
             </w:r>
-            <w:bookmarkEnd w:id="7"/>
-            <w:bookmarkEnd w:id="8"/>
             <w:bookmarkEnd w:id="9"/>
+            <w:bookmarkEnd w:id="10"/>
+            <w:bookmarkEnd w:id="11"/>
+            <w:bookmarkEnd w:id="12"/>
           </w:p>
           <w:p>
             <w:pPr>
@@ -296,9 +302,10 @@
               </w:rPr>
               <w:t xml:space="preserve">     </w:t>
             </w:r>
-            <w:bookmarkStart w:id="10" w:name="_Toc214293324"/>
-            <w:bookmarkStart w:id="11" w:name="_Toc215922811"/>
-            <w:bookmarkStart w:id="12" w:name="_Toc215922876"/>
+            <w:bookmarkStart w:id="13" w:name="_Toc214293324"/>
+            <w:bookmarkStart w:id="14" w:name="_Toc215922811"/>
+            <w:bookmarkStart w:id="15" w:name="_Toc215922876"/>
+            <w:bookmarkStart w:id="16" w:name="_Toc217848442"/>
             <w:r>
               <w:rPr>
                 <w:rFonts w:ascii="Georgia" w:hAnsi="Georgia"/>
@@ -308,9 +315,10 @@
               </w:rPr>
               <w:t>BIG DATA ANALYTICS TECHNOLOGIES</w:t>
             </w:r>
-            <w:bookmarkEnd w:id="10"/>
-            <w:bookmarkEnd w:id="11"/>
-            <w:bookmarkEnd w:id="12"/>
+            <w:bookmarkEnd w:id="13"/>
+            <w:bookmarkEnd w:id="14"/>
+            <w:bookmarkEnd w:id="15"/>
+            <w:bookmarkEnd w:id="16"/>
           </w:p>
         </w:tc>
         <w:tc>
@@ -334,9 +342,10 @@
             </w:pPr>
           </w:p>
         </w:tc>
-        <w:bookmarkStart w:id="13" w:name="_Toc214293325"/>
-        <w:bookmarkStart w:id="14" w:name="_Toc215922812"/>
-        <w:bookmarkStart w:id="15" w:name="_Toc215922877"/>
+        <w:bookmarkStart w:id="17" w:name="_Toc214293325"/>
+        <w:bookmarkStart w:id="18" w:name="_Toc215922812"/>
+        <w:bookmarkStart w:id="19" w:name="_Toc215922877"/>
+        <w:bookmarkStart w:id="20" w:name="_Toc217848443"/>
         <w:tc>
           <w:tcPr>
             <w:tcW w:w="6930" w:type="dxa"/>
@@ -372,9 +381,10 @@
                 </w:r>
               </w:sdtContent>
             </w:sdt>
-            <w:bookmarkEnd w:id="13"/>
-            <w:bookmarkEnd w:id="14"/>
-            <w:bookmarkEnd w:id="15"/>
+            <w:bookmarkEnd w:id="17"/>
+            <w:bookmarkEnd w:id="18"/>
+            <w:bookmarkEnd w:id="19"/>
+            <w:bookmarkEnd w:id="20"/>
           </w:p>
           <w:p>
             <w:pPr>
@@ -384,18 +394,20 @@
                 <w:color w:val="auto"/>
               </w:rPr>
             </w:pPr>
-            <w:bookmarkStart w:id="16" w:name="_Toc214293326"/>
-            <w:bookmarkStart w:id="17" w:name="_Toc215922813"/>
-            <w:bookmarkStart w:id="18" w:name="_Toc215922878"/>
+            <w:bookmarkStart w:id="21" w:name="_Toc214293326"/>
+            <w:bookmarkStart w:id="22" w:name="_Toc215922813"/>
+            <w:bookmarkStart w:id="23" w:name="_Toc215922878"/>
+            <w:bookmarkStart w:id="24" w:name="_Toc217848444"/>
             <w:r>
               <w:rPr>
                 <w:color w:val="auto"/>
               </w:rPr>
               <w:t>M.D.P. Wijesuriya</w:t>
             </w:r>
-            <w:bookmarkEnd w:id="16"/>
-            <w:bookmarkEnd w:id="17"/>
-            <w:bookmarkEnd w:id="18"/>
+            <w:bookmarkEnd w:id="21"/>
+            <w:bookmarkEnd w:id="22"/>
+            <w:bookmarkEnd w:id="23"/>
+            <w:bookmarkEnd w:id="24"/>
           </w:p>
           <w:p>
             <w:pPr>
@@ -430,9 +442,10 @@
               <w:t>2024 Batch</w:t>
             </w:r>
           </w:p>
-          <w:bookmarkStart w:id="19" w:name="_Toc214293327"/>
-          <w:bookmarkStart w:id="20" w:name="_Toc215922814"/>
-          <w:bookmarkStart w:id="21" w:name="_Toc215922879"/>
+          <w:bookmarkStart w:id="25" w:name="_Toc214293327"/>
+          <w:bookmarkStart w:id="26" w:name="_Toc215922814"/>
+          <w:bookmarkStart w:id="27" w:name="_Toc215922879"/>
+          <w:bookmarkStart w:id="28" w:name="_Toc217848445"/>
           <w:p>
             <w:pPr>
               <w:pStyle w:val="Heading3"/>
@@ -454,9 +467,10 @@
                 </w:r>
               </w:sdtContent>
             </w:sdt>
-            <w:bookmarkEnd w:id="19"/>
-            <w:bookmarkEnd w:id="20"/>
-            <w:bookmarkEnd w:id="21"/>
+            <w:bookmarkEnd w:id="25"/>
+            <w:bookmarkEnd w:id="26"/>
+            <w:bookmarkEnd w:id="27"/>
+            <w:bookmarkEnd w:id="28"/>
           </w:p>
           <w:p>
             <w:pPr>
@@ -595,7 +609,7 @@
           <w:r>
             <w:fldChar w:fldCharType="separate"/>
           </w:r>
-          <w:hyperlink w:anchor="_Toc215922880" w:history="1">
+          <w:hyperlink w:anchor="_Toc217848446" w:history="1">
             <w:r>
               <w:rPr>
                 <w:rStyle w:val="Hyperlink"/>
@@ -622,7 +636,7 @@
                 <w:noProof/>
                 <w:webHidden/>
               </w:rPr>
-              <w:instrText xml:space="preserve"> PAGEREF _Toc215922880 \h </w:instrText>
+              <w:instrText xml:space="preserve"> PAGEREF _Toc217848446 \h </w:instrText>
             </w:r>
             <w:r>
               <w:rPr>
@@ -664,7 +678,7 @@
               <w:noProof/>
             </w:rPr>
           </w:pPr>
-          <w:hyperlink w:anchor="_Toc215922881" w:history="1">
+          <w:hyperlink w:anchor="_Toc217848447" w:history="1">
             <w:r>
               <w:rPr>
                 <w:rStyle w:val="Hyperlink"/>
@@ -691,7 +705,7 @@
                 <w:noProof/>
                 <w:webHidden/>
               </w:rPr>
-              <w:instrText xml:space="preserve"> PAGEREF _Toc215922881 \h </w:instrText>
+              <w:instrText xml:space="preserve"> PAGEREF _Toc217848447 \h </w:instrText>
             </w:r>
             <w:r>
               <w:rPr>
@@ -733,7 +747,7 @@
               <w:noProof/>
             </w:rPr>
           </w:pPr>
-          <w:hyperlink w:anchor="_Toc215922882" w:history="1">
+          <w:hyperlink w:anchor="_Toc217848448" w:history="1">
             <w:r>
               <w:rPr>
                 <w:rStyle w:val="Hyperlink"/>
@@ -760,7 +774,7 @@
                 <w:noProof/>
                 <w:webHidden/>
               </w:rPr>
-              <w:instrText xml:space="preserve"> PAGEREF _Toc215922882 \h </w:instrText>
+              <w:instrText xml:space="preserve"> PAGEREF _Toc217848448 \h </w:instrText>
             </w:r>
             <w:r>
               <w:rPr>
@@ -780,7 +794,7 @@
                 <w:noProof/>
                 <w:webHidden/>
               </w:rPr>
-              <w:t>14</w:t>
+              <w:t>15</w:t>
             </w:r>
             <w:r>
               <w:rPr>
@@ -802,7 +816,7 @@
               <w:noProof/>
             </w:rPr>
           </w:pPr>
-          <w:hyperlink w:anchor="_Toc215922883" w:history="1">
+          <w:hyperlink w:anchor="_Toc217848449" w:history="1">
             <w:r>
               <w:rPr>
                 <w:rStyle w:val="Hyperlink"/>
@@ -829,7 +843,7 @@
                 <w:noProof/>
                 <w:webHidden/>
               </w:rPr>
-              <w:instrText xml:space="preserve"> PAGEREF _Toc215922883 \h </w:instrText>
+              <w:instrText xml:space="preserve"> PAGEREF _Toc217848449 \h </w:instrText>
             </w:r>
             <w:r>
               <w:rPr>
@@ -849,7 +863,7 @@
                 <w:noProof/>
                 <w:webHidden/>
               </w:rPr>
-              <w:t>18</w:t>
+              <w:t>19</w:t>
             </w:r>
             <w:r>
               <w:rPr>
@@ -871,7 +885,7 @@
               <w:noProof/>
             </w:rPr>
           </w:pPr>
-          <w:hyperlink w:anchor="_Toc215922884" w:history="1">
+          <w:hyperlink w:anchor="_Toc217848450" w:history="1">
             <w:r>
               <w:rPr>
                 <w:rStyle w:val="Hyperlink"/>
@@ -898,7 +912,7 @@
                 <w:noProof/>
                 <w:webHidden/>
               </w:rPr>
-              <w:instrText xml:space="preserve"> PAGEREF _Toc215922884 \h </w:instrText>
+              <w:instrText xml:space="preserve"> PAGEREF _Toc217848450 \h </w:instrText>
             </w:r>
             <w:r>
               <w:rPr>
@@ -918,7 +932,7 @@
                 <w:noProof/>
                 <w:webHidden/>
               </w:rPr>
-              <w:t>18</w:t>
+              <w:t>19</w:t>
             </w:r>
             <w:r>
               <w:rPr>
@@ -940,7 +954,7 @@
               <w:noProof/>
             </w:rPr>
           </w:pPr>
-          <w:hyperlink w:anchor="_Toc215922885" w:history="1">
+          <w:hyperlink w:anchor="_Toc217848451" w:history="1">
             <w:r>
               <w:rPr>
                 <w:rStyle w:val="Hyperlink"/>
@@ -967,7 +981,7 @@
                 <w:noProof/>
                 <w:webHidden/>
               </w:rPr>
-              <w:instrText xml:space="preserve"> PAGEREF _Toc215922885 \h </w:instrText>
+              <w:instrText xml:space="preserve"> PAGEREF _Toc217848451 \h </w:instrText>
             </w:r>
             <w:r>
               <w:rPr>
@@ -987,7 +1001,7 @@
                 <w:noProof/>
                 <w:webHidden/>
               </w:rPr>
-              <w:t>18</w:t>
+              <w:t>19</w:t>
             </w:r>
             <w:r>
               <w:rPr>
@@ -1009,7 +1023,7 @@
               <w:noProof/>
             </w:rPr>
           </w:pPr>
-          <w:hyperlink w:anchor="_Toc215922886" w:history="1">
+          <w:hyperlink w:anchor="_Toc217848452" w:history="1">
             <w:r>
               <w:rPr>
                 <w:rStyle w:val="Hyperlink"/>
@@ -1036,7 +1050,7 @@
                 <w:noProof/>
                 <w:webHidden/>
               </w:rPr>
-              <w:instrText xml:space="preserve"> PAGEREF _Toc215922886 \h </w:instrText>
+              <w:instrText xml:space="preserve"> PAGEREF _Toc217848452 \h </w:instrText>
             </w:r>
             <w:r>
               <w:rPr>
@@ -1056,7 +1070,7 @@
                 <w:noProof/>
                 <w:webHidden/>
               </w:rPr>
-              <w:t>18</w:t>
+              <w:t>19</w:t>
             </w:r>
             <w:r>
               <w:rPr>
@@ -1078,7 +1092,7 @@
               <w:noProof/>
             </w:rPr>
           </w:pPr>
-          <w:hyperlink w:anchor="_Toc215922887" w:history="1">
+          <w:hyperlink w:anchor="_Toc217848453" w:history="1">
             <w:r>
               <w:rPr>
                 <w:rStyle w:val="Hyperlink"/>
@@ -1105,7 +1119,7 @@
                 <w:noProof/>
                 <w:webHidden/>
               </w:rPr>
-              <w:instrText xml:space="preserve"> PAGEREF _Toc215922887 \h </w:instrText>
+              <w:instrText xml:space="preserve"> PAGEREF _Toc217848453 \h </w:instrText>
             </w:r>
             <w:r>
               <w:rPr>
@@ -1125,7 +1139,7 @@
                 <w:noProof/>
                 <w:webHidden/>
               </w:rPr>
-              <w:t>18</w:t>
+              <w:t>19</w:t>
             </w:r>
             <w:r>
               <w:rPr>
@@ -1147,7 +1161,7 @@
               <w:noProof/>
             </w:rPr>
           </w:pPr>
-          <w:hyperlink w:anchor="_Toc215922888" w:history="1">
+          <w:hyperlink w:anchor="_Toc217848454" w:history="1">
             <w:r>
               <w:rPr>
                 <w:rStyle w:val="Hyperlink"/>
@@ -1174,7 +1188,7 @@
                 <w:noProof/>
                 <w:webHidden/>
               </w:rPr>
-              <w:instrText xml:space="preserve"> PAGEREF _Toc215922888 \h </w:instrText>
+              <w:instrText xml:space="preserve"> PAGEREF _Toc217848454 \h </w:instrText>
             </w:r>
             <w:r>
               <w:rPr>
@@ -1194,7 +1208,7 @@
                 <w:noProof/>
                 <w:webHidden/>
               </w:rPr>
-              <w:t>19</w:t>
+              <w:t>20</w:t>
             </w:r>
             <w:r>
               <w:rPr>
@@ -1216,7 +1230,7 @@
               <w:noProof/>
             </w:rPr>
           </w:pPr>
-          <w:hyperlink w:anchor="_Toc215922889" w:history="1">
+          <w:hyperlink w:anchor="_Toc217848455" w:history="1">
             <w:r>
               <w:rPr>
                 <w:rStyle w:val="Hyperlink"/>
@@ -1243,7 +1257,7 @@
                 <w:noProof/>
                 <w:webHidden/>
               </w:rPr>
-              <w:instrText xml:space="preserve"> PAGEREF _Toc215922889 \h </w:instrText>
+              <w:instrText xml:space="preserve"> PAGEREF _Toc217848455 \h </w:instrText>
             </w:r>
             <w:r>
               <w:rPr>
@@ -1263,7 +1277,7 @@
                 <w:noProof/>
                 <w:webHidden/>
               </w:rPr>
-              <w:t>19</w:t>
+              <w:t>20</w:t>
             </w:r>
             <w:r>
               <w:rPr>
@@ -1285,7 +1299,7 @@
               <w:noProof/>
             </w:rPr>
           </w:pPr>
-          <w:hyperlink w:anchor="_Toc215922890" w:history="1">
+          <w:hyperlink w:anchor="_Toc217848456" w:history="1">
             <w:r>
               <w:rPr>
                 <w:rStyle w:val="Hyperlink"/>
@@ -1312,7 +1326,7 @@
                 <w:noProof/>
                 <w:webHidden/>
               </w:rPr>
-              <w:instrText xml:space="preserve"> PAGEREF _Toc215922890 \h </w:instrText>
+              <w:instrText xml:space="preserve"> PAGEREF _Toc217848456 \h </w:instrText>
             </w:r>
             <w:r>
               <w:rPr>
@@ -1332,7 +1346,7 @@
                 <w:noProof/>
                 <w:webHidden/>
               </w:rPr>
-              <w:t>19</w:t>
+              <w:t>20</w:t>
             </w:r>
             <w:r>
               <w:rPr>
@@ -1354,7 +1368,7 @@
               <w:noProof/>
             </w:rPr>
           </w:pPr>
-          <w:hyperlink w:anchor="_Toc215922891" w:history="1">
+          <w:hyperlink w:anchor="_Toc217848457" w:history="1">
             <w:r>
               <w:rPr>
                 <w:rStyle w:val="Hyperlink"/>
@@ -1381,7 +1395,7 @@
                 <w:noProof/>
                 <w:webHidden/>
               </w:rPr>
-              <w:instrText xml:space="preserve"> PAGEREF _Toc215922891 \h </w:instrText>
+              <w:instrText xml:space="preserve"> PAGEREF _Toc217848457 \h </w:instrText>
             </w:r>
             <w:r>
               <w:rPr>
@@ -1401,7 +1415,7 @@
                 <w:noProof/>
                 <w:webHidden/>
               </w:rPr>
-              <w:t>19</w:t>
+              <w:t>21</w:t>
             </w:r>
             <w:r>
               <w:rPr>
@@ -1423,7 +1437,7 @@
               <w:noProof/>
             </w:rPr>
           </w:pPr>
-          <w:hyperlink w:anchor="_Toc215922892" w:history="1">
+          <w:hyperlink w:anchor="_Toc217848458" w:history="1">
             <w:r>
               <w:rPr>
                 <w:rStyle w:val="Hyperlink"/>
@@ -1450,7 +1464,7 @@
                 <w:noProof/>
                 <w:webHidden/>
               </w:rPr>
-              <w:instrText xml:space="preserve"> PAGEREF _Toc215922892 \h </w:instrText>
+              <w:instrText xml:space="preserve"> PAGEREF _Toc217848458 \h </w:instrText>
             </w:r>
             <w:r>
               <w:rPr>
@@ -1470,7 +1484,7 @@
                 <w:noProof/>
                 <w:webHidden/>
               </w:rPr>
-              <w:t>19</w:t>
+              <w:t>21</w:t>
             </w:r>
             <w:r>
               <w:rPr>
@@ -1492,7 +1506,7 @@
               <w:noProof/>
             </w:rPr>
           </w:pPr>
-          <w:hyperlink w:anchor="_Toc215922893" w:history="1">
+          <w:hyperlink w:anchor="_Toc217848459" w:history="1">
             <w:r>
               <w:rPr>
                 <w:rStyle w:val="Hyperlink"/>
@@ -1519,7 +1533,7 @@
                 <w:noProof/>
                 <w:webHidden/>
               </w:rPr>
-              <w:instrText xml:space="preserve"> PAGEREF _Toc215922893 \h </w:instrText>
+              <w:instrText xml:space="preserve"> PAGEREF _Toc217848459 \h </w:instrText>
             </w:r>
             <w:r>
               <w:rPr>
@@ -1539,7 +1553,7 @@
                 <w:noProof/>
                 <w:webHidden/>
               </w:rPr>
-              <w:t>20</w:t>
+              <w:t>21</w:t>
             </w:r>
             <w:r>
               <w:rPr>
@@ -1561,7 +1575,7 @@
               <w:noProof/>
             </w:rPr>
           </w:pPr>
-          <w:hyperlink w:anchor="_Toc215922894" w:history="1">
+          <w:hyperlink w:anchor="_Toc217848460" w:history="1">
             <w:r>
               <w:rPr>
                 <w:rStyle w:val="Hyperlink"/>
@@ -1588,7 +1602,7 @@
                 <w:noProof/>
                 <w:webHidden/>
               </w:rPr>
-              <w:instrText xml:space="preserve"> PAGEREF _Toc215922894 \h </w:instrText>
+              <w:instrText xml:space="preserve"> PAGEREF _Toc217848460 \h </w:instrText>
             </w:r>
             <w:r>
               <w:rPr>
@@ -1608,7 +1622,7 @@
                 <w:noProof/>
                 <w:webHidden/>
               </w:rPr>
-              <w:t>20</w:t>
+              <w:t>22</w:t>
             </w:r>
             <w:r>
               <w:rPr>
@@ -1630,7 +1644,7 @@
               <w:noProof/>
             </w:rPr>
           </w:pPr>
-          <w:hyperlink w:anchor="_Toc215922895" w:history="1">
+          <w:hyperlink w:anchor="_Toc217848461" w:history="1">
             <w:r>
               <w:rPr>
                 <w:rStyle w:val="Hyperlink"/>
@@ -1657,7 +1671,7 @@
                 <w:noProof/>
                 <w:webHidden/>
               </w:rPr>
-              <w:instrText xml:space="preserve"> PAGEREF _Toc215922895 \h </w:instrText>
+              <w:instrText xml:space="preserve"> PAGEREF _Toc217848461 \h </w:instrText>
             </w:r>
             <w:r>
               <w:rPr>
@@ -1677,7 +1691,7 @@
                 <w:noProof/>
                 <w:webHidden/>
               </w:rPr>
-              <w:t>20</w:t>
+              <w:t>22</w:t>
             </w:r>
             <w:r>
               <w:rPr>
@@ -1699,13 +1713,13 @@
               <w:noProof/>
             </w:rPr>
           </w:pPr>
-          <w:hyperlink w:anchor="_Toc215922896" w:history="1">
+          <w:hyperlink w:anchor="_Toc217848462" w:history="1">
             <w:r>
               <w:rPr>
                 <w:rStyle w:val="Hyperlink"/>
                 <w:noProof/>
               </w:rPr>
-              <w:t>Daily Peak Traffic Volume Across All Sensors</w:t>
+              <w:t>Daily Peak and Daily Average Traffic Volume Across All Sensors</w:t>
             </w:r>
             <w:r>
               <w:rPr>
@@ -1726,7 +1740,7 @@
                 <w:noProof/>
                 <w:webHidden/>
               </w:rPr>
-              <w:instrText xml:space="preserve"> PAGEREF _Toc215922896 \h </w:instrText>
+              <w:instrText xml:space="preserve"> PAGEREF _Toc217848462 \h </w:instrText>
             </w:r>
             <w:r>
               <w:rPr>
@@ -1746,7 +1760,7 @@
                 <w:noProof/>
                 <w:webHidden/>
               </w:rPr>
-              <w:t>21</w:t>
+              <w:t>23</w:t>
             </w:r>
             <w:r>
               <w:rPr>
@@ -1768,7 +1782,7 @@
               <w:noProof/>
             </w:rPr>
           </w:pPr>
-          <w:hyperlink w:anchor="_Toc215922897" w:history="1">
+          <w:hyperlink w:anchor="_Toc217848463" w:history="1">
             <w:r>
               <w:rPr>
                 <w:rStyle w:val="Hyperlink"/>
@@ -1795,7 +1809,7 @@
                 <w:noProof/>
                 <w:webHidden/>
               </w:rPr>
-              <w:instrText xml:space="preserve"> PAGEREF _Toc215922897 \h </w:instrText>
+              <w:instrText xml:space="preserve"> PAGEREF _Toc217848463 \h </w:instrText>
             </w:r>
             <w:r>
               <w:rPr>
@@ -1815,7 +1829,7 @@
                 <w:noProof/>
                 <w:webHidden/>
               </w:rPr>
-              <w:t>21</w:t>
+              <w:t>23</w:t>
             </w:r>
             <w:r>
               <w:rPr>
@@ -1837,13 +1851,13 @@
               <w:noProof/>
             </w:rPr>
           </w:pPr>
-          <w:hyperlink w:anchor="_Toc215922898" w:history="1">
+          <w:hyperlink w:anchor="_Toc217848464" w:history="1">
             <w:r>
               <w:rPr>
                 <w:rStyle w:val="Hyperlink"/>
                 <w:noProof/>
               </w:rPr>
-              <w:t>Grafana Dashboard Setup and interpretation</w:t>
+              <w:t>Grafana Dashboard Setup and Interpretation</w:t>
             </w:r>
             <w:r>
               <w:rPr>
@@ -1864,7 +1878,7 @@
                 <w:noProof/>
                 <w:webHidden/>
               </w:rPr>
-              <w:instrText xml:space="preserve"> PAGEREF _Toc215922898 \h </w:instrText>
+              <w:instrText xml:space="preserve"> PAGEREF _Toc217848464 \h </w:instrText>
             </w:r>
             <w:r>
               <w:rPr>
@@ -1884,7 +1898,7 @@
                 <w:noProof/>
                 <w:webHidden/>
               </w:rPr>
-              <w:t>22</w:t>
+              <w:t>24</w:t>
             </w:r>
             <w:r>
               <w:rPr>
@@ -1906,7 +1920,7 @@
               <w:noProof/>
             </w:rPr>
           </w:pPr>
-          <w:hyperlink w:anchor="_Toc215922899" w:history="1">
+          <w:hyperlink w:anchor="_Toc217848465" w:history="1">
             <w:r>
               <w:rPr>
                 <w:rStyle w:val="Hyperlink"/>
@@ -1933,7 +1947,7 @@
                 <w:noProof/>
                 <w:webHidden/>
               </w:rPr>
-              <w:instrText xml:space="preserve"> PAGEREF _Toc215922899 \h </w:instrText>
+              <w:instrText xml:space="preserve"> PAGEREF _Toc217848465 \h </w:instrText>
             </w:r>
             <w:r>
               <w:rPr>
@@ -1953,7 +1967,7 @@
                 <w:noProof/>
                 <w:webHidden/>
               </w:rPr>
-              <w:t>22</w:t>
+              <w:t>24</w:t>
             </w:r>
             <w:r>
               <w:rPr>
@@ -1975,7 +1989,7 @@
               <w:noProof/>
             </w:rPr>
           </w:pPr>
-          <w:hyperlink w:anchor="_Toc215922900" w:history="1">
+          <w:hyperlink w:anchor="_Toc217848466" w:history="1">
             <w:r>
               <w:rPr>
                 <w:rStyle w:val="Hyperlink"/>
@@ -2002,7 +2016,7 @@
                 <w:noProof/>
                 <w:webHidden/>
               </w:rPr>
-              <w:instrText xml:space="preserve"> PAGEREF _Toc215922900 \h </w:instrText>
+              <w:instrText xml:space="preserve"> PAGEREF _Toc217848466 \h </w:instrText>
             </w:r>
             <w:r>
               <w:rPr>
@@ -2022,7 +2036,7 @@
                 <w:noProof/>
                 <w:webHidden/>
               </w:rPr>
-              <w:t>22</w:t>
+              <w:t>24</w:t>
             </w:r>
             <w:r>
               <w:rPr>
@@ -2044,7 +2058,7 @@
               <w:noProof/>
             </w:rPr>
           </w:pPr>
-          <w:hyperlink w:anchor="_Toc215922901" w:history="1">
+          <w:hyperlink w:anchor="_Toc217848467" w:history="1">
             <w:r>
               <w:rPr>
                 <w:rStyle w:val="Hyperlink"/>
@@ -2071,7 +2085,7 @@
                 <w:noProof/>
                 <w:webHidden/>
               </w:rPr>
-              <w:instrText xml:space="preserve"> PAGEREF _Toc215922901 \h </w:instrText>
+              <w:instrText xml:space="preserve"> PAGEREF _Toc217848467 \h </w:instrText>
             </w:r>
             <w:r>
               <w:rPr>
@@ -2091,7 +2105,76 @@
                 <w:noProof/>
                 <w:webHidden/>
               </w:rPr>
-              <w:t>23</w:t>
+              <w:t>25</w:t>
+            </w:r>
+            <w:r>
+              <w:rPr>
+                <w:noProof/>
+                <w:webHidden/>
+              </w:rPr>
+              <w:fldChar w:fldCharType="end"/>
+            </w:r>
+          </w:hyperlink>
+        </w:p>
+        <w:p>
+          <w:pPr>
+            <w:pStyle w:val="TOC3"/>
+            <w:tabs>
+              <w:tab w:val="right" w:leader="dot" w:pos="9890"/>
+            </w:tabs>
+            <w:rPr>
+              <w:rFonts w:eastAsiaTheme="minorEastAsia"/>
+              <w:noProof/>
+            </w:rPr>
+          </w:pPr>
+          <w:hyperlink w:anchor="_Toc217848468" w:history="1">
+            <w:r>
+              <w:rPr>
+                <w:rStyle w:val="Hyperlink"/>
+                <w:noProof/>
+              </w:rPr>
+              <w:t>Dashboard Refresh and Real-Time Updates</w:t>
+            </w:r>
+            <w:r>
+              <w:rPr>
+                <w:noProof/>
+                <w:webHidden/>
+              </w:rPr>
+              <w:tab/>
+            </w:r>
+            <w:r>
+              <w:rPr>
+                <w:noProof/>
+                <w:webHidden/>
+              </w:rPr>
+              <w:fldChar w:fldCharType="begin"/>
+            </w:r>
+            <w:r>
+              <w:rPr>
+                <w:noProof/>
+                <w:webHidden/>
+              </w:rPr>
+              <w:instrText xml:space="preserve"> PAGEREF _Toc217848468 \h </w:instrText>
+            </w:r>
+            <w:r>
+              <w:rPr>
+                <w:noProof/>
+                <w:webHidden/>
+              </w:rPr>
+            </w:r>
+            <w:r>
+              <w:rPr>
+                <w:noProof/>
+                <w:webHidden/>
+              </w:rPr>
+              <w:fldChar w:fldCharType="separate"/>
+            </w:r>
+            <w:r>
+              <w:rPr>
+                <w:noProof/>
+                <w:webHidden/>
+              </w:rPr>
+              <w:t>26</w:t>
             </w:r>
             <w:r>
               <w:rPr>
@@ -2113,7 +2196,7 @@
               <w:noProof/>
             </w:rPr>
           </w:pPr>
-          <w:hyperlink w:anchor="_Toc215922902" w:history="1">
+          <w:hyperlink w:anchor="_Toc217848469" w:history="1">
             <w:r>
               <w:rPr>
                 <w:rStyle w:val="Hyperlink"/>
@@ -2140,7 +2223,7 @@
                 <w:noProof/>
                 <w:webHidden/>
               </w:rPr>
-              <w:instrText xml:space="preserve"> PAGEREF _Toc215922902 \h </w:instrText>
+              <w:instrText xml:space="preserve"> PAGEREF _Toc217848469 \h </w:instrText>
             </w:r>
             <w:r>
               <w:rPr>
@@ -2160,7 +2243,7 @@
                 <w:noProof/>
                 <w:webHidden/>
               </w:rPr>
-              <w:t>24</w:t>
+              <w:t>26</w:t>
             </w:r>
             <w:r>
               <w:rPr>
@@ -2182,7 +2265,7 @@
               <w:noProof/>
             </w:rPr>
           </w:pPr>
-          <w:hyperlink w:anchor="_Toc215922903" w:history="1">
+          <w:hyperlink w:anchor="_Toc217848470" w:history="1">
             <w:r>
               <w:rPr>
                 <w:rStyle w:val="Hyperlink"/>
@@ -2209,7 +2292,7 @@
                 <w:noProof/>
                 <w:webHidden/>
               </w:rPr>
-              <w:instrText xml:space="preserve"> PAGEREF _Toc215922903 \h </w:instrText>
+              <w:instrText xml:space="preserve"> PAGEREF _Toc217848470 \h </w:instrText>
             </w:r>
             <w:r>
               <w:rPr>
@@ -2229,7 +2312,7 @@
                 <w:noProof/>
                 <w:webHidden/>
               </w:rPr>
-              <w:t>26</w:t>
+              <w:t>28</w:t>
             </w:r>
             <w:r>
               <w:rPr>
@@ -2251,7 +2334,7 @@
               <w:noProof/>
             </w:rPr>
           </w:pPr>
-          <w:hyperlink w:anchor="_Toc215922904" w:history="1">
+          <w:hyperlink w:anchor="_Toc217848471" w:history="1">
             <w:r>
               <w:rPr>
                 <w:rStyle w:val="Hyperlink"/>
@@ -2278,7 +2361,7 @@
                 <w:noProof/>
                 <w:webHidden/>
               </w:rPr>
-              <w:instrText xml:space="preserve"> PAGEREF _Toc215922904 \h </w:instrText>
+              <w:instrText xml:space="preserve"> PAGEREF _Toc217848471 \h </w:instrText>
             </w:r>
             <w:r>
               <w:rPr>
@@ -2298,7 +2381,7 @@
                 <w:noProof/>
                 <w:webHidden/>
               </w:rPr>
-              <w:t>26</w:t>
+              <w:t>28</w:t>
             </w:r>
             <w:r>
               <w:rPr>
@@ -2320,7 +2403,7 @@
               <w:noProof/>
             </w:rPr>
           </w:pPr>
-          <w:hyperlink w:anchor="_Toc215922905" w:history="1">
+          <w:hyperlink w:anchor="_Toc217848472" w:history="1">
             <w:r>
               <w:rPr>
                 <w:rStyle w:val="Hyperlink"/>
@@ -2347,7 +2430,7 @@
                 <w:noProof/>
                 <w:webHidden/>
               </w:rPr>
-              <w:instrText xml:space="preserve"> PAGEREF _Toc215922905 \h </w:instrText>
+              <w:instrText xml:space="preserve"> PAGEREF _Toc217848472 \h </w:instrText>
             </w:r>
             <w:r>
               <w:rPr>
@@ -2367,7 +2450,7 @@
                 <w:noProof/>
                 <w:webHidden/>
               </w:rPr>
-              <w:t>29</w:t>
+              <w:t>31</w:t>
             </w:r>
             <w:r>
               <w:rPr>
@@ -2389,7 +2472,7 @@
               <w:noProof/>
             </w:rPr>
           </w:pPr>
-          <w:hyperlink w:anchor="_Toc215922906" w:history="1">
+          <w:hyperlink w:anchor="_Toc217848473" w:history="1">
             <w:r>
               <w:rPr>
                 <w:rStyle w:val="Hyperlink"/>
@@ -2416,7 +2499,7 @@
                 <w:noProof/>
                 <w:webHidden/>
               </w:rPr>
-              <w:instrText xml:space="preserve"> PAGEREF _Toc215922906 \h </w:instrText>
+              <w:instrText xml:space="preserve"> PAGEREF _Toc217848473 \h </w:instrText>
             </w:r>
             <w:r>
               <w:rPr>
@@ -2436,7 +2519,7 @@
                 <w:noProof/>
                 <w:webHidden/>
               </w:rPr>
-              <w:t>36</w:t>
+              <w:t>38</w:t>
             </w:r>
             <w:r>
               <w:rPr>
@@ -2458,7 +2541,7 @@
               <w:noProof/>
             </w:rPr>
           </w:pPr>
-          <w:hyperlink w:anchor="_Toc215922907" w:history="1">
+          <w:hyperlink w:anchor="_Toc217848474" w:history="1">
             <w:r>
               <w:rPr>
                 <w:rStyle w:val="Hyperlink"/>
@@ -2485,7 +2568,7 @@
                 <w:noProof/>
                 <w:webHidden/>
               </w:rPr>
-              <w:instrText xml:space="preserve"> PAGEREF _Toc215922907 \h </w:instrText>
+              <w:instrText xml:space="preserve"> PAGEREF _Toc217848474 \h </w:instrText>
             </w:r>
             <w:r>
               <w:rPr>
@@ -2505,7 +2588,7 @@
                 <w:noProof/>
                 <w:webHidden/>
               </w:rPr>
-              <w:t>36</w:t>
+              <w:t>38</w:t>
             </w:r>
             <w:r>
               <w:rPr>
@@ -2527,7 +2610,7 @@
               <w:noProof/>
             </w:rPr>
           </w:pPr>
-          <w:hyperlink w:anchor="_Toc215922908" w:history="1">
+          <w:hyperlink w:anchor="_Toc217848475" w:history="1">
             <w:r>
               <w:rPr>
                 <w:rStyle w:val="Hyperlink"/>
@@ -2554,7 +2637,7 @@
                 <w:noProof/>
                 <w:webHidden/>
               </w:rPr>
-              <w:instrText xml:space="preserve"> PAGEREF _Toc215922908 \h </w:instrText>
+              <w:instrText xml:space="preserve"> PAGEREF _Toc217848475 \h </w:instrText>
             </w:r>
             <w:r>
               <w:rPr>
@@ -2574,7 +2657,7 @@
                 <w:noProof/>
                 <w:webHidden/>
               </w:rPr>
-              <w:t>38</w:t>
+              <w:t>40</w:t>
             </w:r>
             <w:r>
               <w:rPr>
@@ -2596,7 +2679,7 @@
               <w:noProof/>
             </w:rPr>
           </w:pPr>
-          <w:hyperlink w:anchor="_Toc215922909" w:history="1">
+          <w:hyperlink w:anchor="_Toc217848476" w:history="1">
             <w:r>
               <w:rPr>
                 <w:rStyle w:val="Hyperlink"/>
@@ -2623,7 +2706,7 @@
                 <w:noProof/>
                 <w:webHidden/>
               </w:rPr>
-              <w:instrText xml:space="preserve"> PAGEREF _Toc215922909 \h </w:instrText>
+              <w:instrText xml:space="preserve"> PAGEREF _Toc217848476 \h </w:instrText>
             </w:r>
             <w:r>
               <w:rPr>
@@ -2643,7 +2726,7 @@
                 <w:noProof/>
                 <w:webHidden/>
               </w:rPr>
-              <w:t>47</w:t>
+              <w:t>50</w:t>
             </w:r>
             <w:r>
               <w:rPr>
@@ -2665,7 +2748,7 @@
               <w:noProof/>
             </w:rPr>
           </w:pPr>
-          <w:hyperlink w:anchor="_Toc215922910" w:history="1">
+          <w:hyperlink w:anchor="_Toc217848477" w:history="1">
             <w:r>
               <w:rPr>
                 <w:rStyle w:val="Hyperlink"/>
@@ -2692,7 +2775,7 @@
                 <w:noProof/>
                 <w:webHidden/>
               </w:rPr>
-              <w:instrText xml:space="preserve"> PAGEREF _Toc215922910 \h </w:instrText>
+              <w:instrText xml:space="preserve"> PAGEREF _Toc217848477 \h </w:instrText>
             </w:r>
             <w:r>
               <w:rPr>
@@ -2712,7 +2795,7 @@
                 <w:noProof/>
                 <w:webHidden/>
               </w:rPr>
-              <w:t>47</w:t>
+              <w:t>50</w:t>
             </w:r>
             <w:r>
               <w:rPr>
@@ -2734,7 +2817,7 @@
               <w:noProof/>
             </w:rPr>
           </w:pPr>
-          <w:hyperlink w:anchor="_Toc215922911" w:history="1">
+          <w:hyperlink w:anchor="_Toc217848478" w:history="1">
             <w:r>
               <w:rPr>
                 <w:rStyle w:val="Hyperlink"/>
@@ -2761,7 +2844,7 @@
                 <w:noProof/>
                 <w:webHidden/>
               </w:rPr>
-              <w:instrText xml:space="preserve"> PAGEREF _Toc215922911 \h </w:instrText>
+              <w:instrText xml:space="preserve"> PAGEREF _Toc217848478 \h </w:instrText>
             </w:r>
             <w:r>
               <w:rPr>
@@ -2781,7 +2864,7 @@
                 <w:noProof/>
                 <w:webHidden/>
               </w:rPr>
-              <w:t>47</w:t>
+              <w:t>50</w:t>
             </w:r>
             <w:r>
               <w:rPr>
@@ -2803,7 +2886,7 @@
               <w:noProof/>
             </w:rPr>
           </w:pPr>
-          <w:hyperlink w:anchor="_Toc215922912" w:history="1">
+          <w:hyperlink w:anchor="_Toc217848479" w:history="1">
             <w:r>
               <w:rPr>
                 <w:rStyle w:val="Hyperlink"/>
@@ -2830,7 +2913,7 @@
                 <w:noProof/>
                 <w:webHidden/>
               </w:rPr>
-              <w:instrText xml:space="preserve"> PAGEREF _Toc215922912 \h </w:instrText>
+              <w:instrText xml:space="preserve"> PAGEREF _Toc217848479 \h </w:instrText>
             </w:r>
             <w:r>
               <w:rPr>
@@ -2850,7 +2933,7 @@
                 <w:noProof/>
                 <w:webHidden/>
               </w:rPr>
-              <w:t>48</w:t>
+              <w:t>51</w:t>
             </w:r>
             <w:r>
               <w:rPr>
@@ -2872,7 +2955,7 @@
               <w:noProof/>
             </w:rPr>
           </w:pPr>
-          <w:hyperlink w:anchor="_Toc215922913" w:history="1">
+          <w:hyperlink w:anchor="_Toc217848480" w:history="1">
             <w:r>
               <w:rPr>
                 <w:rStyle w:val="Hyperlink"/>
@@ -2899,7 +2982,7 @@
                 <w:noProof/>
                 <w:webHidden/>
               </w:rPr>
-              <w:instrText xml:space="preserve"> PAGEREF _Toc215922913 \h </w:instrText>
+              <w:instrText xml:space="preserve"> PAGEREF _Toc217848480 \h </w:instrText>
             </w:r>
             <w:r>
               <w:rPr>
@@ -2919,7 +3002,7 @@
                 <w:noProof/>
                 <w:webHidden/>
               </w:rPr>
-              <w:t>48</w:t>
+              <w:t>51</w:t>
             </w:r>
             <w:r>
               <w:rPr>
@@ -2941,7 +3024,7 @@
               <w:noProof/>
             </w:rPr>
           </w:pPr>
-          <w:hyperlink w:anchor="_Toc215922914" w:history="1">
+          <w:hyperlink w:anchor="_Toc217848481" w:history="1">
             <w:r>
               <w:rPr>
                 <w:rStyle w:val="Hyperlink"/>
@@ -2968,7 +3051,7 @@
                 <w:noProof/>
                 <w:webHidden/>
               </w:rPr>
-              <w:instrText xml:space="preserve"> PAGEREF _Toc215922914 \h </w:instrText>
+              <w:instrText xml:space="preserve"> PAGEREF _Toc217848481 \h </w:instrText>
             </w:r>
             <w:r>
               <w:rPr>
@@ -2988,7 +3071,7 @@
                 <w:noProof/>
                 <w:webHidden/>
               </w:rPr>
-              <w:t>49</w:t>
+              <w:t>52</w:t>
             </w:r>
             <w:r>
               <w:rPr>
@@ -3045,7 +3128,7 @@
       <w:pPr>
         <w:pStyle w:val="Heading1"/>
       </w:pPr>
-      <w:bookmarkStart w:id="22" w:name="_Toc215922880"/>
+      <w:bookmarkStart w:id="29" w:name="_Toc217848446"/>
       <w:r>
         <w:lastRenderedPageBreak/>
         <w:t xml:space="preserve">Task </w:t>
@@ -3059,17 +3142,17 @@
       <w:r>
         <w:t>In-Degree Distribution Analysis using Apache Hadoop and Apache Spark</w:t>
       </w:r>
-      <w:bookmarkEnd w:id="22"/>
+      <w:bookmarkEnd w:id="29"/>
     </w:p>
     <w:p>
       <w:pPr>
         <w:pStyle w:val="Heading2"/>
       </w:pPr>
-      <w:bookmarkStart w:id="23" w:name="_Toc215922881"/>
+      <w:bookmarkStart w:id="30" w:name="_Toc217848447"/>
       <w:r>
         <w:t>Part 1: Implementation and Performance Comparison</w:t>
       </w:r>
-      <w:bookmarkEnd w:id="23"/>
+      <w:bookmarkEnd w:id="30"/>
     </w:p>
     <w:p>
       <w:pPr>
@@ -3222,7 +3305,15 @@
         <w:spacing w:after="0"/>
       </w:pPr>
       <w:r>
-        <w:t>Submit MapReduce job via hadoop jar command</w:t>
+        <w:t xml:space="preserve">Submit MapReduce job via </w:t>
+      </w:r>
+      <w:proofErr w:type="spellStart"/>
+      <w:r>
+        <w:t>hadoop</w:t>
+      </w:r>
+      <w:proofErr w:type="spellEnd"/>
+      <w:r>
+        <w:t xml:space="preserve"> jar command</w:t>
       </w:r>
     </w:p>
     <w:p>
@@ -3248,7 +3339,15 @@
         <w:spacing w:after="0"/>
       </w:pPr>
       <w:r>
-        <w:t>Monitored the execution through YARN ResourceManager UI (localhost:8088)</w:t>
+        <w:t xml:space="preserve">Monitored the execution through YARN </w:t>
+      </w:r>
+      <w:proofErr w:type="spellStart"/>
+      <w:r>
+        <w:t>ResourceManager</w:t>
+      </w:r>
+      <w:proofErr w:type="spellEnd"/>
+      <w:r>
+        <w:t xml:space="preserve"> UI (localhost:8088)</w:t>
       </w:r>
     </w:p>
     <w:p>
@@ -3295,7 +3394,15 @@
         <w:spacing w:after="0"/>
       </w:pPr>
       <w:r>
-        <w:t>Implemented Python script using PySpark RDD transformations</w:t>
+        <w:t xml:space="preserve">Implemented Python script using </w:t>
+      </w:r>
+      <w:proofErr w:type="spellStart"/>
+      <w:r>
+        <w:t>PySpark</w:t>
+      </w:r>
+      <w:proofErr w:type="spellEnd"/>
+      <w:r>
+        <w:t xml:space="preserve"> RDD transformations</w:t>
       </w:r>
     </w:p>
     <w:p>
@@ -3520,7 +3627,15 @@
     </w:p>
     <w:p>
       <w:r>
-        <w:t>YARN ResourceManager UI (http://localhost:8088)</w:t>
+        <w:t xml:space="preserve">YARN </w:t>
+      </w:r>
+      <w:proofErr w:type="spellStart"/>
+      <w:r>
+        <w:t>ResourceManager</w:t>
+      </w:r>
+      <w:proofErr w:type="spellEnd"/>
+      <w:r>
+        <w:t xml:space="preserve"> UI (http://localhost:8088)</w:t>
       </w:r>
     </w:p>
     <w:p>
@@ -3529,7 +3644,7 @@
           <w:noProof/>
         </w:rPr>
         <w:drawing>
-          <wp:anchor distT="0" distB="0" distL="114300" distR="114300" simplePos="0" relativeHeight="251672576" behindDoc="1" locked="0" layoutInCell="1" allowOverlap="1" wp14:anchorId="7CF29EC3" wp14:editId="0626DDB2">
+          <wp:anchor distT="0" distB="0" distL="114300" distR="114300" simplePos="0" relativeHeight="251672576" behindDoc="1" locked="0" layoutInCell="1" allowOverlap="1" wp14:anchorId="7CF29EC3" wp14:editId="63A03027">
             <wp:simplePos x="0" y="0"/>
             <wp:positionH relativeFrom="column">
               <wp:posOffset>47625</wp:posOffset>
@@ -3777,7 +3892,15 @@
     <w:p>
       <w:r>
         <w:lastRenderedPageBreak/>
-        <w:t>HDFS NameNode UI (http://localhost:9870)</w:t>
+        <w:t xml:space="preserve">HDFS </w:t>
+      </w:r>
+      <w:proofErr w:type="spellStart"/>
+      <w:r>
+        <w:t>NameNode</w:t>
+      </w:r>
+      <w:proofErr w:type="spellEnd"/>
+      <w:r>
+        <w:t xml:space="preserve"> UI (http://localhost:9870)</w:t>
       </w:r>
     </w:p>
     <w:p>
@@ -4508,7 +4631,35 @@
         <w:rPr>
           <w:u w:val="single"/>
         </w:rPr>
-        <w:t>Performance Metrics Comparison for soc-Pokec dataset</w:t>
+        <w:t xml:space="preserve">Performance Metrics Comparison for </w:t>
+      </w:r>
+      <w:proofErr w:type="gramStart"/>
+      <w:r>
+        <w:rPr>
+          <w:u w:val="single"/>
+        </w:rPr>
+        <w:t>soc</w:t>
+      </w:r>
+      <w:proofErr w:type="gramEnd"/>
+      <w:r>
+        <w:rPr>
+          <w:u w:val="single"/>
+        </w:rPr>
+        <w:t>-</w:t>
+      </w:r>
+      <w:proofErr w:type="spellStart"/>
+      <w:r>
+        <w:rPr>
+          <w:u w:val="single"/>
+        </w:rPr>
+        <w:t>Pokec</w:t>
+      </w:r>
+      <w:proofErr w:type="spellEnd"/>
+      <w:r>
+        <w:rPr>
+          <w:u w:val="single"/>
+        </w:rPr>
+        <w:t xml:space="preserve"> dataset</w:t>
       </w:r>
     </w:p>
     <w:p>
@@ -5619,8 +5770,17 @@
                 <w:sz w:val="20"/>
                 <w:szCs w:val="20"/>
               </w:rPr>
-              <w:t>191,210 ms</w:t>
-            </w:r>
+              <w:t xml:space="preserve">191,210 </w:t>
+            </w:r>
+            <w:proofErr w:type="spellStart"/>
+            <w:r>
+              <w:rPr>
+                <w:sz w:val="20"/>
+                <w:szCs w:val="20"/>
+              </w:rPr>
+              <w:t>ms</w:t>
+            </w:r>
+            <w:proofErr w:type="spellEnd"/>
           </w:p>
         </w:tc>
         <w:tc>
@@ -5641,7 +5801,23 @@
                 <w:sz w:val="20"/>
                 <w:szCs w:val="20"/>
               </w:rPr>
-              <w:t>~94,000 ms (calculated)</w:t>
+              <w:t xml:space="preserve">~94,000 </w:t>
+            </w:r>
+            <w:proofErr w:type="spellStart"/>
+            <w:r>
+              <w:rPr>
+                <w:sz w:val="20"/>
+                <w:szCs w:val="20"/>
+              </w:rPr>
+              <w:t>ms</w:t>
+            </w:r>
+            <w:proofErr w:type="spellEnd"/>
+            <w:r>
+              <w:rPr>
+                <w:sz w:val="20"/>
+                <w:szCs w:val="20"/>
+              </w:rPr>
+              <w:t xml:space="preserve"> (calculated)</w:t>
             </w:r>
           </w:p>
         </w:tc>
@@ -7737,7 +7913,21 @@
           <w:u w:val="single"/>
         </w:rPr>
         <w:lastRenderedPageBreak/>
-        <w:t>Performance Metrics Comparison for email-EuAll dataset</w:t>
+        <w:t>Performance Metrics Comparison for email-</w:t>
+      </w:r>
+      <w:proofErr w:type="spellStart"/>
+      <w:r>
+        <w:rPr>
+          <w:u w:val="single"/>
+        </w:rPr>
+        <w:t>EuAll</w:t>
+      </w:r>
+      <w:proofErr w:type="spellEnd"/>
+      <w:r>
+        <w:rPr>
+          <w:u w:val="single"/>
+        </w:rPr>
+        <w:t xml:space="preserve"> dataset</w:t>
       </w:r>
     </w:p>
     <w:p>
@@ -8850,8 +9040,17 @@
                 <w:sz w:val="20"/>
                 <w:szCs w:val="20"/>
               </w:rPr>
-              <w:t>10,980 ms</w:t>
-            </w:r>
+              <w:t xml:space="preserve">10,980 </w:t>
+            </w:r>
+            <w:proofErr w:type="spellStart"/>
+            <w:r>
+              <w:rPr>
+                <w:sz w:val="20"/>
+                <w:szCs w:val="20"/>
+              </w:rPr>
+              <w:t>ms</w:t>
+            </w:r>
+            <w:proofErr w:type="spellEnd"/>
           </w:p>
         </w:tc>
         <w:tc>
@@ -8872,7 +9071,23 @@
                 <w:sz w:val="20"/>
                 <w:szCs w:val="20"/>
               </w:rPr>
-              <w:t>~1,400 ms (calculated)</w:t>
+              <w:t xml:space="preserve">~1,400 </w:t>
+            </w:r>
+            <w:proofErr w:type="spellStart"/>
+            <w:r>
+              <w:rPr>
+                <w:sz w:val="20"/>
+                <w:szCs w:val="20"/>
+              </w:rPr>
+              <w:t>ms</w:t>
+            </w:r>
+            <w:proofErr w:type="spellEnd"/>
+            <w:r>
+              <w:rPr>
+                <w:sz w:val="20"/>
+                <w:szCs w:val="20"/>
+              </w:rPr>
+              <w:t xml:space="preserve"> (calculated)</w:t>
             </w:r>
           </w:p>
         </w:tc>
@@ -10204,7 +10419,23 @@
                 <w:sz w:val="20"/>
                 <w:szCs w:val="20"/>
               </w:rPr>
-              <w:t>10,980 ms total</w:t>
+              <w:t xml:space="preserve">10,980 </w:t>
+            </w:r>
+            <w:proofErr w:type="spellStart"/>
+            <w:r>
+              <w:rPr>
+                <w:sz w:val="20"/>
+                <w:szCs w:val="20"/>
+              </w:rPr>
+              <w:t>ms</w:t>
+            </w:r>
+            <w:proofErr w:type="spellEnd"/>
+            <w:r>
+              <w:rPr>
+                <w:sz w:val="20"/>
+                <w:szCs w:val="20"/>
+              </w:rPr>
+              <w:t xml:space="preserve"> total</w:t>
             </w:r>
           </w:p>
         </w:tc>
@@ -10226,7 +10457,23 @@
                 <w:sz w:val="20"/>
                 <w:szCs w:val="20"/>
               </w:rPr>
-              <w:t>~1,400 ms total</w:t>
+              <w:t xml:space="preserve">~1,400 </w:t>
+            </w:r>
+            <w:proofErr w:type="spellStart"/>
+            <w:r>
+              <w:rPr>
+                <w:sz w:val="20"/>
+                <w:szCs w:val="20"/>
+              </w:rPr>
+              <w:t>ms</w:t>
+            </w:r>
+            <w:proofErr w:type="spellEnd"/>
+            <w:r>
+              <w:rPr>
+                <w:sz w:val="20"/>
+                <w:szCs w:val="20"/>
+              </w:rPr>
+              <w:t xml:space="preserve"> total</w:t>
             </w:r>
           </w:p>
         </w:tc>
@@ -10986,7 +11233,21 @@
           <w:u w:val="single"/>
         </w:rPr>
         <w:lastRenderedPageBreak/>
-        <w:t>Performance Metrics Comparison for web-BerkStan dataset</w:t>
+        <w:t>Performance Metrics Comparison for web-</w:t>
+      </w:r>
+      <w:proofErr w:type="spellStart"/>
+      <w:r>
+        <w:rPr>
+          <w:u w:val="single"/>
+        </w:rPr>
+        <w:t>BerkStan</w:t>
+      </w:r>
+      <w:proofErr w:type="spellEnd"/>
+      <w:r>
+        <w:rPr>
+          <w:u w:val="single"/>
+        </w:rPr>
+        <w:t xml:space="preserve"> dataset</w:t>
       </w:r>
     </w:p>
     <w:p>
@@ -12089,8 +12350,17 @@
                 <w:sz w:val="20"/>
                 <w:szCs w:val="20"/>
               </w:rPr>
-              <w:t>30,040 ms</w:t>
-            </w:r>
+              <w:t xml:space="preserve">30,040 </w:t>
+            </w:r>
+            <w:proofErr w:type="spellStart"/>
+            <w:r>
+              <w:rPr>
+                <w:sz w:val="20"/>
+                <w:szCs w:val="20"/>
+              </w:rPr>
+              <w:t>ms</w:t>
+            </w:r>
+            <w:proofErr w:type="spellEnd"/>
           </w:p>
         </w:tc>
         <w:tc>
@@ -12111,7 +12381,23 @@
                 <w:sz w:val="20"/>
                 <w:szCs w:val="20"/>
               </w:rPr>
-              <w:t>~4,500 ms (calculated)</w:t>
+              <w:t xml:space="preserve">~4,500 </w:t>
+            </w:r>
+            <w:proofErr w:type="spellStart"/>
+            <w:r>
+              <w:rPr>
+                <w:sz w:val="20"/>
+                <w:szCs w:val="20"/>
+              </w:rPr>
+              <w:t>ms</w:t>
+            </w:r>
+            <w:proofErr w:type="spellEnd"/>
+            <w:r>
+              <w:rPr>
+                <w:sz w:val="20"/>
+                <w:szCs w:val="20"/>
+              </w:rPr>
+              <w:t xml:space="preserve"> (calculated)</w:t>
             </w:r>
           </w:p>
         </w:tc>
@@ -13455,7 +13741,23 @@
                 <w:sz w:val="20"/>
                 <w:szCs w:val="20"/>
               </w:rPr>
-              <w:t>30,040 ms total</w:t>
+              <w:t xml:space="preserve">30,040 </w:t>
+            </w:r>
+            <w:proofErr w:type="spellStart"/>
+            <w:r>
+              <w:rPr>
+                <w:sz w:val="20"/>
+                <w:szCs w:val="20"/>
+              </w:rPr>
+              <w:t>ms</w:t>
+            </w:r>
+            <w:proofErr w:type="spellEnd"/>
+            <w:r>
+              <w:rPr>
+                <w:sz w:val="20"/>
+                <w:szCs w:val="20"/>
+              </w:rPr>
+              <w:t xml:space="preserve"> total</w:t>
             </w:r>
           </w:p>
         </w:tc>
@@ -13477,7 +13779,23 @@
                 <w:sz w:val="20"/>
                 <w:szCs w:val="20"/>
               </w:rPr>
-              <w:t>~4,500 ms total</w:t>
+              <w:t xml:space="preserve">~4,500 </w:t>
+            </w:r>
+            <w:proofErr w:type="spellStart"/>
+            <w:r>
+              <w:rPr>
+                <w:sz w:val="20"/>
+                <w:szCs w:val="20"/>
+              </w:rPr>
+              <w:t>ms</w:t>
+            </w:r>
+            <w:proofErr w:type="spellEnd"/>
+            <w:r>
+              <w:rPr>
+                <w:sz w:val="20"/>
+                <w:szCs w:val="20"/>
+              </w:rPr>
+              <w:t xml:space="preserve"> total</w:t>
             </w:r>
           </w:p>
         </w:tc>
@@ -14220,12 +14538,12 @@
       <w:pPr>
         <w:pStyle w:val="Heading2"/>
       </w:pPr>
-      <w:bookmarkStart w:id="24" w:name="_Toc215922882"/>
+      <w:bookmarkStart w:id="31" w:name="_Toc217848448"/>
       <w:r>
         <w:lastRenderedPageBreak/>
         <w:t>Part 2: Scalability and Optimization Analysis</w:t>
       </w:r>
-      <w:bookmarkEnd w:id="24"/>
+      <w:bookmarkEnd w:id="31"/>
     </w:p>
     <w:p>
       <w:pPr>
@@ -14376,7 +14694,15 @@
         <w:ind w:left="1440"/>
       </w:pPr>
       <w:r>
-        <w:t>Baseline shuffle: 207 MB transferred between map and reduce phases</w:t>
+        <w:t xml:space="preserve">Baseline shuffle: 207 MB transferred between map and </w:t>
+      </w:r>
+      <w:proofErr w:type="gramStart"/>
+      <w:r>
+        <w:t>reduce</w:t>
+      </w:r>
+      <w:proofErr w:type="gramEnd"/>
+      <w:r>
+        <w:t xml:space="preserve"> phases</w:t>
       </w:r>
     </w:p>
     <w:p>
@@ -14436,7 +14762,15 @@
         <w:ind w:left="720"/>
       </w:pPr>
       <w:r>
-        <w:t>Why it's the bottleneck:</w:t>
+        <w:t xml:space="preserve">Why </w:t>
+      </w:r>
+      <w:proofErr w:type="gramStart"/>
+      <w:r>
+        <w:t>it's</w:t>
+      </w:r>
+      <w:proofErr w:type="gramEnd"/>
+      <w:r>
+        <w:t xml:space="preserve"> the bottleneck:</w:t>
       </w:r>
     </w:p>
     <w:p>
@@ -14887,7 +15221,15 @@
         <w:ind w:left="1440"/>
       </w:pPr>
       <w:r>
-        <w:t>More tasks created because Hadoop couldn't fit large splits in memory</w:t>
+        <w:t xml:space="preserve">More tasks </w:t>
+      </w:r>
+      <w:proofErr w:type="gramStart"/>
+      <w:r>
+        <w:t>created</w:t>
+      </w:r>
+      <w:proofErr w:type="gramEnd"/>
+      <w:r>
+        <w:t xml:space="preserve"> because Hadoop couldn't fit large splits in memory</w:t>
       </w:r>
     </w:p>
     <w:p>
@@ -14976,8 +15318,13 @@
         <w:spacing w:after="0"/>
         <w:ind w:left="1440"/>
       </w:pPr>
-      <w:r>
-        <w:t>Caching attempt failed (would have been 264s instead of 206s)</w:t>
+      <w:proofErr w:type="gramStart"/>
+      <w:r>
+        <w:t>Caching</w:t>
+      </w:r>
+      <w:proofErr w:type="gramEnd"/>
+      <w:r>
+        <w:t xml:space="preserve"> attempt failed (would have been 264s instead of 206s)</w:t>
       </w:r>
     </w:p>
     <w:p>
@@ -15011,7 +15358,15 @@
         <w:ind w:left="1440"/>
       </w:pPr>
       <w:r>
-        <w:t>Memory constraint limited optimization choices</w:t>
+        <w:t xml:space="preserve">Memory </w:t>
+      </w:r>
+      <w:proofErr w:type="gramStart"/>
+      <w:r>
+        <w:t>constraint</w:t>
+      </w:r>
+      <w:proofErr w:type="gramEnd"/>
+      <w:r>
+        <w:t xml:space="preserve"> limited optimization choices</w:t>
       </w:r>
     </w:p>
     <w:p>
@@ -15435,7 +15790,15 @@
         <w:ind w:left="1440"/>
       </w:pPr>
       <w:r>
-        <w:t>No intermediate disk writes required</w:t>
+        <w:t xml:space="preserve">No intermediate disk </w:t>
+      </w:r>
+      <w:proofErr w:type="gramStart"/>
+      <w:r>
+        <w:t>writes</w:t>
+      </w:r>
+      <w:proofErr w:type="gramEnd"/>
+      <w:r>
+        <w:t xml:space="preserve"> required</w:t>
       </w:r>
     </w:p>
     <w:p>
@@ -16181,15 +16544,24 @@
                 <w:sz w:val="18"/>
                 <w:szCs w:val="18"/>
               </w:rPr>
-              <w:t>207 MB → 41% reductio</w:t>
-            </w:r>
+              <w:t xml:space="preserve">207 MB → 41% </w:t>
+            </w:r>
+            <w:proofErr w:type="gramStart"/>
             <w:r>
               <w:rPr>
                 <w:sz w:val="18"/>
                 <w:szCs w:val="18"/>
               </w:rPr>
+              <w:t>reductio</w:t>
+            </w:r>
+            <w:r>
+              <w:rPr>
+                <w:sz w:val="18"/>
+                <w:szCs w:val="18"/>
+              </w:rPr>
               <w:t>n</w:t>
             </w:r>
+            <w:proofErr w:type="gramEnd"/>
           </w:p>
         </w:tc>
         <w:tc>
@@ -16769,7 +17141,7 @@
       <w:pPr>
         <w:pStyle w:val="Heading1"/>
       </w:pPr>
-      <w:bookmarkStart w:id="25" w:name="_Toc215922883"/>
+      <w:bookmarkStart w:id="32" w:name="_Toc217848449"/>
       <w:r>
         <w:lastRenderedPageBreak/>
         <w:t xml:space="preserve">Task </w:t>
@@ -16783,30 +17155,30 @@
       <w:r>
         <w:t>Real-Time IoT Sensor Data Analytics using Apache Kafka</w:t>
       </w:r>
-      <w:bookmarkEnd w:id="25"/>
+      <w:bookmarkEnd w:id="32"/>
     </w:p>
     <w:p>
       <w:pPr>
         <w:pStyle w:val="Heading2"/>
       </w:pPr>
-      <w:bookmarkStart w:id="26" w:name="_Toc215922884"/>
+      <w:bookmarkStart w:id="33" w:name="_Toc217848450"/>
       <w:r>
         <w:t xml:space="preserve">Environment </w:t>
       </w:r>
       <w:r>
         <w:t>Setup</w:t>
       </w:r>
-      <w:bookmarkEnd w:id="26"/>
+      <w:bookmarkEnd w:id="33"/>
     </w:p>
     <w:p>
       <w:pPr>
         <w:pStyle w:val="Heading3"/>
       </w:pPr>
-      <w:bookmarkStart w:id="27" w:name="_Toc215922885"/>
+      <w:bookmarkStart w:id="34" w:name="_Toc217848451"/>
       <w:r>
         <w:t>System Requirements</w:t>
       </w:r>
-      <w:bookmarkEnd w:id="27"/>
+      <w:bookmarkEnd w:id="34"/>
     </w:p>
     <w:p>
       <w:pPr>
@@ -16883,19 +17255,24 @@
         <w:spacing w:after="0"/>
       </w:pPr>
       <w:r>
-        <w:t>Tools: Grafana, Kafdrop</w:t>
-      </w:r>
+        <w:t xml:space="preserve">Tools: Grafana, </w:t>
+      </w:r>
+      <w:proofErr w:type="spellStart"/>
+      <w:r>
+        <w:t>Kafdrop</w:t>
+      </w:r>
+      <w:proofErr w:type="spellEnd"/>
     </w:p>
     <w:p/>
     <w:p>
       <w:pPr>
         <w:pStyle w:val="Heading3"/>
       </w:pPr>
-      <w:bookmarkStart w:id="28" w:name="_Toc215922886"/>
+      <w:bookmarkStart w:id="35" w:name="_Toc217848452"/>
       <w:r>
         <w:t>Python Dependencies Installation</w:t>
       </w:r>
-      <w:bookmarkEnd w:id="28"/>
+      <w:bookmarkEnd w:id="35"/>
     </w:p>
     <w:p>
       <w:pPr>
@@ -16927,8 +17304,13 @@
         </w:numPr>
         <w:spacing w:after="0"/>
       </w:pPr>
-      <w:r>
-        <w:t>kafka-python - Kafka client library</w:t>
+      <w:proofErr w:type="spellStart"/>
+      <w:r>
+        <w:t>kafka</w:t>
+      </w:r>
+      <w:proofErr w:type="spellEnd"/>
+      <w:r>
+        <w:t>-python - Kafka client library</w:t>
       </w:r>
     </w:p>
     <w:p>
@@ -16940,8 +17322,13 @@
         </w:numPr>
         <w:spacing w:after="0"/>
       </w:pPr>
-      <w:r>
-        <w:t>pyyaml - YAML configuration parsing</w:t>
+      <w:proofErr w:type="spellStart"/>
+      <w:r>
+        <w:t>pyyaml</w:t>
+      </w:r>
+      <w:proofErr w:type="spellEnd"/>
+      <w:r>
+        <w:t xml:space="preserve"> - YAML configuration parsing</w:t>
       </w:r>
     </w:p>
     <w:p>
@@ -16961,11 +17348,11 @@
       <w:pPr>
         <w:pStyle w:val="Heading3"/>
       </w:pPr>
-      <w:bookmarkStart w:id="29" w:name="_Toc215922887"/>
+      <w:bookmarkStart w:id="36" w:name="_Toc217848453"/>
       <w:r>
         <w:t>Infrastructure Setup</w:t>
       </w:r>
-      <w:bookmarkEnd w:id="29"/>
+      <w:bookmarkEnd w:id="36"/>
     </w:p>
     <w:p>
       <w:r>
@@ -17007,8 +17394,13 @@
         </w:numPr>
         <w:spacing w:after="0"/>
       </w:pPr>
-      <w:r>
-        <w:t>Kafdrop - Kafka Cluster Management &amp; Debugging</w:t>
+      <w:proofErr w:type="spellStart"/>
+      <w:r>
+        <w:t>Kafdrop</w:t>
+      </w:r>
+      <w:proofErr w:type="spellEnd"/>
+      <w:r>
+        <w:t xml:space="preserve"> - Kafka Cluster Management &amp; Debugging</w:t>
       </w:r>
     </w:p>
     <w:p>
@@ -17131,30 +17523,35 @@
         </w:numPr>
         <w:spacing w:after="0"/>
       </w:pPr>
-      <w:r>
-        <w:t>Kafdrop: 9000</w:t>
+      <w:proofErr w:type="spellStart"/>
+      <w:r>
+        <w:t>Kafdrop</w:t>
+      </w:r>
+      <w:proofErr w:type="spellEnd"/>
+      <w:r>
+        <w:t>: 9000</w:t>
       </w:r>
     </w:p>
     <w:p>
       <w:pPr>
         <w:pStyle w:val="Heading2"/>
       </w:pPr>
-      <w:bookmarkStart w:id="30" w:name="_Toc215922888"/>
+      <w:bookmarkStart w:id="37" w:name="_Toc217848454"/>
       <w:r>
         <w:lastRenderedPageBreak/>
         <w:t>Kafka Topic Design and Configuration</w:t>
       </w:r>
-      <w:bookmarkEnd w:id="30"/>
+      <w:bookmarkEnd w:id="37"/>
     </w:p>
     <w:p>
       <w:pPr>
         <w:pStyle w:val="Heading3"/>
       </w:pPr>
-      <w:bookmarkStart w:id="31" w:name="_Toc215922889"/>
+      <w:bookmarkStart w:id="38" w:name="_Toc217848455"/>
       <w:r>
         <w:t>Topic Architecture</w:t>
       </w:r>
-      <w:bookmarkEnd w:id="31"/>
+      <w:bookmarkEnd w:id="38"/>
     </w:p>
     <w:p>
       <w:pPr>
@@ -17203,7 +17600,15 @@
         <w:spacing w:after="0"/>
       </w:pPr>
       <w:r>
-        <w:t>Partitioning: By detector_id for load balancing</w:t>
+        <w:t xml:space="preserve">Partitioning: By </w:t>
+      </w:r>
+      <w:proofErr w:type="spellStart"/>
+      <w:r>
+        <w:t>detector_id</w:t>
+      </w:r>
+      <w:proofErr w:type="spellEnd"/>
+      <w:r>
+        <w:t xml:space="preserve"> for load balancing</w:t>
       </w:r>
     </w:p>
     <w:p>
@@ -17334,7 +17739,15 @@
         <w:spacing w:after="0"/>
       </w:pPr>
       <w:r>
-        <w:t>Retention: 90 days (7,776,000,000 ms)</w:t>
+        <w:t xml:space="preserve">Retention: 90 days (7,776,000,000 </w:t>
+      </w:r>
+      <w:proofErr w:type="spellStart"/>
+      <w:r>
+        <w:t>ms</w:t>
+      </w:r>
+      <w:proofErr w:type="spellEnd"/>
+      <w:r>
+        <w:t>)</w:t>
       </w:r>
     </w:p>
     <w:p>
@@ -17430,11 +17843,11 @@
       <w:pPr>
         <w:pStyle w:val="Heading3"/>
       </w:pPr>
-      <w:bookmarkStart w:id="32" w:name="_Toc215922890"/>
+      <w:bookmarkStart w:id="39" w:name="_Toc217848456"/>
       <w:r>
         <w:t>Topic Creation</w:t>
       </w:r>
-      <w:bookmarkEnd w:id="32"/>
+      <w:bookmarkEnd w:id="39"/>
     </w:p>
     <w:p>
       <w:r>
@@ -17510,7 +17923,7 @@
           <w:noProof/>
         </w:rPr>
         <w:drawing>
-          <wp:anchor distT="0" distB="0" distL="114300" distR="114300" simplePos="0" relativeHeight="251701248" behindDoc="1" locked="0" layoutInCell="1" allowOverlap="1" wp14:anchorId="27DCDE62" wp14:editId="721E0EB3">
+          <wp:anchor distT="0" distB="0" distL="114300" distR="114300" simplePos="0" relativeHeight="251701248" behindDoc="1" locked="0" layoutInCell="1" allowOverlap="1" wp14:anchorId="27DCDE62" wp14:editId="0910C69D">
             <wp:simplePos x="0" y="0"/>
             <wp:positionH relativeFrom="column">
               <wp:posOffset>-292962</wp:posOffset>
@@ -17577,9 +17990,16 @@
         <w:t>kafka-topic-creation.sh</w:t>
       </w:r>
       <w:r>
-        <w:t xml:space="preserve"> contains the scripts to be run in bash in Ubuntu virtual box to create required kafka topics.</w:t>
-      </w:r>
-      <w:bookmarkStart w:id="33" w:name="_Toc215922891"/>
+        <w:t xml:space="preserve"> contains the scripts to be run in bash in Ubuntu virtual box to create required </w:t>
+      </w:r>
+      <w:proofErr w:type="spellStart"/>
+      <w:r>
+        <w:t>kafka</w:t>
+      </w:r>
+      <w:proofErr w:type="spellEnd"/>
+      <w:r>
+        <w:t xml:space="preserve"> topics.</w:t>
+      </w:r>
     </w:p>
     <w:p>
       <w:r>
@@ -17590,21 +18010,22 @@
       <w:pPr>
         <w:pStyle w:val="Heading2"/>
       </w:pPr>
+      <w:bookmarkStart w:id="40" w:name="_Toc217848457"/>
       <w:r>
         <w:lastRenderedPageBreak/>
         <w:t>Producer and Consumer Logic</w:t>
       </w:r>
-      <w:bookmarkEnd w:id="33"/>
+      <w:bookmarkEnd w:id="40"/>
     </w:p>
     <w:p>
       <w:pPr>
         <w:pStyle w:val="Heading3"/>
       </w:pPr>
-      <w:bookmarkStart w:id="34" w:name="_Toc215922892"/>
+      <w:bookmarkStart w:id="41" w:name="_Toc217848458"/>
       <w:r>
         <w:t>Producer Implementation</w:t>
       </w:r>
-      <w:bookmarkEnd w:id="34"/>
+      <w:bookmarkEnd w:id="41"/>
     </w:p>
     <w:p>
       <w:pPr>
@@ -17773,11 +18194,11 @@
       <w:pPr>
         <w:pStyle w:val="Heading3"/>
       </w:pPr>
-      <w:bookmarkStart w:id="35" w:name="_Toc215922893"/>
+      <w:bookmarkStart w:id="42" w:name="_Toc217848459"/>
       <w:r>
         <w:t>Consumer Implementation</w:t>
       </w:r>
-      <w:bookmarkEnd w:id="35"/>
+      <w:bookmarkEnd w:id="42"/>
       <w:r>
         <w:t xml:space="preserve"> </w:t>
       </w:r>
@@ -17857,7 +18278,15 @@
         <w:ind w:left="1080"/>
       </w:pPr>
       <w:r>
-        <w:t>Monitors modified_date field changes</w:t>
+        <w:t xml:space="preserve">Monitors </w:t>
+      </w:r>
+      <w:proofErr w:type="spellStart"/>
+      <w:r>
+        <w:t>modified_date</w:t>
+      </w:r>
+      <w:proofErr w:type="spellEnd"/>
+      <w:r>
+        <w:t xml:space="preserve"> field changes</w:t>
       </w:r>
     </w:p>
     <w:p>
@@ -17981,9 +18410,7 @@
         <w:t>Persists data to PostgreSQL database</w:t>
       </w:r>
     </w:p>
-    <w:p>
-      <w:bookmarkStart w:id="36" w:name="_Toc215922894"/>
-    </w:p>
+    <w:p/>
     <w:p/>
     <w:p>
       <w:r>
@@ -18061,20 +18488,21 @@
       <w:pPr>
         <w:pStyle w:val="Heading2"/>
       </w:pPr>
+      <w:bookmarkStart w:id="43" w:name="_Toc217848460"/>
       <w:r>
         <w:t>Metric Computation Methodology</w:t>
       </w:r>
-      <w:bookmarkEnd w:id="36"/>
+      <w:bookmarkEnd w:id="43"/>
     </w:p>
     <w:p>
       <w:pPr>
         <w:pStyle w:val="Heading3"/>
       </w:pPr>
-      <w:bookmarkStart w:id="37" w:name="_Toc215922895"/>
+      <w:bookmarkStart w:id="44" w:name="_Toc217848461"/>
       <w:r>
         <w:t>Hourly Average Vehicle Count per Sensor</w:t>
       </w:r>
-      <w:bookmarkEnd w:id="37"/>
+      <w:bookmarkEnd w:id="44"/>
     </w:p>
     <w:p>
       <w:pPr>
@@ -18126,7 +18554,15 @@
         <w:spacing w:after="0"/>
       </w:pPr>
       <w:r>
-        <w:t>Key: "date|hour|device_id"</w:t>
+        <w:t>Key: "</w:t>
+      </w:r>
+      <w:proofErr w:type="spellStart"/>
+      <w:r>
+        <w:t>date|hour|device_id</w:t>
+      </w:r>
+      <w:proofErr w:type="spellEnd"/>
+      <w:r>
+        <w:t>"</w:t>
       </w:r>
     </w:p>
     <w:p>
@@ -18252,7 +18688,7 @@
       <w:pPr>
         <w:pStyle w:val="Heading3"/>
       </w:pPr>
-      <w:bookmarkStart w:id="38" w:name="_Toc215922896"/>
+      <w:bookmarkStart w:id="45" w:name="_Toc217848462"/>
       <w:r>
         <w:t xml:space="preserve">Daily Peak </w:t>
       </w:r>
@@ -18265,7 +18701,7 @@
       <w:r>
         <w:t>Across All Sensors</w:t>
       </w:r>
-      <w:bookmarkEnd w:id="38"/>
+      <w:bookmarkEnd w:id="45"/>
     </w:p>
     <w:p>
       <w:pPr>
@@ -18467,7 +18903,15 @@
         <w:t xml:space="preserve"> </w:t>
       </w:r>
       <w:r>
-        <w:t>Example: If all 24 hours sum to 4,320 total vehicles</w:t>
+        <w:t xml:space="preserve">Example: If all 24 hours </w:t>
+      </w:r>
+      <w:proofErr w:type="gramStart"/>
+      <w:r>
+        <w:t>sum</w:t>
+      </w:r>
+      <w:proofErr w:type="gramEnd"/>
+      <w:r>
+        <w:t xml:space="preserve"> to 4,320 total vehicles</w:t>
       </w:r>
     </w:p>
     <w:p>
@@ -18538,11 +18982,11 @@
       <w:pPr>
         <w:pStyle w:val="Heading3"/>
       </w:pPr>
-      <w:bookmarkStart w:id="39" w:name="_Toc215922897"/>
+      <w:bookmarkStart w:id="46" w:name="_Toc217848463"/>
       <w:r>
         <w:t>Daily Sensor Availability Percentage</w:t>
       </w:r>
-      <w:bookmarkEnd w:id="39"/>
+      <w:bookmarkEnd w:id="46"/>
     </w:p>
     <w:p>
       <w:r>
@@ -18804,7 +19248,7 @@
       <w:pPr>
         <w:pStyle w:val="Heading2"/>
       </w:pPr>
-      <w:bookmarkStart w:id="40" w:name="_Toc215922898"/>
+      <w:bookmarkStart w:id="47" w:name="_Toc217848464"/>
       <w:r>
         <w:t xml:space="preserve">Grafana Dashboard </w:t>
       </w:r>
@@ -18823,17 +19267,17 @@
       <w:r>
         <w:t>nterpretation</w:t>
       </w:r>
-      <w:bookmarkEnd w:id="40"/>
+      <w:bookmarkEnd w:id="47"/>
     </w:p>
     <w:p>
       <w:pPr>
         <w:pStyle w:val="Heading3"/>
       </w:pPr>
-      <w:bookmarkStart w:id="41" w:name="_Toc215922899"/>
+      <w:bookmarkStart w:id="48" w:name="_Toc217848465"/>
       <w:r>
         <w:t>Dashboard Architecture</w:t>
       </w:r>
-      <w:bookmarkEnd w:id="41"/>
+      <w:bookmarkEnd w:id="48"/>
     </w:p>
     <w:p>
       <w:pPr>
@@ -18958,11 +19402,11 @@
       <w:pPr>
         <w:pStyle w:val="Heading3"/>
       </w:pPr>
-      <w:bookmarkStart w:id="42" w:name="_Toc215922900"/>
+      <w:bookmarkStart w:id="49" w:name="_Toc217848466"/>
       <w:r>
         <w:t>Data Source Configuration</w:t>
       </w:r>
-      <w:bookmarkEnd w:id="42"/>
+      <w:bookmarkEnd w:id="49"/>
     </w:p>
     <w:p>
       <w:pPr>
@@ -18998,8 +19442,13 @@
         <w:spacing w:after="0"/>
       </w:pPr>
       <w:r>
-        <w:t>Database: traffic-sensor</w:t>
-      </w:r>
+        <w:t xml:space="preserve">Database: </w:t>
+      </w:r>
+      <w:proofErr w:type="gramStart"/>
+      <w:r>
+        <w:t>traffic-sensor</w:t>
+      </w:r>
+      <w:proofErr w:type="gramEnd"/>
     </w:p>
     <w:p>
       <w:pPr>
@@ -19011,8 +19460,13 @@
         <w:spacing w:after="0"/>
       </w:pPr>
       <w:r>
-        <w:t>User: grafana</w:t>
-      </w:r>
+        <w:t xml:space="preserve">User: </w:t>
+      </w:r>
+      <w:proofErr w:type="spellStart"/>
+      <w:r>
+        <w:t>grafana</w:t>
+      </w:r>
+      <w:proofErr w:type="spellEnd"/>
     </w:p>
     <w:p>
       <w:pPr>
@@ -19024,8 +19478,13 @@
         <w:spacing w:after="0"/>
       </w:pPr>
       <w:r>
-        <w:t>Password: grafana</w:t>
-      </w:r>
+        <w:t xml:space="preserve">Password: </w:t>
+      </w:r>
+      <w:proofErr w:type="spellStart"/>
+      <w:r>
+        <w:t>grafana</w:t>
+      </w:r>
+      <w:proofErr w:type="spellEnd"/>
     </w:p>
     <w:p>
       <w:pPr>
@@ -19085,9 +19544,11 @@
       <w:r>
         <w:t>‘</w:t>
       </w:r>
+      <w:proofErr w:type="spellStart"/>
       <w:r>
         <w:t>grafana</w:t>
       </w:r>
+      <w:proofErr w:type="spellEnd"/>
       <w:r>
         <w:t xml:space="preserve">’ </w:t>
       </w:r>
@@ -19111,10 +19572,18 @@
         <w:t>Connected only to ‘</w:t>
       </w:r>
       <w:r>
-        <w:t>traffic-sensor</w:t>
-      </w:r>
-      <w:r>
-        <w:t>’ database</w:t>
+        <w:t>traffic-</w:t>
+      </w:r>
+      <w:proofErr w:type="gramStart"/>
+      <w:r>
+        <w:t>sensor</w:t>
+      </w:r>
+      <w:r>
+        <w:t>’</w:t>
+      </w:r>
+      <w:proofErr w:type="gramEnd"/>
+      <w:r>
+        <w:t xml:space="preserve"> database</w:t>
       </w:r>
     </w:p>
     <w:p>
@@ -19149,19 +19618,34 @@
         <w:t>Select permission to</w:t>
       </w:r>
       <w:r>
-        <w:t xml:space="preserve"> hourly_sensor_metrics</w:t>
-      </w:r>
+        <w:t xml:space="preserve"> </w:t>
+      </w:r>
+      <w:proofErr w:type="spellStart"/>
+      <w:r>
+        <w:t>hourly_sensor_metrics</w:t>
+      </w:r>
+      <w:proofErr w:type="spellEnd"/>
       <w:r>
         <w:t xml:space="preserve">, </w:t>
       </w:r>
+      <w:proofErr w:type="spellStart"/>
       <w:r>
         <w:t>daily_peak_metrics</w:t>
       </w:r>
-      <w:r>
-        <w:t xml:space="preserve"> and s</w:t>
-      </w:r>
-      <w:r>
-        <w:t xml:space="preserve">ensor_availability_metrics </w:t>
+      <w:proofErr w:type="spellEnd"/>
+      <w:r>
+        <w:t xml:space="preserve"> and </w:t>
+      </w:r>
+      <w:proofErr w:type="spellStart"/>
+      <w:r>
+        <w:t>s</w:t>
+      </w:r>
+      <w:r>
+        <w:t>ensor_availability_metrics</w:t>
+      </w:r>
+      <w:proofErr w:type="spellEnd"/>
+      <w:r>
+        <w:t xml:space="preserve"> </w:t>
       </w:r>
       <w:r>
         <w:t>tables</w:t>
@@ -19292,7 +19776,15 @@
         <w:t>4</w:t>
       </w:r>
       <w:r>
-        <w:t>: Overall Sensor Health</w:t>
+        <w:t xml:space="preserve">: </w:t>
+      </w:r>
+      <w:proofErr w:type="gramStart"/>
+      <w:r>
+        <w:t>Overall</w:t>
+      </w:r>
+      <w:proofErr w:type="gramEnd"/>
+      <w:r>
+        <w:t xml:space="preserve"> Sensor Health</w:t>
       </w:r>
     </w:p>
     <w:p>
@@ -19308,11 +19800,11 @@
       <w:pPr>
         <w:pStyle w:val="Heading3"/>
       </w:pPr>
-      <w:bookmarkStart w:id="43" w:name="_Toc215922901"/>
+      <w:bookmarkStart w:id="50" w:name="_Toc217848467"/>
       <w:r>
         <w:t>Dashboard Visualization Configuration</w:t>
       </w:r>
-      <w:bookmarkEnd w:id="43"/>
+      <w:bookmarkEnd w:id="50"/>
     </w:p>
     <w:p>
       <w:pPr>
@@ -19636,8 +20128,13 @@
       <w:r>
         <w:t xml:space="preserve">Query: </w:t>
       </w:r>
-      <w:r>
-        <w:t>Overall Sensor Health</w:t>
+      <w:proofErr w:type="gramStart"/>
+      <w:r>
+        <w:t>Overall</w:t>
+      </w:r>
+      <w:proofErr w:type="gramEnd"/>
+      <w:r>
+        <w:t xml:space="preserve"> Sensor Health</w:t>
       </w:r>
     </w:p>
     <w:p>
@@ -19688,10 +20185,12 @@
       <w:pPr>
         <w:pStyle w:val="Heading3"/>
       </w:pPr>
+      <w:bookmarkStart w:id="51" w:name="_Toc217848468"/>
       <w:r>
         <w:lastRenderedPageBreak/>
         <w:t>Dashboard Refresh and Real-Time Updates</w:t>
       </w:r>
+      <w:bookmarkEnd w:id="51"/>
     </w:p>
     <w:p>
       <w:pPr>
@@ -19749,14 +20248,14 @@
       <w:pPr>
         <w:pStyle w:val="Heading2"/>
       </w:pPr>
-      <w:bookmarkStart w:id="44" w:name="_Toc215922902"/>
+      <w:bookmarkStart w:id="52" w:name="_Toc217848469"/>
       <w:r>
         <w:t xml:space="preserve">Performance </w:t>
       </w:r>
       <w:r>
         <w:t>Observation</w:t>
       </w:r>
-      <w:bookmarkEnd w:id="44"/>
+      <w:bookmarkEnd w:id="52"/>
     </w:p>
     <w:p>
       <w:pPr>
@@ -19917,7 +20416,15 @@
     <w:p/>
     <w:p>
       <w:r>
-        <w:t xml:space="preserve">Hourly average vehicle count per sensor </w:t>
+        <w:t xml:space="preserve">Hourly average vehicle </w:t>
+      </w:r>
+      <w:proofErr w:type="gramStart"/>
+      <w:r>
+        <w:t>count</w:t>
+      </w:r>
+      <w:proofErr w:type="gramEnd"/>
+      <w:r>
+        <w:t xml:space="preserve"> per sensor </w:t>
       </w:r>
     </w:p>
     <w:p>
@@ -20158,8 +20665,13 @@
       </w:r>
     </w:p>
     <w:p>
-      <w:r>
-        <w:t>Overall Sensor Health</w:t>
+      <w:proofErr w:type="gramStart"/>
+      <w:r>
+        <w:t>Overall</w:t>
+      </w:r>
+      <w:proofErr w:type="gramEnd"/>
+      <w:r>
+        <w:t xml:space="preserve"> Sensor Health</w:t>
       </w:r>
     </w:p>
     <w:p>
@@ -20243,22 +20755,22 @@
       <w:pPr>
         <w:pStyle w:val="Heading1"/>
       </w:pPr>
-      <w:bookmarkStart w:id="45" w:name="_Toc215922903"/>
+      <w:bookmarkStart w:id="53" w:name="_Toc217848470"/>
       <w:r>
         <w:lastRenderedPageBreak/>
         <w:t>Task 3: Graph Databases using Neo4j and Docker</w:t>
       </w:r>
-      <w:bookmarkEnd w:id="45"/>
+      <w:bookmarkEnd w:id="53"/>
     </w:p>
     <w:p>
       <w:pPr>
         <w:pStyle w:val="Heading2"/>
       </w:pPr>
-      <w:bookmarkStart w:id="46" w:name="_Toc215922904"/>
+      <w:bookmarkStart w:id="54" w:name="_Toc217848471"/>
       <w:r>
         <w:t>Part 1 - Understanding Graph Databases</w:t>
       </w:r>
-      <w:bookmarkEnd w:id="46"/>
+      <w:bookmarkEnd w:id="54"/>
     </w:p>
     <w:p>
       <w:pPr>
@@ -20330,7 +20842,15 @@
         <w:jc w:val="both"/>
       </w:pPr>
       <w:r>
-        <w:t>Person (properties: user_id, name, age, location, interests)</w:t>
+        <w:t xml:space="preserve">Person (properties: </w:t>
+      </w:r>
+      <w:proofErr w:type="spellStart"/>
+      <w:r>
+        <w:t>user_id</w:t>
+      </w:r>
+      <w:proofErr w:type="spellEnd"/>
+      <w:r>
+        <w:t>, name, age, location, interests)</w:t>
       </w:r>
     </w:p>
     <w:p>
@@ -20343,7 +20863,15 @@
         <w:jc w:val="both"/>
       </w:pPr>
       <w:r>
-        <w:t>Post (properties: post_id, content, timestamp)</w:t>
+        <w:t xml:space="preserve">Post (properties: </w:t>
+      </w:r>
+      <w:proofErr w:type="spellStart"/>
+      <w:r>
+        <w:t>post_id</w:t>
+      </w:r>
+      <w:proofErr w:type="spellEnd"/>
+      <w:r>
+        <w:t>, content, timestamp)</w:t>
       </w:r>
     </w:p>
     <w:p>
@@ -20356,7 +20884,15 @@
         <w:jc w:val="both"/>
       </w:pPr>
       <w:r>
-        <w:t>Group (properties: group_id, name, category)</w:t>
+        <w:t xml:space="preserve">Group (properties: </w:t>
+      </w:r>
+      <w:proofErr w:type="spellStart"/>
+      <w:r>
+        <w:t>group_id</w:t>
+      </w:r>
+      <w:proofErr w:type="spellEnd"/>
+      <w:r>
+        <w:t>, name, category)</w:t>
       </w:r>
     </w:p>
     <w:p>
@@ -20378,7 +20914,23 @@
         <w:jc w:val="both"/>
       </w:pPr>
       <w:r>
-        <w:t>FRIENDS_WITH (Person → Person, properties: since_date, connection_strength)</w:t>
+        <w:t xml:space="preserve">FRIENDS_WITH (Person → Person, properties: </w:t>
+      </w:r>
+      <w:proofErr w:type="spellStart"/>
+      <w:r>
+        <w:t>since_date</w:t>
+      </w:r>
+      <w:proofErr w:type="spellEnd"/>
+      <w:r>
+        <w:t xml:space="preserve">, </w:t>
+      </w:r>
+      <w:proofErr w:type="spellStart"/>
+      <w:r>
+        <w:t>connection_strength</w:t>
+      </w:r>
+      <w:proofErr w:type="spellEnd"/>
+      <w:r>
+        <w:t>)</w:t>
       </w:r>
     </w:p>
     <w:p>
@@ -20391,7 +20943,15 @@
         <w:jc w:val="both"/>
       </w:pPr>
       <w:r>
-        <w:t>FOLLOWS (Person → Person, properties: follow_date)</w:t>
+        <w:t xml:space="preserve">FOLLOWS (Person → Person, properties: </w:t>
+      </w:r>
+      <w:proofErr w:type="spellStart"/>
+      <w:r>
+        <w:t>follow_date</w:t>
+      </w:r>
+      <w:proofErr w:type="spellEnd"/>
+      <w:r>
+        <w:t>)</w:t>
       </w:r>
     </w:p>
     <w:p>
@@ -20430,7 +20990,15 @@
         <w:jc w:val="both"/>
       </w:pPr>
       <w:r>
-        <w:t>MEMBER_OF (Person → Group, properties: join_date, role)</w:t>
+        <w:t xml:space="preserve">MEMBER_OF (Person → Group, properties: </w:t>
+      </w:r>
+      <w:proofErr w:type="spellStart"/>
+      <w:r>
+        <w:t>join_date</w:t>
+      </w:r>
+      <w:proofErr w:type="spellEnd"/>
+      <w:r>
+        <w:t>, role)</w:t>
       </w:r>
     </w:p>
     <w:p>
@@ -20550,7 +21118,15 @@
         <w:jc w:val="both"/>
       </w:pPr>
       <w:r>
-        <w:t>User (properties: user_id, name, age, location, preferences)</w:t>
+        <w:t xml:space="preserve">User (properties: </w:t>
+      </w:r>
+      <w:proofErr w:type="spellStart"/>
+      <w:r>
+        <w:t>user_id</w:t>
+      </w:r>
+      <w:proofErr w:type="spellEnd"/>
+      <w:r>
+        <w:t>, name, age, location, preferences)</w:t>
       </w:r>
     </w:p>
     <w:p>
@@ -20563,7 +21139,15 @@
         <w:jc w:val="both"/>
       </w:pPr>
       <w:r>
-        <w:t>Product (properties: product_id, name, category, price, attributes)</w:t>
+        <w:t xml:space="preserve">Product (properties: </w:t>
+      </w:r>
+      <w:proofErr w:type="spellStart"/>
+      <w:r>
+        <w:t>product_id</w:t>
+      </w:r>
+      <w:proofErr w:type="spellEnd"/>
+      <w:r>
+        <w:t>, name, category, price, attributes)</w:t>
       </w:r>
     </w:p>
     <w:p>
@@ -20576,7 +21160,15 @@
         <w:jc w:val="both"/>
       </w:pPr>
       <w:r>
-        <w:t>Category (properties: category_id, name)</w:t>
+        <w:t xml:space="preserve">Category (properties: </w:t>
+      </w:r>
+      <w:proofErr w:type="spellStart"/>
+      <w:r>
+        <w:t>category_id</w:t>
+      </w:r>
+      <w:proofErr w:type="spellEnd"/>
+      <w:r>
+        <w:t>, name)</w:t>
       </w:r>
     </w:p>
     <w:p>
@@ -20589,7 +21181,15 @@
         <w:jc w:val="both"/>
       </w:pPr>
       <w:r>
-        <w:t>Brand (properties: brand_id, name)</w:t>
+        <w:t xml:space="preserve">Brand (properties: </w:t>
+      </w:r>
+      <w:proofErr w:type="spellStart"/>
+      <w:r>
+        <w:t>brand_id</w:t>
+      </w:r>
+      <w:proofErr w:type="spellEnd"/>
+      <w:r>
+        <w:t>, name)</w:t>
       </w:r>
     </w:p>
     <w:p>
@@ -20611,7 +21211,15 @@
         <w:jc w:val="both"/>
       </w:pPr>
       <w:r>
-        <w:t>PURCHASED (User → Product, properties: date, quantity, price_paid)</w:t>
+        <w:t xml:space="preserve">PURCHASED (User → Product, properties: date, quantity, </w:t>
+      </w:r>
+      <w:proofErr w:type="spellStart"/>
+      <w:r>
+        <w:t>price_paid</w:t>
+      </w:r>
+      <w:proofErr w:type="spellEnd"/>
+      <w:r>
+        <w:t>)</w:t>
       </w:r>
     </w:p>
     <w:p>
@@ -20637,7 +21245,15 @@
         <w:jc w:val="both"/>
       </w:pPr>
       <w:r>
-        <w:t>RATED (User → Product, properties: rating, review_text, date)</w:t>
+        <w:t xml:space="preserve">RATED (User → Product, properties: rating, </w:t>
+      </w:r>
+      <w:proofErr w:type="spellStart"/>
+      <w:r>
+        <w:t>review_text</w:t>
+      </w:r>
+      <w:proofErr w:type="spellEnd"/>
+      <w:r>
+        <w:t>, date)</w:t>
       </w:r>
     </w:p>
     <w:p>
@@ -20676,7 +21292,15 @@
         <w:jc w:val="both"/>
       </w:pPr>
       <w:r>
-        <w:t>SIMILAR_TO (Product → Product, properties: similarity_score)</w:t>
+        <w:t xml:space="preserve">SIMILAR_TO (Product → Product, properties: </w:t>
+      </w:r>
+      <w:proofErr w:type="spellStart"/>
+      <w:r>
+        <w:t>similarity_score</w:t>
+      </w:r>
+      <w:proofErr w:type="spellEnd"/>
+      <w:r>
+        <w:t>)</w:t>
       </w:r>
     </w:p>
     <w:p>
@@ -20775,7 +21399,23 @@
         <w:jc w:val="both"/>
       </w:pPr>
       <w:r>
-        <w:t>Account (properties: account_id, email, phone, creation_date, status)</w:t>
+        <w:t xml:space="preserve">Account (properties: </w:t>
+      </w:r>
+      <w:proofErr w:type="spellStart"/>
+      <w:r>
+        <w:t>account_id</w:t>
+      </w:r>
+      <w:proofErr w:type="spellEnd"/>
+      <w:r>
+        <w:t xml:space="preserve">, email, phone, </w:t>
+      </w:r>
+      <w:proofErr w:type="spellStart"/>
+      <w:r>
+        <w:t>creation_date</w:t>
+      </w:r>
+      <w:proofErr w:type="spellEnd"/>
+      <w:r>
+        <w:t>, status)</w:t>
       </w:r>
     </w:p>
     <w:p>
@@ -20788,7 +21428,15 @@
         <w:jc w:val="both"/>
       </w:pPr>
       <w:r>
-        <w:t>Transaction (properties: transaction_id, amount, timestamp, status)</w:t>
+        <w:t xml:space="preserve">Transaction (properties: </w:t>
+      </w:r>
+      <w:proofErr w:type="spellStart"/>
+      <w:r>
+        <w:t>transaction_id</w:t>
+      </w:r>
+      <w:proofErr w:type="spellEnd"/>
+      <w:r>
+        <w:t>, amount, timestamp, status)</w:t>
       </w:r>
     </w:p>
     <w:p>
@@ -20801,7 +21449,15 @@
         <w:jc w:val="both"/>
       </w:pPr>
       <w:r>
-        <w:t>Device (properties: device_id, type, fingerprint)</w:t>
+        <w:t xml:space="preserve">Device (properties: </w:t>
+      </w:r>
+      <w:proofErr w:type="spellStart"/>
+      <w:r>
+        <w:t>device_id</w:t>
+      </w:r>
+      <w:proofErr w:type="spellEnd"/>
+      <w:r>
+        <w:t>, type, fingerprint)</w:t>
       </w:r>
     </w:p>
     <w:p>
@@ -20813,8 +21469,29 @@
         <w:spacing w:after="0"/>
         <w:jc w:val="both"/>
       </w:pPr>
-      <w:r>
-        <w:t>IPAddress (properties: ip, location, is_proxy)</w:t>
+      <w:proofErr w:type="spellStart"/>
+      <w:r>
+        <w:t>IPAddress</w:t>
+      </w:r>
+      <w:proofErr w:type="spellEnd"/>
+      <w:r>
+        <w:t xml:space="preserve"> (properties: </w:t>
+      </w:r>
+      <w:proofErr w:type="spellStart"/>
+      <w:r>
+        <w:t>ip</w:t>
+      </w:r>
+      <w:proofErr w:type="spellEnd"/>
+      <w:r>
+        <w:t xml:space="preserve">, location, </w:t>
+      </w:r>
+      <w:proofErr w:type="spellStart"/>
+      <w:r>
+        <w:t>is_proxy</w:t>
+      </w:r>
+      <w:proofErr w:type="spellEnd"/>
+      <w:r>
+        <w:t>)</w:t>
       </w:r>
     </w:p>
     <w:p>
@@ -20826,8 +21503,29 @@
         <w:spacing w:after="0"/>
         <w:jc w:val="both"/>
       </w:pPr>
-      <w:r>
-        <w:t>CreditCard (properties: card_number_hash, card_type, issuer)</w:t>
+      <w:proofErr w:type="spellStart"/>
+      <w:r>
+        <w:t>CreditCard</w:t>
+      </w:r>
+      <w:proofErr w:type="spellEnd"/>
+      <w:r>
+        <w:t xml:space="preserve"> (properties: </w:t>
+      </w:r>
+      <w:proofErr w:type="spellStart"/>
+      <w:r>
+        <w:t>card_number_hash</w:t>
+      </w:r>
+      <w:proofErr w:type="spellEnd"/>
+      <w:r>
+        <w:t xml:space="preserve">, </w:t>
+      </w:r>
+      <w:proofErr w:type="spellStart"/>
+      <w:r>
+        <w:t>card_type</w:t>
+      </w:r>
+      <w:proofErr w:type="spellEnd"/>
+      <w:r>
+        <w:t>, issuer)</w:t>
       </w:r>
     </w:p>
     <w:p>
@@ -20840,7 +21538,15 @@
         <w:jc w:val="both"/>
       </w:pPr>
       <w:r>
-        <w:t>Address (properties: street, city, postal_code)</w:t>
+        <w:t xml:space="preserve">Address (properties: street, city, </w:t>
+      </w:r>
+      <w:proofErr w:type="spellStart"/>
+      <w:r>
+        <w:t>postal_code</w:t>
+      </w:r>
+      <w:proofErr w:type="spellEnd"/>
+      <w:r>
+        <w:t>)</w:t>
       </w:r>
     </w:p>
     <w:p>
@@ -20875,7 +21581,15 @@
         <w:jc w:val="both"/>
       </w:pPr>
       <w:r>
-        <w:t>OWNS (Account → CreditCard)</w:t>
+        <w:t xml:space="preserve">OWNS (Account → </w:t>
+      </w:r>
+      <w:proofErr w:type="spellStart"/>
+      <w:r>
+        <w:t>CreditCard</w:t>
+      </w:r>
+      <w:proofErr w:type="spellEnd"/>
+      <w:r>
+        <w:t>)</w:t>
       </w:r>
     </w:p>
     <w:p>
@@ -20888,7 +21602,15 @@
         <w:jc w:val="both"/>
       </w:pPr>
       <w:r>
-        <w:t>USES_DEVICE (Account → Device, properties: last_used)</w:t>
+        <w:t xml:space="preserve">USES_DEVICE (Account → Device, properties: </w:t>
+      </w:r>
+      <w:proofErr w:type="spellStart"/>
+      <w:r>
+        <w:t>last_used</w:t>
+      </w:r>
+      <w:proofErr w:type="spellEnd"/>
+      <w:r>
+        <w:t>)</w:t>
       </w:r>
     </w:p>
     <w:p>
@@ -20901,7 +21623,15 @@
         <w:jc w:val="both"/>
       </w:pPr>
       <w:r>
-        <w:t>LOGGED_IN_FROM (Account → IPAddress, properties: timestamp)</w:t>
+        <w:t xml:space="preserve">LOGGED_IN_FROM (Account → </w:t>
+      </w:r>
+      <w:proofErr w:type="spellStart"/>
+      <w:r>
+        <w:t>IPAddress</w:t>
+      </w:r>
+      <w:proofErr w:type="spellEnd"/>
+      <w:r>
+        <w:t>, properties: timestamp)</w:t>
       </w:r>
     </w:p>
     <w:p>
@@ -20927,7 +21657,15 @@
         <w:jc w:val="both"/>
       </w:pPr>
       <w:r>
-        <w:t>USES_CARD (Transaction → CreditCard)</w:t>
+        <w:t xml:space="preserve">USES_CARD (Transaction → </w:t>
+      </w:r>
+      <w:proofErr w:type="spellStart"/>
+      <w:r>
+        <w:t>CreditCard</w:t>
+      </w:r>
+      <w:proofErr w:type="spellEnd"/>
+      <w:r>
+        <w:t>)</w:t>
       </w:r>
     </w:p>
     <w:p>
@@ -20953,7 +21691,23 @@
         <w:jc w:val="both"/>
       </w:pPr>
       <w:r>
-        <w:t>LINKED_TO (Account → Account, properties: link_type, confidence_score)</w:t>
+        <w:t xml:space="preserve">LINKED_TO (Account → Account, properties: </w:t>
+      </w:r>
+      <w:proofErr w:type="spellStart"/>
+      <w:r>
+        <w:t>link_type</w:t>
+      </w:r>
+      <w:proofErr w:type="spellEnd"/>
+      <w:r>
+        <w:t xml:space="preserve">, </w:t>
+      </w:r>
+      <w:proofErr w:type="spellStart"/>
+      <w:r>
+        <w:t>confidence_score</w:t>
+      </w:r>
+      <w:proofErr w:type="spellEnd"/>
+      <w:r>
+        <w:t>)</w:t>
       </w:r>
     </w:p>
     <w:p>
@@ -20990,12 +21744,12 @@
       <w:pPr>
         <w:pStyle w:val="Heading2"/>
       </w:pPr>
-      <w:bookmarkStart w:id="47" w:name="_Toc215922905"/>
+      <w:bookmarkStart w:id="55" w:name="_Toc217848472"/>
       <w:r>
         <w:lastRenderedPageBreak/>
         <w:t>Part 2 - Implementation with Neo4j (Docker Setup)</w:t>
       </w:r>
-      <w:bookmarkEnd w:id="47"/>
+      <w:bookmarkEnd w:id="55"/>
     </w:p>
     <w:p>
       <w:pPr>
@@ -21115,79 +21869,79 @@
           <w:sz w:val="18"/>
           <w:szCs w:val="18"/>
         </w:rPr>
-        <w:t xml:space="preserve">  (a:User {name:'Dinuka', city:'Colombo', dob: date('1995-04-12')}),</w:t>
-      </w:r>
-    </w:p>
-    <w:p>
-      <w:pPr>
-        <w:spacing w:after="0"/>
+        <w:t xml:space="preserve">  (</w:t>
+      </w:r>
+      <w:proofErr w:type="spellStart"/>
+      <w:r>
         <w:rPr>
           <w:rFonts w:ascii="Consolas" w:hAnsi="Consolas"/>
           <w:sz w:val="18"/>
           <w:szCs w:val="18"/>
         </w:rPr>
-      </w:pPr>
+        <w:t>a:User</w:t>
+      </w:r>
+      <w:proofErr w:type="spellEnd"/>
       <w:r>
         <w:rPr>
           <w:rFonts w:ascii="Consolas" w:hAnsi="Consolas"/>
           <w:sz w:val="18"/>
           <w:szCs w:val="18"/>
         </w:rPr>
-        <w:t xml:space="preserve">  (b:User {name:'Kasun', city:'Kandy', dob: date('1996-08-23')}),</w:t>
-      </w:r>
-    </w:p>
-    <w:p>
-      <w:pPr>
-        <w:spacing w:after="0"/>
+        <w:t xml:space="preserve"> {name:'</w:t>
+      </w:r>
+      <w:proofErr w:type="spellStart"/>
+      <w:r>
         <w:rPr>
           <w:rFonts w:ascii="Consolas" w:hAnsi="Consolas"/>
           <w:sz w:val="18"/>
           <w:szCs w:val="18"/>
         </w:rPr>
-      </w:pPr>
+        <w:t>Dinuka</w:t>
+      </w:r>
+      <w:proofErr w:type="spellEnd"/>
       <w:r>
         <w:rPr>
           <w:rFonts w:ascii="Consolas" w:hAnsi="Consolas"/>
           <w:sz w:val="18"/>
           <w:szCs w:val="18"/>
         </w:rPr>
-        <w:t xml:space="preserve">  (c:User {name:'Rashmi', city:'Galle', dob: date('1997-03-15')}),</w:t>
-      </w:r>
-    </w:p>
-    <w:p>
-      <w:pPr>
-        <w:spacing w:after="0"/>
+        <w:t xml:space="preserve">', </w:t>
+      </w:r>
+      <w:proofErr w:type="spellStart"/>
+      <w:r>
         <w:rPr>
           <w:rFonts w:ascii="Consolas" w:hAnsi="Consolas"/>
           <w:sz w:val="18"/>
           <w:szCs w:val="18"/>
         </w:rPr>
-      </w:pPr>
+        <w:t>city:'Colombo</w:t>
+      </w:r>
+      <w:proofErr w:type="spellEnd"/>
       <w:r>
         <w:rPr>
           <w:rFonts w:ascii="Consolas" w:hAnsi="Consolas"/>
           <w:sz w:val="18"/>
           <w:szCs w:val="18"/>
         </w:rPr>
-        <w:t xml:space="preserve">  (d:User {name:'Tharindu', city:'Negombo', dob: date('1994-11-05')}),</w:t>
-      </w:r>
-    </w:p>
-    <w:p>
-      <w:pPr>
-        <w:spacing w:after="0"/>
+        <w:t xml:space="preserve">', </w:t>
+      </w:r>
+      <w:proofErr w:type="gramStart"/>
+      <w:r>
         <w:rPr>
           <w:rFonts w:ascii="Consolas" w:hAnsi="Consolas"/>
           <w:sz w:val="18"/>
           <w:szCs w:val="18"/>
         </w:rPr>
-      </w:pPr>
+        <w:t>dob:</w:t>
+      </w:r>
+      <w:proofErr w:type="gramEnd"/>
       <w:r>
         <w:rPr>
           <w:rFonts w:ascii="Consolas" w:hAnsi="Consolas"/>
           <w:sz w:val="18"/>
           <w:szCs w:val="18"/>
         </w:rPr>
-        <w:t xml:space="preserve">  (e:User {name:'Ishara', city:'Matara', dob: date('1995-12-30')}),</w:t>
+        <w:t xml:space="preserve"> date('1995-04-12')}),</w:t>
       </w:r>
     </w:p>
     <w:p>
@@ -21205,79 +21959,79 @@
           <w:sz w:val="18"/>
           <w:szCs w:val="18"/>
         </w:rPr>
-        <w:t xml:space="preserve">  (f:User {name:'Nuwan', city:'Kurunegala', dob: date('1996-07-18')}),</w:t>
-      </w:r>
-    </w:p>
-    <w:p>
-      <w:pPr>
-        <w:spacing w:after="0"/>
+        <w:t xml:space="preserve">  (</w:t>
+      </w:r>
+      <w:proofErr w:type="spellStart"/>
+      <w:r>
         <w:rPr>
           <w:rFonts w:ascii="Consolas" w:hAnsi="Consolas"/>
           <w:sz w:val="18"/>
           <w:szCs w:val="18"/>
         </w:rPr>
-      </w:pPr>
+        <w:t>b:User</w:t>
+      </w:r>
+      <w:proofErr w:type="spellEnd"/>
       <w:r>
         <w:rPr>
           <w:rFonts w:ascii="Consolas" w:hAnsi="Consolas"/>
           <w:sz w:val="18"/>
           <w:szCs w:val="18"/>
         </w:rPr>
-        <w:t xml:space="preserve">  (g:User {name:'Sajith', city:'Colombo', dob: date('1993-09-14')}),</w:t>
-      </w:r>
-    </w:p>
-    <w:p>
-      <w:pPr>
-        <w:spacing w:after="0"/>
+        <w:t xml:space="preserve"> {</w:t>
+      </w:r>
+      <w:proofErr w:type="spellStart"/>
+      <w:r>
         <w:rPr>
           <w:rFonts w:ascii="Consolas" w:hAnsi="Consolas"/>
           <w:sz w:val="18"/>
           <w:szCs w:val="18"/>
         </w:rPr>
-      </w:pPr>
+        <w:t>name:'Kasun</w:t>
+      </w:r>
+      <w:proofErr w:type="spellEnd"/>
       <w:r>
         <w:rPr>
           <w:rFonts w:ascii="Consolas" w:hAnsi="Consolas"/>
           <w:sz w:val="18"/>
           <w:szCs w:val="18"/>
         </w:rPr>
-        <w:t xml:space="preserve">  (h:User {name:'Amali', city:'Kandy', dob: date('1998-02-05')}),</w:t>
-      </w:r>
-    </w:p>
-    <w:p>
-      <w:pPr>
-        <w:spacing w:after="0"/>
+        <w:t xml:space="preserve">', </w:t>
+      </w:r>
+      <w:proofErr w:type="spellStart"/>
+      <w:r>
         <w:rPr>
           <w:rFonts w:ascii="Consolas" w:hAnsi="Consolas"/>
           <w:sz w:val="18"/>
           <w:szCs w:val="18"/>
         </w:rPr>
-      </w:pPr>
+        <w:t>city:'Kandy</w:t>
+      </w:r>
+      <w:proofErr w:type="spellEnd"/>
       <w:r>
         <w:rPr>
           <w:rFonts w:ascii="Consolas" w:hAnsi="Consolas"/>
           <w:sz w:val="18"/>
           <w:szCs w:val="18"/>
         </w:rPr>
-        <w:t xml:space="preserve">  (i:User {name:'Gayan', city:'Galle', dob: date('1995-08-12')}),</w:t>
-      </w:r>
-    </w:p>
-    <w:p>
-      <w:pPr>
-        <w:spacing w:after="0"/>
+        <w:t xml:space="preserve">', </w:t>
+      </w:r>
+      <w:proofErr w:type="gramStart"/>
+      <w:r>
         <w:rPr>
           <w:rFonts w:ascii="Consolas" w:hAnsi="Consolas"/>
           <w:sz w:val="18"/>
           <w:szCs w:val="18"/>
         </w:rPr>
-      </w:pPr>
+        <w:t>dob:</w:t>
+      </w:r>
+      <w:proofErr w:type="gramEnd"/>
       <w:r>
         <w:rPr>
           <w:rFonts w:ascii="Consolas" w:hAnsi="Consolas"/>
           <w:sz w:val="18"/>
           <w:szCs w:val="18"/>
         </w:rPr>
-        <w:t xml:space="preserve">  (j:User {name:'Bimali', city:'Matara', dob: date('1997-01-20')}),</w:t>
+        <w:t xml:space="preserve"> date('1996-08-23')}),</w:t>
       </w:r>
     </w:p>
     <w:p>
@@ -21295,79 +22049,79 @@
           <w:sz w:val="18"/>
           <w:szCs w:val="18"/>
         </w:rPr>
-        <w:t xml:space="preserve">  (k:User {name:'Chathura', city:'Negombo', dob: date('1994-10-11')}),</w:t>
-      </w:r>
-    </w:p>
-    <w:p>
-      <w:pPr>
-        <w:spacing w:after="0"/>
+        <w:t xml:space="preserve">  (</w:t>
+      </w:r>
+      <w:proofErr w:type="spellStart"/>
+      <w:r>
         <w:rPr>
           <w:rFonts w:ascii="Consolas" w:hAnsi="Consolas"/>
           <w:sz w:val="18"/>
           <w:szCs w:val="18"/>
         </w:rPr>
-      </w:pPr>
+        <w:t>c:User</w:t>
+      </w:r>
+      <w:proofErr w:type="spellEnd"/>
       <w:r>
         <w:rPr>
           <w:rFonts w:ascii="Consolas" w:hAnsi="Consolas"/>
           <w:sz w:val="18"/>
           <w:szCs w:val="18"/>
         </w:rPr>
-        <w:t xml:space="preserve">  (l:User {name:'Dilani', city:'Kurunegala', dob: date('1996-05-22')}),</w:t>
-      </w:r>
-    </w:p>
-    <w:p>
-      <w:pPr>
-        <w:spacing w:after="0"/>
+        <w:t xml:space="preserve"> {</w:t>
+      </w:r>
+      <w:proofErr w:type="spellStart"/>
+      <w:r>
         <w:rPr>
           <w:rFonts w:ascii="Consolas" w:hAnsi="Consolas"/>
           <w:sz w:val="18"/>
           <w:szCs w:val="18"/>
         </w:rPr>
-      </w:pPr>
+        <w:t>name:'Rashmi</w:t>
+      </w:r>
+      <w:proofErr w:type="spellEnd"/>
       <w:r>
         <w:rPr>
           <w:rFonts w:ascii="Consolas" w:hAnsi="Consolas"/>
           <w:sz w:val="18"/>
           <w:szCs w:val="18"/>
         </w:rPr>
-        <w:t xml:space="preserve">  (m:User {name:'Ruwan', city:'Colombo', dob: date('1995-04-30')}),</w:t>
-      </w:r>
-    </w:p>
-    <w:p>
-      <w:pPr>
-        <w:spacing w:after="0"/>
+        <w:t xml:space="preserve">', </w:t>
+      </w:r>
+      <w:proofErr w:type="spellStart"/>
+      <w:r>
         <w:rPr>
           <w:rFonts w:ascii="Consolas" w:hAnsi="Consolas"/>
           <w:sz w:val="18"/>
           <w:szCs w:val="18"/>
         </w:rPr>
-      </w:pPr>
+        <w:t>city:'Galle</w:t>
+      </w:r>
+      <w:proofErr w:type="spellEnd"/>
       <w:r>
         <w:rPr>
           <w:rFonts w:ascii="Consolas" w:hAnsi="Consolas"/>
           <w:sz w:val="18"/>
           <w:szCs w:val="18"/>
         </w:rPr>
-        <w:t xml:space="preserve">  (n:User {name:'Kavindu', city:'Kandy', dob: date('1996-06-15')}),</w:t>
-      </w:r>
-    </w:p>
-    <w:p>
-      <w:pPr>
-        <w:spacing w:after="0"/>
+        <w:t xml:space="preserve">', </w:t>
+      </w:r>
+      <w:proofErr w:type="gramStart"/>
+      <w:r>
         <w:rPr>
           <w:rFonts w:ascii="Consolas" w:hAnsi="Consolas"/>
           <w:sz w:val="18"/>
           <w:szCs w:val="18"/>
         </w:rPr>
-      </w:pPr>
+        <w:t>dob:</w:t>
+      </w:r>
+      <w:proofErr w:type="gramEnd"/>
       <w:r>
         <w:rPr>
           <w:rFonts w:ascii="Consolas" w:hAnsi="Consolas"/>
           <w:sz w:val="18"/>
           <w:szCs w:val="18"/>
         </w:rPr>
-        <w:t xml:space="preserve">  (o:User {name:'Menaka', city:'Galle', dob: date('1995-07-09')}),</w:t>
+        <w:t xml:space="preserve"> date('1997-03-15')}),</w:t>
       </w:r>
     </w:p>
     <w:p>
@@ -21385,79 +22139,79 @@
           <w:sz w:val="18"/>
           <w:szCs w:val="18"/>
         </w:rPr>
-        <w:t xml:space="preserve">  (p:User {name:'Prasanna', city:'Matara', dob: date('1993-12-03')}),</w:t>
-      </w:r>
-    </w:p>
-    <w:p>
-      <w:pPr>
-        <w:spacing w:after="0"/>
+        <w:t xml:space="preserve">  (</w:t>
+      </w:r>
+      <w:proofErr w:type="spellStart"/>
+      <w:r>
         <w:rPr>
           <w:rFonts w:ascii="Consolas" w:hAnsi="Consolas"/>
           <w:sz w:val="18"/>
           <w:szCs w:val="18"/>
         </w:rPr>
-      </w:pPr>
+        <w:t>d:User</w:t>
+      </w:r>
+      <w:proofErr w:type="spellEnd"/>
       <w:r>
         <w:rPr>
           <w:rFonts w:ascii="Consolas" w:hAnsi="Consolas"/>
           <w:sz w:val="18"/>
           <w:szCs w:val="18"/>
         </w:rPr>
-        <w:t xml:space="preserve">  (q:User {name:'Nadeesha', city:'Colombo', dob: date('1998-03-18')}),</w:t>
-      </w:r>
-    </w:p>
-    <w:p>
-      <w:pPr>
-        <w:spacing w:after="0"/>
+        <w:t xml:space="preserve"> {</w:t>
+      </w:r>
+      <w:proofErr w:type="spellStart"/>
+      <w:r>
         <w:rPr>
           <w:rFonts w:ascii="Consolas" w:hAnsi="Consolas"/>
           <w:sz w:val="18"/>
           <w:szCs w:val="18"/>
         </w:rPr>
-      </w:pPr>
+        <w:t>name:'Tharindu</w:t>
+      </w:r>
+      <w:proofErr w:type="spellEnd"/>
       <w:r>
         <w:rPr>
           <w:rFonts w:ascii="Consolas" w:hAnsi="Consolas"/>
           <w:sz w:val="18"/>
           <w:szCs w:val="18"/>
         </w:rPr>
-        <w:t xml:space="preserve">  (r:User {name:'Upeksha', city:'Negombo', dob: date('1997-08-25')}),</w:t>
-      </w:r>
-    </w:p>
-    <w:p>
-      <w:pPr>
-        <w:spacing w:after="0"/>
+        <w:t xml:space="preserve">', </w:t>
+      </w:r>
+      <w:proofErr w:type="spellStart"/>
+      <w:r>
         <w:rPr>
           <w:rFonts w:ascii="Consolas" w:hAnsi="Consolas"/>
           <w:sz w:val="18"/>
           <w:szCs w:val="18"/>
         </w:rPr>
-      </w:pPr>
+        <w:t>city:'Negombo</w:t>
+      </w:r>
+      <w:proofErr w:type="spellEnd"/>
       <w:r>
         <w:rPr>
           <w:rFonts w:ascii="Consolas" w:hAnsi="Consolas"/>
           <w:sz w:val="18"/>
           <w:szCs w:val="18"/>
         </w:rPr>
-        <w:t xml:space="preserve">  (s:User {name:'Yasiru', city:'Kandy', dob: date('1994-05-16')}),</w:t>
-      </w:r>
-    </w:p>
-    <w:p>
-      <w:pPr>
-        <w:spacing w:after="0"/>
+        <w:t xml:space="preserve">', </w:t>
+      </w:r>
+      <w:proofErr w:type="gramStart"/>
+      <w:r>
         <w:rPr>
           <w:rFonts w:ascii="Consolas" w:hAnsi="Consolas"/>
           <w:sz w:val="18"/>
           <w:szCs w:val="18"/>
         </w:rPr>
-      </w:pPr>
+        <w:t>dob:</w:t>
+      </w:r>
+      <w:proofErr w:type="gramEnd"/>
       <w:r>
         <w:rPr>
           <w:rFonts w:ascii="Consolas" w:hAnsi="Consolas"/>
           <w:sz w:val="18"/>
           <w:szCs w:val="18"/>
         </w:rPr>
-        <w:t xml:space="preserve">  (t:User {name:'Thilini', city:'Galle', dob: date('1996-11-21')}),</w:t>
+        <w:t xml:space="preserve"> date('1994-11-05')}),</w:t>
       </w:r>
     </w:p>
     <w:p>
@@ -21469,87 +22223,85 @@
           <w:szCs w:val="18"/>
         </w:rPr>
       </w:pPr>
-    </w:p>
-    <w:p>
-      <w:pPr>
-        <w:spacing w:after="0"/>
+      <w:r>
         <w:rPr>
           <w:rFonts w:ascii="Consolas" w:hAnsi="Consolas"/>
           <w:sz w:val="18"/>
           <w:szCs w:val="18"/>
         </w:rPr>
-      </w:pPr>
+        <w:t xml:space="preserve">  (</w:t>
+      </w:r>
+      <w:proofErr w:type="spellStart"/>
       <w:r>
         <w:rPr>
           <w:rFonts w:ascii="Consolas" w:hAnsi="Consolas"/>
           <w:sz w:val="18"/>
           <w:szCs w:val="18"/>
         </w:rPr>
-        <w:t>// FOLLOWS relationships (directed)</w:t>
-      </w:r>
-    </w:p>
-    <w:p>
-      <w:pPr>
-        <w:spacing w:after="0"/>
+        <w:t>e:User</w:t>
+      </w:r>
+      <w:proofErr w:type="spellEnd"/>
+      <w:r>
         <w:rPr>
           <w:rFonts w:ascii="Consolas" w:hAnsi="Consolas"/>
           <w:sz w:val="18"/>
           <w:szCs w:val="18"/>
         </w:rPr>
-      </w:pPr>
-    </w:p>
-    <w:p>
-      <w:pPr>
-        <w:spacing w:after="0"/>
+        <w:t xml:space="preserve"> {</w:t>
+      </w:r>
+      <w:proofErr w:type="spellStart"/>
+      <w:r>
         <w:rPr>
           <w:rFonts w:ascii="Consolas" w:hAnsi="Consolas"/>
           <w:sz w:val="18"/>
           <w:szCs w:val="18"/>
         </w:rPr>
-      </w:pPr>
+        <w:t>name:'Ishara</w:t>
+      </w:r>
+      <w:proofErr w:type="spellEnd"/>
       <w:r>
         <w:rPr>
           <w:rFonts w:ascii="Consolas" w:hAnsi="Consolas"/>
           <w:sz w:val="18"/>
           <w:szCs w:val="18"/>
         </w:rPr>
-        <w:t xml:space="preserve">  (a)-[:FOLLOWS]-&gt;(b),</w:t>
-      </w:r>
-    </w:p>
-    <w:p>
-      <w:pPr>
-        <w:spacing w:after="0"/>
+        <w:t xml:space="preserve">', </w:t>
+      </w:r>
+      <w:proofErr w:type="spellStart"/>
+      <w:r>
         <w:rPr>
           <w:rFonts w:ascii="Consolas" w:hAnsi="Consolas"/>
           <w:sz w:val="18"/>
           <w:szCs w:val="18"/>
         </w:rPr>
-      </w:pPr>
+        <w:t>city:'Matara</w:t>
+      </w:r>
+      <w:proofErr w:type="spellEnd"/>
       <w:r>
         <w:rPr>
           <w:rFonts w:ascii="Consolas" w:hAnsi="Consolas"/>
           <w:sz w:val="18"/>
           <w:szCs w:val="18"/>
         </w:rPr>
-        <w:t xml:space="preserve">  (a)-[:FOLLOWS]-&gt;(c),</w:t>
-      </w:r>
-    </w:p>
-    <w:p>
-      <w:pPr>
-        <w:spacing w:after="0"/>
+        <w:t xml:space="preserve">', </w:t>
+      </w:r>
+      <w:proofErr w:type="gramStart"/>
+      <w:r>
         <w:rPr>
           <w:rFonts w:ascii="Consolas" w:hAnsi="Consolas"/>
           <w:sz w:val="18"/>
           <w:szCs w:val="18"/>
         </w:rPr>
-      </w:pPr>
+        <w:t>dob:</w:t>
+      </w:r>
+      <w:proofErr w:type="gramEnd"/>
       <w:r>
         <w:rPr>
           <w:rFonts w:ascii="Consolas" w:hAnsi="Consolas"/>
           <w:sz w:val="18"/>
           <w:szCs w:val="18"/>
         </w:rPr>
-        <w:t xml:space="preserve">  (a)-[:FOLLOWS]-&gt;(d),</w:t>
+        <w:t xml:space="preserve"> date('1995-12-30')}),</w:t>
       </w:r>
     </w:p>
     <w:p>
@@ -21567,79 +22319,79 @@
           <w:sz w:val="18"/>
           <w:szCs w:val="18"/>
         </w:rPr>
-        <w:t xml:space="preserve">  (b)-[:FOLLOWS]-&gt;(a),</w:t>
-      </w:r>
-    </w:p>
-    <w:p>
-      <w:pPr>
-        <w:spacing w:after="0"/>
+        <w:t xml:space="preserve">  (</w:t>
+      </w:r>
+      <w:proofErr w:type="spellStart"/>
+      <w:r>
         <w:rPr>
           <w:rFonts w:ascii="Consolas" w:hAnsi="Consolas"/>
           <w:sz w:val="18"/>
           <w:szCs w:val="18"/>
         </w:rPr>
-      </w:pPr>
+        <w:t>f:User</w:t>
+      </w:r>
+      <w:proofErr w:type="spellEnd"/>
       <w:r>
         <w:rPr>
           <w:rFonts w:ascii="Consolas" w:hAnsi="Consolas"/>
           <w:sz w:val="18"/>
           <w:szCs w:val="18"/>
         </w:rPr>
-        <w:t xml:space="preserve">  (b)-[:FOLLOWS]-&gt;(e),</w:t>
-      </w:r>
-    </w:p>
-    <w:p>
-      <w:pPr>
-        <w:spacing w:after="0"/>
+        <w:t xml:space="preserve"> {</w:t>
+      </w:r>
+      <w:proofErr w:type="spellStart"/>
+      <w:r>
         <w:rPr>
           <w:rFonts w:ascii="Consolas" w:hAnsi="Consolas"/>
           <w:sz w:val="18"/>
           <w:szCs w:val="18"/>
         </w:rPr>
-      </w:pPr>
+        <w:t>name:'Nuwan</w:t>
+      </w:r>
+      <w:proofErr w:type="spellEnd"/>
       <w:r>
         <w:rPr>
           <w:rFonts w:ascii="Consolas" w:hAnsi="Consolas"/>
           <w:sz w:val="18"/>
           <w:szCs w:val="18"/>
         </w:rPr>
-        <w:t xml:space="preserve">  (b)-[:FOLLOWS]-&gt;(f),</w:t>
-      </w:r>
-    </w:p>
-    <w:p>
-      <w:pPr>
-        <w:spacing w:after="0"/>
+        <w:t xml:space="preserve">', </w:t>
+      </w:r>
+      <w:proofErr w:type="spellStart"/>
+      <w:r>
         <w:rPr>
           <w:rFonts w:ascii="Consolas" w:hAnsi="Consolas"/>
           <w:sz w:val="18"/>
           <w:szCs w:val="18"/>
         </w:rPr>
-      </w:pPr>
+        <w:t>city:'Kurunegala</w:t>
+      </w:r>
+      <w:proofErr w:type="spellEnd"/>
       <w:r>
         <w:rPr>
           <w:rFonts w:ascii="Consolas" w:hAnsi="Consolas"/>
           <w:sz w:val="18"/>
           <w:szCs w:val="18"/>
         </w:rPr>
-        <w:t xml:space="preserve">  (c)-[:FOLLOWS]-&gt;(a),</w:t>
-      </w:r>
-    </w:p>
-    <w:p>
-      <w:pPr>
-        <w:spacing w:after="0"/>
+        <w:t xml:space="preserve">', </w:t>
+      </w:r>
+      <w:proofErr w:type="gramStart"/>
+      <w:r>
         <w:rPr>
           <w:rFonts w:ascii="Consolas" w:hAnsi="Consolas"/>
           <w:sz w:val="18"/>
           <w:szCs w:val="18"/>
         </w:rPr>
-      </w:pPr>
+        <w:t>dob:</w:t>
+      </w:r>
+      <w:proofErr w:type="gramEnd"/>
       <w:r>
         <w:rPr>
           <w:rFonts w:ascii="Consolas" w:hAnsi="Consolas"/>
           <w:sz w:val="18"/>
           <w:szCs w:val="18"/>
         </w:rPr>
-        <w:t xml:space="preserve">  (c)-[:FOLLOWS]-&gt;(h),</w:t>
+        <w:t xml:space="preserve"> date('1996-07-18')}),</w:t>
       </w:r>
     </w:p>
     <w:p>
@@ -21657,79 +22409,79 @@
           <w:sz w:val="18"/>
           <w:szCs w:val="18"/>
         </w:rPr>
-        <w:t xml:space="preserve">  (c)-[:FOLLOWS]-&gt;(j),</w:t>
-      </w:r>
-    </w:p>
-    <w:p>
-      <w:pPr>
-        <w:spacing w:after="0"/>
+        <w:t xml:space="preserve">  (</w:t>
+      </w:r>
+      <w:proofErr w:type="spellStart"/>
+      <w:r>
         <w:rPr>
           <w:rFonts w:ascii="Consolas" w:hAnsi="Consolas"/>
           <w:sz w:val="18"/>
           <w:szCs w:val="18"/>
         </w:rPr>
-      </w:pPr>
+        <w:t>g:User</w:t>
+      </w:r>
+      <w:proofErr w:type="spellEnd"/>
       <w:r>
         <w:rPr>
           <w:rFonts w:ascii="Consolas" w:hAnsi="Consolas"/>
           <w:sz w:val="18"/>
           <w:szCs w:val="18"/>
         </w:rPr>
-        <w:t xml:space="preserve">  (d)-[:FOLLOWS]-&gt;(f),</w:t>
-      </w:r>
-    </w:p>
-    <w:p>
-      <w:pPr>
-        <w:spacing w:after="0"/>
+        <w:t xml:space="preserve"> {</w:t>
+      </w:r>
+      <w:proofErr w:type="spellStart"/>
+      <w:r>
         <w:rPr>
           <w:rFonts w:ascii="Consolas" w:hAnsi="Consolas"/>
           <w:sz w:val="18"/>
           <w:szCs w:val="18"/>
         </w:rPr>
-      </w:pPr>
+        <w:t>name:'Sajith</w:t>
+      </w:r>
+      <w:proofErr w:type="spellEnd"/>
       <w:r>
         <w:rPr>
           <w:rFonts w:ascii="Consolas" w:hAnsi="Consolas"/>
           <w:sz w:val="18"/>
           <w:szCs w:val="18"/>
         </w:rPr>
-        <w:t xml:space="preserve">  (d)-[:FOLLOWS]-&gt;(g),</w:t>
-      </w:r>
-    </w:p>
-    <w:p>
-      <w:pPr>
-        <w:spacing w:after="0"/>
+        <w:t xml:space="preserve">', </w:t>
+      </w:r>
+      <w:proofErr w:type="spellStart"/>
+      <w:r>
         <w:rPr>
           <w:rFonts w:ascii="Consolas" w:hAnsi="Consolas"/>
           <w:sz w:val="18"/>
           <w:szCs w:val="18"/>
         </w:rPr>
-      </w:pPr>
+        <w:t>city:'Colombo</w:t>
+      </w:r>
+      <w:proofErr w:type="spellEnd"/>
       <w:r>
         <w:rPr>
           <w:rFonts w:ascii="Consolas" w:hAnsi="Consolas"/>
           <w:sz w:val="18"/>
           <w:szCs w:val="18"/>
         </w:rPr>
-        <w:t xml:space="preserve">  (e)-[:FOLLOWS]-&gt;(c),</w:t>
-      </w:r>
-    </w:p>
-    <w:p>
-      <w:pPr>
-        <w:spacing w:after="0"/>
+        <w:t xml:space="preserve">', </w:t>
+      </w:r>
+      <w:proofErr w:type="gramStart"/>
+      <w:r>
         <w:rPr>
           <w:rFonts w:ascii="Consolas" w:hAnsi="Consolas"/>
           <w:sz w:val="18"/>
           <w:szCs w:val="18"/>
         </w:rPr>
-      </w:pPr>
+        <w:t>dob:</w:t>
+      </w:r>
+      <w:proofErr w:type="gramEnd"/>
       <w:r>
         <w:rPr>
           <w:rFonts w:ascii="Consolas" w:hAnsi="Consolas"/>
           <w:sz w:val="18"/>
           <w:szCs w:val="18"/>
         </w:rPr>
-        <w:t xml:space="preserve">  (e)-[:FOLLOWS]-&gt;(i),</w:t>
+        <w:t xml:space="preserve"> date('1993-09-14')}),</w:t>
       </w:r>
     </w:p>
     <w:p>
@@ -21747,79 +22499,79 @@
           <w:sz w:val="18"/>
           <w:szCs w:val="18"/>
         </w:rPr>
-        <w:t xml:space="preserve">  (f)-[:FOLLOWS]-&gt;(j),</w:t>
-      </w:r>
-    </w:p>
-    <w:p>
-      <w:pPr>
-        <w:spacing w:after="0"/>
+        <w:t xml:space="preserve">  (</w:t>
+      </w:r>
+      <w:proofErr w:type="spellStart"/>
+      <w:r>
         <w:rPr>
           <w:rFonts w:ascii="Consolas" w:hAnsi="Consolas"/>
           <w:sz w:val="18"/>
           <w:szCs w:val="18"/>
         </w:rPr>
-      </w:pPr>
+        <w:t>h:User</w:t>
+      </w:r>
+      <w:proofErr w:type="spellEnd"/>
       <w:r>
         <w:rPr>
           <w:rFonts w:ascii="Consolas" w:hAnsi="Consolas"/>
           <w:sz w:val="18"/>
           <w:szCs w:val="18"/>
         </w:rPr>
-        <w:t xml:space="preserve">  (f)-[:FOLLOWS]-&gt;(k),</w:t>
-      </w:r>
-    </w:p>
-    <w:p>
-      <w:pPr>
-        <w:spacing w:after="0"/>
+        <w:t xml:space="preserve"> {</w:t>
+      </w:r>
+      <w:proofErr w:type="spellStart"/>
+      <w:r>
         <w:rPr>
           <w:rFonts w:ascii="Consolas" w:hAnsi="Consolas"/>
           <w:sz w:val="18"/>
           <w:szCs w:val="18"/>
         </w:rPr>
-      </w:pPr>
+        <w:t>name:'Amali</w:t>
+      </w:r>
+      <w:proofErr w:type="spellEnd"/>
       <w:r>
         <w:rPr>
           <w:rFonts w:ascii="Consolas" w:hAnsi="Consolas"/>
           <w:sz w:val="18"/>
           <w:szCs w:val="18"/>
         </w:rPr>
-        <w:t xml:space="preserve">  (g)-[:FOLLOWS]-&gt;(l),</w:t>
-      </w:r>
-    </w:p>
-    <w:p>
-      <w:pPr>
-        <w:spacing w:after="0"/>
+        <w:t xml:space="preserve">', </w:t>
+      </w:r>
+      <w:proofErr w:type="spellStart"/>
+      <w:r>
         <w:rPr>
           <w:rFonts w:ascii="Consolas" w:hAnsi="Consolas"/>
           <w:sz w:val="18"/>
           <w:szCs w:val="18"/>
         </w:rPr>
-      </w:pPr>
+        <w:t>city:'Kandy</w:t>
+      </w:r>
+      <w:proofErr w:type="spellEnd"/>
       <w:r>
         <w:rPr>
           <w:rFonts w:ascii="Consolas" w:hAnsi="Consolas"/>
           <w:sz w:val="18"/>
           <w:szCs w:val="18"/>
         </w:rPr>
-        <w:t xml:space="preserve">  (h)-[:FOLLOWS]-&gt;(m),</w:t>
-      </w:r>
-    </w:p>
-    <w:p>
-      <w:pPr>
-        <w:spacing w:after="0"/>
+        <w:t xml:space="preserve">', </w:t>
+      </w:r>
+      <w:proofErr w:type="gramStart"/>
+      <w:r>
         <w:rPr>
           <w:rFonts w:ascii="Consolas" w:hAnsi="Consolas"/>
           <w:sz w:val="18"/>
           <w:szCs w:val="18"/>
         </w:rPr>
-      </w:pPr>
+        <w:t>dob:</w:t>
+      </w:r>
+      <w:proofErr w:type="gramEnd"/>
       <w:r>
         <w:rPr>
           <w:rFonts w:ascii="Consolas" w:hAnsi="Consolas"/>
           <w:sz w:val="18"/>
           <w:szCs w:val="18"/>
         </w:rPr>
-        <w:t xml:space="preserve">  (i)-[:FOLLOWS]-&gt;(b),</w:t>
+        <w:t xml:space="preserve"> date('1998-02-05')}),</w:t>
       </w:r>
     </w:p>
     <w:p>
@@ -21837,61 +22589,61 @@
           <w:sz w:val="18"/>
           <w:szCs w:val="18"/>
         </w:rPr>
-        <w:t xml:space="preserve">  (i)-[:FOLLOWS]-&gt;(c),</w:t>
-      </w:r>
-    </w:p>
-    <w:p>
-      <w:pPr>
-        <w:spacing w:after="0"/>
+        <w:t xml:space="preserve">  (</w:t>
+      </w:r>
+      <w:proofErr w:type="spellStart"/>
+      <w:r>
         <w:rPr>
           <w:rFonts w:ascii="Consolas" w:hAnsi="Consolas"/>
           <w:sz w:val="18"/>
           <w:szCs w:val="18"/>
         </w:rPr>
-      </w:pPr>
+        <w:t>i:User</w:t>
+      </w:r>
+      <w:proofErr w:type="spellEnd"/>
       <w:r>
         <w:rPr>
           <w:rFonts w:ascii="Consolas" w:hAnsi="Consolas"/>
           <w:sz w:val="18"/>
           <w:szCs w:val="18"/>
         </w:rPr>
-        <w:t xml:space="preserve">  (j)-[:FOLLOWS]-&gt;(a),</w:t>
-      </w:r>
-    </w:p>
-    <w:p>
-      <w:pPr>
-        <w:spacing w:after="0"/>
+        <w:t xml:space="preserve"> {</w:t>
+      </w:r>
+      <w:proofErr w:type="spellStart"/>
+      <w:r>
         <w:rPr>
           <w:rFonts w:ascii="Consolas" w:hAnsi="Consolas"/>
           <w:sz w:val="18"/>
           <w:szCs w:val="18"/>
         </w:rPr>
-      </w:pPr>
+        <w:t>name:'Gayan</w:t>
+      </w:r>
+      <w:proofErr w:type="spellEnd"/>
       <w:r>
         <w:rPr>
           <w:rFonts w:ascii="Consolas" w:hAnsi="Consolas"/>
           <w:sz w:val="18"/>
           <w:szCs w:val="18"/>
         </w:rPr>
-        <w:t xml:space="preserve">  (j)-[:FOLLOWS]-&gt;(n),</w:t>
-      </w:r>
-    </w:p>
-    <w:p>
-      <w:pPr>
-        <w:spacing w:after="0"/>
+        <w:t xml:space="preserve">', </w:t>
+      </w:r>
+      <w:proofErr w:type="spellStart"/>
+      <w:r>
         <w:rPr>
           <w:rFonts w:ascii="Consolas" w:hAnsi="Consolas"/>
           <w:sz w:val="18"/>
           <w:szCs w:val="18"/>
         </w:rPr>
-      </w:pPr>
+        <w:t>city:'Galle</w:t>
+      </w:r>
+      <w:proofErr w:type="spellEnd"/>
       <w:r>
         <w:rPr>
           <w:rFonts w:ascii="Consolas" w:hAnsi="Consolas"/>
           <w:sz w:val="18"/>
           <w:szCs w:val="18"/>
         </w:rPr>
-        <w:t xml:space="preserve">  (k)-[:FOLLOWS]-&gt;(o),</w:t>
+        <w:t>', dob: date('1995-08-12')}),</w:t>
       </w:r>
     </w:p>
     <w:p>
@@ -21909,80 +22661,79 @@
           <w:sz w:val="18"/>
           <w:szCs w:val="18"/>
         </w:rPr>
-        <w:t xml:space="preserve">  (l)-[:FOLLOWS]-&gt;(p),</w:t>
-      </w:r>
-    </w:p>
-    <w:p>
-      <w:pPr>
-        <w:spacing w:after="0"/>
+        <w:t xml:space="preserve">  (</w:t>
+      </w:r>
+      <w:proofErr w:type="spellStart"/>
+      <w:r>
         <w:rPr>
           <w:rFonts w:ascii="Consolas" w:hAnsi="Consolas"/>
           <w:sz w:val="18"/>
           <w:szCs w:val="18"/>
         </w:rPr>
-      </w:pPr>
+        <w:t>j:User</w:t>
+      </w:r>
+      <w:proofErr w:type="spellEnd"/>
       <w:r>
         <w:rPr>
           <w:rFonts w:ascii="Consolas" w:hAnsi="Consolas"/>
           <w:sz w:val="18"/>
           <w:szCs w:val="18"/>
         </w:rPr>
-        <w:t xml:space="preserve">  (m)-[:FOLLOWS]-&gt;(q),</w:t>
-      </w:r>
-    </w:p>
-    <w:p>
-      <w:pPr>
-        <w:spacing w:after="0"/>
+        <w:t xml:space="preserve"> {</w:t>
+      </w:r>
+      <w:proofErr w:type="spellStart"/>
+      <w:r>
         <w:rPr>
           <w:rFonts w:ascii="Consolas" w:hAnsi="Consolas"/>
           <w:sz w:val="18"/>
           <w:szCs w:val="18"/>
         </w:rPr>
-      </w:pPr>
+        <w:t>name:'Bimali</w:t>
+      </w:r>
+      <w:proofErr w:type="spellEnd"/>
       <w:r>
         <w:rPr>
           <w:rFonts w:ascii="Consolas" w:hAnsi="Consolas"/>
           <w:sz w:val="18"/>
           <w:szCs w:val="18"/>
         </w:rPr>
-        <w:t xml:space="preserve">  (n)-[:FOLLOWS]-&gt;(r),</w:t>
-      </w:r>
-    </w:p>
-    <w:p>
-      <w:pPr>
-        <w:spacing w:after="0"/>
+        <w:t xml:space="preserve">', </w:t>
+      </w:r>
+      <w:proofErr w:type="spellStart"/>
+      <w:r>
         <w:rPr>
           <w:rFonts w:ascii="Consolas" w:hAnsi="Consolas"/>
           <w:sz w:val="18"/>
           <w:szCs w:val="18"/>
         </w:rPr>
-      </w:pPr>
+        <w:t>city:'Matara</w:t>
+      </w:r>
+      <w:proofErr w:type="spellEnd"/>
       <w:r>
         <w:rPr>
           <w:rFonts w:ascii="Consolas" w:hAnsi="Consolas"/>
           <w:sz w:val="18"/>
           <w:szCs w:val="18"/>
         </w:rPr>
-        <w:t xml:space="preserve">  (o)-[:FOLLOWS]-&gt;(s),</w:t>
-      </w:r>
-    </w:p>
-    <w:p>
-      <w:pPr>
-        <w:spacing w:after="0"/>
+        <w:t xml:space="preserve">', </w:t>
+      </w:r>
+      <w:proofErr w:type="gramStart"/>
+      <w:r>
         <w:rPr>
           <w:rFonts w:ascii="Consolas" w:hAnsi="Consolas"/>
           <w:sz w:val="18"/>
           <w:szCs w:val="18"/>
         </w:rPr>
-      </w:pPr>
+        <w:t>dob:</w:t>
+      </w:r>
+      <w:proofErr w:type="gramEnd"/>
       <w:r>
         <w:rPr>
           <w:rFonts w:ascii="Consolas" w:hAnsi="Consolas"/>
           <w:sz w:val="18"/>
           <w:szCs w:val="18"/>
         </w:rPr>
-        <w:lastRenderedPageBreak/>
-        <w:t xml:space="preserve">  (p)-[:FOLLOWS]-&gt;(a),</w:t>
+        <w:t xml:space="preserve"> date('1997-01-20')}),</w:t>
       </w:r>
     </w:p>
     <w:p>
@@ -22000,79 +22751,79 @@
           <w:sz w:val="18"/>
           <w:szCs w:val="18"/>
         </w:rPr>
-        <w:t xml:space="preserve">  (p)-[:FOLLOWS]-&gt;(t),</w:t>
-      </w:r>
-    </w:p>
-    <w:p>
-      <w:pPr>
-        <w:spacing w:after="0"/>
+        <w:t xml:space="preserve">  (</w:t>
+      </w:r>
+      <w:proofErr w:type="spellStart"/>
+      <w:r>
         <w:rPr>
           <w:rFonts w:ascii="Consolas" w:hAnsi="Consolas"/>
           <w:sz w:val="18"/>
           <w:szCs w:val="18"/>
         </w:rPr>
-      </w:pPr>
+        <w:t>k:User</w:t>
+      </w:r>
+      <w:proofErr w:type="spellEnd"/>
       <w:r>
         <w:rPr>
           <w:rFonts w:ascii="Consolas" w:hAnsi="Consolas"/>
           <w:sz w:val="18"/>
           <w:szCs w:val="18"/>
         </w:rPr>
-        <w:t xml:space="preserve">  (q)-[:FOLLOWS]-&gt;(a),</w:t>
-      </w:r>
-    </w:p>
-    <w:p>
-      <w:pPr>
-        <w:spacing w:after="0"/>
+        <w:t xml:space="preserve"> {</w:t>
+      </w:r>
+      <w:proofErr w:type="spellStart"/>
+      <w:r>
         <w:rPr>
           <w:rFonts w:ascii="Consolas" w:hAnsi="Consolas"/>
           <w:sz w:val="18"/>
           <w:szCs w:val="18"/>
         </w:rPr>
-      </w:pPr>
+        <w:t>name:'Chathura</w:t>
+      </w:r>
+      <w:proofErr w:type="spellEnd"/>
       <w:r>
         <w:rPr>
           <w:rFonts w:ascii="Consolas" w:hAnsi="Consolas"/>
           <w:sz w:val="18"/>
           <w:szCs w:val="18"/>
         </w:rPr>
-        <w:t xml:space="preserve">  (r)-[:FOLLOWS]-&gt;(d),</w:t>
-      </w:r>
-    </w:p>
-    <w:p>
-      <w:pPr>
-        <w:spacing w:after="0"/>
+        <w:t xml:space="preserve">', </w:t>
+      </w:r>
+      <w:proofErr w:type="spellStart"/>
+      <w:r>
         <w:rPr>
           <w:rFonts w:ascii="Consolas" w:hAnsi="Consolas"/>
           <w:sz w:val="18"/>
           <w:szCs w:val="18"/>
         </w:rPr>
-      </w:pPr>
+        <w:t>city:'Negombo</w:t>
+      </w:r>
+      <w:proofErr w:type="spellEnd"/>
       <w:r>
         <w:rPr>
           <w:rFonts w:ascii="Consolas" w:hAnsi="Consolas"/>
           <w:sz w:val="18"/>
           <w:szCs w:val="18"/>
         </w:rPr>
-        <w:t xml:space="preserve">  (r)-[:FOLLOWS]-&gt;(g),</w:t>
-      </w:r>
-    </w:p>
-    <w:p>
-      <w:pPr>
-        <w:spacing w:after="0"/>
+        <w:t xml:space="preserve">', </w:t>
+      </w:r>
+      <w:proofErr w:type="gramStart"/>
+      <w:r>
         <w:rPr>
           <w:rFonts w:ascii="Consolas" w:hAnsi="Consolas"/>
           <w:sz w:val="18"/>
           <w:szCs w:val="18"/>
         </w:rPr>
-      </w:pPr>
+        <w:t>dob:</w:t>
+      </w:r>
+      <w:proofErr w:type="gramEnd"/>
       <w:r>
         <w:rPr>
           <w:rFonts w:ascii="Consolas" w:hAnsi="Consolas"/>
           <w:sz w:val="18"/>
           <w:szCs w:val="18"/>
         </w:rPr>
-        <w:t xml:space="preserve">  (s)-[:FOLLOWS]-&gt;(h),</w:t>
+        <w:t xml:space="preserve"> date('1994-10-11')}),</w:t>
       </w:r>
     </w:p>
     <w:p>
@@ -22090,79 +22841,79 @@
           <w:sz w:val="18"/>
           <w:szCs w:val="18"/>
         </w:rPr>
-        <w:t xml:space="preserve">  (s)-[:FOLLOWS]-&gt;(i),</w:t>
-      </w:r>
-    </w:p>
-    <w:p>
-      <w:pPr>
-        <w:spacing w:after="0"/>
+        <w:t xml:space="preserve">  (</w:t>
+      </w:r>
+      <w:proofErr w:type="spellStart"/>
+      <w:r>
         <w:rPr>
           <w:rFonts w:ascii="Consolas" w:hAnsi="Consolas"/>
           <w:sz w:val="18"/>
           <w:szCs w:val="18"/>
         </w:rPr>
-      </w:pPr>
+        <w:t>l:User</w:t>
+      </w:r>
+      <w:proofErr w:type="spellEnd"/>
       <w:r>
         <w:rPr>
           <w:rFonts w:ascii="Consolas" w:hAnsi="Consolas"/>
           <w:sz w:val="18"/>
           <w:szCs w:val="18"/>
         </w:rPr>
-        <w:t xml:space="preserve">  (t)-[:FOLLOWS]-&gt;(b),</w:t>
-      </w:r>
-    </w:p>
-    <w:p>
-      <w:pPr>
-        <w:spacing w:after="0"/>
+        <w:t xml:space="preserve"> {</w:t>
+      </w:r>
+      <w:proofErr w:type="spellStart"/>
+      <w:r>
         <w:rPr>
           <w:rFonts w:ascii="Consolas" w:hAnsi="Consolas"/>
           <w:sz w:val="18"/>
           <w:szCs w:val="18"/>
         </w:rPr>
-      </w:pPr>
+        <w:t>name:'Dilani</w:t>
+      </w:r>
+      <w:proofErr w:type="spellEnd"/>
       <w:r>
         <w:rPr>
           <w:rFonts w:ascii="Consolas" w:hAnsi="Consolas"/>
           <w:sz w:val="18"/>
           <w:szCs w:val="18"/>
         </w:rPr>
-        <w:t xml:space="preserve">  (t)-[:FOLLOWS]-&gt;(j),</w:t>
-      </w:r>
-    </w:p>
-    <w:p>
-      <w:pPr>
-        <w:spacing w:after="0"/>
+        <w:t xml:space="preserve">', </w:t>
+      </w:r>
+      <w:proofErr w:type="spellStart"/>
+      <w:r>
         <w:rPr>
           <w:rFonts w:ascii="Consolas" w:hAnsi="Consolas"/>
           <w:sz w:val="18"/>
           <w:szCs w:val="18"/>
         </w:rPr>
-      </w:pPr>
+        <w:t>city:'Kurunegala</w:t>
+      </w:r>
+      <w:proofErr w:type="spellEnd"/>
       <w:r>
         <w:rPr>
           <w:rFonts w:ascii="Consolas" w:hAnsi="Consolas"/>
           <w:sz w:val="18"/>
           <w:szCs w:val="18"/>
         </w:rPr>
-        <w:t xml:space="preserve">  (t)-[:FOLLOWS]-&gt;(m),</w:t>
-      </w:r>
-    </w:p>
-    <w:p>
-      <w:pPr>
-        <w:spacing w:after="0"/>
+        <w:t xml:space="preserve">', </w:t>
+      </w:r>
+      <w:proofErr w:type="gramStart"/>
+      <w:r>
         <w:rPr>
           <w:rFonts w:ascii="Consolas" w:hAnsi="Consolas"/>
           <w:sz w:val="18"/>
           <w:szCs w:val="18"/>
         </w:rPr>
-      </w:pPr>
+        <w:t>dob:</w:t>
+      </w:r>
+      <w:proofErr w:type="gramEnd"/>
       <w:r>
         <w:rPr>
           <w:rFonts w:ascii="Consolas" w:hAnsi="Consolas"/>
           <w:sz w:val="18"/>
           <w:szCs w:val="18"/>
         </w:rPr>
-        <w:t xml:space="preserve">  (n)-[:FOLLOWS]-&gt;(f),</w:t>
+        <w:t xml:space="preserve"> date('1996-05-22')}),</w:t>
       </w:r>
     </w:p>
     <w:p>
@@ -22174,87 +22925,85 @@
           <w:szCs w:val="18"/>
         </w:rPr>
       </w:pPr>
-    </w:p>
-    <w:p>
-      <w:pPr>
-        <w:spacing w:after="0"/>
+      <w:r>
         <w:rPr>
           <w:rFonts w:ascii="Consolas" w:hAnsi="Consolas"/>
           <w:sz w:val="18"/>
           <w:szCs w:val="18"/>
         </w:rPr>
-      </w:pPr>
+        <w:t xml:space="preserve">  (</w:t>
+      </w:r>
+      <w:proofErr w:type="spellStart"/>
       <w:r>
         <w:rPr>
           <w:rFonts w:ascii="Consolas" w:hAnsi="Consolas"/>
           <w:sz w:val="18"/>
           <w:szCs w:val="18"/>
         </w:rPr>
-        <w:t>// FRIENDS_WITH relationships (bidirectional)</w:t>
-      </w:r>
-    </w:p>
-    <w:p>
-      <w:pPr>
-        <w:spacing w:after="0"/>
+        <w:t>m:User</w:t>
+      </w:r>
+      <w:proofErr w:type="spellEnd"/>
+      <w:r>
         <w:rPr>
           <w:rFonts w:ascii="Consolas" w:hAnsi="Consolas"/>
           <w:sz w:val="18"/>
           <w:szCs w:val="18"/>
         </w:rPr>
-      </w:pPr>
-    </w:p>
-    <w:p>
-      <w:pPr>
-        <w:spacing w:after="0"/>
+        <w:t xml:space="preserve"> {</w:t>
+      </w:r>
+      <w:proofErr w:type="spellStart"/>
+      <w:r>
         <w:rPr>
           <w:rFonts w:ascii="Consolas" w:hAnsi="Consolas"/>
           <w:sz w:val="18"/>
           <w:szCs w:val="18"/>
         </w:rPr>
-      </w:pPr>
+        <w:t>name:'Ruwan</w:t>
+      </w:r>
+      <w:proofErr w:type="spellEnd"/>
       <w:r>
         <w:rPr>
           <w:rFonts w:ascii="Consolas" w:hAnsi="Consolas"/>
           <w:sz w:val="18"/>
           <w:szCs w:val="18"/>
         </w:rPr>
-        <w:t xml:space="preserve">  (a)-[:FRIENDS_WITH]-&gt;(d), (d)-[:FRIENDS_WITH]-&gt;(a),</w:t>
-      </w:r>
-    </w:p>
-    <w:p>
-      <w:pPr>
-        <w:spacing w:after="0"/>
+        <w:t xml:space="preserve">', </w:t>
+      </w:r>
+      <w:proofErr w:type="spellStart"/>
+      <w:r>
         <w:rPr>
           <w:rFonts w:ascii="Consolas" w:hAnsi="Consolas"/>
           <w:sz w:val="18"/>
           <w:szCs w:val="18"/>
         </w:rPr>
-      </w:pPr>
+        <w:t>city:'Colombo</w:t>
+      </w:r>
+      <w:proofErr w:type="spellEnd"/>
       <w:r>
         <w:rPr>
           <w:rFonts w:ascii="Consolas" w:hAnsi="Consolas"/>
           <w:sz w:val="18"/>
           <w:szCs w:val="18"/>
         </w:rPr>
-        <w:t xml:space="preserve">  (b)-[:FRIENDS_WITH]-&gt;(e), (e)-[:FRIENDS_WITH]-&gt;(b),</w:t>
-      </w:r>
-    </w:p>
-    <w:p>
-      <w:pPr>
-        <w:spacing w:after="0"/>
+        <w:t xml:space="preserve">', </w:t>
+      </w:r>
+      <w:proofErr w:type="gramStart"/>
+      <w:r>
         <w:rPr>
           <w:rFonts w:ascii="Consolas" w:hAnsi="Consolas"/>
           <w:sz w:val="18"/>
           <w:szCs w:val="18"/>
         </w:rPr>
-      </w:pPr>
+        <w:t>dob:</w:t>
+      </w:r>
+      <w:proofErr w:type="gramEnd"/>
       <w:r>
         <w:rPr>
           <w:rFonts w:ascii="Consolas" w:hAnsi="Consolas"/>
           <w:sz w:val="18"/>
           <w:szCs w:val="18"/>
         </w:rPr>
-        <w:t xml:space="preserve">  (c)-[:FRIENDS_WITH]-&gt;(g), (g)-[:FRIENDS_WITH]-&gt;(c),</w:t>
+        <w:t xml:space="preserve"> date('1995-04-30')}),</w:t>
       </w:r>
     </w:p>
     <w:p>
@@ -22272,97 +23021,1642 @@
           <w:sz w:val="18"/>
           <w:szCs w:val="18"/>
         </w:rPr>
-        <w:t xml:space="preserve">  (h)-[:FRIENDS_WITH]-&gt;(i), (i)-[:FRIENDS_WITH]-&gt;(h),</w:t>
-      </w:r>
-    </w:p>
-    <w:p>
-      <w:pPr>
-        <w:spacing w:after="0"/>
+        <w:t xml:space="preserve">  (</w:t>
+      </w:r>
+      <w:proofErr w:type="spellStart"/>
+      <w:r>
         <w:rPr>
           <w:rFonts w:ascii="Consolas" w:hAnsi="Consolas"/>
           <w:sz w:val="18"/>
           <w:szCs w:val="18"/>
         </w:rPr>
-      </w:pPr>
+        <w:t>n:User</w:t>
+      </w:r>
+      <w:proofErr w:type="spellEnd"/>
       <w:r>
         <w:rPr>
           <w:rFonts w:ascii="Consolas" w:hAnsi="Consolas"/>
           <w:sz w:val="18"/>
           <w:szCs w:val="18"/>
         </w:rPr>
-        <w:t xml:space="preserve">  (k)-[:FRIENDS_WITH]-&gt;(l), (l)-[:FRIENDS_WITH]-&gt;(k),</w:t>
-      </w:r>
-    </w:p>
-    <w:p>
-      <w:pPr>
-        <w:spacing w:after="0"/>
+        <w:t xml:space="preserve"> {name:'</w:t>
+      </w:r>
+      <w:proofErr w:type="spellStart"/>
+      <w:r>
         <w:rPr>
           <w:rFonts w:ascii="Consolas" w:hAnsi="Consolas"/>
           <w:sz w:val="18"/>
           <w:szCs w:val="18"/>
         </w:rPr>
-      </w:pPr>
+        <w:t>Kavindu</w:t>
+      </w:r>
+      <w:proofErr w:type="spellEnd"/>
       <w:r>
         <w:rPr>
           <w:rFonts w:ascii="Consolas" w:hAnsi="Consolas"/>
           <w:sz w:val="18"/>
           <w:szCs w:val="18"/>
         </w:rPr>
-        <w:t xml:space="preserve">  (m)-[:FRIENDS_WITH]-&gt;(n), (n)-[:FRIENDS_WITH]-&gt;(m),</w:t>
-      </w:r>
-    </w:p>
-    <w:p>
-      <w:pPr>
-        <w:spacing w:after="0"/>
+        <w:t xml:space="preserve">', </w:t>
+      </w:r>
+      <w:proofErr w:type="spellStart"/>
+      <w:r>
         <w:rPr>
           <w:rFonts w:ascii="Consolas" w:hAnsi="Consolas"/>
           <w:sz w:val="18"/>
           <w:szCs w:val="18"/>
         </w:rPr>
-      </w:pPr>
+        <w:t>city:'Kandy</w:t>
+      </w:r>
+      <w:proofErr w:type="spellEnd"/>
       <w:r>
         <w:rPr>
           <w:rFonts w:ascii="Consolas" w:hAnsi="Consolas"/>
           <w:sz w:val="18"/>
           <w:szCs w:val="18"/>
         </w:rPr>
-        <w:t xml:space="preserve">  (o)-[:FRIENDS_WITH]-&gt;(p), (p)-[:FRIENDS_WITH]-&gt;(o),</w:t>
-      </w:r>
-    </w:p>
-    <w:p>
-      <w:pPr>
-        <w:spacing w:after="0"/>
+        <w:t xml:space="preserve">', </w:t>
+      </w:r>
+      <w:proofErr w:type="gramStart"/>
+      <w:r>
         <w:rPr>
           <w:rFonts w:ascii="Consolas" w:hAnsi="Consolas"/>
           <w:sz w:val="18"/>
           <w:szCs w:val="18"/>
         </w:rPr>
-      </w:pPr>
+        <w:t>dob:</w:t>
+      </w:r>
+      <w:proofErr w:type="gramEnd"/>
       <w:r>
         <w:rPr>
           <w:rFonts w:ascii="Consolas" w:hAnsi="Consolas"/>
           <w:sz w:val="18"/>
           <w:szCs w:val="18"/>
         </w:rPr>
-        <w:t xml:space="preserve">  (q)-[:FRIENDS_WITH]-&gt;(r), (r)-[:FRIENDS_WITH]-&gt;(q),</w:t>
-      </w:r>
-    </w:p>
-    <w:p>
-      <w:pPr>
-        <w:spacing w:after="0"/>
-        <w:rPr>
-          <w:sz w:val="18"/>
-          <w:szCs w:val="18"/>
-        </w:rPr>
-      </w:pPr>
-      <w:r>
+        <w:t xml:space="preserve"> date('1996-06-15')}),</w:t>
+      </w:r>
+    </w:p>
+    <w:p>
+      <w:pPr>
+        <w:spacing w:after="0"/>
         <w:rPr>
           <w:rFonts w:ascii="Consolas" w:hAnsi="Consolas"/>
           <w:sz w:val="18"/>
           <w:szCs w:val="18"/>
         </w:rPr>
-        <w:t xml:space="preserve">  (s)-[:FRIENDS_WITH]-&gt;(t), (t)-[:FRIENDS_WITH]-&gt;(s);</w:t>
-      </w:r>
+      </w:pPr>
+      <w:r>
+        <w:rPr>
+          <w:rFonts w:ascii="Consolas" w:hAnsi="Consolas"/>
+          <w:sz w:val="18"/>
+          <w:szCs w:val="18"/>
+        </w:rPr>
+        <w:t xml:space="preserve">  (</w:t>
+      </w:r>
+      <w:proofErr w:type="spellStart"/>
+      <w:r>
+        <w:rPr>
+          <w:rFonts w:ascii="Consolas" w:hAnsi="Consolas"/>
+          <w:sz w:val="18"/>
+          <w:szCs w:val="18"/>
+        </w:rPr>
+        <w:t>o:User</w:t>
+      </w:r>
+      <w:proofErr w:type="spellEnd"/>
+      <w:r>
+        <w:rPr>
+          <w:rFonts w:ascii="Consolas" w:hAnsi="Consolas"/>
+          <w:sz w:val="18"/>
+          <w:szCs w:val="18"/>
+        </w:rPr>
+        <w:t xml:space="preserve"> {</w:t>
+      </w:r>
+      <w:proofErr w:type="spellStart"/>
+      <w:r>
+        <w:rPr>
+          <w:rFonts w:ascii="Consolas" w:hAnsi="Consolas"/>
+          <w:sz w:val="18"/>
+          <w:szCs w:val="18"/>
+        </w:rPr>
+        <w:t>name:'Menaka</w:t>
+      </w:r>
+      <w:proofErr w:type="spellEnd"/>
+      <w:r>
+        <w:rPr>
+          <w:rFonts w:ascii="Consolas" w:hAnsi="Consolas"/>
+          <w:sz w:val="18"/>
+          <w:szCs w:val="18"/>
+        </w:rPr>
+        <w:t xml:space="preserve">', </w:t>
+      </w:r>
+      <w:proofErr w:type="spellStart"/>
+      <w:r>
+        <w:rPr>
+          <w:rFonts w:ascii="Consolas" w:hAnsi="Consolas"/>
+          <w:sz w:val="18"/>
+          <w:szCs w:val="18"/>
+        </w:rPr>
+        <w:t>city:'Galle</w:t>
+      </w:r>
+      <w:proofErr w:type="spellEnd"/>
+      <w:r>
+        <w:rPr>
+          <w:rFonts w:ascii="Consolas" w:hAnsi="Consolas"/>
+          <w:sz w:val="18"/>
+          <w:szCs w:val="18"/>
+        </w:rPr>
+        <w:t xml:space="preserve">', </w:t>
+      </w:r>
+      <w:proofErr w:type="gramStart"/>
+      <w:r>
+        <w:rPr>
+          <w:rFonts w:ascii="Consolas" w:hAnsi="Consolas"/>
+          <w:sz w:val="18"/>
+          <w:szCs w:val="18"/>
+        </w:rPr>
+        <w:t>dob:</w:t>
+      </w:r>
+      <w:proofErr w:type="gramEnd"/>
+      <w:r>
+        <w:rPr>
+          <w:rFonts w:ascii="Consolas" w:hAnsi="Consolas"/>
+          <w:sz w:val="18"/>
+          <w:szCs w:val="18"/>
+        </w:rPr>
+        <w:t xml:space="preserve"> date('1995-07-09')}),</w:t>
+      </w:r>
+    </w:p>
+    <w:p>
+      <w:pPr>
+        <w:spacing w:after="0"/>
+        <w:rPr>
+          <w:rFonts w:ascii="Consolas" w:hAnsi="Consolas"/>
+          <w:sz w:val="18"/>
+          <w:szCs w:val="18"/>
+        </w:rPr>
+      </w:pPr>
+      <w:r>
+        <w:rPr>
+          <w:rFonts w:ascii="Consolas" w:hAnsi="Consolas"/>
+          <w:sz w:val="18"/>
+          <w:szCs w:val="18"/>
+        </w:rPr>
+        <w:t xml:space="preserve">  (</w:t>
+      </w:r>
+      <w:proofErr w:type="spellStart"/>
+      <w:r>
+        <w:rPr>
+          <w:rFonts w:ascii="Consolas" w:hAnsi="Consolas"/>
+          <w:sz w:val="18"/>
+          <w:szCs w:val="18"/>
+        </w:rPr>
+        <w:t>p:User</w:t>
+      </w:r>
+      <w:proofErr w:type="spellEnd"/>
+      <w:r>
+        <w:rPr>
+          <w:rFonts w:ascii="Consolas" w:hAnsi="Consolas"/>
+          <w:sz w:val="18"/>
+          <w:szCs w:val="18"/>
+        </w:rPr>
+        <w:t xml:space="preserve"> {</w:t>
+      </w:r>
+      <w:proofErr w:type="spellStart"/>
+      <w:r>
+        <w:rPr>
+          <w:rFonts w:ascii="Consolas" w:hAnsi="Consolas"/>
+          <w:sz w:val="18"/>
+          <w:szCs w:val="18"/>
+        </w:rPr>
+        <w:t>name:'Prasanna</w:t>
+      </w:r>
+      <w:proofErr w:type="spellEnd"/>
+      <w:r>
+        <w:rPr>
+          <w:rFonts w:ascii="Consolas" w:hAnsi="Consolas"/>
+          <w:sz w:val="18"/>
+          <w:szCs w:val="18"/>
+        </w:rPr>
+        <w:t xml:space="preserve">', </w:t>
+      </w:r>
+      <w:proofErr w:type="spellStart"/>
+      <w:r>
+        <w:rPr>
+          <w:rFonts w:ascii="Consolas" w:hAnsi="Consolas"/>
+          <w:sz w:val="18"/>
+          <w:szCs w:val="18"/>
+        </w:rPr>
+        <w:t>city:'Matara</w:t>
+      </w:r>
+      <w:proofErr w:type="spellEnd"/>
+      <w:r>
+        <w:rPr>
+          <w:rFonts w:ascii="Consolas" w:hAnsi="Consolas"/>
+          <w:sz w:val="18"/>
+          <w:szCs w:val="18"/>
+        </w:rPr>
+        <w:t xml:space="preserve">', </w:t>
+      </w:r>
+      <w:proofErr w:type="gramStart"/>
+      <w:r>
+        <w:rPr>
+          <w:rFonts w:ascii="Consolas" w:hAnsi="Consolas"/>
+          <w:sz w:val="18"/>
+          <w:szCs w:val="18"/>
+        </w:rPr>
+        <w:t>dob:</w:t>
+      </w:r>
+      <w:proofErr w:type="gramEnd"/>
+      <w:r>
+        <w:rPr>
+          <w:rFonts w:ascii="Consolas" w:hAnsi="Consolas"/>
+          <w:sz w:val="18"/>
+          <w:szCs w:val="18"/>
+        </w:rPr>
+        <w:t xml:space="preserve"> date('1993-12-03')}),</w:t>
+      </w:r>
+    </w:p>
+    <w:p>
+      <w:pPr>
+        <w:spacing w:after="0"/>
+        <w:rPr>
+          <w:rFonts w:ascii="Consolas" w:hAnsi="Consolas"/>
+          <w:sz w:val="18"/>
+          <w:szCs w:val="18"/>
+        </w:rPr>
+      </w:pPr>
+      <w:r>
+        <w:rPr>
+          <w:rFonts w:ascii="Consolas" w:hAnsi="Consolas"/>
+          <w:sz w:val="18"/>
+          <w:szCs w:val="18"/>
+        </w:rPr>
+        <w:t xml:space="preserve">  (</w:t>
+      </w:r>
+      <w:proofErr w:type="spellStart"/>
+      <w:r>
+        <w:rPr>
+          <w:rFonts w:ascii="Consolas" w:hAnsi="Consolas"/>
+          <w:sz w:val="18"/>
+          <w:szCs w:val="18"/>
+        </w:rPr>
+        <w:t>q:User</w:t>
+      </w:r>
+      <w:proofErr w:type="spellEnd"/>
+      <w:r>
+        <w:rPr>
+          <w:rFonts w:ascii="Consolas" w:hAnsi="Consolas"/>
+          <w:sz w:val="18"/>
+          <w:szCs w:val="18"/>
+        </w:rPr>
+        <w:t xml:space="preserve"> {</w:t>
+      </w:r>
+      <w:proofErr w:type="spellStart"/>
+      <w:r>
+        <w:rPr>
+          <w:rFonts w:ascii="Consolas" w:hAnsi="Consolas"/>
+          <w:sz w:val="18"/>
+          <w:szCs w:val="18"/>
+        </w:rPr>
+        <w:t>name:'Nadeesha</w:t>
+      </w:r>
+      <w:proofErr w:type="spellEnd"/>
+      <w:r>
+        <w:rPr>
+          <w:rFonts w:ascii="Consolas" w:hAnsi="Consolas"/>
+          <w:sz w:val="18"/>
+          <w:szCs w:val="18"/>
+        </w:rPr>
+        <w:t xml:space="preserve">', </w:t>
+      </w:r>
+      <w:proofErr w:type="spellStart"/>
+      <w:r>
+        <w:rPr>
+          <w:rFonts w:ascii="Consolas" w:hAnsi="Consolas"/>
+          <w:sz w:val="18"/>
+          <w:szCs w:val="18"/>
+        </w:rPr>
+        <w:t>city:'Colombo</w:t>
+      </w:r>
+      <w:proofErr w:type="spellEnd"/>
+      <w:r>
+        <w:rPr>
+          <w:rFonts w:ascii="Consolas" w:hAnsi="Consolas"/>
+          <w:sz w:val="18"/>
+          <w:szCs w:val="18"/>
+        </w:rPr>
+        <w:t xml:space="preserve">', </w:t>
+      </w:r>
+      <w:proofErr w:type="gramStart"/>
+      <w:r>
+        <w:rPr>
+          <w:rFonts w:ascii="Consolas" w:hAnsi="Consolas"/>
+          <w:sz w:val="18"/>
+          <w:szCs w:val="18"/>
+        </w:rPr>
+        <w:t>dob:</w:t>
+      </w:r>
+      <w:proofErr w:type="gramEnd"/>
+      <w:r>
+        <w:rPr>
+          <w:rFonts w:ascii="Consolas" w:hAnsi="Consolas"/>
+          <w:sz w:val="18"/>
+          <w:szCs w:val="18"/>
+        </w:rPr>
+        <w:t xml:space="preserve"> date('1998-03-18')}),</w:t>
+      </w:r>
+    </w:p>
+    <w:p>
+      <w:pPr>
+        <w:spacing w:after="0"/>
+        <w:rPr>
+          <w:rFonts w:ascii="Consolas" w:hAnsi="Consolas"/>
+          <w:sz w:val="18"/>
+          <w:szCs w:val="18"/>
+        </w:rPr>
+      </w:pPr>
+      <w:r>
+        <w:rPr>
+          <w:rFonts w:ascii="Consolas" w:hAnsi="Consolas"/>
+          <w:sz w:val="18"/>
+          <w:szCs w:val="18"/>
+        </w:rPr>
+        <w:t xml:space="preserve">  (</w:t>
+      </w:r>
+      <w:proofErr w:type="spellStart"/>
+      <w:r>
+        <w:rPr>
+          <w:rFonts w:ascii="Consolas" w:hAnsi="Consolas"/>
+          <w:sz w:val="18"/>
+          <w:szCs w:val="18"/>
+        </w:rPr>
+        <w:t>r:User</w:t>
+      </w:r>
+      <w:proofErr w:type="spellEnd"/>
+      <w:r>
+        <w:rPr>
+          <w:rFonts w:ascii="Consolas" w:hAnsi="Consolas"/>
+          <w:sz w:val="18"/>
+          <w:szCs w:val="18"/>
+        </w:rPr>
+        <w:t xml:space="preserve"> {</w:t>
+      </w:r>
+      <w:proofErr w:type="spellStart"/>
+      <w:r>
+        <w:rPr>
+          <w:rFonts w:ascii="Consolas" w:hAnsi="Consolas"/>
+          <w:sz w:val="18"/>
+          <w:szCs w:val="18"/>
+        </w:rPr>
+        <w:t>name:'Upeksha</w:t>
+      </w:r>
+      <w:proofErr w:type="spellEnd"/>
+      <w:r>
+        <w:rPr>
+          <w:rFonts w:ascii="Consolas" w:hAnsi="Consolas"/>
+          <w:sz w:val="18"/>
+          <w:szCs w:val="18"/>
+        </w:rPr>
+        <w:t xml:space="preserve">', </w:t>
+      </w:r>
+      <w:proofErr w:type="spellStart"/>
+      <w:r>
+        <w:rPr>
+          <w:rFonts w:ascii="Consolas" w:hAnsi="Consolas"/>
+          <w:sz w:val="18"/>
+          <w:szCs w:val="18"/>
+        </w:rPr>
+        <w:t>city:'Negombo</w:t>
+      </w:r>
+      <w:proofErr w:type="spellEnd"/>
+      <w:r>
+        <w:rPr>
+          <w:rFonts w:ascii="Consolas" w:hAnsi="Consolas"/>
+          <w:sz w:val="18"/>
+          <w:szCs w:val="18"/>
+        </w:rPr>
+        <w:t xml:space="preserve">', </w:t>
+      </w:r>
+      <w:proofErr w:type="gramStart"/>
+      <w:r>
+        <w:rPr>
+          <w:rFonts w:ascii="Consolas" w:hAnsi="Consolas"/>
+          <w:sz w:val="18"/>
+          <w:szCs w:val="18"/>
+        </w:rPr>
+        <w:t>dob:</w:t>
+      </w:r>
+      <w:proofErr w:type="gramEnd"/>
+      <w:r>
+        <w:rPr>
+          <w:rFonts w:ascii="Consolas" w:hAnsi="Consolas"/>
+          <w:sz w:val="18"/>
+          <w:szCs w:val="18"/>
+        </w:rPr>
+        <w:t xml:space="preserve"> date('1997-08-25')}),</w:t>
+      </w:r>
+    </w:p>
+    <w:p>
+      <w:pPr>
+        <w:spacing w:after="0"/>
+        <w:rPr>
+          <w:rFonts w:ascii="Consolas" w:hAnsi="Consolas"/>
+          <w:sz w:val="18"/>
+          <w:szCs w:val="18"/>
+        </w:rPr>
+      </w:pPr>
+      <w:r>
+        <w:rPr>
+          <w:rFonts w:ascii="Consolas" w:hAnsi="Consolas"/>
+          <w:sz w:val="18"/>
+          <w:szCs w:val="18"/>
+        </w:rPr>
+        <w:t xml:space="preserve">  (</w:t>
+      </w:r>
+      <w:proofErr w:type="spellStart"/>
+      <w:r>
+        <w:rPr>
+          <w:rFonts w:ascii="Consolas" w:hAnsi="Consolas"/>
+          <w:sz w:val="18"/>
+          <w:szCs w:val="18"/>
+        </w:rPr>
+        <w:t>s:User</w:t>
+      </w:r>
+      <w:proofErr w:type="spellEnd"/>
+      <w:r>
+        <w:rPr>
+          <w:rFonts w:ascii="Consolas" w:hAnsi="Consolas"/>
+          <w:sz w:val="18"/>
+          <w:szCs w:val="18"/>
+        </w:rPr>
+        <w:t xml:space="preserve"> {name:'</w:t>
+      </w:r>
+      <w:proofErr w:type="spellStart"/>
+      <w:r>
+        <w:rPr>
+          <w:rFonts w:ascii="Consolas" w:hAnsi="Consolas"/>
+          <w:sz w:val="18"/>
+          <w:szCs w:val="18"/>
+        </w:rPr>
+        <w:t>Yasiru</w:t>
+      </w:r>
+      <w:proofErr w:type="spellEnd"/>
+      <w:r>
+        <w:rPr>
+          <w:rFonts w:ascii="Consolas" w:hAnsi="Consolas"/>
+          <w:sz w:val="18"/>
+          <w:szCs w:val="18"/>
+        </w:rPr>
+        <w:t xml:space="preserve">', </w:t>
+      </w:r>
+      <w:proofErr w:type="spellStart"/>
+      <w:r>
+        <w:rPr>
+          <w:rFonts w:ascii="Consolas" w:hAnsi="Consolas"/>
+          <w:sz w:val="18"/>
+          <w:szCs w:val="18"/>
+        </w:rPr>
+        <w:t>city:'Kandy</w:t>
+      </w:r>
+      <w:proofErr w:type="spellEnd"/>
+      <w:r>
+        <w:rPr>
+          <w:rFonts w:ascii="Consolas" w:hAnsi="Consolas"/>
+          <w:sz w:val="18"/>
+          <w:szCs w:val="18"/>
+        </w:rPr>
+        <w:t xml:space="preserve">', </w:t>
+      </w:r>
+      <w:proofErr w:type="gramStart"/>
+      <w:r>
+        <w:rPr>
+          <w:rFonts w:ascii="Consolas" w:hAnsi="Consolas"/>
+          <w:sz w:val="18"/>
+          <w:szCs w:val="18"/>
+        </w:rPr>
+        <w:t>dob:</w:t>
+      </w:r>
+      <w:proofErr w:type="gramEnd"/>
+      <w:r>
+        <w:rPr>
+          <w:rFonts w:ascii="Consolas" w:hAnsi="Consolas"/>
+          <w:sz w:val="18"/>
+          <w:szCs w:val="18"/>
+        </w:rPr>
+        <w:t xml:space="preserve"> date('1994-05-16')}),</w:t>
+      </w:r>
+    </w:p>
+    <w:p>
+      <w:pPr>
+        <w:spacing w:after="0"/>
+        <w:rPr>
+          <w:rFonts w:ascii="Consolas" w:hAnsi="Consolas"/>
+          <w:sz w:val="18"/>
+          <w:szCs w:val="18"/>
+        </w:rPr>
+      </w:pPr>
+      <w:r>
+        <w:rPr>
+          <w:rFonts w:ascii="Consolas" w:hAnsi="Consolas"/>
+          <w:sz w:val="18"/>
+          <w:szCs w:val="18"/>
+        </w:rPr>
+        <w:t xml:space="preserve">  (</w:t>
+      </w:r>
+      <w:proofErr w:type="spellStart"/>
+      <w:r>
+        <w:rPr>
+          <w:rFonts w:ascii="Consolas" w:hAnsi="Consolas"/>
+          <w:sz w:val="18"/>
+          <w:szCs w:val="18"/>
+        </w:rPr>
+        <w:t>t:User</w:t>
+      </w:r>
+      <w:proofErr w:type="spellEnd"/>
+      <w:r>
+        <w:rPr>
+          <w:rFonts w:ascii="Consolas" w:hAnsi="Consolas"/>
+          <w:sz w:val="18"/>
+          <w:szCs w:val="18"/>
+        </w:rPr>
+        <w:t xml:space="preserve"> {</w:t>
+      </w:r>
+      <w:proofErr w:type="spellStart"/>
+      <w:r>
+        <w:rPr>
+          <w:rFonts w:ascii="Consolas" w:hAnsi="Consolas"/>
+          <w:sz w:val="18"/>
+          <w:szCs w:val="18"/>
+        </w:rPr>
+        <w:t>name:'Thilini</w:t>
+      </w:r>
+      <w:proofErr w:type="spellEnd"/>
+      <w:r>
+        <w:rPr>
+          <w:rFonts w:ascii="Consolas" w:hAnsi="Consolas"/>
+          <w:sz w:val="18"/>
+          <w:szCs w:val="18"/>
+        </w:rPr>
+        <w:t xml:space="preserve">', </w:t>
+      </w:r>
+      <w:proofErr w:type="spellStart"/>
+      <w:r>
+        <w:rPr>
+          <w:rFonts w:ascii="Consolas" w:hAnsi="Consolas"/>
+          <w:sz w:val="18"/>
+          <w:szCs w:val="18"/>
+        </w:rPr>
+        <w:t>city:'Galle</w:t>
+      </w:r>
+      <w:proofErr w:type="spellEnd"/>
+      <w:r>
+        <w:rPr>
+          <w:rFonts w:ascii="Consolas" w:hAnsi="Consolas"/>
+          <w:sz w:val="18"/>
+          <w:szCs w:val="18"/>
+        </w:rPr>
+        <w:t xml:space="preserve">', </w:t>
+      </w:r>
+      <w:proofErr w:type="gramStart"/>
+      <w:r>
+        <w:rPr>
+          <w:rFonts w:ascii="Consolas" w:hAnsi="Consolas"/>
+          <w:sz w:val="18"/>
+          <w:szCs w:val="18"/>
+        </w:rPr>
+        <w:t>dob:</w:t>
+      </w:r>
+      <w:proofErr w:type="gramEnd"/>
+      <w:r>
+        <w:rPr>
+          <w:rFonts w:ascii="Consolas" w:hAnsi="Consolas"/>
+          <w:sz w:val="18"/>
+          <w:szCs w:val="18"/>
+        </w:rPr>
+        <w:t xml:space="preserve"> date('1996-11-21')}),</w:t>
+      </w:r>
+    </w:p>
+    <w:p>
+      <w:pPr>
+        <w:spacing w:after="0"/>
+        <w:rPr>
+          <w:rFonts w:ascii="Consolas" w:hAnsi="Consolas"/>
+          <w:sz w:val="18"/>
+          <w:szCs w:val="18"/>
+        </w:rPr>
+      </w:pPr>
+    </w:p>
+    <w:p>
+      <w:pPr>
+        <w:spacing w:after="0"/>
+        <w:rPr>
+          <w:rFonts w:ascii="Consolas" w:hAnsi="Consolas"/>
+          <w:sz w:val="18"/>
+          <w:szCs w:val="18"/>
+        </w:rPr>
+      </w:pPr>
+      <w:r>
+        <w:rPr>
+          <w:rFonts w:ascii="Consolas" w:hAnsi="Consolas"/>
+          <w:sz w:val="18"/>
+          <w:szCs w:val="18"/>
+        </w:rPr>
+        <w:t>// FOLLOWS relationships (directed)</w:t>
+      </w:r>
+    </w:p>
+    <w:p>
+      <w:pPr>
+        <w:spacing w:after="0"/>
+        <w:rPr>
+          <w:rFonts w:ascii="Consolas" w:hAnsi="Consolas"/>
+          <w:sz w:val="18"/>
+          <w:szCs w:val="18"/>
+        </w:rPr>
+      </w:pPr>
+    </w:p>
+    <w:p>
+      <w:pPr>
+        <w:spacing w:after="0"/>
+        <w:rPr>
+          <w:rFonts w:ascii="Consolas" w:hAnsi="Consolas"/>
+          <w:sz w:val="18"/>
+          <w:szCs w:val="18"/>
+        </w:rPr>
+      </w:pPr>
+      <w:r>
+        <w:rPr>
+          <w:rFonts w:ascii="Consolas" w:hAnsi="Consolas"/>
+          <w:sz w:val="18"/>
+          <w:szCs w:val="18"/>
+        </w:rPr>
+        <w:t xml:space="preserve">  (a)-[:FOLLOWS]-&gt;(b),</w:t>
+      </w:r>
+    </w:p>
+    <w:p>
+      <w:pPr>
+        <w:spacing w:after="0"/>
+        <w:rPr>
+          <w:rFonts w:ascii="Consolas" w:hAnsi="Consolas"/>
+          <w:sz w:val="18"/>
+          <w:szCs w:val="18"/>
+        </w:rPr>
+      </w:pPr>
+      <w:r>
+        <w:rPr>
+          <w:rFonts w:ascii="Consolas" w:hAnsi="Consolas"/>
+          <w:sz w:val="18"/>
+          <w:szCs w:val="18"/>
+        </w:rPr>
+        <w:t xml:space="preserve">  (a)-[:FOLLOWS]-&gt;(c),</w:t>
+      </w:r>
+    </w:p>
+    <w:p>
+      <w:pPr>
+        <w:spacing w:after="0"/>
+        <w:rPr>
+          <w:rFonts w:ascii="Consolas" w:hAnsi="Consolas"/>
+          <w:sz w:val="18"/>
+          <w:szCs w:val="18"/>
+        </w:rPr>
+      </w:pPr>
+      <w:r>
+        <w:rPr>
+          <w:rFonts w:ascii="Consolas" w:hAnsi="Consolas"/>
+          <w:sz w:val="18"/>
+          <w:szCs w:val="18"/>
+        </w:rPr>
+        <w:t xml:space="preserve">  (a)-[:FOLLOWS]-&gt;(d),</w:t>
+      </w:r>
+    </w:p>
+    <w:p>
+      <w:pPr>
+        <w:spacing w:after="0"/>
+        <w:rPr>
+          <w:rFonts w:ascii="Consolas" w:hAnsi="Consolas"/>
+          <w:sz w:val="18"/>
+          <w:szCs w:val="18"/>
+        </w:rPr>
+      </w:pPr>
+      <w:r>
+        <w:rPr>
+          <w:rFonts w:ascii="Consolas" w:hAnsi="Consolas"/>
+          <w:sz w:val="18"/>
+          <w:szCs w:val="18"/>
+        </w:rPr>
+        <w:t xml:space="preserve">  (b)-[:FOLLOWS]-&gt;(a),</w:t>
+      </w:r>
+    </w:p>
+    <w:p>
+      <w:pPr>
+        <w:spacing w:after="0"/>
+        <w:rPr>
+          <w:rFonts w:ascii="Consolas" w:hAnsi="Consolas"/>
+          <w:sz w:val="18"/>
+          <w:szCs w:val="18"/>
+        </w:rPr>
+      </w:pPr>
+      <w:r>
+        <w:rPr>
+          <w:rFonts w:ascii="Consolas" w:hAnsi="Consolas"/>
+          <w:sz w:val="18"/>
+          <w:szCs w:val="18"/>
+        </w:rPr>
+        <w:t xml:space="preserve">  (b)-[:FOLLOWS]-&gt;(e),</w:t>
+      </w:r>
+    </w:p>
+    <w:p>
+      <w:pPr>
+        <w:spacing w:after="0"/>
+        <w:rPr>
+          <w:rFonts w:ascii="Consolas" w:hAnsi="Consolas"/>
+          <w:sz w:val="18"/>
+          <w:szCs w:val="18"/>
+        </w:rPr>
+      </w:pPr>
+      <w:r>
+        <w:rPr>
+          <w:rFonts w:ascii="Consolas" w:hAnsi="Consolas"/>
+          <w:sz w:val="18"/>
+          <w:szCs w:val="18"/>
+        </w:rPr>
+        <w:t xml:space="preserve">  (b)-[:FOLLOWS]-&gt;(f),</w:t>
+      </w:r>
+    </w:p>
+    <w:p>
+      <w:pPr>
+        <w:spacing w:after="0"/>
+        <w:rPr>
+          <w:rFonts w:ascii="Consolas" w:hAnsi="Consolas"/>
+          <w:sz w:val="18"/>
+          <w:szCs w:val="18"/>
+        </w:rPr>
+      </w:pPr>
+      <w:r>
+        <w:rPr>
+          <w:rFonts w:ascii="Consolas" w:hAnsi="Consolas"/>
+          <w:sz w:val="18"/>
+          <w:szCs w:val="18"/>
+        </w:rPr>
+        <w:t xml:space="preserve">  (c)-[:FOLLOWS]-&gt;(a),</w:t>
+      </w:r>
+    </w:p>
+    <w:p>
+      <w:pPr>
+        <w:spacing w:after="0"/>
+        <w:rPr>
+          <w:rFonts w:ascii="Consolas" w:hAnsi="Consolas"/>
+          <w:sz w:val="18"/>
+          <w:szCs w:val="18"/>
+        </w:rPr>
+      </w:pPr>
+      <w:r>
+        <w:rPr>
+          <w:rFonts w:ascii="Consolas" w:hAnsi="Consolas"/>
+          <w:sz w:val="18"/>
+          <w:szCs w:val="18"/>
+        </w:rPr>
+        <w:t xml:space="preserve">  (c)-[:FOLLOWS]-&gt;(h),</w:t>
+      </w:r>
+    </w:p>
+    <w:p>
+      <w:pPr>
+        <w:spacing w:after="0"/>
+        <w:rPr>
+          <w:rFonts w:ascii="Consolas" w:hAnsi="Consolas"/>
+          <w:sz w:val="18"/>
+          <w:szCs w:val="18"/>
+        </w:rPr>
+      </w:pPr>
+      <w:r>
+        <w:rPr>
+          <w:rFonts w:ascii="Consolas" w:hAnsi="Consolas"/>
+          <w:sz w:val="18"/>
+          <w:szCs w:val="18"/>
+        </w:rPr>
+        <w:t xml:space="preserve">  (c)-[:FOLLOWS]-&gt;(j),</w:t>
+      </w:r>
+    </w:p>
+    <w:p>
+      <w:pPr>
+        <w:spacing w:after="0"/>
+        <w:rPr>
+          <w:rFonts w:ascii="Consolas" w:hAnsi="Consolas"/>
+          <w:sz w:val="18"/>
+          <w:szCs w:val="18"/>
+        </w:rPr>
+      </w:pPr>
+      <w:r>
+        <w:rPr>
+          <w:rFonts w:ascii="Consolas" w:hAnsi="Consolas"/>
+          <w:sz w:val="18"/>
+          <w:szCs w:val="18"/>
+        </w:rPr>
+        <w:t xml:space="preserve">  (d)-[:FOLLOWS]-&gt;(f),</w:t>
+      </w:r>
+    </w:p>
+    <w:p>
+      <w:pPr>
+        <w:spacing w:after="0"/>
+        <w:rPr>
+          <w:rFonts w:ascii="Consolas" w:hAnsi="Consolas"/>
+          <w:sz w:val="18"/>
+          <w:szCs w:val="18"/>
+        </w:rPr>
+      </w:pPr>
+      <w:r>
+        <w:rPr>
+          <w:rFonts w:ascii="Consolas" w:hAnsi="Consolas"/>
+          <w:sz w:val="18"/>
+          <w:szCs w:val="18"/>
+        </w:rPr>
+        <w:t xml:space="preserve">  (d)-[:FOLLOWS]-&gt;(g),</w:t>
+      </w:r>
+    </w:p>
+    <w:p>
+      <w:pPr>
+        <w:spacing w:after="0"/>
+        <w:rPr>
+          <w:rFonts w:ascii="Consolas" w:hAnsi="Consolas"/>
+          <w:sz w:val="18"/>
+          <w:szCs w:val="18"/>
+        </w:rPr>
+      </w:pPr>
+      <w:r>
+        <w:rPr>
+          <w:rFonts w:ascii="Consolas" w:hAnsi="Consolas"/>
+          <w:sz w:val="18"/>
+          <w:szCs w:val="18"/>
+        </w:rPr>
+        <w:t xml:space="preserve">  (e)-[:FOLLOWS]-&gt;(c),</w:t>
+      </w:r>
+    </w:p>
+    <w:p>
+      <w:pPr>
+        <w:spacing w:after="0"/>
+        <w:rPr>
+          <w:rFonts w:ascii="Consolas" w:hAnsi="Consolas"/>
+          <w:sz w:val="18"/>
+          <w:szCs w:val="18"/>
+        </w:rPr>
+      </w:pPr>
+      <w:r>
+        <w:rPr>
+          <w:rFonts w:ascii="Consolas" w:hAnsi="Consolas"/>
+          <w:sz w:val="18"/>
+          <w:szCs w:val="18"/>
+        </w:rPr>
+        <w:t xml:space="preserve">  (e)-[:FOLLOWS]-&gt;(</w:t>
+      </w:r>
+      <w:proofErr w:type="spellStart"/>
+      <w:r>
+        <w:rPr>
+          <w:rFonts w:ascii="Consolas" w:hAnsi="Consolas"/>
+          <w:sz w:val="18"/>
+          <w:szCs w:val="18"/>
+        </w:rPr>
+        <w:t>i</w:t>
+      </w:r>
+      <w:proofErr w:type="spellEnd"/>
+      <w:r>
+        <w:rPr>
+          <w:rFonts w:ascii="Consolas" w:hAnsi="Consolas"/>
+          <w:sz w:val="18"/>
+          <w:szCs w:val="18"/>
+        </w:rPr>
+        <w:t>),</w:t>
+      </w:r>
+    </w:p>
+    <w:p>
+      <w:pPr>
+        <w:spacing w:after="0"/>
+        <w:rPr>
+          <w:rFonts w:ascii="Consolas" w:hAnsi="Consolas"/>
+          <w:sz w:val="18"/>
+          <w:szCs w:val="18"/>
+        </w:rPr>
+      </w:pPr>
+      <w:r>
+        <w:rPr>
+          <w:rFonts w:ascii="Consolas" w:hAnsi="Consolas"/>
+          <w:sz w:val="18"/>
+          <w:szCs w:val="18"/>
+        </w:rPr>
+        <w:t xml:space="preserve">  (f)-[:FOLLOWS]-&gt;(j),</w:t>
+      </w:r>
+    </w:p>
+    <w:p>
+      <w:pPr>
+        <w:spacing w:after="0"/>
+        <w:rPr>
+          <w:rFonts w:ascii="Consolas" w:hAnsi="Consolas"/>
+          <w:sz w:val="18"/>
+          <w:szCs w:val="18"/>
+        </w:rPr>
+      </w:pPr>
+      <w:r>
+        <w:rPr>
+          <w:rFonts w:ascii="Consolas" w:hAnsi="Consolas"/>
+          <w:sz w:val="18"/>
+          <w:szCs w:val="18"/>
+        </w:rPr>
+        <w:t xml:space="preserve">  (f)-[:FOLLOWS]-&gt;(k),</w:t>
+      </w:r>
+    </w:p>
+    <w:p>
+      <w:pPr>
+        <w:spacing w:after="0"/>
+        <w:rPr>
+          <w:rFonts w:ascii="Consolas" w:hAnsi="Consolas"/>
+          <w:sz w:val="18"/>
+          <w:szCs w:val="18"/>
+        </w:rPr>
+      </w:pPr>
+      <w:r>
+        <w:rPr>
+          <w:rFonts w:ascii="Consolas" w:hAnsi="Consolas"/>
+          <w:sz w:val="18"/>
+          <w:szCs w:val="18"/>
+        </w:rPr>
+        <w:t xml:space="preserve">  (g)-[:FOLLOWS]-&gt;(l),</w:t>
+      </w:r>
+    </w:p>
+    <w:p>
+      <w:pPr>
+        <w:spacing w:after="0"/>
+        <w:rPr>
+          <w:rFonts w:ascii="Consolas" w:hAnsi="Consolas"/>
+          <w:sz w:val="18"/>
+          <w:szCs w:val="18"/>
+        </w:rPr>
+      </w:pPr>
+      <w:r>
+        <w:rPr>
+          <w:rFonts w:ascii="Consolas" w:hAnsi="Consolas"/>
+          <w:sz w:val="18"/>
+          <w:szCs w:val="18"/>
+        </w:rPr>
+        <w:t xml:space="preserve">  (h)-[:FOLLOWS]-&gt;(m),</w:t>
+      </w:r>
+    </w:p>
+    <w:p>
+      <w:pPr>
+        <w:spacing w:after="0"/>
+        <w:rPr>
+          <w:rFonts w:ascii="Consolas" w:hAnsi="Consolas"/>
+          <w:sz w:val="18"/>
+          <w:szCs w:val="18"/>
+        </w:rPr>
+      </w:pPr>
+      <w:r>
+        <w:rPr>
+          <w:rFonts w:ascii="Consolas" w:hAnsi="Consolas"/>
+          <w:sz w:val="18"/>
+          <w:szCs w:val="18"/>
+        </w:rPr>
+        <w:t xml:space="preserve">  (</w:t>
+      </w:r>
+      <w:proofErr w:type="spellStart"/>
+      <w:r>
+        <w:rPr>
+          <w:rFonts w:ascii="Consolas" w:hAnsi="Consolas"/>
+          <w:sz w:val="18"/>
+          <w:szCs w:val="18"/>
+        </w:rPr>
+        <w:t>i</w:t>
+      </w:r>
+      <w:proofErr w:type="spellEnd"/>
+      <w:r>
+        <w:rPr>
+          <w:rFonts w:ascii="Consolas" w:hAnsi="Consolas"/>
+          <w:sz w:val="18"/>
+          <w:szCs w:val="18"/>
+        </w:rPr>
+        <w:t>)-[:FOLLOWS]-&gt;(b),</w:t>
+      </w:r>
+    </w:p>
+    <w:p>
+      <w:pPr>
+        <w:spacing w:after="0"/>
+        <w:rPr>
+          <w:rFonts w:ascii="Consolas" w:hAnsi="Consolas"/>
+          <w:sz w:val="18"/>
+          <w:szCs w:val="18"/>
+        </w:rPr>
+      </w:pPr>
+      <w:r>
+        <w:rPr>
+          <w:rFonts w:ascii="Consolas" w:hAnsi="Consolas"/>
+          <w:sz w:val="18"/>
+          <w:szCs w:val="18"/>
+        </w:rPr>
+        <w:t xml:space="preserve">  (</w:t>
+      </w:r>
+      <w:proofErr w:type="spellStart"/>
+      <w:r>
+        <w:rPr>
+          <w:rFonts w:ascii="Consolas" w:hAnsi="Consolas"/>
+          <w:sz w:val="18"/>
+          <w:szCs w:val="18"/>
+        </w:rPr>
+        <w:t>i</w:t>
+      </w:r>
+      <w:proofErr w:type="spellEnd"/>
+      <w:r>
+        <w:rPr>
+          <w:rFonts w:ascii="Consolas" w:hAnsi="Consolas"/>
+          <w:sz w:val="18"/>
+          <w:szCs w:val="18"/>
+        </w:rPr>
+        <w:t>)-[:FOLLOWS]-&gt;(c),</w:t>
+      </w:r>
+    </w:p>
+    <w:p>
+      <w:pPr>
+        <w:spacing w:after="0"/>
+        <w:rPr>
+          <w:rFonts w:ascii="Consolas" w:hAnsi="Consolas"/>
+          <w:sz w:val="18"/>
+          <w:szCs w:val="18"/>
+        </w:rPr>
+      </w:pPr>
+      <w:r>
+        <w:rPr>
+          <w:rFonts w:ascii="Consolas" w:hAnsi="Consolas"/>
+          <w:sz w:val="18"/>
+          <w:szCs w:val="18"/>
+        </w:rPr>
+        <w:t xml:space="preserve">  (j)-[:FOLLOWS]-&gt;(a),</w:t>
+      </w:r>
+    </w:p>
+    <w:p>
+      <w:pPr>
+        <w:spacing w:after="0"/>
+        <w:rPr>
+          <w:rFonts w:ascii="Consolas" w:hAnsi="Consolas"/>
+          <w:sz w:val="18"/>
+          <w:szCs w:val="18"/>
+        </w:rPr>
+      </w:pPr>
+      <w:r>
+        <w:rPr>
+          <w:rFonts w:ascii="Consolas" w:hAnsi="Consolas"/>
+          <w:sz w:val="18"/>
+          <w:szCs w:val="18"/>
+        </w:rPr>
+        <w:t xml:space="preserve">  (j)-[:FOLLOWS]-&gt;(n),</w:t>
+      </w:r>
+    </w:p>
+    <w:p>
+      <w:pPr>
+        <w:spacing w:after="0"/>
+        <w:rPr>
+          <w:rFonts w:ascii="Consolas" w:hAnsi="Consolas"/>
+          <w:sz w:val="18"/>
+          <w:szCs w:val="18"/>
+        </w:rPr>
+      </w:pPr>
+      <w:r>
+        <w:rPr>
+          <w:rFonts w:ascii="Consolas" w:hAnsi="Consolas"/>
+          <w:sz w:val="18"/>
+          <w:szCs w:val="18"/>
+        </w:rPr>
+        <w:t xml:space="preserve">  (k)-[:FOLLOWS]-&gt;(o),</w:t>
+      </w:r>
+    </w:p>
+    <w:p>
+      <w:pPr>
+        <w:spacing w:after="0"/>
+        <w:rPr>
+          <w:rFonts w:ascii="Consolas" w:hAnsi="Consolas"/>
+          <w:sz w:val="18"/>
+          <w:szCs w:val="18"/>
+        </w:rPr>
+      </w:pPr>
+      <w:r>
+        <w:rPr>
+          <w:rFonts w:ascii="Consolas" w:hAnsi="Consolas"/>
+          <w:sz w:val="18"/>
+          <w:szCs w:val="18"/>
+        </w:rPr>
+        <w:t xml:space="preserve">  (l)-[:FOLLOWS]-&gt;(p),</w:t>
+      </w:r>
+    </w:p>
+    <w:p>
+      <w:pPr>
+        <w:spacing w:after="0"/>
+        <w:rPr>
+          <w:rFonts w:ascii="Consolas" w:hAnsi="Consolas"/>
+          <w:sz w:val="18"/>
+          <w:szCs w:val="18"/>
+        </w:rPr>
+      </w:pPr>
+      <w:r>
+        <w:rPr>
+          <w:rFonts w:ascii="Consolas" w:hAnsi="Consolas"/>
+          <w:sz w:val="18"/>
+          <w:szCs w:val="18"/>
+        </w:rPr>
+        <w:t xml:space="preserve">  (m)-[:FOLLOWS]-&gt;(q),</w:t>
+      </w:r>
+    </w:p>
+    <w:p>
+      <w:pPr>
+        <w:spacing w:after="0"/>
+        <w:rPr>
+          <w:rFonts w:ascii="Consolas" w:hAnsi="Consolas"/>
+          <w:sz w:val="18"/>
+          <w:szCs w:val="18"/>
+        </w:rPr>
+      </w:pPr>
+      <w:r>
+        <w:rPr>
+          <w:rFonts w:ascii="Consolas" w:hAnsi="Consolas"/>
+          <w:sz w:val="18"/>
+          <w:szCs w:val="18"/>
+        </w:rPr>
+        <w:t xml:space="preserve">  (n)-[:FOLLOWS]-&gt;(r),</w:t>
+      </w:r>
+    </w:p>
+    <w:p>
+      <w:pPr>
+        <w:spacing w:after="0"/>
+        <w:rPr>
+          <w:rFonts w:ascii="Consolas" w:hAnsi="Consolas"/>
+          <w:sz w:val="18"/>
+          <w:szCs w:val="18"/>
+        </w:rPr>
+      </w:pPr>
+      <w:r>
+        <w:rPr>
+          <w:rFonts w:ascii="Consolas" w:hAnsi="Consolas"/>
+          <w:sz w:val="18"/>
+          <w:szCs w:val="18"/>
+        </w:rPr>
+        <w:t xml:space="preserve">  (o)-[:FOLLOWS]-&gt;(s),</w:t>
+      </w:r>
+    </w:p>
+    <w:p>
+      <w:pPr>
+        <w:spacing w:after="0"/>
+        <w:rPr>
+          <w:rFonts w:ascii="Consolas" w:hAnsi="Consolas"/>
+          <w:sz w:val="18"/>
+          <w:szCs w:val="18"/>
+        </w:rPr>
+      </w:pPr>
+      <w:r>
+        <w:rPr>
+          <w:rFonts w:ascii="Consolas" w:hAnsi="Consolas"/>
+          <w:sz w:val="18"/>
+          <w:szCs w:val="18"/>
+        </w:rPr>
+        <w:lastRenderedPageBreak/>
+        <w:t xml:space="preserve">  (p)-[:FOLLOWS]-&gt;(a),</w:t>
+      </w:r>
+    </w:p>
+    <w:p>
+      <w:pPr>
+        <w:spacing w:after="0"/>
+        <w:rPr>
+          <w:rFonts w:ascii="Consolas" w:hAnsi="Consolas"/>
+          <w:sz w:val="18"/>
+          <w:szCs w:val="18"/>
+        </w:rPr>
+      </w:pPr>
+      <w:r>
+        <w:rPr>
+          <w:rFonts w:ascii="Consolas" w:hAnsi="Consolas"/>
+          <w:sz w:val="18"/>
+          <w:szCs w:val="18"/>
+        </w:rPr>
+        <w:t xml:space="preserve">  (p)-[:FOLLOWS]-&gt;(t),</w:t>
+      </w:r>
+    </w:p>
+    <w:p>
+      <w:pPr>
+        <w:spacing w:after="0"/>
+        <w:rPr>
+          <w:rFonts w:ascii="Consolas" w:hAnsi="Consolas"/>
+          <w:sz w:val="18"/>
+          <w:szCs w:val="18"/>
+        </w:rPr>
+      </w:pPr>
+      <w:r>
+        <w:rPr>
+          <w:rFonts w:ascii="Consolas" w:hAnsi="Consolas"/>
+          <w:sz w:val="18"/>
+          <w:szCs w:val="18"/>
+        </w:rPr>
+        <w:t xml:space="preserve">  (q)-[:FOLLOWS]-&gt;(a),</w:t>
+      </w:r>
+    </w:p>
+    <w:p>
+      <w:pPr>
+        <w:spacing w:after="0"/>
+        <w:rPr>
+          <w:rFonts w:ascii="Consolas" w:hAnsi="Consolas"/>
+          <w:sz w:val="18"/>
+          <w:szCs w:val="18"/>
+        </w:rPr>
+      </w:pPr>
+      <w:r>
+        <w:rPr>
+          <w:rFonts w:ascii="Consolas" w:hAnsi="Consolas"/>
+          <w:sz w:val="18"/>
+          <w:szCs w:val="18"/>
+        </w:rPr>
+        <w:t xml:space="preserve">  (r)-[:FOLLOWS]-&gt;(d),</w:t>
+      </w:r>
+    </w:p>
+    <w:p>
+      <w:pPr>
+        <w:spacing w:after="0"/>
+        <w:rPr>
+          <w:rFonts w:ascii="Consolas" w:hAnsi="Consolas"/>
+          <w:sz w:val="18"/>
+          <w:szCs w:val="18"/>
+        </w:rPr>
+      </w:pPr>
+      <w:r>
+        <w:rPr>
+          <w:rFonts w:ascii="Consolas" w:hAnsi="Consolas"/>
+          <w:sz w:val="18"/>
+          <w:szCs w:val="18"/>
+        </w:rPr>
+        <w:t xml:space="preserve">  (r)-[:FOLLOWS]-&gt;(g),</w:t>
+      </w:r>
+    </w:p>
+    <w:p>
+      <w:pPr>
+        <w:spacing w:after="0"/>
+        <w:rPr>
+          <w:rFonts w:ascii="Consolas" w:hAnsi="Consolas"/>
+          <w:sz w:val="18"/>
+          <w:szCs w:val="18"/>
+        </w:rPr>
+      </w:pPr>
+      <w:r>
+        <w:rPr>
+          <w:rFonts w:ascii="Consolas" w:hAnsi="Consolas"/>
+          <w:sz w:val="18"/>
+          <w:szCs w:val="18"/>
+        </w:rPr>
+        <w:t xml:space="preserve">  (s)-[:FOLLOWS]-&gt;(h),</w:t>
+      </w:r>
+    </w:p>
+    <w:p>
+      <w:pPr>
+        <w:spacing w:after="0"/>
+        <w:rPr>
+          <w:rFonts w:ascii="Consolas" w:hAnsi="Consolas"/>
+          <w:sz w:val="18"/>
+          <w:szCs w:val="18"/>
+        </w:rPr>
+      </w:pPr>
+      <w:r>
+        <w:rPr>
+          <w:rFonts w:ascii="Consolas" w:hAnsi="Consolas"/>
+          <w:sz w:val="18"/>
+          <w:szCs w:val="18"/>
+        </w:rPr>
+        <w:t xml:space="preserve">  (s)-[:FOLLOWS]-&gt;(</w:t>
+      </w:r>
+      <w:proofErr w:type="spellStart"/>
+      <w:r>
+        <w:rPr>
+          <w:rFonts w:ascii="Consolas" w:hAnsi="Consolas"/>
+          <w:sz w:val="18"/>
+          <w:szCs w:val="18"/>
+        </w:rPr>
+        <w:t>i</w:t>
+      </w:r>
+      <w:proofErr w:type="spellEnd"/>
+      <w:r>
+        <w:rPr>
+          <w:rFonts w:ascii="Consolas" w:hAnsi="Consolas"/>
+          <w:sz w:val="18"/>
+          <w:szCs w:val="18"/>
+        </w:rPr>
+        <w:t>),</w:t>
+      </w:r>
+    </w:p>
+    <w:p>
+      <w:pPr>
+        <w:spacing w:after="0"/>
+        <w:rPr>
+          <w:rFonts w:ascii="Consolas" w:hAnsi="Consolas"/>
+          <w:sz w:val="18"/>
+          <w:szCs w:val="18"/>
+        </w:rPr>
+      </w:pPr>
+      <w:r>
+        <w:rPr>
+          <w:rFonts w:ascii="Consolas" w:hAnsi="Consolas"/>
+          <w:sz w:val="18"/>
+          <w:szCs w:val="18"/>
+        </w:rPr>
+        <w:t xml:space="preserve">  (t)-[:FOLLOWS]-&gt;(b),</w:t>
+      </w:r>
+    </w:p>
+    <w:p>
+      <w:pPr>
+        <w:spacing w:after="0"/>
+        <w:rPr>
+          <w:rFonts w:ascii="Consolas" w:hAnsi="Consolas"/>
+          <w:sz w:val="18"/>
+          <w:szCs w:val="18"/>
+        </w:rPr>
+      </w:pPr>
+      <w:r>
+        <w:rPr>
+          <w:rFonts w:ascii="Consolas" w:hAnsi="Consolas"/>
+          <w:sz w:val="18"/>
+          <w:szCs w:val="18"/>
+        </w:rPr>
+        <w:t xml:space="preserve">  (t)-[:FOLLOWS]-&gt;(j),</w:t>
+      </w:r>
+    </w:p>
+    <w:p>
+      <w:pPr>
+        <w:spacing w:after="0"/>
+        <w:rPr>
+          <w:rFonts w:ascii="Consolas" w:hAnsi="Consolas"/>
+          <w:sz w:val="18"/>
+          <w:szCs w:val="18"/>
+        </w:rPr>
+      </w:pPr>
+      <w:r>
+        <w:rPr>
+          <w:rFonts w:ascii="Consolas" w:hAnsi="Consolas"/>
+          <w:sz w:val="18"/>
+          <w:szCs w:val="18"/>
+        </w:rPr>
+        <w:t xml:space="preserve">  (t)-[:FOLLOWS]-&gt;(m),</w:t>
+      </w:r>
+    </w:p>
+    <w:p>
+      <w:pPr>
+        <w:spacing w:after="0"/>
+        <w:rPr>
+          <w:rFonts w:ascii="Consolas" w:hAnsi="Consolas"/>
+          <w:sz w:val="18"/>
+          <w:szCs w:val="18"/>
+        </w:rPr>
+      </w:pPr>
+      <w:r>
+        <w:rPr>
+          <w:rFonts w:ascii="Consolas" w:hAnsi="Consolas"/>
+          <w:sz w:val="18"/>
+          <w:szCs w:val="18"/>
+        </w:rPr>
+        <w:t xml:space="preserve">  (n)-[:FOLLOWS]-&gt;(f),</w:t>
+      </w:r>
+    </w:p>
+    <w:p>
+      <w:pPr>
+        <w:spacing w:after="0"/>
+        <w:rPr>
+          <w:rFonts w:ascii="Consolas" w:hAnsi="Consolas"/>
+          <w:sz w:val="18"/>
+          <w:szCs w:val="18"/>
+        </w:rPr>
+      </w:pPr>
+    </w:p>
+    <w:p>
+      <w:pPr>
+        <w:spacing w:after="0"/>
+        <w:rPr>
+          <w:rFonts w:ascii="Consolas" w:hAnsi="Consolas"/>
+          <w:sz w:val="18"/>
+          <w:szCs w:val="18"/>
+        </w:rPr>
+      </w:pPr>
+      <w:r>
+        <w:rPr>
+          <w:rFonts w:ascii="Consolas" w:hAnsi="Consolas"/>
+          <w:sz w:val="18"/>
+          <w:szCs w:val="18"/>
+        </w:rPr>
+        <w:t>// FRIENDS_WITH relationships (bidirectional)</w:t>
+      </w:r>
+    </w:p>
+    <w:p>
+      <w:pPr>
+        <w:spacing w:after="0"/>
+        <w:rPr>
+          <w:rFonts w:ascii="Consolas" w:hAnsi="Consolas"/>
+          <w:sz w:val="18"/>
+          <w:szCs w:val="18"/>
+        </w:rPr>
+      </w:pPr>
+    </w:p>
+    <w:p>
+      <w:pPr>
+        <w:spacing w:after="0"/>
+        <w:rPr>
+          <w:rFonts w:ascii="Consolas" w:hAnsi="Consolas"/>
+          <w:sz w:val="18"/>
+          <w:szCs w:val="18"/>
+        </w:rPr>
+      </w:pPr>
+      <w:r>
+        <w:rPr>
+          <w:rFonts w:ascii="Consolas" w:hAnsi="Consolas"/>
+          <w:sz w:val="18"/>
+          <w:szCs w:val="18"/>
+        </w:rPr>
+        <w:t xml:space="preserve">  (a)-[:FRIENDS_WITH]-&gt;(d), (d)-[:FRIENDS_WITH]-&gt;(a),</w:t>
+      </w:r>
+    </w:p>
+    <w:p>
+      <w:pPr>
+        <w:spacing w:after="0"/>
+        <w:rPr>
+          <w:rFonts w:ascii="Consolas" w:hAnsi="Consolas"/>
+          <w:sz w:val="18"/>
+          <w:szCs w:val="18"/>
+        </w:rPr>
+      </w:pPr>
+      <w:r>
+        <w:rPr>
+          <w:rFonts w:ascii="Consolas" w:hAnsi="Consolas"/>
+          <w:sz w:val="18"/>
+          <w:szCs w:val="18"/>
+        </w:rPr>
+        <w:t xml:space="preserve">  (b)-[:FRIENDS_WITH]-&gt;(e), (e)-[:FRIENDS_WITH]-&gt;(b),</w:t>
+      </w:r>
+    </w:p>
+    <w:p>
+      <w:pPr>
+        <w:spacing w:after="0"/>
+        <w:rPr>
+          <w:rFonts w:ascii="Consolas" w:hAnsi="Consolas"/>
+          <w:sz w:val="18"/>
+          <w:szCs w:val="18"/>
+        </w:rPr>
+      </w:pPr>
+      <w:r>
+        <w:rPr>
+          <w:rFonts w:ascii="Consolas" w:hAnsi="Consolas"/>
+          <w:sz w:val="18"/>
+          <w:szCs w:val="18"/>
+        </w:rPr>
+        <w:t xml:space="preserve">  (c)-[:FRIENDS_WITH]-&gt;(g), (g)-[:FRIENDS_WITH]-&gt;(c),</w:t>
+      </w:r>
+    </w:p>
+    <w:p>
+      <w:pPr>
+        <w:spacing w:after="0"/>
+        <w:rPr>
+          <w:rFonts w:ascii="Consolas" w:hAnsi="Consolas"/>
+          <w:sz w:val="18"/>
+          <w:szCs w:val="18"/>
+        </w:rPr>
+      </w:pPr>
+      <w:r>
+        <w:rPr>
+          <w:rFonts w:ascii="Consolas" w:hAnsi="Consolas"/>
+          <w:sz w:val="18"/>
+          <w:szCs w:val="18"/>
+        </w:rPr>
+        <w:t xml:space="preserve">  (h)-[:FRIENDS_WITH]-&gt;(</w:t>
+      </w:r>
+      <w:proofErr w:type="spellStart"/>
+      <w:r>
+        <w:rPr>
+          <w:rFonts w:ascii="Consolas" w:hAnsi="Consolas"/>
+          <w:sz w:val="18"/>
+          <w:szCs w:val="18"/>
+        </w:rPr>
+        <w:t>i</w:t>
+      </w:r>
+      <w:proofErr w:type="spellEnd"/>
+      <w:r>
+        <w:rPr>
+          <w:rFonts w:ascii="Consolas" w:hAnsi="Consolas"/>
+          <w:sz w:val="18"/>
+          <w:szCs w:val="18"/>
+        </w:rPr>
+        <w:t>), (</w:t>
+      </w:r>
+      <w:proofErr w:type="spellStart"/>
+      <w:r>
+        <w:rPr>
+          <w:rFonts w:ascii="Consolas" w:hAnsi="Consolas"/>
+          <w:sz w:val="18"/>
+          <w:szCs w:val="18"/>
+        </w:rPr>
+        <w:t>i</w:t>
+      </w:r>
+      <w:proofErr w:type="spellEnd"/>
+      <w:r>
+        <w:rPr>
+          <w:rFonts w:ascii="Consolas" w:hAnsi="Consolas"/>
+          <w:sz w:val="18"/>
+          <w:szCs w:val="18"/>
+        </w:rPr>
+        <w:t>)-[:FRIENDS_WITH]-&gt;(h),</w:t>
+      </w:r>
+    </w:p>
+    <w:p>
+      <w:pPr>
+        <w:spacing w:after="0"/>
+        <w:rPr>
+          <w:rFonts w:ascii="Consolas" w:hAnsi="Consolas"/>
+          <w:sz w:val="18"/>
+          <w:szCs w:val="18"/>
+        </w:rPr>
+      </w:pPr>
+      <w:r>
+        <w:rPr>
+          <w:rFonts w:ascii="Consolas" w:hAnsi="Consolas"/>
+          <w:sz w:val="18"/>
+          <w:szCs w:val="18"/>
+        </w:rPr>
+        <w:t xml:space="preserve">  (k)-[:FRIENDS_WITH]-&gt;(l), (l)-[:FRIENDS_WITH]-&gt;(k),</w:t>
+      </w:r>
+    </w:p>
+    <w:p>
+      <w:pPr>
+        <w:spacing w:after="0"/>
+        <w:rPr>
+          <w:rFonts w:ascii="Consolas" w:hAnsi="Consolas"/>
+          <w:sz w:val="18"/>
+          <w:szCs w:val="18"/>
+        </w:rPr>
+      </w:pPr>
+      <w:r>
+        <w:rPr>
+          <w:rFonts w:ascii="Consolas" w:hAnsi="Consolas"/>
+          <w:sz w:val="18"/>
+          <w:szCs w:val="18"/>
+        </w:rPr>
+        <w:t xml:space="preserve">  (m)-[:FRIENDS_WITH]-&gt;(n), (n)-[:FRIENDS_WITH]-&gt;(m),</w:t>
+      </w:r>
+    </w:p>
+    <w:p>
+      <w:pPr>
+        <w:spacing w:after="0"/>
+        <w:rPr>
+          <w:rFonts w:ascii="Consolas" w:hAnsi="Consolas"/>
+          <w:sz w:val="18"/>
+          <w:szCs w:val="18"/>
+        </w:rPr>
+      </w:pPr>
+      <w:r>
+        <w:rPr>
+          <w:rFonts w:ascii="Consolas" w:hAnsi="Consolas"/>
+          <w:sz w:val="18"/>
+          <w:szCs w:val="18"/>
+        </w:rPr>
+        <w:t xml:space="preserve">  (o)-[:FRIENDS_WITH]-&gt;(p), (p)-[:FRIENDS_WITH]-&gt;(o),</w:t>
+      </w:r>
+    </w:p>
+    <w:p>
+      <w:pPr>
+        <w:spacing w:after="0"/>
+        <w:rPr>
+          <w:rFonts w:ascii="Consolas" w:hAnsi="Consolas"/>
+          <w:sz w:val="18"/>
+          <w:szCs w:val="18"/>
+        </w:rPr>
+      </w:pPr>
+      <w:r>
+        <w:rPr>
+          <w:rFonts w:ascii="Consolas" w:hAnsi="Consolas"/>
+          <w:sz w:val="18"/>
+          <w:szCs w:val="18"/>
+        </w:rPr>
+        <w:t xml:space="preserve">  (q)-[:FRIENDS_WITH]-&gt;(r), (r)-[:FRIENDS_WITH]-&gt;(q),</w:t>
+      </w:r>
+    </w:p>
+    <w:p>
+      <w:pPr>
+        <w:spacing w:after="0"/>
+        <w:rPr>
+          <w:sz w:val="18"/>
+          <w:szCs w:val="18"/>
+        </w:rPr>
+      </w:pPr>
+      <w:r>
+        <w:rPr>
+          <w:rFonts w:ascii="Consolas" w:hAnsi="Consolas"/>
+          <w:sz w:val="18"/>
+          <w:szCs w:val="18"/>
+        </w:rPr>
+        <w:t xml:space="preserve">  (s)-[:FRIENDS_WITH]-&gt;(t), (t)-[:FRIENDS_WITH]-&gt;(s</w:t>
+      </w:r>
+      <w:proofErr w:type="gramStart"/>
+      <w:r>
+        <w:rPr>
+          <w:rFonts w:ascii="Consolas" w:hAnsi="Consolas"/>
+          <w:sz w:val="18"/>
+          <w:szCs w:val="18"/>
+        </w:rPr>
+        <w:t>);</w:t>
+      </w:r>
+      <w:proofErr w:type="gramEnd"/>
     </w:p>
     <w:p>
       <w:pPr>
@@ -22384,7 +24678,7 @@
           <w:noProof/>
         </w:rPr>
         <w:drawing>
-          <wp:anchor distT="0" distB="0" distL="114300" distR="114300" simplePos="0" relativeHeight="251665408" behindDoc="1" locked="0" layoutInCell="1" allowOverlap="1" wp14:anchorId="20E09602" wp14:editId="79CE158F">
+          <wp:anchor distT="0" distB="0" distL="114300" distR="114300" simplePos="0" relativeHeight="251665408" behindDoc="1" locked="0" layoutInCell="1" allowOverlap="1" wp14:anchorId="20E09602" wp14:editId="20DE3E82">
             <wp:simplePos x="0" y="0"/>
             <wp:positionH relativeFrom="column">
               <wp:posOffset>0</wp:posOffset>
@@ -22679,7 +24973,15 @@
         <w:t xml:space="preserve">User </w:t>
       </w:r>
       <w:r>
-        <w:t>‘Dinuka’</w:t>
+        <w:t>‘</w:t>
+      </w:r>
+      <w:proofErr w:type="spellStart"/>
+      <w:r>
+        <w:t>Dinuka</w:t>
+      </w:r>
+      <w:proofErr w:type="spellEnd"/>
+      <w:r>
+        <w:t>’</w:t>
       </w:r>
       <w:r>
         <w:t xml:space="preserve"> </w:t>
@@ -22716,16 +25018,53 @@
         <w:spacing w:after="0"/>
       </w:pPr>
       <w:r>
-        <w:t>MATCH (a:User {name:'Dinuka'})--(u:User)</w:t>
-      </w:r>
-    </w:p>
-    <w:p>
-      <w:pPr>
-        <w:spacing w:after="0"/>
-      </w:pPr>
-      <w:r>
-        <w:t>RETURN DISTINCT u.name AS Connected_To_Dinuka;</w:t>
-      </w:r>
+        <w:t>MATCH (</w:t>
+      </w:r>
+      <w:proofErr w:type="spellStart"/>
+      <w:r>
+        <w:t>a:User</w:t>
+      </w:r>
+      <w:proofErr w:type="spellEnd"/>
+      <w:r>
+        <w:t xml:space="preserve"> {name:'</w:t>
+      </w:r>
+      <w:proofErr w:type="spellStart"/>
+      <w:r>
+        <w:t>Dinuka</w:t>
+      </w:r>
+      <w:proofErr w:type="spellEnd"/>
+      <w:r>
+        <w:t>'})--(</w:t>
+      </w:r>
+      <w:proofErr w:type="spellStart"/>
+      <w:r>
+        <w:t>u:User</w:t>
+      </w:r>
+      <w:proofErr w:type="spellEnd"/>
+      <w:r>
+        <w:t>)</w:t>
+      </w:r>
+    </w:p>
+    <w:p>
+      <w:pPr>
+        <w:spacing w:after="0"/>
+      </w:pPr>
+      <w:r>
+        <w:t xml:space="preserve">RETURN DISTINCT u.name AS </w:t>
+      </w:r>
+      <w:proofErr w:type="spellStart"/>
+      <w:r>
+        <w:t>Connected_To_</w:t>
+      </w:r>
+      <w:proofErr w:type="gramStart"/>
+      <w:r>
+        <w:t>Dinuka</w:t>
+      </w:r>
+      <w:proofErr w:type="spellEnd"/>
+      <w:r>
+        <w:t>;</w:t>
+      </w:r>
+      <w:proofErr w:type="gramEnd"/>
     </w:p>
     <w:p>
       <w:pPr>
@@ -22907,7 +25246,15 @@
         <w:t>MATCH</w:t>
       </w:r>
       <w:r>
-        <w:t xml:space="preserve"> key word is used to find </w:t>
+        <w:t xml:space="preserve"> key </w:t>
+      </w:r>
+      <w:proofErr w:type="gramStart"/>
+      <w:r>
+        <w:t>word is</w:t>
+      </w:r>
+      <w:proofErr w:type="gramEnd"/>
+      <w:r>
+        <w:t xml:space="preserve"> used to find </w:t>
       </w:r>
       <w:r>
         <w:t>patterns</w:t>
@@ -22937,7 +25284,39 @@
           <w:b/>
           <w:bCs/>
         </w:rPr>
-        <w:t>(a:User {name:'Dinuka'})</w:t>
+        <w:t>(</w:t>
+      </w:r>
+      <w:proofErr w:type="spellStart"/>
+      <w:r>
+        <w:rPr>
+          <w:b/>
+          <w:bCs/>
+        </w:rPr>
+        <w:t>a:User</w:t>
+      </w:r>
+      <w:proofErr w:type="spellEnd"/>
+      <w:r>
+        <w:rPr>
+          <w:b/>
+          <w:bCs/>
+        </w:rPr>
+        <w:t xml:space="preserve"> {name:'</w:t>
+      </w:r>
+      <w:proofErr w:type="spellStart"/>
+      <w:r>
+        <w:rPr>
+          <w:b/>
+          <w:bCs/>
+        </w:rPr>
+        <w:t>Dinuka</w:t>
+      </w:r>
+      <w:proofErr w:type="spellEnd"/>
+      <w:r>
+        <w:rPr>
+          <w:b/>
+          <w:bCs/>
+        </w:rPr>
+        <w:t>'})</w:t>
       </w:r>
       <w:r>
         <w:t xml:space="preserve"> means </w:t>
@@ -22963,7 +25342,23 @@
           <w:i/>
           <w:iCs/>
         </w:rPr>
-        <w:t>'Dinuka'</w:t>
+        <w:t>'</w:t>
+      </w:r>
+      <w:proofErr w:type="spellStart"/>
+      <w:r>
+        <w:rPr>
+          <w:i/>
+          <w:iCs/>
+        </w:rPr>
+        <w:t>Dinuka</w:t>
+      </w:r>
+      <w:proofErr w:type="spellEnd"/>
+      <w:r>
+        <w:rPr>
+          <w:i/>
+          <w:iCs/>
+        </w:rPr>
+        <w:t>'</w:t>
       </w:r>
     </w:p>
     <w:p>
@@ -23111,8 +25506,17 @@
           <w:b/>
           <w:bCs/>
         </w:rPr>
-        <w:t>AS Connected_To_Dinuka</w:t>
-      </w:r>
+        <w:t xml:space="preserve">AS </w:t>
+      </w:r>
+      <w:proofErr w:type="spellStart"/>
+      <w:r>
+        <w:rPr>
+          <w:b/>
+          <w:bCs/>
+        </w:rPr>
+        <w:t>Connected_To_Dinuka</w:t>
+      </w:r>
+      <w:proofErr w:type="spellEnd"/>
       <w:r>
         <w:t xml:space="preserve"> gives the column a readable name in the results</w:t>
       </w:r>
@@ -23184,7 +25588,23 @@
         <w:spacing w:after="0"/>
       </w:pPr>
       <w:r>
-        <w:t>MATCH (u:User)</w:t>
+        <w:t xml:space="preserve">MATCH </w:t>
+      </w:r>
+      <w:proofErr w:type="gramStart"/>
+      <w:r>
+        <w:t>(</w:t>
+      </w:r>
+      <w:proofErr w:type="spellStart"/>
+      <w:r>
+        <w:t>u:</w:t>
+      </w:r>
+      <w:proofErr w:type="gramEnd"/>
+      <w:r>
+        <w:t>User</w:t>
+      </w:r>
+      <w:proofErr w:type="spellEnd"/>
+      <w:r>
+        <w:t>)</w:t>
       </w:r>
     </w:p>
     <w:p>
@@ -23208,32 +25628,60 @@
         <w:spacing w:after="0"/>
       </w:pPr>
       <w:r>
-        <w:t>WITH u, COUNT(DISTINCT out) + COUNT(DISTINCT in) AS TotalConnections</w:t>
-      </w:r>
-    </w:p>
-    <w:p>
-      <w:pPr>
-        <w:spacing w:after="0"/>
-      </w:pPr>
-      <w:r>
-        <w:t>RETURN u.name AS User, TotalConnections</w:t>
-      </w:r>
-    </w:p>
-    <w:p>
-      <w:pPr>
-        <w:spacing w:after="0"/>
-      </w:pPr>
-      <w:r>
-        <w:t>ORDER BY TotalConnections DESC</w:t>
-      </w:r>
-    </w:p>
-    <w:p>
-      <w:pPr>
-        <w:spacing w:after="0"/>
-      </w:pPr>
-      <w:r>
-        <w:t>LIMIT 1;</w:t>
-      </w:r>
+        <w:t xml:space="preserve">WITH u, COUNT(DISTINCT out) + COUNT(DISTINCT in) AS </w:t>
+      </w:r>
+      <w:proofErr w:type="spellStart"/>
+      <w:r>
+        <w:t>TotalConnections</w:t>
+      </w:r>
+      <w:proofErr w:type="spellEnd"/>
+    </w:p>
+    <w:p>
+      <w:pPr>
+        <w:spacing w:after="0"/>
+      </w:pPr>
+      <w:proofErr w:type="gramStart"/>
+      <w:r>
+        <w:t>RETURN u</w:t>
+      </w:r>
+      <w:proofErr w:type="gramEnd"/>
+      <w:r>
+        <w:t xml:space="preserve">.name AS User, </w:t>
+      </w:r>
+      <w:proofErr w:type="spellStart"/>
+      <w:r>
+        <w:t>TotalConnections</w:t>
+      </w:r>
+      <w:proofErr w:type="spellEnd"/>
+    </w:p>
+    <w:p>
+      <w:pPr>
+        <w:spacing w:after="0"/>
+      </w:pPr>
+      <w:r>
+        <w:t xml:space="preserve">ORDER BY </w:t>
+      </w:r>
+      <w:proofErr w:type="spellStart"/>
+      <w:r>
+        <w:t>TotalConnections</w:t>
+      </w:r>
+      <w:proofErr w:type="spellEnd"/>
+      <w:r>
+        <w:t xml:space="preserve"> DESC</w:t>
+      </w:r>
+    </w:p>
+    <w:p>
+      <w:pPr>
+        <w:spacing w:after="0"/>
+      </w:pPr>
+      <w:r>
+        <w:t xml:space="preserve">LIMIT </w:t>
+      </w:r>
+      <w:proofErr w:type="gramStart"/>
+      <w:r>
+        <w:t>1;</w:t>
+      </w:r>
+      <w:proofErr w:type="gramEnd"/>
     </w:p>
     <w:p>
       <w:pPr>
@@ -23353,7 +25801,15 @@
         <w:t>MATCH</w:t>
       </w:r>
       <w:r>
-        <w:t xml:space="preserve"> key word is used to find patterns in the graph</w:t>
+        <w:t xml:space="preserve"> key </w:t>
+      </w:r>
+      <w:proofErr w:type="gramStart"/>
+      <w:r>
+        <w:t>word is</w:t>
+      </w:r>
+      <w:proofErr w:type="gramEnd"/>
+      <w:r>
+        <w:t xml:space="preserve"> used to find patterns in the graph</w:t>
       </w:r>
     </w:p>
     <w:p>
@@ -23371,7 +25827,23 @@
           <w:b/>
           <w:bCs/>
         </w:rPr>
-        <w:t>(u:User)</w:t>
+        <w:t>(</w:t>
+      </w:r>
+      <w:proofErr w:type="spellStart"/>
+      <w:r>
+        <w:rPr>
+          <w:b/>
+          <w:bCs/>
+        </w:rPr>
+        <w:t>u:User</w:t>
+      </w:r>
+      <w:proofErr w:type="spellEnd"/>
+      <w:r>
+        <w:rPr>
+          <w:b/>
+          <w:bCs/>
+        </w:rPr>
+        <w:t>)</w:t>
       </w:r>
       <w:r>
         <w:br/>
@@ -23424,7 +25896,15 @@
         <w:spacing w:after="0"/>
       </w:pPr>
       <w:r>
-        <w:t>OPTIONAL MATCH means that if no such relationships exist, the query will still return the user with a null value instead of excluding them.</w:t>
+        <w:t xml:space="preserve">OPTIONAL MATCH means that if no such relationships exist, the query will still </w:t>
+      </w:r>
+      <w:proofErr w:type="gramStart"/>
+      <w:r>
+        <w:t>return</w:t>
+      </w:r>
+      <w:proofErr w:type="gramEnd"/>
+      <w:r>
+        <w:t xml:space="preserve"> the user with a null value instead of excluding them.</w:t>
       </w:r>
     </w:p>
     <w:p>
@@ -23492,8 +25972,17 @@
           <w:b/>
           <w:bCs/>
         </w:rPr>
-        <w:t>WITH u, COUNT(DISTINCT out) + COUNT(DISTINCT in) AS TotalConnections</w:t>
-      </w:r>
+        <w:t xml:space="preserve">WITH u, COUNT(DISTINCT out) + COUNT(DISTINCT in) AS </w:t>
+      </w:r>
+      <w:proofErr w:type="spellStart"/>
+      <w:r>
+        <w:rPr>
+          <w:b/>
+          <w:bCs/>
+        </w:rPr>
+        <w:t>TotalConnections</w:t>
+      </w:r>
+      <w:proofErr w:type="spellEnd"/>
       <w:r>
         <w:br/>
         <w:t>This collects the two previous matches and computes:</w:t>
@@ -23550,30 +26039,68 @@
           <w:b/>
           <w:bCs/>
         </w:rPr>
-        <w:t>RETURN u.name AS User, TotalConnections</w:t>
-      </w:r>
-      <w:r>
-        <w:br/>
-        <w:t>This outputs each user’s name and their total number of follower+following connections.</w:t>
-      </w:r>
-    </w:p>
-    <w:p>
-      <w:pPr>
-        <w:spacing w:after="0"/>
-        <w:ind w:left="1260" w:hanging="540"/>
-      </w:pPr>
-      <w:r>
-        <w:t xml:space="preserve">• </w:t>
-      </w:r>
-      <w:r>
-        <w:tab/>
-      </w:r>
+        <w:t xml:space="preserve">RETURN u.name AS User, </w:t>
+      </w:r>
+      <w:proofErr w:type="spellStart"/>
       <w:r>
         <w:rPr>
           <w:b/>
           <w:bCs/>
         </w:rPr>
-        <w:t>ORDER BY TotalConnections DESC</w:t>
+        <w:t>TotalConnections</w:t>
+      </w:r>
+      <w:proofErr w:type="spellEnd"/>
+      <w:r>
+        <w:br/>
+        <w:t xml:space="preserve">This outputs each user’s name and their total number of </w:t>
+      </w:r>
+      <w:proofErr w:type="spellStart"/>
+      <w:proofErr w:type="gramStart"/>
+      <w:r>
+        <w:t>follower</w:t>
+      </w:r>
+      <w:proofErr w:type="gramEnd"/>
+      <w:r>
+        <w:t>+following</w:t>
+      </w:r>
+      <w:proofErr w:type="spellEnd"/>
+      <w:r>
+        <w:t xml:space="preserve"> connections.</w:t>
+      </w:r>
+    </w:p>
+    <w:p>
+      <w:pPr>
+        <w:spacing w:after="0"/>
+        <w:ind w:left="1260" w:hanging="540"/>
+      </w:pPr>
+      <w:r>
+        <w:t xml:space="preserve">• </w:t>
+      </w:r>
+      <w:r>
+        <w:tab/>
+      </w:r>
+      <w:r>
+        <w:rPr>
+          <w:b/>
+          <w:bCs/>
+        </w:rPr>
+        <w:t xml:space="preserve">ORDER BY </w:t>
+      </w:r>
+      <w:proofErr w:type="spellStart"/>
+      <w:r>
+        <w:rPr>
+          <w:b/>
+          <w:bCs/>
+        </w:rPr>
+        <w:t>TotalConnections</w:t>
+      </w:r>
+      <w:proofErr w:type="spellEnd"/>
+      <w:r>
+        <w:rPr>
+          <w:b/>
+          <w:bCs/>
+        </w:rPr>
+        <w:t xml:space="preserve"> DESC</w:t>
       </w:r>
       <w:r>
         <w:br/>
@@ -23683,7 +26210,15 @@
         <w:t xml:space="preserve">ndirect connections </w:t>
       </w:r>
       <w:r>
-        <w:t>of ‘Dinuka’</w:t>
+        <w:t>of ‘</w:t>
+      </w:r>
+      <w:proofErr w:type="spellStart"/>
+      <w:r>
+        <w:t>Dinuka</w:t>
+      </w:r>
+      <w:proofErr w:type="spellEnd"/>
+      <w:r>
+        <w:t>’</w:t>
       </w:r>
     </w:p>
     <w:p>
@@ -23729,16 +26264,50 @@
         <w:spacing w:after="0"/>
       </w:pPr>
       <w:r>
-        <w:t>MATCH (a:User {name:'Dinuka'})-[:FOLLOWS*2..3]-&gt;(b:User)</w:t>
-      </w:r>
-    </w:p>
-    <w:p>
-      <w:pPr>
-        <w:spacing w:after="0"/>
-      </w:pPr>
-      <w:r>
-        <w:t>RETURN DISTINCT b.name AS IndirectConnections;</w:t>
-      </w:r>
+        <w:t>MATCH (</w:t>
+      </w:r>
+      <w:proofErr w:type="spellStart"/>
+      <w:r>
+        <w:t>a:User</w:t>
+      </w:r>
+      <w:proofErr w:type="spellEnd"/>
+      <w:r>
+        <w:t xml:space="preserve"> {name:'</w:t>
+      </w:r>
+      <w:proofErr w:type="spellStart"/>
+      <w:r>
+        <w:t>Dinuka</w:t>
+      </w:r>
+      <w:proofErr w:type="spellEnd"/>
+      <w:r>
+        <w:t>'})-[:FOLLOWS*2..3]-&gt;(</w:t>
+      </w:r>
+      <w:proofErr w:type="spellStart"/>
+      <w:r>
+        <w:t>b:User</w:t>
+      </w:r>
+      <w:proofErr w:type="spellEnd"/>
+      <w:r>
+        <w:t>)</w:t>
+      </w:r>
+    </w:p>
+    <w:p>
+      <w:pPr>
+        <w:spacing w:after="0"/>
+      </w:pPr>
+      <w:r>
+        <w:t xml:space="preserve">RETURN DISTINCT b.name AS </w:t>
+      </w:r>
+      <w:proofErr w:type="spellStart"/>
+      <w:proofErr w:type="gramStart"/>
+      <w:r>
+        <w:t>IndirectConnections</w:t>
+      </w:r>
+      <w:proofErr w:type="spellEnd"/>
+      <w:r>
+        <w:t>;</w:t>
+      </w:r>
+      <w:proofErr w:type="gramEnd"/>
     </w:p>
     <w:p>
       <w:pPr>
@@ -24025,7 +26594,15 @@
         <w:t>MATCH</w:t>
       </w:r>
       <w:r>
-        <w:t xml:space="preserve"> key word is used to find patterns in the graph</w:t>
+        <w:t xml:space="preserve"> key </w:t>
+      </w:r>
+      <w:proofErr w:type="gramStart"/>
+      <w:r>
+        <w:t>word is</w:t>
+      </w:r>
+      <w:proofErr w:type="gramEnd"/>
+      <w:r>
+        <w:t xml:space="preserve"> used to find patterns in the graph</w:t>
       </w:r>
     </w:p>
     <w:p>
@@ -24043,7 +26620,39 @@
           <w:b/>
           <w:bCs/>
         </w:rPr>
-        <w:t>(a:User {name:'Dinuka'})</w:t>
+        <w:t>(</w:t>
+      </w:r>
+      <w:proofErr w:type="spellStart"/>
+      <w:r>
+        <w:rPr>
+          <w:b/>
+          <w:bCs/>
+        </w:rPr>
+        <w:t>a:User</w:t>
+      </w:r>
+      <w:proofErr w:type="spellEnd"/>
+      <w:r>
+        <w:rPr>
+          <w:b/>
+          <w:bCs/>
+        </w:rPr>
+        <w:t xml:space="preserve"> {name:'</w:t>
+      </w:r>
+      <w:proofErr w:type="spellStart"/>
+      <w:r>
+        <w:rPr>
+          <w:b/>
+          <w:bCs/>
+        </w:rPr>
+        <w:t>Dinuka</w:t>
+      </w:r>
+      <w:proofErr w:type="spellEnd"/>
+      <w:r>
+        <w:rPr>
+          <w:b/>
+          <w:bCs/>
+        </w:rPr>
+        <w:t>'})</w:t>
       </w:r>
     </w:p>
     <w:p>
@@ -24052,7 +26661,15 @@
         <w:ind w:left="1080"/>
       </w:pPr>
       <w:r>
-        <w:t>This query will match the user node with label User and property name = 'Dinuka', assigning it to the variable a.</w:t>
+        <w:t>This query will match the user node with label User and property name = '</w:t>
+      </w:r>
+      <w:proofErr w:type="spellStart"/>
+      <w:r>
+        <w:t>Dinuka</w:t>
+      </w:r>
+      <w:proofErr w:type="spellEnd"/>
+      <w:r>
+        <w:t>', assigning it to the variable a.</w:t>
       </w:r>
     </w:p>
     <w:p>
@@ -24070,7 +26687,23 @@
           <w:b/>
           <w:bCs/>
         </w:rPr>
-        <w:t>-[:FOLLOWS*2..3]-&gt;(b:User)</w:t>
+        <w:t>-[:FOLLOWS*2..3]-&gt;(</w:t>
+      </w:r>
+      <w:proofErr w:type="spellStart"/>
+      <w:r>
+        <w:rPr>
+          <w:b/>
+          <w:bCs/>
+        </w:rPr>
+        <w:t>b:User</w:t>
+      </w:r>
+      <w:proofErr w:type="spellEnd"/>
+      <w:r>
+        <w:rPr>
+          <w:b/>
+          <w:bCs/>
+        </w:rPr>
+        <w:t>)</w:t>
       </w:r>
     </w:p>
     <w:p>
@@ -24159,7 +26792,15 @@
       </w:pPr>
       <w:r>
         <w:lastRenderedPageBreak/>
-        <w:t>So, b is a user who is 2 or 3 steps away from Dinuka through outgoing FOLLOWS links. These are indirect relationships, not friends but friends-of-friends, or friends-of-friends-of-friends.</w:t>
+        <w:t xml:space="preserve">So, b is a user who is 2 or 3 steps away from </w:t>
+      </w:r>
+      <w:proofErr w:type="spellStart"/>
+      <w:r>
+        <w:t>Dinuka</w:t>
+      </w:r>
+      <w:proofErr w:type="spellEnd"/>
+      <w:r>
+        <w:t xml:space="preserve"> through outgoing FOLLOWS links. These are indirect relationships, not friends but friends-of-friends, or friends-of-friends-of-friends.</w:t>
       </w:r>
     </w:p>
     <w:p>
@@ -24204,8 +26845,17 @@
           <w:b/>
           <w:bCs/>
         </w:rPr>
-        <w:t>AS IndirectConnections</w:t>
-      </w:r>
+        <w:t xml:space="preserve">AS </w:t>
+      </w:r>
+      <w:proofErr w:type="spellStart"/>
+      <w:r>
+        <w:rPr>
+          <w:b/>
+          <w:bCs/>
+        </w:rPr>
+        <w:t>IndirectConnections</w:t>
+      </w:r>
+      <w:proofErr w:type="spellEnd"/>
     </w:p>
     <w:p>
       <w:pPr>
@@ -24234,25 +26884,34 @@
         </w:rPr>
         <w:t xml:space="preserve">**** </w:t>
       </w:r>
+      <w:proofErr w:type="gramStart"/>
       <w:r>
         <w:rPr>
           <w:i/>
           <w:iCs/>
         </w:rPr>
-        <w:t>Refer t</w:t>
-      </w:r>
+        <w:t>Refer</w:t>
+      </w:r>
+      <w:proofErr w:type="gramEnd"/>
       <w:r>
         <w:rPr>
           <w:i/>
           <w:iCs/>
         </w:rPr>
-        <w:t>3</w:t>
+        <w:t xml:space="preserve"> t</w:t>
       </w:r>
       <w:r>
         <w:rPr>
           <w:i/>
           <w:iCs/>
         </w:rPr>
+        <w:t>3</w:t>
+      </w:r>
+      <w:r>
+        <w:rPr>
+          <w:i/>
+          <w:iCs/>
+        </w:rPr>
         <w:t xml:space="preserve"> folder of the zip folder for coding and configurations</w:t>
       </w:r>
     </w:p>
@@ -24265,7 +26924,7 @@
       <w:pPr>
         <w:pStyle w:val="Heading1"/>
       </w:pPr>
-      <w:bookmarkStart w:id="48" w:name="_Toc215922906"/>
+      <w:bookmarkStart w:id="56" w:name="_Toc217848473"/>
       <w:r>
         <w:lastRenderedPageBreak/>
         <w:t xml:space="preserve">Task </w:t>
@@ -24279,13 +26938,13 @@
       <w:r>
         <w:t>Watermarks in Real-Time Stream Processing using Apache Kafka and Apache Flink (Docker Setup)</w:t>
       </w:r>
-      <w:bookmarkEnd w:id="48"/>
+      <w:bookmarkEnd w:id="56"/>
     </w:p>
     <w:p>
       <w:pPr>
         <w:pStyle w:val="Heading2"/>
       </w:pPr>
-      <w:bookmarkStart w:id="49" w:name="_Toc215922907"/>
+      <w:bookmarkStart w:id="57" w:name="_Toc217848474"/>
       <w:r>
         <w:t xml:space="preserve">Part </w:t>
       </w:r>
@@ -24298,7 +26957,7 @@
       <w:r>
         <w:t>Understanding Watermarks</w:t>
       </w:r>
-      <w:bookmarkEnd w:id="49"/>
+      <w:bookmarkEnd w:id="57"/>
       <w:r>
         <w:t xml:space="preserve"> </w:t>
       </w:r>
@@ -24322,7 +26981,15 @@
         <w:jc w:val="both"/>
       </w:pPr>
       <w:r>
-        <w:t>Watermarks are timestamps that instruct a streaming system when it is safe to stop waiting for more data to receive and create final results for a time window.</w:t>
+        <w:t xml:space="preserve">Watermarks are timestamps that instruct a streaming system when it is safe to stop waiting for more data to receive and create </w:t>
+      </w:r>
+      <w:proofErr w:type="gramStart"/>
+      <w:r>
+        <w:t>final results</w:t>
+      </w:r>
+      <w:proofErr w:type="gramEnd"/>
+      <w:r>
+        <w:t xml:space="preserve"> for a time window.</w:t>
       </w:r>
     </w:p>
     <w:p>
@@ -24338,7 +27005,15 @@
         <w:jc w:val="both"/>
       </w:pPr>
       <w:r>
-        <w:t>Imagine counting tweets in a</w:t>
+        <w:t xml:space="preserve">Imagine counting tweets </w:t>
+      </w:r>
+      <w:proofErr w:type="gramStart"/>
+      <w:r>
+        <w:t>in</w:t>
+      </w:r>
+      <w:proofErr w:type="gramEnd"/>
+      <w:r>
+        <w:t xml:space="preserve"> a</w:t>
       </w:r>
       <w:r>
         <w:t xml:space="preserve"> social media platform in a</w:t>
@@ -24392,7 +27067,15 @@
         <w:t xml:space="preserve">. </w:t>
       </w:r>
       <w:r>
-        <w:t>Any tweets from that time period arriving after 2:01:05 PM are considered "late"</w:t>
+        <w:t xml:space="preserve">Any tweets from that </w:t>
+      </w:r>
+      <w:proofErr w:type="gramStart"/>
+      <w:r>
+        <w:t>time period</w:t>
+      </w:r>
+      <w:proofErr w:type="gramEnd"/>
+      <w:r>
+        <w:t xml:space="preserve"> arriving after 2:01:05 PM are considered "late"</w:t>
       </w:r>
       <w:r>
         <w:t>.</w:t>
@@ -24864,7 +27547,15 @@
         <w:t>actual</w:t>
       </w:r>
       <w:r>
-        <w:t xml:space="preserve"> timestamps of the events in the stream. The watermark usually lags behind the maximum event time by a fixed duration. </w:t>
+        <w:t xml:space="preserve"> timestamps of the events in the stream. The watermark usually </w:t>
+      </w:r>
+      <w:proofErr w:type="gramStart"/>
+      <w:r>
+        <w:t>lags behind</w:t>
+      </w:r>
+      <w:proofErr w:type="gramEnd"/>
+      <w:r>
+        <w:t xml:space="preserve"> the maximum event time by a fixed duration. </w:t>
       </w:r>
     </w:p>
     <w:p>
@@ -24941,7 +27632,15 @@
         <w:jc w:val="both"/>
       </w:pPr>
       <w:r>
-        <w:t>Requires tuning of the "bounded out-of-orderness" parameter</w:t>
+        <w:t>Requires tuning of the "bounded out-of-</w:t>
+      </w:r>
+      <w:proofErr w:type="spellStart"/>
+      <w:r>
+        <w:t>orderness</w:t>
+      </w:r>
+      <w:proofErr w:type="spellEnd"/>
+      <w:r>
+        <w:t>" parameter</w:t>
       </w:r>
     </w:p>
     <w:p>
@@ -25087,7 +27786,31 @@
         <w:t xml:space="preserve">: </w:t>
       </w:r>
       <w:r>
-        <w:t>Watermarks help deal with out-of-order data in streaming systems by defining acceptable lateness. The delay in the watermark parameter is used to indicate how much time to wait for events running late before closing time windows. As a result, this delays between accuracy (to wait for possibly delayed data) and latency (in producing timely results), and memory efficiency.</w:t>
+        <w:t xml:space="preserve">Watermarks help deal with out-of-order data in streaming systems by defining acceptable lateness. The delay in the watermark parameter is used to indicate how much time to wait for events </w:t>
+      </w:r>
+      <w:proofErr w:type="gramStart"/>
+      <w:r>
+        <w:t>running</w:t>
+      </w:r>
+      <w:proofErr w:type="gramEnd"/>
+      <w:r>
+        <w:t xml:space="preserve"> late before closing time windows. As a result, </w:t>
+      </w:r>
+      <w:proofErr w:type="gramStart"/>
+      <w:r>
+        <w:t>this</w:t>
+      </w:r>
+      <w:proofErr w:type="gramEnd"/>
+      <w:r>
+        <w:t xml:space="preserve"> delays </w:t>
+      </w:r>
+      <w:proofErr w:type="gramStart"/>
+      <w:r>
+        <w:t>between</w:t>
+      </w:r>
+      <w:proofErr w:type="gramEnd"/>
+      <w:r>
+        <w:t xml:space="preserve"> accuracy (to wait for possibly delayed data) and latency (in producing timely results), and memory efficiency.</w:t>
       </w:r>
     </w:p>
     <w:p>
@@ -25125,7 +27848,13 @@
         <w:t>b</w:t>
       </w:r>
       <w:r>
-        <w:t>est for social media because posts are frequently received in an order different from when they went out because of network delays, devices losing Wi-Fi connectivity, and people posting while offline to sync later. Watermarks are useful in ensuring that results are accurate in terms of the number of hashtags because they wait for posts that may be delayed (maybe 20 to 30 seconds) to get approximately 95 to 99% of the posts.</w:t>
+        <w:t xml:space="preserve">est for social media because posts are frequently received in an order different from when they went out because of network delays, devices losing Wi-Fi connectivity, and people posting while offline to sync later. Watermarks are useful in ensuring that results are accurate </w:t>
+      </w:r>
+      <w:r>
+        <w:t>b</w:t>
+      </w:r>
+      <w:r>
+        <w:t>ecause they wait for posts that may be delayed (maybe 20 to 30 seconds) to get approximately 95 to 99% of the posts.</w:t>
       </w:r>
       <w:r>
         <w:t>.</w:t>
@@ -25136,11 +27865,11 @@
       <w:pPr>
         <w:pStyle w:val="Heading2"/>
       </w:pPr>
-      <w:bookmarkStart w:id="50" w:name="_Toc215922908"/>
+      <w:bookmarkStart w:id="58" w:name="_Toc217848475"/>
       <w:r>
         <w:t>Part 2 - Implementation using Docker (Kafka + Flink)</w:t>
       </w:r>
-      <w:bookmarkEnd w:id="50"/>
+      <w:bookmarkEnd w:id="58"/>
       <w:r>
         <w:t xml:space="preserve"> </w:t>
       </w:r>
@@ -25190,7 +27919,15 @@
         <w:spacing w:after="0"/>
       </w:pPr>
       <w:r>
-        <w:t xml:space="preserve">Created docker-compose.yml with 5 services: </w:t>
+        <w:t>Created docker-</w:t>
+      </w:r>
+      <w:proofErr w:type="spellStart"/>
+      <w:r>
+        <w:t>compose.yml</w:t>
+      </w:r>
+      <w:proofErr w:type="spellEnd"/>
+      <w:r>
+        <w:t xml:space="preserve"> with 5 services: </w:t>
       </w:r>
     </w:p>
     <w:p>
@@ -25214,7 +27951,23 @@
         <w:spacing w:after="0"/>
       </w:pPr>
       <w:r>
-        <w:t>Flink JobManager &amp; 2 TaskManagers for processing</w:t>
+        <w:t xml:space="preserve">Flink </w:t>
+      </w:r>
+      <w:proofErr w:type="spellStart"/>
+      <w:r>
+        <w:t>JobManager</w:t>
+      </w:r>
+      <w:proofErr w:type="spellEnd"/>
+      <w:r>
+        <w:t xml:space="preserve"> &amp; 2 </w:t>
+      </w:r>
+      <w:proofErr w:type="spellStart"/>
+      <w:r>
+        <w:t>TaskManagers</w:t>
+      </w:r>
+      <w:proofErr w:type="spellEnd"/>
+      <w:r>
+        <w:t xml:space="preserve"> for processing</w:t>
       </w:r>
     </w:p>
     <w:p>
@@ -25225,8 +27978,13 @@
         </w:numPr>
         <w:spacing w:after="0"/>
       </w:pPr>
-      <w:r>
-        <w:t>Kafdrop for Kafka UI monitoring</w:t>
+      <w:proofErr w:type="spellStart"/>
+      <w:r>
+        <w:t>Kafdrop</w:t>
+      </w:r>
+      <w:proofErr w:type="spellEnd"/>
+      <w:r>
+        <w:t xml:space="preserve"> for Kafka UI monitoring</w:t>
       </w:r>
     </w:p>
     <w:p>
@@ -25250,7 +28008,15 @@
         <w:spacing w:after="0"/>
       </w:pPr>
       <w:r>
-        <w:t>Set up proper ports for external access (8081 for Flink UI, 9000 for Kafdrop)</w:t>
+        <w:t xml:space="preserve">Set up proper ports for external access (8081 for Flink UI, 9000 for </w:t>
+      </w:r>
+      <w:proofErr w:type="spellStart"/>
+      <w:r>
+        <w:t>Kafdrop</w:t>
+      </w:r>
+      <w:proofErr w:type="spellEnd"/>
+      <w:r>
+        <w:t>)</w:t>
       </w:r>
     </w:p>
     <w:p>
@@ -25323,8 +28089,13 @@
         </w:numPr>
         <w:spacing w:after="0"/>
       </w:pPr>
-      <w:r>
-        <w:t>facebook-posts and twitter-posts topics</w:t>
+      <w:proofErr w:type="spellStart"/>
+      <w:r>
+        <w:t>facebook</w:t>
+      </w:r>
+      <w:proofErr w:type="spellEnd"/>
+      <w:r>
+        <w:t>-posts and twitter-posts topics</w:t>
       </w:r>
     </w:p>
     <w:p>
@@ -25535,7 +28306,15 @@
         <w:spacing w:after="0"/>
       </w:pPr>
       <w:r>
-        <w:t>Used config.yml for centralized configuration management</w:t>
+        <w:t xml:space="preserve">Used </w:t>
+      </w:r>
+      <w:proofErr w:type="spellStart"/>
+      <w:r>
+        <w:t>config.yml</w:t>
+      </w:r>
+      <w:proofErr w:type="spellEnd"/>
+      <w:r>
+        <w:t xml:space="preserve"> for centralized configuration management</w:t>
       </w:r>
     </w:p>
     <w:p>
@@ -25563,6 +28342,7 @@
         <w:rPr>
           <w:b/>
           <w:bCs/>
+          <w:noProof/>
         </w:rPr>
         <w:drawing>
           <wp:inline distT="0" distB="0" distL="0" distR="0" wp14:anchorId="7AB2565F" wp14:editId="72CA4577">
@@ -25626,9 +28406,10 @@
         <w:rPr>
           <w:b/>
           <w:bCs/>
+          <w:noProof/>
         </w:rPr>
         <w:drawing>
-          <wp:anchor distT="0" distB="0" distL="114300" distR="114300" simplePos="0" relativeHeight="251705344" behindDoc="1" locked="0" layoutInCell="1" allowOverlap="1" wp14:anchorId="78A7A95F" wp14:editId="032BE3D4">
+          <wp:anchor distT="0" distB="0" distL="114300" distR="114300" simplePos="0" relativeHeight="251705344" behindDoc="1" locked="0" layoutInCell="1" allowOverlap="1" wp14:anchorId="78A7A95F" wp14:editId="39B99D8F">
             <wp:simplePos x="0" y="0"/>
             <wp:positionH relativeFrom="column">
               <wp:posOffset>47708</wp:posOffset>
@@ -25707,10 +28488,11 @@
         <w:rPr>
           <w:b/>
           <w:bCs/>
+          <w:noProof/>
         </w:rPr>
         <w:lastRenderedPageBreak/>
         <w:drawing>
-          <wp:anchor distT="0" distB="0" distL="114300" distR="114300" simplePos="0" relativeHeight="251706368" behindDoc="1" locked="0" layoutInCell="1" allowOverlap="1" wp14:anchorId="7B988652" wp14:editId="13501B16">
+          <wp:anchor distT="0" distB="0" distL="114300" distR="114300" simplePos="0" relativeHeight="251706368" behindDoc="1" locked="0" layoutInCell="1" allowOverlap="1" wp14:anchorId="7B988652" wp14:editId="21E71912">
             <wp:simplePos x="0" y="0"/>
             <wp:positionH relativeFrom="column">
               <wp:posOffset>0</wp:posOffset>
@@ -25780,6 +28562,7 @@
         <w:rPr>
           <w:b/>
           <w:bCs/>
+          <w:noProof/>
         </w:rPr>
         <w:drawing>
           <wp:inline distT="0" distB="0" distL="0" distR="0" wp14:anchorId="31239C12" wp14:editId="1A92AC31">
@@ -25839,6 +28622,7 @@
         <w:rPr>
           <w:b/>
           <w:bCs/>
+          <w:noProof/>
         </w:rPr>
         <w:lastRenderedPageBreak/>
         <w:drawing>
@@ -26013,7 +28797,15 @@
         <w:spacing w:after="0"/>
       </w:pPr>
       <w:r>
-        <w:t>CPU Usage: 15-18% (single TaskManager processing)</w:t>
+        <w:t xml:space="preserve">CPU Usage: 15-18% (single </w:t>
+      </w:r>
+      <w:proofErr w:type="spellStart"/>
+      <w:r>
+        <w:t>TaskManager</w:t>
+      </w:r>
+      <w:proofErr w:type="spellEnd"/>
+      <w:r>
+        <w:t xml:space="preserve"> processing)</w:t>
       </w:r>
     </w:p>
     <w:p>
@@ -26061,7 +28853,15 @@
         <w:spacing w:after="0"/>
       </w:pPr>
       <w:r>
-        <w:t>Active TaskManagers: 1</w:t>
+        <w:t xml:space="preserve">Active </w:t>
+      </w:r>
+      <w:proofErr w:type="spellStart"/>
+      <w:r>
+        <w:t>TaskManagers</w:t>
+      </w:r>
+      <w:proofErr w:type="spellEnd"/>
+      <w:r>
+        <w:t>: 1</w:t>
       </w:r>
     </w:p>
     <w:p>
@@ -26073,7 +28873,15 @@
         <w:spacing w:after="0"/>
       </w:pPr>
       <w:r>
-        <w:t>Memory per TaskManager: ~425 MB total</w:t>
+        <w:t xml:space="preserve">Memory per </w:t>
+      </w:r>
+      <w:proofErr w:type="spellStart"/>
+      <w:r>
+        <w:t>TaskManager</w:t>
+      </w:r>
+      <w:proofErr w:type="spellEnd"/>
+      <w:r>
+        <w:t>: ~425 MB total</w:t>
       </w:r>
     </w:p>
     <w:p>
@@ -26139,7 +28947,15 @@
         <w:spacing w:after="0"/>
       </w:pPr>
       <w:r>
-        <w:t>Added env.setParallelism(2) to force 2-way parallel processing</w:t>
+        <w:t xml:space="preserve">Added </w:t>
+      </w:r>
+      <w:proofErr w:type="spellStart"/>
+      <w:r>
+        <w:t>env.setParallelism</w:t>
+      </w:r>
+      <w:proofErr w:type="spellEnd"/>
+      <w:r>
+        <w:t>(2) to force 2-way parallel processing</w:t>
       </w:r>
     </w:p>
     <w:p>
@@ -26171,7 +28987,23 @@
         <w:spacing w:after="0"/>
       </w:pPr>
       <w:r>
-        <w:t>Added .withIdleness(Duration.ofSeconds(2)) for partition-aware watermarking</w:t>
+        <w:t>Added .</w:t>
+      </w:r>
+      <w:proofErr w:type="spellStart"/>
+      <w:r>
+        <w:t>withIdleness</w:t>
+      </w:r>
+      <w:proofErr w:type="spellEnd"/>
+      <w:r>
+        <w:t>(</w:t>
+      </w:r>
+      <w:proofErr w:type="spellStart"/>
+      <w:r>
+        <w:t>Duration.ofSeconds</w:t>
+      </w:r>
+      <w:proofErr w:type="spellEnd"/>
+      <w:r>
+        <w:t>(2)) for partition-aware watermarking</w:t>
       </w:r>
     </w:p>
     <w:p>
@@ -26264,44 +29096,113 @@
     </w:p>
     <w:p>
       <w:pPr>
+        <w:spacing w:after="0"/>
+        <w:rPr>
+          <w:b/>
+          <w:bCs/>
+        </w:rPr>
+      </w:pPr>
+      <w:r>
+        <w:t>Kafka Topics partition Counts</w:t>
+      </w:r>
+      <w:r>
         <w:rPr>
           <w:b/>
           <w:bCs/>
           <w:noProof/>
         </w:rPr>
-      </w:pPr>
-      <w:r>
-        <w:t>Some screen captures during execution</w:t>
-      </w:r>
-      <w:r>
-        <w:rPr>
-          <w:b/>
-          <w:bCs/>
-          <w:noProof/>
-        </w:rPr>
-        <w:t xml:space="preserve"> </w:t>
-      </w:r>
-    </w:p>
-    <w:p>
-      <w:pPr>
-        <w:rPr>
-          <w:b/>
-          <w:bCs/>
-        </w:rPr>
-      </w:pPr>
-      <w:r>
-        <w:rPr>
-          <w:b/>
-          <w:bCs/>
-        </w:rPr>
         <w:drawing>
-          <wp:anchor distT="0" distB="0" distL="114300" distR="114300" simplePos="0" relativeHeight="251708416" behindDoc="1" locked="0" layoutInCell="1" allowOverlap="1" wp14:anchorId="2383E71E" wp14:editId="05D72488">
+          <wp:anchor distT="0" distB="0" distL="114300" distR="114300" simplePos="0" relativeHeight="251707392" behindDoc="1" locked="0" layoutInCell="1" allowOverlap="1" wp14:anchorId="085F02F2" wp14:editId="16131069">
             <wp:simplePos x="0" y="0"/>
             <wp:positionH relativeFrom="column">
               <wp:posOffset>0</wp:posOffset>
             </wp:positionH>
             <wp:positionV relativeFrom="paragraph">
-              <wp:posOffset>1309894</wp:posOffset>
+              <wp:posOffset>238074</wp:posOffset>
+            </wp:positionV>
+            <wp:extent cx="6286500" cy="1038860"/>
+            <wp:effectExtent l="0" t="0" r="0" b="8890"/>
+            <wp:wrapTight wrapText="bothSides">
+              <wp:wrapPolygon edited="0">
+                <wp:start x="0" y="0"/>
+                <wp:lineTo x="0" y="21389"/>
+                <wp:lineTo x="21535" y="21389"/>
+                <wp:lineTo x="21535" y="0"/>
+                <wp:lineTo x="0" y="0"/>
+              </wp:wrapPolygon>
+            </wp:wrapTight>
+            <wp:docPr id="62096522" name="Picture 1" descr="A screenshot of a computer&#10;&#10;AI-generated content may be incorrect."/>
+            <wp:cNvGraphicFramePr>
+              <a:graphicFrameLocks xmlns:a="http://schemas.openxmlformats.org/drawingml/2006/main" noChangeAspect="1"/>
+            </wp:cNvGraphicFramePr>
+            <a:graphic xmlns:a="http://schemas.openxmlformats.org/drawingml/2006/main">
+              <a:graphicData uri="http://schemas.openxmlformats.org/drawingml/2006/picture">
+                <pic:pic xmlns:pic="http://schemas.openxmlformats.org/drawingml/2006/picture">
+                  <pic:nvPicPr>
+                    <pic:cNvPr id="62096522" name="Picture 1" descr="A screenshot of a computer&#10;&#10;AI-generated content may be incorrect."/>
+                    <pic:cNvPicPr/>
+                  </pic:nvPicPr>
+                  <pic:blipFill>
+                    <a:blip r:embed="rId41">
+                      <a:extLst>
+                        <a:ext uri="{28A0092B-C50C-407E-A947-70E740481C1C}">
+                          <a14:useLocalDpi xmlns:a14="http://schemas.microsoft.com/office/drawing/2010/main" val="0"/>
+                        </a:ext>
+                      </a:extLst>
+                    </a:blip>
+                    <a:stretch>
+                      <a:fillRect/>
+                    </a:stretch>
+                  </pic:blipFill>
+                  <pic:spPr>
+                    <a:xfrm>
+                      <a:off x="0" y="0"/>
+                      <a:ext cx="6286500" cy="1038860"/>
+                    </a:xfrm>
+                    <a:prstGeom prst="rect">
+                      <a:avLst/>
+                    </a:prstGeom>
+                  </pic:spPr>
+                </pic:pic>
+              </a:graphicData>
+            </a:graphic>
+          </wp:anchor>
+        </w:drawing>
+      </w:r>
+    </w:p>
+    <w:p/>
+    <w:p>
+      <w:pPr>
+        <w:rPr>
+          <w:b/>
+          <w:bCs/>
+        </w:rPr>
+      </w:pPr>
+      <w:r>
+        <w:t>Some screen captures during execution</w:t>
+      </w:r>
+      <w:r>
+        <w:rPr>
+          <w:b/>
+          <w:bCs/>
+          <w:noProof/>
+        </w:rPr>
+        <w:t xml:space="preserve"> </w:t>
+      </w:r>
+      <w:r>
+        <w:rPr>
+          <w:b/>
+          <w:bCs/>
+          <w:noProof/>
+        </w:rPr>
+        <w:drawing>
+          <wp:anchor distT="0" distB="0" distL="114300" distR="114300" simplePos="0" relativeHeight="251708416" behindDoc="1" locked="0" layoutInCell="1" allowOverlap="1" wp14:anchorId="2383E71E" wp14:editId="279B5222">
+            <wp:simplePos x="0" y="0"/>
+            <wp:positionH relativeFrom="column">
+              <wp:posOffset>0</wp:posOffset>
+            </wp:positionH>
+            <wp:positionV relativeFrom="paragraph">
+              <wp:posOffset>228651</wp:posOffset>
             </wp:positionV>
             <wp:extent cx="6286500" cy="2993390"/>
             <wp:effectExtent l="0" t="0" r="0" b="0"/>
@@ -26326,7 +29227,7 @@
                     <pic:cNvPicPr/>
                   </pic:nvPicPr>
                   <pic:blipFill>
-                    <a:blip r:embed="rId41" cstate="print">
+                    <a:blip r:embed="rId42" cstate="print">
                       <a:extLst>
                         <a:ext uri="{28A0092B-C50C-407E-A947-70E740481C1C}">
                           <a14:useLocalDpi xmlns:a14="http://schemas.microsoft.com/office/drawing/2010/main" val="0"/>
@@ -26352,69 +29253,14 @@
           </wp:anchor>
         </w:drawing>
       </w:r>
-      <w:r>
+    </w:p>
+    <w:p>
+      <w:pPr>
         <w:rPr>
           <w:b/>
           <w:bCs/>
         </w:rPr>
-        <w:drawing>
-          <wp:anchor distT="0" distB="0" distL="114300" distR="114300" simplePos="0" relativeHeight="251707392" behindDoc="1" locked="0" layoutInCell="1" allowOverlap="1" wp14:anchorId="085F02F2" wp14:editId="291A82FB">
-            <wp:simplePos x="0" y="0"/>
-            <wp:positionH relativeFrom="column">
-              <wp:posOffset>0</wp:posOffset>
-            </wp:positionH>
-            <wp:positionV relativeFrom="paragraph">
-              <wp:posOffset>-1491</wp:posOffset>
-            </wp:positionV>
-            <wp:extent cx="6286500" cy="1038860"/>
-            <wp:effectExtent l="0" t="0" r="0" b="8890"/>
-            <wp:wrapTight wrapText="bothSides">
-              <wp:wrapPolygon edited="0">
-                <wp:start x="0" y="0"/>
-                <wp:lineTo x="0" y="21389"/>
-                <wp:lineTo x="21535" y="21389"/>
-                <wp:lineTo x="21535" y="0"/>
-                <wp:lineTo x="0" y="0"/>
-              </wp:wrapPolygon>
-            </wp:wrapTight>
-            <wp:docPr id="62096522" name="Picture 1" descr="A screenshot of a computer&#10;&#10;AI-generated content may be incorrect."/>
-            <wp:cNvGraphicFramePr>
-              <a:graphicFrameLocks xmlns:a="http://schemas.openxmlformats.org/drawingml/2006/main" noChangeAspect="1"/>
-            </wp:cNvGraphicFramePr>
-            <a:graphic xmlns:a="http://schemas.openxmlformats.org/drawingml/2006/main">
-              <a:graphicData uri="http://schemas.openxmlformats.org/drawingml/2006/picture">
-                <pic:pic xmlns:pic="http://schemas.openxmlformats.org/drawingml/2006/picture">
-                  <pic:nvPicPr>
-                    <pic:cNvPr id="62096522" name="Picture 1" descr="A screenshot of a computer&#10;&#10;AI-generated content may be incorrect."/>
-                    <pic:cNvPicPr/>
-                  </pic:nvPicPr>
-                  <pic:blipFill>
-                    <a:blip r:embed="rId42">
-                      <a:extLst>
-                        <a:ext uri="{28A0092B-C50C-407E-A947-70E740481C1C}">
-                          <a14:useLocalDpi xmlns:a14="http://schemas.microsoft.com/office/drawing/2010/main" val="0"/>
-                        </a:ext>
-                      </a:extLst>
-                    </a:blip>
-                    <a:stretch>
-                      <a:fillRect/>
-                    </a:stretch>
-                  </pic:blipFill>
-                  <pic:spPr>
-                    <a:xfrm>
-                      <a:off x="0" y="0"/>
-                      <a:ext cx="6286500" cy="1038860"/>
-                    </a:xfrm>
-                    <a:prstGeom prst="rect">
-                      <a:avLst/>
-                    </a:prstGeom>
-                  </pic:spPr>
-                </pic:pic>
-              </a:graphicData>
-            </a:graphic>
-          </wp:anchor>
-        </w:drawing>
-      </w:r>
+      </w:pPr>
     </w:p>
     <w:p>
       <w:pPr>
@@ -26423,20 +29269,12 @@
           <w:bCs/>
         </w:rPr>
       </w:pPr>
-    </w:p>
-    <w:p>
-      <w:pPr>
+      <w:r>
         <w:rPr>
           <w:b/>
           <w:bCs/>
-        </w:rPr>
-      </w:pPr>
-      <w:r>
-        <w:rPr>
-          <w:b/>
-          <w:bCs/>
-        </w:rPr>
-        <w:lastRenderedPageBreak/>
+          <w:noProof/>
+        </w:rPr>
         <w:drawing>
           <wp:inline distT="0" distB="0" distL="0" distR="0" wp14:anchorId="7B8945BA" wp14:editId="4DD03DF6">
             <wp:extent cx="6286500" cy="2997835"/>
@@ -26485,9 +29323,10 @@
         <w:rPr>
           <w:b/>
           <w:bCs/>
+          <w:noProof/>
         </w:rPr>
         <w:drawing>
-          <wp:anchor distT="0" distB="0" distL="114300" distR="114300" simplePos="0" relativeHeight="251709440" behindDoc="1" locked="0" layoutInCell="1" allowOverlap="1" wp14:anchorId="4401117F" wp14:editId="2C4D129E">
+          <wp:anchor distT="0" distB="0" distL="114300" distR="114300" simplePos="0" relativeHeight="251709440" behindDoc="1" locked="0" layoutInCell="1" allowOverlap="1" wp14:anchorId="4401117F" wp14:editId="6E5DE2BB">
             <wp:simplePos x="0" y="0"/>
             <wp:positionH relativeFrom="column">
               <wp:posOffset>0</wp:posOffset>
@@ -26563,6 +29402,7 @@
         <w:rPr>
           <w:b/>
           <w:bCs/>
+          <w:noProof/>
         </w:rPr>
         <w:lastRenderedPageBreak/>
         <w:drawing>
@@ -26766,7 +29606,15 @@
         <w:spacing w:after="0"/>
       </w:pPr>
       <w:r>
-        <w:t>CPU Usage per TaskManager: 8-10% each (distributed load)</w:t>
+        <w:t xml:space="preserve">CPU Usage per </w:t>
+      </w:r>
+      <w:proofErr w:type="spellStart"/>
+      <w:r>
+        <w:t>TaskManager</w:t>
+      </w:r>
+      <w:proofErr w:type="spellEnd"/>
+      <w:r>
+        <w:t>: 8-10% each (distributed load)</w:t>
       </w:r>
     </w:p>
     <w:p>
@@ -26778,7 +29626,15 @@
         <w:spacing w:after="0"/>
       </w:pPr>
       <w:r>
-        <w:t>Total CPU Usage: 16-20% (both TaskManagers combined)</w:t>
+        <w:t xml:space="preserve">Total CPU Usage: 16-20% (both </w:t>
+      </w:r>
+      <w:proofErr w:type="spellStart"/>
+      <w:r>
+        <w:t>TaskManagers</w:t>
+      </w:r>
+      <w:proofErr w:type="spellEnd"/>
+      <w:r>
+        <w:t xml:space="preserve"> combined)</w:t>
       </w:r>
     </w:p>
     <w:p>
@@ -26790,7 +29646,15 @@
         <w:spacing w:after="0"/>
       </w:pPr>
       <w:r>
-        <w:t>JVM Heap Used per TaskManager: 24-26 MB</w:t>
+        <w:t xml:space="preserve">JVM Heap Used per </w:t>
+      </w:r>
+      <w:proofErr w:type="spellStart"/>
+      <w:r>
+        <w:t>TaskManager</w:t>
+      </w:r>
+      <w:proofErr w:type="spellEnd"/>
+      <w:r>
+        <w:t>: 24-26 MB</w:t>
       </w:r>
     </w:p>
     <w:p>
@@ -26802,7 +29666,15 @@
         <w:spacing w:after="0"/>
       </w:pPr>
       <w:r>
-        <w:t>JVM Heap Max per TaskManager: 154 MB</w:t>
+        <w:t xml:space="preserve">JVM Heap Max per </w:t>
+      </w:r>
+      <w:proofErr w:type="spellStart"/>
+      <w:r>
+        <w:t>TaskManager</w:t>
+      </w:r>
+      <w:proofErr w:type="spellEnd"/>
+      <w:r>
+        <w:t>: 154 MB</w:t>
       </w:r>
     </w:p>
     <w:p>
@@ -26814,8 +29686,13 @@
         <w:spacing w:after="0"/>
       </w:pPr>
       <w:r>
-        <w:t>Heap Utilization: 16-17% per TaskManager</w:t>
-      </w:r>
+        <w:t xml:space="preserve">Heap Utilization: 16-17% per </w:t>
+      </w:r>
+      <w:proofErr w:type="spellStart"/>
+      <w:r>
+        <w:t>TaskManager</w:t>
+      </w:r>
+      <w:proofErr w:type="spellEnd"/>
     </w:p>
     <w:p>
       <w:pPr>
@@ -26826,7 +29703,15 @@
         <w:spacing w:after="0"/>
       </w:pPr>
       <w:r>
-        <w:t>Active TaskManagers: 2 (load distributed across both)</w:t>
+        <w:t xml:space="preserve">Active </w:t>
+      </w:r>
+      <w:proofErr w:type="spellStart"/>
+      <w:r>
+        <w:t>TaskManagers</w:t>
+      </w:r>
+      <w:proofErr w:type="spellEnd"/>
+      <w:r>
+        <w:t>: 2 (load distributed across both)</w:t>
       </w:r>
     </w:p>
     <w:p>
@@ -26838,7 +29723,15 @@
         <w:spacing w:after="0"/>
       </w:pPr>
       <w:r>
-        <w:t>Total Memory Usage: ~850 MB (2 × 425 MB per TaskManager)</w:t>
+        <w:t xml:space="preserve">Total Memory Usage: ~850 MB (2 × 425 MB per </w:t>
+      </w:r>
+      <w:proofErr w:type="spellStart"/>
+      <w:r>
+        <w:t>TaskManager</w:t>
+      </w:r>
+      <w:proofErr w:type="spellEnd"/>
+      <w:r>
+        <w:t>)</w:t>
       </w:r>
     </w:p>
     <w:p>
@@ -26906,14 +29799,7 @@
           <w:b/>
           <w:bCs/>
         </w:rPr>
-        <w:t xml:space="preserve"> </w:t>
-      </w:r>
-      <w:r>
-        <w:rPr>
-          <w:b/>
-          <w:bCs/>
-        </w:rPr>
-        <w:t>Accuracy and Performance</w:t>
+        <w:t xml:space="preserve"> Accuracy and Performance</w:t>
       </w:r>
     </w:p>
     <w:p>
@@ -27230,8 +30116,17 @@
                 <w:sz w:val="20"/>
                 <w:szCs w:val="20"/>
               </w:rPr>
-              <w:t>Active TaskManagers</w:t>
-            </w:r>
+              <w:t xml:space="preserve">Active </w:t>
+            </w:r>
+            <w:proofErr w:type="spellStart"/>
+            <w:r>
+              <w:rPr>
+                <w:sz w:val="20"/>
+                <w:szCs w:val="20"/>
+              </w:rPr>
+              <w:t>TaskManagers</w:t>
+            </w:r>
+            <w:proofErr w:type="spellEnd"/>
           </w:p>
         </w:tc>
         <w:tc>
@@ -28746,8 +31641,17 @@
                 <w:sz w:val="20"/>
                 <w:szCs w:val="20"/>
               </w:rPr>
-              <w:t>0.26 ms</w:t>
-            </w:r>
+              <w:t xml:space="preserve">0.26 </w:t>
+            </w:r>
+            <w:proofErr w:type="spellStart"/>
+            <w:r>
+              <w:rPr>
+                <w:sz w:val="20"/>
+                <w:szCs w:val="20"/>
+              </w:rPr>
+              <w:t>ms</w:t>
+            </w:r>
+            <w:proofErr w:type="spellEnd"/>
           </w:p>
         </w:tc>
         <w:tc>
@@ -28768,8 +31672,17 @@
                 <w:sz w:val="20"/>
                 <w:szCs w:val="20"/>
               </w:rPr>
-              <w:t>0.32 ms</w:t>
-            </w:r>
+              <w:t xml:space="preserve">0.32 </w:t>
+            </w:r>
+            <w:proofErr w:type="spellStart"/>
+            <w:r>
+              <w:rPr>
+                <w:sz w:val="20"/>
+                <w:szCs w:val="20"/>
+              </w:rPr>
+              <w:t>ms</w:t>
+            </w:r>
+            <w:proofErr w:type="spellEnd"/>
           </w:p>
         </w:tc>
         <w:tc>
@@ -29000,8 +31913,17 @@
                 <w:sz w:val="20"/>
                 <w:szCs w:val="20"/>
               </w:rPr>
-              <w:t>100 ms</w:t>
-            </w:r>
+              <w:t xml:space="preserve">100 </w:t>
+            </w:r>
+            <w:proofErr w:type="spellStart"/>
+            <w:r>
+              <w:rPr>
+                <w:sz w:val="20"/>
+                <w:szCs w:val="20"/>
+              </w:rPr>
+              <w:t>ms</w:t>
+            </w:r>
+            <w:proofErr w:type="spellEnd"/>
           </w:p>
         </w:tc>
         <w:tc>
@@ -29022,8 +31944,17 @@
                 <w:sz w:val="20"/>
                 <w:szCs w:val="20"/>
               </w:rPr>
-              <w:t>93 ms</w:t>
-            </w:r>
+              <w:t xml:space="preserve">93 </w:t>
+            </w:r>
+            <w:proofErr w:type="spellStart"/>
+            <w:r>
+              <w:rPr>
+                <w:sz w:val="20"/>
+                <w:szCs w:val="20"/>
+              </w:rPr>
+              <w:t>ms</w:t>
+            </w:r>
+            <w:proofErr w:type="spellEnd"/>
           </w:p>
         </w:tc>
         <w:tc>
@@ -29134,8 +32065,17 @@
                 <w:sz w:val="20"/>
                 <w:szCs w:val="20"/>
               </w:rPr>
-              <w:t>0.28 ms</w:t>
-            </w:r>
+              <w:t xml:space="preserve">0.28 </w:t>
+            </w:r>
+            <w:proofErr w:type="spellStart"/>
+            <w:r>
+              <w:rPr>
+                <w:sz w:val="20"/>
+                <w:szCs w:val="20"/>
+              </w:rPr>
+              <w:t>ms</w:t>
+            </w:r>
+            <w:proofErr w:type="spellEnd"/>
           </w:p>
         </w:tc>
         <w:tc>
@@ -29156,8 +32096,17 @@
                 <w:sz w:val="20"/>
                 <w:szCs w:val="20"/>
               </w:rPr>
-              <w:t>0.39 ms</w:t>
-            </w:r>
+              <w:t xml:space="preserve">0.39 </w:t>
+            </w:r>
+            <w:proofErr w:type="spellStart"/>
+            <w:r>
+              <w:rPr>
+                <w:sz w:val="20"/>
+                <w:szCs w:val="20"/>
+              </w:rPr>
+              <w:t>ms</w:t>
+            </w:r>
+            <w:proofErr w:type="spellEnd"/>
           </w:p>
         </w:tc>
         <w:tc>
@@ -29388,8 +32337,17 @@
                 <w:sz w:val="20"/>
                 <w:szCs w:val="20"/>
               </w:rPr>
-              <w:t>92 ms</w:t>
-            </w:r>
+              <w:t xml:space="preserve">92 </w:t>
+            </w:r>
+            <w:proofErr w:type="spellStart"/>
+            <w:r>
+              <w:rPr>
+                <w:sz w:val="20"/>
+                <w:szCs w:val="20"/>
+              </w:rPr>
+              <w:t>ms</w:t>
+            </w:r>
+            <w:proofErr w:type="spellEnd"/>
           </w:p>
         </w:tc>
         <w:tc>
@@ -29410,8 +32368,17 @@
                 <w:sz w:val="20"/>
                 <w:szCs w:val="20"/>
               </w:rPr>
-              <w:t>104 ms</w:t>
-            </w:r>
+              <w:t xml:space="preserve">104 </w:t>
+            </w:r>
+            <w:proofErr w:type="spellStart"/>
+            <w:r>
+              <w:rPr>
+                <w:sz w:val="20"/>
+                <w:szCs w:val="20"/>
+              </w:rPr>
+              <w:t>ms</w:t>
+            </w:r>
+            <w:proofErr w:type="spellEnd"/>
           </w:p>
         </w:tc>
         <w:tc>
@@ -29836,12 +32803,21 @@
                 <w:szCs w:val="20"/>
               </w:rPr>
             </w:pPr>
-            <w:r>
-              <w:rPr>
-                <w:sz w:val="20"/>
-                <w:szCs w:val="20"/>
-              </w:rPr>
-              <w:t>TaskManager 1</w:t>
+            <w:proofErr w:type="spellStart"/>
+            <w:r>
+              <w:rPr>
+                <w:sz w:val="20"/>
+                <w:szCs w:val="20"/>
+              </w:rPr>
+              <w:t>TaskManager</w:t>
+            </w:r>
+            <w:proofErr w:type="spellEnd"/>
+            <w:r>
+              <w:rPr>
+                <w:sz w:val="20"/>
+                <w:szCs w:val="20"/>
+              </w:rPr>
+              <w:t xml:space="preserve"> 1</w:t>
             </w:r>
           </w:p>
         </w:tc>
@@ -29926,12 +32902,21 @@
                 <w:szCs w:val="20"/>
               </w:rPr>
             </w:pPr>
-            <w:r>
-              <w:rPr>
-                <w:sz w:val="20"/>
-                <w:szCs w:val="20"/>
-              </w:rPr>
-              <w:t>TaskManager 2</w:t>
+            <w:proofErr w:type="spellStart"/>
+            <w:r>
+              <w:rPr>
+                <w:sz w:val="20"/>
+                <w:szCs w:val="20"/>
+              </w:rPr>
+              <w:t>TaskManager</w:t>
+            </w:r>
+            <w:proofErr w:type="spellEnd"/>
+            <w:r>
+              <w:rPr>
+                <w:sz w:val="20"/>
+                <w:szCs w:val="20"/>
+              </w:rPr>
+              <w:t xml:space="preserve"> 2</w:t>
             </w:r>
           </w:p>
         </w:tc>
@@ -30533,7 +33518,23 @@
         <w:spacing w:after="0"/>
       </w:pPr>
       <w:r>
-        <w:t>Both TaskManagers successfully activated and processing data</w:t>
+        <w:t xml:space="preserve">Both </w:t>
+      </w:r>
+      <w:proofErr w:type="spellStart"/>
+      <w:r>
+        <w:t>TaskManagers</w:t>
+      </w:r>
+      <w:proofErr w:type="spellEnd"/>
+      <w:r>
+        <w:t xml:space="preserve"> successfully activated and </w:t>
+      </w:r>
+      <w:proofErr w:type="gramStart"/>
+      <w:r>
+        <w:t>processing</w:t>
+      </w:r>
+      <w:proofErr w:type="gramEnd"/>
+      <w:r>
+        <w:t xml:space="preserve"> data</w:t>
       </w:r>
     </w:p>
     <w:p>
@@ -30811,8 +33812,13 @@
         <w:spacing w:after="0"/>
       </w:pPr>
       <w:r>
-        <w:t>Network communication between TaskManagers</w:t>
-      </w:r>
+        <w:t xml:space="preserve">Network communication between </w:t>
+      </w:r>
+      <w:proofErr w:type="spellStart"/>
+      <w:r>
+        <w:t>TaskManagers</w:t>
+      </w:r>
+      <w:proofErr w:type="spellEnd"/>
     </w:p>
     <w:p>
       <w:pPr>
@@ -30905,8 +33911,13 @@
         <w:spacing w:after="0"/>
       </w:pPr>
       <w:r>
-        <w:t>Network Communication: Data exchange between TaskManagers</w:t>
-      </w:r>
+        <w:t xml:space="preserve">Network Communication: Data exchange between </w:t>
+      </w:r>
+      <w:proofErr w:type="spellStart"/>
+      <w:r>
+        <w:t>TaskManagers</w:t>
+      </w:r>
+      <w:proofErr w:type="spellEnd"/>
     </w:p>
     <w:p>
       <w:pPr>
@@ -30964,7 +33975,15 @@
         <w:spacing w:after="0"/>
       </w:pPr>
       <w:r>
-        <w:t>Data Replication: Each TaskManager maintains its own state</w:t>
+        <w:t xml:space="preserve">Data Replication: Each </w:t>
+      </w:r>
+      <w:proofErr w:type="spellStart"/>
+      <w:r>
+        <w:t>TaskManager</w:t>
+      </w:r>
+      <w:proofErr w:type="spellEnd"/>
+      <w:r>
+        <w:t xml:space="preserve"> maintains its own state</w:t>
       </w:r>
     </w:p>
     <w:p>
@@ -31011,7 +34030,15 @@
         <w:spacing w:after="0"/>
       </w:pPr>
       <w:r>
-        <w:t>VM Constraints: Both TaskManagers competing for limited VM resources</w:t>
+        <w:t xml:space="preserve">VM Constraints: Both </w:t>
+      </w:r>
+      <w:proofErr w:type="spellStart"/>
+      <w:r>
+        <w:t>TaskManagers</w:t>
+      </w:r>
+      <w:proofErr w:type="spellEnd"/>
+      <w:r>
+        <w:t xml:space="preserve"> competing for limited VM resources</w:t>
       </w:r>
     </w:p>
     <w:p>
@@ -31035,8 +34062,13 @@
         <w:spacing w:after="0"/>
       </w:pPr>
       <w:r>
-        <w:t>I/O Bottleneck: Single disk for both TaskManagers</w:t>
-      </w:r>
+        <w:t xml:space="preserve">I/O Bottleneck: Single disk for both </w:t>
+      </w:r>
+      <w:proofErr w:type="spellStart"/>
+      <w:r>
+        <w:t>TaskManagers</w:t>
+      </w:r>
+      <w:proofErr w:type="spellEnd"/>
     </w:p>
     <w:p/>
     <w:p>
@@ -31084,22 +34116,22 @@
       <w:pPr>
         <w:pStyle w:val="Heading1"/>
       </w:pPr>
-      <w:bookmarkStart w:id="51" w:name="_Toc215922909"/>
+      <w:bookmarkStart w:id="59" w:name="_Toc217848476"/>
       <w:r>
         <w:lastRenderedPageBreak/>
         <w:t>Task 5: Self Study – Big Data Technologies in Large Language Model Development</w:t>
       </w:r>
-      <w:bookmarkEnd w:id="51"/>
+      <w:bookmarkEnd w:id="59"/>
     </w:p>
     <w:p>
       <w:pPr>
         <w:pStyle w:val="Heading3"/>
       </w:pPr>
-      <w:bookmarkStart w:id="52" w:name="_Toc215922910"/>
+      <w:bookmarkStart w:id="60" w:name="_Toc217848477"/>
       <w:r>
         <w:t>Abstract</w:t>
       </w:r>
-      <w:bookmarkEnd w:id="52"/>
+      <w:bookmarkEnd w:id="60"/>
     </w:p>
     <w:p>
       <w:pPr>
@@ -31107,21 +34139,29 @@
         <w:jc w:val="both"/>
       </w:pPr>
       <w:r>
-        <w:t>This comprehensive survey looks into big data technologies that have been integrated in the development, verification, and deployment of Large Language Models based on international research from 2024-2025. We analyze research from the leading institutions in the United States, Europe, Canada, and other regions to understand how big data concepts and technologies are transforming the LLM lifecycle.</w:t>
+        <w:t xml:space="preserve">This comprehensive survey </w:t>
+      </w:r>
+      <w:proofErr w:type="gramStart"/>
+      <w:r>
+        <w:t>looks into</w:t>
+      </w:r>
+      <w:proofErr w:type="gramEnd"/>
+      <w:r>
+        <w:t xml:space="preserve"> big data technologies that have been integrated in the development, verification, and deployment of Large Language Models based on international research from 2024-2025. We analyze research from the leading institutions in the United States, Europe, Canada, and other regions to understand how big data concepts and technologies are transforming the LLM lifecycle.</w:t>
       </w:r>
     </w:p>
     <w:p>
       <w:pPr>
         <w:pStyle w:val="Heading3"/>
       </w:pPr>
-      <w:bookmarkStart w:id="53" w:name="_Toc215922911"/>
+      <w:bookmarkStart w:id="61" w:name="_Toc217848478"/>
       <w:r>
         <w:t xml:space="preserve">5.1 </w:t>
       </w:r>
       <w:r>
         <w:t>Development</w:t>
       </w:r>
-      <w:bookmarkEnd w:id="53"/>
+      <w:bookmarkEnd w:id="61"/>
     </w:p>
     <w:p>
       <w:pPr>
@@ -31138,6 +34178,7 @@
       <w:r>
         <w:t xml:space="preserve">he University of Maryland created the </w:t>
       </w:r>
+      <w:proofErr w:type="spellStart"/>
       <w:r>
         <w:rPr>
           <w:b/>
@@ -31147,6 +34188,7 @@
         </w:rPr>
         <w:t>AxoNN</w:t>
       </w:r>
+      <w:proofErr w:type="spellEnd"/>
       <w:r>
         <w:t xml:space="preserve"> system, which uses tens of thousands of interconnected computer processors to train AI models with up to one trillion parameters [1]. This is one of the biggest attempts at AI training that academic researchers have ever made. The main difficulty is that no single computer can handle these enormous models, so researchers must divide the work among thousands of machines in a coordinated manner.</w:t>
       </w:r>
@@ -31180,8 +34222,17 @@
         <w:jc w:val="both"/>
       </w:pPr>
       <w:r>
-        <w:t xml:space="preserve">The actual training consists of feeding this preprocessed data to the AI model millions of times, with each training step requiring complex mathematical calculations across all the model's parameters. Duan et al. (2024) conducted an extensive survey of distributed training methods and found that if properly tuned, modern systems can reach efficiencies above 90%, meaning most of the computing power is actually used for learning rather than being wasted on the coordination between machines [3]. Researchers at Amazon Web Services have also made critical contributions by designing specialized computer chips called </w:t>
-      </w:r>
+        <w:t xml:space="preserve">The actual training consists of feeding this preprocessed data to the AI model millions of times, with each training step requiring complex mathematical calculations across all the model's parameters. Duan et al. (2024) conducted an extensive survey of distributed training methods and found that if properly tuned, modern systems can reach efficiencies above 90%, meaning most of the computing power is </w:t>
+      </w:r>
+      <w:proofErr w:type="gramStart"/>
+      <w:r>
+        <w:t>actually used</w:t>
+      </w:r>
+      <w:proofErr w:type="gramEnd"/>
+      <w:r>
+        <w:t xml:space="preserve"> for learning rather than being wasted on the coordination between machines [3]. Researchers at Amazon Web Services have also made critical contributions by designing specialized computer chips called </w:t>
+      </w:r>
+      <w:proofErr w:type="spellStart"/>
       <w:r>
         <w:rPr>
           <w:b/>
@@ -31191,6 +34242,7 @@
         </w:rPr>
         <w:t>Trainium</w:t>
       </w:r>
+      <w:proofErr w:type="spellEnd"/>
       <w:r>
         <w:t>, which are tailor-made for AI training and offer better performance per dollar compared to traditional graphics cards [4]. These advances in both software coordination and hardware design have made it possible to train increasingly powerful language models while managing the enormous computational and data processing tasks that would have been impossible just a few years ago.</w:t>
       </w:r>
@@ -31199,7 +34251,7 @@
       <w:pPr>
         <w:pStyle w:val="Heading3"/>
       </w:pPr>
-      <w:bookmarkStart w:id="54" w:name="_Toc215922912"/>
+      <w:bookmarkStart w:id="62" w:name="_Toc217848479"/>
       <w:r>
         <w:lastRenderedPageBreak/>
         <w:t xml:space="preserve">5.2 </w:t>
@@ -31207,7 +34259,7 @@
       <w:r>
         <w:t>Verification</w:t>
       </w:r>
-      <w:bookmarkEnd w:id="54"/>
+      <w:bookmarkEnd w:id="62"/>
     </w:p>
     <w:p>
       <w:pPr>
@@ -31215,10 +34267,38 @@
         <w:jc w:val="both"/>
       </w:pPr>
       <w:r>
-        <w:rPr>
-          <w:highlight w:val="yellow"/>
-        </w:rPr>
-        <w:t>Large language models pose a unique set of challenges when it comes to assessing whether or not they work correctly, challenges that traditional testing methods cannot handle effectively. While you can check if certain functions produce a specific output in conventional software, language models create creative text that can be correct in many different ways, making evaluation much more complex. Traditional metrics, such as BLEU scores, which are based on counting matching words between model outputs and reference answers, have proven inadequate for assessing modern AI language capabilities.</w:t>
+        <w:t>LLM</w:t>
+      </w:r>
+      <w:r>
+        <w:t xml:space="preserve">s </w:t>
+      </w:r>
+      <w:r>
+        <w:t>present</w:t>
+      </w:r>
+      <w:r>
+        <w:t xml:space="preserve"> a unique set of challenges when it comes to assessing </w:t>
+      </w:r>
+      <w:proofErr w:type="gramStart"/>
+      <w:r>
+        <w:t>whether or not</w:t>
+      </w:r>
+      <w:proofErr w:type="gramEnd"/>
+      <w:r>
+        <w:t xml:space="preserve"> they work correctly, challenges that traditional testing methods cannot handle effectively. While you can check if certain functions produce a specific output in </w:t>
+      </w:r>
+      <w:r>
+        <w:t>typical</w:t>
+      </w:r>
+      <w:r>
+        <w:t xml:space="preserve"> software, language models create creative text that can be correct in </w:t>
+      </w:r>
+      <w:proofErr w:type="gramStart"/>
+      <w:r>
+        <w:t>many different ways</w:t>
+      </w:r>
+      <w:proofErr w:type="gramEnd"/>
+      <w:r>
+        <w:t>, making evaluation much more complex. Traditional metrics, such as BLEU scores, which are based on counting matching words between model outputs and reference answers, have proven inadequate for assessing modern AI language capabilities.</w:t>
       </w:r>
       <w:r>
         <w:t xml:space="preserve"> This limitation has driven researchers to devise innovative evaluation methodologies using AI itself to judge the performances of artificial intelligence.</w:t>
@@ -31252,14 +34332,14 @@
       <w:pPr>
         <w:pStyle w:val="Heading3"/>
       </w:pPr>
-      <w:bookmarkStart w:id="55" w:name="_Toc215922913"/>
+      <w:bookmarkStart w:id="63" w:name="_Toc217848480"/>
       <w:r>
         <w:t xml:space="preserve">5.3 </w:t>
       </w:r>
       <w:r>
         <w:t>Deployment</w:t>
       </w:r>
-      <w:bookmarkEnd w:id="55"/>
+      <w:bookmarkEnd w:id="63"/>
     </w:p>
     <w:p>
       <w:pPr>
@@ -31291,7 +34371,15 @@
         <w:t>have</w:t>
       </w:r>
       <w:r>
-        <w:t xml:space="preserve"> unique engineering challenges. In particular, during inference, the system needs to process the user inputs quickly while managing enormous model parameters, which can take hundreds of gigabytes of memory. </w:t>
+        <w:t xml:space="preserve"> unique engineering challenges. </w:t>
+      </w:r>
+      <w:proofErr w:type="gramStart"/>
+      <w:r>
+        <w:t>In particular, during</w:t>
+      </w:r>
+      <w:proofErr w:type="gramEnd"/>
+      <w:r>
+        <w:t xml:space="preserve"> inference, the system needs to process the user inputs quickly while managing enormous model parameters, which can take hundreds of gigabytes of memory. </w:t>
       </w:r>
       <w:r>
         <w:rPr>
@@ -31303,11 +34391,11 @@
         <w:t>Meta's</w:t>
       </w:r>
       <w:r>
-        <w:t xml:space="preserve"> research teams have led the development of techniques for inference optimization, building methods that can serve their largest models to billions of Facebook users with response </w:t>
+        <w:t xml:space="preserve"> research teams have led the development of techniques for inference optimization, building methods that can serve their largest models to billions of Facebook users with response times under one second [6]. Their approach relies on three types of parallelism: dividing model </w:t>
       </w:r>
       <w:r>
         <w:lastRenderedPageBreak/>
-        <w:t>times under one second [6]. Their approach relies on three types of parallelism: dividing model computations across many processors, dividing different parts of long conversations between machines, and optimizing how different model components communicate with each other.</w:t>
+        <w:t>computations across many processors, dividing different parts of long conversations between machines, and optimizing how different model components communicate with each other.</w:t>
       </w:r>
     </w:p>
     <w:p>
@@ -31331,9 +34419,6 @@
         <w:t>Big data system integrations have allowed for newer applications where the language models can analyze and generate insights from large databases in real time. Databricks researchers have developed systems capable of processing more than 400 billion text tokens in batch operations, enabling companies to apply AI analysis to their entire document collections efficiently [7</w:t>
       </w:r>
       <w:r>
-        <w:rPr>
-          <w:highlight w:val="yellow"/>
-        </w:rPr>
         <w:t>]. These systems put together traditional big data processing frameworks like Apache Spark and modern AI inference engines to form unified platforms where data preprocessing, AI analysis, and result generation happen seamlessly. Treating the inference of language models as another step in big data processing pipelines, rather than as a different system, forms the key innovation that dramatically simplifies deployment and reduces operational complexity for organizations wanting to integrate AI capabilities into their existing data infrastructure.</w:t>
       </w:r>
     </w:p>
@@ -31350,15 +34435,31 @@
       <w:pPr>
         <w:pStyle w:val="Heading3"/>
       </w:pPr>
-      <w:bookmarkStart w:id="56" w:name="_Toc215922914"/>
+      <w:bookmarkStart w:id="64" w:name="_Toc217848481"/>
       <w:r>
         <w:t>References</w:t>
       </w:r>
-      <w:bookmarkEnd w:id="56"/>
-    </w:p>
-    <w:p>
-      <w:r>
-        <w:t xml:space="preserve">[1] Singh, S., Singhania, P., Ranjan, A., Kirchenbauer, J., Geiping, J., Wen, Y., Jain, N., Hans, A., Shu, M., Tomar, A., Goldstein, T., &amp; Bhatele, A. (2024). Democratizing AI: Open-source Scalable LLM Training on GPU-based Supercomputers. </w:t>
+      <w:bookmarkEnd w:id="64"/>
+    </w:p>
+    <w:p>
+      <w:r>
+        <w:t xml:space="preserve">[1] Singh, S., Singhania, P., Ranjan, A., Kirchenbauer, J., </w:t>
+      </w:r>
+      <w:proofErr w:type="spellStart"/>
+      <w:r>
+        <w:t>Geiping</w:t>
+      </w:r>
+      <w:proofErr w:type="spellEnd"/>
+      <w:r>
+        <w:t xml:space="preserve">, J., Wen, Y., Jain, N., Hans, A., Shu, M., Tomar, A., Goldstein, T., &amp; </w:t>
+      </w:r>
+      <w:proofErr w:type="spellStart"/>
+      <w:r>
+        <w:t>Bhatele</w:t>
+      </w:r>
+      <w:proofErr w:type="spellEnd"/>
+      <w:r>
+        <w:t xml:space="preserve">, A. (2024). Democratizing AI: Open-source Scalable LLM Training on GPU-based Supercomputers. </w:t>
       </w:r>
       <w:r>
         <w:rPr>
@@ -31380,37 +34481,69 @@
           <w:i/>
           <w:iCs/>
         </w:rPr>
-        <w:t>Proceedings of the Twentieth European Conference on Computer Systems (EuroSys '25)</w:t>
-      </w:r>
-      <w:r>
-        <w:t>. DOI: 10.1145/3689031.3717461</w:t>
-      </w:r>
-    </w:p>
-    <w:p>
-      <w:r>
-        <w:t xml:space="preserve">[3] Duan, J., Zhang, S., Wang, Z., Jiang, L., Qu, W., Hu, Q., Wang, G., et al. (2024). Efficient Training of Large Language Models on Distributed Infrastructures: A Survey. </w:t>
-      </w:r>
+        <w:t>Proceedings of the Twentieth European Conference on Computer Systems (</w:t>
+      </w:r>
+      <w:proofErr w:type="spellStart"/>
       <w:r>
         <w:rPr>
           <w:i/>
           <w:iCs/>
         </w:rPr>
-        <w:t>arXiv preprint arXiv:2407.20018</w:t>
-      </w:r>
-      <w:r>
-        <w:t>.</w:t>
-      </w:r>
-    </w:p>
-    <w:p>
-      <w:r>
-        <w:lastRenderedPageBreak/>
-        <w:t xml:space="preserve">[4] Fan, H., Zhou, H., Huang, G., Raman, P., Fu, X., Gupta, G., Ram, D., Wang, Y., &amp; Huan, J. (2024). Distributed Training of Large Language Models on AWS Trainium. </w:t>
-      </w:r>
+        <w:t>EuroSys</w:t>
+      </w:r>
+      <w:proofErr w:type="spellEnd"/>
       <w:r>
         <w:rPr>
           <w:i/>
           <w:iCs/>
         </w:rPr>
+        <w:t xml:space="preserve"> '25)</w:t>
+      </w:r>
+      <w:r>
+        <w:t>. DOI: 10.1145/3689031.3717461</w:t>
+      </w:r>
+    </w:p>
+    <w:p>
+      <w:r>
+        <w:t xml:space="preserve">[3] Duan, J., Zhang, S., Wang, Z., Jiang, L., Qu, W., Hu, Q., Wang, G., et al. (2024). Efficient Training of Large Language Models on Distributed Infrastructures: A Survey. </w:t>
+      </w:r>
+      <w:proofErr w:type="spellStart"/>
+      <w:r>
+        <w:rPr>
+          <w:i/>
+          <w:iCs/>
+        </w:rPr>
+        <w:t>arXiv</w:t>
+      </w:r>
+      <w:proofErr w:type="spellEnd"/>
+      <w:r>
+        <w:rPr>
+          <w:i/>
+          <w:iCs/>
+        </w:rPr>
+        <w:t xml:space="preserve"> preprint arXiv:2407.20018</w:t>
+      </w:r>
+      <w:r>
+        <w:t>.</w:t>
+      </w:r>
+    </w:p>
+    <w:p>
+      <w:r>
+        <w:t xml:space="preserve">[4] Fan, H., Zhou, H., Huang, G., Raman, P., Fu, X., Gupta, G., Ram, D., Wang, Y., &amp; Huan, J. (2024). Distributed Training of Large Language Models on AWS </w:t>
+      </w:r>
+      <w:proofErr w:type="spellStart"/>
+      <w:r>
+        <w:t>Trainium</w:t>
+      </w:r>
+      <w:proofErr w:type="spellEnd"/>
+      <w:r>
+        <w:t xml:space="preserve">. </w:t>
+      </w:r>
+      <w:r>
+        <w:rPr>
+          <w:i/>
+          <w:iCs/>
+        </w:rPr>
         <w:t>Proceedings of the 2024 ACM Symposium on Cloud Computing (SOCC '24)</w:t>
       </w:r>
       <w:r>
@@ -31419,6 +34552,7 @@
     </w:p>
     <w:p>
       <w:r>
+        <w:lastRenderedPageBreak/>
         <w:t xml:space="preserve">[5] Gu, Y., et al. (2025). LLM-as-a-Judge: Automated Evaluation of Search Query Parsing Using Large Language Models. </w:t>
       </w:r>
       <w:r>
@@ -31479,6 +34613,20 @@
       </w:hyperlink>
     </w:p>
     <w:p/>
+    <w:p>
+      <w:r>
+        <w:t>Code</w:t>
+      </w:r>
+      <w:r>
+        <w:t xml:space="preserve"> </w:t>
+      </w:r>
+      <w:r>
+        <w:t xml:space="preserve">ZIP </w:t>
+      </w:r>
+      <w:r>
+        <w:t xml:space="preserve">File location - </w:t>
+      </w:r>
+    </w:p>
     <w:sectPr>
       <w:pgSz w:w="12240" w:h="15840"/>
       <w:pgMar w:top="810" w:right="900" w:bottom="900" w:left="1440" w:header="720" w:footer="720" w:gutter="0"/>
@@ -55180,7 +58328,7 @@
   <w:style w:type="paragraph" w:default="1" w:styleId="Normal">
     <w:name w:val="Normal"/>
     <w:qFormat/>
-    <w:rsid w:val="001C202A"/>
+    <w:rsid w:val="008F71DF"/>
   </w:style>
   <w:style w:type="paragraph" w:styleId="Heading1">
     <w:name w:val="heading 1"/>
@@ -55382,6 +58530,7 @@
   <w:style w:type="character" w:default="1" w:styleId="DefaultParagraphFont">
     <w:name w:val="Default Paragraph Font"/>
     <w:uiPriority w:val="1"/>
+    <w:semiHidden/>
     <w:unhideWhenUsed/>
   </w:style>
   <w:style w:type="table" w:default="1" w:styleId="TableNormal">
@@ -56018,6 +59167,7 @@
     <w:rsid w:val="00317B2A"/>
     <w:rsid w:val="003B5D62"/>
     <w:rsid w:val="003C1A44"/>
+    <w:rsid w:val="003C2326"/>
     <w:rsid w:val="003E0B6F"/>
     <w:rsid w:val="00410310"/>
     <w:rsid w:val="00451BB1"/>
@@ -56026,6 +59176,7 @@
     <w:rsid w:val="00587822"/>
     <w:rsid w:val="005D396C"/>
     <w:rsid w:val="00763158"/>
+    <w:rsid w:val="00827A81"/>
     <w:rsid w:val="008A60A2"/>
     <w:rsid w:val="00941874"/>
     <w:rsid w:val="00962A0F"/>
@@ -56047,6 +59198,7 @@
     <w:rsid w:val="00E96323"/>
     <w:rsid w:val="00EE150E"/>
     <w:rsid w:val="00F13FBF"/>
+    <w:rsid w:val="00FE286C"/>
   </w:rsids>
   <m:mathPr>
     <m:mathFont m:val="Cambria Math"/>
